--- a/Parfumvilag_dokumentacio.docx
+++ b/Parfumvilag_dokumentacio.docx
@@ -23,13 +23,7 @@
         <w:pStyle w:val="Cm"/>
       </w:pPr>
       <w:r>
-        <w:t>Záró</w:t>
-      </w:r>
-      <w:r>
-        <w:t xml:space="preserve"> </w:t>
-      </w:r>
-      <w:r>
-        <w:t>dolgozat</w:t>
+        <w:t>Parfümvilág</w:t>
       </w:r>
     </w:p>
     <w:p>
@@ -39,80 +33,43 @@
     </w:p>
     <w:p>
       <w:pPr>
-        <w:pStyle w:val="Alcm"/>
-      </w:pPr>
-      <w:r>
-        <w:t>A programom címe</w:t>
-      </w:r>
-    </w:p>
-    <w:p>
-      <w:pPr>
         <w:tabs>
           <w:tab w:val="left" w:pos="5103"/>
         </w:tabs>
-        <w:jc w:val="center"/>
-        <w:rPr>
-          <w:sz w:val="40"/>
-          <w:szCs w:val="40"/>
-        </w:rPr>
       </w:pPr>
       <w:r>
         <w:rPr>
           <w:b/>
-          <w:sz w:val="40"/>
-          <w:szCs w:val="40"/>
-        </w:rPr>
-        <w:lastRenderedPageBreak/>
+        </w:rPr>
         <w:t>Konzulens tanár:</w:t>
       </w:r>
+      <w:r>
+        <w:tab/>
+      </w:r>
+      <w:r>
+        <w:rPr>
+          <w:b/>
+        </w:rPr>
+        <w:t>Készítette:</w:t>
+      </w:r>
     </w:p>
     <w:p>
       <w:pPr>
         <w:tabs>
           <w:tab w:val="left" w:pos="5103"/>
         </w:tabs>
-        <w:jc w:val="center"/>
-        <w:rPr>
-          <w:sz w:val="30"/>
-          <w:szCs w:val="30"/>
-        </w:rPr>
       </w:pPr>
       <w:proofErr w:type="spellStart"/>
       <w:r>
-        <w:rPr>
-          <w:sz w:val="30"/>
-          <w:szCs w:val="30"/>
-        </w:rPr>
         <w:t>Dobrocsi</w:t>
       </w:r>
       <w:proofErr w:type="spellEnd"/>
       <w:r>
-        <w:rPr>
-          <w:sz w:val="30"/>
-          <w:szCs w:val="30"/>
-        </w:rPr>
         <w:t xml:space="preserve"> Róbertné</w:t>
       </w:r>
-    </w:p>
-    <w:p>
-      <w:pPr>
-        <w:tabs>
-          <w:tab w:val="left" w:pos="5103"/>
-        </w:tabs>
-        <w:jc w:val="center"/>
-        <w:rPr>
-          <w:b/>
-          <w:sz w:val="40"/>
-          <w:szCs w:val="40"/>
-        </w:rPr>
-      </w:pPr>
-      <w:r>
-        <w:rPr>
-          <w:b/>
-          <w:sz w:val="40"/>
-          <w:szCs w:val="40"/>
-        </w:rPr>
-        <w:t>Készítette:</w:t>
+      <w:r>
+        <w:tab/>
+        <w:t>Laczy Miklós, Kertész Márton</w:t>
       </w:r>
     </w:p>
     <w:p>
@@ -120,62 +77,7 @@
         <w:tabs>
           <w:tab w:val="left" w:pos="6096"/>
         </w:tabs>
-        <w:jc w:val="center"/>
-        <w:rPr>
-          <w:sz w:val="30"/>
-          <w:szCs w:val="30"/>
-        </w:rPr>
-      </w:pPr>
-      <w:r>
-        <w:rPr>
-          <w:sz w:val="30"/>
-          <w:szCs w:val="30"/>
-        </w:rPr>
-        <w:t>Kertész Márton</w:t>
-      </w:r>
-    </w:p>
-    <w:p>
-      <w:pPr>
-        <w:tabs>
-          <w:tab w:val="left" w:pos="6096"/>
-        </w:tabs>
-        <w:jc w:val="center"/>
-        <w:rPr>
-          <w:sz w:val="30"/>
-          <w:szCs w:val="30"/>
-        </w:rPr>
-      </w:pPr>
-      <w:r>
-        <w:rPr>
-          <w:sz w:val="30"/>
-          <w:szCs w:val="30"/>
-        </w:rPr>
-        <w:t>Laczy Miklós</w:t>
-      </w:r>
-    </w:p>
-    <w:p>
-      <w:pPr>
-        <w:pStyle w:val="Listaszerbekezds"/>
-        <w:tabs>
-          <w:tab w:val="left" w:pos="6096"/>
-        </w:tabs>
-        <w:ind w:left="1060" w:firstLine="0"/>
-        <w:rPr>
-          <w:sz w:val="30"/>
-          <w:szCs w:val="30"/>
-        </w:rPr>
-      </w:pPr>
-    </w:p>
-    <w:p>
-      <w:pPr>
-        <w:tabs>
-          <w:tab w:val="left" w:pos="6096"/>
-        </w:tabs>
-        <w:ind w:left="1701"/>
-      </w:pPr>
-      <w:r>
-        <w:tab/>
-      </w:r>
+      </w:pPr>
     </w:p>
     <w:sdt>
       <w:sdtPr>
@@ -223,7 +125,7 @@
           <w:r>
             <w:fldChar w:fldCharType="separate"/>
           </w:r>
-          <w:hyperlink w:anchor="_Toc193966071" w:history="1">
+          <w:hyperlink w:anchor="_Toc194570525" w:history="1">
             <w:r>
               <w:rPr>
                 <w:rStyle w:val="Hiperhivatkozs"/>
@@ -263,7 +165,7 @@
                 <w:noProof/>
                 <w:webHidden/>
               </w:rPr>
-              <w:instrText xml:space="preserve"> PAGEREF _Toc193966071 \h </w:instrText>
+              <w:instrText xml:space="preserve"> PAGEREF _Toc194570525 \h </w:instrText>
             </w:r>
             <w:r>
               <w:rPr>
@@ -305,7 +207,7 @@
               <w:noProof/>
             </w:rPr>
           </w:pPr>
-          <w:hyperlink w:anchor="_Toc193966072" w:history="1">
+          <w:hyperlink w:anchor="_Toc194570526" w:history="1">
             <w:r>
               <w:rPr>
                 <w:rStyle w:val="Hiperhivatkozs"/>
@@ -345,7 +247,7 @@
                 <w:noProof/>
                 <w:webHidden/>
               </w:rPr>
-              <w:instrText xml:space="preserve"> PAGEREF _Toc193966072 \h </w:instrText>
+              <w:instrText xml:space="preserve"> PAGEREF _Toc194570526 \h </w:instrText>
             </w:r>
             <w:r>
               <w:rPr>
@@ -387,7 +289,7 @@
               <w:noProof/>
             </w:rPr>
           </w:pPr>
-          <w:hyperlink w:anchor="_Toc193966073" w:history="1">
+          <w:hyperlink w:anchor="_Toc194570527" w:history="1">
             <w:r>
               <w:rPr>
                 <w:rStyle w:val="Hiperhivatkozs"/>
@@ -427,7 +329,7 @@
                 <w:noProof/>
                 <w:webHidden/>
               </w:rPr>
-              <w:instrText xml:space="preserve"> PAGEREF _Toc193966073 \h </w:instrText>
+              <w:instrText xml:space="preserve"> PAGEREF _Toc194570527 \h </w:instrText>
             </w:r>
             <w:r>
               <w:rPr>
@@ -469,7 +371,7 @@
               <w:noProof/>
             </w:rPr>
           </w:pPr>
-          <w:hyperlink w:anchor="_Toc193966074" w:history="1">
+          <w:hyperlink w:anchor="_Toc194570528" w:history="1">
             <w:r>
               <w:rPr>
                 <w:rStyle w:val="Hiperhivatkozs"/>
@@ -509,7 +411,7 @@
                 <w:noProof/>
                 <w:webHidden/>
               </w:rPr>
-              <w:instrText xml:space="preserve"> PAGEREF _Toc193966074 \h </w:instrText>
+              <w:instrText xml:space="preserve"> PAGEREF _Toc194570528 \h </w:instrText>
             </w:r>
             <w:r>
               <w:rPr>
@@ -529,7 +431,7 @@
                 <w:noProof/>
                 <w:webHidden/>
               </w:rPr>
-              <w:t>3</w:t>
+              <w:t>4</w:t>
             </w:r>
             <w:r>
               <w:rPr>
@@ -551,7 +453,7 @@
               <w:noProof/>
             </w:rPr>
           </w:pPr>
-          <w:hyperlink w:anchor="_Toc193966075" w:history="1">
+          <w:hyperlink w:anchor="_Toc194570529" w:history="1">
             <w:r>
               <w:rPr>
                 <w:rStyle w:val="Hiperhivatkozs"/>
@@ -591,7 +493,7 @@
                 <w:noProof/>
                 <w:webHidden/>
               </w:rPr>
-              <w:instrText xml:space="preserve"> PAGEREF _Toc193966075 \h </w:instrText>
+              <w:instrText xml:space="preserve"> PAGEREF _Toc194570529 \h </w:instrText>
             </w:r>
             <w:r>
               <w:rPr>
@@ -611,7 +513,7 @@
                 <w:noProof/>
                 <w:webHidden/>
               </w:rPr>
-              <w:t>4</w:t>
+              <w:t>5</w:t>
             </w:r>
             <w:r>
               <w:rPr>
@@ -633,7 +535,7 @@
               <w:noProof/>
             </w:rPr>
           </w:pPr>
-          <w:hyperlink w:anchor="_Toc193966076" w:history="1">
+          <w:hyperlink w:anchor="_Toc194570530" w:history="1">
             <w:r>
               <w:rPr>
                 <w:rStyle w:val="Hiperhivatkozs"/>
@@ -673,7 +575,7 @@
                 <w:noProof/>
                 <w:webHidden/>
               </w:rPr>
-              <w:instrText xml:space="preserve"> PAGEREF _Toc193966076 \h </w:instrText>
+              <w:instrText xml:space="preserve"> PAGEREF _Toc194570530 \h </w:instrText>
             </w:r>
             <w:r>
               <w:rPr>
@@ -693,7 +595,7 @@
                 <w:noProof/>
                 <w:webHidden/>
               </w:rPr>
-              <w:t>4</w:t>
+              <w:t>5</w:t>
             </w:r>
             <w:r>
               <w:rPr>
@@ -715,7 +617,7 @@
               <w:noProof/>
             </w:rPr>
           </w:pPr>
-          <w:hyperlink w:anchor="_Toc193966077" w:history="1">
+          <w:hyperlink w:anchor="_Toc194570531" w:history="1">
             <w:r>
               <w:rPr>
                 <w:rStyle w:val="Hiperhivatkozs"/>
@@ -755,7 +657,7 @@
                 <w:noProof/>
                 <w:webHidden/>
               </w:rPr>
-              <w:instrText xml:space="preserve"> PAGEREF _Toc193966077 \h </w:instrText>
+              <w:instrText xml:space="preserve"> PAGEREF _Toc194570531 \h </w:instrText>
             </w:r>
             <w:r>
               <w:rPr>
@@ -775,7 +677,7 @@
                 <w:noProof/>
                 <w:webHidden/>
               </w:rPr>
-              <w:t>4</w:t>
+              <w:t>5</w:t>
             </w:r>
             <w:r>
               <w:rPr>
@@ -797,7 +699,7 @@
               <w:noProof/>
             </w:rPr>
           </w:pPr>
-          <w:hyperlink w:anchor="_Toc193966078" w:history="1">
+          <w:hyperlink w:anchor="_Toc194570532" w:history="1">
             <w:r>
               <w:rPr>
                 <w:rStyle w:val="Hiperhivatkozs"/>
@@ -837,7 +739,7 @@
                 <w:noProof/>
                 <w:webHidden/>
               </w:rPr>
-              <w:instrText xml:space="preserve"> PAGEREF _Toc193966078 \h </w:instrText>
+              <w:instrText xml:space="preserve"> PAGEREF _Toc194570532 \h </w:instrText>
             </w:r>
             <w:r>
               <w:rPr>
@@ -857,7 +759,7 @@
                 <w:noProof/>
                 <w:webHidden/>
               </w:rPr>
-              <w:t>4</w:t>
+              <w:t>5</w:t>
             </w:r>
             <w:r>
               <w:rPr>
@@ -879,7 +781,7 @@
               <w:noProof/>
             </w:rPr>
           </w:pPr>
-          <w:hyperlink w:anchor="_Toc193966079" w:history="1">
+          <w:hyperlink w:anchor="_Toc194570533" w:history="1">
             <w:r>
               <w:rPr>
                 <w:rStyle w:val="Hiperhivatkozs"/>
@@ -919,7 +821,7 @@
                 <w:noProof/>
                 <w:webHidden/>
               </w:rPr>
-              <w:instrText xml:space="preserve"> PAGEREF _Toc193966079 \h </w:instrText>
+              <w:instrText xml:space="preserve"> PAGEREF _Toc194570533 \h </w:instrText>
             </w:r>
             <w:r>
               <w:rPr>
@@ -939,7 +841,7 @@
                 <w:noProof/>
                 <w:webHidden/>
               </w:rPr>
-              <w:t>4</w:t>
+              <w:t>6</w:t>
             </w:r>
             <w:r>
               <w:rPr>
@@ -961,7 +863,7 @@
               <w:noProof/>
             </w:rPr>
           </w:pPr>
-          <w:hyperlink w:anchor="_Toc193966080" w:history="1">
+          <w:hyperlink w:anchor="_Toc194570534" w:history="1">
             <w:r>
               <w:rPr>
                 <w:rStyle w:val="Hiperhivatkozs"/>
@@ -1001,7 +903,7 @@
                 <w:noProof/>
                 <w:webHidden/>
               </w:rPr>
-              <w:instrText xml:space="preserve"> PAGEREF _Toc193966080 \h </w:instrText>
+              <w:instrText xml:space="preserve"> PAGEREF _Toc194570534 \h </w:instrText>
             </w:r>
             <w:r>
               <w:rPr>
@@ -1021,7 +923,7 @@
                 <w:noProof/>
                 <w:webHidden/>
               </w:rPr>
-              <w:t>4</w:t>
+              <w:t>6</w:t>
             </w:r>
             <w:r>
               <w:rPr>
@@ -1043,7 +945,7 @@
               <w:noProof/>
             </w:rPr>
           </w:pPr>
-          <w:hyperlink w:anchor="_Toc193966081" w:history="1">
+          <w:hyperlink w:anchor="_Toc194570535" w:history="1">
             <w:r>
               <w:rPr>
                 <w:rStyle w:val="Hiperhivatkozs"/>
@@ -1083,7 +985,7 @@
                 <w:noProof/>
                 <w:webHidden/>
               </w:rPr>
-              <w:instrText xml:space="preserve"> PAGEREF _Toc193966081 \h </w:instrText>
+              <w:instrText xml:space="preserve"> PAGEREF _Toc194570535 \h </w:instrText>
             </w:r>
             <w:r>
               <w:rPr>
@@ -1103,7 +1005,7 @@
                 <w:noProof/>
                 <w:webHidden/>
               </w:rPr>
-              <w:t>5</w:t>
+              <w:t>6</w:t>
             </w:r>
             <w:r>
               <w:rPr>
@@ -1125,7 +1027,7 @@
               <w:noProof/>
             </w:rPr>
           </w:pPr>
-          <w:hyperlink w:anchor="_Toc193966082" w:history="1">
+          <w:hyperlink w:anchor="_Toc194570536" w:history="1">
             <w:r>
               <w:rPr>
                 <w:rStyle w:val="Hiperhivatkozs"/>
@@ -1165,7 +1067,7 @@
                 <w:noProof/>
                 <w:webHidden/>
               </w:rPr>
-              <w:instrText xml:space="preserve"> PAGEREF _Toc193966082 \h </w:instrText>
+              <w:instrText xml:space="preserve"> PAGEREF _Toc194570536 \h </w:instrText>
             </w:r>
             <w:r>
               <w:rPr>
@@ -1185,7 +1087,7 @@
                 <w:noProof/>
                 <w:webHidden/>
               </w:rPr>
-              <w:t>6</w:t>
+              <w:t>18</w:t>
             </w:r>
             <w:r>
               <w:rPr>
@@ -1207,7 +1109,7 @@
               <w:noProof/>
             </w:rPr>
           </w:pPr>
-          <w:hyperlink w:anchor="_Toc193966083" w:history="1">
+          <w:hyperlink w:anchor="_Toc194570537" w:history="1">
             <w:r>
               <w:rPr>
                 <w:rStyle w:val="Hiperhivatkozs"/>
@@ -1247,7 +1149,7 @@
                 <w:noProof/>
                 <w:webHidden/>
               </w:rPr>
-              <w:instrText xml:space="preserve"> PAGEREF _Toc193966083 \h </w:instrText>
+              <w:instrText xml:space="preserve"> PAGEREF _Toc194570537 \h </w:instrText>
             </w:r>
             <w:r>
               <w:rPr>
@@ -1267,7 +1169,7 @@
                 <w:noProof/>
                 <w:webHidden/>
               </w:rPr>
-              <w:t>6</w:t>
+              <w:t>18</w:t>
             </w:r>
             <w:r>
               <w:rPr>
@@ -1289,7 +1191,7 @@
               <w:noProof/>
             </w:rPr>
           </w:pPr>
-          <w:hyperlink w:anchor="_Toc193966084" w:history="1">
+          <w:hyperlink w:anchor="_Toc194570538" w:history="1">
             <w:r>
               <w:rPr>
                 <w:rStyle w:val="Hiperhivatkozs"/>
@@ -1329,7 +1231,7 @@
                 <w:noProof/>
                 <w:webHidden/>
               </w:rPr>
-              <w:instrText xml:space="preserve"> PAGEREF _Toc193966084 \h </w:instrText>
+              <w:instrText xml:space="preserve"> PAGEREF _Toc194570538 \h </w:instrText>
             </w:r>
             <w:r>
               <w:rPr>
@@ -1349,7 +1251,7 @@
                 <w:noProof/>
                 <w:webHidden/>
               </w:rPr>
-              <w:t>6</w:t>
+              <w:t>18</w:t>
             </w:r>
             <w:r>
               <w:rPr>
@@ -1371,7 +1273,7 @@
               <w:noProof/>
             </w:rPr>
           </w:pPr>
-          <w:hyperlink w:anchor="_Toc193966085" w:history="1">
+          <w:hyperlink w:anchor="_Toc194570539" w:history="1">
             <w:r>
               <w:rPr>
                 <w:rStyle w:val="Hiperhivatkozs"/>
@@ -1411,7 +1313,7 @@
                 <w:noProof/>
                 <w:webHidden/>
               </w:rPr>
-              <w:instrText xml:space="preserve"> PAGEREF _Toc193966085 \h </w:instrText>
+              <w:instrText xml:space="preserve"> PAGEREF _Toc194570539 \h </w:instrText>
             </w:r>
             <w:r>
               <w:rPr>
@@ -1431,7 +1333,7 @@
                 <w:noProof/>
                 <w:webHidden/>
               </w:rPr>
-              <w:t>6</w:t>
+              <w:t>18</w:t>
             </w:r>
             <w:r>
               <w:rPr>
@@ -1453,7 +1355,7 @@
               <w:noProof/>
             </w:rPr>
           </w:pPr>
-          <w:hyperlink w:anchor="_Toc193966086" w:history="1">
+          <w:hyperlink w:anchor="_Toc194570540" w:history="1">
             <w:r>
               <w:rPr>
                 <w:rStyle w:val="Hiperhivatkozs"/>
@@ -1493,7 +1395,7 @@
                 <w:noProof/>
                 <w:webHidden/>
               </w:rPr>
-              <w:instrText xml:space="preserve"> PAGEREF _Toc193966086 \h </w:instrText>
+              <w:instrText xml:space="preserve"> PAGEREF _Toc194570540 \h </w:instrText>
             </w:r>
             <w:r>
               <w:rPr>
@@ -1513,7 +1415,7 @@
                 <w:noProof/>
                 <w:webHidden/>
               </w:rPr>
-              <w:t>7</w:t>
+              <w:t>19</w:t>
             </w:r>
             <w:r>
               <w:rPr>
@@ -1535,7 +1437,7 @@
               <w:noProof/>
             </w:rPr>
           </w:pPr>
-          <w:hyperlink w:anchor="_Toc193966087" w:history="1">
+          <w:hyperlink w:anchor="_Toc194570541" w:history="1">
             <w:r>
               <w:rPr>
                 <w:rStyle w:val="Hiperhivatkozs"/>
@@ -1575,7 +1477,7 @@
                 <w:noProof/>
                 <w:webHidden/>
               </w:rPr>
-              <w:instrText xml:space="preserve"> PAGEREF _Toc193966087 \h </w:instrText>
+              <w:instrText xml:space="preserve"> PAGEREF _Toc194570541 \h </w:instrText>
             </w:r>
             <w:r>
               <w:rPr>
@@ -1595,7 +1497,7 @@
                 <w:noProof/>
                 <w:webHidden/>
               </w:rPr>
-              <w:t>8</w:t>
+              <w:t>20</w:t>
             </w:r>
             <w:r>
               <w:rPr>
@@ -1617,7 +1519,7 @@
               <w:noProof/>
             </w:rPr>
           </w:pPr>
-          <w:hyperlink w:anchor="_Toc193966088" w:history="1">
+          <w:hyperlink w:anchor="_Toc194570542" w:history="1">
             <w:r>
               <w:rPr>
                 <w:rStyle w:val="Hiperhivatkozs"/>
@@ -1657,7 +1559,7 @@
                 <w:noProof/>
                 <w:webHidden/>
               </w:rPr>
-              <w:instrText xml:space="preserve"> PAGEREF _Toc193966088 \h </w:instrText>
+              <w:instrText xml:space="preserve"> PAGEREF _Toc194570542 \h </w:instrText>
             </w:r>
             <w:r>
               <w:rPr>
@@ -1677,7 +1579,7 @@
                 <w:noProof/>
                 <w:webHidden/>
               </w:rPr>
-              <w:t>8</w:t>
+              <w:t>20</w:t>
             </w:r>
             <w:r>
               <w:rPr>
@@ -1699,7 +1601,7 @@
               <w:noProof/>
             </w:rPr>
           </w:pPr>
-          <w:hyperlink w:anchor="_Toc193966089" w:history="1">
+          <w:hyperlink w:anchor="_Toc194570543" w:history="1">
             <w:r>
               <w:rPr>
                 <w:rStyle w:val="Hiperhivatkozs"/>
@@ -1739,7 +1641,7 @@
                 <w:noProof/>
                 <w:webHidden/>
               </w:rPr>
-              <w:instrText xml:space="preserve"> PAGEREF _Toc193966089 \h </w:instrText>
+              <w:instrText xml:space="preserve"> PAGEREF _Toc194570543 \h </w:instrText>
             </w:r>
             <w:r>
               <w:rPr>
@@ -1759,7 +1661,7 @@
                 <w:noProof/>
                 <w:webHidden/>
               </w:rPr>
-              <w:t>8</w:t>
+              <w:t>20</w:t>
             </w:r>
             <w:r>
               <w:rPr>
@@ -1781,7 +1683,7 @@
               <w:noProof/>
             </w:rPr>
           </w:pPr>
-          <w:hyperlink w:anchor="_Toc193966090" w:history="1">
+          <w:hyperlink w:anchor="_Toc194570544" w:history="1">
             <w:r>
               <w:rPr>
                 <w:rStyle w:val="Hiperhivatkozs"/>
@@ -1821,7 +1723,7 @@
                 <w:noProof/>
                 <w:webHidden/>
               </w:rPr>
-              <w:instrText xml:space="preserve"> PAGEREF _Toc193966090 \h </w:instrText>
+              <w:instrText xml:space="preserve"> PAGEREF _Toc194570544 \h </w:instrText>
             </w:r>
             <w:r>
               <w:rPr>
@@ -1841,7 +1743,7 @@
                 <w:noProof/>
                 <w:webHidden/>
               </w:rPr>
-              <w:t>9</w:t>
+              <w:t>21</w:t>
             </w:r>
             <w:r>
               <w:rPr>
@@ -1863,7 +1765,7 @@
               <w:noProof/>
             </w:rPr>
           </w:pPr>
-          <w:hyperlink w:anchor="_Toc193966091" w:history="1">
+          <w:hyperlink w:anchor="_Toc194570545" w:history="1">
             <w:r>
               <w:rPr>
                 <w:rStyle w:val="Hiperhivatkozs"/>
@@ -1903,7 +1805,7 @@
                 <w:noProof/>
                 <w:webHidden/>
               </w:rPr>
-              <w:instrText xml:space="preserve"> PAGEREF _Toc193966091 \h </w:instrText>
+              <w:instrText xml:space="preserve"> PAGEREF _Toc194570545 \h </w:instrText>
             </w:r>
             <w:r>
               <w:rPr>
@@ -1923,7 +1825,7 @@
                 <w:noProof/>
                 <w:webHidden/>
               </w:rPr>
-              <w:t>10</w:t>
+              <w:t>22</w:t>
             </w:r>
             <w:r>
               <w:rPr>
@@ -1947,15 +1849,10 @@
     </w:sdt>
     <w:p>
       <w:pPr>
-        <w:ind w:firstLine="0"/>
-      </w:pPr>
-    </w:p>
-    <w:p>
-      <w:pPr>
         <w:pStyle w:val="Cmsor1"/>
       </w:pPr>
       <w:bookmarkStart w:id="0" w:name="_Toc473730742"/>
-      <w:bookmarkStart w:id="1" w:name="_Toc193966071"/>
+      <w:bookmarkStart w:id="1" w:name="_Toc194570525"/>
       <w:r>
         <w:lastRenderedPageBreak/>
         <w:t>Bevezetés</w:t>
@@ -1968,7 +1865,7 @@
         <w:pStyle w:val="Cmsor2"/>
       </w:pPr>
       <w:bookmarkStart w:id="2" w:name="_Toc473730743"/>
-      <w:bookmarkStart w:id="3" w:name="_Toc193966072"/>
+      <w:bookmarkStart w:id="3" w:name="_Toc194570526"/>
       <w:r>
         <w:t>Feladat leírás</w:t>
       </w:r>
@@ -2001,7 +1898,7 @@
           <w:numId w:val="25"/>
         </w:numPr>
         <w:shd w:val="clear" w:color="auto" w:fill="FFFFFF"/>
-        <w:spacing w:before="0" w:beforeAutospacing="0" w:after="45" w:afterAutospacing="0" w:line="300" w:lineRule="atLeast"/>
+        <w:spacing w:before="0" w:beforeAutospacing="0" w:after="45" w:afterAutospacing="0" w:line="360" w:lineRule="auto"/>
         <w:rPr>
           <w:color w:val="1A1C1E"/>
         </w:rPr>
@@ -2023,7 +1920,7 @@
           <w:numId w:val="25"/>
         </w:numPr>
         <w:shd w:val="clear" w:color="auto" w:fill="FFFFFF"/>
-        <w:spacing w:before="0" w:beforeAutospacing="0" w:after="45" w:afterAutospacing="0" w:line="300" w:lineRule="atLeast"/>
+        <w:spacing w:before="0" w:beforeAutospacing="0" w:after="45" w:afterAutospacing="0" w:line="360" w:lineRule="auto"/>
         <w:rPr>
           <w:color w:val="1A1C1E"/>
         </w:rPr>
@@ -2045,7 +1942,7 @@
           <w:numId w:val="25"/>
         </w:numPr>
         <w:shd w:val="clear" w:color="auto" w:fill="FFFFFF"/>
-        <w:spacing w:before="0" w:beforeAutospacing="0" w:after="45" w:afterAutospacing="0" w:line="300" w:lineRule="atLeast"/>
+        <w:spacing w:before="0" w:beforeAutospacing="0" w:after="45" w:afterAutospacing="0" w:line="360" w:lineRule="auto"/>
         <w:rPr>
           <w:color w:val="1A1C1E"/>
         </w:rPr>
@@ -2067,7 +1964,7 @@
           <w:numId w:val="25"/>
         </w:numPr>
         <w:shd w:val="clear" w:color="auto" w:fill="FFFFFF"/>
-        <w:spacing w:before="0" w:beforeAutospacing="0" w:after="45" w:afterAutospacing="0" w:line="300" w:lineRule="atLeast"/>
+        <w:spacing w:before="0" w:beforeAutospacing="0" w:after="45" w:afterAutospacing="0" w:line="360" w:lineRule="auto"/>
         <w:rPr>
           <w:color w:val="1A1C1E"/>
         </w:rPr>
@@ -2089,7 +1986,7 @@
           <w:numId w:val="25"/>
         </w:numPr>
         <w:shd w:val="clear" w:color="auto" w:fill="FFFFFF"/>
-        <w:spacing w:before="0" w:beforeAutospacing="0" w:after="45" w:afterAutospacing="0" w:line="300" w:lineRule="atLeast"/>
+        <w:spacing w:before="0" w:beforeAutospacing="0" w:after="45" w:afterAutospacing="0" w:line="360" w:lineRule="auto"/>
         <w:rPr>
           <w:color w:val="1A1C1E"/>
         </w:rPr>
@@ -2111,7 +2008,7 @@
           <w:numId w:val="25"/>
         </w:numPr>
         <w:shd w:val="clear" w:color="auto" w:fill="FFFFFF"/>
-        <w:spacing w:before="0" w:beforeAutospacing="0" w:after="45" w:afterAutospacing="0" w:line="300" w:lineRule="atLeast"/>
+        <w:spacing w:before="0" w:beforeAutospacing="0" w:after="45" w:afterAutospacing="0" w:line="360" w:lineRule="auto"/>
         <w:rPr>
           <w:color w:val="1A1C1E"/>
         </w:rPr>
@@ -2133,7 +2030,7 @@
           <w:numId w:val="25"/>
         </w:numPr>
         <w:shd w:val="clear" w:color="auto" w:fill="FFFFFF"/>
-        <w:spacing w:before="0" w:beforeAutospacing="0" w:after="45" w:afterAutospacing="0" w:line="300" w:lineRule="atLeast"/>
+        <w:spacing w:before="0" w:beforeAutospacing="0" w:after="45" w:afterAutospacing="0" w:line="360" w:lineRule="auto"/>
         <w:rPr>
           <w:color w:val="1A1C1E"/>
         </w:rPr>
@@ -2155,7 +2052,7 @@
           <w:numId w:val="25"/>
         </w:numPr>
         <w:shd w:val="clear" w:color="auto" w:fill="FFFFFF"/>
-        <w:spacing w:before="0" w:beforeAutospacing="0" w:after="45" w:afterAutospacing="0" w:line="300" w:lineRule="atLeast"/>
+        <w:spacing w:before="0" w:beforeAutospacing="0" w:after="45" w:afterAutospacing="0" w:line="360" w:lineRule="auto"/>
         <w:rPr>
           <w:color w:val="1A1C1E"/>
         </w:rPr>
@@ -2193,7 +2090,7 @@
           <w:numId w:val="25"/>
         </w:numPr>
         <w:shd w:val="clear" w:color="auto" w:fill="FFFFFF"/>
-        <w:spacing w:before="0" w:beforeAutospacing="0" w:after="45" w:afterAutospacing="0" w:line="300" w:lineRule="atLeast"/>
+        <w:spacing w:before="0" w:beforeAutospacing="0" w:after="45" w:afterAutospacing="0" w:line="360" w:lineRule="auto"/>
         <w:rPr>
           <w:color w:val="1A1C1E"/>
         </w:rPr>
@@ -2215,7 +2112,7 @@
           <w:numId w:val="25"/>
         </w:numPr>
         <w:shd w:val="clear" w:color="auto" w:fill="FFFFFF"/>
-        <w:spacing w:before="0" w:beforeAutospacing="0" w:after="45" w:afterAutospacing="0" w:line="300" w:lineRule="atLeast"/>
+        <w:spacing w:before="0" w:beforeAutospacing="0" w:after="45" w:afterAutospacing="0" w:line="360" w:lineRule="auto"/>
         <w:rPr>
           <w:color w:val="1A1C1E"/>
         </w:rPr>
@@ -2237,7 +2134,7 @@
           <w:numId w:val="25"/>
         </w:numPr>
         <w:shd w:val="clear" w:color="auto" w:fill="FFFFFF"/>
-        <w:spacing w:before="0" w:beforeAutospacing="0" w:after="45" w:afterAutospacing="0" w:line="300" w:lineRule="atLeast"/>
+        <w:spacing w:before="0" w:beforeAutospacing="0" w:after="45" w:afterAutospacing="0" w:line="360" w:lineRule="auto"/>
         <w:rPr>
           <w:color w:val="1A1C1E"/>
         </w:rPr>
@@ -2255,7 +2152,7 @@
       <w:pPr>
         <w:pStyle w:val="ng-star-inserted"/>
         <w:shd w:val="clear" w:color="auto" w:fill="FFFFFF"/>
-        <w:spacing w:after="270" w:afterAutospacing="0" w:line="300" w:lineRule="atLeast"/>
+        <w:spacing w:after="270" w:afterAutospacing="0" w:line="360" w:lineRule="auto"/>
         <w:rPr>
           <w:color w:val="1A1C1E"/>
         </w:rPr>
@@ -2329,7 +2226,7 @@
         <w:pStyle w:val="Cmsor2"/>
       </w:pPr>
       <w:bookmarkStart w:id="4" w:name="_Toc473730745"/>
-      <w:bookmarkStart w:id="5" w:name="_Toc193966073"/>
+      <w:bookmarkStart w:id="5" w:name="_Toc194570527"/>
       <w:r>
         <w:t>A felhasznált ismeretek</w:t>
       </w:r>
@@ -2338,22 +2235,1181 @@
     </w:p>
     <w:p>
       <w:pPr>
-        <w:ind w:firstLine="0"/>
-      </w:pPr>
-    </w:p>
-    <w:p/>
-    <w:p/>
-    <w:p/>
-    <w:p/>
-    <w:p/>
-    <w:p/>
+        <w:pStyle w:val="ng-star-inserted"/>
+        <w:shd w:val="clear" w:color="auto" w:fill="FFFFFF"/>
+        <w:spacing w:after="270" w:afterAutospacing="0" w:line="360" w:lineRule="auto"/>
+        <w:rPr>
+          <w:rFonts w:ascii="Arial" w:hAnsi="Arial" w:cs="Arial"/>
+          <w:color w:val="1A1C1E"/>
+          <w:sz w:val="21"/>
+          <w:szCs w:val="21"/>
+        </w:rPr>
+      </w:pPr>
+      <w:r>
+        <w:rPr>
+          <w:rStyle w:val="ng-star-inserted1"/>
+          <w:rFonts w:ascii="Arial" w:eastAsiaTheme="majorEastAsia" w:hAnsi="Arial" w:cs="Arial"/>
+          <w:color w:val="1A1C1E"/>
+          <w:sz w:val="21"/>
+          <w:szCs w:val="21"/>
+        </w:rPr>
+        <w:t>A projekt megvalósítása során az alábbi kulcsfontosságú technológiákat és koncepciókat alkalmaztuk:</w:t>
+      </w:r>
+    </w:p>
+    <w:p>
+      <w:pPr>
+        <w:pStyle w:val="ng-star-inserted"/>
+        <w:pageBreakBefore/>
+        <w:numPr>
+          <w:ilvl w:val="0"/>
+          <w:numId w:val="41"/>
+        </w:numPr>
+        <w:shd w:val="clear" w:color="auto" w:fill="FFFFFF"/>
+        <w:spacing w:before="0" w:beforeAutospacing="0" w:after="45" w:afterAutospacing="0" w:line="360" w:lineRule="auto"/>
+        <w:ind w:left="714" w:hanging="357"/>
+        <w:rPr>
+          <w:rFonts w:ascii="Arial" w:hAnsi="Arial" w:cs="Arial"/>
+          <w:color w:val="1A1C1E"/>
+          <w:sz w:val="21"/>
+          <w:szCs w:val="21"/>
+        </w:rPr>
+      </w:pPr>
+      <w:r>
+        <w:rPr>
+          <w:rStyle w:val="ng-star-inserted1"/>
+          <w:rFonts w:ascii="Arial" w:eastAsiaTheme="majorEastAsia" w:hAnsi="Arial" w:cs="Arial"/>
+          <w:b/>
+          <w:bCs/>
+          <w:color w:val="1A1C1E"/>
+          <w:sz w:val="21"/>
+          <w:szCs w:val="21"/>
+        </w:rPr>
+        <w:lastRenderedPageBreak/>
+        <w:t>Frontend:</w:t>
+      </w:r>
+    </w:p>
+    <w:p>
+      <w:pPr>
+        <w:pStyle w:val="ng-star-inserted"/>
+        <w:numPr>
+          <w:ilvl w:val="1"/>
+          <w:numId w:val="42"/>
+        </w:numPr>
+        <w:shd w:val="clear" w:color="auto" w:fill="FFFFFF"/>
+        <w:spacing w:before="0" w:beforeAutospacing="0" w:after="45" w:afterAutospacing="0" w:line="360" w:lineRule="auto"/>
+        <w:rPr>
+          <w:rFonts w:ascii="Arial" w:hAnsi="Arial" w:cs="Arial"/>
+          <w:color w:val="1A1C1E"/>
+          <w:sz w:val="21"/>
+          <w:szCs w:val="21"/>
+        </w:rPr>
+      </w:pPr>
+      <w:proofErr w:type="spellStart"/>
+      <w:r>
+        <w:rPr>
+          <w:rStyle w:val="ng-star-inserted1"/>
+          <w:rFonts w:ascii="Arial" w:eastAsiaTheme="majorEastAsia" w:hAnsi="Arial" w:cs="Arial"/>
+          <w:b/>
+          <w:bCs/>
+          <w:color w:val="1A1C1E"/>
+          <w:sz w:val="21"/>
+          <w:szCs w:val="21"/>
+        </w:rPr>
+        <w:t>React</w:t>
+      </w:r>
+      <w:proofErr w:type="spellEnd"/>
+      <w:r>
+        <w:rPr>
+          <w:rStyle w:val="ng-star-inserted1"/>
+          <w:rFonts w:ascii="Arial" w:eastAsiaTheme="majorEastAsia" w:hAnsi="Arial" w:cs="Arial"/>
+          <w:b/>
+          <w:bCs/>
+          <w:color w:val="1A1C1E"/>
+          <w:sz w:val="21"/>
+          <w:szCs w:val="21"/>
+        </w:rPr>
+        <w:t>:</w:t>
+      </w:r>
+      <w:r>
+        <w:rPr>
+          <w:rStyle w:val="ng-star-inserted1"/>
+          <w:rFonts w:ascii="Arial" w:eastAsiaTheme="majorEastAsia" w:hAnsi="Arial" w:cs="Arial"/>
+          <w:color w:val="1A1C1E"/>
+          <w:sz w:val="21"/>
+          <w:szCs w:val="21"/>
+        </w:rPr>
+        <w:t> Komponens alapú felhasználói felület fejlesztéséhez.</w:t>
+      </w:r>
+    </w:p>
+    <w:p>
+      <w:pPr>
+        <w:pStyle w:val="ng-star-inserted"/>
+        <w:numPr>
+          <w:ilvl w:val="1"/>
+          <w:numId w:val="42"/>
+        </w:numPr>
+        <w:shd w:val="clear" w:color="auto" w:fill="FFFFFF"/>
+        <w:spacing w:before="0" w:beforeAutospacing="0" w:after="45" w:afterAutospacing="0" w:line="360" w:lineRule="auto"/>
+        <w:rPr>
+          <w:rFonts w:ascii="Arial" w:hAnsi="Arial" w:cs="Arial"/>
+          <w:color w:val="1A1C1E"/>
+          <w:sz w:val="21"/>
+          <w:szCs w:val="21"/>
+        </w:rPr>
+      </w:pPr>
+      <w:r>
+        <w:rPr>
+          <w:rStyle w:val="ng-star-inserted1"/>
+          <w:rFonts w:ascii="Arial" w:eastAsiaTheme="majorEastAsia" w:hAnsi="Arial" w:cs="Arial"/>
+          <w:b/>
+          <w:bCs/>
+          <w:color w:val="1A1C1E"/>
+          <w:sz w:val="21"/>
+          <w:szCs w:val="21"/>
+        </w:rPr>
+        <w:t>JavaScript (ES6+):</w:t>
+      </w:r>
+      <w:r>
+        <w:rPr>
+          <w:rStyle w:val="ng-star-inserted1"/>
+          <w:rFonts w:ascii="Arial" w:eastAsiaTheme="majorEastAsia" w:hAnsi="Arial" w:cs="Arial"/>
+          <w:color w:val="1A1C1E"/>
+          <w:sz w:val="21"/>
+          <w:szCs w:val="21"/>
+        </w:rPr>
+        <w:t> A frontend logika megvalósításához.</w:t>
+      </w:r>
+    </w:p>
+    <w:p>
+      <w:pPr>
+        <w:pStyle w:val="ng-star-inserted"/>
+        <w:numPr>
+          <w:ilvl w:val="1"/>
+          <w:numId w:val="42"/>
+        </w:numPr>
+        <w:shd w:val="clear" w:color="auto" w:fill="FFFFFF"/>
+        <w:spacing w:before="0" w:beforeAutospacing="0" w:after="45" w:afterAutospacing="0" w:line="360" w:lineRule="auto"/>
+        <w:rPr>
+          <w:rFonts w:ascii="Arial" w:hAnsi="Arial" w:cs="Arial"/>
+          <w:color w:val="1A1C1E"/>
+          <w:sz w:val="21"/>
+          <w:szCs w:val="21"/>
+        </w:rPr>
+      </w:pPr>
+      <w:r>
+        <w:rPr>
+          <w:rStyle w:val="ng-star-inserted1"/>
+          <w:rFonts w:ascii="Arial" w:eastAsiaTheme="majorEastAsia" w:hAnsi="Arial" w:cs="Arial"/>
+          <w:b/>
+          <w:bCs/>
+          <w:color w:val="1A1C1E"/>
+          <w:sz w:val="21"/>
+          <w:szCs w:val="21"/>
+        </w:rPr>
+        <w:t>HTML5 &amp; CSS3:</w:t>
+      </w:r>
+      <w:r>
+        <w:rPr>
+          <w:rStyle w:val="ng-star-inserted1"/>
+          <w:rFonts w:ascii="Arial" w:eastAsiaTheme="majorEastAsia" w:hAnsi="Arial" w:cs="Arial"/>
+          <w:color w:val="1A1C1E"/>
+          <w:sz w:val="21"/>
+          <w:szCs w:val="21"/>
+        </w:rPr>
+        <w:t> A weboldal struktúrájának és megjelenésének kialakításához, beleértve a reszponzív dizájnt (</w:t>
+      </w:r>
+      <w:proofErr w:type="spellStart"/>
+      <w:r>
+        <w:rPr>
+          <w:rStyle w:val="ng-star-inserted1"/>
+          <w:rFonts w:ascii="Arial" w:eastAsiaTheme="majorEastAsia" w:hAnsi="Arial" w:cs="Arial"/>
+          <w:color w:val="1A1C1E"/>
+          <w:sz w:val="21"/>
+          <w:szCs w:val="21"/>
+        </w:rPr>
+        <w:t>Flexbox</w:t>
+      </w:r>
+      <w:proofErr w:type="spellEnd"/>
+      <w:r>
+        <w:rPr>
+          <w:rStyle w:val="ng-star-inserted1"/>
+          <w:rFonts w:ascii="Arial" w:eastAsiaTheme="majorEastAsia" w:hAnsi="Arial" w:cs="Arial"/>
+          <w:color w:val="1A1C1E"/>
+          <w:sz w:val="21"/>
+          <w:szCs w:val="21"/>
+        </w:rPr>
+        <w:t xml:space="preserve">, </w:t>
+      </w:r>
+      <w:proofErr w:type="spellStart"/>
+      <w:r>
+        <w:rPr>
+          <w:rStyle w:val="ng-star-inserted1"/>
+          <w:rFonts w:ascii="Arial" w:eastAsiaTheme="majorEastAsia" w:hAnsi="Arial" w:cs="Arial"/>
+          <w:color w:val="1A1C1E"/>
+          <w:sz w:val="21"/>
+          <w:szCs w:val="21"/>
+        </w:rPr>
+        <w:t>Grid</w:t>
+      </w:r>
+      <w:proofErr w:type="spellEnd"/>
+      <w:r>
+        <w:rPr>
+          <w:rStyle w:val="ng-star-inserted1"/>
+          <w:rFonts w:ascii="Arial" w:eastAsiaTheme="majorEastAsia" w:hAnsi="Arial" w:cs="Arial"/>
+          <w:color w:val="1A1C1E"/>
+          <w:sz w:val="21"/>
+          <w:szCs w:val="21"/>
+        </w:rPr>
+        <w:t xml:space="preserve">, Media </w:t>
+      </w:r>
+      <w:proofErr w:type="spellStart"/>
+      <w:r>
+        <w:rPr>
+          <w:rStyle w:val="ng-star-inserted1"/>
+          <w:rFonts w:ascii="Arial" w:eastAsiaTheme="majorEastAsia" w:hAnsi="Arial" w:cs="Arial"/>
+          <w:color w:val="1A1C1E"/>
+          <w:sz w:val="21"/>
+          <w:szCs w:val="21"/>
+        </w:rPr>
+        <w:t>Queries</w:t>
+      </w:r>
+      <w:proofErr w:type="spellEnd"/>
+      <w:r>
+        <w:rPr>
+          <w:rStyle w:val="ng-star-inserted1"/>
+          <w:rFonts w:ascii="Arial" w:eastAsiaTheme="majorEastAsia" w:hAnsi="Arial" w:cs="Arial"/>
+          <w:color w:val="1A1C1E"/>
+          <w:sz w:val="21"/>
+          <w:szCs w:val="21"/>
+        </w:rPr>
+        <w:t>).</w:t>
+      </w:r>
+    </w:p>
+    <w:p>
+      <w:pPr>
+        <w:pStyle w:val="ng-star-inserted"/>
+        <w:numPr>
+          <w:ilvl w:val="1"/>
+          <w:numId w:val="42"/>
+        </w:numPr>
+        <w:shd w:val="clear" w:color="auto" w:fill="FFFFFF"/>
+        <w:spacing w:before="0" w:beforeAutospacing="0" w:after="45" w:afterAutospacing="0" w:line="360" w:lineRule="auto"/>
+        <w:rPr>
+          <w:rFonts w:ascii="Arial" w:hAnsi="Arial" w:cs="Arial"/>
+          <w:color w:val="1A1C1E"/>
+          <w:sz w:val="21"/>
+          <w:szCs w:val="21"/>
+        </w:rPr>
+      </w:pPr>
+      <w:proofErr w:type="spellStart"/>
+      <w:r>
+        <w:rPr>
+          <w:rStyle w:val="ng-star-inserted1"/>
+          <w:rFonts w:ascii="Arial" w:eastAsiaTheme="majorEastAsia" w:hAnsi="Arial" w:cs="Arial"/>
+          <w:b/>
+          <w:bCs/>
+          <w:color w:val="1A1C1E"/>
+          <w:sz w:val="21"/>
+          <w:szCs w:val="21"/>
+        </w:rPr>
+        <w:t>React</w:t>
+      </w:r>
+      <w:proofErr w:type="spellEnd"/>
+      <w:r>
+        <w:rPr>
+          <w:rStyle w:val="ng-star-inserted1"/>
+          <w:rFonts w:ascii="Arial" w:eastAsiaTheme="majorEastAsia" w:hAnsi="Arial" w:cs="Arial"/>
+          <w:b/>
+          <w:bCs/>
+          <w:color w:val="1A1C1E"/>
+          <w:sz w:val="21"/>
+          <w:szCs w:val="21"/>
+        </w:rPr>
+        <w:t xml:space="preserve"> Router</w:t>
+      </w:r>
+    </w:p>
+    <w:p>
+      <w:pPr>
+        <w:pStyle w:val="ng-star-inserted"/>
+        <w:numPr>
+          <w:ilvl w:val="1"/>
+          <w:numId w:val="42"/>
+        </w:numPr>
+        <w:shd w:val="clear" w:color="auto" w:fill="FFFFFF"/>
+        <w:spacing w:before="0" w:beforeAutospacing="0" w:after="45" w:afterAutospacing="0" w:line="360" w:lineRule="auto"/>
+        <w:rPr>
+          <w:rFonts w:ascii="Arial" w:hAnsi="Arial" w:cs="Arial"/>
+          <w:color w:val="1A1C1E"/>
+          <w:sz w:val="21"/>
+          <w:szCs w:val="21"/>
+        </w:rPr>
+      </w:pPr>
+      <w:proofErr w:type="spellStart"/>
+      <w:r>
+        <w:rPr>
+          <w:rStyle w:val="ng-star-inserted1"/>
+          <w:rFonts w:ascii="Arial" w:eastAsiaTheme="majorEastAsia" w:hAnsi="Arial" w:cs="Arial"/>
+          <w:b/>
+          <w:bCs/>
+          <w:color w:val="1A1C1E"/>
+          <w:sz w:val="21"/>
+          <w:szCs w:val="21"/>
+        </w:rPr>
+        <w:t>React</w:t>
+      </w:r>
+      <w:proofErr w:type="spellEnd"/>
+      <w:r>
+        <w:rPr>
+          <w:rStyle w:val="ng-star-inserted1"/>
+          <w:rFonts w:ascii="Arial" w:eastAsiaTheme="majorEastAsia" w:hAnsi="Arial" w:cs="Arial"/>
+          <w:b/>
+          <w:bCs/>
+          <w:color w:val="1A1C1E"/>
+          <w:sz w:val="21"/>
+          <w:szCs w:val="21"/>
+        </w:rPr>
+        <w:t xml:space="preserve"> Context</w:t>
+      </w:r>
+    </w:p>
+    <w:p>
+      <w:pPr>
+        <w:pStyle w:val="ng-star-inserted"/>
+        <w:numPr>
+          <w:ilvl w:val="1"/>
+          <w:numId w:val="42"/>
+        </w:numPr>
+        <w:shd w:val="clear" w:color="auto" w:fill="FFFFFF"/>
+        <w:spacing w:before="0" w:beforeAutospacing="0" w:after="45" w:afterAutospacing="0" w:line="360" w:lineRule="auto"/>
+        <w:rPr>
+          <w:rFonts w:ascii="Arial" w:hAnsi="Arial" w:cs="Arial"/>
+          <w:color w:val="1A1C1E"/>
+          <w:sz w:val="21"/>
+          <w:szCs w:val="21"/>
+        </w:rPr>
+      </w:pPr>
+      <w:proofErr w:type="spellStart"/>
+      <w:r>
+        <w:rPr>
+          <w:rStyle w:val="ng-star-inserted1"/>
+          <w:rFonts w:ascii="Arial" w:eastAsiaTheme="majorEastAsia" w:hAnsi="Arial" w:cs="Arial"/>
+          <w:b/>
+          <w:bCs/>
+          <w:color w:val="1A1C1E"/>
+          <w:sz w:val="21"/>
+          <w:szCs w:val="21"/>
+        </w:rPr>
+        <w:t>Axios</w:t>
+      </w:r>
+      <w:proofErr w:type="spellEnd"/>
+      <w:r>
+        <w:rPr>
+          <w:rStyle w:val="ng-star-inserted1"/>
+          <w:rFonts w:ascii="Arial" w:eastAsiaTheme="majorEastAsia" w:hAnsi="Arial" w:cs="Arial"/>
+          <w:b/>
+          <w:bCs/>
+          <w:color w:val="1A1C1E"/>
+          <w:sz w:val="21"/>
+          <w:szCs w:val="21"/>
+        </w:rPr>
+        <w:t>/</w:t>
+      </w:r>
+      <w:proofErr w:type="spellStart"/>
+      <w:r>
+        <w:rPr>
+          <w:rStyle w:val="ng-star-inserted1"/>
+          <w:rFonts w:ascii="Arial" w:eastAsiaTheme="majorEastAsia" w:hAnsi="Arial" w:cs="Arial"/>
+          <w:b/>
+          <w:bCs/>
+          <w:color w:val="1A1C1E"/>
+          <w:sz w:val="21"/>
+          <w:szCs w:val="21"/>
+        </w:rPr>
+        <w:t>Fetch</w:t>
+      </w:r>
+      <w:proofErr w:type="spellEnd"/>
+      <w:r>
+        <w:rPr>
+          <w:rStyle w:val="ng-star-inserted1"/>
+          <w:rFonts w:ascii="Arial" w:eastAsiaTheme="majorEastAsia" w:hAnsi="Arial" w:cs="Arial"/>
+          <w:b/>
+          <w:bCs/>
+          <w:color w:val="1A1C1E"/>
+          <w:sz w:val="21"/>
+          <w:szCs w:val="21"/>
+        </w:rPr>
+        <w:t xml:space="preserve"> API:</w:t>
+      </w:r>
+      <w:r>
+        <w:rPr>
+          <w:rStyle w:val="ng-star-inserted1"/>
+          <w:rFonts w:ascii="Arial" w:eastAsiaTheme="majorEastAsia" w:hAnsi="Arial" w:cs="Arial"/>
+          <w:color w:val="1A1C1E"/>
+          <w:sz w:val="21"/>
+          <w:szCs w:val="21"/>
+        </w:rPr>
+        <w:t> Aszinkron HTTP kérések kezelésére a backend API felé.</w:t>
+      </w:r>
+    </w:p>
+    <w:p>
+      <w:pPr>
+        <w:pStyle w:val="ng-star-inserted"/>
+        <w:numPr>
+          <w:ilvl w:val="1"/>
+          <w:numId w:val="42"/>
+        </w:numPr>
+        <w:shd w:val="clear" w:color="auto" w:fill="FFFFFF"/>
+        <w:spacing w:before="0" w:beforeAutospacing="0" w:after="45" w:afterAutospacing="0" w:line="360" w:lineRule="auto"/>
+        <w:rPr>
+          <w:rFonts w:ascii="Arial" w:hAnsi="Arial" w:cs="Arial"/>
+          <w:color w:val="1A1C1E"/>
+          <w:sz w:val="21"/>
+          <w:szCs w:val="21"/>
+        </w:rPr>
+      </w:pPr>
+      <w:proofErr w:type="spellStart"/>
+      <w:r>
+        <w:rPr>
+          <w:rStyle w:val="ng-star-inserted1"/>
+          <w:rFonts w:ascii="Arial" w:eastAsiaTheme="majorEastAsia" w:hAnsi="Arial" w:cs="Arial"/>
+          <w:b/>
+          <w:bCs/>
+          <w:color w:val="1A1C1E"/>
+          <w:sz w:val="21"/>
+          <w:szCs w:val="21"/>
+        </w:rPr>
+        <w:t>Bootstrap</w:t>
+      </w:r>
+      <w:proofErr w:type="spellEnd"/>
+      <w:r>
+        <w:rPr>
+          <w:rStyle w:val="ng-star-inserted1"/>
+          <w:rFonts w:ascii="Arial" w:eastAsiaTheme="majorEastAsia" w:hAnsi="Arial" w:cs="Arial"/>
+          <w:b/>
+          <w:bCs/>
+          <w:color w:val="1A1C1E"/>
+          <w:sz w:val="21"/>
+          <w:szCs w:val="21"/>
+        </w:rPr>
+        <w:t xml:space="preserve">: </w:t>
+      </w:r>
+      <w:r>
+        <w:rPr>
+          <w:rStyle w:val="ng-star-inserted1"/>
+          <w:rFonts w:ascii="Arial" w:eastAsiaTheme="majorEastAsia" w:hAnsi="Arial" w:cs="Arial"/>
+          <w:color w:val="1A1C1E"/>
+          <w:sz w:val="21"/>
+          <w:szCs w:val="21"/>
+        </w:rPr>
+        <w:t xml:space="preserve">Néhány komponens és a </w:t>
+      </w:r>
+      <w:proofErr w:type="spellStart"/>
+      <w:r>
+        <w:rPr>
+          <w:rStyle w:val="ng-star-inserted1"/>
+          <w:rFonts w:ascii="Arial" w:eastAsiaTheme="majorEastAsia" w:hAnsi="Arial" w:cs="Arial"/>
+          <w:color w:val="1A1C1E"/>
+          <w:sz w:val="21"/>
+          <w:szCs w:val="21"/>
+        </w:rPr>
+        <w:t>grid</w:t>
+      </w:r>
+      <w:proofErr w:type="spellEnd"/>
+      <w:r>
+        <w:rPr>
+          <w:rStyle w:val="ng-star-inserted1"/>
+          <w:rFonts w:ascii="Arial" w:eastAsiaTheme="majorEastAsia" w:hAnsi="Arial" w:cs="Arial"/>
+          <w:color w:val="1A1C1E"/>
+          <w:sz w:val="21"/>
+          <w:szCs w:val="21"/>
+        </w:rPr>
+        <w:t xml:space="preserve"> rendszer használata alapján </w:t>
+      </w:r>
+    </w:p>
+    <w:p>
+      <w:pPr>
+        <w:pStyle w:val="ng-star-inserted"/>
+        <w:numPr>
+          <w:ilvl w:val="0"/>
+          <w:numId w:val="41"/>
+        </w:numPr>
+        <w:shd w:val="clear" w:color="auto" w:fill="FFFFFF"/>
+        <w:spacing w:before="0" w:beforeAutospacing="0" w:after="45" w:afterAutospacing="0" w:line="360" w:lineRule="auto"/>
+        <w:rPr>
+          <w:rFonts w:ascii="Arial" w:hAnsi="Arial" w:cs="Arial"/>
+          <w:color w:val="1A1C1E"/>
+          <w:sz w:val="21"/>
+          <w:szCs w:val="21"/>
+        </w:rPr>
+      </w:pPr>
+      <w:r>
+        <w:rPr>
+          <w:rStyle w:val="ng-star-inserted1"/>
+          <w:rFonts w:ascii="Arial" w:eastAsiaTheme="majorEastAsia" w:hAnsi="Arial" w:cs="Arial"/>
+          <w:b/>
+          <w:bCs/>
+          <w:color w:val="1A1C1E"/>
+          <w:sz w:val="21"/>
+          <w:szCs w:val="21"/>
+        </w:rPr>
+        <w:t>Backend:</w:t>
+      </w:r>
+    </w:p>
+    <w:p>
+      <w:pPr>
+        <w:pStyle w:val="ng-star-inserted"/>
+        <w:numPr>
+          <w:ilvl w:val="1"/>
+          <w:numId w:val="43"/>
+        </w:numPr>
+        <w:shd w:val="clear" w:color="auto" w:fill="FFFFFF"/>
+        <w:spacing w:before="0" w:beforeAutospacing="0" w:after="45" w:afterAutospacing="0" w:line="360" w:lineRule="auto"/>
+        <w:rPr>
+          <w:rFonts w:ascii="Arial" w:hAnsi="Arial" w:cs="Arial"/>
+          <w:color w:val="1A1C1E"/>
+          <w:sz w:val="21"/>
+          <w:szCs w:val="21"/>
+        </w:rPr>
+      </w:pPr>
+      <w:r>
+        <w:rPr>
+          <w:rStyle w:val="ng-star-inserted1"/>
+          <w:rFonts w:ascii="Arial" w:eastAsiaTheme="majorEastAsia" w:hAnsi="Arial" w:cs="Arial"/>
+          <w:b/>
+          <w:bCs/>
+          <w:color w:val="1A1C1E"/>
+          <w:sz w:val="21"/>
+          <w:szCs w:val="21"/>
+        </w:rPr>
+        <w:t>Node.js:</w:t>
+      </w:r>
+      <w:r>
+        <w:rPr>
+          <w:rStyle w:val="ng-star-inserted1"/>
+          <w:rFonts w:ascii="Arial" w:eastAsiaTheme="majorEastAsia" w:hAnsi="Arial" w:cs="Arial"/>
+          <w:color w:val="1A1C1E"/>
+          <w:sz w:val="21"/>
+          <w:szCs w:val="21"/>
+        </w:rPr>
+        <w:t> Szerveroldali JavaScript futtatókörnyezet.</w:t>
+      </w:r>
+    </w:p>
+    <w:p>
+      <w:pPr>
+        <w:pStyle w:val="ng-star-inserted"/>
+        <w:numPr>
+          <w:ilvl w:val="1"/>
+          <w:numId w:val="43"/>
+        </w:numPr>
+        <w:shd w:val="clear" w:color="auto" w:fill="FFFFFF"/>
+        <w:spacing w:before="0" w:beforeAutospacing="0" w:after="45" w:afterAutospacing="0" w:line="360" w:lineRule="auto"/>
+        <w:rPr>
+          <w:rFonts w:ascii="Arial" w:hAnsi="Arial" w:cs="Arial"/>
+          <w:color w:val="1A1C1E"/>
+          <w:sz w:val="21"/>
+          <w:szCs w:val="21"/>
+        </w:rPr>
+      </w:pPr>
+      <w:r>
+        <w:rPr>
+          <w:rStyle w:val="ng-star-inserted1"/>
+          <w:rFonts w:ascii="Arial" w:eastAsiaTheme="majorEastAsia" w:hAnsi="Arial" w:cs="Arial"/>
+          <w:b/>
+          <w:bCs/>
+          <w:color w:val="1A1C1E"/>
+          <w:sz w:val="21"/>
+          <w:szCs w:val="21"/>
+        </w:rPr>
+        <w:t>Express.js:</w:t>
+      </w:r>
+      <w:r>
+        <w:rPr>
+          <w:rStyle w:val="ng-star-inserted1"/>
+          <w:rFonts w:ascii="Arial" w:eastAsiaTheme="majorEastAsia" w:hAnsi="Arial" w:cs="Arial"/>
+          <w:color w:val="1A1C1E"/>
+          <w:sz w:val="21"/>
+          <w:szCs w:val="21"/>
+        </w:rPr>
+        <w:t> Webes keretrendszer a Node.js-</w:t>
+      </w:r>
+      <w:proofErr w:type="spellStart"/>
+      <w:r>
+        <w:rPr>
+          <w:rStyle w:val="ng-star-inserted1"/>
+          <w:rFonts w:ascii="Arial" w:eastAsiaTheme="majorEastAsia" w:hAnsi="Arial" w:cs="Arial"/>
+          <w:color w:val="1A1C1E"/>
+          <w:sz w:val="21"/>
+          <w:szCs w:val="21"/>
+        </w:rPr>
+        <w:t>hez</w:t>
+      </w:r>
+      <w:proofErr w:type="spellEnd"/>
+      <w:r>
+        <w:rPr>
+          <w:rStyle w:val="ng-star-inserted1"/>
+          <w:rFonts w:ascii="Arial" w:eastAsiaTheme="majorEastAsia" w:hAnsi="Arial" w:cs="Arial"/>
+          <w:color w:val="1A1C1E"/>
+          <w:sz w:val="21"/>
+          <w:szCs w:val="21"/>
+        </w:rPr>
+        <w:t xml:space="preserve">, API végpontok és </w:t>
+      </w:r>
+      <w:proofErr w:type="spellStart"/>
+      <w:r>
+        <w:rPr>
+          <w:rStyle w:val="ng-star-inserted1"/>
+          <w:rFonts w:ascii="Arial" w:eastAsiaTheme="majorEastAsia" w:hAnsi="Arial" w:cs="Arial"/>
+          <w:color w:val="1A1C1E"/>
+          <w:sz w:val="21"/>
+          <w:szCs w:val="21"/>
+        </w:rPr>
+        <w:t>middleware</w:t>
+      </w:r>
+      <w:proofErr w:type="spellEnd"/>
+      <w:r>
+        <w:rPr>
+          <w:rStyle w:val="ng-star-inserted1"/>
+          <w:rFonts w:ascii="Arial" w:eastAsiaTheme="majorEastAsia" w:hAnsi="Arial" w:cs="Arial"/>
+          <w:color w:val="1A1C1E"/>
+          <w:sz w:val="21"/>
+          <w:szCs w:val="21"/>
+        </w:rPr>
+        <w:t>-ek kezelésére.</w:t>
+      </w:r>
+    </w:p>
+    <w:p>
+      <w:pPr>
+        <w:pStyle w:val="ng-star-inserted"/>
+        <w:numPr>
+          <w:ilvl w:val="1"/>
+          <w:numId w:val="43"/>
+        </w:numPr>
+        <w:shd w:val="clear" w:color="auto" w:fill="FFFFFF"/>
+        <w:spacing w:before="0" w:beforeAutospacing="0" w:after="45" w:afterAutospacing="0" w:line="360" w:lineRule="auto"/>
+        <w:rPr>
+          <w:rFonts w:ascii="Arial" w:hAnsi="Arial" w:cs="Arial"/>
+          <w:color w:val="1A1C1E"/>
+          <w:sz w:val="21"/>
+          <w:szCs w:val="21"/>
+        </w:rPr>
+      </w:pPr>
+      <w:proofErr w:type="spellStart"/>
+      <w:r>
+        <w:rPr>
+          <w:rStyle w:val="ng-star-inserted1"/>
+          <w:rFonts w:ascii="Arial" w:eastAsiaTheme="majorEastAsia" w:hAnsi="Arial" w:cs="Arial"/>
+          <w:b/>
+          <w:bCs/>
+          <w:color w:val="1A1C1E"/>
+          <w:sz w:val="21"/>
+          <w:szCs w:val="21"/>
+        </w:rPr>
+        <w:t>MySQL</w:t>
+      </w:r>
+      <w:proofErr w:type="spellEnd"/>
+      <w:r>
+        <w:rPr>
+          <w:rStyle w:val="ng-star-inserted1"/>
+          <w:rFonts w:ascii="Arial" w:eastAsiaTheme="majorEastAsia" w:hAnsi="Arial" w:cs="Arial"/>
+          <w:b/>
+          <w:bCs/>
+          <w:color w:val="1A1C1E"/>
+          <w:sz w:val="21"/>
+          <w:szCs w:val="21"/>
+        </w:rPr>
+        <w:t>:</w:t>
+      </w:r>
+      <w:r>
+        <w:rPr>
+          <w:rStyle w:val="ng-star-inserted1"/>
+          <w:rFonts w:ascii="Arial" w:eastAsiaTheme="majorEastAsia" w:hAnsi="Arial" w:cs="Arial"/>
+          <w:color w:val="1A1C1E"/>
+          <w:sz w:val="21"/>
+          <w:szCs w:val="21"/>
+        </w:rPr>
+        <w:t> Relációs adatbázis-kezelő rendszer az adatok tárolására.</w:t>
+      </w:r>
+    </w:p>
+    <w:p>
+      <w:pPr>
+        <w:pStyle w:val="ng-star-inserted"/>
+        <w:numPr>
+          <w:ilvl w:val="1"/>
+          <w:numId w:val="43"/>
+        </w:numPr>
+        <w:shd w:val="clear" w:color="auto" w:fill="FFFFFF"/>
+        <w:spacing w:before="0" w:beforeAutospacing="0" w:after="45" w:afterAutospacing="0" w:line="360" w:lineRule="auto"/>
+        <w:rPr>
+          <w:rFonts w:ascii="Arial" w:hAnsi="Arial" w:cs="Arial"/>
+          <w:color w:val="1A1C1E"/>
+          <w:sz w:val="21"/>
+          <w:szCs w:val="21"/>
+        </w:rPr>
+      </w:pPr>
+      <w:proofErr w:type="spellStart"/>
+      <w:r>
+        <w:rPr>
+          <w:rStyle w:val="ng-star-inserted1"/>
+          <w:rFonts w:ascii="Arial" w:eastAsiaTheme="majorEastAsia" w:hAnsi="Arial" w:cs="Arial"/>
+          <w:b/>
+          <w:bCs/>
+          <w:color w:val="1A1C1E"/>
+          <w:sz w:val="21"/>
+          <w:szCs w:val="21"/>
+        </w:rPr>
+        <w:t>Middleware</w:t>
+      </w:r>
+      <w:proofErr w:type="spellEnd"/>
+      <w:r>
+        <w:rPr>
+          <w:rStyle w:val="ng-star-inserted1"/>
+          <w:rFonts w:ascii="Arial" w:eastAsiaTheme="majorEastAsia" w:hAnsi="Arial" w:cs="Arial"/>
+          <w:b/>
+          <w:bCs/>
+          <w:color w:val="1A1C1E"/>
+          <w:sz w:val="21"/>
+          <w:szCs w:val="21"/>
+        </w:rPr>
+        <w:t>:</w:t>
+      </w:r>
+      <w:r>
+        <w:rPr>
+          <w:rStyle w:val="ng-star-inserted1"/>
+          <w:rFonts w:ascii="Arial" w:eastAsiaTheme="majorEastAsia" w:hAnsi="Arial" w:cs="Arial"/>
+          <w:color w:val="1A1C1E"/>
+          <w:sz w:val="21"/>
+          <w:szCs w:val="21"/>
+        </w:rPr>
+        <w:t> Funkciók (pl. hitelesítés ellenőrzése) beékelése a kérés-válasz ciklusba.</w:t>
+      </w:r>
+    </w:p>
+    <w:p>
+      <w:pPr>
+        <w:pStyle w:val="ng-star-inserted"/>
+        <w:numPr>
+          <w:ilvl w:val="0"/>
+          <w:numId w:val="41"/>
+        </w:numPr>
+        <w:shd w:val="clear" w:color="auto" w:fill="FFFFFF"/>
+        <w:spacing w:before="0" w:beforeAutospacing="0" w:after="45" w:afterAutospacing="0" w:line="360" w:lineRule="auto"/>
+        <w:rPr>
+          <w:rFonts w:ascii="Arial" w:hAnsi="Arial" w:cs="Arial"/>
+          <w:color w:val="1A1C1E"/>
+          <w:sz w:val="21"/>
+          <w:szCs w:val="21"/>
+        </w:rPr>
+      </w:pPr>
+      <w:r>
+        <w:rPr>
+          <w:rStyle w:val="ng-star-inserted1"/>
+          <w:rFonts w:ascii="Arial" w:eastAsiaTheme="majorEastAsia" w:hAnsi="Arial" w:cs="Arial"/>
+          <w:b/>
+          <w:bCs/>
+          <w:color w:val="1A1C1E"/>
+          <w:sz w:val="21"/>
+          <w:szCs w:val="21"/>
+        </w:rPr>
+        <w:t>Általános Koncepciók:</w:t>
+      </w:r>
+    </w:p>
+    <w:p>
+      <w:pPr>
+        <w:pStyle w:val="ng-star-inserted"/>
+        <w:numPr>
+          <w:ilvl w:val="1"/>
+          <w:numId w:val="44"/>
+        </w:numPr>
+        <w:shd w:val="clear" w:color="auto" w:fill="FFFFFF"/>
+        <w:spacing w:before="0" w:beforeAutospacing="0" w:after="45" w:afterAutospacing="0" w:line="360" w:lineRule="auto"/>
+        <w:rPr>
+          <w:rFonts w:ascii="Arial" w:hAnsi="Arial" w:cs="Arial"/>
+          <w:color w:val="1A1C1E"/>
+          <w:sz w:val="21"/>
+          <w:szCs w:val="21"/>
+        </w:rPr>
+      </w:pPr>
+      <w:proofErr w:type="spellStart"/>
+      <w:r>
+        <w:rPr>
+          <w:rStyle w:val="ng-star-inserted1"/>
+          <w:rFonts w:ascii="Arial" w:eastAsiaTheme="majorEastAsia" w:hAnsi="Arial" w:cs="Arial"/>
+          <w:b/>
+          <w:bCs/>
+          <w:color w:val="1A1C1E"/>
+          <w:sz w:val="21"/>
+          <w:szCs w:val="21"/>
+        </w:rPr>
+        <w:t>Full-Stack</w:t>
+      </w:r>
+      <w:proofErr w:type="spellEnd"/>
+      <w:r>
+        <w:rPr>
+          <w:rStyle w:val="ng-star-inserted1"/>
+          <w:rFonts w:ascii="Arial" w:eastAsiaTheme="majorEastAsia" w:hAnsi="Arial" w:cs="Arial"/>
+          <w:b/>
+          <w:bCs/>
+          <w:color w:val="1A1C1E"/>
+          <w:sz w:val="21"/>
+          <w:szCs w:val="21"/>
+        </w:rPr>
+        <w:t xml:space="preserve"> Fejlesztés:</w:t>
+      </w:r>
+      <w:r>
+        <w:rPr>
+          <w:rStyle w:val="ng-star-inserted1"/>
+          <w:rFonts w:ascii="Arial" w:eastAsiaTheme="majorEastAsia" w:hAnsi="Arial" w:cs="Arial"/>
+          <w:color w:val="1A1C1E"/>
+          <w:sz w:val="21"/>
+          <w:szCs w:val="21"/>
+        </w:rPr>
+        <w:t> Mind a frontend, mind a backend réteg fejlesztése.</w:t>
+      </w:r>
+    </w:p>
+    <w:p>
+      <w:pPr>
+        <w:pStyle w:val="ng-star-inserted"/>
+        <w:numPr>
+          <w:ilvl w:val="1"/>
+          <w:numId w:val="44"/>
+        </w:numPr>
+        <w:shd w:val="clear" w:color="auto" w:fill="FFFFFF"/>
+        <w:spacing w:before="0" w:beforeAutospacing="0" w:after="45" w:afterAutospacing="0" w:line="360" w:lineRule="auto"/>
+        <w:rPr>
+          <w:rFonts w:ascii="Arial" w:hAnsi="Arial" w:cs="Arial"/>
+          <w:color w:val="1A1C1E"/>
+          <w:sz w:val="21"/>
+          <w:szCs w:val="21"/>
+        </w:rPr>
+      </w:pPr>
+      <w:r>
+        <w:rPr>
+          <w:rStyle w:val="ng-star-inserted1"/>
+          <w:rFonts w:ascii="Arial" w:eastAsiaTheme="majorEastAsia" w:hAnsi="Arial" w:cs="Arial"/>
+          <w:b/>
+          <w:bCs/>
+          <w:color w:val="1A1C1E"/>
+          <w:sz w:val="21"/>
+          <w:szCs w:val="21"/>
+        </w:rPr>
+        <w:t>MVC (</w:t>
+      </w:r>
+      <w:proofErr w:type="spellStart"/>
+      <w:r>
+        <w:rPr>
+          <w:rStyle w:val="ng-star-inserted1"/>
+          <w:rFonts w:ascii="Arial" w:eastAsiaTheme="majorEastAsia" w:hAnsi="Arial" w:cs="Arial"/>
+          <w:b/>
+          <w:bCs/>
+          <w:color w:val="1A1C1E"/>
+          <w:sz w:val="21"/>
+          <w:szCs w:val="21"/>
+        </w:rPr>
+        <w:t>Model-View-Controller</w:t>
+      </w:r>
+      <w:proofErr w:type="spellEnd"/>
+      <w:r>
+        <w:rPr>
+          <w:rStyle w:val="ng-star-inserted1"/>
+          <w:rFonts w:ascii="Arial" w:eastAsiaTheme="majorEastAsia" w:hAnsi="Arial" w:cs="Arial"/>
+          <w:b/>
+          <w:bCs/>
+          <w:color w:val="1A1C1E"/>
+          <w:sz w:val="21"/>
+          <w:szCs w:val="21"/>
+        </w:rPr>
+        <w:t>) / MVVM-szerű Architektúra:</w:t>
+      </w:r>
+      <w:r>
+        <w:rPr>
+          <w:rStyle w:val="ng-star-inserted1"/>
+          <w:rFonts w:ascii="Arial" w:eastAsiaTheme="majorEastAsia" w:hAnsi="Arial" w:cs="Arial"/>
+          <w:color w:val="1A1C1E"/>
+          <w:sz w:val="21"/>
+          <w:szCs w:val="21"/>
+        </w:rPr>
+        <w:t> A kód strukturálása logikai rétegekre (</w:t>
+      </w:r>
+      <w:proofErr w:type="spellStart"/>
+      <w:r>
+        <w:rPr>
+          <w:rStyle w:val="ng-star-inserted1"/>
+          <w:rFonts w:ascii="Arial" w:eastAsiaTheme="majorEastAsia" w:hAnsi="Arial" w:cs="Arial"/>
+          <w:color w:val="1A1C1E"/>
+          <w:sz w:val="21"/>
+          <w:szCs w:val="21"/>
+        </w:rPr>
+        <w:t>Routes</w:t>
+      </w:r>
+      <w:proofErr w:type="spellEnd"/>
+      <w:r>
+        <w:rPr>
+          <w:rStyle w:val="ng-star-inserted1"/>
+          <w:rFonts w:ascii="Arial" w:eastAsiaTheme="majorEastAsia" w:hAnsi="Arial" w:cs="Arial"/>
+          <w:color w:val="1A1C1E"/>
+          <w:sz w:val="21"/>
+          <w:szCs w:val="21"/>
+        </w:rPr>
+        <w:t xml:space="preserve">, </w:t>
+      </w:r>
+      <w:proofErr w:type="spellStart"/>
+      <w:r>
+        <w:rPr>
+          <w:rStyle w:val="ng-star-inserted1"/>
+          <w:rFonts w:ascii="Arial" w:eastAsiaTheme="majorEastAsia" w:hAnsi="Arial" w:cs="Arial"/>
+          <w:color w:val="1A1C1E"/>
+          <w:sz w:val="21"/>
+          <w:szCs w:val="21"/>
+        </w:rPr>
+        <w:t>Controllers</w:t>
+      </w:r>
+      <w:proofErr w:type="spellEnd"/>
+      <w:r>
+        <w:rPr>
+          <w:rStyle w:val="ng-star-inserted1"/>
+          <w:rFonts w:ascii="Arial" w:eastAsiaTheme="majorEastAsia" w:hAnsi="Arial" w:cs="Arial"/>
+          <w:color w:val="1A1C1E"/>
+          <w:sz w:val="21"/>
+          <w:szCs w:val="21"/>
+        </w:rPr>
+        <w:t xml:space="preserve">, </w:t>
+      </w:r>
+      <w:proofErr w:type="spellStart"/>
+      <w:r>
+        <w:rPr>
+          <w:rStyle w:val="ng-star-inserted1"/>
+          <w:rFonts w:ascii="Arial" w:eastAsiaTheme="majorEastAsia" w:hAnsi="Arial" w:cs="Arial"/>
+          <w:color w:val="1A1C1E"/>
+          <w:sz w:val="21"/>
+          <w:szCs w:val="21"/>
+        </w:rPr>
+        <w:t>Models</w:t>
+      </w:r>
+      <w:proofErr w:type="spellEnd"/>
+      <w:r>
+        <w:rPr>
+          <w:rStyle w:val="ng-star-inserted1"/>
+          <w:rFonts w:ascii="Arial" w:eastAsiaTheme="majorEastAsia" w:hAnsi="Arial" w:cs="Arial"/>
+          <w:color w:val="1A1C1E"/>
+          <w:sz w:val="21"/>
+          <w:szCs w:val="21"/>
+        </w:rPr>
+        <w:t xml:space="preserve"> frontend oldalon </w:t>
+      </w:r>
+      <w:proofErr w:type="spellStart"/>
+      <w:r>
+        <w:rPr>
+          <w:rStyle w:val="ng-star-inserted1"/>
+          <w:rFonts w:ascii="Arial" w:eastAsiaTheme="majorEastAsia" w:hAnsi="Arial" w:cs="Arial"/>
+          <w:color w:val="1A1C1E"/>
+          <w:sz w:val="21"/>
+          <w:szCs w:val="21"/>
+        </w:rPr>
+        <w:t>Services</w:t>
+      </w:r>
+      <w:proofErr w:type="spellEnd"/>
+      <w:r>
+        <w:rPr>
+          <w:rStyle w:val="ng-star-inserted1"/>
+          <w:rFonts w:ascii="Arial" w:eastAsiaTheme="majorEastAsia" w:hAnsi="Arial" w:cs="Arial"/>
+          <w:color w:val="1A1C1E"/>
+          <w:sz w:val="21"/>
+          <w:szCs w:val="21"/>
+        </w:rPr>
+        <w:t xml:space="preserve">, </w:t>
+      </w:r>
+      <w:proofErr w:type="spellStart"/>
+      <w:r>
+        <w:rPr>
+          <w:rStyle w:val="ng-star-inserted1"/>
+          <w:rFonts w:ascii="Arial" w:eastAsiaTheme="majorEastAsia" w:hAnsi="Arial" w:cs="Arial"/>
+          <w:color w:val="1A1C1E"/>
+          <w:sz w:val="21"/>
+          <w:szCs w:val="21"/>
+        </w:rPr>
+        <w:t>Components</w:t>
+      </w:r>
+      <w:proofErr w:type="spellEnd"/>
+      <w:r>
+        <w:rPr>
+          <w:rStyle w:val="ng-star-inserted1"/>
+          <w:rFonts w:ascii="Arial" w:eastAsiaTheme="majorEastAsia" w:hAnsi="Arial" w:cs="Arial"/>
+          <w:color w:val="1A1C1E"/>
+          <w:sz w:val="21"/>
+          <w:szCs w:val="21"/>
+        </w:rPr>
+        <w:t xml:space="preserve">, </w:t>
+      </w:r>
+      <w:proofErr w:type="spellStart"/>
+      <w:r>
+        <w:rPr>
+          <w:rStyle w:val="ng-star-inserted1"/>
+          <w:rFonts w:ascii="Arial" w:eastAsiaTheme="majorEastAsia" w:hAnsi="Arial" w:cs="Arial"/>
+          <w:color w:val="1A1C1E"/>
+          <w:sz w:val="21"/>
+          <w:szCs w:val="21"/>
+        </w:rPr>
+        <w:t>Pages</w:t>
+      </w:r>
+      <w:proofErr w:type="spellEnd"/>
+      <w:r>
+        <w:rPr>
+          <w:rStyle w:val="ng-star-inserted1"/>
+          <w:rFonts w:ascii="Arial" w:eastAsiaTheme="majorEastAsia" w:hAnsi="Arial" w:cs="Arial"/>
+          <w:color w:val="1A1C1E"/>
+          <w:sz w:val="21"/>
+          <w:szCs w:val="21"/>
+        </w:rPr>
+        <w:t>).</w:t>
+      </w:r>
+    </w:p>
+    <w:p>
+      <w:pPr>
+        <w:pStyle w:val="ng-star-inserted"/>
+        <w:numPr>
+          <w:ilvl w:val="1"/>
+          <w:numId w:val="44"/>
+        </w:numPr>
+        <w:shd w:val="clear" w:color="auto" w:fill="FFFFFF"/>
+        <w:spacing w:before="0" w:beforeAutospacing="0" w:after="45" w:afterAutospacing="0" w:line="360" w:lineRule="auto"/>
+        <w:rPr>
+          <w:rFonts w:ascii="Arial" w:hAnsi="Arial" w:cs="Arial"/>
+          <w:color w:val="1A1C1E"/>
+          <w:sz w:val="21"/>
+          <w:szCs w:val="21"/>
+        </w:rPr>
+      </w:pPr>
+      <w:r>
+        <w:rPr>
+          <w:rStyle w:val="ng-star-inserted1"/>
+          <w:rFonts w:ascii="Arial" w:eastAsiaTheme="majorEastAsia" w:hAnsi="Arial" w:cs="Arial"/>
+          <w:b/>
+          <w:bCs/>
+          <w:color w:val="1A1C1E"/>
+          <w:sz w:val="21"/>
+          <w:szCs w:val="21"/>
+        </w:rPr>
+        <w:t>Adatbázis Tervezés:</w:t>
+      </w:r>
+      <w:r>
+        <w:rPr>
+          <w:rStyle w:val="ng-star-inserted1"/>
+          <w:rFonts w:ascii="Arial" w:eastAsiaTheme="majorEastAsia" w:hAnsi="Arial" w:cs="Arial"/>
+          <w:color w:val="1A1C1E"/>
+          <w:sz w:val="21"/>
+          <w:szCs w:val="21"/>
+        </w:rPr>
+        <w:t> Relációs séma kialakítása.</w:t>
+      </w:r>
+    </w:p>
+    <w:p>
+      <w:pPr>
+        <w:pStyle w:val="ng-star-inserted"/>
+        <w:numPr>
+          <w:ilvl w:val="1"/>
+          <w:numId w:val="44"/>
+        </w:numPr>
+        <w:shd w:val="clear" w:color="auto" w:fill="FFFFFF"/>
+        <w:spacing w:before="0" w:beforeAutospacing="0" w:after="45" w:afterAutospacing="0" w:line="360" w:lineRule="auto"/>
+        <w:rPr>
+          <w:rFonts w:ascii="Arial" w:hAnsi="Arial" w:cs="Arial"/>
+          <w:color w:val="1A1C1E"/>
+          <w:sz w:val="21"/>
+          <w:szCs w:val="21"/>
+        </w:rPr>
+      </w:pPr>
+      <w:r>
+        <w:rPr>
+          <w:rStyle w:val="ng-star-inserted1"/>
+          <w:rFonts w:ascii="Arial" w:eastAsiaTheme="majorEastAsia" w:hAnsi="Arial" w:cs="Arial"/>
+          <w:b/>
+          <w:bCs/>
+          <w:color w:val="1A1C1E"/>
+          <w:sz w:val="21"/>
+          <w:szCs w:val="21"/>
+        </w:rPr>
+        <w:t>API Kommunikáció:</w:t>
+      </w:r>
+      <w:r>
+        <w:rPr>
+          <w:rStyle w:val="ng-star-inserted1"/>
+          <w:rFonts w:ascii="Arial" w:eastAsiaTheme="majorEastAsia" w:hAnsi="Arial" w:cs="Arial"/>
+          <w:color w:val="1A1C1E"/>
+          <w:sz w:val="21"/>
+          <w:szCs w:val="21"/>
+        </w:rPr>
+        <w:t> Frontend és backend közötti adatcsere mechanizmusai.</w:t>
+      </w:r>
+    </w:p>
+    <w:p>
+      <w:pPr>
+        <w:pStyle w:val="ng-star-inserted"/>
+        <w:numPr>
+          <w:ilvl w:val="1"/>
+          <w:numId w:val="44"/>
+        </w:numPr>
+        <w:shd w:val="clear" w:color="auto" w:fill="FFFFFF"/>
+        <w:spacing w:before="0" w:beforeAutospacing="0" w:after="45" w:afterAutospacing="0" w:line="360" w:lineRule="auto"/>
+        <w:rPr>
+          <w:rFonts w:ascii="Arial" w:hAnsi="Arial" w:cs="Arial"/>
+          <w:color w:val="1A1C1E"/>
+          <w:sz w:val="21"/>
+          <w:szCs w:val="21"/>
+        </w:rPr>
+      </w:pPr>
+      <w:r>
+        <w:rPr>
+          <w:rStyle w:val="ng-star-inserted1"/>
+          <w:rFonts w:ascii="Arial" w:eastAsiaTheme="majorEastAsia" w:hAnsi="Arial" w:cs="Arial"/>
+          <w:b/>
+          <w:bCs/>
+          <w:color w:val="1A1C1E"/>
+          <w:sz w:val="21"/>
+          <w:szCs w:val="21"/>
+        </w:rPr>
+        <w:t>Verziókezelés (</w:t>
+      </w:r>
+      <w:proofErr w:type="spellStart"/>
+      <w:r>
+        <w:rPr>
+          <w:rStyle w:val="ng-star-inserted1"/>
+          <w:rFonts w:ascii="Arial" w:eastAsiaTheme="majorEastAsia" w:hAnsi="Arial" w:cs="Arial"/>
+          <w:b/>
+          <w:bCs/>
+          <w:color w:val="1A1C1E"/>
+          <w:sz w:val="21"/>
+          <w:szCs w:val="21"/>
+        </w:rPr>
+        <w:t>Git</w:t>
+      </w:r>
+      <w:proofErr w:type="spellEnd"/>
+      <w:r>
+        <w:rPr>
+          <w:rStyle w:val="ng-star-inserted1"/>
+          <w:rFonts w:ascii="Arial" w:eastAsiaTheme="majorEastAsia" w:hAnsi="Arial" w:cs="Arial"/>
+          <w:b/>
+          <w:bCs/>
+          <w:color w:val="1A1C1E"/>
+          <w:sz w:val="21"/>
+          <w:szCs w:val="21"/>
+        </w:rPr>
+        <w:t>):</w:t>
+      </w:r>
+      <w:r>
+        <w:rPr>
+          <w:rStyle w:val="ng-star-inserted1"/>
+          <w:rFonts w:ascii="Arial" w:eastAsiaTheme="majorEastAsia" w:hAnsi="Arial" w:cs="Arial"/>
+          <w:color w:val="1A1C1E"/>
+          <w:sz w:val="21"/>
+          <w:szCs w:val="21"/>
+        </w:rPr>
+        <w:t xml:space="preserve"> A kód verzióinak követése és együttműködés </w:t>
+      </w:r>
+    </w:p>
     <w:p>
       <w:pPr>
         <w:pStyle w:val="Cmsor2"/>
       </w:pPr>
-      <w:bookmarkStart w:id="6" w:name="_Toc193966074"/>
-      <w:r>
-        <w:lastRenderedPageBreak/>
+      <w:bookmarkStart w:id="6" w:name="_Toc194570528"/>
+      <w:r>
         <w:t>A felhasznált szoftverek</w:t>
       </w:r>
       <w:bookmarkEnd w:id="6"/>
@@ -2373,13 +3429,12 @@
           <w:numId w:val="26"/>
         </w:numPr>
         <w:shd w:val="clear" w:color="auto" w:fill="FFFFFF"/>
-        <w:spacing w:before="0" w:beforeAutospacing="0" w:after="45" w:afterAutospacing="0" w:line="300" w:lineRule="atLeast"/>
+        <w:spacing w:before="0" w:beforeAutospacing="0" w:after="45" w:afterAutospacing="0" w:line="360" w:lineRule="auto"/>
         <w:rPr>
           <w:color w:val="1A1C1E"/>
         </w:rPr>
       </w:pPr>
       <w:bookmarkStart w:id="7" w:name="_Toc473730746"/>
-      <w:bookmarkStart w:id="8" w:name="_Toc193966075"/>
       <w:r>
         <w:rPr>
           <w:rStyle w:val="ng-star-inserted1"/>
@@ -2435,7 +3490,7 @@
           <w:numId w:val="26"/>
         </w:numPr>
         <w:shd w:val="clear" w:color="auto" w:fill="FFFFFF"/>
-        <w:spacing w:before="0" w:beforeAutospacing="0" w:after="45" w:afterAutospacing="0" w:line="300" w:lineRule="atLeast"/>
+        <w:spacing w:before="0" w:beforeAutospacing="0" w:after="45" w:afterAutospacing="0" w:line="360" w:lineRule="auto"/>
         <w:rPr>
           <w:color w:val="1A1C1E"/>
         </w:rPr>
@@ -2475,7 +3530,7 @@
           <w:numId w:val="26"/>
         </w:numPr>
         <w:shd w:val="clear" w:color="auto" w:fill="FFFFFF"/>
-        <w:spacing w:before="0" w:beforeAutospacing="0" w:after="45" w:afterAutospacing="0" w:line="300" w:lineRule="atLeast"/>
+        <w:spacing w:before="0" w:beforeAutospacing="0" w:after="45" w:afterAutospacing="0" w:line="360" w:lineRule="auto"/>
         <w:rPr>
           <w:color w:val="1A1C1E"/>
         </w:rPr>
@@ -2507,7 +3562,7 @@
           <w:numId w:val="26"/>
         </w:numPr>
         <w:shd w:val="clear" w:color="auto" w:fill="FFFFFF"/>
-        <w:spacing w:before="0" w:beforeAutospacing="0" w:after="45" w:afterAutospacing="0" w:line="300" w:lineRule="atLeast"/>
+        <w:spacing w:before="0" w:beforeAutospacing="0" w:after="45" w:afterAutospacing="0" w:line="360" w:lineRule="auto"/>
         <w:rPr>
           <w:color w:val="1A1C1E"/>
         </w:rPr>
@@ -2635,7 +3690,7 @@
           <w:numId w:val="26"/>
         </w:numPr>
         <w:shd w:val="clear" w:color="auto" w:fill="FFFFFF"/>
-        <w:spacing w:before="0" w:beforeAutospacing="0" w:after="45" w:afterAutospacing="0" w:line="300" w:lineRule="atLeast"/>
+        <w:spacing w:before="0" w:beforeAutospacing="0" w:after="45" w:afterAutospacing="0" w:line="360" w:lineRule="auto"/>
         <w:rPr>
           <w:color w:val="1A1C1E"/>
         </w:rPr>
@@ -2679,7 +3734,7 @@
           <w:numId w:val="26"/>
         </w:numPr>
         <w:shd w:val="clear" w:color="auto" w:fill="FFFFFF"/>
-        <w:spacing w:before="0" w:beforeAutospacing="0" w:after="45" w:afterAutospacing="0" w:line="300" w:lineRule="atLeast"/>
+        <w:spacing w:before="0" w:beforeAutospacing="0" w:after="45" w:afterAutospacing="0" w:line="360" w:lineRule="auto"/>
         <w:rPr>
           <w:color w:val="1A1C1E"/>
         </w:rPr>
@@ -2693,6 +3748,7 @@
           <w:bCs/>
           <w:color w:val="1A1C1E"/>
         </w:rPr>
+        <w:lastRenderedPageBreak/>
         <w:t>MySQL</w:t>
       </w:r>
       <w:proofErr w:type="spellEnd"/>
@@ -2741,7 +3797,7 @@
           <w:numId w:val="26"/>
         </w:numPr>
         <w:shd w:val="clear" w:color="auto" w:fill="FFFFFF"/>
-        <w:spacing w:before="0" w:beforeAutospacing="0" w:after="45" w:afterAutospacing="0" w:line="300" w:lineRule="atLeast"/>
+        <w:spacing w:before="0" w:beforeAutospacing="0" w:after="45" w:afterAutospacing="0" w:line="360" w:lineRule="auto"/>
         <w:rPr>
           <w:color w:val="1A1C1E"/>
         </w:rPr>
@@ -2785,7 +3841,7 @@
           <w:numId w:val="26"/>
         </w:numPr>
         <w:shd w:val="clear" w:color="auto" w:fill="FFFFFF"/>
-        <w:spacing w:before="0" w:beforeAutospacing="0" w:after="45" w:afterAutospacing="0" w:line="300" w:lineRule="atLeast"/>
+        <w:spacing w:before="0" w:beforeAutospacing="0" w:after="45" w:afterAutospacing="0" w:line="360" w:lineRule="auto"/>
         <w:rPr>
           <w:color w:val="1A1C1E"/>
         </w:rPr>
@@ -2822,12 +3878,14 @@
     <w:p>
       <w:pPr>
         <w:pStyle w:val="ng-star-inserted"/>
+        <w:keepLines/>
         <w:numPr>
           <w:ilvl w:val="0"/>
           <w:numId w:val="26"/>
         </w:numPr>
         <w:shd w:val="clear" w:color="auto" w:fill="FFFFFF"/>
-        <w:spacing w:before="0" w:beforeAutospacing="0" w:after="45" w:afterAutospacing="0" w:line="300" w:lineRule="atLeast"/>
+        <w:spacing w:before="0" w:beforeAutospacing="0" w:after="45" w:afterAutospacing="0" w:line="360" w:lineRule="auto"/>
+        <w:ind w:left="714" w:hanging="357"/>
         <w:rPr>
           <w:color w:val="1A1C1E"/>
         </w:rPr>
@@ -2855,6 +3913,7 @@
       <w:pPr>
         <w:pStyle w:val="Cmsor1"/>
       </w:pPr>
+      <w:bookmarkStart w:id="8" w:name="_Toc194570529"/>
       <w:r>
         <w:lastRenderedPageBreak/>
         <w:t>Felhasználói dokumentáció</w:t>
@@ -2866,7 +3925,7 @@
       <w:pPr>
         <w:pStyle w:val="Cmsor2"/>
       </w:pPr>
-      <w:bookmarkStart w:id="9" w:name="_Toc193966076"/>
+      <w:bookmarkStart w:id="9" w:name="_Toc194570530"/>
       <w:r>
         <w:t>A program általános specifikációja</w:t>
       </w:r>
@@ -2913,7 +3972,7 @@
       <w:pPr>
         <w:pStyle w:val="ng-star-inserted"/>
         <w:shd w:val="clear" w:color="auto" w:fill="FFFFFF"/>
-        <w:spacing w:after="270" w:afterAutospacing="0" w:line="300" w:lineRule="atLeast"/>
+        <w:spacing w:after="270" w:afterAutospacing="0" w:line="360" w:lineRule="auto"/>
         <w:rPr>
           <w:color w:val="1A1C1E"/>
         </w:rPr>
@@ -2935,7 +3994,7 @@
           <w:numId w:val="27"/>
         </w:numPr>
         <w:shd w:val="clear" w:color="auto" w:fill="FFFFFF"/>
-        <w:spacing w:before="0" w:beforeAutospacing="0" w:after="45" w:afterAutospacing="0" w:line="300" w:lineRule="atLeast"/>
+        <w:spacing w:before="0" w:beforeAutospacing="0" w:after="45" w:afterAutospacing="0" w:line="360" w:lineRule="auto"/>
         <w:rPr>
           <w:color w:val="1A1C1E"/>
         </w:rPr>
@@ -2967,7 +4026,7 @@
           <w:numId w:val="27"/>
         </w:numPr>
         <w:shd w:val="clear" w:color="auto" w:fill="FFFFFF"/>
-        <w:spacing w:before="0" w:beforeAutospacing="0" w:after="45" w:afterAutospacing="0" w:line="300" w:lineRule="atLeast"/>
+        <w:spacing w:before="0" w:beforeAutospacing="0" w:after="45" w:afterAutospacing="0" w:line="360" w:lineRule="auto"/>
         <w:rPr>
           <w:color w:val="1A1C1E"/>
         </w:rPr>
@@ -2999,7 +4058,7 @@
           <w:numId w:val="27"/>
         </w:numPr>
         <w:shd w:val="clear" w:color="auto" w:fill="FFFFFF"/>
-        <w:spacing w:before="0" w:beforeAutospacing="0" w:after="45" w:afterAutospacing="0" w:line="300" w:lineRule="atLeast"/>
+        <w:spacing w:before="0" w:beforeAutospacing="0" w:after="45" w:afterAutospacing="0" w:line="360" w:lineRule="auto"/>
         <w:rPr>
           <w:color w:val="1A1C1E"/>
         </w:rPr>
@@ -3045,7 +4104,7 @@
       <w:pPr>
         <w:pStyle w:val="ng-star-inserted"/>
         <w:shd w:val="clear" w:color="auto" w:fill="FFFFFF"/>
-        <w:spacing w:after="270" w:afterAutospacing="0" w:line="300" w:lineRule="atLeast"/>
+        <w:spacing w:after="270" w:afterAutospacing="0" w:line="360" w:lineRule="auto"/>
         <w:rPr>
           <w:color w:val="1A1C1E"/>
         </w:rPr>
@@ -3063,7 +4122,7 @@
       <w:pPr>
         <w:pStyle w:val="ng-star-inserted"/>
         <w:shd w:val="clear" w:color="auto" w:fill="FFFFFF"/>
-        <w:spacing w:after="270" w:afterAutospacing="0" w:line="300" w:lineRule="atLeast"/>
+        <w:spacing w:after="270" w:afterAutospacing="0" w:line="360" w:lineRule="auto"/>
         <w:rPr>
           <w:color w:val="1A1C1E"/>
         </w:rPr>
@@ -3128,7 +4187,7 @@
         <w:pStyle w:val="Cmsor2"/>
       </w:pPr>
       <w:bookmarkStart w:id="10" w:name="_Toc473730747"/>
-      <w:bookmarkStart w:id="11" w:name="_Toc193966077"/>
+      <w:bookmarkStart w:id="11" w:name="_Toc194570531"/>
       <w:r>
         <w:t>Rendszerkövetelmények</w:t>
       </w:r>
@@ -3139,7 +4198,7 @@
       <w:pPr>
         <w:pStyle w:val="Cmsor3"/>
       </w:pPr>
-      <w:bookmarkStart w:id="12" w:name="_Toc193966078"/>
+      <w:bookmarkStart w:id="12" w:name="_Toc194570532"/>
       <w:r>
         <w:t>Hardver követelmények</w:t>
       </w:r>
@@ -3152,12 +4211,11 @@
       <w:pPr>
         <w:pStyle w:val="ng-star-inserted"/>
         <w:shd w:val="clear" w:color="auto" w:fill="FFFFFF"/>
-        <w:spacing w:after="270" w:afterAutospacing="0" w:line="300" w:lineRule="atLeast"/>
-        <w:rPr>
-          <w:color w:val="1A1C1E"/>
-        </w:rPr>
-      </w:pPr>
-      <w:bookmarkStart w:id="13" w:name="_Toc193966079"/>
+        <w:spacing w:after="270" w:afterAutospacing="0" w:line="360" w:lineRule="auto"/>
+        <w:rPr>
+          <w:color w:val="1A1C1E"/>
+        </w:rPr>
+      </w:pPr>
       <w:r>
         <w:rPr>
           <w:rStyle w:val="ng-star-inserted1"/>
@@ -3175,7 +4233,7 @@
           <w:numId w:val="28"/>
         </w:numPr>
         <w:shd w:val="clear" w:color="auto" w:fill="FFFFFF"/>
-        <w:spacing w:before="0" w:beforeAutospacing="0" w:after="45" w:afterAutospacing="0" w:line="300" w:lineRule="atLeast"/>
+        <w:spacing w:before="0" w:beforeAutospacing="0" w:after="45" w:afterAutospacing="0" w:line="360" w:lineRule="auto"/>
         <w:rPr>
           <w:color w:val="1A1C1E"/>
         </w:rPr>
@@ -3188,6 +4246,7 @@
           <w:bCs/>
           <w:color w:val="1A1C1E"/>
         </w:rPr>
+        <w:lastRenderedPageBreak/>
         <w:t>Eszköz:</w:t>
       </w:r>
       <w:r>
@@ -3207,7 +4266,7 @@
           <w:numId w:val="28"/>
         </w:numPr>
         <w:shd w:val="clear" w:color="auto" w:fill="FFFFFF"/>
-        <w:spacing w:before="0" w:beforeAutospacing="0" w:after="45" w:afterAutospacing="0" w:line="300" w:lineRule="atLeast"/>
+        <w:spacing w:before="0" w:beforeAutospacing="0" w:after="45" w:afterAutospacing="0" w:line="360" w:lineRule="auto"/>
         <w:rPr>
           <w:color w:val="1A1C1E"/>
         </w:rPr>
@@ -3239,7 +4298,7 @@
           <w:numId w:val="28"/>
         </w:numPr>
         <w:shd w:val="clear" w:color="auto" w:fill="FFFFFF"/>
-        <w:spacing w:before="0" w:beforeAutospacing="0" w:after="45" w:afterAutospacing="0" w:line="300" w:lineRule="atLeast"/>
+        <w:spacing w:before="0" w:beforeAutospacing="0" w:after="45" w:afterAutospacing="0" w:line="360" w:lineRule="auto"/>
         <w:rPr>
           <w:color w:val="1A1C1E"/>
         </w:rPr>
@@ -3271,7 +4330,7 @@
           <w:numId w:val="28"/>
         </w:numPr>
         <w:shd w:val="clear" w:color="auto" w:fill="FFFFFF"/>
-        <w:spacing w:before="0" w:beforeAutospacing="0" w:after="45" w:afterAutospacing="0" w:line="300" w:lineRule="atLeast"/>
+        <w:spacing w:before="0" w:beforeAutospacing="0" w:after="45" w:afterAutospacing="0" w:line="360" w:lineRule="auto"/>
         <w:rPr>
           <w:color w:val="1A1C1E"/>
         </w:rPr>
@@ -3303,7 +4362,7 @@
           <w:numId w:val="28"/>
         </w:numPr>
         <w:shd w:val="clear" w:color="auto" w:fill="FFFFFF"/>
-        <w:spacing w:before="0" w:beforeAutospacing="0" w:after="45" w:afterAutospacing="0" w:line="300" w:lineRule="atLeast"/>
+        <w:spacing w:before="0" w:beforeAutospacing="0" w:after="45" w:afterAutospacing="0" w:line="360" w:lineRule="auto"/>
         <w:rPr>
           <w:color w:val="1A1C1E"/>
         </w:rPr>
@@ -3316,7 +4375,6 @@
           <w:bCs/>
           <w:color w:val="1A1C1E"/>
         </w:rPr>
-        <w:lastRenderedPageBreak/>
         <w:t>Internetkapcsolat:</w:t>
       </w:r>
       <w:r>
@@ -3332,6 +4390,7 @@
       <w:pPr>
         <w:pStyle w:val="Cmsor3"/>
       </w:pPr>
+      <w:bookmarkStart w:id="13" w:name="_Toc194570533"/>
       <w:r>
         <w:t>Szoftver követelmények</w:t>
       </w:r>
@@ -3348,7 +4407,7 @@
           <w:numId w:val="29"/>
         </w:numPr>
         <w:shd w:val="clear" w:color="auto" w:fill="FFFFFF"/>
-        <w:spacing w:before="0" w:beforeAutospacing="0" w:after="45" w:afterAutospacing="0" w:line="300" w:lineRule="atLeast"/>
+        <w:spacing w:before="0" w:beforeAutospacing="0" w:after="45" w:afterAutospacing="0" w:line="360" w:lineRule="auto"/>
         <w:rPr>
           <w:color w:val="1A1C1E"/>
         </w:rPr>
@@ -3398,7 +4457,7 @@
           <w:numId w:val="29"/>
         </w:numPr>
         <w:shd w:val="clear" w:color="auto" w:fill="FFFFFF"/>
-        <w:spacing w:before="0" w:beforeAutospacing="0" w:after="45" w:afterAutospacing="0" w:line="300" w:lineRule="atLeast"/>
+        <w:spacing w:before="0" w:beforeAutospacing="0" w:after="45" w:afterAutospacing="0" w:line="360" w:lineRule="auto"/>
         <w:rPr>
           <w:color w:val="1A1C1E"/>
         </w:rPr>
@@ -3430,7 +4489,7 @@
           <w:numId w:val="29"/>
         </w:numPr>
         <w:shd w:val="clear" w:color="auto" w:fill="FFFFFF"/>
-        <w:spacing w:before="0" w:beforeAutospacing="0" w:after="45" w:afterAutospacing="0" w:line="300" w:lineRule="atLeast"/>
+        <w:spacing w:before="0" w:beforeAutospacing="0" w:after="45" w:afterAutospacing="0" w:line="360" w:lineRule="auto"/>
         <w:rPr>
           <w:color w:val="1A1C1E"/>
         </w:rPr>
@@ -3452,7 +4511,7 @@
           <w:numId w:val="29"/>
         </w:numPr>
         <w:shd w:val="clear" w:color="auto" w:fill="FFFFFF"/>
-        <w:spacing w:before="0" w:beforeAutospacing="0" w:after="45" w:afterAutospacing="0" w:line="300" w:lineRule="atLeast"/>
+        <w:spacing w:before="0" w:beforeAutospacing="0" w:after="45" w:afterAutospacing="0" w:line="360" w:lineRule="auto"/>
         <w:rPr>
           <w:color w:val="1A1C1E"/>
         </w:rPr>
@@ -3474,7 +4533,7 @@
           <w:numId w:val="29"/>
         </w:numPr>
         <w:shd w:val="clear" w:color="auto" w:fill="FFFFFF"/>
-        <w:spacing w:before="0" w:beforeAutospacing="0" w:after="45" w:afterAutospacing="0" w:line="300" w:lineRule="atLeast"/>
+        <w:spacing w:before="0" w:beforeAutospacing="0" w:after="45" w:afterAutospacing="0" w:line="360" w:lineRule="auto"/>
         <w:rPr>
           <w:color w:val="1A1C1E"/>
         </w:rPr>
@@ -3506,7 +4565,7 @@
           <w:numId w:val="29"/>
         </w:numPr>
         <w:shd w:val="clear" w:color="auto" w:fill="FFFFFF"/>
-        <w:spacing w:before="0" w:beforeAutospacing="0" w:after="45" w:afterAutospacing="0" w:line="300" w:lineRule="atLeast"/>
+        <w:spacing w:before="0" w:beforeAutospacing="0" w:after="45" w:afterAutospacing="0" w:line="360" w:lineRule="auto"/>
         <w:rPr>
           <w:color w:val="1A1C1E"/>
         </w:rPr>
@@ -3550,7 +4609,7 @@
         </w:rPr>
         <w:t xml:space="preserve"> </w:t>
       </w:r>
-      <w:bookmarkStart w:id="14" w:name="_Toc193966080"/>
+      <w:bookmarkStart w:id="14" w:name="_Toc194570534"/>
       <w:r>
         <w:t>3. A program telepítése</w:t>
       </w:r>
@@ -3563,12 +4622,11 @@
       <w:pPr>
         <w:pStyle w:val="ng-star-inserted"/>
         <w:shd w:val="clear" w:color="auto" w:fill="FFFFFF"/>
-        <w:spacing w:after="270" w:afterAutospacing="0" w:line="300" w:lineRule="atLeast"/>
-        <w:rPr>
-          <w:color w:val="1A1C1E"/>
-        </w:rPr>
-      </w:pPr>
-      <w:bookmarkStart w:id="15" w:name="_Toc193966081"/>
+        <w:spacing w:after="270" w:afterAutospacing="0" w:line="360" w:lineRule="auto"/>
+        <w:rPr>
+          <w:color w:val="1A1C1E"/>
+        </w:rPr>
+      </w:pPr>
       <w:r>
         <w:rPr>
           <w:rStyle w:val="ng-star-inserted1"/>
@@ -3599,7 +4657,7 @@
       <w:pPr>
         <w:pStyle w:val="ng-star-inserted"/>
         <w:shd w:val="clear" w:color="auto" w:fill="FFFFFF"/>
-        <w:spacing w:after="270" w:afterAutospacing="0" w:line="300" w:lineRule="atLeast"/>
+        <w:spacing w:after="270" w:afterAutospacing="0" w:line="360" w:lineRule="auto"/>
         <w:rPr>
           <w:color w:val="1A1C1E"/>
         </w:rPr>
@@ -3621,7 +4679,7 @@
           <w:numId w:val="30"/>
         </w:numPr>
         <w:shd w:val="clear" w:color="auto" w:fill="FFFFFF"/>
-        <w:spacing w:before="0" w:beforeAutospacing="0" w:after="45" w:afterAutospacing="0" w:line="300" w:lineRule="atLeast"/>
+        <w:spacing w:before="0" w:beforeAutospacing="0" w:after="45" w:afterAutospacing="0" w:line="360" w:lineRule="auto"/>
         <w:rPr>
           <w:color w:val="1A1C1E"/>
         </w:rPr>
@@ -3643,7 +4701,7 @@
           <w:numId w:val="30"/>
         </w:numPr>
         <w:shd w:val="clear" w:color="auto" w:fill="FFFFFF"/>
-        <w:spacing w:before="0" w:beforeAutospacing="0" w:after="45" w:afterAutospacing="0" w:line="300" w:lineRule="atLeast"/>
+        <w:spacing w:before="0" w:beforeAutospacing="0" w:after="45" w:afterAutospacing="0" w:line="360" w:lineRule="auto"/>
         <w:rPr>
           <w:color w:val="1A1C1E"/>
         </w:rPr>
@@ -3681,7 +4739,7 @@
           <w:numId w:val="30"/>
         </w:numPr>
         <w:shd w:val="clear" w:color="auto" w:fill="FFFFFF"/>
-        <w:spacing w:before="0" w:beforeAutospacing="0" w:after="45" w:afterAutospacing="0" w:line="300" w:lineRule="atLeast"/>
+        <w:spacing w:before="0" w:beforeAutospacing="0" w:after="45" w:afterAutospacing="0" w:line="360" w:lineRule="auto"/>
         <w:rPr>
           <w:color w:val="1A1C1E"/>
         </w:rPr>
@@ -3699,7 +4757,7 @@
       <w:pPr>
         <w:pStyle w:val="ng-star-inserted"/>
         <w:shd w:val="clear" w:color="auto" w:fill="FFFFFF"/>
-        <w:spacing w:after="270" w:afterAutospacing="0" w:line="300" w:lineRule="atLeast"/>
+        <w:spacing w:after="270" w:afterAutospacing="0" w:line="360" w:lineRule="auto"/>
         <w:rPr>
           <w:color w:val="1A1C1E"/>
         </w:rPr>
@@ -3717,7 +4775,9 @@
       <w:pPr>
         <w:pStyle w:val="Cmsor2"/>
       </w:pPr>
-      <w:r>
+      <w:bookmarkStart w:id="15" w:name="_Toc194570535"/>
+      <w:r>
+        <w:lastRenderedPageBreak/>
         <w:t>A program használatának a részletes leírása</w:t>
       </w:r>
       <w:bookmarkEnd w:id="15"/>
@@ -3748,7 +4808,7 @@
       <w:pPr>
         <w:pStyle w:val="ng-star-inserted"/>
         <w:shd w:val="clear" w:color="auto" w:fill="FFFFFF"/>
-        <w:spacing w:after="270" w:afterAutospacing="0" w:line="300" w:lineRule="atLeast"/>
+        <w:spacing w:after="270" w:afterAutospacing="0" w:line="360" w:lineRule="auto"/>
         <w:rPr>
           <w:color w:val="1A1C1E"/>
         </w:rPr>
@@ -3768,7 +4828,7 @@
       <w:pPr>
         <w:pStyle w:val="ng-star-inserted"/>
         <w:shd w:val="clear" w:color="auto" w:fill="FFFFFF"/>
-        <w:spacing w:after="270" w:afterAutospacing="0" w:line="300" w:lineRule="atLeast"/>
+        <w:spacing w:after="270" w:afterAutospacing="0" w:line="360" w:lineRule="auto"/>
         <w:rPr>
           <w:color w:val="1A1C1E"/>
         </w:rPr>
@@ -3790,7 +4850,7 @@
           <w:numId w:val="31"/>
         </w:numPr>
         <w:shd w:val="clear" w:color="auto" w:fill="FFFFFF"/>
-        <w:spacing w:before="0" w:beforeAutospacing="0" w:after="45" w:afterAutospacing="0" w:line="300" w:lineRule="atLeast"/>
+        <w:spacing w:before="0" w:beforeAutospacing="0" w:after="45" w:afterAutospacing="0" w:line="360" w:lineRule="auto"/>
         <w:rPr>
           <w:color w:val="1A1C1E"/>
         </w:rPr>
@@ -3840,7 +4900,7 @@
       <w:pPr>
         <w:pStyle w:val="ng-star-inserted"/>
         <w:shd w:val="clear" w:color="auto" w:fill="FFFFFF"/>
-        <w:spacing w:before="0" w:beforeAutospacing="0" w:after="45" w:afterAutospacing="0" w:line="300" w:lineRule="atLeast"/>
+        <w:spacing w:before="0" w:beforeAutospacing="0" w:after="45" w:afterAutospacing="0" w:line="360" w:lineRule="auto"/>
         <w:ind w:left="360"/>
         <w:rPr>
           <w:rStyle w:val="inline-code"/>
@@ -3858,6 +4918,7 @@
       </w:r>
       <w:r>
         <w:rPr>
+          <w:noProof/>
           <w:color w:val="1A1C1E"/>
         </w:rPr>
         <w:drawing>
@@ -3931,7 +4992,7 @@
       <w:pPr>
         <w:pStyle w:val="ng-star-inserted"/>
         <w:shd w:val="clear" w:color="auto" w:fill="FFFFFF"/>
-        <w:spacing w:before="0" w:beforeAutospacing="0" w:after="45" w:afterAutospacing="0" w:line="300" w:lineRule="atLeast"/>
+        <w:spacing w:before="0" w:beforeAutospacing="0" w:after="45" w:afterAutospacing="0" w:line="360" w:lineRule="auto"/>
         <w:ind w:left="360"/>
         <w:rPr>
           <w:color w:val="1A1C1E"/>
@@ -3941,7 +5002,6 @@
         <w:rPr>
           <w:color w:val="1A1C1E"/>
         </w:rPr>
-        <w:lastRenderedPageBreak/>
         <w:t>Navigációs sáv (bejelentkezett állapot)</w:t>
       </w:r>
       <w:r>
@@ -3955,7 +5015,7 @@
       <w:pPr>
         <w:pStyle w:val="ng-star-inserted"/>
         <w:shd w:val="clear" w:color="auto" w:fill="FFFFFF"/>
-        <w:spacing w:before="0" w:beforeAutospacing="0" w:after="45" w:afterAutospacing="0" w:line="300" w:lineRule="atLeast"/>
+        <w:spacing w:before="0" w:beforeAutospacing="0" w:after="45" w:afterAutospacing="0" w:line="360" w:lineRule="auto"/>
         <w:ind w:left="720"/>
         <w:rPr>
           <w:rStyle w:val="inline-code"/>
@@ -3964,6 +5024,7 @@
       </w:pPr>
       <w:r>
         <w:rPr>
+          <w:noProof/>
           <w:color w:val="1A1C1E"/>
         </w:rPr>
         <w:drawing>
@@ -4039,7 +5100,7 @@
           <w:numId w:val="31"/>
         </w:numPr>
         <w:shd w:val="clear" w:color="auto" w:fill="FFFFFF"/>
-        <w:spacing w:before="0" w:beforeAutospacing="0" w:after="45" w:afterAutospacing="0" w:line="300" w:lineRule="atLeast"/>
+        <w:spacing w:before="0" w:beforeAutospacing="0" w:after="45" w:afterAutospacing="0" w:line="360" w:lineRule="auto"/>
         <w:rPr>
           <w:rStyle w:val="ng-star-inserted1"/>
           <w:color w:val="1A1C1E"/>
@@ -4080,7 +5141,7 @@
       <w:pPr>
         <w:pStyle w:val="ng-star-inserted"/>
         <w:shd w:val="clear" w:color="auto" w:fill="FFFFFF"/>
-        <w:spacing w:before="0" w:beforeAutospacing="0" w:after="45" w:afterAutospacing="0" w:line="300" w:lineRule="atLeast"/>
+        <w:spacing w:before="0" w:beforeAutospacing="0" w:after="45" w:afterAutospacing="0" w:line="360" w:lineRule="auto"/>
         <w:ind w:left="720"/>
         <w:rPr>
           <w:color w:val="1A1C1E"/>
@@ -4090,6 +5151,7 @@
         <w:rPr>
           <w:rStyle w:val="inline-code"/>
           <w:rFonts w:eastAsiaTheme="majorEastAsia"/>
+          <w:noProof/>
           <w:color w:val="1A1C1E"/>
         </w:rPr>
         <w:drawing>
@@ -4165,7 +5227,7 @@
           <w:numId w:val="31"/>
         </w:numPr>
         <w:shd w:val="clear" w:color="auto" w:fill="FFFFFF"/>
-        <w:spacing w:before="0" w:beforeAutospacing="0" w:after="45" w:afterAutospacing="0" w:line="300" w:lineRule="atLeast"/>
+        <w:spacing w:before="0" w:beforeAutospacing="0" w:after="45" w:afterAutospacing="0" w:line="360" w:lineRule="auto"/>
         <w:rPr>
           <w:rStyle w:val="ng-star-inserted1"/>
           <w:color w:val="1A1C1E"/>
@@ -4212,7 +5274,7 @@
       <w:pPr>
         <w:pStyle w:val="ng-star-inserted"/>
         <w:shd w:val="clear" w:color="auto" w:fill="FFFFFF"/>
-        <w:spacing w:before="0" w:beforeAutospacing="0" w:after="45" w:afterAutospacing="0" w:line="300" w:lineRule="atLeast"/>
+        <w:spacing w:before="0" w:beforeAutospacing="0" w:after="45" w:afterAutospacing="0" w:line="360" w:lineRule="auto"/>
         <w:rPr>
           <w:rStyle w:val="ng-star-inserted1"/>
           <w:color w:val="1A1C1E"/>
@@ -4222,8 +5284,10 @@
         <w:rPr>
           <w:rStyle w:val="inline-code"/>
           <w:rFonts w:eastAsiaTheme="majorEastAsia"/>
-          <w:color w:val="1A1C1E"/>
-        </w:rPr>
+          <w:noProof/>
+          <w:color w:val="1A1C1E"/>
+        </w:rPr>
+        <w:lastRenderedPageBreak/>
         <w:drawing>
           <wp:anchor distT="0" distB="0" distL="114300" distR="114300" simplePos="0" relativeHeight="251664384" behindDoc="1" locked="0" layoutInCell="1" allowOverlap="1" wp14:anchorId="79332CFE" wp14:editId="3B5203EF">
             <wp:simplePos x="0" y="0"/>
@@ -4287,7 +5351,7 @@
       <w:pPr>
         <w:pStyle w:val="ng-star-inserted"/>
         <w:shd w:val="clear" w:color="auto" w:fill="FFFFFF"/>
-        <w:spacing w:before="0" w:beforeAutospacing="0" w:after="45" w:afterAutospacing="0" w:line="300" w:lineRule="atLeast"/>
+        <w:spacing w:before="0" w:beforeAutospacing="0" w:after="45" w:afterAutospacing="0" w:line="360" w:lineRule="auto"/>
         <w:rPr>
           <w:rStyle w:val="ng-star-inserted1"/>
           <w:color w:val="1A1C1E"/>
@@ -4302,7 +5366,7 @@
           <w:numId w:val="31"/>
         </w:numPr>
         <w:shd w:val="clear" w:color="auto" w:fill="FFFFFF"/>
-        <w:spacing w:before="0" w:beforeAutospacing="0" w:after="45" w:afterAutospacing="0" w:line="300" w:lineRule="atLeast"/>
+        <w:spacing w:before="0" w:beforeAutospacing="0" w:after="45" w:afterAutospacing="0" w:line="360" w:lineRule="auto"/>
         <w:rPr>
           <w:rFonts w:eastAsiaTheme="majorEastAsia"/>
           <w:color w:val="1A1C1E"/>
@@ -4312,6 +5376,7 @@
         <w:rPr>
           <w:rStyle w:val="inline-code"/>
           <w:rFonts w:eastAsiaTheme="majorEastAsia"/>
+          <w:noProof/>
           <w:color w:val="1A1C1E"/>
         </w:rPr>
         <w:drawing>
@@ -4417,7 +5482,7 @@
       <w:pPr>
         <w:pStyle w:val="ng-star-inserted"/>
         <w:shd w:val="clear" w:color="auto" w:fill="FFFFFF"/>
-        <w:spacing w:after="270" w:afterAutospacing="0" w:line="300" w:lineRule="atLeast"/>
+        <w:spacing w:after="270" w:afterAutospacing="0" w:line="360" w:lineRule="auto"/>
         <w:rPr>
           <w:color w:val="1A1C1E"/>
         </w:rPr>
@@ -4430,7 +5495,6 @@
           <w:bCs/>
           <w:color w:val="1A1C1E"/>
         </w:rPr>
-        <w:lastRenderedPageBreak/>
         <w:t>Regisztráció</w:t>
       </w:r>
     </w:p>
@@ -4438,7 +5502,7 @@
       <w:pPr>
         <w:pStyle w:val="ng-star-inserted"/>
         <w:shd w:val="clear" w:color="auto" w:fill="FFFFFF"/>
-        <w:spacing w:after="270" w:afterAutospacing="0" w:line="300" w:lineRule="atLeast"/>
+        <w:spacing w:after="270" w:afterAutospacing="0" w:line="360" w:lineRule="auto"/>
         <w:rPr>
           <w:color w:val="1A1C1E"/>
         </w:rPr>
@@ -4460,7 +5524,7 @@
           <w:numId w:val="35"/>
         </w:numPr>
         <w:shd w:val="clear" w:color="auto" w:fill="FFFFFF"/>
-        <w:spacing w:before="0" w:beforeAutospacing="0" w:after="45" w:afterAutospacing="0" w:line="300" w:lineRule="atLeast"/>
+        <w:spacing w:before="0" w:beforeAutospacing="0" w:after="45" w:afterAutospacing="0" w:line="360" w:lineRule="auto"/>
         <w:rPr>
           <w:color w:val="1A1C1E"/>
         </w:rPr>
@@ -4482,7 +5546,7 @@
           <w:numId w:val="35"/>
         </w:numPr>
         <w:shd w:val="clear" w:color="auto" w:fill="FFFFFF"/>
-        <w:spacing w:before="0" w:beforeAutospacing="0" w:after="45" w:afterAutospacing="0" w:line="300" w:lineRule="atLeast"/>
+        <w:spacing w:before="0" w:beforeAutospacing="0" w:after="45" w:afterAutospacing="0" w:line="360" w:lineRule="auto"/>
         <w:rPr>
           <w:color w:val="1A1C1E"/>
         </w:rPr>
@@ -4504,7 +5568,7 @@
           <w:numId w:val="35"/>
         </w:numPr>
         <w:shd w:val="clear" w:color="auto" w:fill="FFFFFF"/>
-        <w:spacing w:before="0" w:beforeAutospacing="0" w:after="45" w:afterAutospacing="0" w:line="300" w:lineRule="atLeast"/>
+        <w:spacing w:before="0" w:beforeAutospacing="0" w:after="45" w:afterAutospacing="0" w:line="360" w:lineRule="auto"/>
         <w:rPr>
           <w:color w:val="1A1C1E"/>
         </w:rPr>
@@ -4536,7 +5600,7 @@
           <w:numId w:val="35"/>
         </w:numPr>
         <w:shd w:val="clear" w:color="auto" w:fill="FFFFFF"/>
-        <w:spacing w:before="0" w:beforeAutospacing="0" w:after="45" w:afterAutospacing="0" w:line="300" w:lineRule="atLeast"/>
+        <w:spacing w:before="0" w:beforeAutospacing="0" w:after="45" w:afterAutospacing="0" w:line="360" w:lineRule="auto"/>
         <w:rPr>
           <w:color w:val="1A1C1E"/>
         </w:rPr>
@@ -4568,7 +5632,8 @@
           <w:numId w:val="35"/>
         </w:numPr>
         <w:shd w:val="clear" w:color="auto" w:fill="FFFFFF"/>
-        <w:spacing w:before="0" w:beforeAutospacing="0" w:after="45" w:afterAutospacing="0" w:line="300" w:lineRule="atLeast"/>
+        <w:spacing w:before="0" w:beforeAutospacing="0" w:after="45" w:afterAutospacing="0" w:line="360" w:lineRule="auto"/>
+        <w:ind w:left="1434" w:hanging="357"/>
         <w:rPr>
           <w:color w:val="1A1C1E"/>
         </w:rPr>
@@ -4600,7 +5665,7 @@
           <w:numId w:val="35"/>
         </w:numPr>
         <w:shd w:val="clear" w:color="auto" w:fill="FFFFFF"/>
-        <w:spacing w:before="0" w:beforeAutospacing="0" w:after="45" w:afterAutospacing="0" w:line="300" w:lineRule="atLeast"/>
+        <w:spacing w:before="0" w:beforeAutospacing="0" w:after="45" w:afterAutospacing="0" w:line="360" w:lineRule="auto"/>
         <w:rPr>
           <w:color w:val="1A1C1E"/>
         </w:rPr>
@@ -4609,8 +5674,10 @@
         <w:rPr>
           <w:rStyle w:val="inline-code"/>
           <w:rFonts w:eastAsiaTheme="majorEastAsia"/>
-          <w:color w:val="1A1C1E"/>
-        </w:rPr>
+          <w:noProof/>
+          <w:color w:val="1A1C1E"/>
+        </w:rPr>
+        <w:lastRenderedPageBreak/>
         <w:drawing>
           <wp:anchor distT="0" distB="0" distL="114300" distR="114300" simplePos="0" relativeHeight="251665408" behindDoc="1" locked="0" layoutInCell="1" allowOverlap="1" wp14:anchorId="11D311B7" wp14:editId="0BB95EF7">
             <wp:simplePos x="0" y="0"/>
@@ -4710,7 +5777,7 @@
           <w:numId w:val="35"/>
         </w:numPr>
         <w:shd w:val="clear" w:color="auto" w:fill="FFFFFF"/>
-        <w:spacing w:before="0" w:beforeAutospacing="0" w:after="45" w:afterAutospacing="0" w:line="300" w:lineRule="atLeast"/>
+        <w:spacing w:before="0" w:beforeAutospacing="0" w:after="45" w:afterAutospacing="0" w:line="360" w:lineRule="auto"/>
         <w:rPr>
           <w:color w:val="1A1C1E"/>
         </w:rPr>
@@ -4732,7 +5799,7 @@
           <w:numId w:val="35"/>
         </w:numPr>
         <w:shd w:val="clear" w:color="auto" w:fill="FFFFFF"/>
-        <w:spacing w:before="0" w:beforeAutospacing="0" w:after="45" w:afterAutospacing="0" w:line="300" w:lineRule="atLeast"/>
+        <w:spacing w:before="0" w:beforeAutospacing="0" w:after="45" w:afterAutospacing="0" w:line="360" w:lineRule="auto"/>
         <w:rPr>
           <w:color w:val="1A1C1E"/>
         </w:rPr>
@@ -4754,7 +5821,7 @@
           <w:numId w:val="35"/>
         </w:numPr>
         <w:shd w:val="clear" w:color="auto" w:fill="FFFFFF"/>
-        <w:spacing w:before="0" w:beforeAutospacing="0" w:after="45" w:afterAutospacing="0" w:line="300" w:lineRule="atLeast"/>
+        <w:spacing w:before="0" w:beforeAutospacing="0" w:after="45" w:afterAutospacing="0" w:line="360" w:lineRule="auto"/>
         <w:rPr>
           <w:color w:val="1A1C1E"/>
         </w:rPr>
@@ -4786,7 +5853,7 @@
           <w:numId w:val="35"/>
         </w:numPr>
         <w:shd w:val="clear" w:color="auto" w:fill="FFFFFF"/>
-        <w:spacing w:before="0" w:beforeAutospacing="0" w:after="45" w:afterAutospacing="0" w:line="300" w:lineRule="atLeast"/>
+        <w:spacing w:before="0" w:beforeAutospacing="0" w:after="45" w:afterAutospacing="0" w:line="360" w:lineRule="auto"/>
         <w:rPr>
           <w:color w:val="1A1C1E"/>
         </w:rPr>
@@ -4814,70 +5881,30 @@
       <w:pPr>
         <w:pStyle w:val="ng-star-inserted"/>
         <w:shd w:val="clear" w:color="auto" w:fill="FFFFFF"/>
-        <w:spacing w:before="0" w:beforeAutospacing="0" w:after="45" w:afterAutospacing="0" w:line="300" w:lineRule="atLeast"/>
-        <w:rPr>
-          <w:color w:val="1A1C1E"/>
-        </w:rPr>
-      </w:pPr>
+        <w:spacing w:after="270" w:afterAutospacing="0" w:line="360" w:lineRule="auto"/>
+        <w:rPr>
+          <w:rFonts w:eastAsiaTheme="majorEastAsia"/>
+          <w:b/>
+          <w:bCs/>
+          <w:color w:val="1A1C1E"/>
+        </w:rPr>
+      </w:pPr>
+      <w:r>
+        <w:rPr>
+          <w:rStyle w:val="ng-star-inserted1"/>
+          <w:rFonts w:eastAsiaTheme="majorEastAsia"/>
+          <w:b/>
+          <w:bCs/>
+          <w:color w:val="1A1C1E"/>
+        </w:rPr>
+        <w:t>Bejelentkezés</w:t>
+      </w:r>
     </w:p>
     <w:p>
       <w:pPr>
         <w:pStyle w:val="ng-star-inserted"/>
         <w:shd w:val="clear" w:color="auto" w:fill="FFFFFF"/>
-        <w:spacing w:before="0" w:beforeAutospacing="0" w:after="45" w:afterAutospacing="0" w:line="300" w:lineRule="atLeast"/>
-        <w:rPr>
-          <w:color w:val="1A1C1E"/>
-        </w:rPr>
-      </w:pPr>
-    </w:p>
-    <w:p>
-      <w:pPr>
-        <w:pStyle w:val="ng-star-inserted"/>
-        <w:shd w:val="clear" w:color="auto" w:fill="FFFFFF"/>
-        <w:spacing w:before="0" w:beforeAutospacing="0" w:after="45" w:afterAutospacing="0" w:line="300" w:lineRule="atLeast"/>
-        <w:rPr>
-          <w:color w:val="1A1C1E"/>
-        </w:rPr>
-      </w:pPr>
-    </w:p>
-    <w:p>
-      <w:pPr>
-        <w:pStyle w:val="ng-star-inserted"/>
-        <w:shd w:val="clear" w:color="auto" w:fill="FFFFFF"/>
-        <w:spacing w:before="0" w:beforeAutospacing="0" w:after="45" w:afterAutospacing="0" w:line="300" w:lineRule="atLeast"/>
-        <w:rPr>
-          <w:color w:val="1A1C1E"/>
-        </w:rPr>
-      </w:pPr>
-    </w:p>
-    <w:p>
-      <w:pPr>
-        <w:pStyle w:val="ng-star-inserted"/>
-        <w:shd w:val="clear" w:color="auto" w:fill="FFFFFF"/>
-        <w:spacing w:after="270" w:afterAutospacing="0" w:line="300" w:lineRule="atLeast"/>
-        <w:rPr>
-          <w:rFonts w:eastAsiaTheme="majorEastAsia"/>
-          <w:b/>
-          <w:bCs/>
-          <w:color w:val="1A1C1E"/>
-        </w:rPr>
-      </w:pPr>
-      <w:r>
-        <w:rPr>
-          <w:rStyle w:val="ng-star-inserted1"/>
-          <w:rFonts w:eastAsiaTheme="majorEastAsia"/>
-          <w:b/>
-          <w:bCs/>
-          <w:color w:val="1A1C1E"/>
-        </w:rPr>
-        <w:t>Bejelentkezés</w:t>
-      </w:r>
-    </w:p>
-    <w:p>
-      <w:pPr>
-        <w:pStyle w:val="ng-star-inserted"/>
-        <w:shd w:val="clear" w:color="auto" w:fill="FFFFFF"/>
-        <w:spacing w:after="270" w:afterAutospacing="0" w:line="300" w:lineRule="atLeast"/>
+        <w:spacing w:after="270" w:afterAutospacing="0" w:line="360" w:lineRule="auto"/>
         <w:rPr>
           <w:color w:val="1A1C1E"/>
         </w:rPr>
@@ -4899,9 +5926,8 @@
           <w:numId w:val="36"/>
         </w:numPr>
         <w:shd w:val="clear" w:color="auto" w:fill="FFFFFF"/>
-        <w:spacing w:before="0" w:beforeAutospacing="0" w:after="45" w:afterAutospacing="0" w:line="300" w:lineRule="atLeast"/>
-        <w:rPr>
-          <w:rStyle w:val="ng-star-inserted1"/>
+        <w:spacing w:before="0" w:beforeAutospacing="0" w:after="45" w:afterAutospacing="0" w:line="360" w:lineRule="auto"/>
+        <w:rPr>
           <w:color w:val="1A1C1E"/>
         </w:rPr>
       </w:pPr>
@@ -4913,36 +5939,6 @@
         </w:rPr>
         <w:t>Kattintson a navigációs sáv jobb felső sarkában található "Bejelentkezés" linkre.</w:t>
       </w:r>
-    </w:p>
-    <w:p>
-      <w:pPr>
-        <w:pStyle w:val="ng-star-inserted"/>
-        <w:shd w:val="clear" w:color="auto" w:fill="FFFFFF"/>
-        <w:spacing w:before="0" w:beforeAutospacing="0" w:after="45" w:afterAutospacing="0" w:line="300" w:lineRule="atLeast"/>
-        <w:rPr>
-          <w:color w:val="1A1C1E"/>
-        </w:rPr>
-      </w:pPr>
-    </w:p>
-    <w:p>
-      <w:pPr>
-        <w:pStyle w:val="ng-star-inserted"/>
-        <w:shd w:val="clear" w:color="auto" w:fill="FFFFFF"/>
-        <w:spacing w:before="0" w:beforeAutospacing="0" w:after="45" w:afterAutospacing="0" w:line="300" w:lineRule="atLeast"/>
-        <w:rPr>
-          <w:color w:val="1A1C1E"/>
-        </w:rPr>
-      </w:pPr>
-    </w:p>
-    <w:p>
-      <w:pPr>
-        <w:pStyle w:val="ng-star-inserted"/>
-        <w:shd w:val="clear" w:color="auto" w:fill="FFFFFF"/>
-        <w:spacing w:before="0" w:beforeAutospacing="0" w:after="45" w:afterAutospacing="0" w:line="300" w:lineRule="atLeast"/>
-        <w:rPr>
-          <w:color w:val="1A1C1E"/>
-        </w:rPr>
-      </w:pPr>
     </w:p>
     <w:p>
       <w:pPr>
@@ -4952,7 +5948,7 @@
           <w:numId w:val="36"/>
         </w:numPr>
         <w:shd w:val="clear" w:color="auto" w:fill="FFFFFF"/>
-        <w:spacing w:before="0" w:beforeAutospacing="0" w:after="45" w:afterAutospacing="0" w:line="300" w:lineRule="atLeast"/>
+        <w:spacing w:before="0" w:beforeAutospacing="0" w:after="45" w:afterAutospacing="0" w:line="360" w:lineRule="auto"/>
         <w:rPr>
           <w:color w:val="1A1C1E"/>
         </w:rPr>
@@ -4974,7 +5970,7 @@
           <w:numId w:val="36"/>
         </w:numPr>
         <w:shd w:val="clear" w:color="auto" w:fill="FFFFFF"/>
-        <w:spacing w:before="0" w:beforeAutospacing="0" w:after="45" w:afterAutospacing="0" w:line="300" w:lineRule="atLeast"/>
+        <w:spacing w:before="0" w:beforeAutospacing="0" w:after="45" w:afterAutospacing="0" w:line="360" w:lineRule="auto"/>
         <w:rPr>
           <w:color w:val="1A1C1E"/>
         </w:rPr>
@@ -5006,7 +6002,67 @@
           <w:numId w:val="36"/>
         </w:numPr>
         <w:shd w:val="clear" w:color="auto" w:fill="FFFFFF"/>
-        <w:spacing w:before="0" w:beforeAutospacing="0" w:after="45" w:afterAutospacing="0" w:line="300" w:lineRule="atLeast"/>
+        <w:spacing w:before="0" w:beforeAutospacing="0" w:after="45" w:afterAutospacing="0" w:line="360" w:lineRule="auto"/>
+        <w:rPr>
+          <w:color w:val="1A1C1E"/>
+        </w:rPr>
+      </w:pPr>
+      <w:r>
+        <w:rPr>
+          <w:rStyle w:val="ng-star-inserted1"/>
+          <w:rFonts w:eastAsiaTheme="majorEastAsia"/>
+          <w:b/>
+          <w:bCs/>
+          <w:color w:val="1A1C1E"/>
+        </w:rPr>
+        <w:t>Jelszó:</w:t>
+      </w:r>
+      <w:r>
+        <w:rPr>
+          <w:rStyle w:val="ng-star-inserted1"/>
+          <w:rFonts w:eastAsiaTheme="majorEastAsia"/>
+          <w:color w:val="1A1C1E"/>
+        </w:rPr>
+        <w:t> Írja be a jelszavát.</w:t>
+      </w:r>
+      <w:r>
+        <w:rPr>
+          <w:color w:val="1A1C1E"/>
+        </w:rPr>
+        <w:br/>
+      </w:r>
+    </w:p>
+    <w:p>
+      <w:pPr>
+        <w:pStyle w:val="ng-star-inserted"/>
+        <w:numPr>
+          <w:ilvl w:val="0"/>
+          <w:numId w:val="36"/>
+        </w:numPr>
+        <w:shd w:val="clear" w:color="auto" w:fill="FFFFFF"/>
+        <w:spacing w:before="0" w:beforeAutospacing="0" w:after="45" w:afterAutospacing="0" w:line="360" w:lineRule="auto"/>
+        <w:rPr>
+          <w:color w:val="1A1C1E"/>
+        </w:rPr>
+      </w:pPr>
+      <w:r>
+        <w:rPr>
+          <w:rStyle w:val="ng-star-inserted1"/>
+          <w:rFonts w:eastAsiaTheme="majorEastAsia"/>
+          <w:color w:val="1A1C1E"/>
+        </w:rPr>
+        <w:t>Kattintson a "Bejelentkezés" gombra.</w:t>
+      </w:r>
+    </w:p>
+    <w:p>
+      <w:pPr>
+        <w:pStyle w:val="ng-star-inserted"/>
+        <w:numPr>
+          <w:ilvl w:val="0"/>
+          <w:numId w:val="36"/>
+        </w:numPr>
+        <w:shd w:val="clear" w:color="auto" w:fill="FFFFFF"/>
+        <w:spacing w:before="0" w:beforeAutospacing="0" w:after="45" w:afterAutospacing="0" w:line="360" w:lineRule="auto"/>
         <w:rPr>
           <w:color w:val="1A1C1E"/>
         </w:rPr>
@@ -5015,16 +6071,18 @@
         <w:rPr>
           <w:rStyle w:val="inline-code"/>
           <w:rFonts w:eastAsiaTheme="majorEastAsia"/>
-          <w:color w:val="1A1C1E"/>
-        </w:rPr>
+          <w:noProof/>
+          <w:color w:val="1A1C1E"/>
+        </w:rPr>
+        <w:lastRenderedPageBreak/>
         <w:drawing>
-          <wp:anchor distT="0" distB="0" distL="114300" distR="114300" simplePos="0" relativeHeight="251666432" behindDoc="1" locked="0" layoutInCell="1" allowOverlap="1" wp14:anchorId="5BEB6DB7" wp14:editId="264D9611">
+          <wp:anchor distT="0" distB="0" distL="114300" distR="114300" simplePos="0" relativeHeight="251666432" behindDoc="1" locked="0" layoutInCell="1" allowOverlap="1" wp14:anchorId="5BEB6DB7" wp14:editId="3BF85BA4">
             <wp:simplePos x="0" y="0"/>
             <wp:positionH relativeFrom="page">
-              <wp:align>center</wp:align>
+              <wp:posOffset>1168400</wp:posOffset>
             </wp:positionH>
             <wp:positionV relativeFrom="paragraph">
-              <wp:posOffset>509270</wp:posOffset>
+              <wp:posOffset>0</wp:posOffset>
             </wp:positionV>
             <wp:extent cx="5543550" cy="1473200"/>
             <wp:effectExtent l="0" t="0" r="0" b="0"/>
@@ -5083,21 +6141,15 @@
           <w:bCs/>
           <w:color w:val="1A1C1E"/>
         </w:rPr>
-        <w:t>Jelszó:</w:t>
-      </w:r>
-      <w:r>
-        <w:rPr>
-          <w:rStyle w:val="ng-star-inserted1"/>
-          <w:rFonts w:eastAsiaTheme="majorEastAsia"/>
-          <w:color w:val="1A1C1E"/>
-        </w:rPr>
-        <w:t> Írja be a jelszavát.</w:t>
-      </w:r>
-      <w:r>
-        <w:rPr>
-          <w:color w:val="1A1C1E"/>
-        </w:rPr>
-        <w:br/>
+        <w:t>Sikeres bejelentkezés:</w:t>
+      </w:r>
+      <w:r>
+        <w:rPr>
+          <w:rStyle w:val="ng-star-inserted1"/>
+          <w:rFonts w:eastAsiaTheme="majorEastAsia"/>
+          <w:color w:val="1A1C1E"/>
+        </w:rPr>
+        <w:t> Ha az email cím és a jelszó helyes, a rendszer bejelentkezteti, és átirányítja a Profil oldalra (vagy arra az oldalra, ahonnan a bejelentkezést kezdeményezte, ha úgy van beállítva). A navigációs sávon megjelennek a bejelentkezett felhasználóknak szóló menüpontok ("Kedvencek", "Profil", "Kilépés").</w:t>
       </w:r>
     </w:p>
     <w:p>
@@ -5108,29 +6160,7 @@
           <w:numId w:val="36"/>
         </w:numPr>
         <w:shd w:val="clear" w:color="auto" w:fill="FFFFFF"/>
-        <w:spacing w:before="0" w:beforeAutospacing="0" w:after="45" w:afterAutospacing="0" w:line="300" w:lineRule="atLeast"/>
-        <w:rPr>
-          <w:color w:val="1A1C1E"/>
-        </w:rPr>
-      </w:pPr>
-      <w:r>
-        <w:rPr>
-          <w:rStyle w:val="ng-star-inserted1"/>
-          <w:rFonts w:eastAsiaTheme="majorEastAsia"/>
-          <w:color w:val="1A1C1E"/>
-        </w:rPr>
-        <w:t>Kattintson a "Bejelentkezés" gombra.</w:t>
-      </w:r>
-    </w:p>
-    <w:p>
-      <w:pPr>
-        <w:pStyle w:val="ng-star-inserted"/>
-        <w:numPr>
-          <w:ilvl w:val="0"/>
-          <w:numId w:val="36"/>
-        </w:numPr>
-        <w:shd w:val="clear" w:color="auto" w:fill="FFFFFF"/>
-        <w:spacing w:before="0" w:beforeAutospacing="0" w:after="45" w:afterAutospacing="0" w:line="300" w:lineRule="atLeast"/>
+        <w:spacing w:before="0" w:beforeAutospacing="0" w:after="45" w:afterAutospacing="0" w:line="360" w:lineRule="auto"/>
         <w:rPr>
           <w:color w:val="1A1C1E"/>
         </w:rPr>
@@ -5143,26 +6173,38 @@
           <w:bCs/>
           <w:color w:val="1A1C1E"/>
         </w:rPr>
-        <w:t>Sikeres bejelentkezés:</w:t>
-      </w:r>
-      <w:r>
-        <w:rPr>
-          <w:rStyle w:val="ng-star-inserted1"/>
-          <w:rFonts w:eastAsiaTheme="majorEastAsia"/>
-          <w:color w:val="1A1C1E"/>
-        </w:rPr>
-        <w:t> Ha az email cím és a jelszó helyes, a rendszer bejelentkezteti, és átirányítja a Profil oldalra (vagy arra az oldalra, ahonnan a bejelentkezést kezdeményezte, ha úgy van beállítva). A navigációs sávon megjelennek a bejelentkezett felhasználóknak szóló menüpontok ("Kedvencek", "Profil", "Kilépés").</w:t>
+        <w:t>Sikertelen bejelentkezés:</w:t>
+      </w:r>
+      <w:r>
+        <w:rPr>
+          <w:rStyle w:val="ng-star-inserted1"/>
+          <w:rFonts w:eastAsiaTheme="majorEastAsia"/>
+          <w:color w:val="1A1C1E"/>
+        </w:rPr>
+        <w:t> Ha az email cím vagy a jelszó helytelen, az űrlap felett egy piros hibaüzenet jelenik meg ("Hibás email cím vagy jelszó!"). Ellenőrizze a beírt adatokat és próbálja újra.</w:t>
+      </w:r>
+      <w:r>
+        <w:rPr>
+          <w:color w:val="1A1C1E"/>
+        </w:rPr>
+        <w:br/>
       </w:r>
     </w:p>
     <w:p>
       <w:pPr>
         <w:pStyle w:val="ng-star-inserted"/>
-        <w:numPr>
-          <w:ilvl w:val="0"/>
-          <w:numId w:val="36"/>
-        </w:numPr>
         <w:shd w:val="clear" w:color="auto" w:fill="FFFFFF"/>
-        <w:spacing w:before="0" w:beforeAutospacing="0" w:after="45" w:afterAutospacing="0" w:line="300" w:lineRule="atLeast"/>
+        <w:spacing w:before="0" w:beforeAutospacing="0" w:after="45" w:afterAutospacing="0" w:line="360" w:lineRule="auto"/>
+        <w:rPr>
+          <w:color w:val="1A1C1E"/>
+        </w:rPr>
+      </w:pPr>
+    </w:p>
+    <w:p>
+      <w:pPr>
+        <w:pStyle w:val="ng-star-inserted"/>
+        <w:shd w:val="clear" w:color="auto" w:fill="FFFFFF"/>
+        <w:spacing w:after="270" w:afterAutospacing="0" w:line="360" w:lineRule="auto"/>
         <w:rPr>
           <w:color w:val="1A1C1E"/>
         </w:rPr>
@@ -5175,58 +6217,14 @@
           <w:bCs/>
           <w:color w:val="1A1C1E"/>
         </w:rPr>
-        <w:t>Sikertelen bejelentkezés:</w:t>
-      </w:r>
-      <w:r>
-        <w:rPr>
-          <w:rStyle w:val="ng-star-inserted1"/>
-          <w:rFonts w:eastAsiaTheme="majorEastAsia"/>
-          <w:color w:val="1A1C1E"/>
-        </w:rPr>
-        <w:t> Ha az email cím vagy a jelszó helytelen, az űrlap felett egy piros hibaüzenet jelenik meg ("Hibás email cím vagy jelszó!"). Ellenőrizze a beírt adatokat és próbálja újra.</w:t>
-      </w:r>
-      <w:r>
-        <w:rPr>
-          <w:color w:val="1A1C1E"/>
-        </w:rPr>
-        <w:br/>
+        <w:t>Navigáció az oldalon</w:t>
       </w:r>
     </w:p>
     <w:p>
       <w:pPr>
         <w:pStyle w:val="ng-star-inserted"/>
         <w:shd w:val="clear" w:color="auto" w:fill="FFFFFF"/>
-        <w:spacing w:before="0" w:beforeAutospacing="0" w:after="45" w:afterAutospacing="0" w:line="300" w:lineRule="atLeast"/>
-        <w:rPr>
-          <w:color w:val="1A1C1E"/>
-        </w:rPr>
-      </w:pPr>
-    </w:p>
-    <w:p>
-      <w:pPr>
-        <w:pStyle w:val="ng-star-inserted"/>
-        <w:shd w:val="clear" w:color="auto" w:fill="FFFFFF"/>
-        <w:spacing w:after="270" w:afterAutospacing="0" w:line="300" w:lineRule="atLeast"/>
-        <w:rPr>
-          <w:color w:val="1A1C1E"/>
-        </w:rPr>
-      </w:pPr>
-      <w:r>
-        <w:rPr>
-          <w:rStyle w:val="ng-star-inserted1"/>
-          <w:rFonts w:eastAsiaTheme="majorEastAsia"/>
-          <w:b/>
-          <w:bCs/>
-          <w:color w:val="1A1C1E"/>
-        </w:rPr>
-        <w:t>Navigáció az oldalon</w:t>
-      </w:r>
-    </w:p>
-    <w:p>
-      <w:pPr>
-        <w:pStyle w:val="ng-star-inserted"/>
-        <w:shd w:val="clear" w:color="auto" w:fill="FFFFFF"/>
-        <w:spacing w:after="270" w:afterAutospacing="0" w:line="300" w:lineRule="atLeast"/>
+        <w:spacing w:after="270" w:afterAutospacing="0" w:line="360" w:lineRule="auto"/>
         <w:rPr>
           <w:color w:val="1A1C1E"/>
         </w:rPr>
@@ -5248,7 +6246,7 @@
           <w:numId w:val="37"/>
         </w:numPr>
         <w:shd w:val="clear" w:color="auto" w:fill="FFFFFF"/>
-        <w:spacing w:before="0" w:beforeAutospacing="0" w:after="45" w:afterAutospacing="0" w:line="300" w:lineRule="atLeast"/>
+        <w:spacing w:before="0" w:beforeAutospacing="0" w:after="45" w:afterAutospacing="0" w:line="360" w:lineRule="auto"/>
         <w:rPr>
           <w:color w:val="1A1C1E"/>
         </w:rPr>
@@ -5294,7 +6292,7 @@
           <w:numId w:val="37"/>
         </w:numPr>
         <w:shd w:val="clear" w:color="auto" w:fill="FFFFFF"/>
-        <w:spacing w:before="0" w:beforeAutospacing="0" w:after="45" w:afterAutospacing="0" w:line="300" w:lineRule="atLeast"/>
+        <w:spacing w:before="0" w:beforeAutospacing="0" w:after="45" w:afterAutospacing="0" w:line="360" w:lineRule="auto"/>
         <w:rPr>
           <w:color w:val="1A1C1E"/>
         </w:rPr>
@@ -5326,7 +6324,7 @@
           <w:numId w:val="37"/>
         </w:numPr>
         <w:shd w:val="clear" w:color="auto" w:fill="FFFFFF"/>
-        <w:spacing w:before="0" w:beforeAutospacing="0" w:after="45" w:afterAutospacing="0" w:line="300" w:lineRule="atLeast"/>
+        <w:spacing w:before="0" w:beforeAutospacing="0" w:after="45" w:afterAutospacing="0" w:line="360" w:lineRule="auto"/>
         <w:rPr>
           <w:color w:val="1A1C1E"/>
         </w:rPr>
@@ -5358,7 +6356,7 @@
           <w:numId w:val="37"/>
         </w:numPr>
         <w:shd w:val="clear" w:color="auto" w:fill="FFFFFF"/>
-        <w:spacing w:before="0" w:beforeAutospacing="0" w:after="45" w:afterAutospacing="0" w:line="300" w:lineRule="atLeast"/>
+        <w:spacing w:before="0" w:beforeAutospacing="0" w:after="45" w:afterAutospacing="0" w:line="360" w:lineRule="auto"/>
         <w:rPr>
           <w:color w:val="1A1C1E"/>
         </w:rPr>
@@ -5390,7 +6388,7 @@
           <w:numId w:val="37"/>
         </w:numPr>
         <w:shd w:val="clear" w:color="auto" w:fill="FFFFFF"/>
-        <w:spacing w:before="0" w:beforeAutospacing="0" w:after="45" w:afterAutospacing="0" w:line="300" w:lineRule="atLeast"/>
+        <w:spacing w:before="0" w:beforeAutospacing="0" w:after="45" w:afterAutospacing="0" w:line="360" w:lineRule="auto"/>
         <w:rPr>
           <w:color w:val="1A1C1E"/>
         </w:rPr>
@@ -5422,7 +6420,7 @@
           <w:numId w:val="37"/>
         </w:numPr>
         <w:shd w:val="clear" w:color="auto" w:fill="FFFFFF"/>
-        <w:spacing w:before="0" w:beforeAutospacing="0" w:after="45" w:afterAutospacing="0" w:line="300" w:lineRule="atLeast"/>
+        <w:spacing w:before="0" w:beforeAutospacing="0" w:after="45" w:afterAutospacing="0" w:line="360" w:lineRule="auto"/>
         <w:rPr>
           <w:color w:val="1A1C1E"/>
         </w:rPr>
@@ -5454,7 +6452,7 @@
           <w:numId w:val="37"/>
         </w:numPr>
         <w:shd w:val="clear" w:color="auto" w:fill="FFFFFF"/>
-        <w:spacing w:before="0" w:beforeAutospacing="0" w:after="45" w:afterAutospacing="0" w:line="300" w:lineRule="atLeast"/>
+        <w:spacing w:before="0" w:beforeAutospacing="0" w:after="45" w:afterAutospacing="0" w:line="360" w:lineRule="auto"/>
         <w:rPr>
           <w:color w:val="1A1C1E"/>
         </w:rPr>
@@ -5486,7 +6484,7 @@
           <w:numId w:val="37"/>
         </w:numPr>
         <w:shd w:val="clear" w:color="auto" w:fill="FFFFFF"/>
-        <w:spacing w:before="0" w:beforeAutospacing="0" w:after="45" w:afterAutospacing="0" w:line="300" w:lineRule="atLeast"/>
+        <w:spacing w:before="0" w:beforeAutospacing="0" w:after="45" w:afterAutospacing="0" w:line="360" w:lineRule="auto"/>
         <w:rPr>
           <w:color w:val="1A1C1E"/>
         </w:rPr>
@@ -5518,7 +6516,7 @@
           <w:numId w:val="37"/>
         </w:numPr>
         <w:shd w:val="clear" w:color="auto" w:fill="FFFFFF"/>
-        <w:spacing w:before="0" w:beforeAutospacing="0" w:after="45" w:afterAutospacing="0" w:line="300" w:lineRule="atLeast"/>
+        <w:spacing w:before="0" w:beforeAutospacing="0" w:after="45" w:afterAutospacing="0" w:line="360" w:lineRule="auto"/>
         <w:rPr>
           <w:color w:val="1A1C1E"/>
         </w:rPr>
@@ -5551,7 +6549,7 @@
           <w:numId w:val="37"/>
         </w:numPr>
         <w:shd w:val="clear" w:color="auto" w:fill="FFFFFF"/>
-        <w:spacing w:before="0" w:beforeAutospacing="0" w:after="45" w:afterAutospacing="0" w:line="300" w:lineRule="atLeast"/>
+        <w:spacing w:before="0" w:beforeAutospacing="0" w:after="45" w:afterAutospacing="0" w:line="360" w:lineRule="auto"/>
         <w:rPr>
           <w:color w:val="1A1C1E"/>
         </w:rPr>
@@ -5597,7 +6595,7 @@
           <w:numId w:val="37"/>
         </w:numPr>
         <w:shd w:val="clear" w:color="auto" w:fill="FFFFFF"/>
-        <w:spacing w:before="0" w:beforeAutospacing="0" w:after="45" w:afterAutospacing="0" w:line="300" w:lineRule="atLeast"/>
+        <w:spacing w:before="0" w:beforeAutospacing="0" w:after="45" w:afterAutospacing="0" w:line="360" w:lineRule="auto"/>
         <w:rPr>
           <w:color w:val="1A1C1E"/>
         </w:rPr>
@@ -5643,7 +6641,7 @@
           <w:numId w:val="37"/>
         </w:numPr>
         <w:shd w:val="clear" w:color="auto" w:fill="FFFFFF"/>
-        <w:spacing w:before="0" w:beforeAutospacing="0" w:after="45" w:afterAutospacing="0" w:line="300" w:lineRule="atLeast"/>
+        <w:spacing w:before="0" w:beforeAutospacing="0" w:after="45" w:afterAutospacing="0" w:line="360" w:lineRule="auto"/>
         <w:rPr>
           <w:color w:val="1A1C1E"/>
         </w:rPr>
@@ -5675,7 +6673,7 @@
           <w:numId w:val="37"/>
         </w:numPr>
         <w:shd w:val="clear" w:color="auto" w:fill="FFFFFF"/>
-        <w:spacing w:before="0" w:beforeAutospacing="0" w:after="45" w:afterAutospacing="0" w:line="300" w:lineRule="atLeast"/>
+        <w:spacing w:before="0" w:beforeAutospacing="0" w:after="45" w:afterAutospacing="0" w:line="360" w:lineRule="auto"/>
         <w:rPr>
           <w:color w:val="1A1C1E"/>
         </w:rPr>
@@ -5707,7 +6705,7 @@
           <w:numId w:val="37"/>
         </w:numPr>
         <w:shd w:val="clear" w:color="auto" w:fill="FFFFFF"/>
-        <w:spacing w:before="0" w:beforeAutospacing="0" w:after="45" w:afterAutospacing="0" w:line="300" w:lineRule="atLeast"/>
+        <w:spacing w:before="0" w:beforeAutospacing="0" w:after="45" w:afterAutospacing="0" w:line="360" w:lineRule="auto"/>
         <w:rPr>
           <w:color w:val="1A1C1E"/>
         </w:rPr>
@@ -5739,7 +6737,7 @@
           <w:numId w:val="37"/>
         </w:numPr>
         <w:shd w:val="clear" w:color="auto" w:fill="FFFFFF"/>
-        <w:spacing w:before="0" w:beforeAutospacing="0" w:after="45" w:afterAutospacing="0" w:line="300" w:lineRule="atLeast"/>
+        <w:spacing w:before="0" w:beforeAutospacing="0" w:after="45" w:afterAutospacing="0" w:line="360" w:lineRule="auto"/>
         <w:rPr>
           <w:color w:val="1A1C1E"/>
         </w:rPr>
@@ -5771,7 +6769,7 @@
           <w:numId w:val="37"/>
         </w:numPr>
         <w:shd w:val="clear" w:color="auto" w:fill="FFFFFF"/>
-        <w:spacing w:before="0" w:beforeAutospacing="0" w:after="45" w:afterAutospacing="0" w:line="300" w:lineRule="atLeast"/>
+        <w:spacing w:before="0" w:beforeAutospacing="0" w:after="45" w:afterAutospacing="0" w:line="360" w:lineRule="auto"/>
         <w:rPr>
           <w:rStyle w:val="ng-star-inserted1"/>
           <w:color w:val="1A1C1E"/>
@@ -5800,7 +6798,7 @@
       <w:pPr>
         <w:pStyle w:val="ng-star-inserted"/>
         <w:shd w:val="clear" w:color="auto" w:fill="FFFFFF"/>
-        <w:spacing w:before="0" w:beforeAutospacing="0" w:after="45" w:afterAutospacing="0" w:line="300" w:lineRule="atLeast"/>
+        <w:spacing w:before="0" w:beforeAutospacing="0" w:after="45" w:afterAutospacing="0" w:line="360" w:lineRule="auto"/>
         <w:rPr>
           <w:color w:val="1A1C1E"/>
         </w:rPr>
@@ -5810,7 +6808,7 @@
       <w:pPr>
         <w:pStyle w:val="ng-star-inserted"/>
         <w:shd w:val="clear" w:color="auto" w:fill="FFFFFF"/>
-        <w:spacing w:after="270" w:afterAutospacing="0" w:line="300" w:lineRule="atLeast"/>
+        <w:spacing w:after="270" w:afterAutospacing="0" w:line="360" w:lineRule="auto"/>
         <w:rPr>
           <w:color w:val="1A1C1E"/>
         </w:rPr>
@@ -5830,7 +6828,7 @@
       <w:pPr>
         <w:pStyle w:val="ng-star-inserted"/>
         <w:shd w:val="clear" w:color="auto" w:fill="FFFFFF"/>
-        <w:spacing w:after="270" w:afterAutospacing="0" w:line="300" w:lineRule="atLeast"/>
+        <w:spacing w:after="270" w:afterAutospacing="0" w:line="360" w:lineRule="auto"/>
         <w:rPr>
           <w:color w:val="1A1C1E"/>
         </w:rPr>
@@ -5852,7 +6850,7 @@
           <w:numId w:val="38"/>
         </w:numPr>
         <w:shd w:val="clear" w:color="auto" w:fill="FFFFFF"/>
-        <w:spacing w:before="0" w:beforeAutospacing="0" w:after="45" w:afterAutospacing="0" w:line="300" w:lineRule="atLeast"/>
+        <w:spacing w:before="0" w:beforeAutospacing="0" w:after="45" w:afterAutospacing="0" w:line="360" w:lineRule="auto"/>
         <w:rPr>
           <w:color w:val="1A1C1E"/>
         </w:rPr>
@@ -5874,7 +6872,7 @@
           <w:numId w:val="38"/>
         </w:numPr>
         <w:shd w:val="clear" w:color="auto" w:fill="FFFFFF"/>
-        <w:spacing w:before="0" w:beforeAutospacing="0" w:after="45" w:afterAutospacing="0" w:line="300" w:lineRule="atLeast"/>
+        <w:spacing w:before="0" w:beforeAutospacing="0" w:after="45" w:afterAutospacing="0" w:line="360" w:lineRule="auto"/>
         <w:rPr>
           <w:color w:val="1A1C1E"/>
         </w:rPr>
@@ -5914,7 +6912,7 @@
           <w:numId w:val="38"/>
         </w:numPr>
         <w:shd w:val="clear" w:color="auto" w:fill="FFFFFF"/>
-        <w:spacing w:before="0" w:beforeAutospacing="0" w:after="45" w:afterAutospacing="0" w:line="300" w:lineRule="atLeast"/>
+        <w:spacing w:before="0" w:beforeAutospacing="0" w:after="45" w:afterAutospacing="0" w:line="360" w:lineRule="auto"/>
         <w:rPr>
           <w:color w:val="1A1C1E"/>
         </w:rPr>
@@ -5936,7 +6934,7 @@
           <w:numId w:val="38"/>
         </w:numPr>
         <w:shd w:val="clear" w:color="auto" w:fill="FFFFFF"/>
-        <w:spacing w:before="0" w:beforeAutospacing="0" w:after="45" w:afterAutospacing="0" w:line="300" w:lineRule="atLeast"/>
+        <w:spacing w:before="0" w:beforeAutospacing="0" w:after="45" w:afterAutospacing="0" w:line="360" w:lineRule="auto"/>
         <w:rPr>
           <w:color w:val="1A1C1E"/>
         </w:rPr>
@@ -5958,7 +6956,7 @@
           <w:numId w:val="38"/>
         </w:numPr>
         <w:shd w:val="clear" w:color="auto" w:fill="FFFFFF"/>
-        <w:spacing w:before="0" w:beforeAutospacing="0" w:after="45" w:afterAutospacing="0" w:line="300" w:lineRule="atLeast"/>
+        <w:spacing w:before="0" w:beforeAutospacing="0" w:after="45" w:afterAutospacing="0" w:line="360" w:lineRule="auto"/>
         <w:rPr>
           <w:color w:val="1A1C1E"/>
         </w:rPr>
@@ -5980,7 +6978,7 @@
           <w:numId w:val="38"/>
         </w:numPr>
         <w:shd w:val="clear" w:color="auto" w:fill="FFFFFF"/>
-        <w:spacing w:before="0" w:beforeAutospacing="0" w:after="45" w:afterAutospacing="0" w:line="300" w:lineRule="atLeast"/>
+        <w:spacing w:before="0" w:beforeAutospacing="0" w:after="45" w:afterAutospacing="0" w:line="360" w:lineRule="auto"/>
         <w:rPr>
           <w:color w:val="1A1C1E"/>
         </w:rPr>
@@ -6020,7 +7018,7 @@
           <w:numId w:val="38"/>
         </w:numPr>
         <w:shd w:val="clear" w:color="auto" w:fill="FFFFFF"/>
-        <w:spacing w:before="0" w:beforeAutospacing="0" w:after="45" w:afterAutospacing="0" w:line="300" w:lineRule="atLeast"/>
+        <w:spacing w:before="0" w:beforeAutospacing="0" w:after="45" w:afterAutospacing="0" w:line="360" w:lineRule="auto"/>
         <w:rPr>
           <w:rStyle w:val="ng-star-inserted1"/>
           <w:color w:val="1A1C1E"/>
@@ -6030,8 +7028,10 @@
         <w:rPr>
           <w:rStyle w:val="inline-code"/>
           <w:rFonts w:eastAsiaTheme="majorEastAsia"/>
-          <w:color w:val="1A1C1E"/>
-        </w:rPr>
+          <w:noProof/>
+          <w:color w:val="1A1C1E"/>
+        </w:rPr>
+        <w:lastRenderedPageBreak/>
         <w:drawing>
           <wp:anchor distT="0" distB="0" distL="114300" distR="114300" simplePos="0" relativeHeight="251667456" behindDoc="1" locked="0" layoutInCell="1" allowOverlap="1" wp14:anchorId="685A682F" wp14:editId="6A796CAD">
             <wp:simplePos x="0" y="0"/>
@@ -6103,7 +7103,7 @@
       <w:pPr>
         <w:pStyle w:val="ng-star-inserted"/>
         <w:shd w:val="clear" w:color="auto" w:fill="FFFFFF"/>
-        <w:spacing w:before="0" w:beforeAutospacing="0" w:after="45" w:afterAutospacing="0" w:line="300" w:lineRule="atLeast"/>
+        <w:spacing w:before="0" w:beforeAutospacing="0" w:after="45" w:afterAutospacing="0" w:line="360" w:lineRule="auto"/>
         <w:ind w:left="1440"/>
         <w:rPr>
           <w:color w:val="1A1C1E"/>
@@ -6124,18 +7124,17 @@
           <w:numId w:val="38"/>
         </w:numPr>
         <w:shd w:val="clear" w:color="auto" w:fill="FFFFFF"/>
-        <w:spacing w:before="0" w:beforeAutospacing="0" w:after="45" w:afterAutospacing="0" w:line="300" w:lineRule="atLeast"/>
-        <w:rPr>
-          <w:color w:val="1A1C1E"/>
-        </w:rPr>
-      </w:pPr>
-      <w:r>
-        <w:rPr>
-          <w:rStyle w:val="ng-star-inserted1"/>
-          <w:rFonts w:eastAsiaTheme="majorEastAsia"/>
-          <w:color w:val="1A1C1E"/>
-        </w:rPr>
-        <w:lastRenderedPageBreak/>
+        <w:spacing w:before="0" w:beforeAutospacing="0" w:after="45" w:afterAutospacing="0" w:line="360" w:lineRule="auto"/>
+        <w:rPr>
+          <w:color w:val="1A1C1E"/>
+        </w:rPr>
+      </w:pPr>
+      <w:r>
+        <w:rPr>
+          <w:rStyle w:val="ng-star-inserted1"/>
+          <w:rFonts w:eastAsiaTheme="majorEastAsia"/>
+          <w:color w:val="1A1C1E"/>
+        </w:rPr>
         <w:t>Egy adott hír elolvasásához kattintson a hozzá tartozó "Tovább olvasom" gombra. Ezzel megnyílik a hír eredeti forrása egy új böngészőablakban vagy fülön.</w:t>
       </w:r>
     </w:p>
@@ -6147,7 +7146,7 @@
           <w:numId w:val="38"/>
         </w:numPr>
         <w:shd w:val="clear" w:color="auto" w:fill="FFFFFF"/>
-        <w:spacing w:before="0" w:beforeAutospacing="0" w:after="45" w:afterAutospacing="0" w:line="300" w:lineRule="atLeast"/>
+        <w:spacing w:before="0" w:beforeAutospacing="0" w:after="45" w:afterAutospacing="0" w:line="360" w:lineRule="auto"/>
         <w:rPr>
           <w:color w:val="1A1C1E"/>
         </w:rPr>
@@ -6171,7 +7170,7 @@
       <w:pPr>
         <w:pStyle w:val="ng-star-inserted"/>
         <w:shd w:val="clear" w:color="auto" w:fill="FFFFFF"/>
-        <w:spacing w:before="0" w:beforeAutospacing="0" w:after="45" w:afterAutospacing="0" w:line="300" w:lineRule="atLeast"/>
+        <w:spacing w:before="0" w:beforeAutospacing="0" w:after="45" w:afterAutospacing="0" w:line="360" w:lineRule="auto"/>
         <w:rPr>
           <w:color w:val="1A1C1E"/>
         </w:rPr>
@@ -6180,6 +7179,7 @@
         <w:rPr>
           <w:rStyle w:val="inline-code"/>
           <w:rFonts w:eastAsiaTheme="majorEastAsia"/>
+          <w:noProof/>
           <w:color w:val="1A1C1E"/>
         </w:rPr>
         <w:drawing>
@@ -6255,7 +7255,7 @@
       <w:pPr>
         <w:pStyle w:val="ng-star-inserted"/>
         <w:shd w:val="clear" w:color="auto" w:fill="FFFFFF"/>
-        <w:spacing w:after="270" w:afterAutospacing="0" w:line="300" w:lineRule="atLeast"/>
+        <w:spacing w:after="270" w:afterAutospacing="0" w:line="360" w:lineRule="auto"/>
         <w:rPr>
           <w:color w:val="1A1C1E"/>
         </w:rPr>
@@ -6275,7 +7275,7 @@
       <w:pPr>
         <w:pStyle w:val="ng-star-inserted"/>
         <w:shd w:val="clear" w:color="auto" w:fill="FFFFFF"/>
-        <w:spacing w:after="270" w:afterAutospacing="0" w:line="300" w:lineRule="atLeast"/>
+        <w:spacing w:after="270" w:afterAutospacing="0" w:line="360" w:lineRule="auto"/>
         <w:rPr>
           <w:color w:val="1A1C1E"/>
         </w:rPr>
@@ -6297,7 +7297,7 @@
           <w:numId w:val="39"/>
         </w:numPr>
         <w:shd w:val="clear" w:color="auto" w:fill="FFFFFF"/>
-        <w:spacing w:before="0" w:beforeAutospacing="0" w:after="45" w:afterAutospacing="0" w:line="300" w:lineRule="atLeast"/>
+        <w:spacing w:before="0" w:beforeAutospacing="0" w:after="45" w:afterAutospacing="0" w:line="360" w:lineRule="auto"/>
         <w:rPr>
           <w:color w:val="1A1C1E"/>
         </w:rPr>
@@ -6319,7 +7319,7 @@
           <w:numId w:val="39"/>
         </w:numPr>
         <w:shd w:val="clear" w:color="auto" w:fill="FFFFFF"/>
-        <w:spacing w:before="0" w:beforeAutospacing="0" w:after="45" w:afterAutospacing="0" w:line="300" w:lineRule="atLeast"/>
+        <w:spacing w:before="0" w:beforeAutospacing="0" w:after="45" w:afterAutospacing="0" w:line="360" w:lineRule="auto"/>
         <w:rPr>
           <w:color w:val="1A1C1E"/>
         </w:rPr>
@@ -6328,8 +7328,10 @@
         <w:rPr>
           <w:rStyle w:val="inline-code"/>
           <w:rFonts w:eastAsiaTheme="majorEastAsia"/>
-          <w:color w:val="1A1C1E"/>
-        </w:rPr>
+          <w:noProof/>
+          <w:color w:val="1A1C1E"/>
+        </w:rPr>
+        <w:lastRenderedPageBreak/>
         <w:drawing>
           <wp:anchor distT="0" distB="0" distL="114300" distR="114300" simplePos="0" relativeHeight="251669504" behindDoc="1" locked="0" layoutInCell="1" allowOverlap="1" wp14:anchorId="2EFE4910" wp14:editId="7CCA1698">
             <wp:simplePos x="0" y="0"/>
@@ -6416,13 +7418,17 @@
     <w:p>
       <w:pPr>
         <w:pStyle w:val="ng-star-inserted"/>
+        <w:keepLines/>
+        <w:widowControl w:val="0"/>
         <w:numPr>
           <w:ilvl w:val="0"/>
           <w:numId w:val="39"/>
         </w:numPr>
         <w:shd w:val="clear" w:color="auto" w:fill="FFFFFF"/>
-        <w:spacing w:before="0" w:beforeAutospacing="0" w:after="45" w:afterAutospacing="0" w:line="300" w:lineRule="atLeast"/>
-        <w:rPr>
+        <w:spacing w:before="0" w:beforeAutospacing="0" w:after="45" w:afterAutospacing="0" w:line="360" w:lineRule="auto"/>
+        <w:ind w:left="714" w:hanging="357"/>
+        <w:rPr>
+          <w:rStyle w:val="ng-star-inserted1"/>
           <w:color w:val="1A1C1E"/>
         </w:rPr>
       </w:pPr>
@@ -6440,14 +7446,15 @@
     <w:p>
       <w:pPr>
         <w:pStyle w:val="ng-star-inserted"/>
+        <w:keepLines/>
         <w:numPr>
           <w:ilvl w:val="1"/>
           <w:numId w:val="39"/>
         </w:numPr>
         <w:shd w:val="clear" w:color="auto" w:fill="FFFFFF"/>
-        <w:spacing w:before="0" w:beforeAutospacing="0" w:after="45" w:afterAutospacing="0" w:line="300" w:lineRule="atLeast"/>
-        <w:rPr>
-          <w:rStyle w:val="ng-star-inserted1"/>
+        <w:spacing w:before="0" w:beforeAutospacing="0" w:after="45" w:afterAutospacing="0" w:line="360" w:lineRule="auto"/>
+        <w:ind w:left="1434" w:hanging="357"/>
+        <w:rPr>
           <w:color w:val="1A1C1E"/>
         </w:rPr>
       </w:pPr>
@@ -6473,31 +7480,20 @@
     <w:p>
       <w:pPr>
         <w:pStyle w:val="ng-star-inserted"/>
+        <w:keepLines/>
         <w:shd w:val="clear" w:color="auto" w:fill="FFFFFF"/>
-        <w:spacing w:before="0" w:beforeAutospacing="0" w:after="45" w:afterAutospacing="0" w:line="300" w:lineRule="atLeast"/>
-        <w:ind w:left="1440"/>
-        <w:rPr>
-          <w:color w:val="1A1C1E"/>
-        </w:rPr>
-      </w:pPr>
-      <w:r>
-        <w:rPr>
-          <w:color w:val="1A1C1E"/>
-        </w:rPr>
-        <w:br/>
-      </w:r>
-      <w:r>
-        <w:rPr>
-          <w:color w:val="1A1C1E"/>
-        </w:rPr>
-        <w:br/>
-      </w:r>
+        <w:spacing w:before="0" w:beforeAutospacing="0" w:after="45" w:afterAutospacing="0" w:line="360" w:lineRule="auto"/>
+        <w:ind w:left="714"/>
+        <w:rPr>
+          <w:color w:val="1A1C1E"/>
+        </w:rPr>
+      </w:pPr>
     </w:p>
     <w:p>
       <w:pPr>
         <w:pStyle w:val="ng-star-inserted"/>
         <w:shd w:val="clear" w:color="auto" w:fill="FFFFFF"/>
-        <w:spacing w:before="0" w:beforeAutospacing="0" w:after="45" w:afterAutospacing="0" w:line="300" w:lineRule="atLeast"/>
+        <w:spacing w:before="0" w:beforeAutospacing="0" w:after="45" w:afterAutospacing="0" w:line="360" w:lineRule="auto"/>
         <w:rPr>
           <w:rStyle w:val="ng-star-inserted1"/>
           <w:color w:val="1A1C1E"/>
@@ -6790,6 +7786,7 @@
       </w:r>
       <w:r>
         <w:rPr>
+          <w:noProof/>
           <w:color w:val="1A1C1E"/>
         </w:rPr>
         <w:drawing>
@@ -6931,6 +7928,7 @@
       <w:r>
         <w:rPr>
           <w:rStyle w:val="ng-star-inserted1"/>
+          <w:noProof/>
           <w:color w:val="1A1C1E"/>
         </w:rPr>
         <w:drawing>
@@ -7006,7 +8004,7 @@
           <w:numId w:val="39"/>
         </w:numPr>
         <w:shd w:val="clear" w:color="auto" w:fill="FFFFFF"/>
-        <w:spacing w:before="0" w:beforeAutospacing="0" w:after="45" w:afterAutospacing="0" w:line="300" w:lineRule="atLeast"/>
+        <w:spacing w:before="0" w:beforeAutospacing="0" w:after="45" w:afterAutospacing="0" w:line="360" w:lineRule="auto"/>
         <w:rPr>
           <w:color w:val="1A1C1E"/>
         </w:rPr>
@@ -7038,7 +8036,7 @@
           <w:numId w:val="39"/>
         </w:numPr>
         <w:shd w:val="clear" w:color="auto" w:fill="FFFFFF"/>
-        <w:spacing w:before="0" w:beforeAutospacing="0" w:after="45" w:afterAutospacing="0" w:line="300" w:lineRule="atLeast"/>
+        <w:spacing w:before="0" w:beforeAutospacing="0" w:after="45" w:afterAutospacing="0" w:line="360" w:lineRule="auto"/>
         <w:rPr>
           <w:color w:val="1A1C1E"/>
         </w:rPr>
@@ -7070,7 +8068,7 @@
           <w:numId w:val="39"/>
         </w:numPr>
         <w:shd w:val="clear" w:color="auto" w:fill="FFFFFF"/>
-        <w:spacing w:before="0" w:beforeAutospacing="0" w:after="45" w:afterAutospacing="0" w:line="300" w:lineRule="atLeast"/>
+        <w:spacing w:before="0" w:beforeAutospacing="0" w:after="45" w:afterAutospacing="0" w:line="360" w:lineRule="auto"/>
         <w:rPr>
           <w:color w:val="1A1C1E"/>
         </w:rPr>
@@ -7102,7 +8100,7 @@
           <w:numId w:val="39"/>
         </w:numPr>
         <w:shd w:val="clear" w:color="auto" w:fill="FFFFFF"/>
-        <w:spacing w:before="0" w:beforeAutospacing="0" w:after="45" w:afterAutospacing="0" w:line="300" w:lineRule="atLeast"/>
+        <w:spacing w:before="0" w:beforeAutospacing="0" w:after="45" w:afterAutospacing="0" w:line="360" w:lineRule="auto"/>
         <w:rPr>
           <w:color w:val="1A1C1E"/>
         </w:rPr>
@@ -7134,7 +8132,7 @@
           <w:numId w:val="39"/>
         </w:numPr>
         <w:shd w:val="clear" w:color="auto" w:fill="FFFFFF"/>
-        <w:spacing w:before="0" w:beforeAutospacing="0" w:after="45" w:afterAutospacing="0" w:line="300" w:lineRule="atLeast"/>
+        <w:spacing w:before="0" w:beforeAutospacing="0" w:after="45" w:afterAutospacing="0" w:line="360" w:lineRule="auto"/>
         <w:rPr>
           <w:color w:val="1A1C1E"/>
         </w:rPr>
@@ -7147,6 +8145,7 @@
           <w:bCs/>
           <w:color w:val="1A1C1E"/>
         </w:rPr>
+        <w:lastRenderedPageBreak/>
         <w:t>Nem:</w:t>
       </w:r>
       <w:r>
@@ -7180,7 +8179,7 @@
           <w:numId w:val="39"/>
         </w:numPr>
         <w:shd w:val="clear" w:color="auto" w:fill="FFFFFF"/>
-        <w:spacing w:before="0" w:beforeAutospacing="0" w:after="45" w:afterAutospacing="0" w:line="300" w:lineRule="atLeast"/>
+        <w:spacing w:before="0" w:beforeAutospacing="0" w:after="45" w:afterAutospacing="0" w:line="360" w:lineRule="auto"/>
         <w:rPr>
           <w:color w:val="1A1C1E"/>
         </w:rPr>
@@ -7193,7 +8192,6 @@
           <w:bCs/>
           <w:color w:val="1A1C1E"/>
         </w:rPr>
-        <w:lastRenderedPageBreak/>
         <w:t>Szűrés Alkalmazása:</w:t>
       </w:r>
       <w:r>
@@ -7213,7 +8211,7 @@
           <w:numId w:val="39"/>
         </w:numPr>
         <w:shd w:val="clear" w:color="auto" w:fill="FFFFFF"/>
-        <w:spacing w:before="0" w:beforeAutospacing="0" w:after="45" w:afterAutospacing="0" w:line="300" w:lineRule="atLeast"/>
+        <w:spacing w:before="0" w:beforeAutospacing="0" w:after="45" w:afterAutospacing="0" w:line="360" w:lineRule="auto"/>
         <w:rPr>
           <w:rStyle w:val="ng-star-inserted1"/>
           <w:color w:val="1A1C1E"/>
@@ -7242,7 +8240,7 @@
       <w:pPr>
         <w:pStyle w:val="ng-star-inserted"/>
         <w:shd w:val="clear" w:color="auto" w:fill="FFFFFF"/>
-        <w:spacing w:before="0" w:beforeAutospacing="0" w:after="45" w:afterAutospacing="0" w:line="300" w:lineRule="atLeast"/>
+        <w:spacing w:before="0" w:beforeAutospacing="0" w:after="45" w:afterAutospacing="0" w:line="360" w:lineRule="auto"/>
         <w:ind w:left="1440"/>
         <w:rPr>
           <w:color w:val="1A1C1E"/>
@@ -7257,7 +8255,7 @@
           <w:numId w:val="39"/>
         </w:numPr>
         <w:shd w:val="clear" w:color="auto" w:fill="FFFFFF"/>
-        <w:spacing w:before="0" w:beforeAutospacing="0" w:after="45" w:afterAutospacing="0" w:line="300" w:lineRule="atLeast"/>
+        <w:spacing w:before="0" w:beforeAutospacing="0" w:after="45" w:afterAutospacing="0" w:line="360" w:lineRule="auto"/>
         <w:rPr>
           <w:color w:val="1A1C1E"/>
         </w:rPr>
@@ -7266,6 +8264,7 @@
         <w:rPr>
           <w:rStyle w:val="inline-code"/>
           <w:rFonts w:eastAsiaTheme="majorEastAsia"/>
+          <w:noProof/>
           <w:color w:val="1A1C1E"/>
         </w:rPr>
         <w:drawing>
@@ -7377,7 +8376,7 @@
           <w:numId w:val="39"/>
         </w:numPr>
         <w:shd w:val="clear" w:color="auto" w:fill="FFFFFF"/>
-        <w:spacing w:before="0" w:beforeAutospacing="0" w:after="45" w:afterAutospacing="0" w:line="300" w:lineRule="atLeast"/>
+        <w:spacing w:before="0" w:beforeAutospacing="0" w:after="45" w:afterAutospacing="0" w:line="360" w:lineRule="auto"/>
         <w:rPr>
           <w:color w:val="1A1C1E"/>
         </w:rPr>
@@ -7386,6 +8385,7 @@
         <w:rPr>
           <w:rStyle w:val="inline-code"/>
           <w:rFonts w:eastAsiaTheme="majorEastAsia"/>
+          <w:noProof/>
           <w:color w:val="1A1C1E"/>
         </w:rPr>
         <w:drawing>
@@ -7490,7 +8490,16 @@
           <w:rFonts w:eastAsiaTheme="majorEastAsia"/>
           <w:color w:val="1A1C1E"/>
         </w:rPr>
-        <w:t> Ha a találatok száma meghaladja az egy oldalon megjeleníthető mennyiséget (pl. 24), a lista alatt megjelenik a lapozó. A számokra vagy az "Előző"/"Következő" gombokra kattintva navigálhat a találati oldalak között. Az aktuális oldalszám ki van emelve.</w:t>
+        <w:t xml:space="preserve"> Ha a találatok száma meghaladja az egy oldalon megjeleníthető mennyiséget (pl. 24), a lista alatt megjelenik a lapozó. A számokra vagy az "Előző"/"Következő" gombokra kattintva navigálhat a találati oldalak </w:t>
+      </w:r>
+      <w:r>
+        <w:rPr>
+          <w:rStyle w:val="ng-star-inserted1"/>
+          <w:rFonts w:eastAsiaTheme="majorEastAsia"/>
+          <w:color w:val="1A1C1E"/>
+        </w:rPr>
+        <w:lastRenderedPageBreak/>
+        <w:t>között. Az aktuális oldalszám ki van emelve.</w:t>
       </w:r>
       <w:r>
         <w:rPr>
@@ -7507,7 +8516,7 @@
           <w:numId w:val="39"/>
         </w:numPr>
         <w:shd w:val="clear" w:color="auto" w:fill="FFFFFF"/>
-        <w:spacing w:before="0" w:beforeAutospacing="0" w:after="45" w:afterAutospacing="0" w:line="300" w:lineRule="atLeast"/>
+        <w:spacing w:before="0" w:beforeAutospacing="0" w:after="45" w:afterAutospacing="0" w:line="360" w:lineRule="auto"/>
         <w:rPr>
           <w:color w:val="1A1C1E"/>
         </w:rPr>
@@ -7516,9 +8525,9 @@
         <w:rPr>
           <w:rStyle w:val="inline-code"/>
           <w:rFonts w:eastAsiaTheme="majorEastAsia"/>
-          <w:color w:val="1A1C1E"/>
-        </w:rPr>
-        <w:lastRenderedPageBreak/>
+          <w:noProof/>
+          <w:color w:val="1A1C1E"/>
+        </w:rPr>
         <w:drawing>
           <wp:anchor distT="0" distB="0" distL="114300" distR="114300" simplePos="0" relativeHeight="251678720" behindDoc="1" locked="0" layoutInCell="1" allowOverlap="1" wp14:anchorId="3F701EEB" wp14:editId="0C6666B8">
             <wp:simplePos x="0" y="0"/>
@@ -7608,7 +8617,7 @@
           <w:numId w:val="39"/>
         </w:numPr>
         <w:shd w:val="clear" w:color="auto" w:fill="FFFFFF"/>
-        <w:spacing w:before="0" w:beforeAutospacing="0" w:after="45" w:afterAutospacing="0" w:line="300" w:lineRule="atLeast"/>
+        <w:spacing w:before="0" w:beforeAutospacing="0" w:after="45" w:afterAutospacing="0" w:line="360" w:lineRule="auto"/>
         <w:rPr>
           <w:color w:val="1A1C1E"/>
         </w:rPr>
@@ -7646,7 +8655,7 @@
       <w:pPr>
         <w:pStyle w:val="ng-star-inserted"/>
         <w:shd w:val="clear" w:color="auto" w:fill="FFFFFF"/>
-        <w:spacing w:after="270" w:afterAutospacing="0" w:line="300" w:lineRule="atLeast"/>
+        <w:spacing w:after="270" w:afterAutospacing="0" w:line="360" w:lineRule="auto"/>
         <w:rPr>
           <w:color w:val="1A1C1E"/>
         </w:rPr>
@@ -7666,7 +8675,7 @@
       <w:pPr>
         <w:pStyle w:val="ng-star-inserted"/>
         <w:shd w:val="clear" w:color="auto" w:fill="FFFFFF"/>
-        <w:spacing w:after="270" w:afterAutospacing="0" w:line="300" w:lineRule="atLeast"/>
+        <w:spacing w:after="270" w:afterAutospacing="0" w:line="360" w:lineRule="auto"/>
         <w:rPr>
           <w:color w:val="1A1C1E"/>
         </w:rPr>
@@ -7688,7 +8697,7 @@
           <w:numId w:val="40"/>
         </w:numPr>
         <w:shd w:val="clear" w:color="auto" w:fill="FFFFFF"/>
-        <w:spacing w:before="0" w:beforeAutospacing="0" w:after="45" w:afterAutospacing="0" w:line="300" w:lineRule="atLeast"/>
+        <w:spacing w:before="0" w:beforeAutospacing="0" w:after="45" w:afterAutospacing="0" w:line="360" w:lineRule="auto"/>
         <w:rPr>
           <w:color w:val="1A1C1E"/>
         </w:rPr>
@@ -7710,7 +8719,7 @@
           <w:numId w:val="40"/>
         </w:numPr>
         <w:shd w:val="clear" w:color="auto" w:fill="FFFFFF"/>
-        <w:spacing w:before="0" w:beforeAutospacing="0" w:after="45" w:afterAutospacing="0" w:line="300" w:lineRule="atLeast"/>
+        <w:spacing w:before="0" w:beforeAutospacing="0" w:after="45" w:afterAutospacing="0" w:line="360" w:lineRule="auto"/>
         <w:rPr>
           <w:color w:val="1A1C1E"/>
         </w:rPr>
@@ -7742,7 +8751,7 @@
           <w:numId w:val="40"/>
         </w:numPr>
         <w:shd w:val="clear" w:color="auto" w:fill="FFFFFF"/>
-        <w:spacing w:before="0" w:beforeAutospacing="0" w:after="45" w:afterAutospacing="0" w:line="300" w:lineRule="atLeast"/>
+        <w:spacing w:before="0" w:beforeAutospacing="0" w:after="45" w:afterAutospacing="0" w:line="360" w:lineRule="auto"/>
         <w:rPr>
           <w:color w:val="1A1C1E"/>
         </w:rPr>
@@ -7766,7 +8775,7 @@
           <w:numId w:val="40"/>
         </w:numPr>
         <w:shd w:val="clear" w:color="auto" w:fill="FFFFFF"/>
-        <w:spacing w:before="0" w:beforeAutospacing="0" w:after="45" w:afterAutospacing="0" w:line="300" w:lineRule="atLeast"/>
+        <w:spacing w:before="0" w:beforeAutospacing="0" w:after="45" w:afterAutospacing="0" w:line="360" w:lineRule="auto"/>
         <w:rPr>
           <w:color w:val="1A1C1E"/>
         </w:rPr>
@@ -7798,7 +8807,7 @@
           <w:numId w:val="40"/>
         </w:numPr>
         <w:shd w:val="clear" w:color="auto" w:fill="FFFFFF"/>
-        <w:spacing w:before="0" w:beforeAutospacing="0" w:after="45" w:afterAutospacing="0" w:line="300" w:lineRule="atLeast"/>
+        <w:spacing w:before="0" w:beforeAutospacing="0" w:after="45" w:afterAutospacing="0" w:line="360" w:lineRule="auto"/>
         <w:rPr>
           <w:rStyle w:val="ng-star-inserted1"/>
           <w:color w:val="1A1C1E"/>
@@ -7812,6 +8821,7 @@
           <w:bCs/>
           <w:color w:val="1A1C1E"/>
         </w:rPr>
+        <w:lastRenderedPageBreak/>
         <w:t>Kedvenc Gomb:</w:t>
       </w:r>
       <w:r>
@@ -7843,7 +8853,7 @@
       <w:pPr>
         <w:pStyle w:val="ng-star-inserted"/>
         <w:shd w:val="clear" w:color="auto" w:fill="FFFFFF"/>
-        <w:spacing w:before="0" w:beforeAutospacing="0" w:after="45" w:afterAutospacing="0" w:line="300" w:lineRule="atLeast"/>
+        <w:spacing w:before="0" w:beforeAutospacing="0" w:after="45" w:afterAutospacing="0" w:line="360" w:lineRule="auto"/>
         <w:ind w:left="1440"/>
         <w:rPr>
           <w:color w:val="1A1C1E"/>
@@ -7851,9 +8861,9 @@
       </w:pPr>
       <w:r>
         <w:rPr>
-          <w:color w:val="1A1C1E"/>
-        </w:rPr>
-        <w:lastRenderedPageBreak/>
+          <w:noProof/>
+          <w:color w:val="1A1C1E"/>
+        </w:rPr>
         <w:drawing>
           <wp:anchor distT="0" distB="0" distL="114300" distR="114300" simplePos="0" relativeHeight="251679744" behindDoc="1" locked="0" layoutInCell="1" allowOverlap="1" wp14:anchorId="46DF042A" wp14:editId="6C5EEE91">
             <wp:simplePos x="0" y="0"/>
@@ -7927,7 +8937,7 @@
           <w:numId w:val="40"/>
         </w:numPr>
         <w:shd w:val="clear" w:color="auto" w:fill="FFFFFF"/>
-        <w:spacing w:before="0" w:beforeAutospacing="0" w:after="45" w:afterAutospacing="0" w:line="300" w:lineRule="atLeast"/>
+        <w:spacing w:before="0" w:beforeAutospacing="0" w:after="45" w:afterAutospacing="0" w:line="360" w:lineRule="auto"/>
         <w:rPr>
           <w:rStyle w:val="inline-code"/>
           <w:color w:val="1A1C1E"/>
@@ -7937,25 +8947,26 @@
         <w:rPr>
           <w:rStyle w:val="inline-code"/>
           <w:rFonts w:eastAsiaTheme="majorEastAsia"/>
+          <w:noProof/>
           <w:color w:val="1A1C1E"/>
         </w:rPr>
         <w:drawing>
-          <wp:anchor distT="0" distB="0" distL="114300" distR="114300" simplePos="0" relativeHeight="251680768" behindDoc="1" locked="0" layoutInCell="1" allowOverlap="1" wp14:anchorId="62AE2F1C" wp14:editId="32E8717E">
+          <wp:anchor distT="0" distB="0" distL="114300" distR="114300" simplePos="0" relativeHeight="251680768" behindDoc="1" locked="0" layoutInCell="1" allowOverlap="1" wp14:anchorId="62AE2F1C" wp14:editId="353DCE9A">
             <wp:simplePos x="0" y="0"/>
-            <wp:positionH relativeFrom="column">
-              <wp:posOffset>79164</wp:posOffset>
+            <wp:positionH relativeFrom="page">
+              <wp:posOffset>1464310</wp:posOffset>
             </wp:positionH>
             <wp:positionV relativeFrom="paragraph">
-              <wp:posOffset>776605</wp:posOffset>
+              <wp:posOffset>1061720</wp:posOffset>
             </wp:positionV>
-            <wp:extent cx="5543550" cy="3140710"/>
-            <wp:effectExtent l="0" t="0" r="0" b="2540"/>
+            <wp:extent cx="4724400" cy="2675890"/>
+            <wp:effectExtent l="0" t="0" r="0" b="0"/>
             <wp:wrapTight wrapText="bothSides">
               <wp:wrapPolygon edited="0">
                 <wp:start x="0" y="0"/>
-                <wp:lineTo x="0" y="21486"/>
-                <wp:lineTo x="21526" y="21486"/>
-                <wp:lineTo x="21526" y="0"/>
+                <wp:lineTo x="0" y="21374"/>
+                <wp:lineTo x="21513" y="21374"/>
+                <wp:lineTo x="21513" y="0"/>
                 <wp:lineTo x="0" y="0"/>
               </wp:wrapPolygon>
             </wp:wrapTight>
@@ -7985,7 +8996,7 @@
                   <pic:spPr>
                     <a:xfrm>
                       <a:off x="0" y="0"/>
-                      <a:ext cx="5543550" cy="3140710"/>
+                      <a:ext cx="4724400" cy="2675890"/>
                     </a:xfrm>
                     <a:prstGeom prst="rect">
                       <a:avLst/>
@@ -7994,6 +9005,12 @@
                 </pic:pic>
               </a:graphicData>
             </a:graphic>
+            <wp14:sizeRelH relativeFrom="margin">
+              <wp14:pctWidth>0</wp14:pctWidth>
+            </wp14:sizeRelH>
+            <wp14:sizeRelV relativeFrom="margin">
+              <wp14:pctHeight>0</wp14:pctHeight>
+            </wp14:sizeRelV>
           </wp:anchor>
         </w:drawing>
       </w:r>
@@ -8064,7 +9081,7 @@
       <w:pPr>
         <w:pStyle w:val="ng-star-inserted"/>
         <w:shd w:val="clear" w:color="auto" w:fill="FFFFFF"/>
-        <w:spacing w:before="0" w:beforeAutospacing="0" w:after="45" w:afterAutospacing="0" w:line="300" w:lineRule="atLeast"/>
+        <w:spacing w:before="0" w:beforeAutospacing="0" w:after="45" w:afterAutospacing="0" w:line="360" w:lineRule="auto"/>
         <w:ind w:left="1440"/>
         <w:rPr>
           <w:color w:val="1A1C1E"/>
@@ -8073,25 +9090,26 @@
       <w:r>
         <w:rPr>
           <w:rStyle w:val="inline-code"/>
+          <w:noProof/>
           <w:color w:val="1A1C1E"/>
         </w:rPr>
         <w:drawing>
-          <wp:anchor distT="0" distB="0" distL="114300" distR="114300" simplePos="0" relativeHeight="251681792" behindDoc="1" locked="0" layoutInCell="1" allowOverlap="1" wp14:anchorId="3CC318DB" wp14:editId="2C44B686">
+          <wp:anchor distT="0" distB="0" distL="114300" distR="114300" simplePos="0" relativeHeight="251681792" behindDoc="1" locked="0" layoutInCell="1" allowOverlap="1" wp14:anchorId="3CC318DB" wp14:editId="4100B419">
             <wp:simplePos x="0" y="0"/>
-            <wp:positionH relativeFrom="column">
-              <wp:posOffset>138430</wp:posOffset>
+            <wp:positionH relativeFrom="margin">
+              <wp:posOffset>541020</wp:posOffset>
             </wp:positionH>
             <wp:positionV relativeFrom="paragraph">
-              <wp:posOffset>308187</wp:posOffset>
+              <wp:posOffset>2715260</wp:posOffset>
             </wp:positionV>
-            <wp:extent cx="5543550" cy="2708910"/>
+            <wp:extent cx="4332605" cy="2117090"/>
             <wp:effectExtent l="0" t="0" r="0" b="0"/>
             <wp:wrapTight wrapText="bothSides">
               <wp:wrapPolygon edited="0">
                 <wp:start x="0" y="0"/>
-                <wp:lineTo x="0" y="21418"/>
-                <wp:lineTo x="21526" y="21418"/>
-                <wp:lineTo x="21526" y="0"/>
+                <wp:lineTo x="0" y="21380"/>
+                <wp:lineTo x="21464" y="21380"/>
+                <wp:lineTo x="21464" y="0"/>
                 <wp:lineTo x="0" y="0"/>
               </wp:wrapPolygon>
             </wp:wrapTight>
@@ -8121,7 +9139,7 @@
                   <pic:spPr>
                     <a:xfrm>
                       <a:off x="0" y="0"/>
-                      <a:ext cx="5543550" cy="2708910"/>
+                      <a:ext cx="4332605" cy="2117090"/>
                     </a:xfrm>
                     <a:prstGeom prst="rect">
                       <a:avLst/>
@@ -8130,6 +9148,12 @@
                 </pic:pic>
               </a:graphicData>
             </a:graphic>
+            <wp14:sizeRelH relativeFrom="margin">
+              <wp14:pctWidth>0</wp14:pctWidth>
+            </wp14:sizeRelH>
+            <wp14:sizeRelV relativeFrom="margin">
+              <wp14:pctHeight>0</wp14:pctHeight>
+            </wp14:sizeRelV>
           </wp:anchor>
         </w:drawing>
       </w:r>
@@ -8139,7 +9163,17 @@
           <w:rFonts w:eastAsiaTheme="majorEastAsia"/>
           <w:color w:val="1A1C1E"/>
         </w:rPr>
-        <w:t>Parfüm adatlap - Nagyított kép nézet</w:t>
+        <w:t>Parfüm adatlap - Nagyított k</w:t>
+      </w:r>
+      <w:bookmarkStart w:id="16" w:name="_GoBack"/>
+      <w:bookmarkEnd w:id="16"/>
+      <w:r>
+        <w:rPr>
+          <w:rStyle w:val="inline-code"/>
+          <w:rFonts w:eastAsiaTheme="majorEastAsia"/>
+          <w:color w:val="1A1C1E"/>
+        </w:rPr>
+        <w:t>ép nézet</w:t>
       </w:r>
     </w:p>
     <w:p>
@@ -8150,7 +9184,7 @@
           <w:numId w:val="40"/>
         </w:numPr>
         <w:shd w:val="clear" w:color="auto" w:fill="FFFFFF"/>
-        <w:spacing w:before="0" w:beforeAutospacing="0" w:after="45" w:afterAutospacing="0" w:line="300" w:lineRule="atLeast"/>
+        <w:spacing w:before="0" w:beforeAutospacing="0" w:after="45" w:afterAutospacing="0" w:line="360" w:lineRule="auto"/>
         <w:rPr>
           <w:color w:val="1A1C1E"/>
         </w:rPr>
@@ -8183,25 +9217,106 @@
           <w:numId w:val="40"/>
         </w:numPr>
         <w:shd w:val="clear" w:color="auto" w:fill="FFFFFF"/>
-        <w:spacing w:before="0" w:beforeAutospacing="0" w:after="45" w:afterAutospacing="0" w:line="300" w:lineRule="atLeast"/>
-        <w:rPr>
-          <w:color w:val="1A1C1E"/>
-        </w:rPr>
-      </w:pPr>
+        <w:spacing w:before="0" w:beforeAutospacing="0" w:after="45" w:afterAutospacing="0" w:line="360" w:lineRule="auto"/>
+        <w:rPr>
+          <w:color w:val="1A1C1E"/>
+        </w:rPr>
+      </w:pPr>
+      <w:r>
+        <w:rPr>
+          <w:rStyle w:val="ng-star-inserted1"/>
+          <w:rFonts w:eastAsiaTheme="majorEastAsia"/>
+          <w:b/>
+          <w:bCs/>
+          <w:color w:val="1A1C1E"/>
+        </w:rPr>
+        <w:t>Illatjegyek:</w:t>
+      </w:r>
+      <w:r>
+        <w:rPr>
+          <w:rStyle w:val="ng-star-inserted1"/>
+          <w:rFonts w:eastAsiaTheme="majorEastAsia"/>
+          <w:color w:val="1A1C1E"/>
+        </w:rPr>
+        <w:t xml:space="preserve"> Címke (tag) formátumban </w:t>
+      </w:r>
+      <w:proofErr w:type="spellStart"/>
+      <w:r>
+        <w:rPr>
+          <w:rStyle w:val="ng-star-inserted1"/>
+          <w:rFonts w:eastAsiaTheme="majorEastAsia"/>
+          <w:color w:val="1A1C1E"/>
+        </w:rPr>
+        <w:t>láthatóak</w:t>
+      </w:r>
+      <w:proofErr w:type="spellEnd"/>
+      <w:r>
+        <w:rPr>
+          <w:rStyle w:val="ng-star-inserted1"/>
+          <w:rFonts w:eastAsiaTheme="majorEastAsia"/>
+          <w:color w:val="1A1C1E"/>
+        </w:rPr>
+        <w:t xml:space="preserve"> a parfüm főbb illatjegyei.</w:t>
+      </w:r>
+      <w:r>
+        <w:rPr>
+          <w:color w:val="1A1C1E"/>
+        </w:rPr>
+        <w:br/>
+      </w:r>
       <w:r>
         <w:rPr>
           <w:rStyle w:val="inline-code"/>
           <w:rFonts w:eastAsiaTheme="majorEastAsia"/>
           <w:color w:val="1A1C1E"/>
         </w:rPr>
+        <w:t xml:space="preserve"> </w:t>
+      </w:r>
+      <w:r>
+        <w:rPr>
+          <w:rStyle w:val="inline-code"/>
+          <w:rFonts w:eastAsiaTheme="majorEastAsia"/>
+          <w:color w:val="1A1C1E"/>
+        </w:rPr>
+        <w:t>Parfüm adatlap - Illatjegy címkék</w:t>
+      </w:r>
+      <w:r>
+        <w:rPr>
+          <w:rStyle w:val="inline-code"/>
+          <w:rFonts w:eastAsiaTheme="majorEastAsia"/>
+          <w:color w:val="1A1C1E"/>
+        </w:rPr>
+        <w:t>, leírás</w:t>
+      </w:r>
+    </w:p>
+    <w:p>
+      <w:pPr>
+        <w:pStyle w:val="ng-star-inserted"/>
+        <w:numPr>
+          <w:ilvl w:val="1"/>
+          <w:numId w:val="40"/>
+        </w:numPr>
+        <w:shd w:val="clear" w:color="auto" w:fill="FFFFFF"/>
+        <w:spacing w:before="0" w:beforeAutospacing="0" w:after="45" w:afterAutospacing="0" w:line="360" w:lineRule="auto"/>
+        <w:rPr>
+          <w:color w:val="1A1C1E"/>
+        </w:rPr>
+      </w:pPr>
+      <w:r>
+        <w:rPr>
+          <w:rStyle w:val="inline-code"/>
+          <w:rFonts w:eastAsiaTheme="majorEastAsia"/>
+          <w:noProof/>
+          <w:color w:val="1A1C1E"/>
+        </w:rPr>
         <w:drawing>
-          <wp:anchor distT="0" distB="0" distL="114300" distR="114300" simplePos="0" relativeHeight="251682816" behindDoc="1" locked="0" layoutInCell="1" allowOverlap="1" wp14:anchorId="39446186" wp14:editId="10636653">
+          <wp:anchor distT="0" distB="0" distL="114300" distR="114300" simplePos="0" relativeHeight="251682816" behindDoc="1" locked="0" layoutInCell="1" allowOverlap="1" wp14:anchorId="39446186" wp14:editId="5413352B">
             <wp:simplePos x="0" y="0"/>
-            <wp:positionH relativeFrom="margin">
-              <wp:align>right</wp:align>
+            <wp:positionH relativeFrom="page">
+              <wp:align>center</wp:align>
             </wp:positionH>
             <wp:positionV relativeFrom="paragraph">
-              <wp:posOffset>484928</wp:posOffset>
+              <wp:posOffset>-423</wp:posOffset>
             </wp:positionV>
             <wp:extent cx="5543550" cy="2054860"/>
             <wp:effectExtent l="0" t="0" r="0" b="2540"/>
@@ -8260,15 +9375,15 @@
           <w:bCs/>
           <w:color w:val="1A1C1E"/>
         </w:rPr>
-        <w:t>Illatjegyek:</w:t>
-      </w:r>
-      <w:r>
-        <w:rPr>
-          <w:rStyle w:val="ng-star-inserted1"/>
-          <w:rFonts w:eastAsiaTheme="majorEastAsia"/>
-          <w:color w:val="1A1C1E"/>
-        </w:rPr>
-        <w:t xml:space="preserve"> Címke (tag) formátumban </w:t>
+        <w:t>Ár:</w:t>
+      </w:r>
+      <w:r>
+        <w:rPr>
+          <w:rStyle w:val="ng-star-inserted1"/>
+          <w:rFonts w:eastAsiaTheme="majorEastAsia"/>
+          <w:color w:val="1A1C1E"/>
+        </w:rPr>
+        <w:t xml:space="preserve"> Megjelenik a parfüm aktuális (legolcsóbb elérhető) ára a </w:t>
       </w:r>
       <w:proofErr w:type="spellStart"/>
       <w:r>
@@ -8277,7 +9392,7 @@
           <w:rFonts w:eastAsiaTheme="majorEastAsia"/>
           <w:color w:val="1A1C1E"/>
         </w:rPr>
-        <w:t>láthatóak</w:t>
+        <w:t>Notino</w:t>
       </w:r>
       <w:proofErr w:type="spellEnd"/>
       <w:r>
@@ -8286,37 +9401,7 @@
           <w:rFonts w:eastAsiaTheme="majorEastAsia"/>
           <w:color w:val="1A1C1E"/>
         </w:rPr>
-        <w:t xml:space="preserve"> a parfüm főbb illatjegyei.</w:t>
-      </w:r>
-      <w:r>
-        <w:rPr>
-          <w:color w:val="1A1C1E"/>
-        </w:rPr>
-        <w:br/>
-      </w:r>
-      <w:r>
-        <w:rPr>
-          <w:rStyle w:val="inline-code"/>
-          <w:rFonts w:eastAsiaTheme="majorEastAsia"/>
-          <w:color w:val="1A1C1E"/>
-        </w:rPr>
-        <w:t xml:space="preserve"> </w:t>
-      </w:r>
-      <w:r>
-        <w:rPr>
-          <w:rStyle w:val="inline-code"/>
-          <w:rFonts w:eastAsiaTheme="majorEastAsia"/>
-          <w:color w:val="1A1C1E"/>
-        </w:rPr>
-        <w:t>Parfüm adatlap - Illatjegy címkék</w:t>
-      </w:r>
-      <w:r>
-        <w:rPr>
-          <w:rStyle w:val="inline-code"/>
-          <w:rFonts w:eastAsiaTheme="majorEastAsia"/>
-          <w:color w:val="1A1C1E"/>
-        </w:rPr>
-        <w:t>, leírás</w:t>
+        <w:t xml:space="preserve"> kínálatából, formázva (pl. "38 000 Ft"). Ha az ár nem elérhető, erről tájékoztatást kap.</w:t>
       </w:r>
     </w:p>
     <w:p>
@@ -8327,7 +9412,7 @@
           <w:numId w:val="40"/>
         </w:numPr>
         <w:shd w:val="clear" w:color="auto" w:fill="FFFFFF"/>
-        <w:spacing w:before="0" w:beforeAutospacing="0" w:after="45" w:afterAutospacing="0" w:line="300" w:lineRule="atLeast"/>
+        <w:spacing w:before="0" w:beforeAutospacing="0" w:after="45" w:afterAutospacing="0" w:line="360" w:lineRule="auto"/>
         <w:rPr>
           <w:color w:val="1A1C1E"/>
         </w:rPr>
@@ -8340,33 +9425,39 @@
           <w:bCs/>
           <w:color w:val="1A1C1E"/>
         </w:rPr>
-        <w:t>Ár:</w:t>
-      </w:r>
-      <w:r>
-        <w:rPr>
-          <w:rStyle w:val="ng-star-inserted1"/>
-          <w:rFonts w:eastAsiaTheme="majorEastAsia"/>
-          <w:color w:val="1A1C1E"/>
-        </w:rPr>
-        <w:t xml:space="preserve"> Megjelenik a parfüm aktuális (legolcsóbb elérhető) ára a </w:t>
-      </w:r>
-      <w:proofErr w:type="spellStart"/>
-      <w:r>
-        <w:rPr>
-          <w:rStyle w:val="ng-star-inserted1"/>
-          <w:rFonts w:eastAsiaTheme="majorEastAsia"/>
-          <w:color w:val="1A1C1E"/>
-        </w:rPr>
-        <w:t>Notino</w:t>
-      </w:r>
-      <w:proofErr w:type="spellEnd"/>
-      <w:r>
-        <w:rPr>
-          <w:rStyle w:val="ng-star-inserted1"/>
-          <w:rFonts w:eastAsiaTheme="majorEastAsia"/>
-          <w:color w:val="1A1C1E"/>
-        </w:rPr>
-        <w:t xml:space="preserve"> kínálatából, formázva (pl. "38 000 Ft"). Ha az ár nem elérhető, erről tájékoztatást kap.</w:t>
+        <w:t>Leírás:</w:t>
+      </w:r>
+      <w:r>
+        <w:rPr>
+          <w:rStyle w:val="ng-star-inserted1"/>
+          <w:rFonts w:eastAsiaTheme="majorEastAsia"/>
+          <w:color w:val="1A1C1E"/>
+        </w:rPr>
+        <w:t> Rövid vagy hosszabb leírás a parfümről, annak karakteréről, összetevőiről.</w:t>
+      </w:r>
+    </w:p>
+    <w:p>
+      <w:pPr>
+        <w:pStyle w:val="ng-star-inserted"/>
+        <w:numPr>
+          <w:ilvl w:val="0"/>
+          <w:numId w:val="40"/>
+        </w:numPr>
+        <w:shd w:val="clear" w:color="auto" w:fill="FFFFFF"/>
+        <w:spacing w:before="0" w:beforeAutospacing="0" w:after="45" w:afterAutospacing="0" w:line="360" w:lineRule="auto"/>
+        <w:rPr>
+          <w:color w:val="1A1C1E"/>
+        </w:rPr>
+      </w:pPr>
+      <w:r>
+        <w:rPr>
+          <w:rStyle w:val="ng-star-inserted1"/>
+          <w:rFonts w:eastAsiaTheme="majorEastAsia"/>
+          <w:b/>
+          <w:bCs/>
+          <w:color w:val="1A1C1E"/>
+        </w:rPr>
+        <w:t>Elérhető Webáruházak:</w:t>
       </w:r>
     </w:p>
     <w:p>
@@ -8377,52 +9468,36 @@
           <w:numId w:val="40"/>
         </w:numPr>
         <w:shd w:val="clear" w:color="auto" w:fill="FFFFFF"/>
-        <w:spacing w:before="0" w:beforeAutospacing="0" w:after="45" w:afterAutospacing="0" w:line="300" w:lineRule="atLeast"/>
-        <w:rPr>
-          <w:color w:val="1A1C1E"/>
-        </w:rPr>
-      </w:pPr>
-      <w:r>
-        <w:rPr>
-          <w:rStyle w:val="ng-star-inserted1"/>
-          <w:rFonts w:eastAsiaTheme="majorEastAsia"/>
-          <w:b/>
-          <w:bCs/>
-          <w:color w:val="1A1C1E"/>
-        </w:rPr>
-        <w:t>Leírás:</w:t>
-      </w:r>
-      <w:r>
-        <w:rPr>
-          <w:rStyle w:val="ng-star-inserted1"/>
-          <w:rFonts w:eastAsiaTheme="majorEastAsia"/>
-          <w:color w:val="1A1C1E"/>
-        </w:rPr>
-        <w:t> Rövid vagy hosszabb leírás a parfümről, annak karakteréről, összetevőiről.</w:t>
-      </w:r>
-    </w:p>
-    <w:p>
-      <w:pPr>
-        <w:pStyle w:val="ng-star-inserted"/>
-        <w:numPr>
-          <w:ilvl w:val="0"/>
-          <w:numId w:val="40"/>
-        </w:numPr>
-        <w:shd w:val="clear" w:color="auto" w:fill="FFFFFF"/>
-        <w:spacing w:before="0" w:beforeAutospacing="0" w:after="45" w:afterAutospacing="0" w:line="300" w:lineRule="atLeast"/>
-        <w:rPr>
-          <w:color w:val="1A1C1E"/>
-        </w:rPr>
-      </w:pPr>
-      <w:r>
-        <w:rPr>
-          <w:rStyle w:val="ng-star-inserted1"/>
-          <w:rFonts w:eastAsiaTheme="majorEastAsia"/>
-          <w:b/>
-          <w:bCs/>
-          <w:color w:val="1A1C1E"/>
-        </w:rPr>
-        <w:t>Elérhető Webáruházak:</w:t>
+        <w:spacing w:before="0" w:beforeAutospacing="0" w:after="45" w:afterAutospacing="0" w:line="360" w:lineRule="auto"/>
+        <w:rPr>
+          <w:color w:val="1A1C1E"/>
+        </w:rPr>
+      </w:pPr>
+      <w:r>
+        <w:rPr>
+          <w:rStyle w:val="ng-star-inserted1"/>
+          <w:rFonts w:eastAsiaTheme="majorEastAsia"/>
+          <w:color w:val="1A1C1E"/>
+        </w:rPr>
+        <w:t xml:space="preserve">Ez a szekció listázza azokat a (jelen projektben csak a </w:t>
+      </w:r>
+      <w:proofErr w:type="spellStart"/>
+      <w:r>
+        <w:rPr>
+          <w:rStyle w:val="ng-star-inserted1"/>
+          <w:rFonts w:eastAsiaTheme="majorEastAsia"/>
+          <w:color w:val="1A1C1E"/>
+        </w:rPr>
+        <w:t>Notino</w:t>
+      </w:r>
+      <w:proofErr w:type="spellEnd"/>
+      <w:r>
+        <w:rPr>
+          <w:rStyle w:val="ng-star-inserted1"/>
+          <w:rFonts w:eastAsiaTheme="majorEastAsia"/>
+          <w:color w:val="1A1C1E"/>
+        </w:rPr>
+        <w:t>) webáruházakat, ahol a parfüm elérhető.</w:t>
       </w:r>
     </w:p>
     <w:p>
@@ -8433,47 +9508,7 @@
           <w:numId w:val="40"/>
         </w:numPr>
         <w:shd w:val="clear" w:color="auto" w:fill="FFFFFF"/>
-        <w:spacing w:before="0" w:beforeAutospacing="0" w:after="45" w:afterAutospacing="0" w:line="300" w:lineRule="atLeast"/>
-        <w:rPr>
-          <w:color w:val="1A1C1E"/>
-        </w:rPr>
-      </w:pPr>
-      <w:r>
-        <w:rPr>
-          <w:rStyle w:val="ng-star-inserted1"/>
-          <w:rFonts w:eastAsiaTheme="majorEastAsia"/>
-          <w:color w:val="1A1C1E"/>
-        </w:rPr>
-        <w:t xml:space="preserve">Ez a szekció listázza azokat a (jelen projektben csak a </w:t>
-      </w:r>
-      <w:proofErr w:type="spellStart"/>
-      <w:r>
-        <w:rPr>
-          <w:rStyle w:val="ng-star-inserted1"/>
-          <w:rFonts w:eastAsiaTheme="majorEastAsia"/>
-          <w:color w:val="1A1C1E"/>
-        </w:rPr>
-        <w:t>Notino</w:t>
-      </w:r>
-      <w:proofErr w:type="spellEnd"/>
-      <w:r>
-        <w:rPr>
-          <w:rStyle w:val="ng-star-inserted1"/>
-          <w:rFonts w:eastAsiaTheme="majorEastAsia"/>
-          <w:color w:val="1A1C1E"/>
-        </w:rPr>
-        <w:t>) webáruházakat, ahol a parfüm elérhető.</w:t>
-      </w:r>
-    </w:p>
-    <w:p>
-      <w:pPr>
-        <w:pStyle w:val="ng-star-inserted"/>
-        <w:numPr>
-          <w:ilvl w:val="1"/>
-          <w:numId w:val="40"/>
-        </w:numPr>
-        <w:shd w:val="clear" w:color="auto" w:fill="FFFFFF"/>
-        <w:spacing w:before="0" w:beforeAutospacing="0" w:after="45" w:afterAutospacing="0" w:line="300" w:lineRule="atLeast"/>
+        <w:spacing w:before="0" w:beforeAutospacing="0" w:after="45" w:afterAutospacing="0" w:line="360" w:lineRule="auto"/>
         <w:rPr>
           <w:color w:val="1A1C1E"/>
         </w:rPr>
@@ -8482,6 +9517,7 @@
         <w:rPr>
           <w:rStyle w:val="inline-code"/>
           <w:rFonts w:eastAsiaTheme="majorEastAsia"/>
+          <w:noProof/>
           <w:color w:val="1A1C1E"/>
         </w:rPr>
         <w:drawing>
@@ -8599,7 +9635,7 @@
           <w:numId w:val="40"/>
         </w:numPr>
         <w:shd w:val="clear" w:color="auto" w:fill="FFFFFF"/>
-        <w:spacing w:before="0" w:beforeAutospacing="0" w:after="45" w:afterAutospacing="0" w:line="300" w:lineRule="atLeast"/>
+        <w:spacing w:before="0" w:beforeAutospacing="0" w:after="45" w:afterAutospacing="0" w:line="360" w:lineRule="auto"/>
         <w:rPr>
           <w:color w:val="1A1C1E"/>
         </w:rPr>
@@ -8623,7 +9659,7 @@
           <w:numId w:val="40"/>
         </w:numPr>
         <w:shd w:val="clear" w:color="auto" w:fill="FFFFFF"/>
-        <w:spacing w:before="0" w:beforeAutospacing="0" w:after="45" w:afterAutospacing="0" w:line="300" w:lineRule="atLeast"/>
+        <w:spacing w:before="0" w:beforeAutospacing="0" w:after="45" w:afterAutospacing="0" w:line="360" w:lineRule="auto"/>
         <w:rPr>
           <w:color w:val="1A1C1E"/>
         </w:rPr>
@@ -8671,7 +9707,7 @@
           <w:numId w:val="40"/>
         </w:numPr>
         <w:shd w:val="clear" w:color="auto" w:fill="FFFFFF"/>
-        <w:spacing w:before="0" w:beforeAutospacing="0" w:after="45" w:afterAutospacing="0" w:line="300" w:lineRule="atLeast"/>
+        <w:spacing w:before="0" w:beforeAutospacing="0" w:after="45" w:afterAutospacing="0" w:line="360" w:lineRule="auto"/>
         <w:rPr>
           <w:color w:val="1A1C1E"/>
         </w:rPr>
@@ -8684,6 +9720,7 @@
           <w:bCs/>
           <w:color w:val="1A1C1E"/>
         </w:rPr>
+        <w:lastRenderedPageBreak/>
         <w:t>Értékelések Listája:</w:t>
       </w:r>
       <w:r>
@@ -8728,16 +9765,7 @@
           <w:rFonts w:eastAsiaTheme="majorEastAsia"/>
           <w:color w:val="1A1C1E"/>
         </w:rPr>
-        <w:t xml:space="preserve"> stb.) csillagokkal vagy csúszkákkal </w:t>
-      </w:r>
-      <w:r>
-        <w:rPr>
-          <w:rStyle w:val="ng-star-inserted1"/>
-          <w:rFonts w:eastAsiaTheme="majorEastAsia"/>
-          <w:color w:val="1A1C1E"/>
-        </w:rPr>
-        <w:lastRenderedPageBreak/>
-        <w:t>megjelenítve, és a szöveges véleményt.</w:t>
+        <w:t xml:space="preserve"> stb.) csillagokkal vagy csúszkákkal megjelenítve, és a szöveges véleményt.</w:t>
       </w:r>
       <w:r>
         <w:rPr>
@@ -8749,6 +9777,7 @@
         <w:rPr>
           <w:rStyle w:val="inline-code"/>
           <w:rFonts w:eastAsiaTheme="majorEastAsia"/>
+          <w:noProof/>
           <w:color w:val="1A1C1E"/>
         </w:rPr>
         <w:drawing>
@@ -8835,15 +9864,13 @@
           <w:szCs w:val="24"/>
         </w:rPr>
       </w:pPr>
-      <w:bookmarkStart w:id="16" w:name="_GoBack"/>
-      <w:bookmarkEnd w:id="16"/>
     </w:p>
     <w:p>
       <w:pPr>
         <w:pStyle w:val="Cmsor1"/>
       </w:pPr>
       <w:bookmarkStart w:id="17" w:name="_Toc473730749"/>
-      <w:bookmarkStart w:id="18" w:name="_Toc193966082"/>
+      <w:bookmarkStart w:id="18" w:name="_Toc194570536"/>
       <w:r>
         <w:lastRenderedPageBreak/>
         <w:t>Fejlesztői dokumentáció</w:t>
@@ -8860,7 +9887,7 @@
       <w:pPr>
         <w:pStyle w:val="Cmsor2"/>
       </w:pPr>
-      <w:bookmarkStart w:id="19" w:name="_Toc193966083"/>
+      <w:bookmarkStart w:id="19" w:name="_Toc194570537"/>
       <w:r>
         <w:t>Az alkalmazott fejlesztői eszközök</w:t>
       </w:r>
@@ -8912,7 +9939,7 @@
       <w:pPr>
         <w:pStyle w:val="Cmsor2"/>
       </w:pPr>
-      <w:bookmarkStart w:id="20" w:name="_Toc193966084"/>
+      <w:bookmarkStart w:id="20" w:name="_Toc194570538"/>
       <w:r>
         <w:t>Adatmodell leírása</w:t>
       </w:r>
@@ -8980,7 +10007,7 @@
       <w:pPr>
         <w:pStyle w:val="Cmsor2"/>
       </w:pPr>
-      <w:bookmarkStart w:id="21" w:name="_Toc193966085"/>
+      <w:bookmarkStart w:id="21" w:name="_Toc194570539"/>
       <w:r>
         <w:t>Részletes feladatspecifikáció, algoritmusok</w:t>
       </w:r>
@@ -9022,7 +10049,7 @@
       <w:pPr>
         <w:pStyle w:val="Cmsor2"/>
       </w:pPr>
-      <w:bookmarkStart w:id="22" w:name="_Toc193966086"/>
+      <w:bookmarkStart w:id="22" w:name="_Toc194570540"/>
       <w:r>
         <w:lastRenderedPageBreak/>
         <w:t>Tesztelési dokumentáció</w:t>
@@ -9131,7 +10158,7 @@
       <w:pPr>
         <w:pStyle w:val="Cmsor1"/>
       </w:pPr>
-      <w:bookmarkStart w:id="23" w:name="_Toc193966087"/>
+      <w:bookmarkStart w:id="23" w:name="_Toc194570541"/>
       <w:r>
         <w:lastRenderedPageBreak/>
         <w:t>Összefoglalás</w:t>
@@ -9142,7 +10169,7 @@
       <w:pPr>
         <w:pStyle w:val="Cmsor2"/>
       </w:pPr>
-      <w:bookmarkStart w:id="24" w:name="_Toc193966088"/>
+      <w:bookmarkStart w:id="24" w:name="_Toc194570542"/>
       <w:r>
         <w:t>Önértékelés</w:t>
       </w:r>
@@ -9167,7 +10194,7 @@
       <w:pPr>
         <w:pStyle w:val="Cmsor2"/>
       </w:pPr>
-      <w:bookmarkStart w:id="25" w:name="_Toc193966089"/>
+      <w:bookmarkStart w:id="25" w:name="_Toc194570543"/>
       <w:r>
         <w:t>Továbbfejlesztési lehetőségek</w:t>
       </w:r>
@@ -9216,7 +10243,7 @@
         <w:pStyle w:val="Cmsor1"/>
       </w:pPr>
       <w:bookmarkStart w:id="26" w:name="_Toc473730753"/>
-      <w:bookmarkStart w:id="27" w:name="_Toc193966090"/>
+      <w:bookmarkStart w:id="27" w:name="_Toc194570544"/>
       <w:r>
         <w:lastRenderedPageBreak/>
         <w:t>Felhasznált irodalom</w:t>
@@ -9284,7 +10311,7 @@
       <w:pPr>
         <w:pStyle w:val="Cmsor1"/>
       </w:pPr>
-      <w:bookmarkStart w:id="28" w:name="_Toc193966091"/>
+      <w:bookmarkStart w:id="28" w:name="_Toc194570545"/>
       <w:r>
         <w:lastRenderedPageBreak/>
         <w:t>Ábrajegyzék</w:t>
@@ -9425,7 +10452,7 @@
         <w:rPr>
           <w:noProof/>
         </w:rPr>
-        <w:t>2025. 04. 02.</w:t>
+        <w:t>2025. 04. 03.</w:t>
       </w:r>
     </w:fldSimple>
     <w:r>
@@ -10636,6 +11663,155 @@
     </w:lvl>
   </w:abstractNum>
   <w:abstractNum w:abstractNumId="9" w15:restartNumberingAfterBreak="0">
+    <w:nsid w:val="1AFE2DD2"/>
+    <w:multiLevelType w:val="multilevel"/>
+    <w:tmpl w:val="759A2752"/>
+    <w:lvl w:ilvl="0">
+      <w:start w:val="1"/>
+      <w:numFmt w:val="bullet"/>
+      <w:lvlText w:val=""/>
+      <w:lvlJc w:val="left"/>
+      <w:pPr>
+        <w:tabs>
+          <w:tab w:val="num" w:pos="720"/>
+        </w:tabs>
+        <w:ind w:left="720" w:hanging="360"/>
+      </w:pPr>
+      <w:rPr>
+        <w:rFonts w:ascii="Symbol" w:hAnsi="Symbol" w:hint="default"/>
+        <w:sz w:val="20"/>
+      </w:rPr>
+    </w:lvl>
+    <w:lvl w:ilvl="1">
+      <w:start w:val="1"/>
+      <w:numFmt w:val="decimal"/>
+      <w:lvlText w:val="%2."/>
+      <w:lvlJc w:val="left"/>
+      <w:pPr>
+        <w:tabs>
+          <w:tab w:val="num" w:pos="1440"/>
+        </w:tabs>
+        <w:ind w:left="1440" w:hanging="360"/>
+      </w:pPr>
+      <w:rPr>
+        <w:rFonts w:hint="default"/>
+        <w:sz w:val="20"/>
+      </w:rPr>
+    </w:lvl>
+    <w:lvl w:ilvl="2" w:tentative="1">
+      <w:start w:val="1"/>
+      <w:numFmt w:val="bullet"/>
+      <w:lvlText w:val=""/>
+      <w:lvlJc w:val="left"/>
+      <w:pPr>
+        <w:tabs>
+          <w:tab w:val="num" w:pos="2160"/>
+        </w:tabs>
+        <w:ind w:left="2160" w:hanging="360"/>
+      </w:pPr>
+      <w:rPr>
+        <w:rFonts w:ascii="Wingdings" w:hAnsi="Wingdings" w:hint="default"/>
+        <w:sz w:val="20"/>
+      </w:rPr>
+    </w:lvl>
+    <w:lvl w:ilvl="3" w:tentative="1">
+      <w:start w:val="1"/>
+      <w:numFmt w:val="bullet"/>
+      <w:lvlText w:val=""/>
+      <w:lvlJc w:val="left"/>
+      <w:pPr>
+        <w:tabs>
+          <w:tab w:val="num" w:pos="2880"/>
+        </w:tabs>
+        <w:ind w:left="2880" w:hanging="360"/>
+      </w:pPr>
+      <w:rPr>
+        <w:rFonts w:ascii="Wingdings" w:hAnsi="Wingdings" w:hint="default"/>
+        <w:sz w:val="20"/>
+      </w:rPr>
+    </w:lvl>
+    <w:lvl w:ilvl="4" w:tentative="1">
+      <w:start w:val="1"/>
+      <w:numFmt w:val="bullet"/>
+      <w:lvlText w:val=""/>
+      <w:lvlJc w:val="left"/>
+      <w:pPr>
+        <w:tabs>
+          <w:tab w:val="num" w:pos="3600"/>
+        </w:tabs>
+        <w:ind w:left="3600" w:hanging="360"/>
+      </w:pPr>
+      <w:rPr>
+        <w:rFonts w:ascii="Wingdings" w:hAnsi="Wingdings" w:hint="default"/>
+        <w:sz w:val="20"/>
+      </w:rPr>
+    </w:lvl>
+    <w:lvl w:ilvl="5" w:tentative="1">
+      <w:start w:val="1"/>
+      <w:numFmt w:val="bullet"/>
+      <w:lvlText w:val=""/>
+      <w:lvlJc w:val="left"/>
+      <w:pPr>
+        <w:tabs>
+          <w:tab w:val="num" w:pos="4320"/>
+        </w:tabs>
+        <w:ind w:left="4320" w:hanging="360"/>
+      </w:pPr>
+      <w:rPr>
+        <w:rFonts w:ascii="Wingdings" w:hAnsi="Wingdings" w:hint="default"/>
+        <w:sz w:val="20"/>
+      </w:rPr>
+    </w:lvl>
+    <w:lvl w:ilvl="6" w:tentative="1">
+      <w:start w:val="1"/>
+      <w:numFmt w:val="bullet"/>
+      <w:lvlText w:val=""/>
+      <w:lvlJc w:val="left"/>
+      <w:pPr>
+        <w:tabs>
+          <w:tab w:val="num" w:pos="5040"/>
+        </w:tabs>
+        <w:ind w:left="5040" w:hanging="360"/>
+      </w:pPr>
+      <w:rPr>
+        <w:rFonts w:ascii="Wingdings" w:hAnsi="Wingdings" w:hint="default"/>
+        <w:sz w:val="20"/>
+      </w:rPr>
+    </w:lvl>
+    <w:lvl w:ilvl="7" w:tentative="1">
+      <w:start w:val="1"/>
+      <w:numFmt w:val="bullet"/>
+      <w:lvlText w:val=""/>
+      <w:lvlJc w:val="left"/>
+      <w:pPr>
+        <w:tabs>
+          <w:tab w:val="num" w:pos="5760"/>
+        </w:tabs>
+        <w:ind w:left="5760" w:hanging="360"/>
+      </w:pPr>
+      <w:rPr>
+        <w:rFonts w:ascii="Wingdings" w:hAnsi="Wingdings" w:hint="default"/>
+        <w:sz w:val="20"/>
+      </w:rPr>
+    </w:lvl>
+    <w:lvl w:ilvl="8" w:tentative="1">
+      <w:start w:val="1"/>
+      <w:numFmt w:val="bullet"/>
+      <w:lvlText w:val=""/>
+      <w:lvlJc w:val="left"/>
+      <w:pPr>
+        <w:tabs>
+          <w:tab w:val="num" w:pos="6480"/>
+        </w:tabs>
+        <w:ind w:left="6480" w:hanging="360"/>
+      </w:pPr>
+      <w:rPr>
+        <w:rFonts w:ascii="Wingdings" w:hAnsi="Wingdings" w:hint="default"/>
+        <w:sz w:val="20"/>
+      </w:rPr>
+    </w:lvl>
+  </w:abstractNum>
+  <w:abstractNum w:abstractNumId="10" w15:restartNumberingAfterBreak="0">
     <w:nsid w:val="1B320454"/>
     <w:multiLevelType w:val="hybridMultilevel"/>
     <w:tmpl w:val="8F08C358"/>
@@ -10748,7 +11924,7 @@
       </w:rPr>
     </w:lvl>
   </w:abstractNum>
-  <w:abstractNum w:abstractNumId="10" w15:restartNumberingAfterBreak="0">
+  <w:abstractNum w:abstractNumId="11" w15:restartNumberingAfterBreak="0">
     <w:nsid w:val="1F8E3315"/>
     <w:multiLevelType w:val="multilevel"/>
     <w:tmpl w:val="CD30648C"/>
@@ -10862,7 +12038,7 @@
       </w:rPr>
     </w:lvl>
   </w:abstractNum>
-  <w:abstractNum w:abstractNumId="11" w15:restartNumberingAfterBreak="0">
+  <w:abstractNum w:abstractNumId="12" w15:restartNumberingAfterBreak="0">
     <w:nsid w:val="28F86708"/>
     <w:multiLevelType w:val="hybridMultilevel"/>
     <w:tmpl w:val="0D200AF6"/>
@@ -10975,7 +12151,7 @@
       </w:rPr>
     </w:lvl>
   </w:abstractNum>
-  <w:abstractNum w:abstractNumId="12" w15:restartNumberingAfterBreak="0">
+  <w:abstractNum w:abstractNumId="13" w15:restartNumberingAfterBreak="0">
     <w:nsid w:val="2A3E42BE"/>
     <w:multiLevelType w:val="multilevel"/>
     <w:tmpl w:val="8D1006CE"/>
@@ -11092,7 +12268,7 @@
       </w:pPr>
     </w:lvl>
   </w:abstractNum>
-  <w:abstractNum w:abstractNumId="13" w15:restartNumberingAfterBreak="0">
+  <w:abstractNum w:abstractNumId="14" w15:restartNumberingAfterBreak="0">
     <w:nsid w:val="3C803378"/>
     <w:multiLevelType w:val="multilevel"/>
     <w:tmpl w:val="9FFE5234"/>
@@ -11209,7 +12385,7 @@
       </w:pPr>
     </w:lvl>
   </w:abstractNum>
-  <w:abstractNum w:abstractNumId="14" w15:restartNumberingAfterBreak="0">
+  <w:abstractNum w:abstractNumId="15" w15:restartNumberingAfterBreak="0">
     <w:nsid w:val="3DAE7126"/>
     <w:multiLevelType w:val="hybridMultilevel"/>
     <w:tmpl w:val="2DB2714A"/>
@@ -11295,7 +12471,7 @@
       </w:pPr>
     </w:lvl>
   </w:abstractNum>
-  <w:abstractNum w:abstractNumId="15" w15:restartNumberingAfterBreak="0">
+  <w:abstractNum w:abstractNumId="16" w15:restartNumberingAfterBreak="0">
     <w:nsid w:val="4605728C"/>
     <w:multiLevelType w:val="multilevel"/>
     <w:tmpl w:val="5A968EC6"/>
@@ -11416,7 +12592,7 @@
       </w:pPr>
     </w:lvl>
   </w:abstractNum>
-  <w:abstractNum w:abstractNumId="16" w15:restartNumberingAfterBreak="0">
+  <w:abstractNum w:abstractNumId="17" w15:restartNumberingAfterBreak="0">
     <w:nsid w:val="46AB4D43"/>
     <w:multiLevelType w:val="multilevel"/>
     <w:tmpl w:val="8F008FDA"/>
@@ -11565,7 +12741,7 @@
       </w:rPr>
     </w:lvl>
   </w:abstractNum>
-  <w:abstractNum w:abstractNumId="17" w15:restartNumberingAfterBreak="0">
+  <w:abstractNum w:abstractNumId="18" w15:restartNumberingAfterBreak="0">
     <w:nsid w:val="47100707"/>
     <w:multiLevelType w:val="multilevel"/>
     <w:tmpl w:val="A4B42DA8"/>
@@ -11678,7 +12854,7 @@
       </w:pPr>
     </w:lvl>
   </w:abstractNum>
-  <w:abstractNum w:abstractNumId="18" w15:restartNumberingAfterBreak="0">
+  <w:abstractNum w:abstractNumId="19" w15:restartNumberingAfterBreak="0">
     <w:nsid w:val="4A4579B8"/>
     <w:multiLevelType w:val="hybridMultilevel"/>
     <w:tmpl w:val="BDFA9990"/>
@@ -11791,7 +12967,7 @@
       </w:rPr>
     </w:lvl>
   </w:abstractNum>
-  <w:abstractNum w:abstractNumId="19" w15:restartNumberingAfterBreak="0">
+  <w:abstractNum w:abstractNumId="20" w15:restartNumberingAfterBreak="0">
     <w:nsid w:val="4B5700C4"/>
     <w:multiLevelType w:val="multilevel"/>
     <w:tmpl w:val="29AE4EE2"/>
@@ -11940,7 +13116,156 @@
       </w:rPr>
     </w:lvl>
   </w:abstractNum>
-  <w:abstractNum w:abstractNumId="20" w15:restartNumberingAfterBreak="0">
+  <w:abstractNum w:abstractNumId="21" w15:restartNumberingAfterBreak="0">
+    <w:nsid w:val="4FE53F1B"/>
+    <w:multiLevelType w:val="multilevel"/>
+    <w:tmpl w:val="7FAC91EE"/>
+    <w:lvl w:ilvl="0">
+      <w:start w:val="1"/>
+      <w:numFmt w:val="bullet"/>
+      <w:lvlText w:val=""/>
+      <w:lvlJc w:val="left"/>
+      <w:pPr>
+        <w:tabs>
+          <w:tab w:val="num" w:pos="720"/>
+        </w:tabs>
+        <w:ind w:left="720" w:hanging="360"/>
+      </w:pPr>
+      <w:rPr>
+        <w:rFonts w:ascii="Symbol" w:hAnsi="Symbol" w:hint="default"/>
+        <w:sz w:val="20"/>
+      </w:rPr>
+    </w:lvl>
+    <w:lvl w:ilvl="1">
+      <w:start w:val="1"/>
+      <w:numFmt w:val="bullet"/>
+      <w:lvlText w:val="o"/>
+      <w:lvlJc w:val="left"/>
+      <w:pPr>
+        <w:tabs>
+          <w:tab w:val="num" w:pos="1440"/>
+        </w:tabs>
+        <w:ind w:left="1440" w:hanging="360"/>
+      </w:pPr>
+      <w:rPr>
+        <w:rFonts w:ascii="Courier New" w:hAnsi="Courier New" w:hint="default"/>
+        <w:sz w:val="20"/>
+      </w:rPr>
+    </w:lvl>
+    <w:lvl w:ilvl="2" w:tentative="1">
+      <w:start w:val="1"/>
+      <w:numFmt w:val="bullet"/>
+      <w:lvlText w:val=""/>
+      <w:lvlJc w:val="left"/>
+      <w:pPr>
+        <w:tabs>
+          <w:tab w:val="num" w:pos="2160"/>
+        </w:tabs>
+        <w:ind w:left="2160" w:hanging="360"/>
+      </w:pPr>
+      <w:rPr>
+        <w:rFonts w:ascii="Wingdings" w:hAnsi="Wingdings" w:hint="default"/>
+        <w:sz w:val="20"/>
+      </w:rPr>
+    </w:lvl>
+    <w:lvl w:ilvl="3" w:tentative="1">
+      <w:start w:val="1"/>
+      <w:numFmt w:val="bullet"/>
+      <w:lvlText w:val=""/>
+      <w:lvlJc w:val="left"/>
+      <w:pPr>
+        <w:tabs>
+          <w:tab w:val="num" w:pos="2880"/>
+        </w:tabs>
+        <w:ind w:left="2880" w:hanging="360"/>
+      </w:pPr>
+      <w:rPr>
+        <w:rFonts w:ascii="Wingdings" w:hAnsi="Wingdings" w:hint="default"/>
+        <w:sz w:val="20"/>
+      </w:rPr>
+    </w:lvl>
+    <w:lvl w:ilvl="4" w:tentative="1">
+      <w:start w:val="1"/>
+      <w:numFmt w:val="bullet"/>
+      <w:lvlText w:val=""/>
+      <w:lvlJc w:val="left"/>
+      <w:pPr>
+        <w:tabs>
+          <w:tab w:val="num" w:pos="3600"/>
+        </w:tabs>
+        <w:ind w:left="3600" w:hanging="360"/>
+      </w:pPr>
+      <w:rPr>
+        <w:rFonts w:ascii="Wingdings" w:hAnsi="Wingdings" w:hint="default"/>
+        <w:sz w:val="20"/>
+      </w:rPr>
+    </w:lvl>
+    <w:lvl w:ilvl="5" w:tentative="1">
+      <w:start w:val="1"/>
+      <w:numFmt w:val="bullet"/>
+      <w:lvlText w:val=""/>
+      <w:lvlJc w:val="left"/>
+      <w:pPr>
+        <w:tabs>
+          <w:tab w:val="num" w:pos="4320"/>
+        </w:tabs>
+        <w:ind w:left="4320" w:hanging="360"/>
+      </w:pPr>
+      <w:rPr>
+        <w:rFonts w:ascii="Wingdings" w:hAnsi="Wingdings" w:hint="default"/>
+        <w:sz w:val="20"/>
+      </w:rPr>
+    </w:lvl>
+    <w:lvl w:ilvl="6" w:tentative="1">
+      <w:start w:val="1"/>
+      <w:numFmt w:val="bullet"/>
+      <w:lvlText w:val=""/>
+      <w:lvlJc w:val="left"/>
+      <w:pPr>
+        <w:tabs>
+          <w:tab w:val="num" w:pos="5040"/>
+        </w:tabs>
+        <w:ind w:left="5040" w:hanging="360"/>
+      </w:pPr>
+      <w:rPr>
+        <w:rFonts w:ascii="Wingdings" w:hAnsi="Wingdings" w:hint="default"/>
+        <w:sz w:val="20"/>
+      </w:rPr>
+    </w:lvl>
+    <w:lvl w:ilvl="7" w:tentative="1">
+      <w:start w:val="1"/>
+      <w:numFmt w:val="bullet"/>
+      <w:lvlText w:val=""/>
+      <w:lvlJc w:val="left"/>
+      <w:pPr>
+        <w:tabs>
+          <w:tab w:val="num" w:pos="5760"/>
+        </w:tabs>
+        <w:ind w:left="5760" w:hanging="360"/>
+      </w:pPr>
+      <w:rPr>
+        <w:rFonts w:ascii="Wingdings" w:hAnsi="Wingdings" w:hint="default"/>
+        <w:sz w:val="20"/>
+      </w:rPr>
+    </w:lvl>
+    <w:lvl w:ilvl="8" w:tentative="1">
+      <w:start w:val="1"/>
+      <w:numFmt w:val="bullet"/>
+      <w:lvlText w:val=""/>
+      <w:lvlJc w:val="left"/>
+      <w:pPr>
+        <w:tabs>
+          <w:tab w:val="num" w:pos="6480"/>
+        </w:tabs>
+        <w:ind w:left="6480" w:hanging="360"/>
+      </w:pPr>
+      <w:rPr>
+        <w:rFonts w:ascii="Wingdings" w:hAnsi="Wingdings" w:hint="default"/>
+        <w:sz w:val="20"/>
+      </w:rPr>
+    </w:lvl>
+  </w:abstractNum>
+  <w:abstractNum w:abstractNumId="22" w15:restartNumberingAfterBreak="0">
     <w:nsid w:val="51A55AD1"/>
     <w:multiLevelType w:val="multilevel"/>
     <w:tmpl w:val="8F008FDA"/>
@@ -12089,7 +13414,7 @@
       </w:rPr>
     </w:lvl>
   </w:abstractNum>
-  <w:abstractNum w:abstractNumId="21" w15:restartNumberingAfterBreak="0">
+  <w:abstractNum w:abstractNumId="23" w15:restartNumberingAfterBreak="0">
     <w:nsid w:val="532A36A3"/>
     <w:multiLevelType w:val="hybridMultilevel"/>
     <w:tmpl w:val="82A475FE"/>
@@ -12175,7 +13500,7 @@
       </w:pPr>
     </w:lvl>
   </w:abstractNum>
-  <w:abstractNum w:abstractNumId="22" w15:restartNumberingAfterBreak="0">
+  <w:abstractNum w:abstractNumId="24" w15:restartNumberingAfterBreak="0">
     <w:nsid w:val="57F22669"/>
     <w:multiLevelType w:val="multilevel"/>
     <w:tmpl w:val="45E85A80"/>
@@ -12270,7 +13595,7 @@
       </w:pPr>
     </w:lvl>
   </w:abstractNum>
-  <w:abstractNum w:abstractNumId="23" w15:restartNumberingAfterBreak="0">
+  <w:abstractNum w:abstractNumId="25" w15:restartNumberingAfterBreak="0">
     <w:nsid w:val="59862A76"/>
     <w:multiLevelType w:val="multilevel"/>
     <w:tmpl w:val="8F008FDA"/>
@@ -12419,7 +13744,7 @@
       </w:rPr>
     </w:lvl>
   </w:abstractNum>
-  <w:abstractNum w:abstractNumId="24" w15:restartNumberingAfterBreak="0">
+  <w:abstractNum w:abstractNumId="26" w15:restartNumberingAfterBreak="0">
     <w:nsid w:val="5CFF75AC"/>
     <w:multiLevelType w:val="multilevel"/>
     <w:tmpl w:val="1DC8E9CC"/>
@@ -12536,7 +13861,7 @@
       </w:pPr>
     </w:lvl>
   </w:abstractNum>
-  <w:abstractNum w:abstractNumId="25" w15:restartNumberingAfterBreak="0">
+  <w:abstractNum w:abstractNumId="27" w15:restartNumberingAfterBreak="0">
     <w:nsid w:val="5E286B45"/>
     <w:multiLevelType w:val="multilevel"/>
     <w:tmpl w:val="0AEECD6E"/>
@@ -12653,7 +13978,156 @@
       </w:pPr>
     </w:lvl>
   </w:abstractNum>
-  <w:abstractNum w:abstractNumId="26" w15:restartNumberingAfterBreak="0">
+  <w:abstractNum w:abstractNumId="28" w15:restartNumberingAfterBreak="0">
+    <w:nsid w:val="5EDC75B6"/>
+    <w:multiLevelType w:val="multilevel"/>
+    <w:tmpl w:val="759A2752"/>
+    <w:lvl w:ilvl="0">
+      <w:start w:val="1"/>
+      <w:numFmt w:val="bullet"/>
+      <w:lvlText w:val=""/>
+      <w:lvlJc w:val="left"/>
+      <w:pPr>
+        <w:tabs>
+          <w:tab w:val="num" w:pos="720"/>
+        </w:tabs>
+        <w:ind w:left="720" w:hanging="360"/>
+      </w:pPr>
+      <w:rPr>
+        <w:rFonts w:ascii="Symbol" w:hAnsi="Symbol" w:hint="default"/>
+        <w:sz w:val="20"/>
+      </w:rPr>
+    </w:lvl>
+    <w:lvl w:ilvl="1">
+      <w:start w:val="1"/>
+      <w:numFmt w:val="decimal"/>
+      <w:lvlText w:val="%2."/>
+      <w:lvlJc w:val="left"/>
+      <w:pPr>
+        <w:tabs>
+          <w:tab w:val="num" w:pos="1440"/>
+        </w:tabs>
+        <w:ind w:left="1440" w:hanging="360"/>
+      </w:pPr>
+      <w:rPr>
+        <w:rFonts w:hint="default"/>
+        <w:sz w:val="20"/>
+      </w:rPr>
+    </w:lvl>
+    <w:lvl w:ilvl="2" w:tentative="1">
+      <w:start w:val="1"/>
+      <w:numFmt w:val="bullet"/>
+      <w:lvlText w:val=""/>
+      <w:lvlJc w:val="left"/>
+      <w:pPr>
+        <w:tabs>
+          <w:tab w:val="num" w:pos="2160"/>
+        </w:tabs>
+        <w:ind w:left="2160" w:hanging="360"/>
+      </w:pPr>
+      <w:rPr>
+        <w:rFonts w:ascii="Wingdings" w:hAnsi="Wingdings" w:hint="default"/>
+        <w:sz w:val="20"/>
+      </w:rPr>
+    </w:lvl>
+    <w:lvl w:ilvl="3" w:tentative="1">
+      <w:start w:val="1"/>
+      <w:numFmt w:val="bullet"/>
+      <w:lvlText w:val=""/>
+      <w:lvlJc w:val="left"/>
+      <w:pPr>
+        <w:tabs>
+          <w:tab w:val="num" w:pos="2880"/>
+        </w:tabs>
+        <w:ind w:left="2880" w:hanging="360"/>
+      </w:pPr>
+      <w:rPr>
+        <w:rFonts w:ascii="Wingdings" w:hAnsi="Wingdings" w:hint="default"/>
+        <w:sz w:val="20"/>
+      </w:rPr>
+    </w:lvl>
+    <w:lvl w:ilvl="4" w:tentative="1">
+      <w:start w:val="1"/>
+      <w:numFmt w:val="bullet"/>
+      <w:lvlText w:val=""/>
+      <w:lvlJc w:val="left"/>
+      <w:pPr>
+        <w:tabs>
+          <w:tab w:val="num" w:pos="3600"/>
+        </w:tabs>
+        <w:ind w:left="3600" w:hanging="360"/>
+      </w:pPr>
+      <w:rPr>
+        <w:rFonts w:ascii="Wingdings" w:hAnsi="Wingdings" w:hint="default"/>
+        <w:sz w:val="20"/>
+      </w:rPr>
+    </w:lvl>
+    <w:lvl w:ilvl="5" w:tentative="1">
+      <w:start w:val="1"/>
+      <w:numFmt w:val="bullet"/>
+      <w:lvlText w:val=""/>
+      <w:lvlJc w:val="left"/>
+      <w:pPr>
+        <w:tabs>
+          <w:tab w:val="num" w:pos="4320"/>
+        </w:tabs>
+        <w:ind w:left="4320" w:hanging="360"/>
+      </w:pPr>
+      <w:rPr>
+        <w:rFonts w:ascii="Wingdings" w:hAnsi="Wingdings" w:hint="default"/>
+        <w:sz w:val="20"/>
+      </w:rPr>
+    </w:lvl>
+    <w:lvl w:ilvl="6" w:tentative="1">
+      <w:start w:val="1"/>
+      <w:numFmt w:val="bullet"/>
+      <w:lvlText w:val=""/>
+      <w:lvlJc w:val="left"/>
+      <w:pPr>
+        <w:tabs>
+          <w:tab w:val="num" w:pos="5040"/>
+        </w:tabs>
+        <w:ind w:left="5040" w:hanging="360"/>
+      </w:pPr>
+      <w:rPr>
+        <w:rFonts w:ascii="Wingdings" w:hAnsi="Wingdings" w:hint="default"/>
+        <w:sz w:val="20"/>
+      </w:rPr>
+    </w:lvl>
+    <w:lvl w:ilvl="7" w:tentative="1">
+      <w:start w:val="1"/>
+      <w:numFmt w:val="bullet"/>
+      <w:lvlText w:val=""/>
+      <w:lvlJc w:val="left"/>
+      <w:pPr>
+        <w:tabs>
+          <w:tab w:val="num" w:pos="5760"/>
+        </w:tabs>
+        <w:ind w:left="5760" w:hanging="360"/>
+      </w:pPr>
+      <w:rPr>
+        <w:rFonts w:ascii="Wingdings" w:hAnsi="Wingdings" w:hint="default"/>
+        <w:sz w:val="20"/>
+      </w:rPr>
+    </w:lvl>
+    <w:lvl w:ilvl="8" w:tentative="1">
+      <w:start w:val="1"/>
+      <w:numFmt w:val="bullet"/>
+      <w:lvlText w:val=""/>
+      <w:lvlJc w:val="left"/>
+      <w:pPr>
+        <w:tabs>
+          <w:tab w:val="num" w:pos="6480"/>
+        </w:tabs>
+        <w:ind w:left="6480" w:hanging="360"/>
+      </w:pPr>
+      <w:rPr>
+        <w:rFonts w:ascii="Wingdings" w:hAnsi="Wingdings" w:hint="default"/>
+        <w:sz w:val="20"/>
+      </w:rPr>
+    </w:lvl>
+  </w:abstractNum>
+  <w:abstractNum w:abstractNumId="29" w15:restartNumberingAfterBreak="0">
     <w:nsid w:val="5EF82D8B"/>
     <w:multiLevelType w:val="hybridMultilevel"/>
     <w:tmpl w:val="D80CDE0E"/>
@@ -12766,7 +14240,7 @@
       </w:rPr>
     </w:lvl>
   </w:abstractNum>
-  <w:abstractNum w:abstractNumId="27" w15:restartNumberingAfterBreak="0">
+  <w:abstractNum w:abstractNumId="30" w15:restartNumberingAfterBreak="0">
     <w:nsid w:val="5F2E42AC"/>
     <w:multiLevelType w:val="multilevel"/>
     <w:tmpl w:val="2CA65CB0"/>
@@ -12879,7 +14353,7 @@
       </w:rPr>
     </w:lvl>
   </w:abstractNum>
-  <w:abstractNum w:abstractNumId="28" w15:restartNumberingAfterBreak="0">
+  <w:abstractNum w:abstractNumId="31" w15:restartNumberingAfterBreak="0">
     <w:nsid w:val="5F726D2B"/>
     <w:multiLevelType w:val="multilevel"/>
     <w:tmpl w:val="8F008FDA"/>
@@ -13028,7 +14502,7 @@
       </w:rPr>
     </w:lvl>
   </w:abstractNum>
-  <w:abstractNum w:abstractNumId="29" w15:restartNumberingAfterBreak="0">
+  <w:abstractNum w:abstractNumId="32" w15:restartNumberingAfterBreak="0">
     <w:nsid w:val="663E33B9"/>
     <w:multiLevelType w:val="hybridMultilevel"/>
     <w:tmpl w:val="E0187284"/>
@@ -13141,7 +14615,7 @@
       </w:rPr>
     </w:lvl>
   </w:abstractNum>
-  <w:abstractNum w:abstractNumId="30" w15:restartNumberingAfterBreak="0">
+  <w:abstractNum w:abstractNumId="33" w15:restartNumberingAfterBreak="0">
     <w:nsid w:val="6AB6275B"/>
     <w:multiLevelType w:val="hybridMultilevel"/>
     <w:tmpl w:val="F18E956E"/>
@@ -13254,7 +14728,7 @@
       </w:rPr>
     </w:lvl>
   </w:abstractNum>
-  <w:abstractNum w:abstractNumId="31" w15:restartNumberingAfterBreak="0">
+  <w:abstractNum w:abstractNumId="34" w15:restartNumberingAfterBreak="0">
     <w:nsid w:val="6B4C1EF7"/>
     <w:multiLevelType w:val="multilevel"/>
     <w:tmpl w:val="8F008FDA"/>
@@ -13403,7 +14877,156 @@
       </w:rPr>
     </w:lvl>
   </w:abstractNum>
-  <w:abstractNum w:abstractNumId="32" w15:restartNumberingAfterBreak="0">
+  <w:abstractNum w:abstractNumId="35" w15:restartNumberingAfterBreak="0">
+    <w:nsid w:val="6CE25922"/>
+    <w:multiLevelType w:val="multilevel"/>
+    <w:tmpl w:val="759A2752"/>
+    <w:lvl w:ilvl="0">
+      <w:start w:val="1"/>
+      <w:numFmt w:val="bullet"/>
+      <w:lvlText w:val=""/>
+      <w:lvlJc w:val="left"/>
+      <w:pPr>
+        <w:tabs>
+          <w:tab w:val="num" w:pos="720"/>
+        </w:tabs>
+        <w:ind w:left="720" w:hanging="360"/>
+      </w:pPr>
+      <w:rPr>
+        <w:rFonts w:ascii="Symbol" w:hAnsi="Symbol" w:hint="default"/>
+        <w:sz w:val="20"/>
+      </w:rPr>
+    </w:lvl>
+    <w:lvl w:ilvl="1">
+      <w:start w:val="1"/>
+      <w:numFmt w:val="decimal"/>
+      <w:lvlText w:val="%2."/>
+      <w:lvlJc w:val="left"/>
+      <w:pPr>
+        <w:tabs>
+          <w:tab w:val="num" w:pos="1440"/>
+        </w:tabs>
+        <w:ind w:left="1440" w:hanging="360"/>
+      </w:pPr>
+      <w:rPr>
+        <w:rFonts w:hint="default"/>
+        <w:sz w:val="20"/>
+      </w:rPr>
+    </w:lvl>
+    <w:lvl w:ilvl="2" w:tentative="1">
+      <w:start w:val="1"/>
+      <w:numFmt w:val="bullet"/>
+      <w:lvlText w:val=""/>
+      <w:lvlJc w:val="left"/>
+      <w:pPr>
+        <w:tabs>
+          <w:tab w:val="num" w:pos="2160"/>
+        </w:tabs>
+        <w:ind w:left="2160" w:hanging="360"/>
+      </w:pPr>
+      <w:rPr>
+        <w:rFonts w:ascii="Wingdings" w:hAnsi="Wingdings" w:hint="default"/>
+        <w:sz w:val="20"/>
+      </w:rPr>
+    </w:lvl>
+    <w:lvl w:ilvl="3" w:tentative="1">
+      <w:start w:val="1"/>
+      <w:numFmt w:val="bullet"/>
+      <w:lvlText w:val=""/>
+      <w:lvlJc w:val="left"/>
+      <w:pPr>
+        <w:tabs>
+          <w:tab w:val="num" w:pos="2880"/>
+        </w:tabs>
+        <w:ind w:left="2880" w:hanging="360"/>
+      </w:pPr>
+      <w:rPr>
+        <w:rFonts w:ascii="Wingdings" w:hAnsi="Wingdings" w:hint="default"/>
+        <w:sz w:val="20"/>
+      </w:rPr>
+    </w:lvl>
+    <w:lvl w:ilvl="4" w:tentative="1">
+      <w:start w:val="1"/>
+      <w:numFmt w:val="bullet"/>
+      <w:lvlText w:val=""/>
+      <w:lvlJc w:val="left"/>
+      <w:pPr>
+        <w:tabs>
+          <w:tab w:val="num" w:pos="3600"/>
+        </w:tabs>
+        <w:ind w:left="3600" w:hanging="360"/>
+      </w:pPr>
+      <w:rPr>
+        <w:rFonts w:ascii="Wingdings" w:hAnsi="Wingdings" w:hint="default"/>
+        <w:sz w:val="20"/>
+      </w:rPr>
+    </w:lvl>
+    <w:lvl w:ilvl="5" w:tentative="1">
+      <w:start w:val="1"/>
+      <w:numFmt w:val="bullet"/>
+      <w:lvlText w:val=""/>
+      <w:lvlJc w:val="left"/>
+      <w:pPr>
+        <w:tabs>
+          <w:tab w:val="num" w:pos="4320"/>
+        </w:tabs>
+        <w:ind w:left="4320" w:hanging="360"/>
+      </w:pPr>
+      <w:rPr>
+        <w:rFonts w:ascii="Wingdings" w:hAnsi="Wingdings" w:hint="default"/>
+        <w:sz w:val="20"/>
+      </w:rPr>
+    </w:lvl>
+    <w:lvl w:ilvl="6" w:tentative="1">
+      <w:start w:val="1"/>
+      <w:numFmt w:val="bullet"/>
+      <w:lvlText w:val=""/>
+      <w:lvlJc w:val="left"/>
+      <w:pPr>
+        <w:tabs>
+          <w:tab w:val="num" w:pos="5040"/>
+        </w:tabs>
+        <w:ind w:left="5040" w:hanging="360"/>
+      </w:pPr>
+      <w:rPr>
+        <w:rFonts w:ascii="Wingdings" w:hAnsi="Wingdings" w:hint="default"/>
+        <w:sz w:val="20"/>
+      </w:rPr>
+    </w:lvl>
+    <w:lvl w:ilvl="7" w:tentative="1">
+      <w:start w:val="1"/>
+      <w:numFmt w:val="bullet"/>
+      <w:lvlText w:val=""/>
+      <w:lvlJc w:val="left"/>
+      <w:pPr>
+        <w:tabs>
+          <w:tab w:val="num" w:pos="5760"/>
+        </w:tabs>
+        <w:ind w:left="5760" w:hanging="360"/>
+      </w:pPr>
+      <w:rPr>
+        <w:rFonts w:ascii="Wingdings" w:hAnsi="Wingdings" w:hint="default"/>
+        <w:sz w:val="20"/>
+      </w:rPr>
+    </w:lvl>
+    <w:lvl w:ilvl="8" w:tentative="1">
+      <w:start w:val="1"/>
+      <w:numFmt w:val="bullet"/>
+      <w:lvlText w:val=""/>
+      <w:lvlJc w:val="left"/>
+      <w:pPr>
+        <w:tabs>
+          <w:tab w:val="num" w:pos="6480"/>
+        </w:tabs>
+        <w:ind w:left="6480" w:hanging="360"/>
+      </w:pPr>
+      <w:rPr>
+        <w:rFonts w:ascii="Wingdings" w:hAnsi="Wingdings" w:hint="default"/>
+        <w:sz w:val="20"/>
+      </w:rPr>
+    </w:lvl>
+  </w:abstractNum>
+  <w:abstractNum w:abstractNumId="36" w15:restartNumberingAfterBreak="0">
     <w:nsid w:val="6D9070F4"/>
     <w:multiLevelType w:val="multilevel"/>
     <w:tmpl w:val="33CC9BB2"/>
@@ -13552,7 +15175,7 @@
       </w:rPr>
     </w:lvl>
   </w:abstractNum>
-  <w:abstractNum w:abstractNumId="33" w15:restartNumberingAfterBreak="0">
+  <w:abstractNum w:abstractNumId="37" w15:restartNumberingAfterBreak="0">
     <w:nsid w:val="6E9A54B7"/>
     <w:multiLevelType w:val="multilevel"/>
     <w:tmpl w:val="8F008FDA"/>
@@ -13701,7 +15324,7 @@
       </w:rPr>
     </w:lvl>
   </w:abstractNum>
-  <w:abstractNum w:abstractNumId="34" w15:restartNumberingAfterBreak="0">
+  <w:abstractNum w:abstractNumId="38" w15:restartNumberingAfterBreak="0">
     <w:nsid w:val="711D355A"/>
     <w:multiLevelType w:val="multilevel"/>
     <w:tmpl w:val="1D1AF6DA"/>
@@ -13814,7 +15437,7 @@
       </w:pPr>
     </w:lvl>
   </w:abstractNum>
-  <w:abstractNum w:abstractNumId="35" w15:restartNumberingAfterBreak="0">
+  <w:abstractNum w:abstractNumId="39" w15:restartNumberingAfterBreak="0">
     <w:nsid w:val="77DB648E"/>
     <w:multiLevelType w:val="hybridMultilevel"/>
     <w:tmpl w:val="D7CC6F66"/>
@@ -13900,7 +15523,7 @@
       </w:pPr>
     </w:lvl>
   </w:abstractNum>
-  <w:abstractNum w:abstractNumId="36" w15:restartNumberingAfterBreak="0">
+  <w:abstractNum w:abstractNumId="40" w15:restartNumberingAfterBreak="0">
     <w:nsid w:val="792E3DA1"/>
     <w:multiLevelType w:val="hybridMultilevel"/>
     <w:tmpl w:val="243ED580"/>
@@ -13986,7 +15609,7 @@
       </w:pPr>
     </w:lvl>
   </w:abstractNum>
-  <w:abstractNum w:abstractNumId="37" w15:restartNumberingAfterBreak="0">
+  <w:abstractNum w:abstractNumId="41" w15:restartNumberingAfterBreak="0">
     <w:nsid w:val="7B1E7808"/>
     <w:multiLevelType w:val="multilevel"/>
     <w:tmpl w:val="44503C32"/>
@@ -14136,25 +15759,25 @@
     </w:lvl>
   </w:abstractNum>
   <w:num w:numId="1">
-    <w:abstractNumId w:val="10"/>
+    <w:abstractNumId w:val="11"/>
   </w:num>
   <w:num w:numId="2">
-    <w:abstractNumId w:val="27"/>
+    <w:abstractNumId w:val="30"/>
   </w:num>
   <w:num w:numId="3">
-    <w:abstractNumId w:val="10"/>
+    <w:abstractNumId w:val="11"/>
   </w:num>
   <w:num w:numId="4">
-    <w:abstractNumId w:val="22"/>
+    <w:abstractNumId w:val="24"/>
   </w:num>
   <w:num w:numId="5">
-    <w:abstractNumId w:val="9"/>
+    <w:abstractNumId w:val="10"/>
   </w:num>
   <w:num w:numId="6">
     <w:abstractNumId w:val="0"/>
   </w:num>
   <w:num w:numId="7">
-    <w:abstractNumId w:val="26"/>
+    <w:abstractNumId w:val="29"/>
   </w:num>
   <w:num w:numId="8">
     <w:abstractNumId w:val="5"/>
@@ -14163,79 +15786,79 @@
     <w:abstractNumId w:val="3"/>
   </w:num>
   <w:num w:numId="10">
-    <w:abstractNumId w:val="21"/>
+    <w:abstractNumId w:val="23"/>
   </w:num>
   <w:num w:numId="11">
     <w:abstractNumId w:val="7"/>
   </w:num>
   <w:num w:numId="12">
+    <w:abstractNumId w:val="24"/>
+  </w:num>
+  <w:num w:numId="13">
+    <w:abstractNumId w:val="19"/>
+  </w:num>
+  <w:num w:numId="14">
+    <w:abstractNumId w:val="12"/>
+  </w:num>
+  <w:num w:numId="15">
+    <w:abstractNumId w:val="32"/>
+  </w:num>
+  <w:num w:numId="16">
     <w:abstractNumId w:val="22"/>
   </w:num>
-  <w:num w:numId="13">
-    <w:abstractNumId w:val="18"/>
-  </w:num>
-  <w:num w:numId="14">
-    <w:abstractNumId w:val="11"/>
-  </w:num>
-  <w:num w:numId="15">
-    <w:abstractNumId w:val="29"/>
-  </w:num>
-  <w:num w:numId="16">
-    <w:abstractNumId w:val="20"/>
-  </w:num>
   <w:num w:numId="17">
-    <w:abstractNumId w:val="23"/>
+    <w:abstractNumId w:val="25"/>
   </w:num>
   <w:num w:numId="18">
-    <w:abstractNumId w:val="13"/>
+    <w:abstractNumId w:val="14"/>
   </w:num>
   <w:num w:numId="19">
-    <w:abstractNumId w:val="16"/>
+    <w:abstractNumId w:val="17"/>
   </w:num>
   <w:num w:numId="20">
-    <w:abstractNumId w:val="33"/>
+    <w:abstractNumId w:val="37"/>
   </w:num>
   <w:num w:numId="21">
     <w:abstractNumId w:val="6"/>
   </w:num>
   <w:num w:numId="22">
-    <w:abstractNumId w:val="28"/>
+    <w:abstractNumId w:val="31"/>
   </w:num>
   <w:num w:numId="23">
-    <w:abstractNumId w:val="31"/>
+    <w:abstractNumId w:val="34"/>
   </w:num>
   <w:num w:numId="24">
-    <w:abstractNumId w:val="30"/>
+    <w:abstractNumId w:val="33"/>
   </w:num>
   <w:num w:numId="25">
     <w:abstractNumId w:val="2"/>
   </w:num>
   <w:num w:numId="26">
-    <w:abstractNumId w:val="19"/>
+    <w:abstractNumId w:val="20"/>
   </w:num>
   <w:num w:numId="27">
-    <w:abstractNumId w:val="32"/>
+    <w:abstractNumId w:val="36"/>
   </w:num>
   <w:num w:numId="28">
     <w:abstractNumId w:val="8"/>
   </w:num>
   <w:num w:numId="29">
-    <w:abstractNumId w:val="37"/>
+    <w:abstractNumId w:val="41"/>
   </w:num>
   <w:num w:numId="30">
-    <w:abstractNumId w:val="17"/>
+    <w:abstractNumId w:val="18"/>
   </w:num>
   <w:num w:numId="31">
-    <w:abstractNumId w:val="34"/>
+    <w:abstractNumId w:val="38"/>
   </w:num>
   <w:num w:numId="32">
-    <w:abstractNumId w:val="36"/>
+    <w:abstractNumId w:val="40"/>
   </w:num>
   <w:num w:numId="33">
-    <w:abstractNumId w:val="14"/>
+    <w:abstractNumId w:val="15"/>
   </w:num>
   <w:num w:numId="34">
-    <w:abstractNumId w:val="35"/>
+    <w:abstractNumId w:val="39"/>
   </w:num>
   <w:num w:numId="35">
     <w:abstractNumId w:val="4"/>
@@ -14244,16 +15867,28 @@
     <w:abstractNumId w:val="1"/>
   </w:num>
   <w:num w:numId="37">
-    <w:abstractNumId w:val="12"/>
+    <w:abstractNumId w:val="13"/>
   </w:num>
   <w:num w:numId="38">
-    <w:abstractNumId w:val="25"/>
+    <w:abstractNumId w:val="27"/>
   </w:num>
   <w:num w:numId="39">
-    <w:abstractNumId w:val="15"/>
+    <w:abstractNumId w:val="16"/>
   </w:num>
   <w:num w:numId="40">
-    <w:abstractNumId w:val="24"/>
+    <w:abstractNumId w:val="26"/>
+  </w:num>
+  <w:num w:numId="41">
+    <w:abstractNumId w:val="21"/>
+  </w:num>
+  <w:num w:numId="42">
+    <w:abstractNumId w:val="35"/>
+  </w:num>
+  <w:num w:numId="43">
+    <w:abstractNumId w:val="28"/>
+  </w:num>
+  <w:num w:numId="44">
+    <w:abstractNumId w:val="9"/>
   </w:num>
 </w:numbering>
 </file>
@@ -15137,12 +16772,12 @@
     <w:autoRedefine/>
     <w:uiPriority w:val="11"/>
     <w:qFormat/>
-    <w:rsid w:val="0080333F"/>
+    <w:rsid w:val="00A35921"/>
     <w:pPr>
       <w:numPr>
         <w:ilvl w:val="1"/>
       </w:numPr>
-      <w:spacing w:after="6120" w:line="240" w:lineRule="auto"/>
+      <w:spacing w:after="5400" w:line="240" w:lineRule="auto"/>
       <w:ind w:firstLine="340"/>
       <w:jc w:val="center"/>
     </w:pPr>
@@ -15162,7 +16797,7 @@
     <w:basedOn w:val="Bekezdsalapbettpusa"/>
     <w:link w:val="Alcm"/>
     <w:uiPriority w:val="11"/>
-    <w:rsid w:val="0080333F"/>
+    <w:rsid w:val="00A35921"/>
     <w:rPr>
       <w:rFonts w:asciiTheme="majorHAnsi" w:eastAsiaTheme="majorEastAsia" w:hAnsiTheme="majorHAnsi" w:cstheme="majorBidi"/>
       <w:b/>
@@ -15749,6 +17384,12 @@
 </file>
 
 <file path=customXml/item1.xml><?xml version="1.0" encoding="utf-8"?>
+<p:properties xmlns:p="http://schemas.microsoft.com/office/2006/metadata/properties" xmlns:xsi="http://www.w3.org/2001/XMLSchema-instance" xmlns:pc="http://schemas.microsoft.com/office/infopath/2007/PartnerControls">
+  <documentManagement/>
+</p:properties>
+</file>
+
+<file path=customXml/item2.xml><?xml version="1.0" encoding="utf-8"?>
 <ct:contentTypeSchema xmlns:ct="http://schemas.microsoft.com/office/2006/metadata/contentType" xmlns:ma="http://schemas.microsoft.com/office/2006/metadata/properties/metaAttributes" ct:_="" ma:_="" ma:contentTypeName="Dokumentum" ma:contentTypeID="0x010100AC5DCE2C8CB8364E81FF4C4B62CF51BD" ma:contentTypeVersion="0" ma:contentTypeDescription="Új dokumentum létrehozása." ma:contentTypeScope="" ma:versionID="188c1ad739ce0c3bbe5272b6005e1f18">
   <xsd:schema xmlns:xsd="http://www.w3.org/2001/XMLSchema" xmlns:xs="http://www.w3.org/2001/XMLSchema" xmlns:p="http://schemas.microsoft.com/office/2006/metadata/properties" targetNamespace="http://schemas.microsoft.com/office/2006/metadata/properties" ma:root="true" ma:fieldsID="842132b1d35b662612c3cf288125e263">
     <xsd:element name="properties">
@@ -15862,12 +17503,6 @@
 </ct:contentTypeSchema>
 </file>
 
-<file path=customXml/item2.xml><?xml version="1.0" encoding="utf-8"?>
-<p:properties xmlns:p="http://schemas.microsoft.com/office/2006/metadata/properties" xmlns:xsi="http://www.w3.org/2001/XMLSchema-instance" xmlns:pc="http://schemas.microsoft.com/office/infopath/2007/PartnerControls">
-  <documentManagement/>
-</p:properties>
-</file>
-
 <file path=customXml/item3.xml><?xml version="1.0" encoding="utf-8"?>
 <?mso-contentType ?>
 <FormTemplates xmlns="http://schemas.microsoft.com/sharepoint/v3/contenttype/forms">
@@ -15882,6 +17517,15 @@
 </file>
 
 <file path=customXml/itemProps1.xml><?xml version="1.0" encoding="utf-8"?>
+<ds:datastoreItem xmlns:ds="http://schemas.openxmlformats.org/officeDocument/2006/customXml" ds:itemID="{4683CF39-CBC1-469A-88EA-F31417A0D119}">
+  <ds:schemaRefs>
+    <ds:schemaRef ds:uri="http://schemas.microsoft.com/office/2006/metadata/properties"/>
+    <ds:schemaRef ds:uri="http://schemas.microsoft.com/office/infopath/2007/PartnerControls"/>
+  </ds:schemaRefs>
+</ds:datastoreItem>
+</file>
+
+<file path=customXml/itemProps2.xml><?xml version="1.0" encoding="utf-8"?>
 <ds:datastoreItem xmlns:ds="http://schemas.openxmlformats.org/officeDocument/2006/customXml" ds:itemID="{D6A40F4F-5D4F-4EFD-8CAD-BF92F3319FED}">
   <ds:schemaRefs>
     <ds:schemaRef ds:uri="http://schemas.microsoft.com/office/2006/metadata/contentType"/>
@@ -15897,15 +17541,6 @@
 </ds:datastoreItem>
 </file>
 
-<file path=customXml/itemProps2.xml><?xml version="1.0" encoding="utf-8"?>
-<ds:datastoreItem xmlns:ds="http://schemas.openxmlformats.org/officeDocument/2006/customXml" ds:itemID="{4683CF39-CBC1-469A-88EA-F31417A0D119}">
-  <ds:schemaRefs>
-    <ds:schemaRef ds:uri="http://schemas.microsoft.com/office/2006/metadata/properties"/>
-    <ds:schemaRef ds:uri="http://schemas.microsoft.com/office/infopath/2007/PartnerControls"/>
-  </ds:schemaRefs>
-</ds:datastoreItem>
-</file>
-
 <file path=customXml/itemProps3.xml><?xml version="1.0" encoding="utf-8"?>
 <ds:datastoreItem xmlns:ds="http://schemas.openxmlformats.org/officeDocument/2006/customXml" ds:itemID="{49E9CE2F-4863-430F-A73B-CD3063AB172E}">
   <ds:schemaRefs>
@@ -15915,7 +17550,7 @@
 </file>
 
 <file path=customXml/itemProps4.xml><?xml version="1.0" encoding="utf-8"?>
-<ds:datastoreItem xmlns:ds="http://schemas.openxmlformats.org/officeDocument/2006/customXml" ds:itemID="{E920CA3B-9FFC-40A2-8CA5-7A875757B821}">
+<ds:datastoreItem xmlns:ds="http://schemas.openxmlformats.org/officeDocument/2006/customXml" ds:itemID="{932CAF0C-70AC-4A25-BE6C-5ED59FAF7C80}">
   <ds:schemaRefs>
     <ds:schemaRef ds:uri="http://schemas.openxmlformats.org/officeDocument/2006/bibliography"/>
   </ds:schemaRefs>

--- a/Parfumvilag_dokumentacio.docx
+++ b/Parfumvilag_dokumentacio.docx
@@ -7,8 +7,13 @@
         <w:jc w:val="center"/>
       </w:pPr>
       <w:r>
-        <w:t>BGSzC Pestszentlőrinci Közgazdasági és Informatikai Szakgimnáziuma</w:t>
-      </w:r>
+        <w:t xml:space="preserve">BGSzC Pestszentlőrinci </w:t>
+      </w:r>
+      <w:r>
+        <w:t>Technikum</w:t>
+      </w:r>
+      <w:bookmarkStart w:id="0" w:name="_GoBack"/>
+      <w:bookmarkEnd w:id="0"/>
     </w:p>
     <w:p>
       <w:pPr>
@@ -96,6 +101,7 @@
           <w:docPartUnique/>
         </w:docPartObj>
       </w:sdtPr>
+      <w:sdtEndPr/>
       <w:sdtContent>
         <w:p>
           <w:pPr>
@@ -1851,26 +1857,26 @@
       <w:pPr>
         <w:pStyle w:val="Cmsor1"/>
       </w:pPr>
-      <w:bookmarkStart w:id="0" w:name="_Toc473730742"/>
-      <w:bookmarkStart w:id="1" w:name="_Toc194570525"/>
+      <w:bookmarkStart w:id="1" w:name="_Toc473730742"/>
+      <w:bookmarkStart w:id="2" w:name="_Toc194570525"/>
       <w:r>
         <w:lastRenderedPageBreak/>
         <w:t>Bevezetés</w:t>
       </w:r>
-      <w:bookmarkEnd w:id="0"/>
       <w:bookmarkEnd w:id="1"/>
+      <w:bookmarkEnd w:id="2"/>
     </w:p>
     <w:p>
       <w:pPr>
         <w:pStyle w:val="Cmsor2"/>
       </w:pPr>
-      <w:bookmarkStart w:id="2" w:name="_Toc473730743"/>
-      <w:bookmarkStart w:id="3" w:name="_Toc194570526"/>
+      <w:bookmarkStart w:id="3" w:name="_Toc473730743"/>
+      <w:bookmarkStart w:id="4" w:name="_Toc194570526"/>
       <w:r>
         <w:t>Feladat leírás</w:t>
       </w:r>
-      <w:bookmarkEnd w:id="2"/>
       <w:bookmarkEnd w:id="3"/>
+      <w:bookmarkEnd w:id="4"/>
     </w:p>
     <w:p>
       <w:pPr>
@@ -2225,13 +2231,13 @@
       <w:pPr>
         <w:pStyle w:val="Cmsor2"/>
       </w:pPr>
-      <w:bookmarkStart w:id="4" w:name="_Toc473730745"/>
-      <w:bookmarkStart w:id="5" w:name="_Toc194570527"/>
+      <w:bookmarkStart w:id="5" w:name="_Toc473730745"/>
+      <w:bookmarkStart w:id="6" w:name="_Toc194570527"/>
       <w:r>
         <w:t>A felhasznált ismeretek</w:t>
       </w:r>
-      <w:bookmarkEnd w:id="4"/>
       <w:bookmarkEnd w:id="5"/>
+      <w:bookmarkEnd w:id="6"/>
     </w:p>
     <w:p>
       <w:pPr>
@@ -3408,11 +3414,11 @@
       <w:pPr>
         <w:pStyle w:val="Cmsor2"/>
       </w:pPr>
-      <w:bookmarkStart w:id="6" w:name="_Toc194570528"/>
+      <w:bookmarkStart w:id="7" w:name="_Toc194570528"/>
       <w:r>
         <w:t>A felhasznált szoftverek</w:t>
       </w:r>
-      <w:bookmarkEnd w:id="6"/>
+      <w:bookmarkEnd w:id="7"/>
     </w:p>
     <w:p>
       <w:pPr>
@@ -3434,7 +3440,7 @@
           <w:color w:val="1A1C1E"/>
         </w:rPr>
       </w:pPr>
-      <w:bookmarkStart w:id="7" w:name="_Toc473730746"/>
+      <w:bookmarkStart w:id="8" w:name="_Toc473730746"/>
       <w:r>
         <w:rPr>
           <w:rStyle w:val="ng-star-inserted1"/>
@@ -3913,23 +3919,23 @@
       <w:pPr>
         <w:pStyle w:val="Cmsor1"/>
       </w:pPr>
-      <w:bookmarkStart w:id="8" w:name="_Toc194570529"/>
+      <w:bookmarkStart w:id="9" w:name="_Toc194570529"/>
       <w:r>
         <w:lastRenderedPageBreak/>
         <w:t>Felhasználói dokumentáció</w:t>
       </w:r>
-      <w:bookmarkEnd w:id="7"/>
       <w:bookmarkEnd w:id="8"/>
+      <w:bookmarkEnd w:id="9"/>
     </w:p>
     <w:p>
       <w:pPr>
         <w:pStyle w:val="Cmsor2"/>
       </w:pPr>
-      <w:bookmarkStart w:id="9" w:name="_Toc194570530"/>
+      <w:bookmarkStart w:id="10" w:name="_Toc194570530"/>
       <w:r>
         <w:t>A program általános specifikációja</w:t>
       </w:r>
-      <w:bookmarkEnd w:id="9"/>
+      <w:bookmarkEnd w:id="10"/>
     </w:p>
     <w:p>
       <w:pPr>
@@ -4186,23 +4192,23 @@
       <w:pPr>
         <w:pStyle w:val="Cmsor2"/>
       </w:pPr>
-      <w:bookmarkStart w:id="10" w:name="_Toc473730747"/>
-      <w:bookmarkStart w:id="11" w:name="_Toc194570531"/>
+      <w:bookmarkStart w:id="11" w:name="_Toc473730747"/>
+      <w:bookmarkStart w:id="12" w:name="_Toc194570531"/>
       <w:r>
         <w:t>Rendszerkövetelmények</w:t>
       </w:r>
-      <w:bookmarkEnd w:id="10"/>
       <w:bookmarkEnd w:id="11"/>
+      <w:bookmarkEnd w:id="12"/>
     </w:p>
     <w:p>
       <w:pPr>
         <w:pStyle w:val="Cmsor3"/>
       </w:pPr>
-      <w:bookmarkStart w:id="12" w:name="_Toc194570532"/>
+      <w:bookmarkStart w:id="13" w:name="_Toc194570532"/>
       <w:r>
         <w:t>Hardver követelmények</w:t>
       </w:r>
-      <w:bookmarkEnd w:id="12"/>
+      <w:bookmarkEnd w:id="13"/>
       <w:r>
         <w:t xml:space="preserve"> </w:t>
       </w:r>
@@ -4390,11 +4396,11 @@
       <w:pPr>
         <w:pStyle w:val="Cmsor3"/>
       </w:pPr>
-      <w:bookmarkStart w:id="13" w:name="_Toc194570533"/>
+      <w:bookmarkStart w:id="14" w:name="_Toc194570533"/>
       <w:r>
         <w:t>Szoftver követelmények</w:t>
       </w:r>
-      <w:bookmarkEnd w:id="13"/>
+      <w:bookmarkEnd w:id="14"/>
       <w:r>
         <w:t xml:space="preserve"> </w:t>
       </w:r>
@@ -4609,11 +4615,11 @@
         </w:rPr>
         <w:t xml:space="preserve"> </w:t>
       </w:r>
-      <w:bookmarkStart w:id="14" w:name="_Toc194570534"/>
+      <w:bookmarkStart w:id="15" w:name="_Toc194570534"/>
       <w:r>
         <w:t>3. A program telepítése</w:t>
       </w:r>
-      <w:bookmarkEnd w:id="14"/>
+      <w:bookmarkEnd w:id="15"/>
       <w:r>
         <w:t xml:space="preserve"> </w:t>
       </w:r>
@@ -4775,12 +4781,12 @@
       <w:pPr>
         <w:pStyle w:val="Cmsor2"/>
       </w:pPr>
-      <w:bookmarkStart w:id="15" w:name="_Toc194570535"/>
+      <w:bookmarkStart w:id="16" w:name="_Toc194570535"/>
       <w:r>
         <w:lastRenderedPageBreak/>
         <w:t>A program használatának a részletes leírása</w:t>
       </w:r>
-      <w:bookmarkEnd w:id="15"/>
+      <w:bookmarkEnd w:id="16"/>
     </w:p>
     <w:p>
       <w:pPr>
@@ -9827,14 +9833,14 @@
       <w:pPr>
         <w:pStyle w:val="Cmsor1"/>
       </w:pPr>
-      <w:bookmarkStart w:id="16" w:name="_Toc473730749"/>
-      <w:bookmarkStart w:id="17" w:name="_Toc194570536"/>
+      <w:bookmarkStart w:id="17" w:name="_Toc473730749"/>
+      <w:bookmarkStart w:id="18" w:name="_Toc194570536"/>
       <w:r>
         <w:lastRenderedPageBreak/>
         <w:t>Fejlesztői dokumentáció</w:t>
       </w:r>
-      <w:bookmarkEnd w:id="16"/>
       <w:bookmarkEnd w:id="17"/>
+      <w:bookmarkEnd w:id="18"/>
     </w:p>
     <w:p>
       <w:r>
@@ -9845,11 +9851,11 @@
       <w:pPr>
         <w:pStyle w:val="Cmsor2"/>
       </w:pPr>
-      <w:bookmarkStart w:id="18" w:name="_Toc194570537"/>
+      <w:bookmarkStart w:id="19" w:name="_Toc194570537"/>
       <w:r>
         <w:t>Az alkalmazott fejlesztői eszközök</w:t>
       </w:r>
-      <w:bookmarkEnd w:id="18"/>
+      <w:bookmarkEnd w:id="19"/>
     </w:p>
     <w:p>
       <w:pPr>
@@ -9864,7 +9870,7 @@
           <w:color w:val="1A1C1E"/>
         </w:rPr>
       </w:pPr>
-      <w:bookmarkStart w:id="19" w:name="_Toc194570538"/>
+      <w:bookmarkStart w:id="20" w:name="_Toc194570538"/>
       <w:proofErr w:type="spellStart"/>
       <w:r>
         <w:rPr>
@@ -11922,7 +11928,7 @@
         <w:lastRenderedPageBreak/>
         <w:t>Adatmodell leírása</w:t>
       </w:r>
-      <w:bookmarkEnd w:id="19"/>
+      <w:bookmarkEnd w:id="20"/>
     </w:p>
     <w:p>
       <w:pPr>
@@ -15156,11 +15162,11 @@
       <w:pPr>
         <w:pStyle w:val="Cmsor2"/>
       </w:pPr>
-      <w:bookmarkStart w:id="20" w:name="_Toc194570539"/>
+      <w:bookmarkStart w:id="21" w:name="_Toc194570539"/>
       <w:r>
         <w:t>Részletes feladatspecifikáció, algoritmusok</w:t>
       </w:r>
-      <w:bookmarkEnd w:id="20"/>
+      <w:bookmarkEnd w:id="21"/>
     </w:p>
     <w:p>
       <w:pPr>
@@ -15171,7 +15177,7 @@
           <w:color w:val="1A1C1E"/>
         </w:rPr>
       </w:pPr>
-      <w:bookmarkStart w:id="21" w:name="_Toc194570540"/>
+      <w:bookmarkStart w:id="22" w:name="_Toc194570540"/>
       <w:r>
         <w:rPr>
           <w:rStyle w:val="ng-star-inserted1"/>
@@ -17087,18 +17093,7 @@
           <w:color w:val="1A1C1E"/>
           <w:bdr w:val="single" w:sz="4" w:space="0" w:color="F3F3F6" w:frame="1"/>
         </w:rPr>
-        <w:t>Review</w:t>
-      </w:r>
-      <w:bookmarkStart w:id="22" w:name="_GoBack"/>
-      <w:bookmarkEnd w:id="22"/>
-      <w:r>
-        <w:rPr>
-          <w:rStyle w:val="inline-code"/>
-          <w:rFonts w:eastAsiaTheme="majorEastAsia"/>
-          <w:color w:val="1A1C1E"/>
-          <w:bdr w:val="single" w:sz="4" w:space="0" w:color="F3F3F6" w:frame="1"/>
-        </w:rPr>
-        <w:t>List.js</w:t>
+        <w:t>ReviewList.js</w:t>
       </w:r>
       <w:r>
         <w:rPr>
@@ -18373,6 +18368,2813 @@
     </w:p>
     <w:p>
       <w:pPr>
+        <w:shd w:val="clear" w:color="auto" w:fill="1F1F1F"/>
+        <w:spacing w:after="0" w:line="285" w:lineRule="atLeast"/>
+        <w:ind w:firstLine="0"/>
+        <w:rPr>
+          <w:rFonts w:ascii="Consolas" w:hAnsi="Consolas"/>
+          <w:color w:val="CCCCCC"/>
+          <w:sz w:val="21"/>
+          <w:szCs w:val="21"/>
+        </w:rPr>
+      </w:pPr>
+      <w:r>
+        <w:rPr>
+          <w:color w:val="1A1C1E"/>
+        </w:rPr>
+        <w:br/>
+      </w:r>
+      <w:r>
+        <w:rPr>
+          <w:rFonts w:ascii="Consolas" w:hAnsi="Consolas"/>
+          <w:color w:val="569CD6"/>
+          <w:sz w:val="21"/>
+          <w:szCs w:val="21"/>
+        </w:rPr>
+        <w:t>const</w:t>
+      </w:r>
+      <w:r>
+        <w:rPr>
+          <w:rFonts w:ascii="Consolas" w:hAnsi="Consolas"/>
+          <w:color w:val="CCCCCC"/>
+          <w:sz w:val="21"/>
+          <w:szCs w:val="21"/>
+        </w:rPr>
+        <w:t xml:space="preserve"> </w:t>
+      </w:r>
+      <w:proofErr w:type="spellStart"/>
+      <w:r>
+        <w:rPr>
+          <w:rFonts w:ascii="Consolas" w:hAnsi="Consolas"/>
+          <w:color w:val="DCDCAA"/>
+          <w:sz w:val="21"/>
+          <w:szCs w:val="21"/>
+        </w:rPr>
+        <w:t>handleToggleFavorite</w:t>
+      </w:r>
+      <w:proofErr w:type="spellEnd"/>
+      <w:r>
+        <w:rPr>
+          <w:rFonts w:ascii="Consolas" w:hAnsi="Consolas"/>
+          <w:color w:val="CCCCCC"/>
+          <w:sz w:val="21"/>
+          <w:szCs w:val="21"/>
+        </w:rPr>
+        <w:t xml:space="preserve"> </w:t>
+      </w:r>
+      <w:r>
+        <w:rPr>
+          <w:rFonts w:ascii="Consolas" w:hAnsi="Consolas"/>
+          <w:color w:val="D4D4D4"/>
+          <w:sz w:val="21"/>
+          <w:szCs w:val="21"/>
+        </w:rPr>
+        <w:t>=</w:t>
+      </w:r>
+      <w:r>
+        <w:rPr>
+          <w:rFonts w:ascii="Consolas" w:hAnsi="Consolas"/>
+          <w:color w:val="CCCCCC"/>
+          <w:sz w:val="21"/>
+          <w:szCs w:val="21"/>
+        </w:rPr>
+        <w:t xml:space="preserve"> </w:t>
+      </w:r>
+      <w:proofErr w:type="spellStart"/>
+      <w:r>
+        <w:rPr>
+          <w:rFonts w:ascii="Consolas" w:hAnsi="Consolas"/>
+          <w:color w:val="569CD6"/>
+          <w:sz w:val="21"/>
+          <w:szCs w:val="21"/>
+        </w:rPr>
+        <w:t>async</w:t>
+      </w:r>
+      <w:proofErr w:type="spellEnd"/>
+      <w:r>
+        <w:rPr>
+          <w:rFonts w:ascii="Consolas" w:hAnsi="Consolas"/>
+          <w:color w:val="CCCCCC"/>
+          <w:sz w:val="21"/>
+          <w:szCs w:val="21"/>
+        </w:rPr>
+        <w:t xml:space="preserve"> (</w:t>
+      </w:r>
+      <w:r>
+        <w:rPr>
+          <w:rFonts w:ascii="Consolas" w:hAnsi="Consolas"/>
+          <w:color w:val="9CDCFE"/>
+          <w:sz w:val="21"/>
+          <w:szCs w:val="21"/>
+        </w:rPr>
+        <w:t>e</w:t>
+      </w:r>
+      <w:r>
+        <w:rPr>
+          <w:rFonts w:ascii="Consolas" w:hAnsi="Consolas"/>
+          <w:color w:val="CCCCCC"/>
+          <w:sz w:val="21"/>
+          <w:szCs w:val="21"/>
+        </w:rPr>
+        <w:t xml:space="preserve">) </w:t>
+      </w:r>
+      <w:r>
+        <w:rPr>
+          <w:rFonts w:ascii="Consolas" w:hAnsi="Consolas"/>
+          <w:color w:val="569CD6"/>
+          <w:sz w:val="21"/>
+          <w:szCs w:val="21"/>
+        </w:rPr>
+        <w:t>=&gt;</w:t>
+      </w:r>
+      <w:r>
+        <w:rPr>
+          <w:rFonts w:ascii="Consolas" w:hAnsi="Consolas"/>
+          <w:color w:val="CCCCCC"/>
+          <w:sz w:val="21"/>
+          <w:szCs w:val="21"/>
+        </w:rPr>
+        <w:t xml:space="preserve"> {</w:t>
+      </w:r>
+    </w:p>
+    <w:p>
+      <w:pPr>
+        <w:shd w:val="clear" w:color="auto" w:fill="1F1F1F"/>
+        <w:spacing w:line="285" w:lineRule="atLeast"/>
+        <w:rPr>
+          <w:rFonts w:ascii="Consolas" w:hAnsi="Consolas"/>
+          <w:color w:val="CCCCCC"/>
+          <w:sz w:val="21"/>
+          <w:szCs w:val="21"/>
+        </w:rPr>
+      </w:pPr>
+      <w:r>
+        <w:rPr>
+          <w:rFonts w:ascii="Consolas" w:hAnsi="Consolas"/>
+          <w:color w:val="CCCCCC"/>
+          <w:sz w:val="21"/>
+          <w:szCs w:val="21"/>
+        </w:rPr>
+        <w:t xml:space="preserve">    </w:t>
+      </w:r>
+      <w:proofErr w:type="spellStart"/>
+      <w:proofErr w:type="gramStart"/>
+      <w:r>
+        <w:rPr>
+          <w:rFonts w:ascii="Consolas" w:hAnsi="Consolas"/>
+          <w:color w:val="9CDCFE"/>
+          <w:sz w:val="21"/>
+          <w:szCs w:val="21"/>
+        </w:rPr>
+        <w:t>e</w:t>
+      </w:r>
+      <w:r>
+        <w:rPr>
+          <w:rFonts w:ascii="Consolas" w:hAnsi="Consolas"/>
+          <w:color w:val="CCCCCC"/>
+          <w:sz w:val="21"/>
+          <w:szCs w:val="21"/>
+        </w:rPr>
+        <w:t>.</w:t>
+      </w:r>
+      <w:r>
+        <w:rPr>
+          <w:rFonts w:ascii="Consolas" w:hAnsi="Consolas"/>
+          <w:color w:val="DCDCAA"/>
+          <w:sz w:val="21"/>
+          <w:szCs w:val="21"/>
+        </w:rPr>
+        <w:t>preventDefault</w:t>
+      </w:r>
+      <w:proofErr w:type="spellEnd"/>
+      <w:proofErr w:type="gramEnd"/>
+      <w:r>
+        <w:rPr>
+          <w:rFonts w:ascii="Consolas" w:hAnsi="Consolas"/>
+          <w:color w:val="CCCCCC"/>
+          <w:sz w:val="21"/>
+          <w:szCs w:val="21"/>
+        </w:rPr>
+        <w:t xml:space="preserve">(); </w:t>
+      </w:r>
+    </w:p>
+    <w:p>
+      <w:pPr>
+        <w:shd w:val="clear" w:color="auto" w:fill="1F1F1F"/>
+        <w:spacing w:line="285" w:lineRule="atLeast"/>
+        <w:rPr>
+          <w:rFonts w:ascii="Consolas" w:hAnsi="Consolas"/>
+          <w:color w:val="CCCCCC"/>
+          <w:sz w:val="21"/>
+          <w:szCs w:val="21"/>
+        </w:rPr>
+      </w:pPr>
+      <w:r>
+        <w:rPr>
+          <w:rFonts w:ascii="Consolas" w:hAnsi="Consolas"/>
+          <w:color w:val="CCCCCC"/>
+          <w:sz w:val="21"/>
+          <w:szCs w:val="21"/>
+        </w:rPr>
+        <w:t xml:space="preserve">    </w:t>
+      </w:r>
+      <w:proofErr w:type="spellStart"/>
+      <w:proofErr w:type="gramStart"/>
+      <w:r>
+        <w:rPr>
+          <w:rFonts w:ascii="Consolas" w:hAnsi="Consolas"/>
+          <w:color w:val="9CDCFE"/>
+          <w:sz w:val="21"/>
+          <w:szCs w:val="21"/>
+        </w:rPr>
+        <w:t>e</w:t>
+      </w:r>
+      <w:r>
+        <w:rPr>
+          <w:rFonts w:ascii="Consolas" w:hAnsi="Consolas"/>
+          <w:color w:val="CCCCCC"/>
+          <w:sz w:val="21"/>
+          <w:szCs w:val="21"/>
+        </w:rPr>
+        <w:t>.</w:t>
+      </w:r>
+      <w:r>
+        <w:rPr>
+          <w:rFonts w:ascii="Consolas" w:hAnsi="Consolas"/>
+          <w:color w:val="DCDCAA"/>
+          <w:sz w:val="21"/>
+          <w:szCs w:val="21"/>
+        </w:rPr>
+        <w:t>stopPropagation</w:t>
+      </w:r>
+      <w:proofErr w:type="spellEnd"/>
+      <w:proofErr w:type="gramEnd"/>
+      <w:r>
+        <w:rPr>
+          <w:rFonts w:ascii="Consolas" w:hAnsi="Consolas"/>
+          <w:color w:val="CCCCCC"/>
+          <w:sz w:val="21"/>
+          <w:szCs w:val="21"/>
+        </w:rPr>
+        <w:t xml:space="preserve">(); </w:t>
+      </w:r>
+    </w:p>
+    <w:p>
+      <w:pPr>
+        <w:shd w:val="clear" w:color="auto" w:fill="1F1F1F"/>
+        <w:spacing w:line="285" w:lineRule="atLeast"/>
+        <w:rPr>
+          <w:rFonts w:ascii="Consolas" w:hAnsi="Consolas"/>
+          <w:color w:val="CCCCCC"/>
+          <w:sz w:val="21"/>
+          <w:szCs w:val="21"/>
+        </w:rPr>
+      </w:pPr>
+    </w:p>
+    <w:p>
+      <w:pPr>
+        <w:shd w:val="clear" w:color="auto" w:fill="1F1F1F"/>
+        <w:spacing w:line="285" w:lineRule="atLeast"/>
+        <w:rPr>
+          <w:rFonts w:ascii="Consolas" w:hAnsi="Consolas"/>
+          <w:color w:val="CCCCCC"/>
+          <w:sz w:val="21"/>
+          <w:szCs w:val="21"/>
+        </w:rPr>
+      </w:pPr>
+      <w:r>
+        <w:rPr>
+          <w:rFonts w:ascii="Consolas" w:hAnsi="Consolas"/>
+          <w:color w:val="CCCCCC"/>
+          <w:sz w:val="21"/>
+          <w:szCs w:val="21"/>
+        </w:rPr>
+        <w:t xml:space="preserve">    </w:t>
+      </w:r>
+      <w:proofErr w:type="spellStart"/>
+      <w:r>
+        <w:rPr>
+          <w:rFonts w:ascii="Consolas" w:hAnsi="Consolas"/>
+          <w:color w:val="C586C0"/>
+          <w:sz w:val="21"/>
+          <w:szCs w:val="21"/>
+        </w:rPr>
+        <w:t>if</w:t>
+      </w:r>
+      <w:proofErr w:type="spellEnd"/>
+      <w:r>
+        <w:rPr>
+          <w:rFonts w:ascii="Consolas" w:hAnsi="Consolas"/>
+          <w:color w:val="CCCCCC"/>
+          <w:sz w:val="21"/>
+          <w:szCs w:val="21"/>
+        </w:rPr>
+        <w:t xml:space="preserve"> </w:t>
+      </w:r>
+      <w:proofErr w:type="gramStart"/>
+      <w:r>
+        <w:rPr>
+          <w:rFonts w:ascii="Consolas" w:hAnsi="Consolas"/>
+          <w:color w:val="CCCCCC"/>
+          <w:sz w:val="21"/>
+          <w:szCs w:val="21"/>
+        </w:rPr>
+        <w:t>(</w:t>
+      </w:r>
+      <w:r>
+        <w:rPr>
+          <w:rFonts w:ascii="Consolas" w:hAnsi="Consolas"/>
+          <w:color w:val="D4D4D4"/>
+          <w:sz w:val="21"/>
+          <w:szCs w:val="21"/>
+        </w:rPr>
+        <w:t>!</w:t>
+      </w:r>
+      <w:proofErr w:type="spellStart"/>
+      <w:r>
+        <w:rPr>
+          <w:rFonts w:ascii="Consolas" w:hAnsi="Consolas"/>
+          <w:color w:val="4FC1FF"/>
+          <w:sz w:val="21"/>
+          <w:szCs w:val="21"/>
+        </w:rPr>
+        <w:t>isLoggedIn</w:t>
+      </w:r>
+      <w:proofErr w:type="spellEnd"/>
+      <w:proofErr w:type="gramEnd"/>
+      <w:r>
+        <w:rPr>
+          <w:rFonts w:ascii="Consolas" w:hAnsi="Consolas"/>
+          <w:color w:val="CCCCCC"/>
+          <w:sz w:val="21"/>
+          <w:szCs w:val="21"/>
+        </w:rPr>
+        <w:t>) {</w:t>
+      </w:r>
+    </w:p>
+    <w:p>
+      <w:pPr>
+        <w:shd w:val="clear" w:color="auto" w:fill="1F1F1F"/>
+        <w:spacing w:line="285" w:lineRule="atLeast"/>
+        <w:rPr>
+          <w:rFonts w:ascii="Consolas" w:hAnsi="Consolas"/>
+          <w:color w:val="CCCCCC"/>
+          <w:sz w:val="21"/>
+          <w:szCs w:val="21"/>
+        </w:rPr>
+      </w:pPr>
+      <w:r>
+        <w:rPr>
+          <w:rFonts w:ascii="Consolas" w:hAnsi="Consolas"/>
+          <w:color w:val="CCCCCC"/>
+          <w:sz w:val="21"/>
+          <w:szCs w:val="21"/>
+        </w:rPr>
+        <w:t xml:space="preserve">      </w:t>
+      </w:r>
+      <w:proofErr w:type="spellStart"/>
+      <w:r>
+        <w:rPr>
+          <w:rFonts w:ascii="Consolas" w:hAnsi="Consolas"/>
+          <w:color w:val="DCDCAA"/>
+          <w:sz w:val="21"/>
+          <w:szCs w:val="21"/>
+        </w:rPr>
+        <w:t>setShowLoginPrompt</w:t>
+      </w:r>
+      <w:proofErr w:type="spellEnd"/>
+      <w:r>
+        <w:rPr>
+          <w:rFonts w:ascii="Consolas" w:hAnsi="Consolas"/>
+          <w:color w:val="CCCCCC"/>
+          <w:sz w:val="21"/>
+          <w:szCs w:val="21"/>
+        </w:rPr>
+        <w:t>(</w:t>
+      </w:r>
+      <w:proofErr w:type="spellStart"/>
+      <w:r>
+        <w:rPr>
+          <w:rFonts w:ascii="Consolas" w:hAnsi="Consolas"/>
+          <w:color w:val="569CD6"/>
+          <w:sz w:val="21"/>
+          <w:szCs w:val="21"/>
+        </w:rPr>
+        <w:t>true</w:t>
+      </w:r>
+      <w:proofErr w:type="spellEnd"/>
+      <w:r>
+        <w:rPr>
+          <w:rFonts w:ascii="Consolas" w:hAnsi="Consolas"/>
+          <w:color w:val="CCCCCC"/>
+          <w:sz w:val="21"/>
+          <w:szCs w:val="21"/>
+        </w:rPr>
+        <w:t>);</w:t>
+      </w:r>
+    </w:p>
+    <w:p>
+      <w:pPr>
+        <w:shd w:val="clear" w:color="auto" w:fill="1F1F1F"/>
+        <w:spacing w:line="285" w:lineRule="atLeast"/>
+        <w:rPr>
+          <w:rFonts w:ascii="Consolas" w:hAnsi="Consolas"/>
+          <w:color w:val="CCCCCC"/>
+          <w:sz w:val="21"/>
+          <w:szCs w:val="21"/>
+        </w:rPr>
+      </w:pPr>
+      <w:r>
+        <w:rPr>
+          <w:rFonts w:ascii="Consolas" w:hAnsi="Consolas"/>
+          <w:color w:val="CCCCCC"/>
+          <w:sz w:val="21"/>
+          <w:szCs w:val="21"/>
+        </w:rPr>
+        <w:t xml:space="preserve">      </w:t>
+      </w:r>
+      <w:proofErr w:type="spellStart"/>
+      <w:r>
+        <w:rPr>
+          <w:rFonts w:ascii="Consolas" w:hAnsi="Consolas"/>
+          <w:color w:val="C586C0"/>
+          <w:sz w:val="21"/>
+          <w:szCs w:val="21"/>
+        </w:rPr>
+        <w:t>return</w:t>
+      </w:r>
+      <w:proofErr w:type="spellEnd"/>
+      <w:r>
+        <w:rPr>
+          <w:rFonts w:ascii="Consolas" w:hAnsi="Consolas"/>
+          <w:color w:val="CCCCCC"/>
+          <w:sz w:val="21"/>
+          <w:szCs w:val="21"/>
+        </w:rPr>
+        <w:t>;</w:t>
+      </w:r>
+    </w:p>
+    <w:p>
+      <w:pPr>
+        <w:shd w:val="clear" w:color="auto" w:fill="1F1F1F"/>
+        <w:spacing w:line="285" w:lineRule="atLeast"/>
+        <w:rPr>
+          <w:rFonts w:ascii="Consolas" w:hAnsi="Consolas"/>
+          <w:color w:val="CCCCCC"/>
+          <w:sz w:val="21"/>
+          <w:szCs w:val="21"/>
+        </w:rPr>
+      </w:pPr>
+      <w:r>
+        <w:rPr>
+          <w:rFonts w:ascii="Consolas" w:hAnsi="Consolas"/>
+          <w:color w:val="CCCCCC"/>
+          <w:sz w:val="21"/>
+          <w:szCs w:val="21"/>
+        </w:rPr>
+        <w:t>    }</w:t>
+      </w:r>
+    </w:p>
+    <w:p>
+      <w:pPr>
+        <w:shd w:val="clear" w:color="auto" w:fill="1F1F1F"/>
+        <w:spacing w:line="285" w:lineRule="atLeast"/>
+        <w:rPr>
+          <w:rFonts w:ascii="Consolas" w:hAnsi="Consolas"/>
+          <w:color w:val="CCCCCC"/>
+          <w:sz w:val="21"/>
+          <w:szCs w:val="21"/>
+        </w:rPr>
+      </w:pPr>
+    </w:p>
+    <w:p>
+      <w:pPr>
+        <w:shd w:val="clear" w:color="auto" w:fill="1F1F1F"/>
+        <w:spacing w:line="285" w:lineRule="atLeast"/>
+        <w:rPr>
+          <w:rFonts w:ascii="Consolas" w:hAnsi="Consolas"/>
+          <w:color w:val="CCCCCC"/>
+          <w:sz w:val="21"/>
+          <w:szCs w:val="21"/>
+        </w:rPr>
+      </w:pPr>
+      <w:r>
+        <w:rPr>
+          <w:rFonts w:ascii="Consolas" w:hAnsi="Consolas"/>
+          <w:color w:val="CCCCCC"/>
+          <w:sz w:val="21"/>
+          <w:szCs w:val="21"/>
+        </w:rPr>
+        <w:t xml:space="preserve">  </w:t>
+      </w:r>
+    </w:p>
+    <w:p>
+      <w:pPr>
+        <w:shd w:val="clear" w:color="auto" w:fill="1F1F1F"/>
+        <w:spacing w:line="285" w:lineRule="atLeast"/>
+        <w:rPr>
+          <w:rFonts w:ascii="Consolas" w:hAnsi="Consolas"/>
+          <w:color w:val="CCCCCC"/>
+          <w:sz w:val="21"/>
+          <w:szCs w:val="21"/>
+        </w:rPr>
+      </w:pPr>
+      <w:r>
+        <w:rPr>
+          <w:rFonts w:ascii="Consolas" w:hAnsi="Consolas"/>
+          <w:color w:val="CCCCCC"/>
+          <w:sz w:val="21"/>
+          <w:szCs w:val="21"/>
+        </w:rPr>
+        <w:t xml:space="preserve">    </w:t>
+      </w:r>
+      <w:proofErr w:type="spellStart"/>
+      <w:r>
+        <w:rPr>
+          <w:rFonts w:ascii="Consolas" w:hAnsi="Consolas"/>
+          <w:color w:val="C586C0"/>
+          <w:sz w:val="21"/>
+          <w:szCs w:val="21"/>
+        </w:rPr>
+        <w:t>if</w:t>
+      </w:r>
+      <w:proofErr w:type="spellEnd"/>
+      <w:r>
+        <w:rPr>
+          <w:rFonts w:ascii="Consolas" w:hAnsi="Consolas"/>
+          <w:color w:val="CCCCCC"/>
+          <w:sz w:val="21"/>
+          <w:szCs w:val="21"/>
+        </w:rPr>
+        <w:t xml:space="preserve"> (</w:t>
+      </w:r>
+      <w:proofErr w:type="spellStart"/>
+      <w:r>
+        <w:rPr>
+          <w:rFonts w:ascii="Consolas" w:hAnsi="Consolas"/>
+          <w:color w:val="4FC1FF"/>
+          <w:sz w:val="21"/>
+          <w:szCs w:val="21"/>
+        </w:rPr>
+        <w:t>loadingFavorite</w:t>
+      </w:r>
+      <w:proofErr w:type="spellEnd"/>
+      <w:r>
+        <w:rPr>
+          <w:rFonts w:ascii="Consolas" w:hAnsi="Consolas"/>
+          <w:color w:val="CCCCCC"/>
+          <w:sz w:val="21"/>
+          <w:szCs w:val="21"/>
+        </w:rPr>
+        <w:t xml:space="preserve"> </w:t>
+      </w:r>
+      <w:r>
+        <w:rPr>
+          <w:rFonts w:ascii="Consolas" w:hAnsi="Consolas"/>
+          <w:color w:val="D4D4D4"/>
+          <w:sz w:val="21"/>
+          <w:szCs w:val="21"/>
+        </w:rPr>
+        <w:t>|</w:t>
+      </w:r>
+      <w:proofErr w:type="gramStart"/>
+      <w:r>
+        <w:rPr>
+          <w:rFonts w:ascii="Consolas" w:hAnsi="Consolas"/>
+          <w:color w:val="D4D4D4"/>
+          <w:sz w:val="21"/>
+          <w:szCs w:val="21"/>
+        </w:rPr>
+        <w:t>|</w:t>
+      </w:r>
+      <w:r>
+        <w:rPr>
+          <w:rFonts w:ascii="Consolas" w:hAnsi="Consolas"/>
+          <w:color w:val="CCCCCC"/>
+          <w:sz w:val="21"/>
+          <w:szCs w:val="21"/>
+        </w:rPr>
+        <w:t xml:space="preserve"> </w:t>
+      </w:r>
+      <w:r>
+        <w:rPr>
+          <w:rFonts w:ascii="Consolas" w:hAnsi="Consolas"/>
+          <w:color w:val="D4D4D4"/>
+          <w:sz w:val="21"/>
+          <w:szCs w:val="21"/>
+        </w:rPr>
+        <w:t>!</w:t>
+      </w:r>
+      <w:proofErr w:type="spellStart"/>
+      <w:r>
+        <w:rPr>
+          <w:rFonts w:ascii="Consolas" w:hAnsi="Consolas"/>
+          <w:color w:val="4FC1FF"/>
+          <w:sz w:val="21"/>
+          <w:szCs w:val="21"/>
+        </w:rPr>
+        <w:t>id</w:t>
+      </w:r>
+      <w:proofErr w:type="spellEnd"/>
+      <w:proofErr w:type="gramEnd"/>
+      <w:r>
+        <w:rPr>
+          <w:rFonts w:ascii="Consolas" w:hAnsi="Consolas"/>
+          <w:color w:val="CCCCCC"/>
+          <w:sz w:val="21"/>
+          <w:szCs w:val="21"/>
+        </w:rPr>
+        <w:t xml:space="preserve">) </w:t>
+      </w:r>
+      <w:proofErr w:type="spellStart"/>
+      <w:r>
+        <w:rPr>
+          <w:rFonts w:ascii="Consolas" w:hAnsi="Consolas"/>
+          <w:color w:val="C586C0"/>
+          <w:sz w:val="21"/>
+          <w:szCs w:val="21"/>
+        </w:rPr>
+        <w:t>return</w:t>
+      </w:r>
+      <w:proofErr w:type="spellEnd"/>
+      <w:r>
+        <w:rPr>
+          <w:rFonts w:ascii="Consolas" w:hAnsi="Consolas"/>
+          <w:color w:val="CCCCCC"/>
+          <w:sz w:val="21"/>
+          <w:szCs w:val="21"/>
+        </w:rPr>
+        <w:t>;</w:t>
+      </w:r>
+    </w:p>
+    <w:p>
+      <w:pPr>
+        <w:shd w:val="clear" w:color="auto" w:fill="1F1F1F"/>
+        <w:spacing w:line="285" w:lineRule="atLeast"/>
+        <w:rPr>
+          <w:rFonts w:ascii="Consolas" w:hAnsi="Consolas"/>
+          <w:color w:val="CCCCCC"/>
+          <w:sz w:val="21"/>
+          <w:szCs w:val="21"/>
+        </w:rPr>
+      </w:pPr>
+    </w:p>
+    <w:p>
+      <w:pPr>
+        <w:shd w:val="clear" w:color="auto" w:fill="1F1F1F"/>
+        <w:spacing w:line="285" w:lineRule="atLeast"/>
+        <w:rPr>
+          <w:rFonts w:ascii="Consolas" w:hAnsi="Consolas"/>
+          <w:color w:val="CCCCCC"/>
+          <w:sz w:val="21"/>
+          <w:szCs w:val="21"/>
+        </w:rPr>
+      </w:pPr>
+      <w:r>
+        <w:rPr>
+          <w:rFonts w:ascii="Consolas" w:hAnsi="Consolas"/>
+          <w:color w:val="CCCCCC"/>
+          <w:sz w:val="21"/>
+          <w:szCs w:val="21"/>
+        </w:rPr>
+        <w:t xml:space="preserve">    </w:t>
+      </w:r>
+      <w:proofErr w:type="spellStart"/>
+      <w:r>
+        <w:rPr>
+          <w:rFonts w:ascii="Consolas" w:hAnsi="Consolas"/>
+          <w:color w:val="DCDCAA"/>
+          <w:sz w:val="21"/>
+          <w:szCs w:val="21"/>
+        </w:rPr>
+        <w:t>setLoadingFavorite</w:t>
+      </w:r>
+      <w:proofErr w:type="spellEnd"/>
+      <w:r>
+        <w:rPr>
+          <w:rFonts w:ascii="Consolas" w:hAnsi="Consolas"/>
+          <w:color w:val="CCCCCC"/>
+          <w:sz w:val="21"/>
+          <w:szCs w:val="21"/>
+        </w:rPr>
+        <w:t>(</w:t>
+      </w:r>
+      <w:proofErr w:type="spellStart"/>
+      <w:r>
+        <w:rPr>
+          <w:rFonts w:ascii="Consolas" w:hAnsi="Consolas"/>
+          <w:color w:val="569CD6"/>
+          <w:sz w:val="21"/>
+          <w:szCs w:val="21"/>
+        </w:rPr>
+        <w:t>true</w:t>
+      </w:r>
+      <w:proofErr w:type="spellEnd"/>
+      <w:r>
+        <w:rPr>
+          <w:rFonts w:ascii="Consolas" w:hAnsi="Consolas"/>
+          <w:color w:val="CCCCCC"/>
+          <w:sz w:val="21"/>
+          <w:szCs w:val="21"/>
+        </w:rPr>
+        <w:t xml:space="preserve">); </w:t>
+      </w:r>
+    </w:p>
+    <w:p>
+      <w:pPr>
+        <w:shd w:val="clear" w:color="auto" w:fill="1F1F1F"/>
+        <w:spacing w:line="285" w:lineRule="atLeast"/>
+        <w:rPr>
+          <w:rFonts w:ascii="Consolas" w:hAnsi="Consolas"/>
+          <w:color w:val="CCCCCC"/>
+          <w:sz w:val="21"/>
+          <w:szCs w:val="21"/>
+        </w:rPr>
+      </w:pPr>
+    </w:p>
+    <w:p>
+      <w:pPr>
+        <w:shd w:val="clear" w:color="auto" w:fill="1F1F1F"/>
+        <w:spacing w:line="285" w:lineRule="atLeast"/>
+        <w:rPr>
+          <w:rFonts w:ascii="Consolas" w:hAnsi="Consolas"/>
+          <w:color w:val="CCCCCC"/>
+          <w:sz w:val="21"/>
+          <w:szCs w:val="21"/>
+        </w:rPr>
+      </w:pPr>
+      <w:r>
+        <w:rPr>
+          <w:rFonts w:ascii="Consolas" w:hAnsi="Consolas"/>
+          <w:color w:val="CCCCCC"/>
+          <w:sz w:val="21"/>
+          <w:szCs w:val="21"/>
+        </w:rPr>
+        <w:t xml:space="preserve">    </w:t>
+      </w:r>
+      <w:proofErr w:type="spellStart"/>
+      <w:r>
+        <w:rPr>
+          <w:rFonts w:ascii="Consolas" w:hAnsi="Consolas"/>
+          <w:color w:val="C586C0"/>
+          <w:sz w:val="21"/>
+          <w:szCs w:val="21"/>
+        </w:rPr>
+        <w:t>try</w:t>
+      </w:r>
+      <w:proofErr w:type="spellEnd"/>
+      <w:r>
+        <w:rPr>
+          <w:rFonts w:ascii="Consolas" w:hAnsi="Consolas"/>
+          <w:color w:val="CCCCCC"/>
+          <w:sz w:val="21"/>
+          <w:szCs w:val="21"/>
+        </w:rPr>
+        <w:t xml:space="preserve"> {</w:t>
+      </w:r>
+    </w:p>
+    <w:p>
+      <w:pPr>
+        <w:shd w:val="clear" w:color="auto" w:fill="1F1F1F"/>
+        <w:spacing w:line="285" w:lineRule="atLeast"/>
+        <w:rPr>
+          <w:rFonts w:ascii="Consolas" w:hAnsi="Consolas"/>
+          <w:color w:val="CCCCCC"/>
+          <w:sz w:val="21"/>
+          <w:szCs w:val="21"/>
+        </w:rPr>
+      </w:pPr>
+      <w:r>
+        <w:rPr>
+          <w:rFonts w:ascii="Consolas" w:hAnsi="Consolas"/>
+          <w:color w:val="CCCCCC"/>
+          <w:sz w:val="21"/>
+          <w:szCs w:val="21"/>
+        </w:rPr>
+        <w:t xml:space="preserve">      </w:t>
+      </w:r>
+      <w:proofErr w:type="spellStart"/>
+      <w:r>
+        <w:rPr>
+          <w:rFonts w:ascii="Consolas" w:hAnsi="Consolas"/>
+          <w:color w:val="569CD6"/>
+          <w:sz w:val="21"/>
+          <w:szCs w:val="21"/>
+        </w:rPr>
+        <w:t>let</w:t>
+      </w:r>
+      <w:proofErr w:type="spellEnd"/>
+      <w:r>
+        <w:rPr>
+          <w:rFonts w:ascii="Consolas" w:hAnsi="Consolas"/>
+          <w:color w:val="CCCCCC"/>
+          <w:sz w:val="21"/>
+          <w:szCs w:val="21"/>
+        </w:rPr>
+        <w:t xml:space="preserve"> </w:t>
+      </w:r>
+      <w:proofErr w:type="spellStart"/>
+      <w:r>
+        <w:rPr>
+          <w:rFonts w:ascii="Consolas" w:hAnsi="Consolas"/>
+          <w:color w:val="9CDCFE"/>
+          <w:sz w:val="21"/>
+          <w:szCs w:val="21"/>
+        </w:rPr>
+        <w:t>nowFavorite</w:t>
+      </w:r>
+      <w:proofErr w:type="spellEnd"/>
+      <w:r>
+        <w:rPr>
+          <w:rFonts w:ascii="Consolas" w:hAnsi="Consolas"/>
+          <w:color w:val="CCCCCC"/>
+          <w:sz w:val="21"/>
+          <w:szCs w:val="21"/>
+        </w:rPr>
+        <w:t>;</w:t>
+      </w:r>
+    </w:p>
+    <w:p>
+      <w:pPr>
+        <w:shd w:val="clear" w:color="auto" w:fill="1F1F1F"/>
+        <w:spacing w:line="285" w:lineRule="atLeast"/>
+        <w:rPr>
+          <w:rFonts w:ascii="Consolas" w:hAnsi="Consolas"/>
+          <w:color w:val="CCCCCC"/>
+          <w:sz w:val="21"/>
+          <w:szCs w:val="21"/>
+        </w:rPr>
+      </w:pPr>
+      <w:r>
+        <w:rPr>
+          <w:rFonts w:ascii="Consolas" w:hAnsi="Consolas"/>
+          <w:color w:val="CCCCCC"/>
+          <w:sz w:val="21"/>
+          <w:szCs w:val="21"/>
+        </w:rPr>
+        <w:t xml:space="preserve">      </w:t>
+      </w:r>
+    </w:p>
+    <w:p>
+      <w:pPr>
+        <w:shd w:val="clear" w:color="auto" w:fill="1F1F1F"/>
+        <w:spacing w:line="285" w:lineRule="atLeast"/>
+        <w:rPr>
+          <w:rFonts w:ascii="Consolas" w:hAnsi="Consolas"/>
+          <w:color w:val="CCCCCC"/>
+          <w:sz w:val="21"/>
+          <w:szCs w:val="21"/>
+        </w:rPr>
+      </w:pPr>
+      <w:r>
+        <w:rPr>
+          <w:rFonts w:ascii="Consolas" w:hAnsi="Consolas"/>
+          <w:color w:val="CCCCCC"/>
+          <w:sz w:val="21"/>
+          <w:szCs w:val="21"/>
+        </w:rPr>
+        <w:t xml:space="preserve">      </w:t>
+      </w:r>
+      <w:proofErr w:type="spellStart"/>
+      <w:r>
+        <w:rPr>
+          <w:rFonts w:ascii="Consolas" w:hAnsi="Consolas"/>
+          <w:color w:val="C586C0"/>
+          <w:sz w:val="21"/>
+          <w:szCs w:val="21"/>
+        </w:rPr>
+        <w:t>if</w:t>
+      </w:r>
+      <w:proofErr w:type="spellEnd"/>
+      <w:r>
+        <w:rPr>
+          <w:rFonts w:ascii="Consolas" w:hAnsi="Consolas"/>
+          <w:color w:val="CCCCCC"/>
+          <w:sz w:val="21"/>
+          <w:szCs w:val="21"/>
+        </w:rPr>
+        <w:t xml:space="preserve"> (</w:t>
+      </w:r>
+      <w:proofErr w:type="spellStart"/>
+      <w:r>
+        <w:rPr>
+          <w:rFonts w:ascii="Consolas" w:hAnsi="Consolas"/>
+          <w:color w:val="4FC1FF"/>
+          <w:sz w:val="21"/>
+          <w:szCs w:val="21"/>
+        </w:rPr>
+        <w:t>isFavorite</w:t>
+      </w:r>
+      <w:proofErr w:type="spellEnd"/>
+      <w:r>
+        <w:rPr>
+          <w:rFonts w:ascii="Consolas" w:hAnsi="Consolas"/>
+          <w:color w:val="CCCCCC"/>
+          <w:sz w:val="21"/>
+          <w:szCs w:val="21"/>
+        </w:rPr>
+        <w:t>) {</w:t>
+      </w:r>
+    </w:p>
+    <w:p>
+      <w:pPr>
+        <w:shd w:val="clear" w:color="auto" w:fill="1F1F1F"/>
+        <w:spacing w:line="285" w:lineRule="atLeast"/>
+        <w:rPr>
+          <w:rFonts w:ascii="Consolas" w:hAnsi="Consolas"/>
+          <w:color w:val="CCCCCC"/>
+          <w:sz w:val="21"/>
+          <w:szCs w:val="21"/>
+        </w:rPr>
+      </w:pPr>
+      <w:r>
+        <w:rPr>
+          <w:rFonts w:ascii="Consolas" w:hAnsi="Consolas"/>
+          <w:color w:val="CCCCCC"/>
+          <w:sz w:val="21"/>
+          <w:szCs w:val="21"/>
+        </w:rPr>
+        <w:t xml:space="preserve">        </w:t>
+      </w:r>
+      <w:proofErr w:type="spellStart"/>
+      <w:r>
+        <w:rPr>
+          <w:rFonts w:ascii="Consolas" w:hAnsi="Consolas"/>
+          <w:color w:val="C586C0"/>
+          <w:sz w:val="21"/>
+          <w:szCs w:val="21"/>
+        </w:rPr>
+        <w:t>await</w:t>
+      </w:r>
+      <w:proofErr w:type="spellEnd"/>
+      <w:r>
+        <w:rPr>
+          <w:rFonts w:ascii="Consolas" w:hAnsi="Consolas"/>
+          <w:color w:val="CCCCCC"/>
+          <w:sz w:val="21"/>
+          <w:szCs w:val="21"/>
+        </w:rPr>
+        <w:t xml:space="preserve"> </w:t>
+      </w:r>
+      <w:proofErr w:type="spellStart"/>
+      <w:r>
+        <w:rPr>
+          <w:rFonts w:ascii="Consolas" w:hAnsi="Consolas"/>
+          <w:color w:val="DCDCAA"/>
+          <w:sz w:val="21"/>
+          <w:szCs w:val="21"/>
+        </w:rPr>
+        <w:t>removeFavorite</w:t>
+      </w:r>
+      <w:proofErr w:type="spellEnd"/>
+      <w:r>
+        <w:rPr>
+          <w:rFonts w:ascii="Consolas" w:hAnsi="Consolas"/>
+          <w:color w:val="CCCCCC"/>
+          <w:sz w:val="21"/>
+          <w:szCs w:val="21"/>
+        </w:rPr>
+        <w:t>(</w:t>
+      </w:r>
+      <w:proofErr w:type="spellStart"/>
+      <w:r>
+        <w:rPr>
+          <w:rFonts w:ascii="Consolas" w:hAnsi="Consolas"/>
+          <w:color w:val="4FC1FF"/>
+          <w:sz w:val="21"/>
+          <w:szCs w:val="21"/>
+        </w:rPr>
+        <w:t>id</w:t>
+      </w:r>
+      <w:proofErr w:type="spellEnd"/>
+      <w:r>
+        <w:rPr>
+          <w:rFonts w:ascii="Consolas" w:hAnsi="Consolas"/>
+          <w:color w:val="CCCCCC"/>
+          <w:sz w:val="21"/>
+          <w:szCs w:val="21"/>
+        </w:rPr>
+        <w:t xml:space="preserve">); </w:t>
+      </w:r>
+    </w:p>
+    <w:p>
+      <w:pPr>
+        <w:shd w:val="clear" w:color="auto" w:fill="1F1F1F"/>
+        <w:spacing w:line="285" w:lineRule="atLeast"/>
+        <w:rPr>
+          <w:rFonts w:ascii="Consolas" w:hAnsi="Consolas"/>
+          <w:color w:val="CCCCCC"/>
+          <w:sz w:val="21"/>
+          <w:szCs w:val="21"/>
+        </w:rPr>
+      </w:pPr>
+      <w:r>
+        <w:rPr>
+          <w:rFonts w:ascii="Consolas" w:hAnsi="Consolas"/>
+          <w:color w:val="CCCCCC"/>
+          <w:sz w:val="21"/>
+          <w:szCs w:val="21"/>
+        </w:rPr>
+        <w:t xml:space="preserve">        </w:t>
+      </w:r>
+      <w:proofErr w:type="spellStart"/>
+      <w:r>
+        <w:rPr>
+          <w:rFonts w:ascii="Consolas" w:hAnsi="Consolas"/>
+          <w:color w:val="9CDCFE"/>
+          <w:sz w:val="21"/>
+          <w:szCs w:val="21"/>
+        </w:rPr>
+        <w:t>nowFavorite</w:t>
+      </w:r>
+      <w:proofErr w:type="spellEnd"/>
+      <w:r>
+        <w:rPr>
+          <w:rFonts w:ascii="Consolas" w:hAnsi="Consolas"/>
+          <w:color w:val="CCCCCC"/>
+          <w:sz w:val="21"/>
+          <w:szCs w:val="21"/>
+        </w:rPr>
+        <w:t xml:space="preserve"> </w:t>
+      </w:r>
+      <w:r>
+        <w:rPr>
+          <w:rFonts w:ascii="Consolas" w:hAnsi="Consolas"/>
+          <w:color w:val="D4D4D4"/>
+          <w:sz w:val="21"/>
+          <w:szCs w:val="21"/>
+        </w:rPr>
+        <w:t>=</w:t>
+      </w:r>
+      <w:r>
+        <w:rPr>
+          <w:rFonts w:ascii="Consolas" w:hAnsi="Consolas"/>
+          <w:color w:val="CCCCCC"/>
+          <w:sz w:val="21"/>
+          <w:szCs w:val="21"/>
+        </w:rPr>
+        <w:t xml:space="preserve"> </w:t>
+      </w:r>
+      <w:proofErr w:type="spellStart"/>
+      <w:r>
+        <w:rPr>
+          <w:rFonts w:ascii="Consolas" w:hAnsi="Consolas"/>
+          <w:color w:val="569CD6"/>
+          <w:sz w:val="21"/>
+          <w:szCs w:val="21"/>
+        </w:rPr>
+        <w:t>false</w:t>
+      </w:r>
+      <w:proofErr w:type="spellEnd"/>
+      <w:r>
+        <w:rPr>
+          <w:rFonts w:ascii="Consolas" w:hAnsi="Consolas"/>
+          <w:color w:val="CCCCCC"/>
+          <w:sz w:val="21"/>
+          <w:szCs w:val="21"/>
+        </w:rPr>
+        <w:t>;</w:t>
+      </w:r>
+    </w:p>
+    <w:p>
+      <w:pPr>
+        <w:shd w:val="clear" w:color="auto" w:fill="1F1F1F"/>
+        <w:spacing w:line="285" w:lineRule="atLeast"/>
+        <w:rPr>
+          <w:rFonts w:ascii="Consolas" w:hAnsi="Consolas"/>
+          <w:color w:val="CCCCCC"/>
+          <w:sz w:val="21"/>
+          <w:szCs w:val="21"/>
+        </w:rPr>
+      </w:pPr>
+      <w:r>
+        <w:rPr>
+          <w:rFonts w:ascii="Consolas" w:hAnsi="Consolas"/>
+          <w:color w:val="CCCCCC"/>
+          <w:sz w:val="21"/>
+          <w:szCs w:val="21"/>
+        </w:rPr>
+        <w:t xml:space="preserve">      } </w:t>
+      </w:r>
+      <w:proofErr w:type="spellStart"/>
+      <w:r>
+        <w:rPr>
+          <w:rFonts w:ascii="Consolas" w:hAnsi="Consolas"/>
+          <w:color w:val="C586C0"/>
+          <w:sz w:val="21"/>
+          <w:szCs w:val="21"/>
+        </w:rPr>
+        <w:t>else</w:t>
+      </w:r>
+      <w:proofErr w:type="spellEnd"/>
+      <w:r>
+        <w:rPr>
+          <w:rFonts w:ascii="Consolas" w:hAnsi="Consolas"/>
+          <w:color w:val="CCCCCC"/>
+          <w:sz w:val="21"/>
+          <w:szCs w:val="21"/>
+        </w:rPr>
+        <w:t xml:space="preserve"> {</w:t>
+      </w:r>
+    </w:p>
+    <w:p>
+      <w:pPr>
+        <w:shd w:val="clear" w:color="auto" w:fill="1F1F1F"/>
+        <w:spacing w:line="285" w:lineRule="atLeast"/>
+        <w:rPr>
+          <w:rFonts w:ascii="Consolas" w:hAnsi="Consolas"/>
+          <w:color w:val="CCCCCC"/>
+          <w:sz w:val="21"/>
+          <w:szCs w:val="21"/>
+        </w:rPr>
+      </w:pPr>
+      <w:r>
+        <w:rPr>
+          <w:rFonts w:ascii="Consolas" w:hAnsi="Consolas"/>
+          <w:color w:val="CCCCCC"/>
+          <w:sz w:val="21"/>
+          <w:szCs w:val="21"/>
+        </w:rPr>
+        <w:lastRenderedPageBreak/>
+        <w:t xml:space="preserve">        </w:t>
+      </w:r>
+      <w:proofErr w:type="spellStart"/>
+      <w:r>
+        <w:rPr>
+          <w:rFonts w:ascii="Consolas" w:hAnsi="Consolas"/>
+          <w:color w:val="C586C0"/>
+          <w:sz w:val="21"/>
+          <w:szCs w:val="21"/>
+        </w:rPr>
+        <w:t>await</w:t>
+      </w:r>
+      <w:proofErr w:type="spellEnd"/>
+      <w:r>
+        <w:rPr>
+          <w:rFonts w:ascii="Consolas" w:hAnsi="Consolas"/>
+          <w:color w:val="CCCCCC"/>
+          <w:sz w:val="21"/>
+          <w:szCs w:val="21"/>
+        </w:rPr>
+        <w:t xml:space="preserve"> </w:t>
+      </w:r>
+      <w:proofErr w:type="spellStart"/>
+      <w:r>
+        <w:rPr>
+          <w:rFonts w:ascii="Consolas" w:hAnsi="Consolas"/>
+          <w:color w:val="DCDCAA"/>
+          <w:sz w:val="21"/>
+          <w:szCs w:val="21"/>
+        </w:rPr>
+        <w:t>addFavorite</w:t>
+      </w:r>
+      <w:proofErr w:type="spellEnd"/>
+      <w:r>
+        <w:rPr>
+          <w:rFonts w:ascii="Consolas" w:hAnsi="Consolas"/>
+          <w:color w:val="CCCCCC"/>
+          <w:sz w:val="21"/>
+          <w:szCs w:val="21"/>
+        </w:rPr>
+        <w:t>(</w:t>
+      </w:r>
+      <w:proofErr w:type="spellStart"/>
+      <w:r>
+        <w:rPr>
+          <w:rFonts w:ascii="Consolas" w:hAnsi="Consolas"/>
+          <w:color w:val="4FC1FF"/>
+          <w:sz w:val="21"/>
+          <w:szCs w:val="21"/>
+        </w:rPr>
+        <w:t>id</w:t>
+      </w:r>
+      <w:proofErr w:type="spellEnd"/>
+      <w:r>
+        <w:rPr>
+          <w:rFonts w:ascii="Consolas" w:hAnsi="Consolas"/>
+          <w:color w:val="CCCCCC"/>
+          <w:sz w:val="21"/>
+          <w:szCs w:val="21"/>
+        </w:rPr>
+        <w:t xml:space="preserve">); </w:t>
+      </w:r>
+    </w:p>
+    <w:p>
+      <w:pPr>
+        <w:shd w:val="clear" w:color="auto" w:fill="1F1F1F"/>
+        <w:spacing w:line="285" w:lineRule="atLeast"/>
+        <w:rPr>
+          <w:rFonts w:ascii="Consolas" w:hAnsi="Consolas"/>
+          <w:color w:val="CCCCCC"/>
+          <w:sz w:val="21"/>
+          <w:szCs w:val="21"/>
+        </w:rPr>
+      </w:pPr>
+      <w:r>
+        <w:rPr>
+          <w:rFonts w:ascii="Consolas" w:hAnsi="Consolas"/>
+          <w:color w:val="CCCCCC"/>
+          <w:sz w:val="21"/>
+          <w:szCs w:val="21"/>
+        </w:rPr>
+        <w:t xml:space="preserve">        </w:t>
+      </w:r>
+      <w:proofErr w:type="spellStart"/>
+      <w:r>
+        <w:rPr>
+          <w:rFonts w:ascii="Consolas" w:hAnsi="Consolas"/>
+          <w:color w:val="9CDCFE"/>
+          <w:sz w:val="21"/>
+          <w:szCs w:val="21"/>
+        </w:rPr>
+        <w:t>nowFavorite</w:t>
+      </w:r>
+      <w:proofErr w:type="spellEnd"/>
+      <w:r>
+        <w:rPr>
+          <w:rFonts w:ascii="Consolas" w:hAnsi="Consolas"/>
+          <w:color w:val="CCCCCC"/>
+          <w:sz w:val="21"/>
+          <w:szCs w:val="21"/>
+        </w:rPr>
+        <w:t xml:space="preserve"> </w:t>
+      </w:r>
+      <w:r>
+        <w:rPr>
+          <w:rFonts w:ascii="Consolas" w:hAnsi="Consolas"/>
+          <w:color w:val="D4D4D4"/>
+          <w:sz w:val="21"/>
+          <w:szCs w:val="21"/>
+        </w:rPr>
+        <w:t>=</w:t>
+      </w:r>
+      <w:r>
+        <w:rPr>
+          <w:rFonts w:ascii="Consolas" w:hAnsi="Consolas"/>
+          <w:color w:val="CCCCCC"/>
+          <w:sz w:val="21"/>
+          <w:szCs w:val="21"/>
+        </w:rPr>
+        <w:t xml:space="preserve"> </w:t>
+      </w:r>
+      <w:proofErr w:type="spellStart"/>
+      <w:r>
+        <w:rPr>
+          <w:rFonts w:ascii="Consolas" w:hAnsi="Consolas"/>
+          <w:color w:val="569CD6"/>
+          <w:sz w:val="21"/>
+          <w:szCs w:val="21"/>
+        </w:rPr>
+        <w:t>true</w:t>
+      </w:r>
+      <w:proofErr w:type="spellEnd"/>
+      <w:r>
+        <w:rPr>
+          <w:rFonts w:ascii="Consolas" w:hAnsi="Consolas"/>
+          <w:color w:val="CCCCCC"/>
+          <w:sz w:val="21"/>
+          <w:szCs w:val="21"/>
+        </w:rPr>
+        <w:t>;</w:t>
+      </w:r>
+    </w:p>
+    <w:p>
+      <w:pPr>
+        <w:shd w:val="clear" w:color="auto" w:fill="1F1F1F"/>
+        <w:spacing w:line="285" w:lineRule="atLeast"/>
+        <w:rPr>
+          <w:rFonts w:ascii="Consolas" w:hAnsi="Consolas"/>
+          <w:color w:val="CCCCCC"/>
+          <w:sz w:val="21"/>
+          <w:szCs w:val="21"/>
+        </w:rPr>
+      </w:pPr>
+      <w:r>
+        <w:rPr>
+          <w:rFonts w:ascii="Consolas" w:hAnsi="Consolas"/>
+          <w:color w:val="CCCCCC"/>
+          <w:sz w:val="21"/>
+          <w:szCs w:val="21"/>
+        </w:rPr>
+        <w:t>      }</w:t>
+      </w:r>
+    </w:p>
+    <w:p>
+      <w:pPr>
+        <w:shd w:val="clear" w:color="auto" w:fill="1F1F1F"/>
+        <w:spacing w:line="285" w:lineRule="atLeast"/>
+        <w:rPr>
+          <w:rFonts w:ascii="Consolas" w:hAnsi="Consolas"/>
+          <w:color w:val="CCCCCC"/>
+          <w:sz w:val="21"/>
+          <w:szCs w:val="21"/>
+        </w:rPr>
+      </w:pPr>
+    </w:p>
+    <w:p>
+      <w:pPr>
+        <w:shd w:val="clear" w:color="auto" w:fill="1F1F1F"/>
+        <w:spacing w:line="285" w:lineRule="atLeast"/>
+        <w:rPr>
+          <w:rFonts w:ascii="Consolas" w:hAnsi="Consolas"/>
+          <w:color w:val="CCCCCC"/>
+          <w:sz w:val="21"/>
+          <w:szCs w:val="21"/>
+        </w:rPr>
+      </w:pPr>
+      <w:r>
+        <w:rPr>
+          <w:rFonts w:ascii="Consolas" w:hAnsi="Consolas"/>
+          <w:color w:val="CCCCCC"/>
+          <w:sz w:val="21"/>
+          <w:szCs w:val="21"/>
+        </w:rPr>
+        <w:t xml:space="preserve">      </w:t>
+      </w:r>
+      <w:proofErr w:type="spellStart"/>
+      <w:r>
+        <w:rPr>
+          <w:rFonts w:ascii="Consolas" w:hAnsi="Consolas"/>
+          <w:color w:val="DCDCAA"/>
+          <w:sz w:val="21"/>
+          <w:szCs w:val="21"/>
+        </w:rPr>
+        <w:t>setIsFavorite</w:t>
+      </w:r>
+      <w:proofErr w:type="spellEnd"/>
+      <w:r>
+        <w:rPr>
+          <w:rFonts w:ascii="Consolas" w:hAnsi="Consolas"/>
+          <w:color w:val="CCCCCC"/>
+          <w:sz w:val="21"/>
+          <w:szCs w:val="21"/>
+        </w:rPr>
+        <w:t>(</w:t>
+      </w:r>
+      <w:proofErr w:type="spellStart"/>
+      <w:r>
+        <w:rPr>
+          <w:rFonts w:ascii="Consolas" w:hAnsi="Consolas"/>
+          <w:color w:val="9CDCFE"/>
+          <w:sz w:val="21"/>
+          <w:szCs w:val="21"/>
+        </w:rPr>
+        <w:t>nowFavorite</w:t>
+      </w:r>
+      <w:proofErr w:type="spellEnd"/>
+      <w:r>
+        <w:rPr>
+          <w:rFonts w:ascii="Consolas" w:hAnsi="Consolas"/>
+          <w:color w:val="CCCCCC"/>
+          <w:sz w:val="21"/>
+          <w:szCs w:val="21"/>
+        </w:rPr>
+        <w:t>);</w:t>
+      </w:r>
+    </w:p>
+    <w:p>
+      <w:pPr>
+        <w:shd w:val="clear" w:color="auto" w:fill="1F1F1F"/>
+        <w:spacing w:line="285" w:lineRule="atLeast"/>
+        <w:rPr>
+          <w:rFonts w:ascii="Consolas" w:hAnsi="Consolas"/>
+          <w:color w:val="CCCCCC"/>
+          <w:sz w:val="21"/>
+          <w:szCs w:val="21"/>
+        </w:rPr>
+      </w:pPr>
+    </w:p>
+    <w:p>
+      <w:pPr>
+        <w:shd w:val="clear" w:color="auto" w:fill="1F1F1F"/>
+        <w:spacing w:line="285" w:lineRule="atLeast"/>
+        <w:rPr>
+          <w:rFonts w:ascii="Consolas" w:hAnsi="Consolas"/>
+          <w:color w:val="CCCCCC"/>
+          <w:sz w:val="21"/>
+          <w:szCs w:val="21"/>
+        </w:rPr>
+      </w:pPr>
+      <w:r>
+        <w:rPr>
+          <w:rFonts w:ascii="Consolas" w:hAnsi="Consolas"/>
+          <w:color w:val="CCCCCC"/>
+          <w:sz w:val="21"/>
+          <w:szCs w:val="21"/>
+        </w:rPr>
+        <w:t xml:space="preserve">      </w:t>
+      </w:r>
+      <w:proofErr w:type="spellStart"/>
+      <w:r>
+        <w:rPr>
+          <w:rFonts w:ascii="Consolas" w:hAnsi="Consolas"/>
+          <w:color w:val="C586C0"/>
+          <w:sz w:val="21"/>
+          <w:szCs w:val="21"/>
+        </w:rPr>
+        <w:t>if</w:t>
+      </w:r>
+      <w:proofErr w:type="spellEnd"/>
+      <w:r>
+        <w:rPr>
+          <w:rFonts w:ascii="Consolas" w:hAnsi="Consolas"/>
+          <w:color w:val="CCCCCC"/>
+          <w:sz w:val="21"/>
+          <w:szCs w:val="21"/>
+        </w:rPr>
+        <w:t xml:space="preserve"> (</w:t>
+      </w:r>
+      <w:proofErr w:type="spellStart"/>
+      <w:r>
+        <w:rPr>
+          <w:rFonts w:ascii="Consolas" w:hAnsi="Consolas"/>
+          <w:color w:val="9CDCFE"/>
+          <w:sz w:val="21"/>
+          <w:szCs w:val="21"/>
+        </w:rPr>
+        <w:t>onFavoriteChange</w:t>
+      </w:r>
+      <w:proofErr w:type="spellEnd"/>
+      <w:r>
+        <w:rPr>
+          <w:rFonts w:ascii="Consolas" w:hAnsi="Consolas"/>
+          <w:color w:val="CCCCCC"/>
+          <w:sz w:val="21"/>
+          <w:szCs w:val="21"/>
+        </w:rPr>
+        <w:t>) {</w:t>
+      </w:r>
+    </w:p>
+    <w:p>
+      <w:pPr>
+        <w:shd w:val="clear" w:color="auto" w:fill="1F1F1F"/>
+        <w:spacing w:line="285" w:lineRule="atLeast"/>
+        <w:rPr>
+          <w:rFonts w:ascii="Consolas" w:hAnsi="Consolas"/>
+          <w:color w:val="CCCCCC"/>
+          <w:sz w:val="21"/>
+          <w:szCs w:val="21"/>
+        </w:rPr>
+      </w:pPr>
+      <w:r>
+        <w:rPr>
+          <w:rFonts w:ascii="Consolas" w:hAnsi="Consolas"/>
+          <w:color w:val="CCCCCC"/>
+          <w:sz w:val="21"/>
+          <w:szCs w:val="21"/>
+        </w:rPr>
+        <w:t xml:space="preserve">        </w:t>
+      </w:r>
+      <w:proofErr w:type="spellStart"/>
+      <w:proofErr w:type="gramStart"/>
+      <w:r>
+        <w:rPr>
+          <w:rFonts w:ascii="Consolas" w:hAnsi="Consolas"/>
+          <w:color w:val="DCDCAA"/>
+          <w:sz w:val="21"/>
+          <w:szCs w:val="21"/>
+        </w:rPr>
+        <w:t>onFavoriteChange</w:t>
+      </w:r>
+      <w:proofErr w:type="spellEnd"/>
+      <w:r>
+        <w:rPr>
+          <w:rFonts w:ascii="Consolas" w:hAnsi="Consolas"/>
+          <w:color w:val="CCCCCC"/>
+          <w:sz w:val="21"/>
+          <w:szCs w:val="21"/>
+        </w:rPr>
+        <w:t>(</w:t>
+      </w:r>
+      <w:proofErr w:type="spellStart"/>
+      <w:proofErr w:type="gramEnd"/>
+      <w:r>
+        <w:rPr>
+          <w:rFonts w:ascii="Consolas" w:hAnsi="Consolas"/>
+          <w:color w:val="4FC1FF"/>
+          <w:sz w:val="21"/>
+          <w:szCs w:val="21"/>
+        </w:rPr>
+        <w:t>id</w:t>
+      </w:r>
+      <w:proofErr w:type="spellEnd"/>
+      <w:r>
+        <w:rPr>
+          <w:rFonts w:ascii="Consolas" w:hAnsi="Consolas"/>
+          <w:color w:val="CCCCCC"/>
+          <w:sz w:val="21"/>
+          <w:szCs w:val="21"/>
+        </w:rPr>
+        <w:t xml:space="preserve">, </w:t>
+      </w:r>
+      <w:proofErr w:type="spellStart"/>
+      <w:r>
+        <w:rPr>
+          <w:rFonts w:ascii="Consolas" w:hAnsi="Consolas"/>
+          <w:color w:val="9CDCFE"/>
+          <w:sz w:val="21"/>
+          <w:szCs w:val="21"/>
+        </w:rPr>
+        <w:t>nowFavorite</w:t>
+      </w:r>
+      <w:proofErr w:type="spellEnd"/>
+      <w:r>
+        <w:rPr>
+          <w:rFonts w:ascii="Consolas" w:hAnsi="Consolas"/>
+          <w:color w:val="CCCCCC"/>
+          <w:sz w:val="21"/>
+          <w:szCs w:val="21"/>
+        </w:rPr>
+        <w:t>);</w:t>
+      </w:r>
+    </w:p>
+    <w:p>
+      <w:pPr>
+        <w:shd w:val="clear" w:color="auto" w:fill="1F1F1F"/>
+        <w:spacing w:line="285" w:lineRule="atLeast"/>
+        <w:rPr>
+          <w:rFonts w:ascii="Consolas" w:hAnsi="Consolas"/>
+          <w:color w:val="CCCCCC"/>
+          <w:sz w:val="21"/>
+          <w:szCs w:val="21"/>
+        </w:rPr>
+      </w:pPr>
+      <w:r>
+        <w:rPr>
+          <w:rFonts w:ascii="Consolas" w:hAnsi="Consolas"/>
+          <w:color w:val="CCCCCC"/>
+          <w:sz w:val="21"/>
+          <w:szCs w:val="21"/>
+        </w:rPr>
+        <w:t>      }</w:t>
+      </w:r>
+    </w:p>
+    <w:p>
+      <w:pPr>
+        <w:shd w:val="clear" w:color="auto" w:fill="1F1F1F"/>
+        <w:spacing w:line="285" w:lineRule="atLeast"/>
+        <w:rPr>
+          <w:rFonts w:ascii="Consolas" w:hAnsi="Consolas"/>
+          <w:color w:val="CCCCCC"/>
+          <w:sz w:val="21"/>
+          <w:szCs w:val="21"/>
+        </w:rPr>
+      </w:pPr>
+      <w:r>
+        <w:rPr>
+          <w:rFonts w:ascii="Consolas" w:hAnsi="Consolas"/>
+          <w:color w:val="CCCCCC"/>
+          <w:sz w:val="21"/>
+          <w:szCs w:val="21"/>
+        </w:rPr>
+        <w:t xml:space="preserve">    } </w:t>
+      </w:r>
+      <w:proofErr w:type="spellStart"/>
+      <w:r>
+        <w:rPr>
+          <w:rFonts w:ascii="Consolas" w:hAnsi="Consolas"/>
+          <w:color w:val="C586C0"/>
+          <w:sz w:val="21"/>
+          <w:szCs w:val="21"/>
+        </w:rPr>
+        <w:t>catch</w:t>
+      </w:r>
+      <w:proofErr w:type="spellEnd"/>
+      <w:r>
+        <w:rPr>
+          <w:rFonts w:ascii="Consolas" w:hAnsi="Consolas"/>
+          <w:color w:val="CCCCCC"/>
+          <w:sz w:val="21"/>
+          <w:szCs w:val="21"/>
+        </w:rPr>
+        <w:t xml:space="preserve"> (</w:t>
+      </w:r>
+      <w:proofErr w:type="spellStart"/>
+      <w:r>
+        <w:rPr>
+          <w:rFonts w:ascii="Consolas" w:hAnsi="Consolas"/>
+          <w:color w:val="9CDCFE"/>
+          <w:sz w:val="21"/>
+          <w:szCs w:val="21"/>
+        </w:rPr>
+        <w:t>error</w:t>
+      </w:r>
+      <w:proofErr w:type="spellEnd"/>
+      <w:r>
+        <w:rPr>
+          <w:rFonts w:ascii="Consolas" w:hAnsi="Consolas"/>
+          <w:color w:val="CCCCCC"/>
+          <w:sz w:val="21"/>
+          <w:szCs w:val="21"/>
+        </w:rPr>
+        <w:t>) {</w:t>
+      </w:r>
+    </w:p>
+    <w:p>
+      <w:pPr>
+        <w:shd w:val="clear" w:color="auto" w:fill="1F1F1F"/>
+        <w:spacing w:line="285" w:lineRule="atLeast"/>
+        <w:rPr>
+          <w:rFonts w:ascii="Consolas" w:hAnsi="Consolas"/>
+          <w:color w:val="CCCCCC"/>
+          <w:sz w:val="21"/>
+          <w:szCs w:val="21"/>
+        </w:rPr>
+      </w:pPr>
+      <w:r>
+        <w:rPr>
+          <w:rFonts w:ascii="Consolas" w:hAnsi="Consolas"/>
+          <w:color w:val="CCCCCC"/>
+          <w:sz w:val="21"/>
+          <w:szCs w:val="21"/>
+        </w:rPr>
+        <w:t xml:space="preserve">      </w:t>
+      </w:r>
+      <w:proofErr w:type="spellStart"/>
+      <w:proofErr w:type="gramStart"/>
+      <w:r>
+        <w:rPr>
+          <w:rFonts w:ascii="Consolas" w:hAnsi="Consolas"/>
+          <w:color w:val="9CDCFE"/>
+          <w:sz w:val="21"/>
+          <w:szCs w:val="21"/>
+        </w:rPr>
+        <w:t>console</w:t>
+      </w:r>
+      <w:r>
+        <w:rPr>
+          <w:rFonts w:ascii="Consolas" w:hAnsi="Consolas"/>
+          <w:color w:val="CCCCCC"/>
+          <w:sz w:val="21"/>
+          <w:szCs w:val="21"/>
+        </w:rPr>
+        <w:t>.</w:t>
+      </w:r>
+      <w:r>
+        <w:rPr>
+          <w:rFonts w:ascii="Consolas" w:hAnsi="Consolas"/>
+          <w:color w:val="DCDCAA"/>
+          <w:sz w:val="21"/>
+          <w:szCs w:val="21"/>
+        </w:rPr>
+        <w:t>error</w:t>
+      </w:r>
+      <w:proofErr w:type="spellEnd"/>
+      <w:proofErr w:type="gramEnd"/>
+      <w:r>
+        <w:rPr>
+          <w:rFonts w:ascii="Consolas" w:hAnsi="Consolas"/>
+          <w:color w:val="CCCCCC"/>
+          <w:sz w:val="21"/>
+          <w:szCs w:val="21"/>
+        </w:rPr>
+        <w:t>(</w:t>
+      </w:r>
+    </w:p>
+    <w:p>
+      <w:pPr>
+        <w:shd w:val="clear" w:color="auto" w:fill="1F1F1F"/>
+        <w:spacing w:line="285" w:lineRule="atLeast"/>
+        <w:rPr>
+          <w:rFonts w:ascii="Consolas" w:hAnsi="Consolas"/>
+          <w:color w:val="CCCCCC"/>
+          <w:sz w:val="21"/>
+          <w:szCs w:val="21"/>
+        </w:rPr>
+      </w:pPr>
+      <w:r>
+        <w:rPr>
+          <w:rFonts w:ascii="Consolas" w:hAnsi="Consolas"/>
+          <w:color w:val="CCCCCC"/>
+          <w:sz w:val="21"/>
+          <w:szCs w:val="21"/>
+        </w:rPr>
+        <w:t xml:space="preserve">        </w:t>
+      </w:r>
+      <w:r>
+        <w:rPr>
+          <w:rFonts w:ascii="Consolas" w:hAnsi="Consolas"/>
+          <w:color w:val="CE9178"/>
+          <w:sz w:val="21"/>
+          <w:szCs w:val="21"/>
+        </w:rPr>
+        <w:t>`</w:t>
+      </w:r>
+      <w:proofErr w:type="spellStart"/>
+      <w:r>
+        <w:rPr>
+          <w:rFonts w:ascii="Consolas" w:hAnsi="Consolas"/>
+          <w:color w:val="CE9178"/>
+          <w:sz w:val="21"/>
+          <w:szCs w:val="21"/>
+        </w:rPr>
+        <w:t>PerfumeCard</w:t>
+      </w:r>
+      <w:proofErr w:type="spellEnd"/>
+      <w:r>
+        <w:rPr>
+          <w:rFonts w:ascii="Consolas" w:hAnsi="Consolas"/>
+          <w:color w:val="CE9178"/>
+          <w:sz w:val="21"/>
+          <w:szCs w:val="21"/>
+        </w:rPr>
+        <w:t xml:space="preserve"> (</w:t>
+      </w:r>
+      <w:r>
+        <w:rPr>
+          <w:rFonts w:ascii="Consolas" w:hAnsi="Consolas"/>
+          <w:color w:val="569CD6"/>
+          <w:sz w:val="21"/>
+          <w:szCs w:val="21"/>
+        </w:rPr>
+        <w:t>${</w:t>
+      </w:r>
+      <w:proofErr w:type="spellStart"/>
+      <w:r>
+        <w:rPr>
+          <w:rFonts w:ascii="Consolas" w:hAnsi="Consolas"/>
+          <w:color w:val="4FC1FF"/>
+          <w:sz w:val="21"/>
+          <w:szCs w:val="21"/>
+        </w:rPr>
+        <w:t>id</w:t>
+      </w:r>
+      <w:proofErr w:type="spellEnd"/>
+      <w:r>
+        <w:rPr>
+          <w:rFonts w:ascii="Consolas" w:hAnsi="Consolas"/>
+          <w:color w:val="569CD6"/>
+          <w:sz w:val="21"/>
+          <w:szCs w:val="21"/>
+        </w:rPr>
+        <w:t>}</w:t>
+      </w:r>
+      <w:r>
+        <w:rPr>
+          <w:rFonts w:ascii="Consolas" w:hAnsi="Consolas"/>
+          <w:color w:val="CE9178"/>
+          <w:sz w:val="21"/>
+          <w:szCs w:val="21"/>
+        </w:rPr>
+        <w:t xml:space="preserve">): Hiba a kedvencek </w:t>
+      </w:r>
+      <w:proofErr w:type="gramStart"/>
+      <w:r>
+        <w:rPr>
+          <w:rFonts w:ascii="Consolas" w:hAnsi="Consolas"/>
+          <w:color w:val="CE9178"/>
+          <w:sz w:val="21"/>
+          <w:szCs w:val="21"/>
+        </w:rPr>
+        <w:t>kezelésekor:`</w:t>
+      </w:r>
+      <w:proofErr w:type="gramEnd"/>
+      <w:r>
+        <w:rPr>
+          <w:rFonts w:ascii="Consolas" w:hAnsi="Consolas"/>
+          <w:color w:val="CCCCCC"/>
+          <w:sz w:val="21"/>
+          <w:szCs w:val="21"/>
+        </w:rPr>
+        <w:t>,</w:t>
+      </w:r>
+    </w:p>
+    <w:p>
+      <w:pPr>
+        <w:shd w:val="clear" w:color="auto" w:fill="1F1F1F"/>
+        <w:spacing w:line="285" w:lineRule="atLeast"/>
+        <w:rPr>
+          <w:rFonts w:ascii="Consolas" w:hAnsi="Consolas"/>
+          <w:color w:val="CCCCCC"/>
+          <w:sz w:val="21"/>
+          <w:szCs w:val="21"/>
+        </w:rPr>
+      </w:pPr>
+      <w:r>
+        <w:rPr>
+          <w:rFonts w:ascii="Consolas" w:hAnsi="Consolas"/>
+          <w:color w:val="CCCCCC"/>
+          <w:sz w:val="21"/>
+          <w:szCs w:val="21"/>
+        </w:rPr>
+        <w:t xml:space="preserve">        </w:t>
+      </w:r>
+      <w:proofErr w:type="spellStart"/>
+      <w:r>
+        <w:rPr>
+          <w:rFonts w:ascii="Consolas" w:hAnsi="Consolas"/>
+          <w:color w:val="9CDCFE"/>
+          <w:sz w:val="21"/>
+          <w:szCs w:val="21"/>
+        </w:rPr>
+        <w:t>error</w:t>
+      </w:r>
+      <w:proofErr w:type="spellEnd"/>
+    </w:p>
+    <w:p>
+      <w:pPr>
+        <w:shd w:val="clear" w:color="auto" w:fill="1F1F1F"/>
+        <w:spacing w:line="285" w:lineRule="atLeast"/>
+        <w:rPr>
+          <w:rFonts w:ascii="Consolas" w:hAnsi="Consolas"/>
+          <w:color w:val="CCCCCC"/>
+          <w:sz w:val="21"/>
+          <w:szCs w:val="21"/>
+        </w:rPr>
+      </w:pPr>
+      <w:r>
+        <w:rPr>
+          <w:rFonts w:ascii="Consolas" w:hAnsi="Consolas"/>
+          <w:color w:val="CCCCCC"/>
+          <w:sz w:val="21"/>
+          <w:szCs w:val="21"/>
+        </w:rPr>
+        <w:t>      );</w:t>
+      </w:r>
+    </w:p>
+    <w:p>
+      <w:pPr>
+        <w:shd w:val="clear" w:color="auto" w:fill="1F1F1F"/>
+        <w:spacing w:line="285" w:lineRule="atLeast"/>
+        <w:rPr>
+          <w:rFonts w:ascii="Consolas" w:hAnsi="Consolas"/>
+          <w:color w:val="CCCCCC"/>
+          <w:sz w:val="21"/>
+          <w:szCs w:val="21"/>
+        </w:rPr>
+      </w:pPr>
+    </w:p>
+    <w:p>
+      <w:pPr>
+        <w:shd w:val="clear" w:color="auto" w:fill="1F1F1F"/>
+        <w:spacing w:line="285" w:lineRule="atLeast"/>
+        <w:rPr>
+          <w:rFonts w:ascii="Consolas" w:hAnsi="Consolas"/>
+          <w:color w:val="CCCCCC"/>
+          <w:sz w:val="21"/>
+          <w:szCs w:val="21"/>
+        </w:rPr>
+      </w:pPr>
+      <w:r>
+        <w:rPr>
+          <w:rFonts w:ascii="Consolas" w:hAnsi="Consolas"/>
+          <w:color w:val="CCCCCC"/>
+          <w:sz w:val="21"/>
+          <w:szCs w:val="21"/>
+        </w:rPr>
+        <w:t>     </w:t>
+      </w:r>
+    </w:p>
+    <w:p>
+      <w:pPr>
+        <w:shd w:val="clear" w:color="auto" w:fill="1F1F1F"/>
+        <w:spacing w:line="285" w:lineRule="atLeast"/>
+        <w:rPr>
+          <w:rFonts w:ascii="Consolas" w:hAnsi="Consolas"/>
+          <w:color w:val="CCCCCC"/>
+          <w:sz w:val="21"/>
+          <w:szCs w:val="21"/>
+        </w:rPr>
+      </w:pPr>
+      <w:r>
+        <w:rPr>
+          <w:rFonts w:ascii="Consolas" w:hAnsi="Consolas"/>
+          <w:color w:val="CCCCCC"/>
+          <w:sz w:val="21"/>
+          <w:szCs w:val="21"/>
+        </w:rPr>
+        <w:t xml:space="preserve">      </w:t>
+      </w:r>
+      <w:proofErr w:type="spellStart"/>
+      <w:r>
+        <w:rPr>
+          <w:rFonts w:ascii="Consolas" w:hAnsi="Consolas"/>
+          <w:color w:val="C586C0"/>
+          <w:sz w:val="21"/>
+          <w:szCs w:val="21"/>
+        </w:rPr>
+        <w:t>if</w:t>
+      </w:r>
+      <w:proofErr w:type="spellEnd"/>
+      <w:r>
+        <w:rPr>
+          <w:rFonts w:ascii="Consolas" w:hAnsi="Consolas"/>
+          <w:color w:val="CCCCCC"/>
+          <w:sz w:val="21"/>
+          <w:szCs w:val="21"/>
+        </w:rPr>
+        <w:t xml:space="preserve"> (</w:t>
+      </w:r>
+      <w:proofErr w:type="spellStart"/>
+      <w:r>
+        <w:rPr>
+          <w:rFonts w:ascii="Consolas" w:hAnsi="Consolas"/>
+          <w:color w:val="9CDCFE"/>
+          <w:sz w:val="21"/>
+          <w:szCs w:val="21"/>
+        </w:rPr>
+        <w:t>error</w:t>
+      </w:r>
+      <w:proofErr w:type="spellEnd"/>
+      <w:r>
+        <w:rPr>
+          <w:rFonts w:ascii="Consolas" w:hAnsi="Consolas"/>
+          <w:color w:val="CCCCCC"/>
+          <w:sz w:val="21"/>
+          <w:szCs w:val="21"/>
+        </w:rPr>
+        <w:t xml:space="preserve"> </w:t>
+      </w:r>
+      <w:r>
+        <w:rPr>
+          <w:rFonts w:ascii="Consolas" w:hAnsi="Consolas"/>
+          <w:color w:val="D4D4D4"/>
+          <w:sz w:val="21"/>
+          <w:szCs w:val="21"/>
+        </w:rPr>
+        <w:t>&amp;&amp;</w:t>
+      </w:r>
+      <w:r>
+        <w:rPr>
+          <w:rFonts w:ascii="Consolas" w:hAnsi="Consolas"/>
+          <w:color w:val="CCCCCC"/>
+          <w:sz w:val="21"/>
+          <w:szCs w:val="21"/>
+        </w:rPr>
+        <w:t xml:space="preserve"> </w:t>
+      </w:r>
+      <w:proofErr w:type="spellStart"/>
+      <w:proofErr w:type="gramStart"/>
+      <w:r>
+        <w:rPr>
+          <w:rFonts w:ascii="Consolas" w:hAnsi="Consolas"/>
+          <w:color w:val="9CDCFE"/>
+          <w:sz w:val="21"/>
+          <w:szCs w:val="21"/>
+        </w:rPr>
+        <w:t>error</w:t>
+      </w:r>
+      <w:r>
+        <w:rPr>
+          <w:rFonts w:ascii="Consolas" w:hAnsi="Consolas"/>
+          <w:color w:val="CCCCCC"/>
+          <w:sz w:val="21"/>
+          <w:szCs w:val="21"/>
+        </w:rPr>
+        <w:t>.</w:t>
+      </w:r>
+      <w:r>
+        <w:rPr>
+          <w:rFonts w:ascii="Consolas" w:hAnsi="Consolas"/>
+          <w:color w:val="9CDCFE"/>
+          <w:sz w:val="21"/>
+          <w:szCs w:val="21"/>
+        </w:rPr>
+        <w:t>error</w:t>
+      </w:r>
+      <w:proofErr w:type="spellEnd"/>
+      <w:proofErr w:type="gramEnd"/>
+      <w:r>
+        <w:rPr>
+          <w:rFonts w:ascii="Consolas" w:hAnsi="Consolas"/>
+          <w:color w:val="CCCCCC"/>
+          <w:sz w:val="21"/>
+          <w:szCs w:val="21"/>
+        </w:rPr>
+        <w:t xml:space="preserve"> </w:t>
+      </w:r>
+      <w:r>
+        <w:rPr>
+          <w:rFonts w:ascii="Consolas" w:hAnsi="Consolas"/>
+          <w:color w:val="D4D4D4"/>
+          <w:sz w:val="21"/>
+          <w:szCs w:val="21"/>
+        </w:rPr>
+        <w:t>===</w:t>
+      </w:r>
+      <w:r>
+        <w:rPr>
+          <w:rFonts w:ascii="Consolas" w:hAnsi="Consolas"/>
+          <w:color w:val="CCCCCC"/>
+          <w:sz w:val="21"/>
+          <w:szCs w:val="21"/>
+        </w:rPr>
+        <w:t xml:space="preserve"> </w:t>
+      </w:r>
+      <w:r>
+        <w:rPr>
+          <w:rFonts w:ascii="Consolas" w:hAnsi="Consolas"/>
+          <w:color w:val="CE9178"/>
+          <w:sz w:val="21"/>
+          <w:szCs w:val="21"/>
+        </w:rPr>
+        <w:t>"</w:t>
+      </w:r>
+      <w:proofErr w:type="spellStart"/>
+      <w:r>
+        <w:rPr>
+          <w:rFonts w:ascii="Consolas" w:hAnsi="Consolas"/>
+          <w:color w:val="CE9178"/>
+          <w:sz w:val="21"/>
+          <w:szCs w:val="21"/>
+        </w:rPr>
+        <w:t>Token</w:t>
+      </w:r>
+      <w:proofErr w:type="spellEnd"/>
+      <w:r>
+        <w:rPr>
+          <w:rFonts w:ascii="Consolas" w:hAnsi="Consolas"/>
+          <w:color w:val="CE9178"/>
+          <w:sz w:val="21"/>
+          <w:szCs w:val="21"/>
+        </w:rPr>
+        <w:t xml:space="preserve"> érvénytelen!"</w:t>
+      </w:r>
+      <w:r>
+        <w:rPr>
+          <w:rFonts w:ascii="Consolas" w:hAnsi="Consolas"/>
+          <w:color w:val="CCCCCC"/>
+          <w:sz w:val="21"/>
+          <w:szCs w:val="21"/>
+        </w:rPr>
+        <w:t>) {</w:t>
+      </w:r>
+    </w:p>
+    <w:p>
+      <w:pPr>
+        <w:shd w:val="clear" w:color="auto" w:fill="1F1F1F"/>
+        <w:spacing w:line="285" w:lineRule="atLeast"/>
+        <w:rPr>
+          <w:rFonts w:ascii="Consolas" w:hAnsi="Consolas"/>
+          <w:color w:val="CCCCCC"/>
+          <w:sz w:val="21"/>
+          <w:szCs w:val="21"/>
+        </w:rPr>
+      </w:pPr>
+      <w:r>
+        <w:rPr>
+          <w:rFonts w:ascii="Consolas" w:hAnsi="Consolas"/>
+          <w:color w:val="CCCCCC"/>
+          <w:sz w:val="21"/>
+          <w:szCs w:val="21"/>
+        </w:rPr>
+        <w:t xml:space="preserve">        </w:t>
+      </w:r>
+      <w:proofErr w:type="spellStart"/>
+      <w:proofErr w:type="gramStart"/>
+      <w:r>
+        <w:rPr>
+          <w:rFonts w:ascii="Consolas" w:hAnsi="Consolas"/>
+          <w:color w:val="9CDCFE"/>
+          <w:sz w:val="21"/>
+          <w:szCs w:val="21"/>
+        </w:rPr>
+        <w:t>console</w:t>
+      </w:r>
+      <w:r>
+        <w:rPr>
+          <w:rFonts w:ascii="Consolas" w:hAnsi="Consolas"/>
+          <w:color w:val="CCCCCC"/>
+          <w:sz w:val="21"/>
+          <w:szCs w:val="21"/>
+        </w:rPr>
+        <w:t>.</w:t>
+      </w:r>
+      <w:r>
+        <w:rPr>
+          <w:rFonts w:ascii="Consolas" w:hAnsi="Consolas"/>
+          <w:color w:val="DCDCAA"/>
+          <w:sz w:val="21"/>
+          <w:szCs w:val="21"/>
+        </w:rPr>
+        <w:t>warn</w:t>
+      </w:r>
+      <w:proofErr w:type="spellEnd"/>
+      <w:proofErr w:type="gramEnd"/>
+      <w:r>
+        <w:rPr>
+          <w:rFonts w:ascii="Consolas" w:hAnsi="Consolas"/>
+          <w:color w:val="CCCCCC"/>
+          <w:sz w:val="21"/>
+          <w:szCs w:val="21"/>
+        </w:rPr>
+        <w:t>(</w:t>
+      </w:r>
+    </w:p>
+    <w:p>
+      <w:pPr>
+        <w:shd w:val="clear" w:color="auto" w:fill="1F1F1F"/>
+        <w:spacing w:line="285" w:lineRule="atLeast"/>
+        <w:rPr>
+          <w:rFonts w:ascii="Consolas" w:hAnsi="Consolas"/>
+          <w:color w:val="CCCCCC"/>
+          <w:sz w:val="21"/>
+          <w:szCs w:val="21"/>
+        </w:rPr>
+      </w:pPr>
+      <w:r>
+        <w:rPr>
+          <w:rFonts w:ascii="Consolas" w:hAnsi="Consolas"/>
+          <w:color w:val="CCCCCC"/>
+          <w:sz w:val="21"/>
+          <w:szCs w:val="21"/>
+        </w:rPr>
+        <w:t xml:space="preserve">          </w:t>
+      </w:r>
+      <w:r>
+        <w:rPr>
+          <w:rFonts w:ascii="Consolas" w:hAnsi="Consolas"/>
+          <w:color w:val="CE9178"/>
+          <w:sz w:val="21"/>
+          <w:szCs w:val="21"/>
+        </w:rPr>
+        <w:t>`</w:t>
+      </w:r>
+      <w:proofErr w:type="spellStart"/>
+      <w:r>
+        <w:rPr>
+          <w:rFonts w:ascii="Consolas" w:hAnsi="Consolas"/>
+          <w:color w:val="CE9178"/>
+          <w:sz w:val="21"/>
+          <w:szCs w:val="21"/>
+        </w:rPr>
+        <w:t>PerfumeCard</w:t>
+      </w:r>
+      <w:proofErr w:type="spellEnd"/>
+      <w:r>
+        <w:rPr>
+          <w:rFonts w:ascii="Consolas" w:hAnsi="Consolas"/>
+          <w:color w:val="CE9178"/>
+          <w:sz w:val="21"/>
+          <w:szCs w:val="21"/>
+        </w:rPr>
+        <w:t xml:space="preserve"> (</w:t>
+      </w:r>
+      <w:r>
+        <w:rPr>
+          <w:rFonts w:ascii="Consolas" w:hAnsi="Consolas"/>
+          <w:color w:val="569CD6"/>
+          <w:sz w:val="21"/>
+          <w:szCs w:val="21"/>
+        </w:rPr>
+        <w:t>${</w:t>
+      </w:r>
+      <w:proofErr w:type="spellStart"/>
+      <w:r>
+        <w:rPr>
+          <w:rFonts w:ascii="Consolas" w:hAnsi="Consolas"/>
+          <w:color w:val="4FC1FF"/>
+          <w:sz w:val="21"/>
+          <w:szCs w:val="21"/>
+        </w:rPr>
+        <w:t>id</w:t>
+      </w:r>
+      <w:proofErr w:type="spellEnd"/>
+      <w:r>
+        <w:rPr>
+          <w:rFonts w:ascii="Consolas" w:hAnsi="Consolas"/>
+          <w:color w:val="569CD6"/>
+          <w:sz w:val="21"/>
+          <w:szCs w:val="21"/>
+        </w:rPr>
+        <w:t>}</w:t>
+      </w:r>
+      <w:r>
+        <w:rPr>
+          <w:rFonts w:ascii="Consolas" w:hAnsi="Consolas"/>
+          <w:color w:val="CE9178"/>
+          <w:sz w:val="21"/>
+          <w:szCs w:val="21"/>
+        </w:rPr>
+        <w:t xml:space="preserve">): </w:t>
+      </w:r>
+      <w:proofErr w:type="spellStart"/>
+      <w:r>
+        <w:rPr>
+          <w:rFonts w:ascii="Consolas" w:hAnsi="Consolas"/>
+          <w:color w:val="CE9178"/>
+          <w:sz w:val="21"/>
+          <w:szCs w:val="21"/>
+        </w:rPr>
+        <w:t>Invalid</w:t>
+      </w:r>
+      <w:proofErr w:type="spellEnd"/>
+      <w:r>
+        <w:rPr>
+          <w:rFonts w:ascii="Consolas" w:hAnsi="Consolas"/>
+          <w:color w:val="CE9178"/>
+          <w:sz w:val="21"/>
+          <w:szCs w:val="21"/>
+        </w:rPr>
+        <w:t xml:space="preserve"> </w:t>
+      </w:r>
+      <w:proofErr w:type="spellStart"/>
+      <w:r>
+        <w:rPr>
+          <w:rFonts w:ascii="Consolas" w:hAnsi="Consolas"/>
+          <w:color w:val="CE9178"/>
+          <w:sz w:val="21"/>
+          <w:szCs w:val="21"/>
+        </w:rPr>
+        <w:t>token</w:t>
+      </w:r>
+      <w:proofErr w:type="spellEnd"/>
+      <w:r>
+        <w:rPr>
+          <w:rFonts w:ascii="Consolas" w:hAnsi="Consolas"/>
+          <w:color w:val="CE9178"/>
+          <w:sz w:val="21"/>
+          <w:szCs w:val="21"/>
+        </w:rPr>
+        <w:t xml:space="preserve"> </w:t>
+      </w:r>
+      <w:proofErr w:type="spellStart"/>
+      <w:r>
+        <w:rPr>
+          <w:rFonts w:ascii="Consolas" w:hAnsi="Consolas"/>
+          <w:color w:val="CE9178"/>
+          <w:sz w:val="21"/>
+          <w:szCs w:val="21"/>
+        </w:rPr>
+        <w:t>detected</w:t>
+      </w:r>
+      <w:proofErr w:type="spellEnd"/>
+      <w:r>
+        <w:rPr>
+          <w:rFonts w:ascii="Consolas" w:hAnsi="Consolas"/>
+          <w:color w:val="CE9178"/>
+          <w:sz w:val="21"/>
+          <w:szCs w:val="21"/>
+        </w:rPr>
+        <w:t xml:space="preserve"> </w:t>
+      </w:r>
+      <w:proofErr w:type="spellStart"/>
+      <w:r>
+        <w:rPr>
+          <w:rFonts w:ascii="Consolas" w:hAnsi="Consolas"/>
+          <w:color w:val="CE9178"/>
+          <w:sz w:val="21"/>
+          <w:szCs w:val="21"/>
+        </w:rPr>
+        <w:t>on</w:t>
+      </w:r>
+      <w:proofErr w:type="spellEnd"/>
+      <w:r>
+        <w:rPr>
+          <w:rFonts w:ascii="Consolas" w:hAnsi="Consolas"/>
+          <w:color w:val="CE9178"/>
+          <w:sz w:val="21"/>
+          <w:szCs w:val="21"/>
+        </w:rPr>
+        <w:t xml:space="preserve"> </w:t>
+      </w:r>
+      <w:proofErr w:type="spellStart"/>
+      <w:r>
+        <w:rPr>
+          <w:rFonts w:ascii="Consolas" w:hAnsi="Consolas"/>
+          <w:color w:val="CE9178"/>
+          <w:sz w:val="21"/>
+          <w:szCs w:val="21"/>
+        </w:rPr>
+        <w:t>toggle</w:t>
+      </w:r>
+      <w:proofErr w:type="spellEnd"/>
+      <w:r>
+        <w:rPr>
+          <w:rFonts w:ascii="Consolas" w:hAnsi="Consolas"/>
+          <w:color w:val="CE9178"/>
+          <w:sz w:val="21"/>
+          <w:szCs w:val="21"/>
+        </w:rPr>
+        <w:t xml:space="preserve">. </w:t>
+      </w:r>
+      <w:proofErr w:type="spellStart"/>
+      <w:r>
+        <w:rPr>
+          <w:rFonts w:ascii="Consolas" w:hAnsi="Consolas"/>
+          <w:color w:val="CE9178"/>
+          <w:sz w:val="21"/>
+          <w:szCs w:val="21"/>
+        </w:rPr>
+        <w:t>Logging</w:t>
+      </w:r>
+      <w:proofErr w:type="spellEnd"/>
+      <w:r>
+        <w:rPr>
+          <w:rFonts w:ascii="Consolas" w:hAnsi="Consolas"/>
+          <w:color w:val="CE9178"/>
+          <w:sz w:val="21"/>
+          <w:szCs w:val="21"/>
+        </w:rPr>
+        <w:t xml:space="preserve"> </w:t>
+      </w:r>
+      <w:proofErr w:type="gramStart"/>
+      <w:r>
+        <w:rPr>
+          <w:rFonts w:ascii="Consolas" w:hAnsi="Consolas"/>
+          <w:color w:val="CE9178"/>
+          <w:sz w:val="21"/>
+          <w:szCs w:val="21"/>
+        </w:rPr>
+        <w:t>out.`</w:t>
+      </w:r>
+      <w:proofErr w:type="gramEnd"/>
+    </w:p>
+    <w:p>
+      <w:pPr>
+        <w:shd w:val="clear" w:color="auto" w:fill="1F1F1F"/>
+        <w:spacing w:line="285" w:lineRule="atLeast"/>
+        <w:rPr>
+          <w:rFonts w:ascii="Consolas" w:hAnsi="Consolas"/>
+          <w:color w:val="CCCCCC"/>
+          <w:sz w:val="21"/>
+          <w:szCs w:val="21"/>
+        </w:rPr>
+      </w:pPr>
+      <w:r>
+        <w:rPr>
+          <w:rFonts w:ascii="Consolas" w:hAnsi="Consolas"/>
+          <w:color w:val="CCCCCC"/>
+          <w:sz w:val="21"/>
+          <w:szCs w:val="21"/>
+        </w:rPr>
+        <w:t>        );</w:t>
+      </w:r>
+    </w:p>
+    <w:p>
+      <w:pPr>
+        <w:shd w:val="clear" w:color="auto" w:fill="1F1F1F"/>
+        <w:spacing w:line="285" w:lineRule="atLeast"/>
+        <w:rPr>
+          <w:rFonts w:ascii="Consolas" w:hAnsi="Consolas"/>
+          <w:color w:val="CCCCCC"/>
+          <w:sz w:val="21"/>
+          <w:szCs w:val="21"/>
+        </w:rPr>
+      </w:pPr>
+      <w:r>
+        <w:rPr>
+          <w:rFonts w:ascii="Consolas" w:hAnsi="Consolas"/>
+          <w:color w:val="CCCCCC"/>
+          <w:sz w:val="21"/>
+          <w:szCs w:val="21"/>
+        </w:rPr>
+        <w:t xml:space="preserve">        </w:t>
+      </w:r>
+      <w:proofErr w:type="gramStart"/>
+      <w:r>
+        <w:rPr>
+          <w:rFonts w:ascii="Consolas" w:hAnsi="Consolas"/>
+          <w:color w:val="DCDCAA"/>
+          <w:sz w:val="21"/>
+          <w:szCs w:val="21"/>
+        </w:rPr>
+        <w:t>logout</w:t>
+      </w:r>
+      <w:r>
+        <w:rPr>
+          <w:rFonts w:ascii="Consolas" w:hAnsi="Consolas"/>
+          <w:color w:val="CCCCCC"/>
+          <w:sz w:val="21"/>
+          <w:szCs w:val="21"/>
+        </w:rPr>
+        <w:t>(</w:t>
+      </w:r>
+      <w:proofErr w:type="gramEnd"/>
+      <w:r>
+        <w:rPr>
+          <w:rFonts w:ascii="Consolas" w:hAnsi="Consolas"/>
+          <w:color w:val="CCCCCC"/>
+          <w:sz w:val="21"/>
+          <w:szCs w:val="21"/>
+        </w:rPr>
+        <w:t xml:space="preserve">); </w:t>
+      </w:r>
+    </w:p>
+    <w:p>
+      <w:pPr>
+        <w:shd w:val="clear" w:color="auto" w:fill="1F1F1F"/>
+        <w:spacing w:line="285" w:lineRule="atLeast"/>
+        <w:rPr>
+          <w:rFonts w:ascii="Consolas" w:hAnsi="Consolas"/>
+          <w:color w:val="CCCCCC"/>
+          <w:sz w:val="21"/>
+          <w:szCs w:val="21"/>
+        </w:rPr>
+      </w:pPr>
+      <w:r>
+        <w:rPr>
+          <w:rFonts w:ascii="Consolas" w:hAnsi="Consolas"/>
+          <w:color w:val="CCCCCC"/>
+          <w:sz w:val="21"/>
+          <w:szCs w:val="21"/>
+        </w:rPr>
+        <w:t xml:space="preserve">      } </w:t>
+      </w:r>
+      <w:proofErr w:type="spellStart"/>
+      <w:r>
+        <w:rPr>
+          <w:rFonts w:ascii="Consolas" w:hAnsi="Consolas"/>
+          <w:color w:val="C586C0"/>
+          <w:sz w:val="21"/>
+          <w:szCs w:val="21"/>
+        </w:rPr>
+        <w:t>else</w:t>
+      </w:r>
+      <w:proofErr w:type="spellEnd"/>
+      <w:r>
+        <w:rPr>
+          <w:rFonts w:ascii="Consolas" w:hAnsi="Consolas"/>
+          <w:color w:val="CCCCCC"/>
+          <w:sz w:val="21"/>
+          <w:szCs w:val="21"/>
+        </w:rPr>
+        <w:t xml:space="preserve"> {</w:t>
+      </w:r>
+    </w:p>
+    <w:p>
+      <w:pPr>
+        <w:shd w:val="clear" w:color="auto" w:fill="1F1F1F"/>
+        <w:spacing w:line="285" w:lineRule="atLeast"/>
+        <w:rPr>
+          <w:rFonts w:ascii="Consolas" w:hAnsi="Consolas"/>
+          <w:color w:val="CCCCCC"/>
+          <w:sz w:val="21"/>
+          <w:szCs w:val="21"/>
+        </w:rPr>
+      </w:pPr>
+      <w:r>
+        <w:rPr>
+          <w:rFonts w:ascii="Consolas" w:hAnsi="Consolas"/>
+          <w:color w:val="CCCCCC"/>
+          <w:sz w:val="21"/>
+          <w:szCs w:val="21"/>
+        </w:rPr>
+        <w:t xml:space="preserve">        </w:t>
+      </w:r>
+      <w:proofErr w:type="spellStart"/>
+      <w:proofErr w:type="gramStart"/>
+      <w:r>
+        <w:rPr>
+          <w:rFonts w:ascii="Consolas" w:hAnsi="Consolas"/>
+          <w:color w:val="DCDCAA"/>
+          <w:sz w:val="21"/>
+          <w:szCs w:val="21"/>
+        </w:rPr>
+        <w:t>alert</w:t>
+      </w:r>
+      <w:proofErr w:type="spellEnd"/>
+      <w:r>
+        <w:rPr>
+          <w:rFonts w:ascii="Consolas" w:hAnsi="Consolas"/>
+          <w:color w:val="CCCCCC"/>
+          <w:sz w:val="21"/>
+          <w:szCs w:val="21"/>
+        </w:rPr>
+        <w:t>(</w:t>
+      </w:r>
+      <w:proofErr w:type="gramEnd"/>
+    </w:p>
+    <w:p>
+      <w:pPr>
+        <w:shd w:val="clear" w:color="auto" w:fill="1F1F1F"/>
+        <w:spacing w:line="285" w:lineRule="atLeast"/>
+        <w:rPr>
+          <w:rFonts w:ascii="Consolas" w:hAnsi="Consolas"/>
+          <w:color w:val="CCCCCC"/>
+          <w:sz w:val="21"/>
+          <w:szCs w:val="21"/>
+        </w:rPr>
+      </w:pPr>
+      <w:r>
+        <w:rPr>
+          <w:rFonts w:ascii="Consolas" w:hAnsi="Consolas"/>
+          <w:color w:val="CCCCCC"/>
+          <w:sz w:val="21"/>
+          <w:szCs w:val="21"/>
+        </w:rPr>
+        <w:t xml:space="preserve">          </w:t>
+      </w:r>
+      <w:r>
+        <w:rPr>
+          <w:rFonts w:ascii="Consolas" w:hAnsi="Consolas"/>
+          <w:color w:val="CE9178"/>
+          <w:sz w:val="21"/>
+          <w:szCs w:val="21"/>
+        </w:rPr>
+        <w:t xml:space="preserve">`Hiba: </w:t>
+      </w:r>
+      <w:r>
+        <w:rPr>
+          <w:rFonts w:ascii="Consolas" w:hAnsi="Consolas"/>
+          <w:color w:val="569CD6"/>
+          <w:sz w:val="21"/>
+          <w:szCs w:val="21"/>
+        </w:rPr>
+        <w:t>${</w:t>
+      </w:r>
+      <w:proofErr w:type="spellStart"/>
+      <w:proofErr w:type="gramStart"/>
+      <w:r>
+        <w:rPr>
+          <w:rFonts w:ascii="Consolas" w:hAnsi="Consolas"/>
+          <w:color w:val="9CDCFE"/>
+          <w:sz w:val="21"/>
+          <w:szCs w:val="21"/>
+        </w:rPr>
+        <w:t>error</w:t>
+      </w:r>
+      <w:r>
+        <w:rPr>
+          <w:rFonts w:ascii="Consolas" w:hAnsi="Consolas"/>
+          <w:color w:val="D4D4D4"/>
+          <w:sz w:val="21"/>
+          <w:szCs w:val="21"/>
+        </w:rPr>
+        <w:t>.</w:t>
+      </w:r>
+      <w:r>
+        <w:rPr>
+          <w:rFonts w:ascii="Consolas" w:hAnsi="Consolas"/>
+          <w:color w:val="9CDCFE"/>
+          <w:sz w:val="21"/>
+          <w:szCs w:val="21"/>
+        </w:rPr>
+        <w:t>message</w:t>
+      </w:r>
+      <w:proofErr w:type="spellEnd"/>
+      <w:proofErr w:type="gramEnd"/>
+      <w:r>
+        <w:rPr>
+          <w:rFonts w:ascii="Consolas" w:hAnsi="Consolas"/>
+          <w:color w:val="D4D4D4"/>
+          <w:sz w:val="21"/>
+          <w:szCs w:val="21"/>
+        </w:rPr>
+        <w:t xml:space="preserve"> || </w:t>
+      </w:r>
+      <w:r>
+        <w:rPr>
+          <w:rFonts w:ascii="Consolas" w:hAnsi="Consolas"/>
+          <w:color w:val="CE9178"/>
+          <w:sz w:val="21"/>
+          <w:szCs w:val="21"/>
+        </w:rPr>
+        <w:t>"Nem sikerült módosítani a kedvencet."</w:t>
+      </w:r>
+      <w:r>
+        <w:rPr>
+          <w:rFonts w:ascii="Consolas" w:hAnsi="Consolas"/>
+          <w:color w:val="569CD6"/>
+          <w:sz w:val="21"/>
+          <w:szCs w:val="21"/>
+        </w:rPr>
+        <w:t>}</w:t>
+      </w:r>
+      <w:r>
+        <w:rPr>
+          <w:rFonts w:ascii="Consolas" w:hAnsi="Consolas"/>
+          <w:color w:val="CE9178"/>
+          <w:sz w:val="21"/>
+          <w:szCs w:val="21"/>
+        </w:rPr>
+        <w:t>`</w:t>
+      </w:r>
+    </w:p>
+    <w:p>
+      <w:pPr>
+        <w:shd w:val="clear" w:color="auto" w:fill="1F1F1F"/>
+        <w:spacing w:line="285" w:lineRule="atLeast"/>
+        <w:rPr>
+          <w:rFonts w:ascii="Consolas" w:hAnsi="Consolas"/>
+          <w:color w:val="CCCCCC"/>
+          <w:sz w:val="21"/>
+          <w:szCs w:val="21"/>
+        </w:rPr>
+      </w:pPr>
+      <w:r>
+        <w:rPr>
+          <w:rFonts w:ascii="Consolas" w:hAnsi="Consolas"/>
+          <w:color w:val="CCCCCC"/>
+          <w:sz w:val="21"/>
+          <w:szCs w:val="21"/>
+        </w:rPr>
+        <w:t>        );</w:t>
+      </w:r>
+    </w:p>
+    <w:p>
+      <w:pPr>
+        <w:shd w:val="clear" w:color="auto" w:fill="1F1F1F"/>
+        <w:spacing w:line="285" w:lineRule="atLeast"/>
+        <w:rPr>
+          <w:rFonts w:ascii="Consolas" w:hAnsi="Consolas"/>
+          <w:color w:val="CCCCCC"/>
+          <w:sz w:val="21"/>
+          <w:szCs w:val="21"/>
+        </w:rPr>
+      </w:pPr>
+      <w:r>
+        <w:rPr>
+          <w:rFonts w:ascii="Consolas" w:hAnsi="Consolas"/>
+          <w:color w:val="CCCCCC"/>
+          <w:sz w:val="21"/>
+          <w:szCs w:val="21"/>
+        </w:rPr>
+        <w:t>      }</w:t>
+      </w:r>
+    </w:p>
+    <w:p>
+      <w:pPr>
+        <w:shd w:val="clear" w:color="auto" w:fill="1F1F1F"/>
+        <w:spacing w:line="285" w:lineRule="atLeast"/>
+        <w:rPr>
+          <w:rFonts w:ascii="Consolas" w:hAnsi="Consolas"/>
+          <w:color w:val="CCCCCC"/>
+          <w:sz w:val="21"/>
+          <w:szCs w:val="21"/>
+        </w:rPr>
+      </w:pPr>
+      <w:r>
+        <w:rPr>
+          <w:rFonts w:ascii="Consolas" w:hAnsi="Consolas"/>
+          <w:color w:val="CCCCCC"/>
+          <w:sz w:val="21"/>
+          <w:szCs w:val="21"/>
+        </w:rPr>
+        <w:t xml:space="preserve">    } </w:t>
+      </w:r>
+      <w:proofErr w:type="spellStart"/>
+      <w:r>
+        <w:rPr>
+          <w:rFonts w:ascii="Consolas" w:hAnsi="Consolas"/>
+          <w:color w:val="C586C0"/>
+          <w:sz w:val="21"/>
+          <w:szCs w:val="21"/>
+        </w:rPr>
+        <w:t>finally</w:t>
+      </w:r>
+      <w:proofErr w:type="spellEnd"/>
+      <w:r>
+        <w:rPr>
+          <w:rFonts w:ascii="Consolas" w:hAnsi="Consolas"/>
+          <w:color w:val="CCCCCC"/>
+          <w:sz w:val="21"/>
+          <w:szCs w:val="21"/>
+        </w:rPr>
+        <w:t xml:space="preserve"> {</w:t>
+      </w:r>
+    </w:p>
+    <w:p>
+      <w:pPr>
+        <w:shd w:val="clear" w:color="auto" w:fill="1F1F1F"/>
+        <w:spacing w:line="285" w:lineRule="atLeast"/>
+        <w:rPr>
+          <w:rFonts w:ascii="Consolas" w:hAnsi="Consolas"/>
+          <w:color w:val="CCCCCC"/>
+          <w:sz w:val="21"/>
+          <w:szCs w:val="21"/>
+        </w:rPr>
+      </w:pPr>
+      <w:r>
+        <w:rPr>
+          <w:rFonts w:ascii="Consolas" w:hAnsi="Consolas"/>
+          <w:color w:val="CCCCCC"/>
+          <w:sz w:val="21"/>
+          <w:szCs w:val="21"/>
+        </w:rPr>
+        <w:t xml:space="preserve">      </w:t>
+      </w:r>
+      <w:proofErr w:type="spellStart"/>
+      <w:r>
+        <w:rPr>
+          <w:rFonts w:ascii="Consolas" w:hAnsi="Consolas"/>
+          <w:color w:val="DCDCAA"/>
+          <w:sz w:val="21"/>
+          <w:szCs w:val="21"/>
+        </w:rPr>
+        <w:t>setLoadingFavorite</w:t>
+      </w:r>
+      <w:proofErr w:type="spellEnd"/>
+      <w:r>
+        <w:rPr>
+          <w:rFonts w:ascii="Consolas" w:hAnsi="Consolas"/>
+          <w:color w:val="CCCCCC"/>
+          <w:sz w:val="21"/>
+          <w:szCs w:val="21"/>
+        </w:rPr>
+        <w:t>(</w:t>
+      </w:r>
+      <w:proofErr w:type="spellStart"/>
+      <w:r>
+        <w:rPr>
+          <w:rFonts w:ascii="Consolas" w:hAnsi="Consolas"/>
+          <w:color w:val="569CD6"/>
+          <w:sz w:val="21"/>
+          <w:szCs w:val="21"/>
+        </w:rPr>
+        <w:t>false</w:t>
+      </w:r>
+      <w:proofErr w:type="spellEnd"/>
+      <w:r>
+        <w:rPr>
+          <w:rFonts w:ascii="Consolas" w:hAnsi="Consolas"/>
+          <w:color w:val="CCCCCC"/>
+          <w:sz w:val="21"/>
+          <w:szCs w:val="21"/>
+        </w:rPr>
+        <w:t xml:space="preserve">); </w:t>
+      </w:r>
+    </w:p>
+    <w:p>
+      <w:pPr>
+        <w:shd w:val="clear" w:color="auto" w:fill="1F1F1F"/>
+        <w:spacing w:line="285" w:lineRule="atLeast"/>
+        <w:rPr>
+          <w:rFonts w:ascii="Consolas" w:hAnsi="Consolas"/>
+          <w:color w:val="CCCCCC"/>
+          <w:sz w:val="21"/>
+          <w:szCs w:val="21"/>
+        </w:rPr>
+      </w:pPr>
+      <w:r>
+        <w:rPr>
+          <w:rFonts w:ascii="Consolas" w:hAnsi="Consolas"/>
+          <w:color w:val="CCCCCC"/>
+          <w:sz w:val="21"/>
+          <w:szCs w:val="21"/>
+        </w:rPr>
+        <w:t>    }</w:t>
+      </w:r>
+    </w:p>
+    <w:p>
+      <w:pPr>
+        <w:shd w:val="clear" w:color="auto" w:fill="1F1F1F"/>
+        <w:spacing w:line="285" w:lineRule="atLeast"/>
+        <w:rPr>
+          <w:rFonts w:ascii="Consolas" w:hAnsi="Consolas"/>
+          <w:color w:val="CCCCCC"/>
+          <w:sz w:val="21"/>
+          <w:szCs w:val="21"/>
+        </w:rPr>
+      </w:pPr>
+      <w:r>
+        <w:rPr>
+          <w:rFonts w:ascii="Consolas" w:hAnsi="Consolas"/>
+          <w:color w:val="CCCCCC"/>
+          <w:sz w:val="21"/>
+          <w:szCs w:val="21"/>
+        </w:rPr>
+        <w:t>  };</w:t>
+      </w:r>
+    </w:p>
+    <w:p>
+      <w:pPr>
+        <w:pStyle w:val="ng-star-inserted"/>
+        <w:numPr>
+          <w:ilvl w:val="0"/>
+          <w:numId w:val="36"/>
+        </w:numPr>
+        <w:shd w:val="clear" w:color="auto" w:fill="FFFFFF"/>
+        <w:spacing w:before="0" w:beforeAutospacing="0" w:after="45" w:afterAutospacing="0" w:line="360" w:lineRule="auto"/>
+        <w:rPr>
+          <w:color w:val="1A1C1E"/>
+        </w:rPr>
+      </w:pPr>
+      <w:r>
+        <w:rPr>
+          <w:rStyle w:val="inline-code"/>
+          <w:rFonts w:eastAsiaTheme="majorEastAsia"/>
+          <w:b/>
+          <w:bCs/>
+          <w:color w:val="1A1C1E"/>
+          <w:bdr w:val="single" w:sz="4" w:space="0" w:color="F3F3F6" w:frame="1"/>
+        </w:rPr>
+        <w:t xml:space="preserve"> </w:t>
+      </w:r>
+      <w:r>
+        <w:rPr>
+          <w:rStyle w:val="inline-code"/>
+          <w:rFonts w:eastAsiaTheme="majorEastAsia"/>
+          <w:b/>
+          <w:bCs/>
+          <w:color w:val="1A1C1E"/>
+          <w:bdr w:val="single" w:sz="4" w:space="0" w:color="F3F3F6" w:frame="1"/>
+        </w:rPr>
+        <w:t>PerfumeDetail.js</w:t>
+      </w:r>
+      <w:r>
+        <w:rPr>
+          <w:rStyle w:val="ng-star-inserted1"/>
+          <w:rFonts w:eastAsiaTheme="majorEastAsia"/>
+          <w:b/>
+          <w:bCs/>
+          <w:color w:val="1A1C1E"/>
+        </w:rPr>
+        <w:t>:</w:t>
+      </w:r>
+    </w:p>
+    <w:p>
+      <w:pPr>
         <w:pStyle w:val="ng-star-inserted"/>
         <w:numPr>
           <w:ilvl w:val="1"/>
@@ -18390,6 +21192,170 @@
           <w:rFonts w:eastAsiaTheme="majorEastAsia"/>
           <w:color w:val="1A1C1E"/>
         </w:rPr>
+        <w:t>Megjeleníti egy parfüm összes részletét (kép, adatok, boltok, értékelések).</w:t>
+      </w:r>
+    </w:p>
+    <w:p>
+      <w:pPr>
+        <w:pStyle w:val="ng-star-inserted"/>
+        <w:numPr>
+          <w:ilvl w:val="1"/>
+          <w:numId w:val="36"/>
+        </w:numPr>
+        <w:shd w:val="clear" w:color="auto" w:fill="FFFFFF"/>
+        <w:spacing w:before="0" w:beforeAutospacing="0" w:after="45" w:afterAutospacing="0" w:line="360" w:lineRule="auto"/>
+        <w:rPr>
+          <w:color w:val="1A1C1E"/>
+        </w:rPr>
+      </w:pPr>
+      <w:r>
+        <w:rPr>
+          <w:rStyle w:val="ng-star-inserted1"/>
+          <w:rFonts w:eastAsiaTheme="majorEastAsia"/>
+          <w:color w:val="1A1C1E"/>
+        </w:rPr>
+        <w:t>Lekéri a parfüm adatait ID alapján (</w:t>
+      </w:r>
+      <w:proofErr w:type="spellStart"/>
+      <w:r>
+        <w:rPr>
+          <w:rStyle w:val="inline-code"/>
+          <w:rFonts w:eastAsiaTheme="majorEastAsia"/>
+          <w:color w:val="1A1C1E"/>
+          <w:bdr w:val="single" w:sz="4" w:space="0" w:color="F3F3F6" w:frame="1"/>
+        </w:rPr>
+        <w:t>getPerfumeById</w:t>
+      </w:r>
+      <w:proofErr w:type="spellEnd"/>
+      <w:r>
+        <w:rPr>
+          <w:rStyle w:val="ng-star-inserted1"/>
+          <w:rFonts w:eastAsiaTheme="majorEastAsia"/>
+          <w:color w:val="1A1C1E"/>
+        </w:rPr>
+        <w:t> service).</w:t>
+      </w:r>
+    </w:p>
+    <w:p>
+      <w:pPr>
+        <w:pStyle w:val="ng-star-inserted"/>
+        <w:numPr>
+          <w:ilvl w:val="1"/>
+          <w:numId w:val="36"/>
+        </w:numPr>
+        <w:shd w:val="clear" w:color="auto" w:fill="FFFFFF"/>
+        <w:spacing w:before="0" w:beforeAutospacing="0" w:after="45" w:afterAutospacing="0" w:line="360" w:lineRule="auto"/>
+        <w:rPr>
+          <w:color w:val="1A1C1E"/>
+        </w:rPr>
+      </w:pPr>
+      <w:r>
+        <w:rPr>
+          <w:rStyle w:val="ng-star-inserted1"/>
+          <w:rFonts w:eastAsiaTheme="majorEastAsia"/>
+          <w:color w:val="1A1C1E"/>
+        </w:rPr>
+        <w:lastRenderedPageBreak/>
+        <w:t>Kezeli a képnagyítást (</w:t>
+      </w:r>
+      <w:proofErr w:type="spellStart"/>
+      <w:r>
+        <w:rPr>
+          <w:rStyle w:val="inline-code"/>
+          <w:rFonts w:eastAsiaTheme="majorEastAsia"/>
+          <w:color w:val="1A1C1E"/>
+          <w:bdr w:val="single" w:sz="4" w:space="0" w:color="F3F3F6" w:frame="1"/>
+        </w:rPr>
+        <w:t>isImageZoomed</w:t>
+      </w:r>
+      <w:proofErr w:type="spellEnd"/>
+      <w:r>
+        <w:rPr>
+          <w:rStyle w:val="ng-star-inserted1"/>
+          <w:rFonts w:eastAsiaTheme="majorEastAsia"/>
+          <w:color w:val="1A1C1E"/>
+        </w:rPr>
+        <w:t> </w:t>
+      </w:r>
+      <w:proofErr w:type="spellStart"/>
+      <w:r>
+        <w:rPr>
+          <w:rStyle w:val="ng-star-inserted1"/>
+          <w:rFonts w:eastAsiaTheme="majorEastAsia"/>
+          <w:color w:val="1A1C1E"/>
+        </w:rPr>
+        <w:t>state</w:t>
+      </w:r>
+      <w:proofErr w:type="spellEnd"/>
+      <w:r>
+        <w:rPr>
+          <w:rStyle w:val="ng-star-inserted1"/>
+          <w:rFonts w:eastAsiaTheme="majorEastAsia"/>
+          <w:color w:val="1A1C1E"/>
+        </w:rPr>
+        <w:t>).</w:t>
+      </w:r>
+    </w:p>
+    <w:p>
+      <w:pPr>
+        <w:pStyle w:val="ng-star-inserted"/>
+        <w:numPr>
+          <w:ilvl w:val="1"/>
+          <w:numId w:val="36"/>
+        </w:numPr>
+        <w:shd w:val="clear" w:color="auto" w:fill="FFFFFF"/>
+        <w:spacing w:before="0" w:beforeAutospacing="0" w:after="45" w:afterAutospacing="0" w:line="360" w:lineRule="auto"/>
+        <w:rPr>
+          <w:color w:val="1A1C1E"/>
+        </w:rPr>
+      </w:pPr>
+      <w:r>
+        <w:rPr>
+          <w:rStyle w:val="ng-star-inserted1"/>
+          <w:rFonts w:eastAsiaTheme="majorEastAsia"/>
+          <w:color w:val="1A1C1E"/>
+        </w:rPr>
+        <w:t>Tartalmazza a Kedvenc gombot, hasonló logikával, mint a </w:t>
+      </w:r>
+      <w:proofErr w:type="spellStart"/>
+      <w:r>
+        <w:rPr>
+          <w:rStyle w:val="inline-code"/>
+          <w:rFonts w:eastAsiaTheme="majorEastAsia"/>
+          <w:color w:val="1A1C1E"/>
+          <w:bdr w:val="single" w:sz="4" w:space="0" w:color="F3F3F6" w:frame="1"/>
+        </w:rPr>
+        <w:t>PerfumeCard</w:t>
+      </w:r>
+      <w:proofErr w:type="spellEnd"/>
+      <w:r>
+        <w:rPr>
+          <w:rStyle w:val="ng-star-inserted1"/>
+          <w:rFonts w:eastAsiaTheme="majorEastAsia"/>
+          <w:color w:val="1A1C1E"/>
+        </w:rPr>
+        <w:t>.</w:t>
+      </w:r>
+    </w:p>
+    <w:p>
+      <w:pPr>
+        <w:pStyle w:val="ng-star-inserted"/>
+        <w:numPr>
+          <w:ilvl w:val="1"/>
+          <w:numId w:val="36"/>
+        </w:numPr>
+        <w:shd w:val="clear" w:color="auto" w:fill="FFFFFF"/>
+        <w:spacing w:before="0" w:beforeAutospacing="0" w:after="45" w:afterAutospacing="0" w:line="360" w:lineRule="auto"/>
+        <w:rPr>
+          <w:color w:val="1A1C1E"/>
+        </w:rPr>
+      </w:pPr>
+      <w:r>
+        <w:rPr>
+          <w:rStyle w:val="ng-star-inserted1"/>
+          <w:rFonts w:eastAsiaTheme="majorEastAsia"/>
+          <w:color w:val="1A1C1E"/>
+        </w:rPr>
         <w:t>Megjeleníti a </w:t>
       </w:r>
       <w:proofErr w:type="spellStart"/>
@@ -18400,23 +21366,18 @@
           <w:color w:val="1A1C1E"/>
           <w:bdr w:val="single" w:sz="4" w:space="0" w:color="F3F3F6" w:frame="1"/>
         </w:rPr>
-        <w:t>LoginPromptModal</w:t>
-      </w:r>
-      <w:proofErr w:type="spellEnd"/>
-      <w:r>
-        <w:rPr>
-          <w:rStyle w:val="ng-star-inserted1"/>
-          <w:rFonts w:eastAsiaTheme="majorEastAsia"/>
-          <w:color w:val="1A1C1E"/>
-        </w:rPr>
-        <w:t>-t, ha a felhasználó nincs bejelentkezve és kedvencet akar kezelni.</w:t>
-      </w:r>
-      <w:r>
-        <w:rPr>
-          <w:color w:val="1A1C1E"/>
-        </w:rPr>
-        <w:br/>
-      </w:r>
+        <w:t>ReviewForm</w:t>
+      </w:r>
+      <w:proofErr w:type="spellEnd"/>
+      <w:r>
+        <w:rPr>
+          <w:rStyle w:val="ng-star-inserted1"/>
+          <w:rFonts w:eastAsiaTheme="majorEastAsia"/>
+          <w:color w:val="1A1C1E"/>
+        </w:rPr>
+        <w:t> (ha be van jelentkezve) és a </w:t>
+      </w:r>
+      <w:proofErr w:type="spellStart"/>
       <w:r>
         <w:rPr>
           <w:rStyle w:val="inline-code"/>
@@ -18424,7 +21385,38 @@
           <w:color w:val="1A1C1E"/>
           <w:bdr w:val="single" w:sz="4" w:space="0" w:color="F3F3F6" w:frame="1"/>
         </w:rPr>
-        <w:t>[KÓDRÉSZLET HELYE: PerfumeCard.js - Kedvenc gomb logikája (</w:t>
+        <w:t>ReviewList</w:t>
+      </w:r>
+      <w:proofErr w:type="spellEnd"/>
+      <w:r>
+        <w:rPr>
+          <w:rStyle w:val="ng-star-inserted1"/>
+          <w:rFonts w:eastAsiaTheme="majorEastAsia"/>
+          <w:color w:val="1A1C1E"/>
+        </w:rPr>
+        <w:t> komponenseket.</w:t>
+      </w:r>
+    </w:p>
+    <w:p>
+      <w:pPr>
+        <w:pStyle w:val="ng-star-inserted"/>
+        <w:numPr>
+          <w:ilvl w:val="1"/>
+          <w:numId w:val="36"/>
+        </w:numPr>
+        <w:shd w:val="clear" w:color="auto" w:fill="FFFFFF"/>
+        <w:spacing w:before="0" w:beforeAutospacing="0" w:after="45" w:afterAutospacing="0" w:line="360" w:lineRule="auto"/>
+        <w:rPr>
+          <w:color w:val="1A1C1E"/>
+        </w:rPr>
+      </w:pPr>
+      <w:r>
+        <w:rPr>
+          <w:rStyle w:val="ng-star-inserted1"/>
+          <w:rFonts w:eastAsiaTheme="majorEastAsia"/>
+          <w:color w:val="1A1C1E"/>
+        </w:rPr>
+        <w:t>Kezeli a bejelentkezési figyelmeztetést (</w:t>
       </w:r>
       <w:proofErr w:type="spellStart"/>
       <w:r>
@@ -18434,17 +21426,34 @@
           <w:color w:val="1A1C1E"/>
           <w:bdr w:val="single" w:sz="4" w:space="0" w:color="F3F3F6" w:frame="1"/>
         </w:rPr>
-        <w:t>handleToggleFavorite</w:t>
-      </w:r>
-      <w:proofErr w:type="spellEnd"/>
-      <w:r>
-        <w:rPr>
-          <w:rStyle w:val="inline-code"/>
-          <w:rFonts w:eastAsiaTheme="majorEastAsia"/>
-          <w:color w:val="1A1C1E"/>
-          <w:bdr w:val="single" w:sz="4" w:space="0" w:color="F3F3F6" w:frame="1"/>
-        </w:rPr>
-        <w:t>)]</w:t>
+        <w:t>showLoginPrompt</w:t>
+      </w:r>
+      <w:proofErr w:type="spellEnd"/>
+      <w:r>
+        <w:rPr>
+          <w:rStyle w:val="ng-star-inserted1"/>
+          <w:rFonts w:eastAsiaTheme="majorEastAsia"/>
+          <w:color w:val="1A1C1E"/>
+        </w:rPr>
+        <w:t> </w:t>
+      </w:r>
+      <w:proofErr w:type="spellStart"/>
+      <w:r>
+        <w:rPr>
+          <w:rStyle w:val="ng-star-inserted1"/>
+          <w:rFonts w:eastAsiaTheme="majorEastAsia"/>
+          <w:color w:val="1A1C1E"/>
+        </w:rPr>
+        <w:t>state</w:t>
+      </w:r>
+      <w:proofErr w:type="spellEnd"/>
+      <w:r>
+        <w:rPr>
+          <w:rStyle w:val="ng-star-inserted1"/>
+          <w:rFonts w:eastAsiaTheme="majorEastAsia"/>
+          <w:color w:val="1A1C1E"/>
+        </w:rPr>
+        <w:t>).</w:t>
       </w:r>
     </w:p>
     <w:p>
@@ -18469,7 +21478,7 @@
           <w:color w:val="1A1C1E"/>
           <w:bdr w:val="single" w:sz="4" w:space="0" w:color="F3F3F6" w:frame="1"/>
         </w:rPr>
-        <w:t>PerfumeDetail.js</w:t>
+        <w:t>Search.js</w:t>
       </w:r>
       <w:r>
         <w:rPr>
@@ -18501,7 +21510,7 @@
           <w:rFonts w:eastAsiaTheme="majorEastAsia"/>
           <w:color w:val="1A1C1E"/>
         </w:rPr>
-        <w:t>Megjeleníti egy parfüm összes részletét (kép, adatok, boltok, értékelések).</w:t>
+        <w:t>A fő keresőoldal.</w:t>
       </w:r>
     </w:p>
     <w:p>
@@ -18517,13 +21526,23 @@
           <w:color w:val="1A1C1E"/>
         </w:rPr>
       </w:pPr>
-      <w:r>
-        <w:rPr>
-          <w:rStyle w:val="ng-star-inserted1"/>
-          <w:rFonts w:eastAsiaTheme="majorEastAsia"/>
-          <w:color w:val="1A1C1E"/>
-        </w:rPr>
-        <w:t>Lekéri a parfüm adatait ID alapján (</w:t>
+      <w:proofErr w:type="spellStart"/>
+      <w:r>
+        <w:rPr>
+          <w:rStyle w:val="ng-star-inserted1"/>
+          <w:rFonts w:eastAsiaTheme="majorEastAsia"/>
+          <w:color w:val="1A1C1E"/>
+        </w:rPr>
+        <w:t>Rendereli</w:t>
+      </w:r>
+      <w:proofErr w:type="spellEnd"/>
+      <w:r>
+        <w:rPr>
+          <w:rStyle w:val="ng-star-inserted1"/>
+          <w:rFonts w:eastAsiaTheme="majorEastAsia"/>
+          <w:color w:val="1A1C1E"/>
+        </w:rPr>
+        <w:t xml:space="preserve"> a </w:t>
       </w:r>
       <w:proofErr w:type="spellStart"/>
       <w:r>
@@ -18533,16 +21552,16 @@
           <w:color w:val="1A1C1E"/>
           <w:bdr w:val="single" w:sz="4" w:space="0" w:color="F3F3F6" w:frame="1"/>
         </w:rPr>
-        <w:t>getPerfumeById</w:t>
-      </w:r>
-      <w:proofErr w:type="spellEnd"/>
-      <w:r>
-        <w:rPr>
-          <w:rStyle w:val="ng-star-inserted1"/>
-          <w:rFonts w:eastAsiaTheme="majorEastAsia"/>
-          <w:color w:val="1A1C1E"/>
-        </w:rPr>
-        <w:t> service).</w:t>
+        <w:t>Sidebar</w:t>
+      </w:r>
+      <w:proofErr w:type="spellEnd"/>
+      <w:r>
+        <w:rPr>
+          <w:rStyle w:val="ng-star-inserted1"/>
+          <w:rFonts w:eastAsiaTheme="majorEastAsia"/>
+          <w:color w:val="1A1C1E"/>
+        </w:rPr>
+        <w:t>-t.</w:t>
       </w:r>
     </w:p>
     <w:p>
@@ -18564,7 +21583,7 @@
           <w:rFonts w:eastAsiaTheme="majorEastAsia"/>
           <w:color w:val="1A1C1E"/>
         </w:rPr>
-        <w:t>Kezeli a képnagyítást (</w:t>
+        <w:t>Kezeli a keresőmező állapotát (</w:t>
       </w:r>
       <w:proofErr w:type="spellStart"/>
       <w:r>
@@ -18574,25 +21593,7 @@
           <w:color w:val="1A1C1E"/>
           <w:bdr w:val="single" w:sz="4" w:space="0" w:color="F3F3F6" w:frame="1"/>
         </w:rPr>
-        <w:t>isImageZoomed</w:t>
-      </w:r>
-      <w:proofErr w:type="spellEnd"/>
-      <w:r>
-        <w:rPr>
-          <w:rStyle w:val="ng-star-inserted1"/>
-          <w:rFonts w:eastAsiaTheme="majorEastAsia"/>
-          <w:color w:val="1A1C1E"/>
-        </w:rPr>
-        <w:t> </w:t>
-      </w:r>
-      <w:proofErr w:type="spellStart"/>
-      <w:r>
-        <w:rPr>
-          <w:rStyle w:val="ng-star-inserted1"/>
-          <w:rFonts w:eastAsiaTheme="majorEastAsia"/>
-          <w:color w:val="1A1C1E"/>
-        </w:rPr>
-        <w:t>state</w:t>
+        <w:t>searchTerm</w:t>
       </w:r>
       <w:proofErr w:type="spellEnd"/>
       <w:r>
@@ -18623,7 +21624,7 @@
           <w:rFonts w:eastAsiaTheme="majorEastAsia"/>
           <w:color w:val="1A1C1E"/>
         </w:rPr>
-        <w:t>Tartalmazza a Kedvenc gombot, hasonló logikával, mint a </w:t>
+        <w:t>Lekéri a parfümöket a backendről a </w:t>
       </w:r>
       <w:proofErr w:type="spellStart"/>
       <w:r>
@@ -18633,16 +21634,53 @@
           <w:color w:val="1A1C1E"/>
           <w:bdr w:val="single" w:sz="4" w:space="0" w:color="F3F3F6" w:frame="1"/>
         </w:rPr>
-        <w:t>PerfumeCard</w:t>
-      </w:r>
-      <w:proofErr w:type="spellEnd"/>
-      <w:r>
-        <w:rPr>
-          <w:rStyle w:val="ng-star-inserted1"/>
-          <w:rFonts w:eastAsiaTheme="majorEastAsia"/>
-          <w:color w:val="1A1C1E"/>
-        </w:rPr>
-        <w:t>.</w:t>
+        <w:t>getAllPerfumes</w:t>
+      </w:r>
+      <w:proofErr w:type="spellEnd"/>
+      <w:r>
+        <w:rPr>
+          <w:rStyle w:val="ng-star-inserted1"/>
+          <w:rFonts w:eastAsiaTheme="majorEastAsia"/>
+          <w:color w:val="1A1C1E"/>
+        </w:rPr>
+        <w:t> service segítségével, átadva az URL-ből (</w:t>
+      </w:r>
+      <w:proofErr w:type="spellStart"/>
+      <w:r>
+        <w:rPr>
+          <w:rStyle w:val="inline-code"/>
+          <w:rFonts w:eastAsiaTheme="majorEastAsia"/>
+          <w:color w:val="1A1C1E"/>
+          <w:bdr w:val="single" w:sz="4" w:space="0" w:color="F3F3F6" w:frame="1"/>
+        </w:rPr>
+        <w:t>useSearchParams</w:t>
+      </w:r>
+      <w:proofErr w:type="spellEnd"/>
+      <w:r>
+        <w:rPr>
+          <w:rStyle w:val="ng-star-inserted1"/>
+          <w:rFonts w:eastAsiaTheme="majorEastAsia"/>
+          <w:color w:val="1A1C1E"/>
+        </w:rPr>
+        <w:t xml:space="preserve">) és a </w:t>
+      </w:r>
+      <w:proofErr w:type="spellStart"/>
+      <w:r>
+        <w:rPr>
+          <w:rStyle w:val="ng-star-inserted1"/>
+          <w:rFonts w:eastAsiaTheme="majorEastAsia"/>
+          <w:color w:val="1A1C1E"/>
+        </w:rPr>
+        <w:t>state-ből</w:t>
+      </w:r>
+      <w:proofErr w:type="spellEnd"/>
+      <w:r>
+        <w:rPr>
+          <w:rStyle w:val="ng-star-inserted1"/>
+          <w:rFonts w:eastAsiaTheme="majorEastAsia"/>
+          <w:color w:val="1A1C1E"/>
+        </w:rPr>
+        <w:t xml:space="preserve"> származó keresési/szűrési/rendezési/lapozási paramétereket.</w:t>
       </w:r>
     </w:p>
     <w:p>
@@ -18664,7 +21702,7 @@
           <w:rFonts w:eastAsiaTheme="majorEastAsia"/>
           <w:color w:val="1A1C1E"/>
         </w:rPr>
-        <w:t>Megjeleníti a </w:t>
+        <w:t>Megjeleníti a találatokat </w:t>
       </w:r>
       <w:proofErr w:type="spellStart"/>
       <w:r>
@@ -18674,35 +21712,16 @@
           <w:color w:val="1A1C1E"/>
           <w:bdr w:val="single" w:sz="4" w:space="0" w:color="F3F3F6" w:frame="1"/>
         </w:rPr>
-        <w:t>ReviewForm</w:t>
-      </w:r>
-      <w:proofErr w:type="spellEnd"/>
-      <w:r>
-        <w:rPr>
-          <w:rStyle w:val="ng-star-inserted1"/>
-          <w:rFonts w:eastAsiaTheme="majorEastAsia"/>
-          <w:color w:val="1A1C1E"/>
-        </w:rPr>
-        <w:t> (ha be van jelentkezve) és a </w:t>
-      </w:r>
-      <w:proofErr w:type="spellStart"/>
-      <w:r>
-        <w:rPr>
-          <w:rStyle w:val="inline-code"/>
-          <w:rFonts w:eastAsiaTheme="majorEastAsia"/>
-          <w:color w:val="1A1C1E"/>
-          <w:bdr w:val="single" w:sz="4" w:space="0" w:color="F3F3F6" w:frame="1"/>
-        </w:rPr>
-        <w:t>ReviewList</w:t>
-      </w:r>
-      <w:proofErr w:type="spellEnd"/>
-      <w:r>
-        <w:rPr>
-          <w:rStyle w:val="ng-star-inserted1"/>
-          <w:rFonts w:eastAsiaTheme="majorEastAsia"/>
-          <w:color w:val="1A1C1E"/>
-        </w:rPr>
-        <w:t> komponenseket.</w:t>
+        <w:t>PerfumeCard</w:t>
+      </w:r>
+      <w:proofErr w:type="spellEnd"/>
+      <w:r>
+        <w:rPr>
+          <w:rStyle w:val="ng-star-inserted1"/>
+          <w:rFonts w:eastAsiaTheme="majorEastAsia"/>
+          <w:color w:val="1A1C1E"/>
+        </w:rPr>
+        <w:t> komponensek segítségével.</w:t>
       </w:r>
     </w:p>
     <w:p>
@@ -18724,7 +21743,7 @@
           <w:rFonts w:eastAsiaTheme="majorEastAsia"/>
           <w:color w:val="1A1C1E"/>
         </w:rPr>
-        <w:t>Kezeli a bejelentkezési figyelmeztetést (</w:t>
+        <w:t>Kezeli a lapozást (</w:t>
       </w:r>
       <w:proofErr w:type="spellStart"/>
       <w:r>
@@ -18734,25 +21753,45 @@
           <w:color w:val="1A1C1E"/>
           <w:bdr w:val="single" w:sz="4" w:space="0" w:color="F3F3F6" w:frame="1"/>
         </w:rPr>
-        <w:t>showLoginPrompt</w:t>
-      </w:r>
-      <w:proofErr w:type="spellEnd"/>
-      <w:r>
-        <w:rPr>
-          <w:rStyle w:val="ng-star-inserted1"/>
-          <w:rFonts w:eastAsiaTheme="majorEastAsia"/>
-          <w:color w:val="1A1C1E"/>
-        </w:rPr>
-        <w:t> </w:t>
-      </w:r>
-      <w:proofErr w:type="spellStart"/>
-      <w:r>
-        <w:rPr>
-          <w:rStyle w:val="ng-star-inserted1"/>
-          <w:rFonts w:eastAsiaTheme="majorEastAsia"/>
-          <w:color w:val="1A1C1E"/>
-        </w:rPr>
-        <w:t>state</w:t>
+        <w:t>currentPage</w:t>
+      </w:r>
+      <w:proofErr w:type="spellEnd"/>
+      <w:r>
+        <w:rPr>
+          <w:rStyle w:val="ng-star-inserted1"/>
+          <w:rFonts w:eastAsiaTheme="majorEastAsia"/>
+          <w:color w:val="1A1C1E"/>
+        </w:rPr>
+        <w:t>, </w:t>
+      </w:r>
+      <w:proofErr w:type="spellStart"/>
+      <w:r>
+        <w:rPr>
+          <w:rStyle w:val="inline-code"/>
+          <w:rFonts w:eastAsiaTheme="majorEastAsia"/>
+          <w:color w:val="1A1C1E"/>
+          <w:bdr w:val="single" w:sz="4" w:space="0" w:color="F3F3F6" w:frame="1"/>
+        </w:rPr>
+        <w:t>totalPages</w:t>
+      </w:r>
+      <w:proofErr w:type="spellEnd"/>
+      <w:r>
+        <w:rPr>
+          <w:rStyle w:val="ng-star-inserted1"/>
+          <w:rFonts w:eastAsiaTheme="majorEastAsia"/>
+          <w:color w:val="1A1C1E"/>
+        </w:rPr>
+        <w:t>, </w:t>
+      </w:r>
+      <w:proofErr w:type="spellStart"/>
+      <w:r>
+        <w:rPr>
+          <w:rStyle w:val="inline-code"/>
+          <w:rFonts w:eastAsiaTheme="majorEastAsia"/>
+          <w:color w:val="1A1C1E"/>
+          <w:bdr w:val="single" w:sz="4" w:space="0" w:color="F3F3F6" w:frame="1"/>
+        </w:rPr>
+        <w:t>handlePageChange</w:t>
       </w:r>
       <w:proofErr w:type="spellEnd"/>
       <w:r>
@@ -18762,6 +21801,28 @@
           <w:color w:val="1A1C1E"/>
         </w:rPr>
         <w:t>).</w:t>
+      </w:r>
+    </w:p>
+    <w:p>
+      <w:pPr>
+        <w:pStyle w:val="ng-star-inserted"/>
+        <w:numPr>
+          <w:ilvl w:val="1"/>
+          <w:numId w:val="36"/>
+        </w:numPr>
+        <w:shd w:val="clear" w:color="auto" w:fill="FFFFFF"/>
+        <w:spacing w:before="0" w:beforeAutospacing="0" w:after="45" w:afterAutospacing="0" w:line="360" w:lineRule="auto"/>
+        <w:rPr>
+          <w:color w:val="1A1C1E"/>
+        </w:rPr>
+      </w:pPr>
+      <w:r>
+        <w:rPr>
+          <w:rStyle w:val="ng-star-inserted1"/>
+          <w:rFonts w:eastAsiaTheme="majorEastAsia"/>
+          <w:color w:val="1A1C1E"/>
+        </w:rPr>
+        <w:t>Megjeleníti a "Nincs találat" üzenetet.</w:t>
       </w:r>
     </w:p>
     <w:p>
@@ -18786,7 +21847,7 @@
           <w:color w:val="1A1C1E"/>
           <w:bdr w:val="single" w:sz="4" w:space="0" w:color="F3F3F6" w:frame="1"/>
         </w:rPr>
-        <w:t>Search.js</w:t>
+        <w:t>Profile.js</w:t>
       </w:r>
       <w:r>
         <w:rPr>
@@ -18818,7 +21879,7 @@
           <w:rFonts w:eastAsiaTheme="majorEastAsia"/>
           <w:color w:val="1A1C1E"/>
         </w:rPr>
-        <w:t>A fő keresőoldal.</w:t>
+        <w:t>Megjeleníti és szerkeszthetővé teszi a bejelentkezett felhasználó adatait.</w:t>
       </w:r>
     </w:p>
     <w:p>
@@ -18834,23 +21895,13 @@
           <w:color w:val="1A1C1E"/>
         </w:rPr>
       </w:pPr>
-      <w:proofErr w:type="spellStart"/>
-      <w:r>
-        <w:rPr>
-          <w:rStyle w:val="ng-star-inserted1"/>
-          <w:rFonts w:eastAsiaTheme="majorEastAsia"/>
-          <w:color w:val="1A1C1E"/>
-        </w:rPr>
-        <w:t>Rendereli</w:t>
-      </w:r>
-      <w:proofErr w:type="spellEnd"/>
-      <w:r>
-        <w:rPr>
-          <w:rStyle w:val="ng-star-inserted1"/>
-          <w:rFonts w:eastAsiaTheme="majorEastAsia"/>
-          <w:color w:val="1A1C1E"/>
-        </w:rPr>
-        <w:t xml:space="preserve"> a </w:t>
+      <w:r>
+        <w:rPr>
+          <w:rStyle w:val="ng-star-inserted1"/>
+          <w:rFonts w:eastAsiaTheme="majorEastAsia"/>
+          <w:color w:val="1A1C1E"/>
+        </w:rPr>
+        <w:t>Lekéri a felhasználói adatokat (</w:t>
       </w:r>
       <w:proofErr w:type="spellStart"/>
       <w:r>
@@ -18860,16 +21911,16 @@
           <w:color w:val="1A1C1E"/>
           <w:bdr w:val="single" w:sz="4" w:space="0" w:color="F3F3F6" w:frame="1"/>
         </w:rPr>
-        <w:t>Sidebar</w:t>
-      </w:r>
-      <w:proofErr w:type="spellEnd"/>
-      <w:r>
-        <w:rPr>
-          <w:rStyle w:val="ng-star-inserted1"/>
-          <w:rFonts w:eastAsiaTheme="majorEastAsia"/>
-          <w:color w:val="1A1C1E"/>
-        </w:rPr>
-        <w:t>-t.</w:t>
+        <w:t>getUser</w:t>
+      </w:r>
+      <w:proofErr w:type="spellEnd"/>
+      <w:r>
+        <w:rPr>
+          <w:rStyle w:val="ng-star-inserted1"/>
+          <w:rFonts w:eastAsiaTheme="majorEastAsia"/>
+          <w:color w:val="1A1C1E"/>
+        </w:rPr>
+        <w:t> service) vagy a contextből veszi.</w:t>
       </w:r>
     </w:p>
     <w:p>
@@ -18891,7 +21942,7 @@
           <w:rFonts w:eastAsiaTheme="majorEastAsia"/>
           <w:color w:val="1A1C1E"/>
         </w:rPr>
-        <w:t>Kezeli a keresőmező állapotát (</w:t>
+        <w:t>Kezeli a szerkesztési módot (</w:t>
       </w:r>
       <w:proofErr w:type="spellStart"/>
       <w:r>
@@ -18901,7 +21952,25 @@
           <w:color w:val="1A1C1E"/>
           <w:bdr w:val="single" w:sz="4" w:space="0" w:color="F3F3F6" w:frame="1"/>
         </w:rPr>
-        <w:t>searchTerm</w:t>
+        <w:t>editing</w:t>
+      </w:r>
+      <w:proofErr w:type="spellEnd"/>
+      <w:r>
+        <w:rPr>
+          <w:rStyle w:val="ng-star-inserted1"/>
+          <w:rFonts w:eastAsiaTheme="majorEastAsia"/>
+          <w:color w:val="1A1C1E"/>
+        </w:rPr>
+        <w:t> </w:t>
+      </w:r>
+      <w:proofErr w:type="spellStart"/>
+      <w:r>
+        <w:rPr>
+          <w:rStyle w:val="ng-star-inserted1"/>
+          <w:rFonts w:eastAsiaTheme="majorEastAsia"/>
+          <w:color w:val="1A1C1E"/>
+        </w:rPr>
+        <w:t>state</w:t>
       </w:r>
       <w:proofErr w:type="spellEnd"/>
       <w:r>
@@ -18926,13 +21995,23 @@
           <w:color w:val="1A1C1E"/>
         </w:rPr>
       </w:pPr>
-      <w:r>
-        <w:rPr>
-          <w:rStyle w:val="ng-star-inserted1"/>
-          <w:rFonts w:eastAsiaTheme="majorEastAsia"/>
-          <w:color w:val="1A1C1E"/>
-        </w:rPr>
-        <w:t>Lekéri a parfümöket a backendről a </w:t>
+      <w:proofErr w:type="spellStart"/>
+      <w:r>
+        <w:rPr>
+          <w:rStyle w:val="ng-star-inserted1"/>
+          <w:rFonts w:eastAsiaTheme="majorEastAsia"/>
+          <w:color w:val="1A1C1E"/>
+        </w:rPr>
+        <w:t>Validálja</w:t>
+      </w:r>
+      <w:proofErr w:type="spellEnd"/>
+      <w:r>
+        <w:rPr>
+          <w:rStyle w:val="ng-star-inserted1"/>
+          <w:rFonts w:eastAsiaTheme="majorEastAsia"/>
+          <w:color w:val="1A1C1E"/>
+        </w:rPr>
+        <w:t xml:space="preserve"> a bemeneti adatokat (</w:t>
       </w:r>
       <w:proofErr w:type="spellStart"/>
       <w:r>
@@ -18942,53 +22021,16 @@
           <w:color w:val="1A1C1E"/>
           <w:bdr w:val="single" w:sz="4" w:space="0" w:color="F3F3F6" w:frame="1"/>
         </w:rPr>
-        <w:t>getAllPerfumes</w:t>
-      </w:r>
-      <w:proofErr w:type="spellEnd"/>
-      <w:r>
-        <w:rPr>
-          <w:rStyle w:val="ng-star-inserted1"/>
-          <w:rFonts w:eastAsiaTheme="majorEastAsia"/>
-          <w:color w:val="1A1C1E"/>
-        </w:rPr>
-        <w:t> service segítségével, átadva az URL-ből (</w:t>
-      </w:r>
-      <w:proofErr w:type="spellStart"/>
-      <w:r>
-        <w:rPr>
-          <w:rStyle w:val="inline-code"/>
-          <w:rFonts w:eastAsiaTheme="majorEastAsia"/>
-          <w:color w:val="1A1C1E"/>
-          <w:bdr w:val="single" w:sz="4" w:space="0" w:color="F3F3F6" w:frame="1"/>
-        </w:rPr>
-        <w:t>useSearchParams</w:t>
-      </w:r>
-      <w:proofErr w:type="spellEnd"/>
-      <w:r>
-        <w:rPr>
-          <w:rStyle w:val="ng-star-inserted1"/>
-          <w:rFonts w:eastAsiaTheme="majorEastAsia"/>
-          <w:color w:val="1A1C1E"/>
-        </w:rPr>
-        <w:t xml:space="preserve">) és a </w:t>
-      </w:r>
-      <w:proofErr w:type="spellStart"/>
-      <w:r>
-        <w:rPr>
-          <w:rStyle w:val="ng-star-inserted1"/>
-          <w:rFonts w:eastAsiaTheme="majorEastAsia"/>
-          <w:color w:val="1A1C1E"/>
-        </w:rPr>
-        <w:t>state-ből</w:t>
-      </w:r>
-      <w:proofErr w:type="spellEnd"/>
-      <w:r>
-        <w:rPr>
-          <w:rStyle w:val="ng-star-inserted1"/>
-          <w:rFonts w:eastAsiaTheme="majorEastAsia"/>
-          <w:color w:val="1A1C1E"/>
-        </w:rPr>
-        <w:t xml:space="preserve"> származó keresési/szűrési/rendezési/lapozási paramétereket.</w:t>
+        <w:t>validateForm</w:t>
+      </w:r>
+      <w:proofErr w:type="spellEnd"/>
+      <w:r>
+        <w:rPr>
+          <w:rStyle w:val="ng-star-inserted1"/>
+          <w:rFonts w:eastAsiaTheme="majorEastAsia"/>
+          <w:color w:val="1A1C1E"/>
+        </w:rPr>
+        <w:t>).</w:t>
       </w:r>
     </w:p>
     <w:p>
@@ -19010,8 +22052,7 @@
           <w:rFonts w:eastAsiaTheme="majorEastAsia"/>
           <w:color w:val="1A1C1E"/>
         </w:rPr>
-        <w:lastRenderedPageBreak/>
-        <w:t>Megjeleníti a találatokat </w:t>
+        <w:t>Elküldi a frissített adatokat a backendnek (</w:t>
       </w:r>
       <w:proofErr w:type="spellStart"/>
       <w:r>
@@ -19021,16 +22062,16 @@
           <w:color w:val="1A1C1E"/>
           <w:bdr w:val="single" w:sz="4" w:space="0" w:color="F3F3F6" w:frame="1"/>
         </w:rPr>
-        <w:t>PerfumeCard</w:t>
-      </w:r>
-      <w:proofErr w:type="spellEnd"/>
-      <w:r>
-        <w:rPr>
-          <w:rStyle w:val="ng-star-inserted1"/>
-          <w:rFonts w:eastAsiaTheme="majorEastAsia"/>
-          <w:color w:val="1A1C1E"/>
-        </w:rPr>
-        <w:t> komponensek segítségével.</w:t>
+        <w:t>updateUser</w:t>
+      </w:r>
+      <w:proofErr w:type="spellEnd"/>
+      <w:r>
+        <w:rPr>
+          <w:rStyle w:val="ng-star-inserted1"/>
+          <w:rFonts w:eastAsiaTheme="majorEastAsia"/>
+          <w:color w:val="1A1C1E"/>
+        </w:rPr>
+        <w:t> service).</w:t>
       </w:r>
     </w:p>
     <w:p>
@@ -19052,7 +22093,7 @@
           <w:rFonts w:eastAsiaTheme="majorEastAsia"/>
           <w:color w:val="1A1C1E"/>
         </w:rPr>
-        <w:t>Kezeli a lapozást (</w:t>
+        <w:t>Kezeli a frissítési és betöltési állapotokat (</w:t>
       </w:r>
       <w:proofErr w:type="spellStart"/>
       <w:r>
@@ -19062,7 +22103,7 @@
           <w:color w:val="1A1C1E"/>
           <w:bdr w:val="single" w:sz="4" w:space="0" w:color="F3F3F6" w:frame="1"/>
         </w:rPr>
-        <w:t>currentPage</w:t>
+        <w:t>loading</w:t>
       </w:r>
       <w:proofErr w:type="spellEnd"/>
       <w:r>
@@ -19081,26 +22122,7 @@
           <w:color w:val="1A1C1E"/>
           <w:bdr w:val="single" w:sz="4" w:space="0" w:color="F3F3F6" w:frame="1"/>
         </w:rPr>
-        <w:t>totalPages</w:t>
-      </w:r>
-      <w:proofErr w:type="spellEnd"/>
-      <w:r>
-        <w:rPr>
-          <w:rStyle w:val="ng-star-inserted1"/>
-          <w:rFonts w:eastAsiaTheme="majorEastAsia"/>
-          <w:color w:val="1A1C1E"/>
-        </w:rPr>
-        <w:t>, </w:t>
-      </w:r>
-      <w:proofErr w:type="spellStart"/>
-      <w:r>
-        <w:rPr>
-          <w:rStyle w:val="inline-code"/>
-          <w:rFonts w:eastAsiaTheme="majorEastAsia"/>
-          <w:color w:val="1A1C1E"/>
-          <w:bdr w:val="single" w:sz="4" w:space="0" w:color="F3F3F6" w:frame="1"/>
-        </w:rPr>
-        <w:t>handlePageChange</w:t>
+        <w:t>updateLoading</w:t>
       </w:r>
       <w:proofErr w:type="spellEnd"/>
       <w:r>
@@ -19131,7 +22153,42 @@
           <w:rFonts w:eastAsiaTheme="majorEastAsia"/>
           <w:color w:val="1A1C1E"/>
         </w:rPr>
-        <w:t>Megjeleníti a "Nincs találat" üzenetet.</w:t>
+        <w:t>Kezeli a hiba- és sikerüzeneteket.</w:t>
+      </w:r>
+      <w:r>
+        <w:rPr>
+          <w:color w:val="1A1C1E"/>
+        </w:rPr>
+        <w:br/>
+      </w:r>
+      <w:r>
+        <w:rPr>
+          <w:rStyle w:val="inline-code"/>
+          <w:rFonts w:eastAsiaTheme="majorEastAsia"/>
+          <w:color w:val="1A1C1E"/>
+          <w:bdr w:val="single" w:sz="4" w:space="0" w:color="F3F3F6" w:frame="1"/>
+        </w:rPr>
+        <w:t>[KÓDRÉSZLET HELYE: Profile.js - Adatok frissítése (</w:t>
+      </w:r>
+      <w:proofErr w:type="spellStart"/>
+      <w:r>
+        <w:rPr>
+          <w:rStyle w:val="inline-code"/>
+          <w:rFonts w:eastAsiaTheme="majorEastAsia"/>
+          <w:color w:val="1A1C1E"/>
+          <w:bdr w:val="single" w:sz="4" w:space="0" w:color="F3F3F6" w:frame="1"/>
+        </w:rPr>
+        <w:t>handleEdit</w:t>
+      </w:r>
+      <w:proofErr w:type="spellEnd"/>
+      <w:r>
+        <w:rPr>
+          <w:rStyle w:val="inline-code"/>
+          <w:rFonts w:eastAsiaTheme="majorEastAsia"/>
+          <w:color w:val="1A1C1E"/>
+          <w:bdr w:val="single" w:sz="4" w:space="0" w:color="F3F3F6" w:frame="1"/>
+        </w:rPr>
+        <w:t>)]</w:t>
       </w:r>
     </w:p>
     <w:p>
@@ -19156,7 +22213,7 @@
           <w:color w:val="1A1C1E"/>
           <w:bdr w:val="single" w:sz="4" w:space="0" w:color="F3F3F6" w:frame="1"/>
         </w:rPr>
-        <w:t>Profile.js</w:t>
+        <w:t>Favorites.js</w:t>
       </w:r>
       <w:r>
         <w:rPr>
@@ -19188,7 +22245,62 @@
           <w:rFonts w:eastAsiaTheme="majorEastAsia"/>
           <w:color w:val="1A1C1E"/>
         </w:rPr>
-        <w:t>Megjeleníti és szerkeszthetővé teszi a bejelentkezett felhasználó adatait.</w:t>
+        <w:t>Lekéri a bejelentkezett felhasználó kedvenc parfümjeinek </w:t>
+      </w:r>
+      <w:r>
+        <w:rPr>
+          <w:rStyle w:val="ng-star-inserted1"/>
+          <w:rFonts w:eastAsiaTheme="majorEastAsia"/>
+          <w:i/>
+          <w:iCs/>
+          <w:color w:val="1A1C1E"/>
+        </w:rPr>
+        <w:t>részletes</w:t>
+      </w:r>
+      <w:r>
+        <w:rPr>
+          <w:rStyle w:val="ng-star-inserted1"/>
+          <w:rFonts w:eastAsiaTheme="majorEastAsia"/>
+          <w:color w:val="1A1C1E"/>
+        </w:rPr>
+        <w:t> adatait (</w:t>
+      </w:r>
+      <w:proofErr w:type="spellStart"/>
+      <w:r>
+        <w:rPr>
+          <w:rStyle w:val="inline-code"/>
+          <w:rFonts w:eastAsiaTheme="majorEastAsia"/>
+          <w:color w:val="1A1C1E"/>
+          <w:bdr w:val="single" w:sz="4" w:space="0" w:color="F3F3F6" w:frame="1"/>
+        </w:rPr>
+        <w:t>getMyFavoritePerfumesDetails</w:t>
+      </w:r>
+      <w:proofErr w:type="spellEnd"/>
+      <w:r>
+        <w:rPr>
+          <w:rStyle w:val="ng-star-inserted1"/>
+          <w:rFonts w:eastAsiaTheme="majorEastAsia"/>
+          <w:color w:val="1A1C1E"/>
+        </w:rPr>
+        <w:t> service). Ez a service először lekéri az ID-</w:t>
+      </w:r>
+      <w:proofErr w:type="spellStart"/>
+      <w:r>
+        <w:rPr>
+          <w:rStyle w:val="ng-star-inserted1"/>
+          <w:rFonts w:eastAsiaTheme="majorEastAsia"/>
+          <w:color w:val="1A1C1E"/>
+        </w:rPr>
+        <w:t>kat</w:t>
+      </w:r>
+      <w:proofErr w:type="spellEnd"/>
+      <w:r>
+        <w:rPr>
+          <w:rStyle w:val="ng-star-inserted1"/>
+          <w:rFonts w:eastAsiaTheme="majorEastAsia"/>
+          <w:color w:val="1A1C1E"/>
+        </w:rPr>
+        <w:t>, majd egy batch kéréssel a parfüm adatokat.</w:t>
       </w:r>
     </w:p>
     <w:p>
@@ -19210,7 +22322,7 @@
           <w:rFonts w:eastAsiaTheme="majorEastAsia"/>
           <w:color w:val="1A1C1E"/>
         </w:rPr>
-        <w:t>Lekéri a felhasználói adatokat (</w:t>
+        <w:t>Megjeleníti a kedvenceket </w:t>
       </w:r>
       <w:proofErr w:type="spellStart"/>
       <w:r>
@@ -19220,16 +22332,16 @@
           <w:color w:val="1A1C1E"/>
           <w:bdr w:val="single" w:sz="4" w:space="0" w:color="F3F3F6" w:frame="1"/>
         </w:rPr>
-        <w:t>getUser</w:t>
-      </w:r>
-      <w:proofErr w:type="spellEnd"/>
-      <w:r>
-        <w:rPr>
-          <w:rStyle w:val="ng-star-inserted1"/>
-          <w:rFonts w:eastAsiaTheme="majorEastAsia"/>
-          <w:color w:val="1A1C1E"/>
-        </w:rPr>
-        <w:t> service) vagy a contextből veszi.</w:t>
+        <w:t>PerfumeCard</w:t>
+      </w:r>
+      <w:proofErr w:type="spellEnd"/>
+      <w:r>
+        <w:rPr>
+          <w:rStyle w:val="ng-star-inserted1"/>
+          <w:rFonts w:eastAsiaTheme="majorEastAsia"/>
+          <w:color w:val="1A1C1E"/>
+        </w:rPr>
+        <w:t> komponensekkel.</w:t>
       </w:r>
     </w:p>
     <w:p>
@@ -19251,44 +22363,7 @@
           <w:rFonts w:eastAsiaTheme="majorEastAsia"/>
           <w:color w:val="1A1C1E"/>
         </w:rPr>
-        <w:t>Kezeli a szerkesztési módot (</w:t>
-      </w:r>
-      <w:proofErr w:type="spellStart"/>
-      <w:r>
-        <w:rPr>
-          <w:rStyle w:val="inline-code"/>
-          <w:rFonts w:eastAsiaTheme="majorEastAsia"/>
-          <w:color w:val="1A1C1E"/>
-          <w:bdr w:val="single" w:sz="4" w:space="0" w:color="F3F3F6" w:frame="1"/>
-        </w:rPr>
-        <w:t>editing</w:t>
-      </w:r>
-      <w:proofErr w:type="spellEnd"/>
-      <w:r>
-        <w:rPr>
-          <w:rStyle w:val="ng-star-inserted1"/>
-          <w:rFonts w:eastAsiaTheme="majorEastAsia"/>
-          <w:color w:val="1A1C1E"/>
-        </w:rPr>
-        <w:t> </w:t>
-      </w:r>
-      <w:proofErr w:type="spellStart"/>
-      <w:r>
-        <w:rPr>
-          <w:rStyle w:val="ng-star-inserted1"/>
-          <w:rFonts w:eastAsiaTheme="majorEastAsia"/>
-          <w:color w:val="1A1C1E"/>
-        </w:rPr>
-        <w:t>state</w:t>
-      </w:r>
-      <w:proofErr w:type="spellEnd"/>
-      <w:r>
-        <w:rPr>
-          <w:rStyle w:val="ng-star-inserted1"/>
-          <w:rFonts w:eastAsiaTheme="majorEastAsia"/>
-          <w:color w:val="1A1C1E"/>
-        </w:rPr>
-        <w:t>).</w:t>
+        <w:t>Kezeli a betöltési és hibaállapotokat.</w:t>
       </w:r>
     </w:p>
     <w:p>
@@ -19304,226 +22379,36 @@
           <w:color w:val="1A1C1E"/>
         </w:rPr>
       </w:pPr>
-      <w:proofErr w:type="spellStart"/>
-      <w:r>
-        <w:rPr>
-          <w:rStyle w:val="ng-star-inserted1"/>
-          <w:rFonts w:eastAsiaTheme="majorEastAsia"/>
-          <w:color w:val="1A1C1E"/>
-        </w:rPr>
-        <w:t>Validálja</w:t>
-      </w:r>
-      <w:proofErr w:type="spellEnd"/>
-      <w:r>
-        <w:rPr>
-          <w:rStyle w:val="ng-star-inserted1"/>
-          <w:rFonts w:eastAsiaTheme="majorEastAsia"/>
-          <w:color w:val="1A1C1E"/>
-        </w:rPr>
-        <w:t xml:space="preserve"> a bemeneti adatokat (</w:t>
-      </w:r>
-      <w:proofErr w:type="spellStart"/>
-      <w:r>
-        <w:rPr>
-          <w:rStyle w:val="inline-code"/>
-          <w:rFonts w:eastAsiaTheme="majorEastAsia"/>
-          <w:color w:val="1A1C1E"/>
-          <w:bdr w:val="single" w:sz="4" w:space="0" w:color="F3F3F6" w:frame="1"/>
-        </w:rPr>
-        <w:t>validateForm</w:t>
-      </w:r>
-      <w:proofErr w:type="spellEnd"/>
-      <w:r>
-        <w:rPr>
-          <w:rStyle w:val="ng-star-inserted1"/>
-          <w:rFonts w:eastAsiaTheme="majorEastAsia"/>
-          <w:color w:val="1A1C1E"/>
-        </w:rPr>
-        <w:t>).</w:t>
-      </w:r>
-    </w:p>
-    <w:p>
-      <w:pPr>
-        <w:pStyle w:val="ng-star-inserted"/>
-        <w:numPr>
-          <w:ilvl w:val="1"/>
-          <w:numId w:val="36"/>
-        </w:numPr>
-        <w:shd w:val="clear" w:color="auto" w:fill="FFFFFF"/>
-        <w:spacing w:before="0" w:beforeAutospacing="0" w:after="45" w:afterAutospacing="0" w:line="360" w:lineRule="auto"/>
-        <w:rPr>
-          <w:color w:val="1A1C1E"/>
-        </w:rPr>
-      </w:pPr>
-      <w:r>
-        <w:rPr>
-          <w:rStyle w:val="ng-star-inserted1"/>
-          <w:rFonts w:eastAsiaTheme="majorEastAsia"/>
-          <w:color w:val="1A1C1E"/>
-        </w:rPr>
-        <w:t>Elküldi a frissített adatokat a backendnek (</w:t>
-      </w:r>
-      <w:proofErr w:type="spellStart"/>
-      <w:r>
-        <w:rPr>
-          <w:rStyle w:val="inline-code"/>
-          <w:rFonts w:eastAsiaTheme="majorEastAsia"/>
-          <w:color w:val="1A1C1E"/>
-          <w:bdr w:val="single" w:sz="4" w:space="0" w:color="F3F3F6" w:frame="1"/>
-        </w:rPr>
-        <w:t>updateUser</w:t>
-      </w:r>
-      <w:proofErr w:type="spellEnd"/>
-      <w:r>
-        <w:rPr>
-          <w:rStyle w:val="ng-star-inserted1"/>
-          <w:rFonts w:eastAsiaTheme="majorEastAsia"/>
-          <w:color w:val="1A1C1E"/>
-        </w:rPr>
-        <w:t> service).</w:t>
-      </w:r>
-    </w:p>
-    <w:p>
-      <w:pPr>
-        <w:pStyle w:val="ng-star-inserted"/>
-        <w:numPr>
-          <w:ilvl w:val="1"/>
-          <w:numId w:val="36"/>
-        </w:numPr>
-        <w:shd w:val="clear" w:color="auto" w:fill="FFFFFF"/>
-        <w:spacing w:before="0" w:beforeAutospacing="0" w:after="45" w:afterAutospacing="0" w:line="360" w:lineRule="auto"/>
-        <w:rPr>
-          <w:color w:val="1A1C1E"/>
-        </w:rPr>
-      </w:pPr>
-      <w:r>
-        <w:rPr>
-          <w:rStyle w:val="ng-star-inserted1"/>
-          <w:rFonts w:eastAsiaTheme="majorEastAsia"/>
-          <w:color w:val="1A1C1E"/>
-        </w:rPr>
-        <w:t>Kezeli a frissítési és betöltési állapotokat (</w:t>
-      </w:r>
-      <w:proofErr w:type="spellStart"/>
-      <w:r>
-        <w:rPr>
-          <w:rStyle w:val="inline-code"/>
-          <w:rFonts w:eastAsiaTheme="majorEastAsia"/>
-          <w:color w:val="1A1C1E"/>
-          <w:bdr w:val="single" w:sz="4" w:space="0" w:color="F3F3F6" w:frame="1"/>
-        </w:rPr>
-        <w:t>loading</w:t>
-      </w:r>
-      <w:proofErr w:type="spellEnd"/>
-      <w:r>
-        <w:rPr>
-          <w:rStyle w:val="ng-star-inserted1"/>
-          <w:rFonts w:eastAsiaTheme="majorEastAsia"/>
-          <w:color w:val="1A1C1E"/>
-        </w:rPr>
-        <w:t>, </w:t>
-      </w:r>
-      <w:proofErr w:type="spellStart"/>
-      <w:r>
-        <w:rPr>
-          <w:rStyle w:val="inline-code"/>
-          <w:rFonts w:eastAsiaTheme="majorEastAsia"/>
-          <w:color w:val="1A1C1E"/>
-          <w:bdr w:val="single" w:sz="4" w:space="0" w:color="F3F3F6" w:frame="1"/>
-        </w:rPr>
-        <w:t>updateLoading</w:t>
-      </w:r>
-      <w:proofErr w:type="spellEnd"/>
-      <w:r>
-        <w:rPr>
-          <w:rStyle w:val="ng-star-inserted1"/>
-          <w:rFonts w:eastAsiaTheme="majorEastAsia"/>
-          <w:color w:val="1A1C1E"/>
-        </w:rPr>
-        <w:t>).</w:t>
-      </w:r>
-    </w:p>
-    <w:p>
-      <w:pPr>
-        <w:pStyle w:val="ng-star-inserted"/>
-        <w:numPr>
-          <w:ilvl w:val="1"/>
-          <w:numId w:val="36"/>
-        </w:numPr>
-        <w:shd w:val="clear" w:color="auto" w:fill="FFFFFF"/>
-        <w:spacing w:before="0" w:beforeAutospacing="0" w:after="45" w:afterAutospacing="0" w:line="360" w:lineRule="auto"/>
-        <w:rPr>
-          <w:color w:val="1A1C1E"/>
-        </w:rPr>
-      </w:pPr>
-      <w:r>
-        <w:rPr>
-          <w:rStyle w:val="ng-star-inserted1"/>
-          <w:rFonts w:eastAsiaTheme="majorEastAsia"/>
-          <w:color w:val="1A1C1E"/>
-        </w:rPr>
-        <w:t>Kezeli a hiba- és sikerüzeneteket.</w:t>
-      </w:r>
-      <w:r>
-        <w:rPr>
-          <w:color w:val="1A1C1E"/>
-        </w:rPr>
-        <w:br/>
-      </w:r>
-      <w:r>
-        <w:rPr>
-          <w:rStyle w:val="inline-code"/>
-          <w:rFonts w:eastAsiaTheme="majorEastAsia"/>
-          <w:color w:val="1A1C1E"/>
-          <w:bdr w:val="single" w:sz="4" w:space="0" w:color="F3F3F6" w:frame="1"/>
-        </w:rPr>
-        <w:t>[KÓDRÉSZLET HELYE: Profile.js - Adatok frissítése (</w:t>
-      </w:r>
-      <w:proofErr w:type="spellStart"/>
-      <w:r>
-        <w:rPr>
-          <w:rStyle w:val="inline-code"/>
-          <w:rFonts w:eastAsiaTheme="majorEastAsia"/>
-          <w:color w:val="1A1C1E"/>
-          <w:bdr w:val="single" w:sz="4" w:space="0" w:color="F3F3F6" w:frame="1"/>
-        </w:rPr>
-        <w:t>handleEdit</w:t>
-      </w:r>
-      <w:proofErr w:type="spellEnd"/>
-      <w:r>
-        <w:rPr>
-          <w:rStyle w:val="inline-code"/>
-          <w:rFonts w:eastAsiaTheme="majorEastAsia"/>
-          <w:color w:val="1A1C1E"/>
-          <w:bdr w:val="single" w:sz="4" w:space="0" w:color="F3F3F6" w:frame="1"/>
-        </w:rPr>
-        <w:t>)]</w:t>
-      </w:r>
-    </w:p>
-    <w:p>
-      <w:pPr>
-        <w:pStyle w:val="ng-star-inserted"/>
-        <w:numPr>
-          <w:ilvl w:val="0"/>
-          <w:numId w:val="36"/>
-        </w:numPr>
-        <w:shd w:val="clear" w:color="auto" w:fill="FFFFFF"/>
-        <w:spacing w:before="0" w:beforeAutospacing="0" w:after="45" w:afterAutospacing="0" w:line="360" w:lineRule="auto"/>
-        <w:rPr>
-          <w:color w:val="1A1C1E"/>
-        </w:rPr>
-      </w:pPr>
-      <w:r>
-        <w:rPr>
-          <w:rStyle w:val="inline-code"/>
+      <w:r>
+        <w:rPr>
+          <w:rStyle w:val="ng-star-inserted1"/>
+          <w:rFonts w:eastAsiaTheme="majorEastAsia"/>
+          <w:color w:val="1A1C1E"/>
+        </w:rPr>
+        <w:lastRenderedPageBreak/>
+        <w:t>Átirányít a bejelentkezési oldalra, ha a felhasználó nincs bejelentkezve.</w:t>
+      </w:r>
+    </w:p>
+    <w:p>
+      <w:pPr>
+        <w:pStyle w:val="ng-star-inserted"/>
+        <w:shd w:val="clear" w:color="auto" w:fill="FFFFFF"/>
+        <w:spacing w:after="270" w:afterAutospacing="0" w:line="360" w:lineRule="auto"/>
+        <w:rPr>
+          <w:color w:val="1A1C1E"/>
+        </w:rPr>
+      </w:pPr>
+      <w:r>
+        <w:rPr>
+          <w:rStyle w:val="ng-star-inserted1"/>
           <w:rFonts w:eastAsiaTheme="majorEastAsia"/>
           <w:b/>
           <w:bCs/>
           <w:color w:val="1A1C1E"/>
-          <w:bdr w:val="single" w:sz="4" w:space="0" w:color="F3F3F6" w:frame="1"/>
-        </w:rPr>
-        <w:t>Favorites.js</w:t>
-      </w:r>
+        </w:rPr>
+        <w:t>Állapotkezelés (</w:t>
+      </w:r>
+      <w:proofErr w:type="spellStart"/>
       <w:r>
         <w:rPr>
           <w:rStyle w:val="ng-star-inserted1"/>
@@ -19532,180 +22417,9 @@
           <w:bCs/>
           <w:color w:val="1A1C1E"/>
         </w:rPr>
-        <w:t>:</w:t>
-      </w:r>
-    </w:p>
-    <w:p>
-      <w:pPr>
-        <w:pStyle w:val="ng-star-inserted"/>
-        <w:numPr>
-          <w:ilvl w:val="1"/>
-          <w:numId w:val="36"/>
-        </w:numPr>
-        <w:shd w:val="clear" w:color="auto" w:fill="FFFFFF"/>
-        <w:spacing w:before="0" w:beforeAutospacing="0" w:after="45" w:afterAutospacing="0" w:line="360" w:lineRule="auto"/>
-        <w:rPr>
-          <w:color w:val="1A1C1E"/>
-        </w:rPr>
-      </w:pPr>
-      <w:r>
-        <w:rPr>
-          <w:rStyle w:val="ng-star-inserted1"/>
-          <w:rFonts w:eastAsiaTheme="majorEastAsia"/>
-          <w:color w:val="1A1C1E"/>
-        </w:rPr>
-        <w:t>Lekéri a bejelentkezett felhasználó kedvenc parfümjeinek </w:t>
-      </w:r>
-      <w:r>
-        <w:rPr>
-          <w:rStyle w:val="ng-star-inserted1"/>
-          <w:rFonts w:eastAsiaTheme="majorEastAsia"/>
-          <w:i/>
-          <w:iCs/>
-          <w:color w:val="1A1C1E"/>
-        </w:rPr>
-        <w:t>részletes</w:t>
-      </w:r>
-      <w:r>
-        <w:rPr>
-          <w:rStyle w:val="ng-star-inserted1"/>
-          <w:rFonts w:eastAsiaTheme="majorEastAsia"/>
-          <w:color w:val="1A1C1E"/>
-        </w:rPr>
-        <w:t> adatait (</w:t>
-      </w:r>
-      <w:proofErr w:type="spellStart"/>
-      <w:r>
-        <w:rPr>
-          <w:rStyle w:val="inline-code"/>
-          <w:rFonts w:eastAsiaTheme="majorEastAsia"/>
-          <w:color w:val="1A1C1E"/>
-          <w:bdr w:val="single" w:sz="4" w:space="0" w:color="F3F3F6" w:frame="1"/>
-        </w:rPr>
-        <w:t>getMyFavoritePerfumesDetails</w:t>
-      </w:r>
-      <w:proofErr w:type="spellEnd"/>
-      <w:r>
-        <w:rPr>
-          <w:rStyle w:val="ng-star-inserted1"/>
-          <w:rFonts w:eastAsiaTheme="majorEastAsia"/>
-          <w:color w:val="1A1C1E"/>
-        </w:rPr>
-        <w:t> service). Ez a service először lekéri az ID-</w:t>
-      </w:r>
-      <w:proofErr w:type="spellStart"/>
-      <w:r>
-        <w:rPr>
-          <w:rStyle w:val="ng-star-inserted1"/>
-          <w:rFonts w:eastAsiaTheme="majorEastAsia"/>
-          <w:color w:val="1A1C1E"/>
-        </w:rPr>
-        <w:t>kat</w:t>
-      </w:r>
-      <w:proofErr w:type="spellEnd"/>
-      <w:r>
-        <w:rPr>
-          <w:rStyle w:val="ng-star-inserted1"/>
-          <w:rFonts w:eastAsiaTheme="majorEastAsia"/>
-          <w:color w:val="1A1C1E"/>
-        </w:rPr>
-        <w:t>, majd egy batch kéréssel a parfüm adatokat.</w:t>
-      </w:r>
-    </w:p>
-    <w:p>
-      <w:pPr>
-        <w:pStyle w:val="ng-star-inserted"/>
-        <w:numPr>
-          <w:ilvl w:val="1"/>
-          <w:numId w:val="36"/>
-        </w:numPr>
-        <w:shd w:val="clear" w:color="auto" w:fill="FFFFFF"/>
-        <w:spacing w:before="0" w:beforeAutospacing="0" w:after="45" w:afterAutospacing="0" w:line="360" w:lineRule="auto"/>
-        <w:rPr>
-          <w:color w:val="1A1C1E"/>
-        </w:rPr>
-      </w:pPr>
-      <w:r>
-        <w:rPr>
-          <w:rStyle w:val="ng-star-inserted1"/>
-          <w:rFonts w:eastAsiaTheme="majorEastAsia"/>
-          <w:color w:val="1A1C1E"/>
-        </w:rPr>
-        <w:t>Megjeleníti a kedvenceket </w:t>
-      </w:r>
-      <w:proofErr w:type="spellStart"/>
-      <w:r>
-        <w:rPr>
-          <w:rStyle w:val="inline-code"/>
-          <w:rFonts w:eastAsiaTheme="majorEastAsia"/>
-          <w:color w:val="1A1C1E"/>
-          <w:bdr w:val="single" w:sz="4" w:space="0" w:color="F3F3F6" w:frame="1"/>
-        </w:rPr>
-        <w:t>PerfumeCard</w:t>
-      </w:r>
-      <w:proofErr w:type="spellEnd"/>
-      <w:r>
-        <w:rPr>
-          <w:rStyle w:val="ng-star-inserted1"/>
-          <w:rFonts w:eastAsiaTheme="majorEastAsia"/>
-          <w:color w:val="1A1C1E"/>
-        </w:rPr>
-        <w:t> komponensekkel.</w:t>
-      </w:r>
-    </w:p>
-    <w:p>
-      <w:pPr>
-        <w:pStyle w:val="ng-star-inserted"/>
-        <w:numPr>
-          <w:ilvl w:val="1"/>
-          <w:numId w:val="36"/>
-        </w:numPr>
-        <w:shd w:val="clear" w:color="auto" w:fill="FFFFFF"/>
-        <w:spacing w:before="0" w:beforeAutospacing="0" w:after="45" w:afterAutospacing="0" w:line="360" w:lineRule="auto"/>
-        <w:rPr>
-          <w:color w:val="1A1C1E"/>
-        </w:rPr>
-      </w:pPr>
-      <w:r>
-        <w:rPr>
-          <w:rStyle w:val="ng-star-inserted1"/>
-          <w:rFonts w:eastAsiaTheme="majorEastAsia"/>
-          <w:color w:val="1A1C1E"/>
-        </w:rPr>
-        <w:t>Kezeli a betöltési és hibaállapotokat.</w:t>
-      </w:r>
-    </w:p>
-    <w:p>
-      <w:pPr>
-        <w:pStyle w:val="ng-star-inserted"/>
-        <w:numPr>
-          <w:ilvl w:val="1"/>
-          <w:numId w:val="36"/>
-        </w:numPr>
-        <w:shd w:val="clear" w:color="auto" w:fill="FFFFFF"/>
-        <w:spacing w:before="0" w:beforeAutospacing="0" w:after="45" w:afterAutospacing="0" w:line="360" w:lineRule="auto"/>
-        <w:rPr>
-          <w:color w:val="1A1C1E"/>
-        </w:rPr>
-      </w:pPr>
-      <w:r>
-        <w:rPr>
-          <w:rStyle w:val="ng-star-inserted1"/>
-          <w:rFonts w:eastAsiaTheme="majorEastAsia"/>
-          <w:color w:val="1A1C1E"/>
-        </w:rPr>
-        <w:t>Átirányít a bejelentkezési oldalra, ha a felhasználó nincs bejelentkezve.</w:t>
-      </w:r>
-    </w:p>
-    <w:p>
-      <w:pPr>
-        <w:pStyle w:val="ng-star-inserted"/>
-        <w:shd w:val="clear" w:color="auto" w:fill="FFFFFF"/>
-        <w:spacing w:after="270" w:afterAutospacing="0" w:line="360" w:lineRule="auto"/>
-        <w:rPr>
-          <w:color w:val="1A1C1E"/>
-        </w:rPr>
-      </w:pPr>
+        <w:t>State</w:t>
+      </w:r>
+      <w:proofErr w:type="spellEnd"/>
       <w:r>
         <w:rPr>
           <w:rStyle w:val="ng-star-inserted1"/>
@@ -19714,9 +22428,22 @@
           <w:bCs/>
           <w:color w:val="1A1C1E"/>
         </w:rPr>
-        <w:t>Állapotkezelés (</w:t>
-      </w:r>
-      <w:proofErr w:type="spellStart"/>
+        <w:t xml:space="preserve"> Management):</w:t>
+      </w:r>
+    </w:p>
+    <w:p>
+      <w:pPr>
+        <w:pStyle w:val="ng-star-inserted"/>
+        <w:numPr>
+          <w:ilvl w:val="0"/>
+          <w:numId w:val="37"/>
+        </w:numPr>
+        <w:shd w:val="clear" w:color="auto" w:fill="FFFFFF"/>
+        <w:spacing w:before="0" w:beforeAutospacing="0" w:after="45" w:afterAutospacing="0" w:line="360" w:lineRule="auto"/>
+        <w:rPr>
+          <w:color w:val="1A1C1E"/>
+        </w:rPr>
+      </w:pPr>
       <w:r>
         <w:rPr>
           <w:rStyle w:val="ng-star-inserted1"/>
@@ -19725,9 +22452,9 @@
           <w:bCs/>
           <w:color w:val="1A1C1E"/>
         </w:rPr>
-        <w:t>State</w:t>
-      </w:r>
-      <w:proofErr w:type="spellEnd"/>
+        <w:t xml:space="preserve">Lokális </w:t>
+      </w:r>
+      <w:proofErr w:type="spellStart"/>
       <w:r>
         <w:rPr>
           <w:rStyle w:val="ng-star-inserted1"/>
@@ -19736,7 +22463,105 @@
           <w:bCs/>
           <w:color w:val="1A1C1E"/>
         </w:rPr>
-        <w:t xml:space="preserve"> Management):</w:t>
+        <w:t>State</w:t>
+      </w:r>
+      <w:proofErr w:type="spellEnd"/>
+      <w:r>
+        <w:rPr>
+          <w:rStyle w:val="ng-star-inserted1"/>
+          <w:rFonts w:eastAsiaTheme="majorEastAsia"/>
+          <w:b/>
+          <w:bCs/>
+          <w:color w:val="1A1C1E"/>
+        </w:rPr>
+        <w:t xml:space="preserve"> (</w:t>
+      </w:r>
+      <w:proofErr w:type="spellStart"/>
+      <w:r>
+        <w:rPr>
+          <w:rStyle w:val="inline-code"/>
+          <w:rFonts w:eastAsiaTheme="majorEastAsia"/>
+          <w:b/>
+          <w:bCs/>
+          <w:color w:val="1A1C1E"/>
+          <w:bdr w:val="single" w:sz="4" w:space="0" w:color="F3F3F6" w:frame="1"/>
+        </w:rPr>
+        <w:t>useState</w:t>
+      </w:r>
+      <w:proofErr w:type="spellEnd"/>
+      <w:r>
+        <w:rPr>
+          <w:rStyle w:val="ng-star-inserted1"/>
+          <w:rFonts w:eastAsiaTheme="majorEastAsia"/>
+          <w:b/>
+          <w:bCs/>
+          <w:color w:val="1A1C1E"/>
+        </w:rPr>
+        <w:t>):</w:t>
+      </w:r>
+      <w:r>
+        <w:rPr>
+          <w:rStyle w:val="ng-star-inserted1"/>
+          <w:rFonts w:eastAsiaTheme="majorEastAsia"/>
+          <w:color w:val="1A1C1E"/>
+        </w:rPr>
+        <w:t xml:space="preserve"> A legtöbb komponens saját állapotot kezel (pl. űrlap adatok, betöltési állapotok, hibaüzenetek, UI </w:t>
+      </w:r>
+      <w:proofErr w:type="gramStart"/>
+      <w:r>
+        <w:rPr>
+          <w:rStyle w:val="ng-star-inserted1"/>
+          <w:rFonts w:eastAsiaTheme="majorEastAsia"/>
+          <w:color w:val="1A1C1E"/>
+        </w:rPr>
+        <w:t>állapotok</w:t>
+      </w:r>
+      <w:proofErr w:type="gramEnd"/>
+      <w:r>
+        <w:rPr>
+          <w:rStyle w:val="ng-star-inserted1"/>
+          <w:rFonts w:eastAsiaTheme="majorEastAsia"/>
+          <w:color w:val="1A1C1E"/>
+        </w:rPr>
+        <w:t xml:space="preserve"> mint </w:t>
+      </w:r>
+      <w:proofErr w:type="spellStart"/>
+      <w:r>
+        <w:rPr>
+          <w:rStyle w:val="inline-code"/>
+          <w:rFonts w:eastAsiaTheme="majorEastAsia"/>
+          <w:color w:val="1A1C1E"/>
+          <w:bdr w:val="single" w:sz="4" w:space="0" w:color="F3F3F6" w:frame="1"/>
+        </w:rPr>
+        <w:t>isOpen</w:t>
+      </w:r>
+      <w:proofErr w:type="spellEnd"/>
+      <w:r>
+        <w:rPr>
+          <w:rStyle w:val="ng-star-inserted1"/>
+          <w:rFonts w:eastAsiaTheme="majorEastAsia"/>
+          <w:color w:val="1A1C1E"/>
+        </w:rPr>
+        <w:t>, </w:t>
+      </w:r>
+      <w:proofErr w:type="spellStart"/>
+      <w:r>
+        <w:rPr>
+          <w:rStyle w:val="inline-code"/>
+          <w:rFonts w:eastAsiaTheme="majorEastAsia"/>
+          <w:color w:val="1A1C1E"/>
+          <w:bdr w:val="single" w:sz="4" w:space="0" w:color="F3F3F6" w:frame="1"/>
+        </w:rPr>
+        <w:t>isImageZoomed</w:t>
+      </w:r>
+      <w:proofErr w:type="spellEnd"/>
+      <w:r>
+        <w:rPr>
+          <w:rStyle w:val="ng-star-inserted1"/>
+          <w:rFonts w:eastAsiaTheme="majorEastAsia"/>
+          <w:color w:val="1A1C1E"/>
+        </w:rPr>
+        <w:t>).</w:t>
       </w:r>
     </w:p>
     <w:p>
@@ -19760,7 +22585,7 @@
           <w:bCs/>
           <w:color w:val="1A1C1E"/>
         </w:rPr>
-        <w:t xml:space="preserve">Lokális </w:t>
+        <w:t xml:space="preserve">Globális </w:t>
       </w:r>
       <w:proofErr w:type="spellStart"/>
       <w:r>
@@ -19794,7 +22619,7 @@
           <w:color w:val="1A1C1E"/>
           <w:bdr w:val="single" w:sz="4" w:space="0" w:color="F3F3F6" w:frame="1"/>
         </w:rPr>
-        <w:t>useState</w:t>
+        <w:t>useContext</w:t>
       </w:r>
       <w:proofErr w:type="spellEnd"/>
       <w:r>
@@ -19805,97 +22630,21 @@
           <w:bCs/>
           <w:color w:val="1A1C1E"/>
         </w:rPr>
-        <w:t>):</w:t>
-      </w:r>
-      <w:r>
-        <w:rPr>
-          <w:rStyle w:val="ng-star-inserted1"/>
-          <w:rFonts w:eastAsiaTheme="majorEastAsia"/>
-          <w:color w:val="1A1C1E"/>
-        </w:rPr>
-        <w:t xml:space="preserve"> A legtöbb komponens saját állapotot kezel (pl. űrlap adatok, betöltési állapotok, hibaüzenetek, UI </w:t>
-      </w:r>
-      <w:proofErr w:type="gramStart"/>
-      <w:r>
-        <w:rPr>
-          <w:rStyle w:val="ng-star-inserted1"/>
-          <w:rFonts w:eastAsiaTheme="majorEastAsia"/>
-          <w:color w:val="1A1C1E"/>
-        </w:rPr>
-        <w:t>állapotok</w:t>
-      </w:r>
-      <w:proofErr w:type="gramEnd"/>
-      <w:r>
-        <w:rPr>
-          <w:rStyle w:val="ng-star-inserted1"/>
-          <w:rFonts w:eastAsiaTheme="majorEastAsia"/>
-          <w:color w:val="1A1C1E"/>
-        </w:rPr>
-        <w:t xml:space="preserve"> mint </w:t>
+        <w:t> - </w:t>
       </w:r>
       <w:proofErr w:type="spellStart"/>
       <w:r>
         <w:rPr>
           <w:rStyle w:val="inline-code"/>
-          <w:rFonts w:eastAsiaTheme="majorEastAsia"/>
-          <w:color w:val="1A1C1E"/>
-          <w:bdr w:val="single" w:sz="4" w:space="0" w:color="F3F3F6" w:frame="1"/>
-        </w:rPr>
-        <w:t>isOpen</w:t>
-      </w:r>
-      <w:proofErr w:type="spellEnd"/>
-      <w:r>
-        <w:rPr>
-          <w:rStyle w:val="ng-star-inserted1"/>
-          <w:rFonts w:eastAsiaTheme="majorEastAsia"/>
-          <w:color w:val="1A1C1E"/>
-        </w:rPr>
-        <w:t>, </w:t>
-      </w:r>
-      <w:proofErr w:type="spellStart"/>
-      <w:r>
-        <w:rPr>
-          <w:rStyle w:val="inline-code"/>
-          <w:rFonts w:eastAsiaTheme="majorEastAsia"/>
-          <w:color w:val="1A1C1E"/>
-          <w:bdr w:val="single" w:sz="4" w:space="0" w:color="F3F3F6" w:frame="1"/>
-        </w:rPr>
-        <w:t>isImageZoomed</w:t>
-      </w:r>
-      <w:proofErr w:type="spellEnd"/>
-      <w:r>
-        <w:rPr>
-          <w:rStyle w:val="ng-star-inserted1"/>
-          <w:rFonts w:eastAsiaTheme="majorEastAsia"/>
-          <w:color w:val="1A1C1E"/>
-        </w:rPr>
-        <w:t>).</w:t>
-      </w:r>
-    </w:p>
-    <w:p>
-      <w:pPr>
-        <w:pStyle w:val="ng-star-inserted"/>
-        <w:numPr>
-          <w:ilvl w:val="0"/>
-          <w:numId w:val="37"/>
-        </w:numPr>
-        <w:shd w:val="clear" w:color="auto" w:fill="FFFFFF"/>
-        <w:spacing w:before="0" w:beforeAutospacing="0" w:after="45" w:afterAutospacing="0" w:line="360" w:lineRule="auto"/>
-        <w:rPr>
-          <w:color w:val="1A1C1E"/>
-        </w:rPr>
-      </w:pPr>
-      <w:r>
-        <w:rPr>
-          <w:rStyle w:val="ng-star-inserted1"/>
           <w:rFonts w:eastAsiaTheme="majorEastAsia"/>
           <w:b/>
           <w:bCs/>
           <w:color w:val="1A1C1E"/>
-        </w:rPr>
-        <w:t xml:space="preserve">Globális </w:t>
-      </w:r>
-      <w:proofErr w:type="spellStart"/>
+          <w:bdr w:val="single" w:sz="4" w:space="0" w:color="F3F3F6" w:frame="1"/>
+        </w:rPr>
+        <w:t>AuthContext</w:t>
+      </w:r>
+      <w:proofErr w:type="spellEnd"/>
       <w:r>
         <w:rPr>
           <w:rStyle w:val="ng-star-inserted1"/>
@@ -19904,9 +22653,711 @@
           <w:bCs/>
           <w:color w:val="1A1C1E"/>
         </w:rPr>
-        <w:t>State</w:t>
-      </w:r>
-      <w:proofErr w:type="spellEnd"/>
+        <w:t>):</w:t>
+      </w:r>
+    </w:p>
+    <w:p>
+      <w:pPr>
+        <w:pStyle w:val="ng-star-inserted"/>
+        <w:numPr>
+          <w:ilvl w:val="1"/>
+          <w:numId w:val="37"/>
+        </w:numPr>
+        <w:shd w:val="clear" w:color="auto" w:fill="FFFFFF"/>
+        <w:spacing w:before="0" w:beforeAutospacing="0" w:after="45" w:afterAutospacing="0" w:line="360" w:lineRule="auto"/>
+        <w:rPr>
+          <w:color w:val="1A1C1E"/>
+        </w:rPr>
+      </w:pPr>
+      <w:proofErr w:type="spellStart"/>
+      <w:r>
+        <w:rPr>
+          <w:rStyle w:val="inline-code"/>
+          <w:rFonts w:eastAsiaTheme="majorEastAsia"/>
+          <w:color w:val="1A1C1E"/>
+          <w:bdr w:val="single" w:sz="4" w:space="0" w:color="F3F3F6" w:frame="1"/>
+        </w:rPr>
+        <w:t>isLoggedIn</w:t>
+      </w:r>
+      <w:proofErr w:type="spellEnd"/>
+      <w:r>
+        <w:rPr>
+          <w:rStyle w:val="ng-star-inserted1"/>
+          <w:rFonts w:eastAsiaTheme="majorEastAsia"/>
+          <w:color w:val="1A1C1E"/>
+        </w:rPr>
+        <w:t>: Boolean jelzi, hogy van-e bejelentkezett felhasználó.</w:t>
+      </w:r>
+    </w:p>
+    <w:p>
+      <w:pPr>
+        <w:pStyle w:val="ng-star-inserted"/>
+        <w:numPr>
+          <w:ilvl w:val="1"/>
+          <w:numId w:val="37"/>
+        </w:numPr>
+        <w:shd w:val="clear" w:color="auto" w:fill="FFFFFF"/>
+        <w:spacing w:before="0" w:beforeAutospacing="0" w:after="45" w:afterAutospacing="0" w:line="360" w:lineRule="auto"/>
+        <w:rPr>
+          <w:color w:val="1A1C1E"/>
+        </w:rPr>
+      </w:pPr>
+      <w:proofErr w:type="spellStart"/>
+      <w:r>
+        <w:rPr>
+          <w:rStyle w:val="inline-code"/>
+          <w:rFonts w:eastAsiaTheme="majorEastAsia"/>
+          <w:color w:val="1A1C1E"/>
+          <w:bdr w:val="single" w:sz="4" w:space="0" w:color="F3F3F6" w:frame="1"/>
+        </w:rPr>
+        <w:t>user</w:t>
+      </w:r>
+      <w:proofErr w:type="spellEnd"/>
+      <w:r>
+        <w:rPr>
+          <w:rStyle w:val="ng-star-inserted1"/>
+          <w:rFonts w:eastAsiaTheme="majorEastAsia"/>
+          <w:color w:val="1A1C1E"/>
+        </w:rPr>
+        <w:t>: Objektum a bejelentkezett felhasználó adataival (</w:t>
+      </w:r>
+      <w:proofErr w:type="spellStart"/>
+      <w:r>
+        <w:rPr>
+          <w:rStyle w:val="ng-star-inserted1"/>
+          <w:rFonts w:eastAsiaTheme="majorEastAsia"/>
+          <w:color w:val="1A1C1E"/>
+        </w:rPr>
+        <w:t>id</w:t>
+      </w:r>
+      <w:proofErr w:type="spellEnd"/>
+      <w:r>
+        <w:rPr>
+          <w:rStyle w:val="ng-star-inserted1"/>
+          <w:rFonts w:eastAsiaTheme="majorEastAsia"/>
+          <w:color w:val="1A1C1E"/>
+        </w:rPr>
+        <w:t xml:space="preserve">, </w:t>
+      </w:r>
+      <w:proofErr w:type="spellStart"/>
+      <w:r>
+        <w:rPr>
+          <w:rStyle w:val="ng-star-inserted1"/>
+          <w:rFonts w:eastAsiaTheme="majorEastAsia"/>
+          <w:color w:val="1A1C1E"/>
+        </w:rPr>
+        <w:t>name</w:t>
+      </w:r>
+      <w:proofErr w:type="spellEnd"/>
+      <w:r>
+        <w:rPr>
+          <w:rStyle w:val="ng-star-inserted1"/>
+          <w:rFonts w:eastAsiaTheme="majorEastAsia"/>
+          <w:color w:val="1A1C1E"/>
+        </w:rPr>
+        <w:t xml:space="preserve">, </w:t>
+      </w:r>
+      <w:proofErr w:type="gramStart"/>
+      <w:r>
+        <w:rPr>
+          <w:rStyle w:val="ng-star-inserted1"/>
+          <w:rFonts w:eastAsiaTheme="majorEastAsia"/>
+          <w:color w:val="1A1C1E"/>
+        </w:rPr>
+        <w:t>email,</w:t>
+      </w:r>
+      <w:proofErr w:type="gramEnd"/>
+      <w:r>
+        <w:rPr>
+          <w:rStyle w:val="ng-star-inserted1"/>
+          <w:rFonts w:eastAsiaTheme="majorEastAsia"/>
+          <w:color w:val="1A1C1E"/>
+        </w:rPr>
+        <w:t xml:space="preserve"> stb.).</w:t>
+      </w:r>
+    </w:p>
+    <w:p>
+      <w:pPr>
+        <w:pStyle w:val="ng-star-inserted"/>
+        <w:numPr>
+          <w:ilvl w:val="1"/>
+          <w:numId w:val="37"/>
+        </w:numPr>
+        <w:shd w:val="clear" w:color="auto" w:fill="FFFFFF"/>
+        <w:spacing w:before="0" w:beforeAutospacing="0" w:after="45" w:afterAutospacing="0" w:line="360" w:lineRule="auto"/>
+        <w:rPr>
+          <w:color w:val="1A1C1E"/>
+        </w:rPr>
+      </w:pPr>
+      <w:proofErr w:type="spellStart"/>
+      <w:r>
+        <w:rPr>
+          <w:rStyle w:val="inline-code"/>
+          <w:rFonts w:eastAsiaTheme="majorEastAsia"/>
+          <w:color w:val="1A1C1E"/>
+          <w:bdr w:val="single" w:sz="4" w:space="0" w:color="F3F3F6" w:frame="1"/>
+        </w:rPr>
+        <w:t>token</w:t>
+      </w:r>
+      <w:proofErr w:type="spellEnd"/>
+      <w:r>
+        <w:rPr>
+          <w:rStyle w:val="ng-star-inserted1"/>
+          <w:rFonts w:eastAsiaTheme="majorEastAsia"/>
+          <w:color w:val="1A1C1E"/>
+        </w:rPr>
+        <w:t xml:space="preserve">: A felhasználó JWT </w:t>
+      </w:r>
+      <w:proofErr w:type="spellStart"/>
+      <w:r>
+        <w:rPr>
+          <w:rStyle w:val="ng-star-inserted1"/>
+          <w:rFonts w:eastAsiaTheme="majorEastAsia"/>
+          <w:color w:val="1A1C1E"/>
+        </w:rPr>
+        <w:t>tokenje</w:t>
+      </w:r>
+      <w:proofErr w:type="spellEnd"/>
+      <w:r>
+        <w:rPr>
+          <w:rStyle w:val="ng-star-inserted1"/>
+          <w:rFonts w:eastAsiaTheme="majorEastAsia"/>
+          <w:color w:val="1A1C1E"/>
+        </w:rPr>
+        <w:t>.</w:t>
+      </w:r>
+    </w:p>
+    <w:p>
+      <w:pPr>
+        <w:pStyle w:val="ng-star-inserted"/>
+        <w:numPr>
+          <w:ilvl w:val="1"/>
+          <w:numId w:val="37"/>
+        </w:numPr>
+        <w:shd w:val="clear" w:color="auto" w:fill="FFFFFF"/>
+        <w:spacing w:before="0" w:beforeAutospacing="0" w:after="45" w:afterAutospacing="0" w:line="360" w:lineRule="auto"/>
+        <w:rPr>
+          <w:color w:val="1A1C1E"/>
+        </w:rPr>
+      </w:pPr>
+      <w:proofErr w:type="gramStart"/>
+      <w:r>
+        <w:rPr>
+          <w:rStyle w:val="inline-code"/>
+          <w:rFonts w:eastAsiaTheme="majorEastAsia"/>
+          <w:color w:val="1A1C1E"/>
+          <w:bdr w:val="single" w:sz="4" w:space="0" w:color="F3F3F6" w:frame="1"/>
+        </w:rPr>
+        <w:t>login(</w:t>
+      </w:r>
+      <w:proofErr w:type="spellStart"/>
+      <w:proofErr w:type="gramEnd"/>
+      <w:r>
+        <w:rPr>
+          <w:rStyle w:val="inline-code"/>
+          <w:rFonts w:eastAsiaTheme="majorEastAsia"/>
+          <w:color w:val="1A1C1E"/>
+          <w:bdr w:val="single" w:sz="4" w:space="0" w:color="F3F3F6" w:frame="1"/>
+        </w:rPr>
+        <w:t>user</w:t>
+      </w:r>
+      <w:proofErr w:type="spellEnd"/>
+      <w:r>
+        <w:rPr>
+          <w:rStyle w:val="inline-code"/>
+          <w:rFonts w:eastAsiaTheme="majorEastAsia"/>
+          <w:color w:val="1A1C1E"/>
+          <w:bdr w:val="single" w:sz="4" w:space="0" w:color="F3F3F6" w:frame="1"/>
+        </w:rPr>
+        <w:t xml:space="preserve">, </w:t>
+      </w:r>
+      <w:proofErr w:type="spellStart"/>
+      <w:r>
+        <w:rPr>
+          <w:rStyle w:val="inline-code"/>
+          <w:rFonts w:eastAsiaTheme="majorEastAsia"/>
+          <w:color w:val="1A1C1E"/>
+          <w:bdr w:val="single" w:sz="4" w:space="0" w:color="F3F3F6" w:frame="1"/>
+        </w:rPr>
+        <w:t>token</w:t>
+      </w:r>
+      <w:proofErr w:type="spellEnd"/>
+      <w:r>
+        <w:rPr>
+          <w:rStyle w:val="inline-code"/>
+          <w:rFonts w:eastAsiaTheme="majorEastAsia"/>
+          <w:color w:val="1A1C1E"/>
+          <w:bdr w:val="single" w:sz="4" w:space="0" w:color="F3F3F6" w:frame="1"/>
+        </w:rPr>
+        <w:t>)</w:t>
+      </w:r>
+      <w:r>
+        <w:rPr>
+          <w:rStyle w:val="ng-star-inserted1"/>
+          <w:rFonts w:eastAsiaTheme="majorEastAsia"/>
+          <w:color w:val="1A1C1E"/>
+        </w:rPr>
+        <w:t>: Függvény a bejelentkezési állapot és adatok beállítására (localStorage-</w:t>
+      </w:r>
+      <w:proofErr w:type="spellStart"/>
+      <w:r>
+        <w:rPr>
+          <w:rStyle w:val="ng-star-inserted1"/>
+          <w:rFonts w:eastAsiaTheme="majorEastAsia"/>
+          <w:color w:val="1A1C1E"/>
+        </w:rPr>
+        <w:t>ba</w:t>
+      </w:r>
+      <w:proofErr w:type="spellEnd"/>
+      <w:r>
+        <w:rPr>
+          <w:rStyle w:val="ng-star-inserted1"/>
+          <w:rFonts w:eastAsiaTheme="majorEastAsia"/>
+          <w:color w:val="1A1C1E"/>
+        </w:rPr>
+        <w:t xml:space="preserve"> is menti a </w:t>
+      </w:r>
+      <w:proofErr w:type="spellStart"/>
+      <w:r>
+        <w:rPr>
+          <w:rStyle w:val="ng-star-inserted1"/>
+          <w:rFonts w:eastAsiaTheme="majorEastAsia"/>
+          <w:color w:val="1A1C1E"/>
+        </w:rPr>
+        <w:t>tokent</w:t>
+      </w:r>
+      <w:proofErr w:type="spellEnd"/>
+      <w:r>
+        <w:rPr>
+          <w:rStyle w:val="ng-star-inserted1"/>
+          <w:rFonts w:eastAsiaTheme="majorEastAsia"/>
+          <w:color w:val="1A1C1E"/>
+        </w:rPr>
+        <w:t>).</w:t>
+      </w:r>
+    </w:p>
+    <w:p>
+      <w:pPr>
+        <w:pStyle w:val="ng-star-inserted"/>
+        <w:numPr>
+          <w:ilvl w:val="1"/>
+          <w:numId w:val="37"/>
+        </w:numPr>
+        <w:shd w:val="clear" w:color="auto" w:fill="FFFFFF"/>
+        <w:spacing w:before="0" w:beforeAutospacing="0" w:after="45" w:afterAutospacing="0" w:line="360" w:lineRule="auto"/>
+        <w:rPr>
+          <w:color w:val="1A1C1E"/>
+        </w:rPr>
+      </w:pPr>
+      <w:proofErr w:type="gramStart"/>
+      <w:r>
+        <w:rPr>
+          <w:rStyle w:val="inline-code"/>
+          <w:rFonts w:eastAsiaTheme="majorEastAsia"/>
+          <w:color w:val="1A1C1E"/>
+          <w:bdr w:val="single" w:sz="4" w:space="0" w:color="F3F3F6" w:frame="1"/>
+        </w:rPr>
+        <w:t>logout(</w:t>
+      </w:r>
+      <w:proofErr w:type="gramEnd"/>
+      <w:r>
+        <w:rPr>
+          <w:rStyle w:val="inline-code"/>
+          <w:rFonts w:eastAsiaTheme="majorEastAsia"/>
+          <w:color w:val="1A1C1E"/>
+          <w:bdr w:val="single" w:sz="4" w:space="0" w:color="F3F3F6" w:frame="1"/>
+        </w:rPr>
+        <w:t>)</w:t>
+      </w:r>
+      <w:r>
+        <w:rPr>
+          <w:rStyle w:val="ng-star-inserted1"/>
+          <w:rFonts w:eastAsiaTheme="majorEastAsia"/>
+          <w:color w:val="1A1C1E"/>
+        </w:rPr>
+        <w:t xml:space="preserve">: Függvény a kijelentkezéshez (törli az állapotot és a </w:t>
+      </w:r>
+      <w:proofErr w:type="spellStart"/>
+      <w:r>
+        <w:rPr>
+          <w:rStyle w:val="ng-star-inserted1"/>
+          <w:rFonts w:eastAsiaTheme="majorEastAsia"/>
+          <w:color w:val="1A1C1E"/>
+        </w:rPr>
+        <w:t>tokent</w:t>
+      </w:r>
+      <w:proofErr w:type="spellEnd"/>
+      <w:r>
+        <w:rPr>
+          <w:rStyle w:val="ng-star-inserted1"/>
+          <w:rFonts w:eastAsiaTheme="majorEastAsia"/>
+          <w:color w:val="1A1C1E"/>
+        </w:rPr>
+        <w:t xml:space="preserve"> a localStorage-</w:t>
+      </w:r>
+      <w:proofErr w:type="spellStart"/>
+      <w:r>
+        <w:rPr>
+          <w:rStyle w:val="ng-star-inserted1"/>
+          <w:rFonts w:eastAsiaTheme="majorEastAsia"/>
+          <w:color w:val="1A1C1E"/>
+        </w:rPr>
+        <w:t>ból</w:t>
+      </w:r>
+      <w:proofErr w:type="spellEnd"/>
+      <w:r>
+        <w:rPr>
+          <w:rStyle w:val="ng-star-inserted1"/>
+          <w:rFonts w:eastAsiaTheme="majorEastAsia"/>
+          <w:color w:val="1A1C1E"/>
+        </w:rPr>
+        <w:t>).</w:t>
+      </w:r>
+    </w:p>
+    <w:p>
+      <w:pPr>
+        <w:pStyle w:val="ng-star-inserted"/>
+        <w:numPr>
+          <w:ilvl w:val="1"/>
+          <w:numId w:val="37"/>
+        </w:numPr>
+        <w:shd w:val="clear" w:color="auto" w:fill="FFFFFF"/>
+        <w:spacing w:before="0" w:beforeAutospacing="0" w:after="45" w:afterAutospacing="0" w:line="360" w:lineRule="auto"/>
+        <w:rPr>
+          <w:color w:val="1A1C1E"/>
+        </w:rPr>
+      </w:pPr>
+      <w:r>
+        <w:rPr>
+          <w:rStyle w:val="ng-star-inserted1"/>
+          <w:rFonts w:eastAsiaTheme="majorEastAsia"/>
+          <w:color w:val="1A1C1E"/>
+        </w:rPr>
+        <w:t>Az </w:t>
+      </w:r>
+      <w:proofErr w:type="spellStart"/>
+      <w:r>
+        <w:rPr>
+          <w:rStyle w:val="inline-code"/>
+          <w:rFonts w:eastAsiaTheme="majorEastAsia"/>
+          <w:color w:val="1A1C1E"/>
+          <w:bdr w:val="single" w:sz="4" w:space="0" w:color="F3F3F6" w:frame="1"/>
+        </w:rPr>
+        <w:t>AuthContext.Provider</w:t>
+      </w:r>
+      <w:proofErr w:type="spellEnd"/>
+      <w:r>
+        <w:rPr>
+          <w:rStyle w:val="ng-star-inserted1"/>
+          <w:rFonts w:eastAsiaTheme="majorEastAsia"/>
+          <w:color w:val="1A1C1E"/>
+        </w:rPr>
+        <w:t> az </w:t>
+      </w:r>
+      <w:r>
+        <w:rPr>
+          <w:rStyle w:val="inline-code"/>
+          <w:rFonts w:eastAsiaTheme="majorEastAsia"/>
+          <w:color w:val="1A1C1E"/>
+          <w:bdr w:val="single" w:sz="4" w:space="0" w:color="F3F3F6" w:frame="1"/>
+        </w:rPr>
+        <w:t>App.js</w:t>
+      </w:r>
+      <w:r>
+        <w:rPr>
+          <w:rStyle w:val="ng-star-inserted1"/>
+          <w:rFonts w:eastAsiaTheme="majorEastAsia"/>
+          <w:color w:val="1A1C1E"/>
+        </w:rPr>
+        <w:t>-ben található (feltételezett), és a </w:t>
+      </w:r>
+      <w:r>
+        <w:rPr>
+          <w:rStyle w:val="inline-code"/>
+          <w:rFonts w:eastAsiaTheme="majorEastAsia"/>
+          <w:color w:val="1A1C1E"/>
+          <w:bdr w:val="single" w:sz="4" w:space="0" w:color="F3F3F6" w:frame="1"/>
+        </w:rPr>
+        <w:t>login</w:t>
+      </w:r>
+      <w:r>
+        <w:rPr>
+          <w:rStyle w:val="ng-star-inserted1"/>
+          <w:rFonts w:eastAsiaTheme="majorEastAsia"/>
+          <w:color w:val="1A1C1E"/>
+        </w:rPr>
+        <w:t>, </w:t>
+      </w:r>
+      <w:proofErr w:type="spellStart"/>
+      <w:r>
+        <w:rPr>
+          <w:rStyle w:val="inline-code"/>
+          <w:rFonts w:eastAsiaTheme="majorEastAsia"/>
+          <w:color w:val="1A1C1E"/>
+          <w:bdr w:val="single" w:sz="4" w:space="0" w:color="F3F3F6" w:frame="1"/>
+        </w:rPr>
+        <w:t>register</w:t>
+      </w:r>
+      <w:proofErr w:type="spellEnd"/>
+      <w:r>
+        <w:rPr>
+          <w:rStyle w:val="ng-star-inserted1"/>
+          <w:rFonts w:eastAsiaTheme="majorEastAsia"/>
+          <w:color w:val="1A1C1E"/>
+        </w:rPr>
+        <w:t> komponensek hívják meg a </w:t>
+      </w:r>
+      <w:r>
+        <w:rPr>
+          <w:rStyle w:val="inline-code"/>
+          <w:rFonts w:eastAsiaTheme="majorEastAsia"/>
+          <w:color w:val="1A1C1E"/>
+          <w:bdr w:val="single" w:sz="4" w:space="0" w:color="F3F3F6" w:frame="1"/>
+        </w:rPr>
+        <w:t>login</w:t>
+      </w:r>
+      <w:r>
+        <w:rPr>
+          <w:rStyle w:val="ng-star-inserted1"/>
+          <w:rFonts w:eastAsiaTheme="majorEastAsia"/>
+          <w:color w:val="1A1C1E"/>
+        </w:rPr>
+        <w:t> függvényt sikeres művelet után, a </w:t>
+      </w:r>
+      <w:proofErr w:type="spellStart"/>
+      <w:r>
+        <w:rPr>
+          <w:rStyle w:val="inline-code"/>
+          <w:rFonts w:eastAsiaTheme="majorEastAsia"/>
+          <w:color w:val="1A1C1E"/>
+          <w:bdr w:val="single" w:sz="4" w:space="0" w:color="F3F3F6" w:frame="1"/>
+        </w:rPr>
+        <w:t>Navbar</w:t>
+      </w:r>
+      <w:proofErr w:type="spellEnd"/>
+      <w:r>
+        <w:rPr>
+          <w:rStyle w:val="ng-star-inserted1"/>
+          <w:rFonts w:eastAsiaTheme="majorEastAsia"/>
+          <w:color w:val="1A1C1E"/>
+        </w:rPr>
+        <w:t> és </w:t>
+      </w:r>
+      <w:proofErr w:type="spellStart"/>
+      <w:r>
+        <w:rPr>
+          <w:rStyle w:val="inline-code"/>
+          <w:rFonts w:eastAsiaTheme="majorEastAsia"/>
+          <w:color w:val="1A1C1E"/>
+          <w:bdr w:val="single" w:sz="4" w:space="0" w:color="F3F3F6" w:frame="1"/>
+        </w:rPr>
+        <w:t>Profile</w:t>
+      </w:r>
+      <w:proofErr w:type="spellEnd"/>
+      <w:r>
+        <w:rPr>
+          <w:rStyle w:val="ng-star-inserted1"/>
+          <w:rFonts w:eastAsiaTheme="majorEastAsia"/>
+          <w:color w:val="1A1C1E"/>
+        </w:rPr>
+        <w:t> pedig a </w:t>
+      </w:r>
+      <w:r>
+        <w:rPr>
+          <w:rStyle w:val="inline-code"/>
+          <w:rFonts w:eastAsiaTheme="majorEastAsia"/>
+          <w:color w:val="1A1C1E"/>
+          <w:bdr w:val="single" w:sz="4" w:space="0" w:color="F3F3F6" w:frame="1"/>
+        </w:rPr>
+        <w:t>logout</w:t>
+      </w:r>
+      <w:r>
+        <w:rPr>
+          <w:rStyle w:val="ng-star-inserted1"/>
+          <w:rFonts w:eastAsiaTheme="majorEastAsia"/>
+          <w:color w:val="1A1C1E"/>
+        </w:rPr>
+        <w:t>-ot. Más komponensek (</w:t>
+      </w:r>
+      <w:proofErr w:type="spellStart"/>
+      <w:r>
+        <w:rPr>
+          <w:rStyle w:val="inline-code"/>
+          <w:rFonts w:eastAsiaTheme="majorEastAsia"/>
+          <w:color w:val="1A1C1E"/>
+          <w:bdr w:val="single" w:sz="4" w:space="0" w:color="F3F3F6" w:frame="1"/>
+        </w:rPr>
+        <w:t>PerfumeCard</w:t>
+      </w:r>
+      <w:proofErr w:type="spellEnd"/>
+      <w:r>
+        <w:rPr>
+          <w:rStyle w:val="ng-star-inserted1"/>
+          <w:rFonts w:eastAsiaTheme="majorEastAsia"/>
+          <w:color w:val="1A1C1E"/>
+        </w:rPr>
+        <w:t>, </w:t>
+      </w:r>
+      <w:proofErr w:type="spellStart"/>
+      <w:r>
+        <w:rPr>
+          <w:rStyle w:val="inline-code"/>
+          <w:rFonts w:eastAsiaTheme="majorEastAsia"/>
+          <w:color w:val="1A1C1E"/>
+          <w:bdr w:val="single" w:sz="4" w:space="0" w:color="F3F3F6" w:frame="1"/>
+        </w:rPr>
+        <w:t>PerfumeDetail</w:t>
+      </w:r>
+      <w:proofErr w:type="spellEnd"/>
+      <w:r>
+        <w:rPr>
+          <w:rStyle w:val="ng-star-inserted1"/>
+          <w:rFonts w:eastAsiaTheme="majorEastAsia"/>
+          <w:color w:val="1A1C1E"/>
+        </w:rPr>
+        <w:t>, </w:t>
+      </w:r>
+      <w:proofErr w:type="spellStart"/>
+      <w:r>
+        <w:rPr>
+          <w:rStyle w:val="inline-code"/>
+          <w:rFonts w:eastAsiaTheme="majorEastAsia"/>
+          <w:color w:val="1A1C1E"/>
+          <w:bdr w:val="single" w:sz="4" w:space="0" w:color="F3F3F6" w:frame="1"/>
+        </w:rPr>
+        <w:t>Favorites</w:t>
+      </w:r>
+      <w:proofErr w:type="spellEnd"/>
+      <w:r>
+        <w:rPr>
+          <w:rStyle w:val="ng-star-inserted1"/>
+          <w:rFonts w:eastAsiaTheme="majorEastAsia"/>
+          <w:color w:val="1A1C1E"/>
+        </w:rPr>
+        <w:t>, </w:t>
+      </w:r>
+      <w:proofErr w:type="spellStart"/>
+      <w:r>
+        <w:rPr>
+          <w:rStyle w:val="inline-code"/>
+          <w:rFonts w:eastAsiaTheme="majorEastAsia"/>
+          <w:color w:val="1A1C1E"/>
+          <w:bdr w:val="single" w:sz="4" w:space="0" w:color="F3F3F6" w:frame="1"/>
+        </w:rPr>
+        <w:t>Profile</w:t>
+      </w:r>
+      <w:proofErr w:type="spellEnd"/>
+      <w:r>
+        <w:rPr>
+          <w:rStyle w:val="ng-star-inserted1"/>
+          <w:rFonts w:eastAsiaTheme="majorEastAsia"/>
+          <w:color w:val="1A1C1E"/>
+        </w:rPr>
+        <w:t>) a </w:t>
+      </w:r>
+      <w:proofErr w:type="spellStart"/>
+      <w:r>
+        <w:rPr>
+          <w:rStyle w:val="inline-code"/>
+          <w:rFonts w:eastAsiaTheme="majorEastAsia"/>
+          <w:color w:val="1A1C1E"/>
+          <w:bdr w:val="single" w:sz="4" w:space="0" w:color="F3F3F6" w:frame="1"/>
+        </w:rPr>
+        <w:t>isLoggedIn</w:t>
+      </w:r>
+      <w:proofErr w:type="spellEnd"/>
+      <w:r>
+        <w:rPr>
+          <w:rStyle w:val="ng-star-inserted1"/>
+          <w:rFonts w:eastAsiaTheme="majorEastAsia"/>
+          <w:color w:val="1A1C1E"/>
+        </w:rPr>
+        <w:t> és </w:t>
+      </w:r>
+      <w:proofErr w:type="spellStart"/>
+      <w:r>
+        <w:rPr>
+          <w:rStyle w:val="inline-code"/>
+          <w:rFonts w:eastAsiaTheme="majorEastAsia"/>
+          <w:color w:val="1A1C1E"/>
+          <w:bdr w:val="single" w:sz="4" w:space="0" w:color="F3F3F6" w:frame="1"/>
+        </w:rPr>
+        <w:t>user</w:t>
+      </w:r>
+      <w:proofErr w:type="spellEnd"/>
+      <w:r>
+        <w:rPr>
+          <w:rStyle w:val="ng-star-inserted1"/>
+          <w:rFonts w:eastAsiaTheme="majorEastAsia"/>
+          <w:color w:val="1A1C1E"/>
+        </w:rPr>
+        <w:t> értékeket olvassák ki a contextből.</w:t>
+      </w:r>
+      <w:r>
+        <w:rPr>
+          <w:color w:val="1A1C1E"/>
+        </w:rPr>
+        <w:br/>
+      </w:r>
+      <w:r>
+        <w:rPr>
+          <w:rStyle w:val="inline-code"/>
+          <w:rFonts w:eastAsiaTheme="majorEastAsia"/>
+          <w:color w:val="1A1C1E"/>
+          <w:bdr w:val="single" w:sz="4" w:space="0" w:color="F3F3F6" w:frame="1"/>
+        </w:rPr>
+        <w:t xml:space="preserve">[KÓDRÉSZLET HELYE: </w:t>
+      </w:r>
+      <w:proofErr w:type="spellStart"/>
+      <w:r>
+        <w:rPr>
+          <w:rStyle w:val="inline-code"/>
+          <w:rFonts w:eastAsiaTheme="majorEastAsia"/>
+          <w:color w:val="1A1C1E"/>
+          <w:bdr w:val="single" w:sz="4" w:space="0" w:color="F3F3F6" w:frame="1"/>
+        </w:rPr>
+        <w:t>AuthContext</w:t>
+      </w:r>
+      <w:proofErr w:type="spellEnd"/>
+      <w:r>
+        <w:rPr>
+          <w:rStyle w:val="inline-code"/>
+          <w:rFonts w:eastAsiaTheme="majorEastAsia"/>
+          <w:color w:val="1A1C1E"/>
+          <w:bdr w:val="single" w:sz="4" w:space="0" w:color="F3F3F6" w:frame="1"/>
+        </w:rPr>
+        <w:t xml:space="preserve"> definíciója és </w:t>
+      </w:r>
+      <w:proofErr w:type="spellStart"/>
+      <w:r>
+        <w:rPr>
+          <w:rStyle w:val="inline-code"/>
+          <w:rFonts w:eastAsiaTheme="majorEastAsia"/>
+          <w:color w:val="1A1C1E"/>
+          <w:bdr w:val="single" w:sz="4" w:space="0" w:color="F3F3F6" w:frame="1"/>
+        </w:rPr>
+        <w:t>Provider</w:t>
+      </w:r>
+      <w:proofErr w:type="spellEnd"/>
+      <w:r>
+        <w:rPr>
+          <w:rStyle w:val="inline-code"/>
+          <w:rFonts w:eastAsiaTheme="majorEastAsia"/>
+          <w:color w:val="1A1C1E"/>
+          <w:bdr w:val="single" w:sz="4" w:space="0" w:color="F3F3F6" w:frame="1"/>
+        </w:rPr>
+        <w:t xml:space="preserve"> használata (vázlat)]</w:t>
+      </w:r>
+    </w:p>
+    <w:p>
+      <w:pPr>
+        <w:pStyle w:val="ng-star-inserted"/>
+        <w:shd w:val="clear" w:color="auto" w:fill="FFFFFF"/>
+        <w:spacing w:after="270" w:afterAutospacing="0" w:line="360" w:lineRule="auto"/>
+        <w:rPr>
+          <w:color w:val="1A1C1E"/>
+        </w:rPr>
+      </w:pPr>
       <w:r>
         <w:rPr>
           <w:rStyle w:val="ng-star-inserted1"/>
@@ -19915,766 +23366,6 @@
           <w:bCs/>
           <w:color w:val="1A1C1E"/>
         </w:rPr>
-        <w:t xml:space="preserve"> (</w:t>
-      </w:r>
-      <w:proofErr w:type="spellStart"/>
-      <w:r>
-        <w:rPr>
-          <w:rStyle w:val="inline-code"/>
-          <w:rFonts w:eastAsiaTheme="majorEastAsia"/>
-          <w:b/>
-          <w:bCs/>
-          <w:color w:val="1A1C1E"/>
-          <w:bdr w:val="single" w:sz="4" w:space="0" w:color="F3F3F6" w:frame="1"/>
-        </w:rPr>
-        <w:t>useContext</w:t>
-      </w:r>
-      <w:proofErr w:type="spellEnd"/>
-      <w:r>
-        <w:rPr>
-          <w:rStyle w:val="ng-star-inserted1"/>
-          <w:rFonts w:eastAsiaTheme="majorEastAsia"/>
-          <w:b/>
-          <w:bCs/>
-          <w:color w:val="1A1C1E"/>
-        </w:rPr>
-        <w:t> - </w:t>
-      </w:r>
-      <w:proofErr w:type="spellStart"/>
-      <w:r>
-        <w:rPr>
-          <w:rStyle w:val="inline-code"/>
-          <w:rFonts w:eastAsiaTheme="majorEastAsia"/>
-          <w:b/>
-          <w:bCs/>
-          <w:color w:val="1A1C1E"/>
-          <w:bdr w:val="single" w:sz="4" w:space="0" w:color="F3F3F6" w:frame="1"/>
-        </w:rPr>
-        <w:t>AuthContext</w:t>
-      </w:r>
-      <w:proofErr w:type="spellEnd"/>
-      <w:r>
-        <w:rPr>
-          <w:rStyle w:val="ng-star-inserted1"/>
-          <w:rFonts w:eastAsiaTheme="majorEastAsia"/>
-          <w:b/>
-          <w:bCs/>
-          <w:color w:val="1A1C1E"/>
-        </w:rPr>
-        <w:t>):</w:t>
-      </w:r>
-    </w:p>
-    <w:p>
-      <w:pPr>
-        <w:pStyle w:val="ng-star-inserted"/>
-        <w:numPr>
-          <w:ilvl w:val="1"/>
-          <w:numId w:val="37"/>
-        </w:numPr>
-        <w:shd w:val="clear" w:color="auto" w:fill="FFFFFF"/>
-        <w:spacing w:before="0" w:beforeAutospacing="0" w:after="45" w:afterAutospacing="0" w:line="360" w:lineRule="auto"/>
-        <w:rPr>
-          <w:color w:val="1A1C1E"/>
-        </w:rPr>
-      </w:pPr>
-      <w:proofErr w:type="spellStart"/>
-      <w:r>
-        <w:rPr>
-          <w:rStyle w:val="inline-code"/>
-          <w:rFonts w:eastAsiaTheme="majorEastAsia"/>
-          <w:color w:val="1A1C1E"/>
-          <w:bdr w:val="single" w:sz="4" w:space="0" w:color="F3F3F6" w:frame="1"/>
-        </w:rPr>
-        <w:t>isLoggedIn</w:t>
-      </w:r>
-      <w:proofErr w:type="spellEnd"/>
-      <w:r>
-        <w:rPr>
-          <w:rStyle w:val="ng-star-inserted1"/>
-          <w:rFonts w:eastAsiaTheme="majorEastAsia"/>
-          <w:color w:val="1A1C1E"/>
-        </w:rPr>
-        <w:t>: Boolean jelzi, hogy van-e bejelentkezett felhasználó.</w:t>
-      </w:r>
-    </w:p>
-    <w:p>
-      <w:pPr>
-        <w:pStyle w:val="ng-star-inserted"/>
-        <w:numPr>
-          <w:ilvl w:val="1"/>
-          <w:numId w:val="37"/>
-        </w:numPr>
-        <w:shd w:val="clear" w:color="auto" w:fill="FFFFFF"/>
-        <w:spacing w:before="0" w:beforeAutospacing="0" w:after="45" w:afterAutospacing="0" w:line="360" w:lineRule="auto"/>
-        <w:rPr>
-          <w:color w:val="1A1C1E"/>
-        </w:rPr>
-      </w:pPr>
-      <w:proofErr w:type="spellStart"/>
-      <w:r>
-        <w:rPr>
-          <w:rStyle w:val="inline-code"/>
-          <w:rFonts w:eastAsiaTheme="majorEastAsia"/>
-          <w:color w:val="1A1C1E"/>
-          <w:bdr w:val="single" w:sz="4" w:space="0" w:color="F3F3F6" w:frame="1"/>
-        </w:rPr>
-        <w:t>user</w:t>
-      </w:r>
-      <w:proofErr w:type="spellEnd"/>
-      <w:r>
-        <w:rPr>
-          <w:rStyle w:val="ng-star-inserted1"/>
-          <w:rFonts w:eastAsiaTheme="majorEastAsia"/>
-          <w:color w:val="1A1C1E"/>
-        </w:rPr>
-        <w:t>: Objektum a bejelentkezett felhasználó adataival (</w:t>
-      </w:r>
-      <w:proofErr w:type="spellStart"/>
-      <w:r>
-        <w:rPr>
-          <w:rStyle w:val="ng-star-inserted1"/>
-          <w:rFonts w:eastAsiaTheme="majorEastAsia"/>
-          <w:color w:val="1A1C1E"/>
-        </w:rPr>
-        <w:t>id</w:t>
-      </w:r>
-      <w:proofErr w:type="spellEnd"/>
-      <w:r>
-        <w:rPr>
-          <w:rStyle w:val="ng-star-inserted1"/>
-          <w:rFonts w:eastAsiaTheme="majorEastAsia"/>
-          <w:color w:val="1A1C1E"/>
-        </w:rPr>
-        <w:t xml:space="preserve">, </w:t>
-      </w:r>
-      <w:proofErr w:type="spellStart"/>
-      <w:r>
-        <w:rPr>
-          <w:rStyle w:val="ng-star-inserted1"/>
-          <w:rFonts w:eastAsiaTheme="majorEastAsia"/>
-          <w:color w:val="1A1C1E"/>
-        </w:rPr>
-        <w:t>name</w:t>
-      </w:r>
-      <w:proofErr w:type="spellEnd"/>
-      <w:r>
-        <w:rPr>
-          <w:rStyle w:val="ng-star-inserted1"/>
-          <w:rFonts w:eastAsiaTheme="majorEastAsia"/>
-          <w:color w:val="1A1C1E"/>
-        </w:rPr>
-        <w:t xml:space="preserve">, </w:t>
-      </w:r>
-      <w:proofErr w:type="gramStart"/>
-      <w:r>
-        <w:rPr>
-          <w:rStyle w:val="ng-star-inserted1"/>
-          <w:rFonts w:eastAsiaTheme="majorEastAsia"/>
-          <w:color w:val="1A1C1E"/>
-        </w:rPr>
-        <w:t>email,</w:t>
-      </w:r>
-      <w:proofErr w:type="gramEnd"/>
-      <w:r>
-        <w:rPr>
-          <w:rStyle w:val="ng-star-inserted1"/>
-          <w:rFonts w:eastAsiaTheme="majorEastAsia"/>
-          <w:color w:val="1A1C1E"/>
-        </w:rPr>
-        <w:t xml:space="preserve"> stb.).</w:t>
-      </w:r>
-    </w:p>
-    <w:p>
-      <w:pPr>
-        <w:pStyle w:val="ng-star-inserted"/>
-        <w:numPr>
-          <w:ilvl w:val="1"/>
-          <w:numId w:val="37"/>
-        </w:numPr>
-        <w:shd w:val="clear" w:color="auto" w:fill="FFFFFF"/>
-        <w:spacing w:before="0" w:beforeAutospacing="0" w:after="45" w:afterAutospacing="0" w:line="360" w:lineRule="auto"/>
-        <w:rPr>
-          <w:color w:val="1A1C1E"/>
-        </w:rPr>
-      </w:pPr>
-      <w:proofErr w:type="spellStart"/>
-      <w:r>
-        <w:rPr>
-          <w:rStyle w:val="inline-code"/>
-          <w:rFonts w:eastAsiaTheme="majorEastAsia"/>
-          <w:color w:val="1A1C1E"/>
-          <w:bdr w:val="single" w:sz="4" w:space="0" w:color="F3F3F6" w:frame="1"/>
-        </w:rPr>
-        <w:t>token</w:t>
-      </w:r>
-      <w:proofErr w:type="spellEnd"/>
-      <w:r>
-        <w:rPr>
-          <w:rStyle w:val="ng-star-inserted1"/>
-          <w:rFonts w:eastAsiaTheme="majorEastAsia"/>
-          <w:color w:val="1A1C1E"/>
-        </w:rPr>
-        <w:t xml:space="preserve">: A felhasználó JWT </w:t>
-      </w:r>
-      <w:proofErr w:type="spellStart"/>
-      <w:r>
-        <w:rPr>
-          <w:rStyle w:val="ng-star-inserted1"/>
-          <w:rFonts w:eastAsiaTheme="majorEastAsia"/>
-          <w:color w:val="1A1C1E"/>
-        </w:rPr>
-        <w:t>tokenje</w:t>
-      </w:r>
-      <w:proofErr w:type="spellEnd"/>
-      <w:r>
-        <w:rPr>
-          <w:rStyle w:val="ng-star-inserted1"/>
-          <w:rFonts w:eastAsiaTheme="majorEastAsia"/>
-          <w:color w:val="1A1C1E"/>
-        </w:rPr>
-        <w:t>.</w:t>
-      </w:r>
-    </w:p>
-    <w:p>
-      <w:pPr>
-        <w:pStyle w:val="ng-star-inserted"/>
-        <w:numPr>
-          <w:ilvl w:val="1"/>
-          <w:numId w:val="37"/>
-        </w:numPr>
-        <w:shd w:val="clear" w:color="auto" w:fill="FFFFFF"/>
-        <w:spacing w:before="0" w:beforeAutospacing="0" w:after="45" w:afterAutospacing="0" w:line="360" w:lineRule="auto"/>
-        <w:rPr>
-          <w:color w:val="1A1C1E"/>
-        </w:rPr>
-      </w:pPr>
-      <w:proofErr w:type="gramStart"/>
-      <w:r>
-        <w:rPr>
-          <w:rStyle w:val="inline-code"/>
-          <w:rFonts w:eastAsiaTheme="majorEastAsia"/>
-          <w:color w:val="1A1C1E"/>
-          <w:bdr w:val="single" w:sz="4" w:space="0" w:color="F3F3F6" w:frame="1"/>
-        </w:rPr>
-        <w:lastRenderedPageBreak/>
-        <w:t>login(</w:t>
-      </w:r>
-      <w:proofErr w:type="spellStart"/>
-      <w:proofErr w:type="gramEnd"/>
-      <w:r>
-        <w:rPr>
-          <w:rStyle w:val="inline-code"/>
-          <w:rFonts w:eastAsiaTheme="majorEastAsia"/>
-          <w:color w:val="1A1C1E"/>
-          <w:bdr w:val="single" w:sz="4" w:space="0" w:color="F3F3F6" w:frame="1"/>
-        </w:rPr>
-        <w:t>user</w:t>
-      </w:r>
-      <w:proofErr w:type="spellEnd"/>
-      <w:r>
-        <w:rPr>
-          <w:rStyle w:val="inline-code"/>
-          <w:rFonts w:eastAsiaTheme="majorEastAsia"/>
-          <w:color w:val="1A1C1E"/>
-          <w:bdr w:val="single" w:sz="4" w:space="0" w:color="F3F3F6" w:frame="1"/>
-        </w:rPr>
-        <w:t xml:space="preserve">, </w:t>
-      </w:r>
-      <w:proofErr w:type="spellStart"/>
-      <w:r>
-        <w:rPr>
-          <w:rStyle w:val="inline-code"/>
-          <w:rFonts w:eastAsiaTheme="majorEastAsia"/>
-          <w:color w:val="1A1C1E"/>
-          <w:bdr w:val="single" w:sz="4" w:space="0" w:color="F3F3F6" w:frame="1"/>
-        </w:rPr>
-        <w:t>token</w:t>
-      </w:r>
-      <w:proofErr w:type="spellEnd"/>
-      <w:r>
-        <w:rPr>
-          <w:rStyle w:val="inline-code"/>
-          <w:rFonts w:eastAsiaTheme="majorEastAsia"/>
-          <w:color w:val="1A1C1E"/>
-          <w:bdr w:val="single" w:sz="4" w:space="0" w:color="F3F3F6" w:frame="1"/>
-        </w:rPr>
-        <w:t>)</w:t>
-      </w:r>
-      <w:r>
-        <w:rPr>
-          <w:rStyle w:val="ng-star-inserted1"/>
-          <w:rFonts w:eastAsiaTheme="majorEastAsia"/>
-          <w:color w:val="1A1C1E"/>
-        </w:rPr>
-        <w:t>: Függvény a bejelentkezési állapot és adatok beállítására (localStorage-</w:t>
-      </w:r>
-      <w:proofErr w:type="spellStart"/>
-      <w:r>
-        <w:rPr>
-          <w:rStyle w:val="ng-star-inserted1"/>
-          <w:rFonts w:eastAsiaTheme="majorEastAsia"/>
-          <w:color w:val="1A1C1E"/>
-        </w:rPr>
-        <w:t>ba</w:t>
-      </w:r>
-      <w:proofErr w:type="spellEnd"/>
-      <w:r>
-        <w:rPr>
-          <w:rStyle w:val="ng-star-inserted1"/>
-          <w:rFonts w:eastAsiaTheme="majorEastAsia"/>
-          <w:color w:val="1A1C1E"/>
-        </w:rPr>
-        <w:t xml:space="preserve"> is menti a </w:t>
-      </w:r>
-      <w:proofErr w:type="spellStart"/>
-      <w:r>
-        <w:rPr>
-          <w:rStyle w:val="ng-star-inserted1"/>
-          <w:rFonts w:eastAsiaTheme="majorEastAsia"/>
-          <w:color w:val="1A1C1E"/>
-        </w:rPr>
-        <w:t>tokent</w:t>
-      </w:r>
-      <w:proofErr w:type="spellEnd"/>
-      <w:r>
-        <w:rPr>
-          <w:rStyle w:val="ng-star-inserted1"/>
-          <w:rFonts w:eastAsiaTheme="majorEastAsia"/>
-          <w:color w:val="1A1C1E"/>
-        </w:rPr>
-        <w:t>).</w:t>
-      </w:r>
-    </w:p>
-    <w:p>
-      <w:pPr>
-        <w:pStyle w:val="ng-star-inserted"/>
-        <w:numPr>
-          <w:ilvl w:val="1"/>
-          <w:numId w:val="37"/>
-        </w:numPr>
-        <w:shd w:val="clear" w:color="auto" w:fill="FFFFFF"/>
-        <w:spacing w:before="0" w:beforeAutospacing="0" w:after="45" w:afterAutospacing="0" w:line="360" w:lineRule="auto"/>
-        <w:rPr>
-          <w:color w:val="1A1C1E"/>
-        </w:rPr>
-      </w:pPr>
-      <w:proofErr w:type="gramStart"/>
-      <w:r>
-        <w:rPr>
-          <w:rStyle w:val="inline-code"/>
-          <w:rFonts w:eastAsiaTheme="majorEastAsia"/>
-          <w:color w:val="1A1C1E"/>
-          <w:bdr w:val="single" w:sz="4" w:space="0" w:color="F3F3F6" w:frame="1"/>
-        </w:rPr>
-        <w:t>logout(</w:t>
-      </w:r>
-      <w:proofErr w:type="gramEnd"/>
-      <w:r>
-        <w:rPr>
-          <w:rStyle w:val="inline-code"/>
-          <w:rFonts w:eastAsiaTheme="majorEastAsia"/>
-          <w:color w:val="1A1C1E"/>
-          <w:bdr w:val="single" w:sz="4" w:space="0" w:color="F3F3F6" w:frame="1"/>
-        </w:rPr>
-        <w:t>)</w:t>
-      </w:r>
-      <w:r>
-        <w:rPr>
-          <w:rStyle w:val="ng-star-inserted1"/>
-          <w:rFonts w:eastAsiaTheme="majorEastAsia"/>
-          <w:color w:val="1A1C1E"/>
-        </w:rPr>
-        <w:t xml:space="preserve">: Függvény a kijelentkezéshez (törli az állapotot és a </w:t>
-      </w:r>
-      <w:proofErr w:type="spellStart"/>
-      <w:r>
-        <w:rPr>
-          <w:rStyle w:val="ng-star-inserted1"/>
-          <w:rFonts w:eastAsiaTheme="majorEastAsia"/>
-          <w:color w:val="1A1C1E"/>
-        </w:rPr>
-        <w:t>tokent</w:t>
-      </w:r>
-      <w:proofErr w:type="spellEnd"/>
-      <w:r>
-        <w:rPr>
-          <w:rStyle w:val="ng-star-inserted1"/>
-          <w:rFonts w:eastAsiaTheme="majorEastAsia"/>
-          <w:color w:val="1A1C1E"/>
-        </w:rPr>
-        <w:t xml:space="preserve"> a localStorage-</w:t>
-      </w:r>
-      <w:proofErr w:type="spellStart"/>
-      <w:r>
-        <w:rPr>
-          <w:rStyle w:val="ng-star-inserted1"/>
-          <w:rFonts w:eastAsiaTheme="majorEastAsia"/>
-          <w:color w:val="1A1C1E"/>
-        </w:rPr>
-        <w:t>ból</w:t>
-      </w:r>
-      <w:proofErr w:type="spellEnd"/>
-      <w:r>
-        <w:rPr>
-          <w:rStyle w:val="ng-star-inserted1"/>
-          <w:rFonts w:eastAsiaTheme="majorEastAsia"/>
-          <w:color w:val="1A1C1E"/>
-        </w:rPr>
-        <w:t>).</w:t>
-      </w:r>
-    </w:p>
-    <w:p>
-      <w:pPr>
-        <w:pStyle w:val="ng-star-inserted"/>
-        <w:numPr>
-          <w:ilvl w:val="1"/>
-          <w:numId w:val="37"/>
-        </w:numPr>
-        <w:shd w:val="clear" w:color="auto" w:fill="FFFFFF"/>
-        <w:spacing w:before="0" w:beforeAutospacing="0" w:after="45" w:afterAutospacing="0" w:line="360" w:lineRule="auto"/>
-        <w:rPr>
-          <w:color w:val="1A1C1E"/>
-        </w:rPr>
-      </w:pPr>
-      <w:r>
-        <w:rPr>
-          <w:rStyle w:val="ng-star-inserted1"/>
-          <w:rFonts w:eastAsiaTheme="majorEastAsia"/>
-          <w:color w:val="1A1C1E"/>
-        </w:rPr>
-        <w:t>Az </w:t>
-      </w:r>
-      <w:proofErr w:type="spellStart"/>
-      <w:r>
-        <w:rPr>
-          <w:rStyle w:val="inline-code"/>
-          <w:rFonts w:eastAsiaTheme="majorEastAsia"/>
-          <w:color w:val="1A1C1E"/>
-          <w:bdr w:val="single" w:sz="4" w:space="0" w:color="F3F3F6" w:frame="1"/>
-        </w:rPr>
-        <w:t>AuthContext.Provider</w:t>
-      </w:r>
-      <w:proofErr w:type="spellEnd"/>
-      <w:r>
-        <w:rPr>
-          <w:rStyle w:val="ng-star-inserted1"/>
-          <w:rFonts w:eastAsiaTheme="majorEastAsia"/>
-          <w:color w:val="1A1C1E"/>
-        </w:rPr>
-        <w:t> az </w:t>
-      </w:r>
-      <w:r>
-        <w:rPr>
-          <w:rStyle w:val="inline-code"/>
-          <w:rFonts w:eastAsiaTheme="majorEastAsia"/>
-          <w:color w:val="1A1C1E"/>
-          <w:bdr w:val="single" w:sz="4" w:space="0" w:color="F3F3F6" w:frame="1"/>
-        </w:rPr>
-        <w:t>App.js</w:t>
-      </w:r>
-      <w:r>
-        <w:rPr>
-          <w:rStyle w:val="ng-star-inserted1"/>
-          <w:rFonts w:eastAsiaTheme="majorEastAsia"/>
-          <w:color w:val="1A1C1E"/>
-        </w:rPr>
-        <w:t>-ben található (feltételezett), és a </w:t>
-      </w:r>
-      <w:r>
-        <w:rPr>
-          <w:rStyle w:val="inline-code"/>
-          <w:rFonts w:eastAsiaTheme="majorEastAsia"/>
-          <w:color w:val="1A1C1E"/>
-          <w:bdr w:val="single" w:sz="4" w:space="0" w:color="F3F3F6" w:frame="1"/>
-        </w:rPr>
-        <w:t>login</w:t>
-      </w:r>
-      <w:r>
-        <w:rPr>
-          <w:rStyle w:val="ng-star-inserted1"/>
-          <w:rFonts w:eastAsiaTheme="majorEastAsia"/>
-          <w:color w:val="1A1C1E"/>
-        </w:rPr>
-        <w:t>, </w:t>
-      </w:r>
-      <w:proofErr w:type="spellStart"/>
-      <w:r>
-        <w:rPr>
-          <w:rStyle w:val="inline-code"/>
-          <w:rFonts w:eastAsiaTheme="majorEastAsia"/>
-          <w:color w:val="1A1C1E"/>
-          <w:bdr w:val="single" w:sz="4" w:space="0" w:color="F3F3F6" w:frame="1"/>
-        </w:rPr>
-        <w:t>register</w:t>
-      </w:r>
-      <w:proofErr w:type="spellEnd"/>
-      <w:r>
-        <w:rPr>
-          <w:rStyle w:val="ng-star-inserted1"/>
-          <w:rFonts w:eastAsiaTheme="majorEastAsia"/>
-          <w:color w:val="1A1C1E"/>
-        </w:rPr>
-        <w:t> komponensek hívják meg a </w:t>
-      </w:r>
-      <w:r>
-        <w:rPr>
-          <w:rStyle w:val="inline-code"/>
-          <w:rFonts w:eastAsiaTheme="majorEastAsia"/>
-          <w:color w:val="1A1C1E"/>
-          <w:bdr w:val="single" w:sz="4" w:space="0" w:color="F3F3F6" w:frame="1"/>
-        </w:rPr>
-        <w:t>login</w:t>
-      </w:r>
-      <w:r>
-        <w:rPr>
-          <w:rStyle w:val="ng-star-inserted1"/>
-          <w:rFonts w:eastAsiaTheme="majorEastAsia"/>
-          <w:color w:val="1A1C1E"/>
-        </w:rPr>
-        <w:t> függvényt sikeres művelet után, a </w:t>
-      </w:r>
-      <w:proofErr w:type="spellStart"/>
-      <w:r>
-        <w:rPr>
-          <w:rStyle w:val="inline-code"/>
-          <w:rFonts w:eastAsiaTheme="majorEastAsia"/>
-          <w:color w:val="1A1C1E"/>
-          <w:bdr w:val="single" w:sz="4" w:space="0" w:color="F3F3F6" w:frame="1"/>
-        </w:rPr>
-        <w:t>Navbar</w:t>
-      </w:r>
-      <w:proofErr w:type="spellEnd"/>
-      <w:r>
-        <w:rPr>
-          <w:rStyle w:val="ng-star-inserted1"/>
-          <w:rFonts w:eastAsiaTheme="majorEastAsia"/>
-          <w:color w:val="1A1C1E"/>
-        </w:rPr>
-        <w:t> és </w:t>
-      </w:r>
-      <w:proofErr w:type="spellStart"/>
-      <w:r>
-        <w:rPr>
-          <w:rStyle w:val="inline-code"/>
-          <w:rFonts w:eastAsiaTheme="majorEastAsia"/>
-          <w:color w:val="1A1C1E"/>
-          <w:bdr w:val="single" w:sz="4" w:space="0" w:color="F3F3F6" w:frame="1"/>
-        </w:rPr>
-        <w:t>Profile</w:t>
-      </w:r>
-      <w:proofErr w:type="spellEnd"/>
-      <w:r>
-        <w:rPr>
-          <w:rStyle w:val="ng-star-inserted1"/>
-          <w:rFonts w:eastAsiaTheme="majorEastAsia"/>
-          <w:color w:val="1A1C1E"/>
-        </w:rPr>
-        <w:t> pedig a </w:t>
-      </w:r>
-      <w:r>
-        <w:rPr>
-          <w:rStyle w:val="inline-code"/>
-          <w:rFonts w:eastAsiaTheme="majorEastAsia"/>
-          <w:color w:val="1A1C1E"/>
-          <w:bdr w:val="single" w:sz="4" w:space="0" w:color="F3F3F6" w:frame="1"/>
-        </w:rPr>
-        <w:t>logout</w:t>
-      </w:r>
-      <w:r>
-        <w:rPr>
-          <w:rStyle w:val="ng-star-inserted1"/>
-          <w:rFonts w:eastAsiaTheme="majorEastAsia"/>
-          <w:color w:val="1A1C1E"/>
-        </w:rPr>
-        <w:t>-ot. Más komponensek (</w:t>
-      </w:r>
-      <w:proofErr w:type="spellStart"/>
-      <w:r>
-        <w:rPr>
-          <w:rStyle w:val="inline-code"/>
-          <w:rFonts w:eastAsiaTheme="majorEastAsia"/>
-          <w:color w:val="1A1C1E"/>
-          <w:bdr w:val="single" w:sz="4" w:space="0" w:color="F3F3F6" w:frame="1"/>
-        </w:rPr>
-        <w:t>PerfumeCard</w:t>
-      </w:r>
-      <w:proofErr w:type="spellEnd"/>
-      <w:r>
-        <w:rPr>
-          <w:rStyle w:val="ng-star-inserted1"/>
-          <w:rFonts w:eastAsiaTheme="majorEastAsia"/>
-          <w:color w:val="1A1C1E"/>
-        </w:rPr>
-        <w:t>, </w:t>
-      </w:r>
-      <w:proofErr w:type="spellStart"/>
-      <w:r>
-        <w:rPr>
-          <w:rStyle w:val="inline-code"/>
-          <w:rFonts w:eastAsiaTheme="majorEastAsia"/>
-          <w:color w:val="1A1C1E"/>
-          <w:bdr w:val="single" w:sz="4" w:space="0" w:color="F3F3F6" w:frame="1"/>
-        </w:rPr>
-        <w:t>PerfumeDetail</w:t>
-      </w:r>
-      <w:proofErr w:type="spellEnd"/>
-      <w:r>
-        <w:rPr>
-          <w:rStyle w:val="ng-star-inserted1"/>
-          <w:rFonts w:eastAsiaTheme="majorEastAsia"/>
-          <w:color w:val="1A1C1E"/>
-        </w:rPr>
-        <w:t>, </w:t>
-      </w:r>
-      <w:proofErr w:type="spellStart"/>
-      <w:r>
-        <w:rPr>
-          <w:rStyle w:val="inline-code"/>
-          <w:rFonts w:eastAsiaTheme="majorEastAsia"/>
-          <w:color w:val="1A1C1E"/>
-          <w:bdr w:val="single" w:sz="4" w:space="0" w:color="F3F3F6" w:frame="1"/>
-        </w:rPr>
-        <w:t>Favorites</w:t>
-      </w:r>
-      <w:proofErr w:type="spellEnd"/>
-      <w:r>
-        <w:rPr>
-          <w:rStyle w:val="ng-star-inserted1"/>
-          <w:rFonts w:eastAsiaTheme="majorEastAsia"/>
-          <w:color w:val="1A1C1E"/>
-        </w:rPr>
-        <w:t>, </w:t>
-      </w:r>
-      <w:proofErr w:type="spellStart"/>
-      <w:r>
-        <w:rPr>
-          <w:rStyle w:val="inline-code"/>
-          <w:rFonts w:eastAsiaTheme="majorEastAsia"/>
-          <w:color w:val="1A1C1E"/>
-          <w:bdr w:val="single" w:sz="4" w:space="0" w:color="F3F3F6" w:frame="1"/>
-        </w:rPr>
-        <w:t>Profile</w:t>
-      </w:r>
-      <w:proofErr w:type="spellEnd"/>
-      <w:r>
-        <w:rPr>
-          <w:rStyle w:val="ng-star-inserted1"/>
-          <w:rFonts w:eastAsiaTheme="majorEastAsia"/>
-          <w:color w:val="1A1C1E"/>
-        </w:rPr>
-        <w:t>) a </w:t>
-      </w:r>
-      <w:proofErr w:type="spellStart"/>
-      <w:r>
-        <w:rPr>
-          <w:rStyle w:val="inline-code"/>
-          <w:rFonts w:eastAsiaTheme="majorEastAsia"/>
-          <w:color w:val="1A1C1E"/>
-          <w:bdr w:val="single" w:sz="4" w:space="0" w:color="F3F3F6" w:frame="1"/>
-        </w:rPr>
-        <w:t>isLoggedIn</w:t>
-      </w:r>
-      <w:proofErr w:type="spellEnd"/>
-      <w:r>
-        <w:rPr>
-          <w:rStyle w:val="ng-star-inserted1"/>
-          <w:rFonts w:eastAsiaTheme="majorEastAsia"/>
-          <w:color w:val="1A1C1E"/>
-        </w:rPr>
-        <w:t> és </w:t>
-      </w:r>
-      <w:proofErr w:type="spellStart"/>
-      <w:r>
-        <w:rPr>
-          <w:rStyle w:val="inline-code"/>
-          <w:rFonts w:eastAsiaTheme="majorEastAsia"/>
-          <w:color w:val="1A1C1E"/>
-          <w:bdr w:val="single" w:sz="4" w:space="0" w:color="F3F3F6" w:frame="1"/>
-        </w:rPr>
-        <w:t>user</w:t>
-      </w:r>
-      <w:proofErr w:type="spellEnd"/>
-      <w:r>
-        <w:rPr>
-          <w:rStyle w:val="ng-star-inserted1"/>
-          <w:rFonts w:eastAsiaTheme="majorEastAsia"/>
-          <w:color w:val="1A1C1E"/>
-        </w:rPr>
-        <w:t> értékeket olvassák ki a contextből.</w:t>
-      </w:r>
-      <w:r>
-        <w:rPr>
-          <w:color w:val="1A1C1E"/>
-        </w:rPr>
-        <w:br/>
-      </w:r>
-      <w:r>
-        <w:rPr>
-          <w:rStyle w:val="inline-code"/>
-          <w:rFonts w:eastAsiaTheme="majorEastAsia"/>
-          <w:color w:val="1A1C1E"/>
-          <w:bdr w:val="single" w:sz="4" w:space="0" w:color="F3F3F6" w:frame="1"/>
-        </w:rPr>
-        <w:t xml:space="preserve">[KÓDRÉSZLET HELYE: </w:t>
-      </w:r>
-      <w:proofErr w:type="spellStart"/>
-      <w:r>
-        <w:rPr>
-          <w:rStyle w:val="inline-code"/>
-          <w:rFonts w:eastAsiaTheme="majorEastAsia"/>
-          <w:color w:val="1A1C1E"/>
-          <w:bdr w:val="single" w:sz="4" w:space="0" w:color="F3F3F6" w:frame="1"/>
-        </w:rPr>
-        <w:t>AuthContext</w:t>
-      </w:r>
-      <w:proofErr w:type="spellEnd"/>
-      <w:r>
-        <w:rPr>
-          <w:rStyle w:val="inline-code"/>
-          <w:rFonts w:eastAsiaTheme="majorEastAsia"/>
-          <w:color w:val="1A1C1E"/>
-          <w:bdr w:val="single" w:sz="4" w:space="0" w:color="F3F3F6" w:frame="1"/>
-        </w:rPr>
-        <w:t xml:space="preserve"> definíciója és </w:t>
-      </w:r>
-      <w:proofErr w:type="spellStart"/>
-      <w:r>
-        <w:rPr>
-          <w:rStyle w:val="inline-code"/>
-          <w:rFonts w:eastAsiaTheme="majorEastAsia"/>
-          <w:color w:val="1A1C1E"/>
-          <w:bdr w:val="single" w:sz="4" w:space="0" w:color="F3F3F6" w:frame="1"/>
-        </w:rPr>
-        <w:t>Provider</w:t>
-      </w:r>
-      <w:proofErr w:type="spellEnd"/>
-      <w:r>
-        <w:rPr>
-          <w:rStyle w:val="inline-code"/>
-          <w:rFonts w:eastAsiaTheme="majorEastAsia"/>
-          <w:color w:val="1A1C1E"/>
-          <w:bdr w:val="single" w:sz="4" w:space="0" w:color="F3F3F6" w:frame="1"/>
-        </w:rPr>
-        <w:t xml:space="preserve"> használata (vázlat)]</w:t>
-      </w:r>
-    </w:p>
-    <w:p>
-      <w:pPr>
-        <w:pStyle w:val="ng-star-inserted"/>
-        <w:shd w:val="clear" w:color="auto" w:fill="FFFFFF"/>
-        <w:spacing w:after="270" w:afterAutospacing="0" w:line="360" w:lineRule="auto"/>
-        <w:rPr>
-          <w:color w:val="1A1C1E"/>
-        </w:rPr>
-      </w:pPr>
-      <w:r>
-        <w:rPr>
-          <w:rStyle w:val="ng-star-inserted1"/>
-          <w:rFonts w:eastAsiaTheme="majorEastAsia"/>
-          <w:b/>
-          <w:bCs/>
-          <w:color w:val="1A1C1E"/>
-        </w:rPr>
         <w:t>API Hívások:</w:t>
       </w:r>
     </w:p>
@@ -20894,6 +23585,7 @@
           <w:rFonts w:eastAsiaTheme="majorEastAsia"/>
           <w:color w:val="1A1C1E"/>
         </w:rPr>
+        <w:lastRenderedPageBreak/>
         <w:t>Feldolgozzák a választ vagy a hibát, és visszaadják a komponensnek.</w:t>
       </w:r>
       <w:r>
@@ -20989,7 +23681,7 @@
       <w:r>
         <w:t>Tesztelési dokumentáció</w:t>
       </w:r>
-      <w:bookmarkEnd w:id="21"/>
+      <w:bookmarkEnd w:id="22"/>
     </w:p>
     <w:p>
       <w:pPr>
@@ -21086,7 +23778,6 @@
         <w:ind w:left="-76" w:firstLine="0"/>
       </w:pPr>
       <w:r>
-        <w:lastRenderedPageBreak/>
         <w:t xml:space="preserve">Ajánlott terjedelem: a feladat jellegétől függően 2-5 oldal. </w:t>
       </w:r>
     </w:p>
@@ -21158,7 +23849,7 @@
       <w:pPr>
         <w:pStyle w:val="ng-star-inserted"/>
         <w:shd w:val="clear" w:color="auto" w:fill="FFFFFF"/>
-        <w:spacing w:after="270" w:afterAutospacing="0" w:line="360" w:lineRule="auto"/>
+        <w:spacing w:before="120" w:beforeAutospacing="0" w:after="120" w:afterAutospacing="0" w:line="360" w:lineRule="auto"/>
         <w:rPr>
           <w:color w:val="1A1C1E"/>
         </w:rPr>
@@ -21176,7 +23867,7 @@
       <w:pPr>
         <w:pStyle w:val="ng-star-inserted"/>
         <w:shd w:val="clear" w:color="auto" w:fill="FFFFFF"/>
-        <w:spacing w:after="270" w:afterAutospacing="0" w:line="360" w:lineRule="auto"/>
+        <w:spacing w:before="120" w:beforeAutospacing="0" w:after="120" w:afterAutospacing="0" w:line="360" w:lineRule="auto"/>
         <w:rPr>
           <w:color w:val="1A1C1E"/>
         </w:rPr>
@@ -21196,7 +23887,7 @@
       <w:pPr>
         <w:pStyle w:val="ng-star-inserted"/>
         <w:shd w:val="clear" w:color="auto" w:fill="FFFFFF"/>
-        <w:spacing w:after="270" w:afterAutospacing="0" w:line="360" w:lineRule="auto"/>
+        <w:spacing w:before="120" w:beforeAutospacing="0" w:after="120" w:afterAutospacing="0" w:line="360" w:lineRule="auto"/>
         <w:rPr>
           <w:rStyle w:val="ng-star-inserted1"/>
           <w:rFonts w:eastAsiaTheme="majorEastAsia"/>
@@ -21216,7 +23907,7 @@
       <w:pPr>
         <w:pStyle w:val="ng-star-inserted"/>
         <w:shd w:val="clear" w:color="auto" w:fill="FFFFFF"/>
-        <w:spacing w:after="270" w:afterAutospacing="0" w:line="360" w:lineRule="auto"/>
+        <w:spacing w:before="120" w:beforeAutospacing="0" w:after="120" w:afterAutospacing="0" w:line="360" w:lineRule="auto"/>
         <w:rPr>
           <w:color w:val="1A1C1E"/>
         </w:rPr>
@@ -21232,7 +23923,7 @@
       <w:pPr>
         <w:pStyle w:val="ng-star-inserted"/>
         <w:shd w:val="clear" w:color="auto" w:fill="FFFFFF"/>
-        <w:spacing w:after="270" w:afterAutospacing="0" w:line="360" w:lineRule="auto"/>
+        <w:spacing w:before="120" w:beforeAutospacing="0" w:after="120" w:afterAutospacing="0" w:line="360" w:lineRule="auto"/>
         <w:rPr>
           <w:color w:val="1A1C1E"/>
         </w:rPr>
@@ -21248,7 +23939,7 @@
       <w:pPr>
         <w:pStyle w:val="ng-star-inserted"/>
         <w:shd w:val="clear" w:color="auto" w:fill="FFFFFF"/>
-        <w:spacing w:after="270" w:afterAutospacing="0" w:line="360" w:lineRule="auto"/>
+        <w:spacing w:before="120" w:beforeAutospacing="0" w:after="120" w:afterAutospacing="0" w:line="360" w:lineRule="auto"/>
         <w:rPr>
           <w:color w:val="1A1C1E"/>
         </w:rPr>
@@ -21268,7 +23959,7 @@
       <w:pPr>
         <w:pStyle w:val="ng-star-inserted"/>
         <w:shd w:val="clear" w:color="auto" w:fill="FFFFFF"/>
-        <w:spacing w:after="270" w:afterAutospacing="0" w:line="360" w:lineRule="auto"/>
+        <w:spacing w:before="120" w:beforeAutospacing="0" w:after="120" w:afterAutospacing="0" w:line="360" w:lineRule="auto"/>
         <w:rPr>
           <w:rStyle w:val="ng-star-inserted1"/>
           <w:rFonts w:eastAsiaTheme="majorEastAsia"/>
@@ -21288,7 +23979,7 @@
       <w:pPr>
         <w:pStyle w:val="ng-star-inserted"/>
         <w:shd w:val="clear" w:color="auto" w:fill="FFFFFF"/>
-        <w:spacing w:after="270" w:afterAutospacing="0" w:line="360" w:lineRule="auto"/>
+        <w:spacing w:before="120" w:beforeAutospacing="0" w:after="120" w:afterAutospacing="0" w:line="360" w:lineRule="auto"/>
         <w:rPr>
           <w:color w:val="1A1C1E"/>
         </w:rPr>
@@ -21304,7 +23995,7 @@
       <w:pPr>
         <w:pStyle w:val="ng-star-inserted"/>
         <w:shd w:val="clear" w:color="auto" w:fill="FFFFFF"/>
-        <w:spacing w:after="270" w:afterAutospacing="0" w:line="360" w:lineRule="auto"/>
+        <w:spacing w:before="120" w:beforeAutospacing="0" w:after="120" w:afterAutospacing="0" w:line="360" w:lineRule="auto"/>
         <w:rPr>
           <w:rStyle w:val="ng-star-inserted1"/>
           <w:color w:val="1A1C1E"/>
@@ -21325,7 +24016,7 @@
       <w:pPr>
         <w:pStyle w:val="ng-star-inserted"/>
         <w:shd w:val="clear" w:color="auto" w:fill="FFFFFF"/>
-        <w:spacing w:after="270" w:afterAutospacing="0" w:line="360" w:lineRule="auto"/>
+        <w:spacing w:before="120" w:beforeAutospacing="0" w:after="120" w:afterAutospacing="0" w:line="360" w:lineRule="auto"/>
         <w:rPr>
           <w:color w:val="1A1C1E"/>
         </w:rPr>
@@ -21341,8 +24032,9 @@
       <w:pPr>
         <w:pStyle w:val="ng-star-inserted"/>
         <w:shd w:val="clear" w:color="auto" w:fill="FFFFFF"/>
-        <w:spacing w:after="270" w:afterAutospacing="0" w:line="360" w:lineRule="auto"/>
-        <w:rPr>
+        <w:spacing w:before="120" w:beforeAutospacing="0" w:after="120" w:afterAutospacing="0" w:line="360" w:lineRule="auto"/>
+        <w:rPr>
+          <w:rStyle w:val="ng-star-inserted1"/>
           <w:rFonts w:eastAsiaTheme="majorEastAsia"/>
           <w:color w:val="1A1C1E"/>
         </w:rPr>
@@ -21355,6 +24047,37 @@
         </w:rPr>
         <w:t>Összességében elégedett vagyok az eredménnyel, mert a weboldal működik és lefedi a fő funkciókat. Sokat tanultam a modern webfejlesztésről, és bár vannak még területek (mint a CSS jobb szervezése vagy az automatikus tesztelés), ahol fejlődhetek, hasznos tapasztalatokat szereztem.</w:t>
       </w:r>
+    </w:p>
+    <w:p>
+      <w:pPr>
+        <w:pStyle w:val="ng-star-inserted"/>
+        <w:shd w:val="clear" w:color="auto" w:fill="FFFFFF"/>
+        <w:spacing w:before="120" w:beforeAutospacing="0" w:after="120" w:afterAutospacing="0" w:line="360" w:lineRule="auto"/>
+        <w:rPr>
+          <w:rStyle w:val="ng-star-inserted1"/>
+          <w:rFonts w:eastAsiaTheme="majorEastAsia"/>
+          <w:color w:val="1A1C1E"/>
+        </w:rPr>
+      </w:pPr>
+      <w:r>
+        <w:rPr>
+          <w:rStyle w:val="ng-star-inserted1"/>
+          <w:rFonts w:eastAsiaTheme="majorEastAsia"/>
+          <w:color w:val="1A1C1E"/>
+        </w:rPr>
+        <w:t xml:space="preserve">Összességében jónak értékelem a munkám és a munkánkat, ez alatt az idő alatt fejlődtem a legtöbbet és tapasztaltam a legtöbbet. </w:t>
+      </w:r>
+    </w:p>
+    <w:p>
+      <w:pPr>
+        <w:pStyle w:val="ng-star-inserted"/>
+        <w:shd w:val="clear" w:color="auto" w:fill="FFFFFF"/>
+        <w:spacing w:before="120" w:beforeAutospacing="0" w:after="120" w:afterAutospacing="0" w:line="360" w:lineRule="auto"/>
+        <w:rPr>
+          <w:rFonts w:eastAsiaTheme="majorEastAsia"/>
+          <w:color w:val="1A1C1E"/>
+        </w:rPr>
+      </w:pPr>
     </w:p>
     <w:p>
       <w:pPr>
@@ -21398,7 +24121,7 @@
     <w:p>
       <w:pPr>
         <w:pStyle w:val="NormlWeb"/>
-        <w:spacing w:line="360" w:lineRule="auto"/>
+        <w:spacing w:before="120" w:beforeAutospacing="0" w:after="120" w:afterAutospacing="0" w:line="360" w:lineRule="auto"/>
       </w:pPr>
       <w:r>
         <w:t>A Parfümvilág projekt során kitűzött célunk egy olyan webes alkalmazás létrehozása volt, amely lehetővé teszi a felhasználók számára parfümök keresését, szűrését és értékelését.</w:t>
@@ -21408,7 +24131,7 @@
       <w:pPr>
         <w:pStyle w:val="ng-star-inserted"/>
         <w:shd w:val="clear" w:color="auto" w:fill="FFFFFF"/>
-        <w:spacing w:after="270" w:afterAutospacing="0" w:line="360" w:lineRule="auto"/>
+        <w:spacing w:before="120" w:beforeAutospacing="0" w:after="120" w:afterAutospacing="0" w:line="360" w:lineRule="auto"/>
         <w:rPr>
           <w:color w:val="1A1C1E"/>
         </w:rPr>
@@ -21427,7 +24150,7 @@
     <w:p>
       <w:pPr>
         <w:pStyle w:val="NormlWeb"/>
-        <w:spacing w:line="360" w:lineRule="auto"/>
+        <w:spacing w:before="120" w:beforeAutospacing="0" w:after="120" w:afterAutospacing="0" w:line="360" w:lineRule="auto"/>
       </w:pPr>
       <w:r>
         <w:t xml:space="preserve">Hatékony keresési </w:t>
@@ -21445,7 +24168,7 @@
       <w:pPr>
         <w:pStyle w:val="ng-star-inserted"/>
         <w:shd w:val="clear" w:color="auto" w:fill="FFFFFF"/>
-        <w:spacing w:after="270" w:afterAutospacing="0" w:line="360" w:lineRule="auto"/>
+        <w:spacing w:before="120" w:beforeAutospacing="0" w:after="120" w:afterAutospacing="0" w:line="360" w:lineRule="auto"/>
       </w:pPr>
       <w:r>
         <w:rPr>
@@ -21466,7 +24189,7 @@
       <w:pPr>
         <w:pStyle w:val="ng-star-inserted"/>
         <w:shd w:val="clear" w:color="auto" w:fill="FFFFFF"/>
-        <w:spacing w:after="270" w:afterAutospacing="0" w:line="360" w:lineRule="auto"/>
+        <w:spacing w:before="120" w:beforeAutospacing="0" w:after="120" w:afterAutospacing="0" w:line="360" w:lineRule="auto"/>
       </w:pPr>
       <w:r>
         <w:t xml:space="preserve">Duplikált adatok a keresési eredmények </w:t>
@@ -21484,7 +24207,7 @@
       <w:pPr>
         <w:pStyle w:val="ng-star-inserted"/>
         <w:shd w:val="clear" w:color="auto" w:fill="FFFFFF"/>
-        <w:spacing w:after="270" w:afterAutospacing="0" w:line="360" w:lineRule="auto"/>
+        <w:spacing w:before="120" w:beforeAutospacing="0" w:after="120" w:afterAutospacing="0" w:line="360" w:lineRule="auto"/>
       </w:pPr>
       <w:r>
         <w:br/>
@@ -21503,7 +24226,7 @@
       <w:pPr>
         <w:pStyle w:val="ng-star-inserted"/>
         <w:shd w:val="clear" w:color="auto" w:fill="FFFFFF"/>
-        <w:spacing w:after="270" w:afterAutospacing="0" w:line="360" w:lineRule="auto"/>
+        <w:spacing w:before="120" w:beforeAutospacing="0" w:after="120" w:afterAutospacing="0" w:line="360" w:lineRule="auto"/>
         <w:rPr>
           <w:color w:val="1A1C1E"/>
         </w:rPr>
@@ -21526,7 +24249,7 @@
     <w:p>
       <w:pPr>
         <w:pStyle w:val="NormlWeb"/>
-        <w:spacing w:line="360" w:lineRule="auto"/>
+        <w:spacing w:before="120" w:beforeAutospacing="0" w:after="120" w:afterAutospacing="0" w:line="360" w:lineRule="auto"/>
       </w:pPr>
       <w:r>
         <w:t xml:space="preserve">Backend </w:t>
@@ -21559,7 +24282,7 @@
     <w:p>
       <w:pPr>
         <w:pStyle w:val="NormlWeb"/>
-        <w:spacing w:line="360" w:lineRule="auto"/>
+        <w:spacing w:before="120" w:beforeAutospacing="0" w:after="120" w:afterAutospacing="0" w:line="360" w:lineRule="auto"/>
       </w:pPr>
       <w:r>
         <w:t> Csapatmunka és kommunikáció : A projekt során fontos szerepet játszott a frontend és backend fejlesztők közötti együttműködés. A rendszeres egyeztetések és a GitHub használata segített abban, hogy a munka zökkenőmentesen haladjon.</w:t>
@@ -21576,6 +24299,7 @@
       </w:pPr>
       <w:bookmarkStart w:id="25" w:name="_Toc194570543"/>
       <w:r>
+        <w:lastRenderedPageBreak/>
         <w:t>Továbbfejlesztési lehetőségek</w:t>
       </w:r>
       <w:bookmarkEnd w:id="25"/>
@@ -21832,7 +24556,7 @@
         <w:rPr>
           <w:noProof/>
         </w:rPr>
-        <w:t>2025. 04. 09.</w:t>
+        <w:t>2025. 04. 10.</w:t>
       </w:r>
     </w:fldSimple>
     <w:r>
@@ -28702,7 +31426,7 @@
 </file>
 
 <file path=customXml/itemProps4.xml><?xml version="1.0" encoding="utf-8"?>
-<ds:datastoreItem xmlns:ds="http://schemas.openxmlformats.org/officeDocument/2006/customXml" ds:itemID="{F15066D6-4301-4D65-AD0A-3041CB54A14C}">
+<ds:datastoreItem xmlns:ds="http://schemas.openxmlformats.org/officeDocument/2006/customXml" ds:itemID="{5B16125F-B59B-46B3-84FA-78561B17480A}">
   <ds:schemaRefs>
     <ds:schemaRef ds:uri="http://schemas.openxmlformats.org/officeDocument/2006/bibliography"/>
   </ds:schemaRefs>

--- a/Parfumvilag_dokumentacio.docx
+++ b/Parfumvilag_dokumentacio.docx
@@ -72,14 +72,7 @@
       </w:r>
       <w:r>
         <w:tab/>
-      </w:r>
-      <w:proofErr w:type="spellStart"/>
-      <w:r>
-        <w:t>Laczy</w:t>
-      </w:r>
-      <w:proofErr w:type="spellEnd"/>
-      <w:r>
-        <w:t xml:space="preserve"> Miklós, Kertész Márton</w:t>
+        <w:t>Laczy Miklós, Kertész Márton</w:t>
       </w:r>
     </w:p>
     <w:p>
@@ -93,8 +86,6 @@
       <w:sdtPr>
         <w:rPr>
           <w:rFonts w:ascii="Times New Roman" w:eastAsiaTheme="minorHAnsi" w:hAnsi="Times New Roman" w:cstheme="minorHAnsi"/>
-          <w:b w:val="0"/>
-          <w:bCs w:val="0"/>
           <w:color w:val="auto"/>
           <w:sz w:val="24"/>
           <w:szCs w:val="22"/>
@@ -106,6 +97,12 @@
           <w:docPartUnique/>
         </w:docPartObj>
       </w:sdtPr>
+      <w:sdtEndPr>
+        <w:rPr>
+          <w:b w:val="0"/>
+          <w:bCs w:val="0"/>
+        </w:rPr>
+      </w:sdtEndPr>
       <w:sdtContent>
         <w:p>
           <w:pPr>
@@ -36307,135 +36304,1766 @@
         </w:rPr>
         <w:t>Feldolgozzák a választ vagy a hibát, és visszaadják a komponensnek.</w:t>
       </w:r>
-      <w:r>
-        <w:rPr>
-          <w:color w:val="1A1C1E"/>
-        </w:rPr>
-        <w:br/>
-      </w:r>
-    </w:p>
-    <w:p>
-      <w:pPr>
-        <w:pStyle w:val="Cmsor2"/>
-      </w:pPr>
-      <w:r>
-        <w:t>Tesztelési dokumentáció</w:t>
-      </w:r>
-      <w:bookmarkEnd w:id="21"/>
-    </w:p>
-    <w:p>
-      <w:pPr>
-        <w:pStyle w:val="Listaszerbekezds"/>
+    </w:p>
+    <w:p>
+      <w:pPr>
+        <w:pStyle w:val="ng-star-inserted"/>
+        <w:shd w:val="clear" w:color="auto" w:fill="FFFFFF"/>
+        <w:spacing w:after="45" w:line="360" w:lineRule="auto"/>
+        <w:rPr>
+          <w:b/>
+          <w:color w:val="1A1C1E"/>
+        </w:rPr>
+      </w:pPr>
+      <w:r>
+        <w:rPr>
+          <w:b/>
+          <w:color w:val="1A1C1E"/>
+        </w:rPr>
+        <w:t>Backend Architektúra</w:t>
+      </w:r>
+    </w:p>
+    <w:p>
+      <w:pPr>
+        <w:pStyle w:val="ng-star-inserted"/>
+        <w:shd w:val="clear" w:color="auto" w:fill="FFFFFF"/>
+        <w:spacing w:after="45" w:line="360" w:lineRule="auto"/>
+        <w:rPr>
+          <w:color w:val="1A1C1E"/>
+        </w:rPr>
+      </w:pPr>
+      <w:r>
+        <w:rPr>
+          <w:color w:val="1A1C1E"/>
+        </w:rPr>
+        <w:t xml:space="preserve">A backend egy Node.js/Express alkalmazás, amely </w:t>
+      </w:r>
+      <w:proofErr w:type="spellStart"/>
+      <w:r>
+        <w:rPr>
+          <w:color w:val="1A1C1E"/>
+        </w:rPr>
+        <w:t>RESTful</w:t>
+      </w:r>
+      <w:proofErr w:type="spellEnd"/>
+      <w:r>
+        <w:rPr>
+          <w:color w:val="1A1C1E"/>
+        </w:rPr>
+        <w:t xml:space="preserve"> API-t biztosít a frontend számára.</w:t>
+      </w:r>
+    </w:p>
+    <w:p>
+      <w:pPr>
+        <w:pStyle w:val="ng-star-inserted"/>
         <w:numPr>
           <w:ilvl w:val="0"/>
-          <w:numId w:val="5"/>
+          <w:numId w:val="39"/>
         </w:numPr>
-        <w:ind w:left="1560"/>
-      </w:pPr>
-      <w:r>
-        <w:t xml:space="preserve">Legalább 3 különböző </w:t>
-      </w:r>
-      <w:r>
-        <w:t>teszteset részletes bemutatása.</w:t>
-      </w:r>
-    </w:p>
-    <w:p>
-      <w:pPr>
-        <w:pStyle w:val="Listaszerbekezds"/>
+        <w:shd w:val="clear" w:color="auto" w:fill="FFFFFF"/>
+        <w:spacing w:after="45" w:line="360" w:lineRule="auto"/>
+        <w:rPr>
+          <w:b/>
+          <w:color w:val="1A1C1E"/>
+        </w:rPr>
+      </w:pPr>
+      <w:r>
+        <w:rPr>
+          <w:b/>
+          <w:color w:val="1A1C1E"/>
+        </w:rPr>
+        <w:t>Struktúra:</w:t>
+      </w:r>
+    </w:p>
+    <w:p>
+      <w:pPr>
+        <w:pStyle w:val="ng-star-inserted"/>
         <w:numPr>
           <w:ilvl w:val="0"/>
-          <w:numId w:val="4"/>
+          <w:numId w:val="41"/>
         </w:numPr>
-        <w:ind w:left="1843"/>
-      </w:pPr>
-      <w:r>
-        <w:t xml:space="preserve">különböző felhasználó tevékenységek </w:t>
-      </w:r>
-      <w:r>
-        <w:t>esetén hogyan reagált a program</w:t>
-      </w:r>
-    </w:p>
-    <w:p>
-      <w:pPr>
-        <w:pStyle w:val="Listaszerbekezds"/>
+        <w:shd w:val="clear" w:color="auto" w:fill="FFFFFF"/>
+        <w:spacing w:after="45" w:line="360" w:lineRule="auto"/>
+        <w:rPr>
+          <w:color w:val="1A1C1E"/>
+        </w:rPr>
+      </w:pPr>
+      <w:r>
+        <w:rPr>
+          <w:color w:val="1A1C1E"/>
+        </w:rPr>
+        <w:lastRenderedPageBreak/>
+        <w:t xml:space="preserve">server.js / app.js: A fő belépési pont. Inicializálja az Express alkalmazást, beállítja a </w:t>
+      </w:r>
+      <w:proofErr w:type="spellStart"/>
+      <w:r>
+        <w:rPr>
+          <w:color w:val="1A1C1E"/>
+        </w:rPr>
+        <w:t>middleware-eket</w:t>
+      </w:r>
+      <w:proofErr w:type="spellEnd"/>
+      <w:r>
+        <w:rPr>
+          <w:color w:val="1A1C1E"/>
+        </w:rPr>
+        <w:t xml:space="preserve"> (CORS, body-parser), betölti a környezeti változókat (</w:t>
+      </w:r>
+      <w:proofErr w:type="spellStart"/>
+      <w:r>
+        <w:rPr>
+          <w:color w:val="1A1C1E"/>
+        </w:rPr>
+        <w:t>dotenv</w:t>
+      </w:r>
+      <w:proofErr w:type="spellEnd"/>
+      <w:r>
+        <w:rPr>
+          <w:color w:val="1A1C1E"/>
+        </w:rPr>
+        <w:t>), csatlakozik az adatbázishoz (db.js), regisztrálja az útvonalakat (</w:t>
+      </w:r>
+      <w:proofErr w:type="spellStart"/>
+      <w:r>
+        <w:rPr>
+          <w:color w:val="1A1C1E"/>
+        </w:rPr>
+        <w:t>routes</w:t>
+      </w:r>
+      <w:proofErr w:type="spellEnd"/>
+      <w:r>
+        <w:rPr>
+          <w:color w:val="1A1C1E"/>
+        </w:rPr>
+        <w:t xml:space="preserve">), és elindítja a szervert. Tartalmaz egy általános hibakezelő </w:t>
+      </w:r>
+      <w:proofErr w:type="spellStart"/>
+      <w:r>
+        <w:rPr>
+          <w:color w:val="1A1C1E"/>
+        </w:rPr>
+        <w:t>middleware</w:t>
+      </w:r>
+      <w:proofErr w:type="spellEnd"/>
+      <w:r>
+        <w:rPr>
+          <w:color w:val="1A1C1E"/>
+        </w:rPr>
+        <w:t>-t is.</w:t>
+      </w:r>
+    </w:p>
+    <w:p>
+      <w:pPr>
+        <w:pStyle w:val="ng-star-inserted"/>
         <w:numPr>
           <w:ilvl w:val="0"/>
-          <w:numId w:val="4"/>
+          <w:numId w:val="41"/>
         </w:numPr>
-        <w:ind w:left="1843"/>
-      </w:pPr>
-      <w:r>
-        <w:t>milyen üzeneteket kaptunk</w:t>
-      </w:r>
-    </w:p>
-    <w:p>
-      <w:pPr>
-        <w:pStyle w:val="Listaszerbekezds"/>
+        <w:shd w:val="clear" w:color="auto" w:fill="FFFFFF"/>
+        <w:spacing w:after="45" w:line="360" w:lineRule="auto"/>
+        <w:rPr>
+          <w:color w:val="1A1C1E"/>
+        </w:rPr>
+      </w:pPr>
+      <w:r>
+        <w:rPr>
+          <w:color w:val="1A1C1E"/>
+        </w:rPr>
+        <w:t xml:space="preserve">db.js: (Hiányzik) Beállítja és exportálja a </w:t>
+      </w:r>
+      <w:proofErr w:type="spellStart"/>
+      <w:r>
+        <w:rPr>
+          <w:color w:val="1A1C1E"/>
+        </w:rPr>
+        <w:t>MySQL</w:t>
+      </w:r>
+      <w:proofErr w:type="spellEnd"/>
+      <w:r>
+        <w:rPr>
+          <w:color w:val="1A1C1E"/>
+        </w:rPr>
+        <w:t xml:space="preserve"> adatbázis-kapcsolatot (</w:t>
+      </w:r>
+      <w:proofErr w:type="spellStart"/>
+      <w:r>
+        <w:rPr>
+          <w:color w:val="1A1C1E"/>
+        </w:rPr>
+        <w:t>connection</w:t>
+      </w:r>
+      <w:proofErr w:type="spellEnd"/>
+      <w:r>
+        <w:rPr>
+          <w:color w:val="1A1C1E"/>
+        </w:rPr>
+        <w:t xml:space="preserve"> </w:t>
+      </w:r>
+      <w:proofErr w:type="spellStart"/>
+      <w:r>
+        <w:rPr>
+          <w:color w:val="1A1C1E"/>
+        </w:rPr>
+        <w:t>pool</w:t>
+      </w:r>
+      <w:proofErr w:type="spellEnd"/>
+      <w:r>
+        <w:rPr>
+          <w:color w:val="1A1C1E"/>
+        </w:rPr>
+        <w:t xml:space="preserve"> ajánlott). Lehet, hogy tartalmaz egy </w:t>
+      </w:r>
+      <w:proofErr w:type="spellStart"/>
+      <w:r>
+        <w:rPr>
+          <w:color w:val="1A1C1E"/>
+        </w:rPr>
+        <w:t>queryAsync</w:t>
+      </w:r>
+      <w:proofErr w:type="spellEnd"/>
+      <w:r>
+        <w:rPr>
+          <w:color w:val="1A1C1E"/>
+        </w:rPr>
+        <w:t xml:space="preserve"> segédfüggvényt is a </w:t>
+      </w:r>
+      <w:proofErr w:type="spellStart"/>
+      <w:r>
+        <w:rPr>
+          <w:color w:val="1A1C1E"/>
+        </w:rPr>
+        <w:t>Promise</w:t>
+      </w:r>
+      <w:proofErr w:type="spellEnd"/>
+      <w:r>
+        <w:rPr>
+          <w:color w:val="1A1C1E"/>
+        </w:rPr>
+        <w:t>-alapú lekérdezésekhez.</w:t>
+      </w:r>
+    </w:p>
+    <w:p>
+      <w:pPr>
+        <w:pStyle w:val="ng-star-inserted"/>
         <w:numPr>
           <w:ilvl w:val="0"/>
-          <w:numId w:val="4"/>
+          <w:numId w:val="41"/>
         </w:numPr>
-        <w:ind w:left="1843"/>
-      </w:pPr>
-      <w:r>
-        <w:t xml:space="preserve">mi a teendő az egyes üzenetek esetében </w:t>
-      </w:r>
-    </w:p>
-    <w:p>
-      <w:pPr>
-        <w:pStyle w:val="Listaszerbekezds"/>
+        <w:shd w:val="clear" w:color="auto" w:fill="FFFFFF"/>
+        <w:spacing w:after="45" w:line="360" w:lineRule="auto"/>
+        <w:rPr>
+          <w:color w:val="1A1C1E"/>
+        </w:rPr>
+      </w:pPr>
+      <w:proofErr w:type="spellStart"/>
+      <w:r>
+        <w:rPr>
+          <w:color w:val="1A1C1E"/>
+        </w:rPr>
+        <w:t>routes</w:t>
+      </w:r>
+      <w:proofErr w:type="spellEnd"/>
+      <w:r>
+        <w:rPr>
+          <w:color w:val="1A1C1E"/>
+        </w:rPr>
+        <w:t>/: Minden fő erőforráshoz (</w:t>
+      </w:r>
+      <w:proofErr w:type="spellStart"/>
+      <w:r>
+        <w:rPr>
+          <w:color w:val="1A1C1E"/>
+        </w:rPr>
+        <w:t>auth</w:t>
+      </w:r>
+      <w:proofErr w:type="spellEnd"/>
+      <w:r>
+        <w:rPr>
+          <w:color w:val="1A1C1E"/>
+        </w:rPr>
+        <w:t xml:space="preserve">, </w:t>
+      </w:r>
+      <w:proofErr w:type="spellStart"/>
+      <w:r>
+        <w:rPr>
+          <w:color w:val="1A1C1E"/>
+        </w:rPr>
+        <w:t>perfumes</w:t>
+      </w:r>
+      <w:proofErr w:type="spellEnd"/>
+      <w:r>
+        <w:rPr>
+          <w:color w:val="1A1C1E"/>
+        </w:rPr>
+        <w:t xml:space="preserve">, </w:t>
+      </w:r>
+      <w:proofErr w:type="spellStart"/>
+      <w:r>
+        <w:rPr>
+          <w:color w:val="1A1C1E"/>
+        </w:rPr>
+        <w:t>users</w:t>
+      </w:r>
+      <w:proofErr w:type="spellEnd"/>
+      <w:r>
+        <w:rPr>
+          <w:color w:val="1A1C1E"/>
+        </w:rPr>
+        <w:t xml:space="preserve">, </w:t>
+      </w:r>
+      <w:proofErr w:type="spellStart"/>
+      <w:proofErr w:type="gramStart"/>
+      <w:r>
+        <w:rPr>
+          <w:color w:val="1A1C1E"/>
+        </w:rPr>
+        <w:t>reviews</w:t>
+      </w:r>
+      <w:proofErr w:type="spellEnd"/>
+      <w:r>
+        <w:rPr>
+          <w:color w:val="1A1C1E"/>
+        </w:rPr>
+        <w:t>,</w:t>
+      </w:r>
+      <w:proofErr w:type="gramEnd"/>
+      <w:r>
+        <w:rPr>
+          <w:color w:val="1A1C1E"/>
+        </w:rPr>
+        <w:t xml:space="preserve"> stb.) külön útvonal fájl tartozik. Ezek definiálják az API végpontokat (URL-ek és HTTP metódusok) és hozzárendelik őket a megfelelő kontroller funkciókhoz. Alkalmazzák az </w:t>
+      </w:r>
+      <w:proofErr w:type="spellStart"/>
+      <w:r>
+        <w:rPr>
+          <w:color w:val="1A1C1E"/>
+        </w:rPr>
+        <w:t>authMiddleware</w:t>
+      </w:r>
+      <w:proofErr w:type="spellEnd"/>
+      <w:r>
+        <w:rPr>
+          <w:color w:val="1A1C1E"/>
+        </w:rPr>
+        <w:t>-t a védett útvonalakra.</w:t>
+      </w:r>
+    </w:p>
+    <w:p>
+      <w:pPr>
+        <w:pStyle w:val="ng-star-inserted"/>
         <w:numPr>
           <w:ilvl w:val="0"/>
-          <w:numId w:val="5"/>
+          <w:numId w:val="41"/>
         </w:numPr>
-        <w:ind w:left="1560"/>
-      </w:pPr>
-      <w:r>
-        <w:t>Normál teszteset, extrém tesztes</w:t>
-      </w:r>
-      <w:r>
-        <w:t>et (bolondbiztosság tesztelése)</w:t>
-      </w:r>
-    </w:p>
-    <w:p>
-      <w:pPr>
-        <w:pStyle w:val="Listaszerbekezds"/>
+        <w:shd w:val="clear" w:color="auto" w:fill="FFFFFF"/>
+        <w:spacing w:after="45" w:line="360" w:lineRule="auto"/>
+        <w:rPr>
+          <w:color w:val="1A1C1E"/>
+        </w:rPr>
+      </w:pPr>
+      <w:r>
+        <w:rPr>
+          <w:color w:val="1A1C1E"/>
+        </w:rPr>
+        <w:t xml:space="preserve">[KÓDRÉSZLET HELYE: </w:t>
+      </w:r>
+      <w:proofErr w:type="spellStart"/>
+      <w:r>
+        <w:rPr>
+          <w:color w:val="1A1C1E"/>
+        </w:rPr>
+        <w:t>routes</w:t>
+      </w:r>
+      <w:proofErr w:type="spellEnd"/>
+      <w:r>
+        <w:rPr>
+          <w:color w:val="1A1C1E"/>
+        </w:rPr>
+        <w:t>/perfumeRoutes.js tartalma]</w:t>
+      </w:r>
+    </w:p>
+    <w:p>
+      <w:pPr>
+        <w:pStyle w:val="ng-star-inserted"/>
         <w:numPr>
           <w:ilvl w:val="0"/>
-          <w:numId w:val="5"/>
+          <w:numId w:val="41"/>
         </w:numPr>
-        <w:ind w:left="1560"/>
-      </w:pPr>
-      <w:r>
+        <w:shd w:val="clear" w:color="auto" w:fill="FFFFFF"/>
+        <w:spacing w:after="45" w:line="360" w:lineRule="auto"/>
+        <w:rPr>
+          <w:color w:val="1A1C1E"/>
+        </w:rPr>
+      </w:pPr>
+      <w:proofErr w:type="spellStart"/>
+      <w:r>
+        <w:rPr>
+          <w:color w:val="1A1C1E"/>
+        </w:rPr>
+        <w:t>controllers</w:t>
+      </w:r>
+      <w:proofErr w:type="spellEnd"/>
+      <w:r>
+        <w:rPr>
+          <w:color w:val="1A1C1E"/>
+        </w:rPr>
+        <w:t xml:space="preserve">/: Tartalmazzák az üzleti logikát. Minden kontroller funkció egy adott útvonalhoz kapcsolódik. Feldolgozzák a </w:t>
+      </w:r>
+      <w:proofErr w:type="spellStart"/>
+      <w:r>
+        <w:rPr>
+          <w:color w:val="1A1C1E"/>
+        </w:rPr>
+        <w:t>req</w:t>
+      </w:r>
+      <w:proofErr w:type="spellEnd"/>
+      <w:r>
+        <w:rPr>
+          <w:color w:val="1A1C1E"/>
+        </w:rPr>
+        <w:t xml:space="preserve"> (kérés) objektumot (paraméterek, </w:t>
+      </w:r>
+      <w:proofErr w:type="spellStart"/>
+      <w:r>
+        <w:rPr>
+          <w:color w:val="1A1C1E"/>
+        </w:rPr>
+        <w:t>query</w:t>
+      </w:r>
+      <w:proofErr w:type="spellEnd"/>
+      <w:r>
+        <w:rPr>
+          <w:color w:val="1A1C1E"/>
+        </w:rPr>
+        <w:t xml:space="preserve"> </w:t>
+      </w:r>
+      <w:proofErr w:type="spellStart"/>
+      <w:r>
+        <w:rPr>
+          <w:color w:val="1A1C1E"/>
+        </w:rPr>
+        <w:t>string</w:t>
+      </w:r>
+      <w:proofErr w:type="spellEnd"/>
+      <w:r>
+        <w:rPr>
+          <w:color w:val="1A1C1E"/>
+        </w:rPr>
+        <w:t xml:space="preserve">, body), meghívják a megfelelő modell funkciókat az adatbázis-műveletekhez, és a </w:t>
+      </w:r>
+      <w:proofErr w:type="spellStart"/>
+      <w:r>
+        <w:rPr>
+          <w:color w:val="1A1C1E"/>
+        </w:rPr>
+        <w:t>res</w:t>
+      </w:r>
+      <w:proofErr w:type="spellEnd"/>
+      <w:r>
+        <w:rPr>
+          <w:color w:val="1A1C1E"/>
+        </w:rPr>
+        <w:t xml:space="preserve"> (válasz) objektum segítségével visszaküldik a választ (JSON adat vagy hiba).</w:t>
+      </w:r>
+    </w:p>
+    <w:p>
+      <w:pPr>
+        <w:pStyle w:val="ng-star-inserted"/>
+        <w:numPr>
+          <w:ilvl w:val="0"/>
+          <w:numId w:val="41"/>
+        </w:numPr>
+        <w:shd w:val="clear" w:color="auto" w:fill="FFFFFF"/>
+        <w:spacing w:after="45" w:line="360" w:lineRule="auto"/>
+        <w:rPr>
+          <w:color w:val="1A1C1E"/>
+        </w:rPr>
+      </w:pPr>
+      <w:r>
+        <w:rPr>
+          <w:color w:val="1A1C1E"/>
+        </w:rPr>
+        <w:t xml:space="preserve">[KÓDRÉSZLET HELYE: </w:t>
+      </w:r>
+      <w:proofErr w:type="spellStart"/>
+      <w:r>
+        <w:rPr>
+          <w:color w:val="1A1C1E"/>
+        </w:rPr>
+        <w:t>controllers</w:t>
+      </w:r>
+      <w:proofErr w:type="spellEnd"/>
+      <w:r>
+        <w:rPr>
+          <w:color w:val="1A1C1E"/>
+        </w:rPr>
+        <w:t xml:space="preserve">/perfumeController.js - </w:t>
+      </w:r>
+      <w:proofErr w:type="spellStart"/>
+      <w:r>
+        <w:rPr>
+          <w:color w:val="1A1C1E"/>
+        </w:rPr>
+        <w:t>getPerfumeById</w:t>
+      </w:r>
+      <w:proofErr w:type="spellEnd"/>
+      <w:r>
+        <w:rPr>
+          <w:color w:val="1A1C1E"/>
+        </w:rPr>
+        <w:t xml:space="preserve"> logikája]</w:t>
+      </w:r>
+    </w:p>
+    <w:p>
+      <w:pPr>
+        <w:pStyle w:val="ng-star-inserted"/>
+        <w:numPr>
+          <w:ilvl w:val="0"/>
+          <w:numId w:val="41"/>
+        </w:numPr>
+        <w:shd w:val="clear" w:color="auto" w:fill="FFFFFF"/>
+        <w:spacing w:after="45" w:line="360" w:lineRule="auto"/>
+        <w:rPr>
+          <w:color w:val="1A1C1E"/>
+        </w:rPr>
+      </w:pPr>
+      <w:proofErr w:type="spellStart"/>
+      <w:r>
+        <w:rPr>
+          <w:color w:val="1A1C1E"/>
+        </w:rPr>
+        <w:t>models</w:t>
+      </w:r>
+      <w:proofErr w:type="spellEnd"/>
+      <w:r>
+        <w:rPr>
+          <w:color w:val="1A1C1E"/>
+        </w:rPr>
+        <w:t xml:space="preserve">/: (Hiányzik) Az adatbázis-interakciók logikáját tartalmazzák. Minden modell egy adatbázis-táblának felel meg. Funkciókat exportálnak az adatok lekérdezésére (SELECT), beszúrására (INSERT), frissítésére (UPDATE) és törlésére (DELETE). Ideális esetben ezek a funkciók </w:t>
+      </w:r>
+      <w:proofErr w:type="spellStart"/>
+      <w:r>
+        <w:rPr>
+          <w:color w:val="1A1C1E"/>
+        </w:rPr>
+        <w:t>Promise-okat</w:t>
+      </w:r>
+      <w:proofErr w:type="spellEnd"/>
+      <w:r>
+        <w:rPr>
+          <w:color w:val="1A1C1E"/>
+        </w:rPr>
+        <w:t xml:space="preserve"> adnak vissza. Itt történik a jelszó </w:t>
+      </w:r>
+      <w:proofErr w:type="spellStart"/>
+      <w:r>
+        <w:rPr>
+          <w:color w:val="1A1C1E"/>
+        </w:rPr>
+        <w:t>hashelés</w:t>
+      </w:r>
+      <w:proofErr w:type="spellEnd"/>
+      <w:r>
+        <w:rPr>
+          <w:color w:val="1A1C1E"/>
+        </w:rPr>
+        <w:t xml:space="preserve"> (</w:t>
+      </w:r>
+      <w:proofErr w:type="spellStart"/>
+      <w:r>
+        <w:rPr>
+          <w:color w:val="1A1C1E"/>
+        </w:rPr>
+        <w:t>User.createUser</w:t>
+      </w:r>
+      <w:proofErr w:type="spellEnd"/>
+      <w:r>
+        <w:rPr>
+          <w:color w:val="1A1C1E"/>
+        </w:rPr>
+        <w:t xml:space="preserve">, </w:t>
+      </w:r>
+      <w:proofErr w:type="spellStart"/>
+      <w:r>
+        <w:rPr>
+          <w:color w:val="1A1C1E"/>
+        </w:rPr>
+        <w:t>User.updateUser</w:t>
+      </w:r>
+      <w:proofErr w:type="spellEnd"/>
+      <w:r>
+        <w:rPr>
+          <w:color w:val="1A1C1E"/>
+        </w:rPr>
+        <w:t>) és az SQL lekérdezések összeállítása.</w:t>
+      </w:r>
+    </w:p>
+    <w:p>
+      <w:pPr>
+        <w:pStyle w:val="ng-star-inserted"/>
+        <w:numPr>
+          <w:ilvl w:val="0"/>
+          <w:numId w:val="41"/>
+        </w:numPr>
+        <w:shd w:val="clear" w:color="auto" w:fill="FFFFFF"/>
+        <w:spacing w:after="45" w:line="360" w:lineRule="auto"/>
+        <w:rPr>
+          <w:color w:val="1A1C1E"/>
+        </w:rPr>
+      </w:pPr>
+      <w:r>
+        <w:rPr>
+          <w:color w:val="1A1C1E"/>
+        </w:rPr>
+        <w:t xml:space="preserve">[KÓDRÉSZLET HELYE: User.js modell vázlatos </w:t>
+      </w:r>
+      <w:proofErr w:type="spellStart"/>
+      <w:r>
+        <w:rPr>
+          <w:color w:val="1A1C1E"/>
+        </w:rPr>
+        <w:t>createUser</w:t>
+      </w:r>
+      <w:proofErr w:type="spellEnd"/>
+      <w:r>
+        <w:rPr>
+          <w:color w:val="1A1C1E"/>
+        </w:rPr>
+        <w:t xml:space="preserve"> és </w:t>
+      </w:r>
+      <w:proofErr w:type="spellStart"/>
+      <w:r>
+        <w:rPr>
+          <w:color w:val="1A1C1E"/>
+        </w:rPr>
+        <w:t>getUserByEmail</w:t>
+      </w:r>
+      <w:proofErr w:type="spellEnd"/>
+      <w:r>
+        <w:rPr>
+          <w:color w:val="1A1C1E"/>
+        </w:rPr>
+        <w:t xml:space="preserve"> funkciói (feltételezett)]</w:t>
+      </w:r>
+    </w:p>
+    <w:p>
+      <w:pPr>
+        <w:pStyle w:val="ng-star-inserted"/>
+        <w:numPr>
+          <w:ilvl w:val="0"/>
+          <w:numId w:val="41"/>
+        </w:numPr>
+        <w:shd w:val="clear" w:color="auto" w:fill="FFFFFF"/>
+        <w:spacing w:after="45" w:line="360" w:lineRule="auto"/>
+        <w:rPr>
+          <w:color w:val="1A1C1E"/>
+        </w:rPr>
+      </w:pPr>
+      <w:proofErr w:type="spellStart"/>
+      <w:r>
+        <w:rPr>
+          <w:color w:val="1A1C1E"/>
+        </w:rPr>
+        <w:t>middleware</w:t>
+      </w:r>
+      <w:proofErr w:type="spellEnd"/>
+      <w:r>
+        <w:rPr>
+          <w:color w:val="1A1C1E"/>
+        </w:rPr>
+        <w:t>/:</w:t>
+      </w:r>
+    </w:p>
+    <w:p>
+      <w:pPr>
+        <w:pStyle w:val="ng-star-inserted"/>
+        <w:numPr>
+          <w:ilvl w:val="0"/>
+          <w:numId w:val="41"/>
+        </w:numPr>
+        <w:shd w:val="clear" w:color="auto" w:fill="FFFFFF"/>
+        <w:spacing w:after="45" w:line="360" w:lineRule="auto"/>
+        <w:rPr>
+          <w:color w:val="1A1C1E"/>
+        </w:rPr>
+      </w:pPr>
+      <w:r>
+        <w:rPr>
+          <w:color w:val="1A1C1E"/>
+        </w:rPr>
+        <w:t>authMiddleware.js: (Hiányzik) Ellenőrzi a bejövő kérések x-</w:t>
+      </w:r>
+      <w:proofErr w:type="spellStart"/>
+      <w:r>
+        <w:rPr>
+          <w:color w:val="1A1C1E"/>
+        </w:rPr>
+        <w:t>auth</w:t>
+      </w:r>
+      <w:proofErr w:type="spellEnd"/>
+      <w:r>
+        <w:rPr>
+          <w:color w:val="1A1C1E"/>
+        </w:rPr>
+        <w:t>-</w:t>
+      </w:r>
+      <w:proofErr w:type="spellStart"/>
+      <w:r>
+        <w:rPr>
+          <w:color w:val="1A1C1E"/>
+        </w:rPr>
+        <w:t>token</w:t>
+      </w:r>
+      <w:proofErr w:type="spellEnd"/>
+      <w:r>
+        <w:rPr>
+          <w:color w:val="1A1C1E"/>
+        </w:rPr>
+        <w:t xml:space="preserve"> </w:t>
+      </w:r>
+      <w:proofErr w:type="spellStart"/>
+      <w:r>
+        <w:rPr>
+          <w:color w:val="1A1C1E"/>
+        </w:rPr>
+        <w:t>headerét</w:t>
+      </w:r>
+      <w:proofErr w:type="spellEnd"/>
+      <w:r>
+        <w:rPr>
+          <w:color w:val="1A1C1E"/>
+        </w:rPr>
+        <w:t xml:space="preserve">. Verifikálja a JWT </w:t>
+      </w:r>
+      <w:proofErr w:type="spellStart"/>
+      <w:r>
+        <w:rPr>
+          <w:color w:val="1A1C1E"/>
+        </w:rPr>
+        <w:t>tokent</w:t>
+      </w:r>
+      <w:proofErr w:type="spellEnd"/>
+      <w:r>
+        <w:rPr>
+          <w:color w:val="1A1C1E"/>
+        </w:rPr>
+        <w:t xml:space="preserve"> a </w:t>
+      </w:r>
+      <w:proofErr w:type="spellStart"/>
+      <w:r>
+        <w:rPr>
+          <w:color w:val="1A1C1E"/>
+        </w:rPr>
+        <w:t>jsonwebtoken</w:t>
+      </w:r>
+      <w:proofErr w:type="spellEnd"/>
+      <w:r>
+        <w:rPr>
+          <w:color w:val="1A1C1E"/>
+        </w:rPr>
+        <w:t xml:space="preserve"> és a JWT_SECRET segítségével. Ha a </w:t>
+      </w:r>
+      <w:proofErr w:type="spellStart"/>
+      <w:r>
+        <w:rPr>
+          <w:color w:val="1A1C1E"/>
+        </w:rPr>
+        <w:t>token</w:t>
+      </w:r>
+      <w:proofErr w:type="spellEnd"/>
+      <w:r>
+        <w:rPr>
+          <w:color w:val="1A1C1E"/>
+        </w:rPr>
+        <w:t xml:space="preserve"> érvényes, dekódolja a </w:t>
+      </w:r>
+      <w:proofErr w:type="spellStart"/>
+      <w:r>
+        <w:rPr>
+          <w:color w:val="1A1C1E"/>
+        </w:rPr>
+        <w:t>payload</w:t>
+      </w:r>
+      <w:proofErr w:type="spellEnd"/>
+      <w:r>
+        <w:rPr>
+          <w:color w:val="1A1C1E"/>
+        </w:rPr>
+        <w:t xml:space="preserve">-ot (ami tartalmazza a </w:t>
+      </w:r>
+      <w:proofErr w:type="spellStart"/>
+      <w:r>
+        <w:rPr>
+          <w:color w:val="1A1C1E"/>
+        </w:rPr>
+        <w:t>userId</w:t>
+      </w:r>
+      <w:proofErr w:type="spellEnd"/>
+      <w:r>
+        <w:rPr>
+          <w:color w:val="1A1C1E"/>
+        </w:rPr>
+        <w:t xml:space="preserve">-t) és hozzáadja a </w:t>
+      </w:r>
+      <w:proofErr w:type="spellStart"/>
+      <w:r>
+        <w:rPr>
+          <w:color w:val="1A1C1E"/>
+        </w:rPr>
+        <w:t>req.user</w:t>
+      </w:r>
+      <w:proofErr w:type="spellEnd"/>
+      <w:r>
+        <w:rPr>
+          <w:color w:val="1A1C1E"/>
+        </w:rPr>
+        <w:t xml:space="preserve"> objektumhoz (pl. </w:t>
+      </w:r>
+      <w:proofErr w:type="spellStart"/>
+      <w:r>
+        <w:rPr>
+          <w:color w:val="1A1C1E"/>
+        </w:rPr>
+        <w:t>req.user</w:t>
+      </w:r>
+      <w:proofErr w:type="spellEnd"/>
+      <w:r>
+        <w:rPr>
+          <w:color w:val="1A1C1E"/>
+        </w:rPr>
+        <w:t xml:space="preserve"> = </w:t>
+      </w:r>
+      <w:proofErr w:type="gramStart"/>
+      <w:r>
+        <w:rPr>
+          <w:color w:val="1A1C1E"/>
+        </w:rPr>
+        <w:t xml:space="preserve">{ </w:t>
+      </w:r>
+      <w:proofErr w:type="spellStart"/>
+      <w:r>
+        <w:rPr>
+          <w:color w:val="1A1C1E"/>
+        </w:rPr>
+        <w:t>id</w:t>
+      </w:r>
+      <w:proofErr w:type="spellEnd"/>
+      <w:proofErr w:type="gramEnd"/>
+      <w:r>
+        <w:rPr>
+          <w:color w:val="1A1C1E"/>
+        </w:rPr>
+        <w:t xml:space="preserve">: decoded.id }). Ha a </w:t>
+      </w:r>
+      <w:proofErr w:type="spellStart"/>
+      <w:r>
+        <w:rPr>
+          <w:color w:val="1A1C1E"/>
+        </w:rPr>
+        <w:t>token</w:t>
+      </w:r>
+      <w:proofErr w:type="spellEnd"/>
+      <w:r>
+        <w:rPr>
+          <w:color w:val="1A1C1E"/>
+        </w:rPr>
+        <w:t xml:space="preserve"> érvénytelen vagy hiányzik, 401-es (</w:t>
+      </w:r>
+      <w:proofErr w:type="spellStart"/>
+      <w:r>
+        <w:rPr>
+          <w:color w:val="1A1C1E"/>
+        </w:rPr>
+        <w:t>Unauthorized</w:t>
+      </w:r>
+      <w:proofErr w:type="spellEnd"/>
+      <w:r>
+        <w:rPr>
+          <w:color w:val="1A1C1E"/>
+        </w:rPr>
+        <w:t>) hibával válaszol.</w:t>
+      </w:r>
+    </w:p>
+    <w:p>
+      <w:pPr>
+        <w:pStyle w:val="ng-star-inserted"/>
+        <w:numPr>
+          <w:ilvl w:val="0"/>
+          <w:numId w:val="41"/>
+        </w:numPr>
+        <w:shd w:val="clear" w:color="auto" w:fill="FFFFFF"/>
+        <w:spacing w:after="45" w:line="360" w:lineRule="auto"/>
+        <w:rPr>
+          <w:color w:val="1A1C1E"/>
+        </w:rPr>
+      </w:pPr>
+      <w:r>
+        <w:rPr>
+          <w:color w:val="1A1C1E"/>
+        </w:rPr>
+        <w:t>[KÓDRÉSZLET HELYE: authMiddleware.js vázlatos logikája]</w:t>
+      </w:r>
+    </w:p>
+    <w:p>
+      <w:pPr>
+        <w:pStyle w:val="ng-star-inserted"/>
+        <w:numPr>
+          <w:ilvl w:val="0"/>
+          <w:numId w:val="41"/>
+        </w:numPr>
+        <w:shd w:val="clear" w:color="auto" w:fill="FFFFFF"/>
+        <w:spacing w:after="45" w:line="360" w:lineRule="auto"/>
+        <w:rPr>
+          <w:color w:val="1A1C1E"/>
+        </w:rPr>
+      </w:pPr>
+      <w:r>
+        <w:rPr>
+          <w:b/>
+          <w:color w:val="1A1C1E"/>
+        </w:rPr>
         <w:lastRenderedPageBreak/>
-        <w:t>A tesztelés során kiderült hibák felsorolása A tesztelési dokumentációból derüljön ki, hogy ismered a különböző tesztelési módszereket (pl. fek</w:t>
-      </w:r>
-      <w:r>
-        <w:t>ete doboz, fehér doboz módszer)</w:t>
-      </w:r>
-    </w:p>
-    <w:p>
-      <w:pPr>
-        <w:ind w:left="-76" w:firstLine="0"/>
-      </w:pPr>
-      <w:r>
-        <w:t>Ajánlott terjedelem: a feladat jellegétől füg</w:t>
-      </w:r>
-      <w:bookmarkStart w:id="22" w:name="_GoBack"/>
-      <w:bookmarkEnd w:id="22"/>
-      <w:r>
-        <w:t xml:space="preserve">gően 2-5 oldal. </w:t>
+        <w:t xml:space="preserve">Hibakezelő </w:t>
+      </w:r>
+      <w:proofErr w:type="spellStart"/>
+      <w:r>
+        <w:rPr>
+          <w:b/>
+          <w:color w:val="1A1C1E"/>
+        </w:rPr>
+        <w:t>Middleware</w:t>
+      </w:r>
+      <w:proofErr w:type="spellEnd"/>
+      <w:r>
+        <w:rPr>
+          <w:color w:val="1A1C1E"/>
+        </w:rPr>
+        <w:t xml:space="preserve">: Az app.js végén található. Elkapja az útvonal kezelőkben vagy </w:t>
+      </w:r>
+      <w:proofErr w:type="spellStart"/>
+      <w:r>
+        <w:rPr>
+          <w:color w:val="1A1C1E"/>
+        </w:rPr>
+        <w:t>middleware-ekben</w:t>
+      </w:r>
+      <w:proofErr w:type="spellEnd"/>
+      <w:r>
+        <w:rPr>
+          <w:color w:val="1A1C1E"/>
+        </w:rPr>
+        <w:t xml:space="preserve"> keletkezett hibákat (</w:t>
+      </w:r>
+      <w:proofErr w:type="spellStart"/>
+      <w:r>
+        <w:rPr>
+          <w:color w:val="1A1C1E"/>
+        </w:rPr>
+        <w:t>next</w:t>
+      </w:r>
+      <w:proofErr w:type="spellEnd"/>
+      <w:r>
+        <w:rPr>
+          <w:color w:val="1A1C1E"/>
+        </w:rPr>
+        <w:t>(</w:t>
+      </w:r>
+      <w:proofErr w:type="spellStart"/>
+      <w:r>
+        <w:rPr>
+          <w:color w:val="1A1C1E"/>
+        </w:rPr>
+        <w:t>err</w:t>
+      </w:r>
+      <w:proofErr w:type="spellEnd"/>
+      <w:r>
+        <w:rPr>
+          <w:color w:val="1A1C1E"/>
+        </w:rPr>
+        <w:t>) hívással), naplózza őket, és egységes JSON hibaüzenetet küld vissza a kliensnek.</w:t>
+      </w:r>
+    </w:p>
+    <w:p>
+      <w:pPr>
+        <w:pStyle w:val="ng-star-inserted"/>
+        <w:numPr>
+          <w:ilvl w:val="0"/>
+          <w:numId w:val="41"/>
+        </w:numPr>
+        <w:shd w:val="clear" w:color="auto" w:fill="FFFFFF"/>
+        <w:spacing w:before="0" w:beforeAutospacing="0" w:after="45" w:afterAutospacing="0" w:line="360" w:lineRule="auto"/>
+        <w:rPr>
+          <w:color w:val="1A1C1E"/>
+        </w:rPr>
+      </w:pPr>
+      <w:r>
+        <w:rPr>
+          <w:color w:val="1A1C1E"/>
+        </w:rPr>
+        <w:t xml:space="preserve">[KÓDRÉSZLET HELYE: app.js - Hibakezelő </w:t>
+      </w:r>
+      <w:proofErr w:type="spellStart"/>
+      <w:r>
+        <w:rPr>
+          <w:color w:val="1A1C1E"/>
+        </w:rPr>
+        <w:t>middleware</w:t>
+      </w:r>
+      <w:proofErr w:type="spellEnd"/>
+      <w:r>
+        <w:rPr>
+          <w:color w:val="1A1C1E"/>
+        </w:rPr>
+        <w:t>]</w:t>
+      </w:r>
+    </w:p>
+    <w:p>
+      <w:pPr>
+        <w:pStyle w:val="ng-star-inserted"/>
+        <w:shd w:val="clear" w:color="auto" w:fill="FFFFFF"/>
+        <w:spacing w:after="45"/>
+        <w:rPr>
+          <w:b/>
+          <w:color w:val="1A1C1E"/>
+        </w:rPr>
+      </w:pPr>
+      <w:r>
+        <w:rPr>
+          <w:b/>
+          <w:color w:val="1A1C1E"/>
+        </w:rPr>
+        <w:t>Adatforrások</w:t>
+      </w:r>
+    </w:p>
+    <w:p>
+      <w:pPr>
+        <w:pStyle w:val="ng-star-inserted"/>
+        <w:shd w:val="clear" w:color="auto" w:fill="FFFFFF"/>
+        <w:spacing w:after="45"/>
+        <w:rPr>
+          <w:color w:val="1A1C1E"/>
+        </w:rPr>
+      </w:pPr>
+      <w:r>
+        <w:rPr>
+          <w:color w:val="1A1C1E"/>
+        </w:rPr>
+        <w:t>Az alkalmazás több forrásból szerzi be az adatait:</w:t>
+      </w:r>
+    </w:p>
+    <w:p>
+      <w:pPr>
+        <w:pStyle w:val="ng-star-inserted"/>
+        <w:numPr>
+          <w:ilvl w:val="0"/>
+          <w:numId w:val="42"/>
+        </w:numPr>
+        <w:shd w:val="clear" w:color="auto" w:fill="FFFFFF"/>
+        <w:spacing w:after="45"/>
+        <w:rPr>
+          <w:color w:val="1A1C1E"/>
+        </w:rPr>
+      </w:pPr>
+      <w:proofErr w:type="spellStart"/>
+      <w:r>
+        <w:rPr>
+          <w:color w:val="1A1C1E"/>
+        </w:rPr>
+        <w:t>MySQL</w:t>
+      </w:r>
+      <w:proofErr w:type="spellEnd"/>
+      <w:r>
+        <w:rPr>
+          <w:color w:val="1A1C1E"/>
+        </w:rPr>
+        <w:t xml:space="preserve"> Adatbázis:</w:t>
+      </w:r>
+    </w:p>
+    <w:p>
+      <w:pPr>
+        <w:pStyle w:val="ng-star-inserted"/>
+        <w:numPr>
+          <w:ilvl w:val="0"/>
+          <w:numId w:val="43"/>
+        </w:numPr>
+        <w:shd w:val="clear" w:color="auto" w:fill="FFFFFF"/>
+        <w:spacing w:after="45"/>
+        <w:rPr>
+          <w:color w:val="1A1C1E"/>
+        </w:rPr>
+      </w:pPr>
+      <w:r>
+        <w:rPr>
+          <w:color w:val="1A1C1E"/>
+        </w:rPr>
+        <w:t>Ez a fő adatforrás.</w:t>
+      </w:r>
+    </w:p>
+    <w:p>
+      <w:pPr>
+        <w:pStyle w:val="ng-star-inserted"/>
+        <w:numPr>
+          <w:ilvl w:val="0"/>
+          <w:numId w:val="43"/>
+        </w:numPr>
+        <w:shd w:val="clear" w:color="auto" w:fill="FFFFFF"/>
+        <w:spacing w:after="45"/>
+        <w:rPr>
+          <w:color w:val="1A1C1E"/>
+        </w:rPr>
+      </w:pPr>
+      <w:r>
+        <w:rPr>
+          <w:color w:val="1A1C1E"/>
+        </w:rPr>
+        <w:t>Itt tárolódnak a felhasználói fiókok, parfümök alapadatai (név, márka, nem, leírás, kép URL), márkák, illatjegyek, az összerendelésük (</w:t>
+      </w:r>
+      <w:proofErr w:type="spellStart"/>
+      <w:r>
+        <w:rPr>
+          <w:color w:val="1A1C1E"/>
+        </w:rPr>
+        <w:t>perfume_notes</w:t>
+      </w:r>
+      <w:proofErr w:type="spellEnd"/>
+      <w:r>
+        <w:rPr>
+          <w:color w:val="1A1C1E"/>
+        </w:rPr>
+        <w:t>), felhasználói értékelések (</w:t>
+      </w:r>
+      <w:proofErr w:type="spellStart"/>
+      <w:r>
+        <w:rPr>
+          <w:color w:val="1A1C1E"/>
+        </w:rPr>
+        <w:t>reviews</w:t>
+      </w:r>
+      <w:proofErr w:type="spellEnd"/>
+      <w:r>
+        <w:rPr>
+          <w:color w:val="1A1C1E"/>
+        </w:rPr>
+        <w:t>) és a kedvencek (</w:t>
+      </w:r>
+      <w:proofErr w:type="spellStart"/>
+      <w:r>
+        <w:rPr>
+          <w:color w:val="1A1C1E"/>
+        </w:rPr>
+        <w:t>saved_perfumes</w:t>
+      </w:r>
+      <w:proofErr w:type="spellEnd"/>
+      <w:r>
+        <w:rPr>
+          <w:color w:val="1A1C1E"/>
+        </w:rPr>
+        <w:t>).</w:t>
+      </w:r>
+    </w:p>
+    <w:p>
+      <w:pPr>
+        <w:pStyle w:val="ng-star-inserted"/>
+        <w:numPr>
+          <w:ilvl w:val="0"/>
+          <w:numId w:val="43"/>
+        </w:numPr>
+        <w:shd w:val="clear" w:color="auto" w:fill="FFFFFF"/>
+        <w:spacing w:after="45"/>
+        <w:rPr>
+          <w:color w:val="1A1C1E"/>
+        </w:rPr>
+      </w:pPr>
+      <w:proofErr w:type="spellStart"/>
+      <w:r>
+        <w:rPr>
+          <w:color w:val="1A1C1E"/>
+        </w:rPr>
+        <w:t>Notino</w:t>
+      </w:r>
+      <w:proofErr w:type="spellEnd"/>
+      <w:r>
+        <w:rPr>
+          <w:color w:val="1A1C1E"/>
+        </w:rPr>
+        <w:t xml:space="preserve"> </w:t>
+      </w:r>
+      <w:proofErr w:type="spellStart"/>
+      <w:r>
+        <w:rPr>
+          <w:color w:val="1A1C1E"/>
+        </w:rPr>
+        <w:t>Affiliate</w:t>
+      </w:r>
+      <w:proofErr w:type="spellEnd"/>
+      <w:r>
+        <w:rPr>
+          <w:color w:val="1A1C1E"/>
+        </w:rPr>
+        <w:t xml:space="preserve"> Adatok: Az adatbázisban található parfümök és a hozzájuk tartozó bolti (</w:t>
+      </w:r>
+      <w:proofErr w:type="spellStart"/>
+      <w:r>
+        <w:rPr>
+          <w:color w:val="1A1C1E"/>
+        </w:rPr>
+        <w:t>stores</w:t>
+      </w:r>
+      <w:proofErr w:type="spellEnd"/>
+      <w:r>
+        <w:rPr>
+          <w:color w:val="1A1C1E"/>
+        </w:rPr>
+        <w:t xml:space="preserve">) adatok (URL, ár) a </w:t>
+      </w:r>
+      <w:proofErr w:type="spellStart"/>
+      <w:r>
+        <w:rPr>
+          <w:color w:val="1A1C1E"/>
+        </w:rPr>
+        <w:t>Notino</w:t>
+      </w:r>
+      <w:proofErr w:type="spellEnd"/>
+      <w:r>
+        <w:rPr>
+          <w:color w:val="1A1C1E"/>
+        </w:rPr>
+        <w:t xml:space="preserve"> partnerprogramjából származnak. Ezeket az adatokat feltételezhetően egy külön folyamat (pl. </w:t>
+      </w:r>
+      <w:proofErr w:type="gramStart"/>
+      <w:r>
+        <w:rPr>
+          <w:color w:val="1A1C1E"/>
+        </w:rPr>
+        <w:t>egy script,</w:t>
+      </w:r>
+      <w:proofErr w:type="gramEnd"/>
+      <w:r>
+        <w:rPr>
+          <w:color w:val="1A1C1E"/>
+        </w:rPr>
+        <w:t xml:space="preserve"> vagy manuális import) töltötte be az adatbázisba a projekt indulásakor vagy rendszeres időközönként (bár a frissítés logikája nem része a jelenlegi kódnak). Az alkalmazás nem élőben hívja a </w:t>
+      </w:r>
+      <w:proofErr w:type="spellStart"/>
+      <w:r>
+        <w:rPr>
+          <w:color w:val="1A1C1E"/>
+        </w:rPr>
+        <w:t>Notino</w:t>
+      </w:r>
+      <w:proofErr w:type="spellEnd"/>
+      <w:r>
+        <w:rPr>
+          <w:color w:val="1A1C1E"/>
+        </w:rPr>
+        <w:t xml:space="preserve"> API-ját, hanem a saját adatbázisából dolgozik. Ez fontos korlátja az ár-összehasonlító funkciónak, mivel csak egy forrás adatai érhetők el.</w:t>
+      </w:r>
+    </w:p>
+    <w:p>
+      <w:pPr>
+        <w:pStyle w:val="ng-star-inserted"/>
+        <w:numPr>
+          <w:ilvl w:val="0"/>
+          <w:numId w:val="42"/>
+        </w:numPr>
+        <w:shd w:val="clear" w:color="auto" w:fill="FFFFFF"/>
+        <w:spacing w:after="45"/>
+        <w:rPr>
+          <w:color w:val="1A1C1E"/>
+        </w:rPr>
+      </w:pPr>
+      <w:r>
+        <w:rPr>
+          <w:color w:val="1A1C1E"/>
+        </w:rPr>
+        <w:t>Frontend (Felhasználói Bevitel):</w:t>
+      </w:r>
+    </w:p>
+    <w:p>
+      <w:pPr>
+        <w:pStyle w:val="ng-star-inserted"/>
+        <w:numPr>
+          <w:ilvl w:val="0"/>
+          <w:numId w:val="44"/>
+        </w:numPr>
+        <w:shd w:val="clear" w:color="auto" w:fill="FFFFFF"/>
+        <w:spacing w:after="45"/>
+        <w:rPr>
+          <w:color w:val="1A1C1E"/>
+        </w:rPr>
+      </w:pPr>
+      <w:r>
+        <w:rPr>
+          <w:color w:val="1A1C1E"/>
+        </w:rPr>
+        <w:t>Regisztrációs és profiladatok.</w:t>
+      </w:r>
+    </w:p>
+    <w:p>
+      <w:pPr>
+        <w:pStyle w:val="ng-star-inserted"/>
+        <w:numPr>
+          <w:ilvl w:val="0"/>
+          <w:numId w:val="44"/>
+        </w:numPr>
+        <w:shd w:val="clear" w:color="auto" w:fill="FFFFFF"/>
+        <w:spacing w:after="45"/>
+        <w:rPr>
+          <w:color w:val="1A1C1E"/>
+        </w:rPr>
+      </w:pPr>
+      <w:r>
+        <w:rPr>
+          <w:color w:val="1A1C1E"/>
+        </w:rPr>
+        <w:t>Keresési és szűrési feltételek.</w:t>
+      </w:r>
+    </w:p>
+    <w:p>
+      <w:pPr>
+        <w:pStyle w:val="ng-star-inserted"/>
+        <w:numPr>
+          <w:ilvl w:val="0"/>
+          <w:numId w:val="44"/>
+        </w:numPr>
+        <w:shd w:val="clear" w:color="auto" w:fill="FFFFFF"/>
+        <w:spacing w:after="45"/>
+        <w:rPr>
+          <w:color w:val="1A1C1E"/>
+        </w:rPr>
+      </w:pPr>
+      <w:r>
+        <w:rPr>
+          <w:color w:val="1A1C1E"/>
+        </w:rPr>
+        <w:t>Értékelések adatai (pontszámok, szöveg).</w:t>
+      </w:r>
+    </w:p>
+    <w:p>
+      <w:pPr>
+        <w:pStyle w:val="ng-star-inserted"/>
+        <w:numPr>
+          <w:ilvl w:val="0"/>
+          <w:numId w:val="44"/>
+        </w:numPr>
+        <w:shd w:val="clear" w:color="auto" w:fill="FFFFFF"/>
+        <w:spacing w:after="45"/>
+        <w:rPr>
+          <w:color w:val="1A1C1E"/>
+        </w:rPr>
+      </w:pPr>
+      <w:r>
+        <w:rPr>
+          <w:color w:val="1A1C1E"/>
+        </w:rPr>
+        <w:t>Kedvencek jelölése.</w:t>
+      </w:r>
+    </w:p>
+    <w:p>
+      <w:pPr>
+        <w:pStyle w:val="ng-star-inserted"/>
+        <w:numPr>
+          <w:ilvl w:val="0"/>
+          <w:numId w:val="42"/>
+        </w:numPr>
+        <w:shd w:val="clear" w:color="auto" w:fill="FFFFFF"/>
+        <w:spacing w:after="45"/>
+        <w:rPr>
+          <w:color w:val="1A1C1E"/>
+        </w:rPr>
+      </w:pPr>
+      <w:proofErr w:type="spellStart"/>
+      <w:r>
+        <w:rPr>
+          <w:color w:val="1A1C1E"/>
+        </w:rPr>
+        <w:t>NewsAPI</w:t>
+      </w:r>
+      <w:proofErr w:type="spellEnd"/>
+      <w:r>
+        <w:rPr>
+          <w:color w:val="1A1C1E"/>
+        </w:rPr>
+        <w:t xml:space="preserve"> (Külső API):</w:t>
+      </w:r>
+    </w:p>
+    <w:p>
+      <w:pPr>
+        <w:pStyle w:val="ng-star-inserted"/>
+        <w:numPr>
+          <w:ilvl w:val="0"/>
+          <w:numId w:val="45"/>
+        </w:numPr>
+        <w:shd w:val="clear" w:color="auto" w:fill="FFFFFF"/>
+        <w:spacing w:after="45"/>
+        <w:rPr>
+          <w:color w:val="1A1C1E"/>
+        </w:rPr>
+      </w:pPr>
+      <w:r>
+        <w:rPr>
+          <w:color w:val="1A1C1E"/>
+        </w:rPr>
+        <w:t xml:space="preserve">A "Hírek" oldal (Catalog.js) közvetlenül a </w:t>
+      </w:r>
+      <w:proofErr w:type="spellStart"/>
+      <w:r>
+        <w:rPr>
+          <w:color w:val="1A1C1E"/>
+        </w:rPr>
+        <w:t>NewsAPI</w:t>
+      </w:r>
+      <w:proofErr w:type="spellEnd"/>
+      <w:r>
+        <w:rPr>
+          <w:color w:val="1A1C1E"/>
+        </w:rPr>
+        <w:t xml:space="preserve"> szolgáltatást hívja meg egy API kulcs segítségével, hogy parfümökkel kapcsolatos híreket kérjen le.</w:t>
+      </w:r>
+    </w:p>
+    <w:p>
+      <w:pPr>
+        <w:pStyle w:val="ng-star-inserted"/>
+        <w:numPr>
+          <w:ilvl w:val="0"/>
+          <w:numId w:val="45"/>
+        </w:numPr>
+        <w:shd w:val="clear" w:color="auto" w:fill="FFFFFF"/>
+        <w:spacing w:after="45"/>
+        <w:rPr>
+          <w:color w:val="1A1C1E"/>
+        </w:rPr>
+      </w:pPr>
+      <w:r>
+        <w:rPr>
+          <w:color w:val="1A1C1E"/>
+        </w:rPr>
+        <w:t>Ez az egyetlen olyan adatforrás, amely valós időben, külső szolgáltatótól érkezik a frontend oldalon.</w:t>
+      </w:r>
+    </w:p>
+    <w:p>
+      <w:pPr>
+        <w:pStyle w:val="ng-star-inserted"/>
+        <w:numPr>
+          <w:ilvl w:val="0"/>
+          <w:numId w:val="45"/>
+        </w:numPr>
+        <w:shd w:val="clear" w:color="auto" w:fill="FFFFFF"/>
+        <w:spacing w:before="0" w:beforeAutospacing="0" w:after="45" w:afterAutospacing="0" w:line="360" w:lineRule="auto"/>
+        <w:rPr>
+          <w:color w:val="1A1C1E"/>
+        </w:rPr>
+      </w:pPr>
+      <w:r>
+        <w:rPr>
+          <w:color w:val="1A1C1E"/>
+        </w:rPr>
+        <w:t>Biztonsági megjegyzés: Az API kulcs közvetlen beágyazása a frontend kódba nem biztonságos gyakorlat.</w:t>
+      </w:r>
+    </w:p>
+    <w:p>
+      <w:pPr>
+        <w:pStyle w:val="Cmsor2"/>
+      </w:pPr>
+      <w:r>
+        <w:t>Tesztelési dokumentáció</w:t>
+      </w:r>
+      <w:bookmarkEnd w:id="21"/>
+    </w:p>
+    <w:p>
+      <w:pPr>
+        <w:pStyle w:val="ng-star-inserted"/>
+        <w:shd w:val="clear" w:color="auto" w:fill="FFFFFF"/>
+        <w:spacing w:after="270" w:afterAutospacing="0" w:line="360" w:lineRule="auto"/>
+        <w:rPr>
+          <w:color w:val="1A1C1E"/>
+        </w:rPr>
+      </w:pPr>
+      <w:bookmarkStart w:id="22" w:name="_Toc194570541"/>
+      <w:r>
+        <w:rPr>
+          <w:rStyle w:val="ng-star-inserted1"/>
+          <w:rFonts w:eastAsiaTheme="majorEastAsia"/>
+          <w:b/>
+          <w:bCs/>
+          <w:color w:val="1A1C1E"/>
+        </w:rPr>
+        <w:t> Frontend tesztelés</w:t>
+      </w:r>
+    </w:p>
+    <w:p>
+      <w:pPr>
+        <w:pStyle w:val="ng-star-inserted"/>
+        <w:numPr>
+          <w:ilvl w:val="0"/>
+          <w:numId w:val="46"/>
+        </w:numPr>
+        <w:shd w:val="clear" w:color="auto" w:fill="FFFFFF"/>
+        <w:spacing w:before="0" w:beforeAutospacing="0" w:after="45" w:afterAutospacing="0" w:line="360" w:lineRule="auto"/>
+        <w:rPr>
+          <w:color w:val="1A1C1E"/>
+        </w:rPr>
+      </w:pPr>
+      <w:r>
+        <w:rPr>
+          <w:rStyle w:val="ng-star-inserted1"/>
+          <w:rFonts w:eastAsiaTheme="majorEastAsia"/>
+          <w:b/>
+          <w:bCs/>
+          <w:color w:val="1A1C1E"/>
+        </w:rPr>
+        <w:lastRenderedPageBreak/>
+        <w:t>Böngésző Kompatibilitás:</w:t>
+      </w:r>
+      <w:r>
+        <w:rPr>
+          <w:rStyle w:val="ng-star-inserted1"/>
+          <w:rFonts w:eastAsiaTheme="majorEastAsia"/>
+          <w:color w:val="1A1C1E"/>
+        </w:rPr>
+        <w:t xml:space="preserve"> Manuális tesztelés a leggyakrabban használt böngészők legfrissebb verzióiban (Chrome, Firefox, Edge). Fókusz a </w:t>
+      </w:r>
+      <w:proofErr w:type="spellStart"/>
+      <w:r>
+        <w:rPr>
+          <w:rStyle w:val="ng-star-inserted1"/>
+          <w:rFonts w:eastAsiaTheme="majorEastAsia"/>
+          <w:color w:val="1A1C1E"/>
+        </w:rPr>
+        <w:t>megjelenítésbeli</w:t>
+      </w:r>
+      <w:proofErr w:type="spellEnd"/>
+      <w:r>
+        <w:rPr>
+          <w:rStyle w:val="ng-star-inserted1"/>
+          <w:rFonts w:eastAsiaTheme="majorEastAsia"/>
+          <w:color w:val="1A1C1E"/>
+        </w:rPr>
+        <w:t xml:space="preserve"> különbségekre és a JavaScript funkcionalitás helyességére.</w:t>
+      </w:r>
+    </w:p>
+    <w:p>
+      <w:pPr>
+        <w:pStyle w:val="ng-star-inserted"/>
+        <w:numPr>
+          <w:ilvl w:val="0"/>
+          <w:numId w:val="46"/>
+        </w:numPr>
+        <w:shd w:val="clear" w:color="auto" w:fill="FFFFFF"/>
+        <w:spacing w:before="0" w:beforeAutospacing="0" w:after="45" w:afterAutospacing="0" w:line="360" w:lineRule="auto"/>
+        <w:rPr>
+          <w:color w:val="1A1C1E"/>
+        </w:rPr>
+      </w:pPr>
+      <w:r>
+        <w:rPr>
+          <w:rStyle w:val="ng-star-inserted1"/>
+          <w:rFonts w:eastAsiaTheme="majorEastAsia"/>
+          <w:b/>
+          <w:bCs/>
+          <w:color w:val="1A1C1E"/>
+        </w:rPr>
+        <w:t>Felhasználói Felület (UI) Tesztelés:</w:t>
+      </w:r>
+      <w:r>
+        <w:rPr>
+          <w:rStyle w:val="ng-star-inserted1"/>
+          <w:rFonts w:eastAsiaTheme="majorEastAsia"/>
+          <w:color w:val="1A1C1E"/>
+        </w:rPr>
+        <w:t xml:space="preserve"> Az elemek (gombok, űrlapok, képek, linkek) vizuális ellenőrzése, olvashatóság, konzisztens megjelenés biztosítása. </w:t>
+      </w:r>
+      <w:proofErr w:type="spellStart"/>
+      <w:r>
+        <w:rPr>
+          <w:rStyle w:val="ng-star-inserted1"/>
+          <w:rFonts w:eastAsiaTheme="majorEastAsia"/>
+          <w:color w:val="1A1C1E"/>
+        </w:rPr>
+        <w:t>Hover</w:t>
+      </w:r>
+      <w:proofErr w:type="spellEnd"/>
+      <w:r>
+        <w:rPr>
+          <w:rStyle w:val="ng-star-inserted1"/>
+          <w:rFonts w:eastAsiaTheme="majorEastAsia"/>
+          <w:color w:val="1A1C1E"/>
+        </w:rPr>
+        <w:t xml:space="preserve"> effektek, aktív állapotok ellenőrzése.</w:t>
+      </w:r>
+    </w:p>
+    <w:p>
+      <w:pPr>
+        <w:pStyle w:val="ng-star-inserted"/>
+        <w:numPr>
+          <w:ilvl w:val="0"/>
+          <w:numId w:val="46"/>
+        </w:numPr>
+        <w:shd w:val="clear" w:color="auto" w:fill="FFFFFF"/>
+        <w:spacing w:before="0" w:beforeAutospacing="0" w:after="45" w:afterAutospacing="0" w:line="360" w:lineRule="auto"/>
+        <w:rPr>
+          <w:color w:val="1A1C1E"/>
+        </w:rPr>
+      </w:pPr>
+      <w:r>
+        <w:rPr>
+          <w:rStyle w:val="ng-star-inserted1"/>
+          <w:rFonts w:eastAsiaTheme="majorEastAsia"/>
+          <w:b/>
+          <w:bCs/>
+          <w:color w:val="1A1C1E"/>
+        </w:rPr>
+        <w:t>Funkcionális Tesztelés:</w:t>
+      </w:r>
+      <w:r>
+        <w:rPr>
+          <w:rStyle w:val="ng-star-inserted1"/>
+          <w:rFonts w:eastAsiaTheme="majorEastAsia"/>
+          <w:color w:val="1A1C1E"/>
+        </w:rPr>
+        <w:t> A 3.4.2 pontban leírt tesztesetek végrehajtása a felhasználói felületen keresztül. Interakciók (kattintások, gépelés, választás) tesztelése.</w:t>
+      </w:r>
+    </w:p>
+    <w:p>
+      <w:pPr>
+        <w:pStyle w:val="ng-star-inserted"/>
+        <w:numPr>
+          <w:ilvl w:val="0"/>
+          <w:numId w:val="46"/>
+        </w:numPr>
+        <w:shd w:val="clear" w:color="auto" w:fill="FFFFFF"/>
+        <w:spacing w:before="0" w:beforeAutospacing="0" w:after="45" w:afterAutospacing="0" w:line="360" w:lineRule="auto"/>
+        <w:rPr>
+          <w:color w:val="1A1C1E"/>
+        </w:rPr>
+      </w:pPr>
+      <w:proofErr w:type="spellStart"/>
+      <w:r>
+        <w:rPr>
+          <w:rStyle w:val="ng-star-inserted1"/>
+          <w:rFonts w:eastAsiaTheme="majorEastAsia"/>
+          <w:b/>
+          <w:bCs/>
+          <w:color w:val="1A1C1E"/>
+        </w:rPr>
+        <w:t>Reszponzivitás</w:t>
+      </w:r>
+      <w:proofErr w:type="spellEnd"/>
+      <w:r>
+        <w:rPr>
+          <w:rStyle w:val="ng-star-inserted1"/>
+          <w:rFonts w:eastAsiaTheme="majorEastAsia"/>
+          <w:b/>
+          <w:bCs/>
+          <w:color w:val="1A1C1E"/>
+        </w:rPr>
+        <w:t xml:space="preserve"> Tesztelés:</w:t>
+      </w:r>
+      <w:r>
+        <w:rPr>
+          <w:rStyle w:val="ng-star-inserted1"/>
+          <w:rFonts w:eastAsiaTheme="majorEastAsia"/>
+          <w:color w:val="1A1C1E"/>
+        </w:rPr>
+        <w:t> Az oldal megjelenésének és használhatóságának ellenőrzése különböző képernyőméreteken és orientációkon (álló/fekvő) a böngésző fejlesztői eszközeivel (</w:t>
+      </w:r>
+      <w:proofErr w:type="spellStart"/>
+      <w:r>
+        <w:rPr>
+          <w:rStyle w:val="ng-star-inserted1"/>
+          <w:rFonts w:eastAsiaTheme="majorEastAsia"/>
+          <w:color w:val="1A1C1E"/>
+        </w:rPr>
+        <w:t>Device</w:t>
+      </w:r>
+      <w:proofErr w:type="spellEnd"/>
+      <w:r>
+        <w:rPr>
+          <w:rStyle w:val="ng-star-inserted1"/>
+          <w:rFonts w:eastAsiaTheme="majorEastAsia"/>
+          <w:color w:val="1A1C1E"/>
+        </w:rPr>
+        <w:t xml:space="preserve"> </w:t>
+      </w:r>
+      <w:proofErr w:type="spellStart"/>
+      <w:r>
+        <w:rPr>
+          <w:rStyle w:val="ng-star-inserted1"/>
+          <w:rFonts w:eastAsiaTheme="majorEastAsia"/>
+          <w:color w:val="1A1C1E"/>
+        </w:rPr>
+        <w:t>Mode</w:t>
+      </w:r>
+      <w:proofErr w:type="spellEnd"/>
+      <w:r>
+        <w:rPr>
+          <w:rStyle w:val="ng-star-inserted1"/>
+          <w:rFonts w:eastAsiaTheme="majorEastAsia"/>
+          <w:color w:val="1A1C1E"/>
+        </w:rPr>
+        <w:t xml:space="preserve">) és lehetőség szerint valós eszközökön. Különös figyelem a mobil menüre, a </w:t>
+      </w:r>
+      <w:proofErr w:type="spellStart"/>
+      <w:r>
+        <w:rPr>
+          <w:rStyle w:val="ng-star-inserted1"/>
+          <w:rFonts w:eastAsiaTheme="majorEastAsia"/>
+          <w:color w:val="1A1C1E"/>
+        </w:rPr>
+        <w:t>grid</w:t>
+      </w:r>
+      <w:proofErr w:type="spellEnd"/>
+      <w:r>
+        <w:rPr>
+          <w:rStyle w:val="ng-star-inserted1"/>
+          <w:rFonts w:eastAsiaTheme="majorEastAsia"/>
+          <w:color w:val="1A1C1E"/>
+        </w:rPr>
+        <w:t xml:space="preserve"> rendszerek töréspontjaira és az elemek átfedésére/szétcsúszására.</w:t>
+      </w:r>
+    </w:p>
+    <w:p>
+      <w:pPr>
+        <w:pStyle w:val="ng-star-inserted"/>
+        <w:numPr>
+          <w:ilvl w:val="0"/>
+          <w:numId w:val="46"/>
+        </w:numPr>
+        <w:shd w:val="clear" w:color="auto" w:fill="FFFFFF"/>
+        <w:spacing w:before="0" w:beforeAutospacing="0" w:after="45" w:afterAutospacing="0" w:line="360" w:lineRule="auto"/>
+        <w:rPr>
+          <w:color w:val="1A1C1E"/>
+        </w:rPr>
+      </w:pPr>
+      <w:r>
+        <w:rPr>
+          <w:rStyle w:val="ng-star-inserted1"/>
+          <w:rFonts w:eastAsiaTheme="majorEastAsia"/>
+          <w:b/>
+          <w:bCs/>
+          <w:color w:val="1A1C1E"/>
+        </w:rPr>
+        <w:t>Hibatűrés:</w:t>
+      </w:r>
+      <w:r>
+        <w:rPr>
+          <w:rStyle w:val="ng-star-inserted1"/>
+          <w:rFonts w:eastAsiaTheme="majorEastAsia"/>
+          <w:color w:val="1A1C1E"/>
+        </w:rPr>
+        <w:t> Mi történik, ha az API hívás sikertelen? Megjelenik-e a hibaüzenet a felhasználónak? Az alkalmazás stabil marad-e? (Pl. API szerver leállításával tesztelhető).</w:t>
       </w:r>
     </w:p>
     <w:p>
       <w:pPr>
         <w:pStyle w:val="Cmsor1"/>
       </w:pPr>
-      <w:bookmarkStart w:id="23" w:name="_Toc194570541"/>
       <w:r>
         <w:lastRenderedPageBreak/>
         <w:t>Összefoglalás</w:t>
       </w:r>
+      <w:bookmarkStart w:id="23" w:name="_GoBack"/>
+      <w:bookmarkEnd w:id="22"/>
       <w:bookmarkEnd w:id="23"/>
     </w:p>
     <w:p>
@@ -37546,6 +39174,92 @@
     </w:lvl>
   </w:abstractNum>
   <w:abstractNum w:abstractNumId="2" w15:restartNumberingAfterBreak="0">
+    <w:nsid w:val="07347776"/>
+    <w:multiLevelType w:val="hybridMultilevel"/>
+    <w:tmpl w:val="5F469280"/>
+    <w:lvl w:ilvl="0" w:tplc="040E000F">
+      <w:start w:val="1"/>
+      <w:numFmt w:val="decimal"/>
+      <w:lvlText w:val="%1."/>
+      <w:lvlJc w:val="left"/>
+      <w:pPr>
+        <w:ind w:left="720" w:hanging="360"/>
+      </w:pPr>
+    </w:lvl>
+    <w:lvl w:ilvl="1" w:tplc="040E0019" w:tentative="1">
+      <w:start w:val="1"/>
+      <w:numFmt w:val="lowerLetter"/>
+      <w:lvlText w:val="%2."/>
+      <w:lvlJc w:val="left"/>
+      <w:pPr>
+        <w:ind w:left="1440" w:hanging="360"/>
+      </w:pPr>
+    </w:lvl>
+    <w:lvl w:ilvl="2" w:tplc="040E001B" w:tentative="1">
+      <w:start w:val="1"/>
+      <w:numFmt w:val="lowerRoman"/>
+      <w:lvlText w:val="%3."/>
+      <w:lvlJc w:val="right"/>
+      <w:pPr>
+        <w:ind w:left="2160" w:hanging="180"/>
+      </w:pPr>
+    </w:lvl>
+    <w:lvl w:ilvl="3" w:tplc="040E000F" w:tentative="1">
+      <w:start w:val="1"/>
+      <w:numFmt w:val="decimal"/>
+      <w:lvlText w:val="%4."/>
+      <w:lvlJc w:val="left"/>
+      <w:pPr>
+        <w:ind w:left="2880" w:hanging="360"/>
+      </w:pPr>
+    </w:lvl>
+    <w:lvl w:ilvl="4" w:tplc="040E0019" w:tentative="1">
+      <w:start w:val="1"/>
+      <w:numFmt w:val="lowerLetter"/>
+      <w:lvlText w:val="%5."/>
+      <w:lvlJc w:val="left"/>
+      <w:pPr>
+        <w:ind w:left="3600" w:hanging="360"/>
+      </w:pPr>
+    </w:lvl>
+    <w:lvl w:ilvl="5" w:tplc="040E001B" w:tentative="1">
+      <w:start w:val="1"/>
+      <w:numFmt w:val="lowerRoman"/>
+      <w:lvlText w:val="%6."/>
+      <w:lvlJc w:val="right"/>
+      <w:pPr>
+        <w:ind w:left="4320" w:hanging="180"/>
+      </w:pPr>
+    </w:lvl>
+    <w:lvl w:ilvl="6" w:tplc="040E000F" w:tentative="1">
+      <w:start w:val="1"/>
+      <w:numFmt w:val="decimal"/>
+      <w:lvlText w:val="%7."/>
+      <w:lvlJc w:val="left"/>
+      <w:pPr>
+        <w:ind w:left="5040" w:hanging="360"/>
+      </w:pPr>
+    </w:lvl>
+    <w:lvl w:ilvl="7" w:tplc="040E0019" w:tentative="1">
+      <w:start w:val="1"/>
+      <w:numFmt w:val="lowerLetter"/>
+      <w:lvlText w:val="%8."/>
+      <w:lvlJc w:val="left"/>
+      <w:pPr>
+        <w:ind w:left="5760" w:hanging="360"/>
+      </w:pPr>
+    </w:lvl>
+    <w:lvl w:ilvl="8" w:tplc="040E001B" w:tentative="1">
+      <w:start w:val="1"/>
+      <w:numFmt w:val="lowerRoman"/>
+      <w:lvlText w:val="%9."/>
+      <w:lvlJc w:val="right"/>
+      <w:pPr>
+        <w:ind w:left="6480" w:hanging="180"/>
+      </w:pPr>
+    </w:lvl>
+  </w:abstractNum>
+  <w:abstractNum w:abstractNumId="3" w15:restartNumberingAfterBreak="0">
     <w:nsid w:val="0D47097A"/>
     <w:multiLevelType w:val="multilevel"/>
     <w:tmpl w:val="668803DA"/>
@@ -37694,7 +39408,120 @@
       </w:rPr>
     </w:lvl>
   </w:abstractNum>
-  <w:abstractNum w:abstractNumId="3" w15:restartNumberingAfterBreak="0">
+  <w:abstractNum w:abstractNumId="4" w15:restartNumberingAfterBreak="0">
+    <w:nsid w:val="0ED35F88"/>
+    <w:multiLevelType w:val="hybridMultilevel"/>
+    <w:tmpl w:val="6B783248"/>
+    <w:lvl w:ilvl="0" w:tplc="040E0003">
+      <w:start w:val="1"/>
+      <w:numFmt w:val="bullet"/>
+      <w:lvlText w:val="o"/>
+      <w:lvlJc w:val="left"/>
+      <w:pPr>
+        <w:ind w:left="720" w:hanging="360"/>
+      </w:pPr>
+      <w:rPr>
+        <w:rFonts w:ascii="Courier New" w:hAnsi="Courier New" w:cs="Courier New" w:hint="default"/>
+      </w:rPr>
+    </w:lvl>
+    <w:lvl w:ilvl="1" w:tplc="040E0003" w:tentative="1">
+      <w:start w:val="1"/>
+      <w:numFmt w:val="bullet"/>
+      <w:lvlText w:val="o"/>
+      <w:lvlJc w:val="left"/>
+      <w:pPr>
+        <w:ind w:left="1440" w:hanging="360"/>
+      </w:pPr>
+      <w:rPr>
+        <w:rFonts w:ascii="Courier New" w:hAnsi="Courier New" w:cs="Courier New" w:hint="default"/>
+      </w:rPr>
+    </w:lvl>
+    <w:lvl w:ilvl="2" w:tplc="040E0005" w:tentative="1">
+      <w:start w:val="1"/>
+      <w:numFmt w:val="bullet"/>
+      <w:lvlText w:val=""/>
+      <w:lvlJc w:val="left"/>
+      <w:pPr>
+        <w:ind w:left="2160" w:hanging="360"/>
+      </w:pPr>
+      <w:rPr>
+        <w:rFonts w:ascii="Wingdings" w:hAnsi="Wingdings" w:hint="default"/>
+      </w:rPr>
+    </w:lvl>
+    <w:lvl w:ilvl="3" w:tplc="040E0001" w:tentative="1">
+      <w:start w:val="1"/>
+      <w:numFmt w:val="bullet"/>
+      <w:lvlText w:val=""/>
+      <w:lvlJc w:val="left"/>
+      <w:pPr>
+        <w:ind w:left="2880" w:hanging="360"/>
+      </w:pPr>
+      <w:rPr>
+        <w:rFonts w:ascii="Symbol" w:hAnsi="Symbol" w:hint="default"/>
+      </w:rPr>
+    </w:lvl>
+    <w:lvl w:ilvl="4" w:tplc="040E0003" w:tentative="1">
+      <w:start w:val="1"/>
+      <w:numFmt w:val="bullet"/>
+      <w:lvlText w:val="o"/>
+      <w:lvlJc w:val="left"/>
+      <w:pPr>
+        <w:ind w:left="3600" w:hanging="360"/>
+      </w:pPr>
+      <w:rPr>
+        <w:rFonts w:ascii="Courier New" w:hAnsi="Courier New" w:cs="Courier New" w:hint="default"/>
+      </w:rPr>
+    </w:lvl>
+    <w:lvl w:ilvl="5" w:tplc="040E0005" w:tentative="1">
+      <w:start w:val="1"/>
+      <w:numFmt w:val="bullet"/>
+      <w:lvlText w:val=""/>
+      <w:lvlJc w:val="left"/>
+      <w:pPr>
+        <w:ind w:left="4320" w:hanging="360"/>
+      </w:pPr>
+      <w:rPr>
+        <w:rFonts w:ascii="Wingdings" w:hAnsi="Wingdings" w:hint="default"/>
+      </w:rPr>
+    </w:lvl>
+    <w:lvl w:ilvl="6" w:tplc="040E0001" w:tentative="1">
+      <w:start w:val="1"/>
+      <w:numFmt w:val="bullet"/>
+      <w:lvlText w:val=""/>
+      <w:lvlJc w:val="left"/>
+      <w:pPr>
+        <w:ind w:left="5040" w:hanging="360"/>
+      </w:pPr>
+      <w:rPr>
+        <w:rFonts w:ascii="Symbol" w:hAnsi="Symbol" w:hint="default"/>
+      </w:rPr>
+    </w:lvl>
+    <w:lvl w:ilvl="7" w:tplc="040E0003" w:tentative="1">
+      <w:start w:val="1"/>
+      <w:numFmt w:val="bullet"/>
+      <w:lvlText w:val="o"/>
+      <w:lvlJc w:val="left"/>
+      <w:pPr>
+        <w:ind w:left="5760" w:hanging="360"/>
+      </w:pPr>
+      <w:rPr>
+        <w:rFonts w:ascii="Courier New" w:hAnsi="Courier New" w:cs="Courier New" w:hint="default"/>
+      </w:rPr>
+    </w:lvl>
+    <w:lvl w:ilvl="8" w:tplc="040E0005" w:tentative="1">
+      <w:start w:val="1"/>
+      <w:numFmt w:val="bullet"/>
+      <w:lvlText w:val=""/>
+      <w:lvlJc w:val="left"/>
+      <w:pPr>
+        <w:ind w:left="6480" w:hanging="360"/>
+      </w:pPr>
+      <w:rPr>
+        <w:rFonts w:ascii="Wingdings" w:hAnsi="Wingdings" w:hint="default"/>
+      </w:rPr>
+    </w:lvl>
+  </w:abstractNum>
+  <w:abstractNum w:abstractNumId="5" w15:restartNumberingAfterBreak="0">
     <w:nsid w:val="0F090A27"/>
     <w:multiLevelType w:val="multilevel"/>
     <w:tmpl w:val="66B00852"/>
@@ -37807,7 +39634,7 @@
       </w:pPr>
     </w:lvl>
   </w:abstractNum>
-  <w:abstractNum w:abstractNumId="4" w15:restartNumberingAfterBreak="0">
+  <w:abstractNum w:abstractNumId="6" w15:restartNumberingAfterBreak="0">
     <w:nsid w:val="100A0E32"/>
     <w:multiLevelType w:val="hybridMultilevel"/>
     <w:tmpl w:val="A740AE26"/>
@@ -37920,7 +39747,7 @@
       </w:rPr>
     </w:lvl>
   </w:abstractNum>
-  <w:abstractNum w:abstractNumId="5" w15:restartNumberingAfterBreak="0">
+  <w:abstractNum w:abstractNumId="7" w15:restartNumberingAfterBreak="0">
     <w:nsid w:val="113A1D91"/>
     <w:multiLevelType w:val="multilevel"/>
     <w:tmpl w:val="F056D3F4"/>
@@ -38037,7 +39864,7 @@
       </w:pPr>
     </w:lvl>
   </w:abstractNum>
-  <w:abstractNum w:abstractNumId="6" w15:restartNumberingAfterBreak="0">
+  <w:abstractNum w:abstractNumId="8" w15:restartNumberingAfterBreak="0">
     <w:nsid w:val="15687717"/>
     <w:multiLevelType w:val="hybridMultilevel"/>
     <w:tmpl w:val="009CD47E"/>
@@ -38150,7 +39977,7 @@
       </w:rPr>
     </w:lvl>
   </w:abstractNum>
-  <w:abstractNum w:abstractNumId="7" w15:restartNumberingAfterBreak="0">
+  <w:abstractNum w:abstractNumId="9" w15:restartNumberingAfterBreak="0">
     <w:nsid w:val="18467DDC"/>
     <w:multiLevelType w:val="hybridMultilevel"/>
     <w:tmpl w:val="85C418EE"/>
@@ -38263,7 +40090,7 @@
       </w:rPr>
     </w:lvl>
   </w:abstractNum>
-  <w:abstractNum w:abstractNumId="8" w15:restartNumberingAfterBreak="0">
+  <w:abstractNum w:abstractNumId="10" w15:restartNumberingAfterBreak="0">
     <w:nsid w:val="18B811DE"/>
     <w:multiLevelType w:val="multilevel"/>
     <w:tmpl w:val="304AF230"/>
@@ -38412,7 +40239,7 @@
       </w:rPr>
     </w:lvl>
   </w:abstractNum>
-  <w:abstractNum w:abstractNumId="9" w15:restartNumberingAfterBreak="0">
+  <w:abstractNum w:abstractNumId="11" w15:restartNumberingAfterBreak="0">
     <w:nsid w:val="1A085E3C"/>
     <w:multiLevelType w:val="multilevel"/>
     <w:tmpl w:val="B9B8769A"/>
@@ -38561,7 +40388,7 @@
       </w:rPr>
     </w:lvl>
   </w:abstractNum>
-  <w:abstractNum w:abstractNumId="10" w15:restartNumberingAfterBreak="0">
+  <w:abstractNum w:abstractNumId="12" w15:restartNumberingAfterBreak="0">
     <w:nsid w:val="1AFE2DD2"/>
     <w:multiLevelType w:val="multilevel"/>
     <w:tmpl w:val="759A2752"/>
@@ -38710,7 +40537,7 @@
       </w:rPr>
     </w:lvl>
   </w:abstractNum>
-  <w:abstractNum w:abstractNumId="11" w15:restartNumberingAfterBreak="0">
+  <w:abstractNum w:abstractNumId="13" w15:restartNumberingAfterBreak="0">
     <w:nsid w:val="1F8E3315"/>
     <w:multiLevelType w:val="multilevel"/>
     <w:tmpl w:val="CD30648C"/>
@@ -38824,7 +40651,120 @@
       </w:rPr>
     </w:lvl>
   </w:abstractNum>
-  <w:abstractNum w:abstractNumId="12" w15:restartNumberingAfterBreak="0">
+  <w:abstractNum w:abstractNumId="14" w15:restartNumberingAfterBreak="0">
+    <w:nsid w:val="215D24B0"/>
+    <w:multiLevelType w:val="hybridMultilevel"/>
+    <w:tmpl w:val="4B64A282"/>
+    <w:lvl w:ilvl="0" w:tplc="040E0003">
+      <w:start w:val="1"/>
+      <w:numFmt w:val="bullet"/>
+      <w:lvlText w:val="o"/>
+      <w:lvlJc w:val="left"/>
+      <w:pPr>
+        <w:ind w:left="720" w:hanging="360"/>
+      </w:pPr>
+      <w:rPr>
+        <w:rFonts w:ascii="Courier New" w:hAnsi="Courier New" w:cs="Courier New" w:hint="default"/>
+      </w:rPr>
+    </w:lvl>
+    <w:lvl w:ilvl="1" w:tplc="040E0003" w:tentative="1">
+      <w:start w:val="1"/>
+      <w:numFmt w:val="bullet"/>
+      <w:lvlText w:val="o"/>
+      <w:lvlJc w:val="left"/>
+      <w:pPr>
+        <w:ind w:left="1440" w:hanging="360"/>
+      </w:pPr>
+      <w:rPr>
+        <w:rFonts w:ascii="Courier New" w:hAnsi="Courier New" w:cs="Courier New" w:hint="default"/>
+      </w:rPr>
+    </w:lvl>
+    <w:lvl w:ilvl="2" w:tplc="040E0005" w:tentative="1">
+      <w:start w:val="1"/>
+      <w:numFmt w:val="bullet"/>
+      <w:lvlText w:val=""/>
+      <w:lvlJc w:val="left"/>
+      <w:pPr>
+        <w:ind w:left="2160" w:hanging="360"/>
+      </w:pPr>
+      <w:rPr>
+        <w:rFonts w:ascii="Wingdings" w:hAnsi="Wingdings" w:hint="default"/>
+      </w:rPr>
+    </w:lvl>
+    <w:lvl w:ilvl="3" w:tplc="040E0001" w:tentative="1">
+      <w:start w:val="1"/>
+      <w:numFmt w:val="bullet"/>
+      <w:lvlText w:val=""/>
+      <w:lvlJc w:val="left"/>
+      <w:pPr>
+        <w:ind w:left="2880" w:hanging="360"/>
+      </w:pPr>
+      <w:rPr>
+        <w:rFonts w:ascii="Symbol" w:hAnsi="Symbol" w:hint="default"/>
+      </w:rPr>
+    </w:lvl>
+    <w:lvl w:ilvl="4" w:tplc="040E0003" w:tentative="1">
+      <w:start w:val="1"/>
+      <w:numFmt w:val="bullet"/>
+      <w:lvlText w:val="o"/>
+      <w:lvlJc w:val="left"/>
+      <w:pPr>
+        <w:ind w:left="3600" w:hanging="360"/>
+      </w:pPr>
+      <w:rPr>
+        <w:rFonts w:ascii="Courier New" w:hAnsi="Courier New" w:cs="Courier New" w:hint="default"/>
+      </w:rPr>
+    </w:lvl>
+    <w:lvl w:ilvl="5" w:tplc="040E0005" w:tentative="1">
+      <w:start w:val="1"/>
+      <w:numFmt w:val="bullet"/>
+      <w:lvlText w:val=""/>
+      <w:lvlJc w:val="left"/>
+      <w:pPr>
+        <w:ind w:left="4320" w:hanging="360"/>
+      </w:pPr>
+      <w:rPr>
+        <w:rFonts w:ascii="Wingdings" w:hAnsi="Wingdings" w:hint="default"/>
+      </w:rPr>
+    </w:lvl>
+    <w:lvl w:ilvl="6" w:tplc="040E0001" w:tentative="1">
+      <w:start w:val="1"/>
+      <w:numFmt w:val="bullet"/>
+      <w:lvlText w:val=""/>
+      <w:lvlJc w:val="left"/>
+      <w:pPr>
+        <w:ind w:left="5040" w:hanging="360"/>
+      </w:pPr>
+      <w:rPr>
+        <w:rFonts w:ascii="Symbol" w:hAnsi="Symbol" w:hint="default"/>
+      </w:rPr>
+    </w:lvl>
+    <w:lvl w:ilvl="7" w:tplc="040E0003" w:tentative="1">
+      <w:start w:val="1"/>
+      <w:numFmt w:val="bullet"/>
+      <w:lvlText w:val="o"/>
+      <w:lvlJc w:val="left"/>
+      <w:pPr>
+        <w:ind w:left="5760" w:hanging="360"/>
+      </w:pPr>
+      <w:rPr>
+        <w:rFonts w:ascii="Courier New" w:hAnsi="Courier New" w:cs="Courier New" w:hint="default"/>
+      </w:rPr>
+    </w:lvl>
+    <w:lvl w:ilvl="8" w:tplc="040E0005" w:tentative="1">
+      <w:start w:val="1"/>
+      <w:numFmt w:val="bullet"/>
+      <w:lvlText w:val=""/>
+      <w:lvlJc w:val="left"/>
+      <w:pPr>
+        <w:ind w:left="6480" w:hanging="360"/>
+      </w:pPr>
+      <w:rPr>
+        <w:rFonts w:ascii="Wingdings" w:hAnsi="Wingdings" w:hint="default"/>
+      </w:rPr>
+    </w:lvl>
+  </w:abstractNum>
+  <w:abstractNum w:abstractNumId="15" w15:restartNumberingAfterBreak="0">
     <w:nsid w:val="2A3E42BE"/>
     <w:multiLevelType w:val="multilevel"/>
     <w:tmpl w:val="8D1006CE"/>
@@ -38941,7 +40881,7 @@
       </w:pPr>
     </w:lvl>
   </w:abstractNum>
-  <w:abstractNum w:abstractNumId="13" w15:restartNumberingAfterBreak="0">
+  <w:abstractNum w:abstractNumId="16" w15:restartNumberingAfterBreak="0">
     <w:nsid w:val="30D63D0E"/>
     <w:multiLevelType w:val="multilevel"/>
     <w:tmpl w:val="E6167084"/>
@@ -39090,7 +41030,120 @@
       </w:rPr>
     </w:lvl>
   </w:abstractNum>
-  <w:abstractNum w:abstractNumId="14" w15:restartNumberingAfterBreak="0">
+  <w:abstractNum w:abstractNumId="17" w15:restartNumberingAfterBreak="0">
+    <w:nsid w:val="31A95A49"/>
+    <w:multiLevelType w:val="hybridMultilevel"/>
+    <w:tmpl w:val="60FC0F1A"/>
+    <w:lvl w:ilvl="0" w:tplc="040E0001">
+      <w:start w:val="1"/>
+      <w:numFmt w:val="bullet"/>
+      <w:lvlText w:val=""/>
+      <w:lvlJc w:val="left"/>
+      <w:pPr>
+        <w:ind w:left="720" w:hanging="360"/>
+      </w:pPr>
+      <w:rPr>
+        <w:rFonts w:ascii="Symbol" w:hAnsi="Symbol" w:hint="default"/>
+      </w:rPr>
+    </w:lvl>
+    <w:lvl w:ilvl="1" w:tplc="040E0003" w:tentative="1">
+      <w:start w:val="1"/>
+      <w:numFmt w:val="bullet"/>
+      <w:lvlText w:val="o"/>
+      <w:lvlJc w:val="left"/>
+      <w:pPr>
+        <w:ind w:left="1440" w:hanging="360"/>
+      </w:pPr>
+      <w:rPr>
+        <w:rFonts w:ascii="Courier New" w:hAnsi="Courier New" w:cs="Courier New" w:hint="default"/>
+      </w:rPr>
+    </w:lvl>
+    <w:lvl w:ilvl="2" w:tplc="040E0005" w:tentative="1">
+      <w:start w:val="1"/>
+      <w:numFmt w:val="bullet"/>
+      <w:lvlText w:val=""/>
+      <w:lvlJc w:val="left"/>
+      <w:pPr>
+        <w:ind w:left="2160" w:hanging="360"/>
+      </w:pPr>
+      <w:rPr>
+        <w:rFonts w:ascii="Wingdings" w:hAnsi="Wingdings" w:hint="default"/>
+      </w:rPr>
+    </w:lvl>
+    <w:lvl w:ilvl="3" w:tplc="040E0001" w:tentative="1">
+      <w:start w:val="1"/>
+      <w:numFmt w:val="bullet"/>
+      <w:lvlText w:val=""/>
+      <w:lvlJc w:val="left"/>
+      <w:pPr>
+        <w:ind w:left="2880" w:hanging="360"/>
+      </w:pPr>
+      <w:rPr>
+        <w:rFonts w:ascii="Symbol" w:hAnsi="Symbol" w:hint="default"/>
+      </w:rPr>
+    </w:lvl>
+    <w:lvl w:ilvl="4" w:tplc="040E0003" w:tentative="1">
+      <w:start w:val="1"/>
+      <w:numFmt w:val="bullet"/>
+      <w:lvlText w:val="o"/>
+      <w:lvlJc w:val="left"/>
+      <w:pPr>
+        <w:ind w:left="3600" w:hanging="360"/>
+      </w:pPr>
+      <w:rPr>
+        <w:rFonts w:ascii="Courier New" w:hAnsi="Courier New" w:cs="Courier New" w:hint="default"/>
+      </w:rPr>
+    </w:lvl>
+    <w:lvl w:ilvl="5" w:tplc="040E0005" w:tentative="1">
+      <w:start w:val="1"/>
+      <w:numFmt w:val="bullet"/>
+      <w:lvlText w:val=""/>
+      <w:lvlJc w:val="left"/>
+      <w:pPr>
+        <w:ind w:left="4320" w:hanging="360"/>
+      </w:pPr>
+      <w:rPr>
+        <w:rFonts w:ascii="Wingdings" w:hAnsi="Wingdings" w:hint="default"/>
+      </w:rPr>
+    </w:lvl>
+    <w:lvl w:ilvl="6" w:tplc="040E0001" w:tentative="1">
+      <w:start w:val="1"/>
+      <w:numFmt w:val="bullet"/>
+      <w:lvlText w:val=""/>
+      <w:lvlJc w:val="left"/>
+      <w:pPr>
+        <w:ind w:left="5040" w:hanging="360"/>
+      </w:pPr>
+      <w:rPr>
+        <w:rFonts w:ascii="Symbol" w:hAnsi="Symbol" w:hint="default"/>
+      </w:rPr>
+    </w:lvl>
+    <w:lvl w:ilvl="7" w:tplc="040E0003" w:tentative="1">
+      <w:start w:val="1"/>
+      <w:numFmt w:val="bullet"/>
+      <w:lvlText w:val="o"/>
+      <w:lvlJc w:val="left"/>
+      <w:pPr>
+        <w:ind w:left="5760" w:hanging="360"/>
+      </w:pPr>
+      <w:rPr>
+        <w:rFonts w:ascii="Courier New" w:hAnsi="Courier New" w:cs="Courier New" w:hint="default"/>
+      </w:rPr>
+    </w:lvl>
+    <w:lvl w:ilvl="8" w:tplc="040E0005" w:tentative="1">
+      <w:start w:val="1"/>
+      <w:numFmt w:val="bullet"/>
+      <w:lvlText w:val=""/>
+      <w:lvlJc w:val="left"/>
+      <w:pPr>
+        <w:ind w:left="6480" w:hanging="360"/>
+      </w:pPr>
+      <w:rPr>
+        <w:rFonts w:ascii="Wingdings" w:hAnsi="Wingdings" w:hint="default"/>
+      </w:rPr>
+    </w:lvl>
+  </w:abstractNum>
+  <w:abstractNum w:abstractNumId="18" w15:restartNumberingAfterBreak="0">
     <w:nsid w:val="32DF61B7"/>
     <w:multiLevelType w:val="multilevel"/>
     <w:tmpl w:val="E4DAFBFC"/>
@@ -39211,7 +41264,120 @@
       </w:pPr>
     </w:lvl>
   </w:abstractNum>
-  <w:abstractNum w:abstractNumId="15" w15:restartNumberingAfterBreak="0">
+  <w:abstractNum w:abstractNumId="19" w15:restartNumberingAfterBreak="0">
+    <w:nsid w:val="457140D8"/>
+    <w:multiLevelType w:val="hybridMultilevel"/>
+    <w:tmpl w:val="C71065F2"/>
+    <w:lvl w:ilvl="0" w:tplc="040E0003">
+      <w:start w:val="1"/>
+      <w:numFmt w:val="bullet"/>
+      <w:lvlText w:val="o"/>
+      <w:lvlJc w:val="left"/>
+      <w:pPr>
+        <w:ind w:left="720" w:hanging="360"/>
+      </w:pPr>
+      <w:rPr>
+        <w:rFonts w:ascii="Courier New" w:hAnsi="Courier New" w:cs="Courier New" w:hint="default"/>
+      </w:rPr>
+    </w:lvl>
+    <w:lvl w:ilvl="1" w:tplc="040E0003" w:tentative="1">
+      <w:start w:val="1"/>
+      <w:numFmt w:val="bullet"/>
+      <w:lvlText w:val="o"/>
+      <w:lvlJc w:val="left"/>
+      <w:pPr>
+        <w:ind w:left="1440" w:hanging="360"/>
+      </w:pPr>
+      <w:rPr>
+        <w:rFonts w:ascii="Courier New" w:hAnsi="Courier New" w:cs="Courier New" w:hint="default"/>
+      </w:rPr>
+    </w:lvl>
+    <w:lvl w:ilvl="2" w:tplc="040E0005" w:tentative="1">
+      <w:start w:val="1"/>
+      <w:numFmt w:val="bullet"/>
+      <w:lvlText w:val=""/>
+      <w:lvlJc w:val="left"/>
+      <w:pPr>
+        <w:ind w:left="2160" w:hanging="360"/>
+      </w:pPr>
+      <w:rPr>
+        <w:rFonts w:ascii="Wingdings" w:hAnsi="Wingdings" w:hint="default"/>
+      </w:rPr>
+    </w:lvl>
+    <w:lvl w:ilvl="3" w:tplc="040E0001" w:tentative="1">
+      <w:start w:val="1"/>
+      <w:numFmt w:val="bullet"/>
+      <w:lvlText w:val=""/>
+      <w:lvlJc w:val="left"/>
+      <w:pPr>
+        <w:ind w:left="2880" w:hanging="360"/>
+      </w:pPr>
+      <w:rPr>
+        <w:rFonts w:ascii="Symbol" w:hAnsi="Symbol" w:hint="default"/>
+      </w:rPr>
+    </w:lvl>
+    <w:lvl w:ilvl="4" w:tplc="040E0003" w:tentative="1">
+      <w:start w:val="1"/>
+      <w:numFmt w:val="bullet"/>
+      <w:lvlText w:val="o"/>
+      <w:lvlJc w:val="left"/>
+      <w:pPr>
+        <w:ind w:left="3600" w:hanging="360"/>
+      </w:pPr>
+      <w:rPr>
+        <w:rFonts w:ascii="Courier New" w:hAnsi="Courier New" w:cs="Courier New" w:hint="default"/>
+      </w:rPr>
+    </w:lvl>
+    <w:lvl w:ilvl="5" w:tplc="040E0005" w:tentative="1">
+      <w:start w:val="1"/>
+      <w:numFmt w:val="bullet"/>
+      <w:lvlText w:val=""/>
+      <w:lvlJc w:val="left"/>
+      <w:pPr>
+        <w:ind w:left="4320" w:hanging="360"/>
+      </w:pPr>
+      <w:rPr>
+        <w:rFonts w:ascii="Wingdings" w:hAnsi="Wingdings" w:hint="default"/>
+      </w:rPr>
+    </w:lvl>
+    <w:lvl w:ilvl="6" w:tplc="040E0001" w:tentative="1">
+      <w:start w:val="1"/>
+      <w:numFmt w:val="bullet"/>
+      <w:lvlText w:val=""/>
+      <w:lvlJc w:val="left"/>
+      <w:pPr>
+        <w:ind w:left="5040" w:hanging="360"/>
+      </w:pPr>
+      <w:rPr>
+        <w:rFonts w:ascii="Symbol" w:hAnsi="Symbol" w:hint="default"/>
+      </w:rPr>
+    </w:lvl>
+    <w:lvl w:ilvl="7" w:tplc="040E0003" w:tentative="1">
+      <w:start w:val="1"/>
+      <w:numFmt w:val="bullet"/>
+      <w:lvlText w:val="o"/>
+      <w:lvlJc w:val="left"/>
+      <w:pPr>
+        <w:ind w:left="5760" w:hanging="360"/>
+      </w:pPr>
+      <w:rPr>
+        <w:rFonts w:ascii="Courier New" w:hAnsi="Courier New" w:cs="Courier New" w:hint="default"/>
+      </w:rPr>
+    </w:lvl>
+    <w:lvl w:ilvl="8" w:tplc="040E0005" w:tentative="1">
+      <w:start w:val="1"/>
+      <w:numFmt w:val="bullet"/>
+      <w:lvlText w:val=""/>
+      <w:lvlJc w:val="left"/>
+      <w:pPr>
+        <w:ind w:left="6480" w:hanging="360"/>
+      </w:pPr>
+      <w:rPr>
+        <w:rFonts w:ascii="Wingdings" w:hAnsi="Wingdings" w:hint="default"/>
+      </w:rPr>
+    </w:lvl>
+  </w:abstractNum>
+  <w:abstractNum w:abstractNumId="20" w15:restartNumberingAfterBreak="0">
     <w:nsid w:val="4605728C"/>
     <w:multiLevelType w:val="multilevel"/>
     <w:tmpl w:val="5A968EC6"/>
@@ -39332,7 +41498,7 @@
       </w:pPr>
     </w:lvl>
   </w:abstractNum>
-  <w:abstractNum w:abstractNumId="16" w15:restartNumberingAfterBreak="0">
+  <w:abstractNum w:abstractNumId="21" w15:restartNumberingAfterBreak="0">
     <w:nsid w:val="47100707"/>
     <w:multiLevelType w:val="multilevel"/>
     <w:tmpl w:val="A4B42DA8"/>
@@ -39445,10 +41611,10 @@
       </w:pPr>
     </w:lvl>
   </w:abstractNum>
-  <w:abstractNum w:abstractNumId="17" w15:restartNumberingAfterBreak="0">
-    <w:nsid w:val="4A73702B"/>
+  <w:abstractNum w:abstractNumId="22" w15:restartNumberingAfterBreak="0">
+    <w:nsid w:val="487C7628"/>
     <w:multiLevelType w:val="multilevel"/>
-    <w:tmpl w:val="CE869576"/>
+    <w:tmpl w:val="3C585F88"/>
     <w:lvl w:ilvl="0">
       <w:start w:val="1"/>
       <w:numFmt w:val="bullet"/>
@@ -39594,7 +41760,156 @@
       </w:rPr>
     </w:lvl>
   </w:abstractNum>
-  <w:abstractNum w:abstractNumId="18" w15:restartNumberingAfterBreak="0">
+  <w:abstractNum w:abstractNumId="23" w15:restartNumberingAfterBreak="0">
+    <w:nsid w:val="4A73702B"/>
+    <w:multiLevelType w:val="multilevel"/>
+    <w:tmpl w:val="CE869576"/>
+    <w:lvl w:ilvl="0">
+      <w:start w:val="1"/>
+      <w:numFmt w:val="bullet"/>
+      <w:lvlText w:val=""/>
+      <w:lvlJc w:val="left"/>
+      <w:pPr>
+        <w:tabs>
+          <w:tab w:val="num" w:pos="720"/>
+        </w:tabs>
+        <w:ind w:left="720" w:hanging="360"/>
+      </w:pPr>
+      <w:rPr>
+        <w:rFonts w:ascii="Symbol" w:hAnsi="Symbol" w:hint="default"/>
+        <w:sz w:val="20"/>
+      </w:rPr>
+    </w:lvl>
+    <w:lvl w:ilvl="1" w:tentative="1">
+      <w:start w:val="1"/>
+      <w:numFmt w:val="bullet"/>
+      <w:lvlText w:val="o"/>
+      <w:lvlJc w:val="left"/>
+      <w:pPr>
+        <w:tabs>
+          <w:tab w:val="num" w:pos="1440"/>
+        </w:tabs>
+        <w:ind w:left="1440" w:hanging="360"/>
+      </w:pPr>
+      <w:rPr>
+        <w:rFonts w:ascii="Courier New" w:hAnsi="Courier New" w:hint="default"/>
+        <w:sz w:val="20"/>
+      </w:rPr>
+    </w:lvl>
+    <w:lvl w:ilvl="2" w:tentative="1">
+      <w:start w:val="1"/>
+      <w:numFmt w:val="bullet"/>
+      <w:lvlText w:val=""/>
+      <w:lvlJc w:val="left"/>
+      <w:pPr>
+        <w:tabs>
+          <w:tab w:val="num" w:pos="2160"/>
+        </w:tabs>
+        <w:ind w:left="2160" w:hanging="360"/>
+      </w:pPr>
+      <w:rPr>
+        <w:rFonts w:ascii="Wingdings" w:hAnsi="Wingdings" w:hint="default"/>
+        <w:sz w:val="20"/>
+      </w:rPr>
+    </w:lvl>
+    <w:lvl w:ilvl="3" w:tentative="1">
+      <w:start w:val="1"/>
+      <w:numFmt w:val="bullet"/>
+      <w:lvlText w:val=""/>
+      <w:lvlJc w:val="left"/>
+      <w:pPr>
+        <w:tabs>
+          <w:tab w:val="num" w:pos="2880"/>
+        </w:tabs>
+        <w:ind w:left="2880" w:hanging="360"/>
+      </w:pPr>
+      <w:rPr>
+        <w:rFonts w:ascii="Wingdings" w:hAnsi="Wingdings" w:hint="default"/>
+        <w:sz w:val="20"/>
+      </w:rPr>
+    </w:lvl>
+    <w:lvl w:ilvl="4" w:tentative="1">
+      <w:start w:val="1"/>
+      <w:numFmt w:val="bullet"/>
+      <w:lvlText w:val=""/>
+      <w:lvlJc w:val="left"/>
+      <w:pPr>
+        <w:tabs>
+          <w:tab w:val="num" w:pos="3600"/>
+        </w:tabs>
+        <w:ind w:left="3600" w:hanging="360"/>
+      </w:pPr>
+      <w:rPr>
+        <w:rFonts w:ascii="Wingdings" w:hAnsi="Wingdings" w:hint="default"/>
+        <w:sz w:val="20"/>
+      </w:rPr>
+    </w:lvl>
+    <w:lvl w:ilvl="5" w:tentative="1">
+      <w:start w:val="1"/>
+      <w:numFmt w:val="bullet"/>
+      <w:lvlText w:val=""/>
+      <w:lvlJc w:val="left"/>
+      <w:pPr>
+        <w:tabs>
+          <w:tab w:val="num" w:pos="4320"/>
+        </w:tabs>
+        <w:ind w:left="4320" w:hanging="360"/>
+      </w:pPr>
+      <w:rPr>
+        <w:rFonts w:ascii="Wingdings" w:hAnsi="Wingdings" w:hint="default"/>
+        <w:sz w:val="20"/>
+      </w:rPr>
+    </w:lvl>
+    <w:lvl w:ilvl="6" w:tentative="1">
+      <w:start w:val="1"/>
+      <w:numFmt w:val="bullet"/>
+      <w:lvlText w:val=""/>
+      <w:lvlJc w:val="left"/>
+      <w:pPr>
+        <w:tabs>
+          <w:tab w:val="num" w:pos="5040"/>
+        </w:tabs>
+        <w:ind w:left="5040" w:hanging="360"/>
+      </w:pPr>
+      <w:rPr>
+        <w:rFonts w:ascii="Wingdings" w:hAnsi="Wingdings" w:hint="default"/>
+        <w:sz w:val="20"/>
+      </w:rPr>
+    </w:lvl>
+    <w:lvl w:ilvl="7" w:tentative="1">
+      <w:start w:val="1"/>
+      <w:numFmt w:val="bullet"/>
+      <w:lvlText w:val=""/>
+      <w:lvlJc w:val="left"/>
+      <w:pPr>
+        <w:tabs>
+          <w:tab w:val="num" w:pos="5760"/>
+        </w:tabs>
+        <w:ind w:left="5760" w:hanging="360"/>
+      </w:pPr>
+      <w:rPr>
+        <w:rFonts w:ascii="Wingdings" w:hAnsi="Wingdings" w:hint="default"/>
+        <w:sz w:val="20"/>
+      </w:rPr>
+    </w:lvl>
+    <w:lvl w:ilvl="8" w:tentative="1">
+      <w:start w:val="1"/>
+      <w:numFmt w:val="bullet"/>
+      <w:lvlText w:val=""/>
+      <w:lvlJc w:val="left"/>
+      <w:pPr>
+        <w:tabs>
+          <w:tab w:val="num" w:pos="6480"/>
+        </w:tabs>
+        <w:ind w:left="6480" w:hanging="360"/>
+      </w:pPr>
+      <w:rPr>
+        <w:rFonts w:ascii="Wingdings" w:hAnsi="Wingdings" w:hint="default"/>
+        <w:sz w:val="20"/>
+      </w:rPr>
+    </w:lvl>
+  </w:abstractNum>
+  <w:abstractNum w:abstractNumId="24" w15:restartNumberingAfterBreak="0">
     <w:nsid w:val="4AD042E8"/>
     <w:multiLevelType w:val="multilevel"/>
     <w:tmpl w:val="1BC00A18"/>
@@ -39715,7 +42030,7 @@
       </w:pPr>
     </w:lvl>
   </w:abstractNum>
-  <w:abstractNum w:abstractNumId="19" w15:restartNumberingAfterBreak="0">
+  <w:abstractNum w:abstractNumId="25" w15:restartNumberingAfterBreak="0">
     <w:nsid w:val="4B5700C4"/>
     <w:multiLevelType w:val="multilevel"/>
     <w:tmpl w:val="29AE4EE2"/>
@@ -39864,7 +42179,7 @@
       </w:rPr>
     </w:lvl>
   </w:abstractNum>
-  <w:abstractNum w:abstractNumId="20" w15:restartNumberingAfterBreak="0">
+  <w:abstractNum w:abstractNumId="26" w15:restartNumberingAfterBreak="0">
     <w:nsid w:val="4E53084B"/>
     <w:multiLevelType w:val="multilevel"/>
     <w:tmpl w:val="B97E93A8"/>
@@ -40013,7 +42328,7 @@
       </w:rPr>
     </w:lvl>
   </w:abstractNum>
-  <w:abstractNum w:abstractNumId="21" w15:restartNumberingAfterBreak="0">
+  <w:abstractNum w:abstractNumId="27" w15:restartNumberingAfterBreak="0">
     <w:nsid w:val="4FE53F1B"/>
     <w:multiLevelType w:val="multilevel"/>
     <w:tmpl w:val="7FAC91EE"/>
@@ -40162,7 +42477,7 @@
       </w:rPr>
     </w:lvl>
   </w:abstractNum>
-  <w:abstractNum w:abstractNumId="22" w15:restartNumberingAfterBreak="0">
+  <w:abstractNum w:abstractNumId="28" w15:restartNumberingAfterBreak="0">
     <w:nsid w:val="532A36A3"/>
     <w:multiLevelType w:val="hybridMultilevel"/>
     <w:tmpl w:val="82A475FE"/>
@@ -40248,10 +42563,96 @@
       </w:pPr>
     </w:lvl>
   </w:abstractNum>
-  <w:abstractNum w:abstractNumId="23" w15:restartNumberingAfterBreak="0">
+  <w:abstractNum w:abstractNumId="29" w15:restartNumberingAfterBreak="0">
+    <w:nsid w:val="53D018E7"/>
+    <w:multiLevelType w:val="hybridMultilevel"/>
+    <w:tmpl w:val="1930CA64"/>
+    <w:lvl w:ilvl="0" w:tplc="040E000F">
+      <w:start w:val="1"/>
+      <w:numFmt w:val="decimal"/>
+      <w:lvlText w:val="%1."/>
+      <w:lvlJc w:val="left"/>
+      <w:pPr>
+        <w:ind w:left="720" w:hanging="360"/>
+      </w:pPr>
+    </w:lvl>
+    <w:lvl w:ilvl="1" w:tplc="040E0019" w:tentative="1">
+      <w:start w:val="1"/>
+      <w:numFmt w:val="lowerLetter"/>
+      <w:lvlText w:val="%2."/>
+      <w:lvlJc w:val="left"/>
+      <w:pPr>
+        <w:ind w:left="1440" w:hanging="360"/>
+      </w:pPr>
+    </w:lvl>
+    <w:lvl w:ilvl="2" w:tplc="040E001B" w:tentative="1">
+      <w:start w:val="1"/>
+      <w:numFmt w:val="lowerRoman"/>
+      <w:lvlText w:val="%3."/>
+      <w:lvlJc w:val="right"/>
+      <w:pPr>
+        <w:ind w:left="2160" w:hanging="180"/>
+      </w:pPr>
+    </w:lvl>
+    <w:lvl w:ilvl="3" w:tplc="040E000F" w:tentative="1">
+      <w:start w:val="1"/>
+      <w:numFmt w:val="decimal"/>
+      <w:lvlText w:val="%4."/>
+      <w:lvlJc w:val="left"/>
+      <w:pPr>
+        <w:ind w:left="2880" w:hanging="360"/>
+      </w:pPr>
+    </w:lvl>
+    <w:lvl w:ilvl="4" w:tplc="040E0019" w:tentative="1">
+      <w:start w:val="1"/>
+      <w:numFmt w:val="lowerLetter"/>
+      <w:lvlText w:val="%5."/>
+      <w:lvlJc w:val="left"/>
+      <w:pPr>
+        <w:ind w:left="3600" w:hanging="360"/>
+      </w:pPr>
+    </w:lvl>
+    <w:lvl w:ilvl="5" w:tplc="040E001B" w:tentative="1">
+      <w:start w:val="1"/>
+      <w:numFmt w:val="lowerRoman"/>
+      <w:lvlText w:val="%6."/>
+      <w:lvlJc w:val="right"/>
+      <w:pPr>
+        <w:ind w:left="4320" w:hanging="180"/>
+      </w:pPr>
+    </w:lvl>
+    <w:lvl w:ilvl="6" w:tplc="040E000F" w:tentative="1">
+      <w:start w:val="1"/>
+      <w:numFmt w:val="decimal"/>
+      <w:lvlText w:val="%7."/>
+      <w:lvlJc w:val="left"/>
+      <w:pPr>
+        <w:ind w:left="5040" w:hanging="360"/>
+      </w:pPr>
+    </w:lvl>
+    <w:lvl w:ilvl="7" w:tplc="040E0019" w:tentative="1">
+      <w:start w:val="1"/>
+      <w:numFmt w:val="lowerLetter"/>
+      <w:lvlText w:val="%8."/>
+      <w:lvlJc w:val="left"/>
+      <w:pPr>
+        <w:ind w:left="5760" w:hanging="360"/>
+      </w:pPr>
+    </w:lvl>
+    <w:lvl w:ilvl="8" w:tplc="040E001B" w:tentative="1">
+      <w:start w:val="1"/>
+      <w:numFmt w:val="lowerRoman"/>
+      <w:lvlText w:val="%9."/>
+      <w:lvlJc w:val="right"/>
+      <w:pPr>
+        <w:ind w:left="6480" w:hanging="180"/>
+      </w:pPr>
+    </w:lvl>
+  </w:abstractNum>
+  <w:abstractNum w:abstractNumId="30" w15:restartNumberingAfterBreak="0">
     <w:nsid w:val="57F22669"/>
     <w:multiLevelType w:val="multilevel"/>
-    <w:tmpl w:val="45E85A80"/>
+    <w:tmpl w:val="4B845B10"/>
     <w:lvl w:ilvl="0">
       <w:start w:val="1"/>
       <w:numFmt w:val="decimal"/>
@@ -40343,7 +42744,7 @@
       </w:pPr>
     </w:lvl>
   </w:abstractNum>
-  <w:abstractNum w:abstractNumId="24" w15:restartNumberingAfterBreak="0">
+  <w:abstractNum w:abstractNumId="31" w15:restartNumberingAfterBreak="0">
     <w:nsid w:val="59A027CF"/>
     <w:multiLevelType w:val="multilevel"/>
     <w:tmpl w:val="F8A213A0"/>
@@ -40492,7 +42893,7 @@
       </w:rPr>
     </w:lvl>
   </w:abstractNum>
-  <w:abstractNum w:abstractNumId="25" w15:restartNumberingAfterBreak="0">
+  <w:abstractNum w:abstractNumId="32" w15:restartNumberingAfterBreak="0">
     <w:nsid w:val="5CFF75AC"/>
     <w:multiLevelType w:val="multilevel"/>
     <w:tmpl w:val="1DC8E9CC"/>
@@ -40609,7 +43010,7 @@
       </w:pPr>
     </w:lvl>
   </w:abstractNum>
-  <w:abstractNum w:abstractNumId="26" w15:restartNumberingAfterBreak="0">
+  <w:abstractNum w:abstractNumId="33" w15:restartNumberingAfterBreak="0">
     <w:nsid w:val="5E286B45"/>
     <w:multiLevelType w:val="multilevel"/>
     <w:tmpl w:val="0AEECD6E"/>
@@ -40726,7 +43127,7 @@
       </w:pPr>
     </w:lvl>
   </w:abstractNum>
-  <w:abstractNum w:abstractNumId="27" w15:restartNumberingAfterBreak="0">
+  <w:abstractNum w:abstractNumId="34" w15:restartNumberingAfterBreak="0">
     <w:nsid w:val="5EDC75B6"/>
     <w:multiLevelType w:val="multilevel"/>
     <w:tmpl w:val="759A2752"/>
@@ -40875,7 +43276,7 @@
       </w:rPr>
     </w:lvl>
   </w:abstractNum>
-  <w:abstractNum w:abstractNumId="28" w15:restartNumberingAfterBreak="0">
+  <w:abstractNum w:abstractNumId="35" w15:restartNumberingAfterBreak="0">
     <w:nsid w:val="624B13BB"/>
     <w:multiLevelType w:val="multilevel"/>
     <w:tmpl w:val="6480D89C"/>
@@ -41024,7 +43425,7 @@
       </w:rPr>
     </w:lvl>
   </w:abstractNum>
-  <w:abstractNum w:abstractNumId="29" w15:restartNumberingAfterBreak="0">
+  <w:abstractNum w:abstractNumId="36" w15:restartNumberingAfterBreak="0">
     <w:nsid w:val="645B3EE9"/>
     <w:multiLevelType w:val="multilevel"/>
     <w:tmpl w:val="5CFCA764"/>
@@ -41141,7 +43542,7 @@
       </w:pPr>
     </w:lvl>
   </w:abstractNum>
-  <w:abstractNum w:abstractNumId="30" w15:restartNumberingAfterBreak="0">
+  <w:abstractNum w:abstractNumId="37" w15:restartNumberingAfterBreak="0">
     <w:nsid w:val="6C0671EF"/>
     <w:multiLevelType w:val="multilevel"/>
     <w:tmpl w:val="7CA2E4FA"/>
@@ -41290,7 +43691,7 @@
       </w:rPr>
     </w:lvl>
   </w:abstractNum>
-  <w:abstractNum w:abstractNumId="31" w15:restartNumberingAfterBreak="0">
+  <w:abstractNum w:abstractNumId="38" w15:restartNumberingAfterBreak="0">
     <w:nsid w:val="6CE25922"/>
     <w:multiLevelType w:val="multilevel"/>
     <w:tmpl w:val="759A2752"/>
@@ -41439,7 +43840,7 @@
       </w:rPr>
     </w:lvl>
   </w:abstractNum>
-  <w:abstractNum w:abstractNumId="32" w15:restartNumberingAfterBreak="0">
+  <w:abstractNum w:abstractNumId="39" w15:restartNumberingAfterBreak="0">
     <w:nsid w:val="6D9070F4"/>
     <w:multiLevelType w:val="multilevel"/>
     <w:tmpl w:val="33CC9BB2"/>
@@ -41588,7 +43989,7 @@
       </w:rPr>
     </w:lvl>
   </w:abstractNum>
-  <w:abstractNum w:abstractNumId="33" w15:restartNumberingAfterBreak="0">
+  <w:abstractNum w:abstractNumId="40" w15:restartNumberingAfterBreak="0">
     <w:nsid w:val="706A52E3"/>
     <w:multiLevelType w:val="multilevel"/>
     <w:tmpl w:val="1B04E240"/>
@@ -41737,7 +44138,7 @@
       </w:rPr>
     </w:lvl>
   </w:abstractNum>
-  <w:abstractNum w:abstractNumId="34" w15:restartNumberingAfterBreak="0">
+  <w:abstractNum w:abstractNumId="41" w15:restartNumberingAfterBreak="0">
     <w:nsid w:val="711D355A"/>
     <w:multiLevelType w:val="multilevel"/>
     <w:tmpl w:val="1D1AF6DA"/>
@@ -41850,7 +44251,96 @@
       </w:pPr>
     </w:lvl>
   </w:abstractNum>
-  <w:abstractNum w:abstractNumId="35" w15:restartNumberingAfterBreak="0">
+  <w:abstractNum w:abstractNumId="42" w15:restartNumberingAfterBreak="0">
+    <w:nsid w:val="78040971"/>
+    <w:multiLevelType w:val="hybridMultilevel"/>
+    <w:tmpl w:val="A694F6BC"/>
+    <w:lvl w:ilvl="0" w:tplc="040E0003">
+      <w:start w:val="1"/>
+      <w:numFmt w:val="bullet"/>
+      <w:lvlText w:val="o"/>
+      <w:lvlJc w:val="left"/>
+      <w:pPr>
+        <w:ind w:left="720" w:hanging="360"/>
+      </w:pPr>
+      <w:rPr>
+        <w:rFonts w:ascii="Courier New" w:hAnsi="Courier New" w:cs="Courier New" w:hint="default"/>
+      </w:rPr>
+    </w:lvl>
+    <w:lvl w:ilvl="1" w:tplc="040E0019" w:tentative="1">
+      <w:start w:val="1"/>
+      <w:numFmt w:val="lowerLetter"/>
+      <w:lvlText w:val="%2."/>
+      <w:lvlJc w:val="left"/>
+      <w:pPr>
+        <w:ind w:left="1440" w:hanging="360"/>
+      </w:pPr>
+    </w:lvl>
+    <w:lvl w:ilvl="2" w:tplc="040E001B" w:tentative="1">
+      <w:start w:val="1"/>
+      <w:numFmt w:val="lowerRoman"/>
+      <w:lvlText w:val="%3."/>
+      <w:lvlJc w:val="right"/>
+      <w:pPr>
+        <w:ind w:left="2160" w:hanging="180"/>
+      </w:pPr>
+    </w:lvl>
+    <w:lvl w:ilvl="3" w:tplc="040E000F" w:tentative="1">
+      <w:start w:val="1"/>
+      <w:numFmt w:val="decimal"/>
+      <w:lvlText w:val="%4."/>
+      <w:lvlJc w:val="left"/>
+      <w:pPr>
+        <w:ind w:left="2880" w:hanging="360"/>
+      </w:pPr>
+    </w:lvl>
+    <w:lvl w:ilvl="4" w:tplc="040E0019" w:tentative="1">
+      <w:start w:val="1"/>
+      <w:numFmt w:val="lowerLetter"/>
+      <w:lvlText w:val="%5."/>
+      <w:lvlJc w:val="left"/>
+      <w:pPr>
+        <w:ind w:left="3600" w:hanging="360"/>
+      </w:pPr>
+    </w:lvl>
+    <w:lvl w:ilvl="5" w:tplc="040E001B" w:tentative="1">
+      <w:start w:val="1"/>
+      <w:numFmt w:val="lowerRoman"/>
+      <w:lvlText w:val="%6."/>
+      <w:lvlJc w:val="right"/>
+      <w:pPr>
+        <w:ind w:left="4320" w:hanging="180"/>
+      </w:pPr>
+    </w:lvl>
+    <w:lvl w:ilvl="6" w:tplc="040E000F" w:tentative="1">
+      <w:start w:val="1"/>
+      <w:numFmt w:val="decimal"/>
+      <w:lvlText w:val="%7."/>
+      <w:lvlJc w:val="left"/>
+      <w:pPr>
+        <w:ind w:left="5040" w:hanging="360"/>
+      </w:pPr>
+    </w:lvl>
+    <w:lvl w:ilvl="7" w:tplc="040E0019" w:tentative="1">
+      <w:start w:val="1"/>
+      <w:numFmt w:val="lowerLetter"/>
+      <w:lvlText w:val="%8."/>
+      <w:lvlJc w:val="left"/>
+      <w:pPr>
+        <w:ind w:left="5760" w:hanging="360"/>
+      </w:pPr>
+    </w:lvl>
+    <w:lvl w:ilvl="8" w:tplc="040E001B" w:tentative="1">
+      <w:start w:val="1"/>
+      <w:numFmt w:val="lowerRoman"/>
+      <w:lvlText w:val="%9."/>
+      <w:lvlJc w:val="right"/>
+      <w:pPr>
+        <w:ind w:left="6480" w:hanging="180"/>
+      </w:pPr>
+    </w:lvl>
+  </w:abstractNum>
+  <w:abstractNum w:abstractNumId="43" w15:restartNumberingAfterBreak="0">
     <w:nsid w:val="7A7C44D6"/>
     <w:multiLevelType w:val="multilevel"/>
     <w:tmpl w:val="ECA4F9DE"/>
@@ -41999,7 +44489,7 @@
       </w:rPr>
     </w:lvl>
   </w:abstractNum>
-  <w:abstractNum w:abstractNumId="36" w15:restartNumberingAfterBreak="0">
+  <w:abstractNum w:abstractNumId="44" w15:restartNumberingAfterBreak="0">
     <w:nsid w:val="7B1E7808"/>
     <w:multiLevelType w:val="multilevel"/>
     <w:tmpl w:val="44503C32"/>
@@ -42148,7 +44638,7 @@
       </w:rPr>
     </w:lvl>
   </w:abstractNum>
-  <w:abstractNum w:abstractNumId="37" w15:restartNumberingAfterBreak="0">
+  <w:abstractNum w:abstractNumId="45" w15:restartNumberingAfterBreak="0">
     <w:nsid w:val="7FF07548"/>
     <w:multiLevelType w:val="multilevel"/>
     <w:tmpl w:val="350EE1F4"/>
@@ -42298,118 +44788,142 @@
     </w:lvl>
   </w:abstractNum>
   <w:num w:numId="1">
+    <w:abstractNumId w:val="13"/>
+  </w:num>
+  <w:num w:numId="2">
+    <w:abstractNumId w:val="30"/>
+  </w:num>
+  <w:num w:numId="3">
+    <w:abstractNumId w:val="8"/>
+  </w:num>
+  <w:num w:numId="4">
+    <w:abstractNumId w:val="6"/>
+  </w:num>
+  <w:num w:numId="5">
+    <w:abstractNumId w:val="28"/>
+  </w:num>
+  <w:num w:numId="6">
+    <w:abstractNumId w:val="9"/>
+  </w:num>
+  <w:num w:numId="7">
+    <w:abstractNumId w:val="3"/>
+  </w:num>
+  <w:num w:numId="8">
+    <w:abstractNumId w:val="25"/>
+  </w:num>
+  <w:num w:numId="9">
+    <w:abstractNumId w:val="39"/>
+  </w:num>
+  <w:num w:numId="10">
     <w:abstractNumId w:val="11"/>
   </w:num>
-  <w:num w:numId="2">
-    <w:abstractNumId w:val="23"/>
-  </w:num>
-  <w:num w:numId="3">
-    <w:abstractNumId w:val="6"/>
-  </w:num>
-  <w:num w:numId="4">
-    <w:abstractNumId w:val="4"/>
-  </w:num>
-  <w:num w:numId="5">
-    <w:abstractNumId w:val="22"/>
-  </w:num>
-  <w:num w:numId="6">
-    <w:abstractNumId w:val="7"/>
-  </w:num>
-  <w:num w:numId="7">
-    <w:abstractNumId w:val="2"/>
-  </w:num>
-  <w:num w:numId="8">
-    <w:abstractNumId w:val="19"/>
-  </w:num>
-  <w:num w:numId="9">
-    <w:abstractNumId w:val="32"/>
-  </w:num>
-  <w:num w:numId="10">
-    <w:abstractNumId w:val="9"/>
-  </w:num>
   <w:num w:numId="11">
-    <w:abstractNumId w:val="36"/>
+    <w:abstractNumId w:val="44"/>
   </w:num>
   <w:num w:numId="12">
-    <w:abstractNumId w:val="16"/>
+    <w:abstractNumId w:val="21"/>
   </w:num>
   <w:num w:numId="13">
-    <w:abstractNumId w:val="34"/>
+    <w:abstractNumId w:val="41"/>
   </w:num>
   <w:num w:numId="14">
-    <w:abstractNumId w:val="5"/>
+    <w:abstractNumId w:val="7"/>
   </w:num>
   <w:num w:numId="15">
     <w:abstractNumId w:val="1"/>
   </w:num>
   <w:num w:numId="16">
-    <w:abstractNumId w:val="12"/>
+    <w:abstractNumId w:val="15"/>
   </w:num>
   <w:num w:numId="17">
-    <w:abstractNumId w:val="26"/>
+    <w:abstractNumId w:val="33"/>
   </w:num>
   <w:num w:numId="18">
-    <w:abstractNumId w:val="15"/>
+    <w:abstractNumId w:val="20"/>
   </w:num>
   <w:num w:numId="19">
-    <w:abstractNumId w:val="25"/>
+    <w:abstractNumId w:val="32"/>
   </w:num>
   <w:num w:numId="20">
-    <w:abstractNumId w:val="21"/>
+    <w:abstractNumId w:val="27"/>
   </w:num>
   <w:num w:numId="21">
-    <w:abstractNumId w:val="31"/>
+    <w:abstractNumId w:val="38"/>
   </w:num>
   <w:num w:numId="22">
-    <w:abstractNumId w:val="27"/>
+    <w:abstractNumId w:val="34"/>
   </w:num>
   <w:num w:numId="23">
-    <w:abstractNumId w:val="10"/>
+    <w:abstractNumId w:val="12"/>
   </w:num>
   <w:num w:numId="24">
     <w:abstractNumId w:val="0"/>
   </w:num>
   <w:num w:numId="25">
+    <w:abstractNumId w:val="45"/>
+  </w:num>
+  <w:num w:numId="26">
+    <w:abstractNumId w:val="40"/>
+  </w:num>
+  <w:num w:numId="27">
     <w:abstractNumId w:val="37"/>
   </w:num>
-  <w:num w:numId="26">
-    <w:abstractNumId w:val="33"/>
+  <w:num w:numId="28">
+    <w:abstractNumId w:val="43"/>
   </w:num>
-  <w:num w:numId="27">
-    <w:abstractNumId w:val="30"/>
+  <w:num w:numId="29">
+    <w:abstractNumId w:val="16"/>
   </w:num>
-  <w:num w:numId="28">
+  <w:num w:numId="30">
+    <w:abstractNumId w:val="31"/>
+  </w:num>
+  <w:num w:numId="31">
+    <w:abstractNumId w:val="18"/>
+  </w:num>
+  <w:num w:numId="32">
+    <w:abstractNumId w:val="24"/>
+  </w:num>
+  <w:num w:numId="33">
+    <w:abstractNumId w:val="36"/>
+  </w:num>
+  <w:num w:numId="34">
+    <w:abstractNumId w:val="5"/>
+  </w:num>
+  <w:num w:numId="35">
+    <w:abstractNumId w:val="26"/>
+  </w:num>
+  <w:num w:numId="36">
+    <w:abstractNumId w:val="10"/>
+  </w:num>
+  <w:num w:numId="37">
     <w:abstractNumId w:val="35"/>
   </w:num>
-  <w:num w:numId="29">
-    <w:abstractNumId w:val="13"/>
+  <w:num w:numId="38">
+    <w:abstractNumId w:val="23"/>
   </w:num>
-  <w:num w:numId="30">
-    <w:abstractNumId w:val="24"/>
+  <w:num w:numId="39">
+    <w:abstractNumId w:val="17"/>
   </w:num>
-  <w:num w:numId="31">
+  <w:num w:numId="40">
+    <w:abstractNumId w:val="29"/>
+  </w:num>
+  <w:num w:numId="41">
+    <w:abstractNumId w:val="42"/>
+  </w:num>
+  <w:num w:numId="42">
+    <w:abstractNumId w:val="2"/>
+  </w:num>
+  <w:num w:numId="43">
+    <w:abstractNumId w:val="19"/>
+  </w:num>
+  <w:num w:numId="44">
     <w:abstractNumId w:val="14"/>
   </w:num>
-  <w:num w:numId="32">
-    <w:abstractNumId w:val="18"/>
+  <w:num w:numId="45">
+    <w:abstractNumId w:val="4"/>
   </w:num>
-  <w:num w:numId="33">
-    <w:abstractNumId w:val="29"/>
-  </w:num>
-  <w:num w:numId="34">
-    <w:abstractNumId w:val="3"/>
-  </w:num>
-  <w:num w:numId="35">
-    <w:abstractNumId w:val="20"/>
-  </w:num>
-  <w:num w:numId="36">
-    <w:abstractNumId w:val="8"/>
-  </w:num>
-  <w:num w:numId="37">
-    <w:abstractNumId w:val="28"/>
-  </w:num>
-  <w:num w:numId="38">
-    <w:abstractNumId w:val="17"/>
+  <w:num w:numId="46">
+    <w:abstractNumId w:val="22"/>
   </w:num>
   <w:numIdMacAtCleanup w:val="26"/>
 </w:numbering>
@@ -42822,7 +45336,7 @@
     <w:autoRedefine/>
     <w:uiPriority w:val="9"/>
     <w:qFormat/>
-    <w:rsid w:val="009E2EEA"/>
+    <w:rsid w:val="00EE47A2"/>
     <w:pPr>
       <w:keepNext/>
       <w:keepLines/>
@@ -43133,7 +45647,7 @@
     <w:basedOn w:val="Bekezdsalapbettpusa"/>
     <w:link w:val="Cmsor1"/>
     <w:uiPriority w:val="9"/>
-    <w:rsid w:val="009E2EEA"/>
+    <w:rsid w:val="00EE47A2"/>
     <w:rPr>
       <w:rFonts w:asciiTheme="majorHAnsi" w:eastAsiaTheme="majorEastAsia" w:hAnsiTheme="majorHAnsi" w:cstheme="majorBidi"/>
       <w:b/>
@@ -43906,6 +46420,12 @@
 </file>
 
 <file path=customXml/item1.xml><?xml version="1.0" encoding="utf-8"?>
+<p:properties xmlns:p="http://schemas.microsoft.com/office/2006/metadata/properties" xmlns:xsi="http://www.w3.org/2001/XMLSchema-instance" xmlns:pc="http://schemas.microsoft.com/office/infopath/2007/PartnerControls">
+  <documentManagement/>
+</p:properties>
+</file>
+
+<file path=customXml/item2.xml><?xml version="1.0" encoding="utf-8"?>
 <ct:contentTypeSchema xmlns:ct="http://schemas.microsoft.com/office/2006/metadata/contentType" xmlns:ma="http://schemas.microsoft.com/office/2006/metadata/properties/metaAttributes" ct:_="" ma:_="" ma:contentTypeName="Dokumentum" ma:contentTypeID="0x010100AC5DCE2C8CB8364E81FF4C4B62CF51BD" ma:contentTypeVersion="0" ma:contentTypeDescription="Új dokumentum létrehozása." ma:contentTypeScope="" ma:versionID="188c1ad739ce0c3bbe5272b6005e1f18">
   <xsd:schema xmlns:xsd="http://www.w3.org/2001/XMLSchema" xmlns:xs="http://www.w3.org/2001/XMLSchema" xmlns:p="http://schemas.microsoft.com/office/2006/metadata/properties" targetNamespace="http://schemas.microsoft.com/office/2006/metadata/properties" ma:root="true" ma:fieldsID="842132b1d35b662612c3cf288125e263">
     <xsd:element name="properties">
@@ -44019,12 +46539,6 @@
 </ct:contentTypeSchema>
 </file>
 
-<file path=customXml/item2.xml><?xml version="1.0" encoding="utf-8"?>
-<p:properties xmlns:p="http://schemas.microsoft.com/office/2006/metadata/properties" xmlns:xsi="http://www.w3.org/2001/XMLSchema-instance" xmlns:pc="http://schemas.microsoft.com/office/infopath/2007/PartnerControls">
-  <documentManagement/>
-</p:properties>
-</file>
-
 <file path=customXml/item3.xml><?xml version="1.0" encoding="utf-8"?>
 <?mso-contentType ?>
 <FormTemplates xmlns="http://schemas.microsoft.com/sharepoint/v3/contenttype/forms">
@@ -44039,6 +46553,15 @@
 </file>
 
 <file path=customXml/itemProps1.xml><?xml version="1.0" encoding="utf-8"?>
+<ds:datastoreItem xmlns:ds="http://schemas.openxmlformats.org/officeDocument/2006/customXml" ds:itemID="{4683CF39-CBC1-469A-88EA-F31417A0D119}">
+  <ds:schemaRefs>
+    <ds:schemaRef ds:uri="http://schemas.microsoft.com/office/2006/metadata/properties"/>
+    <ds:schemaRef ds:uri="http://schemas.microsoft.com/office/infopath/2007/PartnerControls"/>
+  </ds:schemaRefs>
+</ds:datastoreItem>
+</file>
+
+<file path=customXml/itemProps2.xml><?xml version="1.0" encoding="utf-8"?>
 <ds:datastoreItem xmlns:ds="http://schemas.openxmlformats.org/officeDocument/2006/customXml" ds:itemID="{D6A40F4F-5D4F-4EFD-8CAD-BF92F3319FED}">
   <ds:schemaRefs>
     <ds:schemaRef ds:uri="http://schemas.microsoft.com/office/2006/metadata/contentType"/>
@@ -44054,15 +46577,6 @@
 </ds:datastoreItem>
 </file>
 
-<file path=customXml/itemProps2.xml><?xml version="1.0" encoding="utf-8"?>
-<ds:datastoreItem xmlns:ds="http://schemas.openxmlformats.org/officeDocument/2006/customXml" ds:itemID="{4683CF39-CBC1-469A-88EA-F31417A0D119}">
-  <ds:schemaRefs>
-    <ds:schemaRef ds:uri="http://schemas.microsoft.com/office/2006/metadata/properties"/>
-    <ds:schemaRef ds:uri="http://schemas.microsoft.com/office/infopath/2007/PartnerControls"/>
-  </ds:schemaRefs>
-</ds:datastoreItem>
-</file>
-
 <file path=customXml/itemProps3.xml><?xml version="1.0" encoding="utf-8"?>
 <ds:datastoreItem xmlns:ds="http://schemas.openxmlformats.org/officeDocument/2006/customXml" ds:itemID="{49E9CE2F-4863-430F-A73B-CD3063AB172E}">
   <ds:schemaRefs>
@@ -44072,7 +46586,7 @@
 </file>
 
 <file path=customXml/itemProps4.xml><?xml version="1.0" encoding="utf-8"?>
-<ds:datastoreItem xmlns:ds="http://schemas.openxmlformats.org/officeDocument/2006/customXml" ds:itemID="{BCA6B4A5-7155-47D9-995E-1E46D12AF0EF}">
+<ds:datastoreItem xmlns:ds="http://schemas.openxmlformats.org/officeDocument/2006/customXml" ds:itemID="{EE7564E6-EF60-4E28-9CA1-B9B627736512}">
   <ds:schemaRefs>
     <ds:schemaRef ds:uri="http://schemas.openxmlformats.org/officeDocument/2006/bibliography"/>
   </ds:schemaRefs>

--- a/Parfumvilag_dokumentacio.docx
+++ b/Parfumvilag_dokumentacio.docx
@@ -12,8 +12,6 @@
       <w:r>
         <w:t>Technikum</w:t>
       </w:r>
-      <w:bookmarkStart w:id="0" w:name="_GoBack"/>
-      <w:bookmarkEnd w:id="0"/>
     </w:p>
     <w:p>
       <w:pPr>
@@ -101,7 +99,6 @@
           <w:docPartUnique/>
         </w:docPartObj>
       </w:sdtPr>
-      <w:sdtEndPr/>
       <w:sdtContent>
         <w:p>
           <w:pPr>
@@ -1857,26 +1854,26 @@
       <w:pPr>
         <w:pStyle w:val="Cmsor1"/>
       </w:pPr>
-      <w:bookmarkStart w:id="1" w:name="_Toc473730742"/>
-      <w:bookmarkStart w:id="2" w:name="_Toc194570525"/>
+      <w:bookmarkStart w:id="0" w:name="_Toc473730742"/>
+      <w:bookmarkStart w:id="1" w:name="_Toc194570525"/>
       <w:r>
         <w:lastRenderedPageBreak/>
         <w:t>Bevezetés</w:t>
       </w:r>
+      <w:bookmarkEnd w:id="0"/>
       <w:bookmarkEnd w:id="1"/>
+    </w:p>
+    <w:p>
+      <w:pPr>
+        <w:pStyle w:val="Cmsor2"/>
+      </w:pPr>
+      <w:bookmarkStart w:id="2" w:name="_Toc473730743"/>
+      <w:bookmarkStart w:id="3" w:name="_Toc194570526"/>
+      <w:r>
+        <w:t>Feladat leírás</w:t>
+      </w:r>
       <w:bookmarkEnd w:id="2"/>
-    </w:p>
-    <w:p>
-      <w:pPr>
-        <w:pStyle w:val="Cmsor2"/>
-      </w:pPr>
-      <w:bookmarkStart w:id="3" w:name="_Toc473730743"/>
-      <w:bookmarkStart w:id="4" w:name="_Toc194570526"/>
-      <w:r>
-        <w:t>Feladat leírás</w:t>
-      </w:r>
       <w:bookmarkEnd w:id="3"/>
-      <w:bookmarkEnd w:id="4"/>
     </w:p>
     <w:p>
       <w:pPr>
@@ -2231,13 +2228,13 @@
       <w:pPr>
         <w:pStyle w:val="Cmsor2"/>
       </w:pPr>
-      <w:bookmarkStart w:id="5" w:name="_Toc473730745"/>
-      <w:bookmarkStart w:id="6" w:name="_Toc194570527"/>
+      <w:bookmarkStart w:id="4" w:name="_Toc473730745"/>
+      <w:bookmarkStart w:id="5" w:name="_Toc194570527"/>
       <w:r>
         <w:t>A felhasznált ismeretek</w:t>
       </w:r>
+      <w:bookmarkEnd w:id="4"/>
       <w:bookmarkEnd w:id="5"/>
-      <w:bookmarkEnd w:id="6"/>
     </w:p>
     <w:p>
       <w:pPr>
@@ -3414,11 +3411,11 @@
       <w:pPr>
         <w:pStyle w:val="Cmsor2"/>
       </w:pPr>
-      <w:bookmarkStart w:id="7" w:name="_Toc194570528"/>
+      <w:bookmarkStart w:id="6" w:name="_Toc194570528"/>
       <w:r>
         <w:t>A felhasznált szoftverek</w:t>
       </w:r>
-      <w:bookmarkEnd w:id="7"/>
+      <w:bookmarkEnd w:id="6"/>
     </w:p>
     <w:p>
       <w:pPr>
@@ -3440,7 +3437,7 @@
           <w:color w:val="1A1C1E"/>
         </w:rPr>
       </w:pPr>
-      <w:bookmarkStart w:id="8" w:name="_Toc473730746"/>
+      <w:bookmarkStart w:id="7" w:name="_Toc473730746"/>
       <w:r>
         <w:rPr>
           <w:rStyle w:val="ng-star-inserted1"/>
@@ -3919,23 +3916,23 @@
       <w:pPr>
         <w:pStyle w:val="Cmsor1"/>
       </w:pPr>
-      <w:bookmarkStart w:id="9" w:name="_Toc194570529"/>
+      <w:bookmarkStart w:id="8" w:name="_Toc194570529"/>
       <w:r>
         <w:lastRenderedPageBreak/>
         <w:t>Felhasználói dokumentáció</w:t>
       </w:r>
+      <w:bookmarkEnd w:id="7"/>
       <w:bookmarkEnd w:id="8"/>
+    </w:p>
+    <w:p>
+      <w:pPr>
+        <w:pStyle w:val="Cmsor2"/>
+      </w:pPr>
+      <w:bookmarkStart w:id="9" w:name="_Toc194570530"/>
+      <w:r>
+        <w:t>A program általános specifikációja</w:t>
+      </w:r>
       <w:bookmarkEnd w:id="9"/>
-    </w:p>
-    <w:p>
-      <w:pPr>
-        <w:pStyle w:val="Cmsor2"/>
-      </w:pPr>
-      <w:bookmarkStart w:id="10" w:name="_Toc194570530"/>
-      <w:r>
-        <w:t>A program általános specifikációja</w:t>
-      </w:r>
-      <w:bookmarkEnd w:id="10"/>
     </w:p>
     <w:p>
       <w:pPr>
@@ -4192,23 +4189,23 @@
       <w:pPr>
         <w:pStyle w:val="Cmsor2"/>
       </w:pPr>
-      <w:bookmarkStart w:id="11" w:name="_Toc473730747"/>
-      <w:bookmarkStart w:id="12" w:name="_Toc194570531"/>
+      <w:bookmarkStart w:id="10" w:name="_Toc473730747"/>
+      <w:bookmarkStart w:id="11" w:name="_Toc194570531"/>
       <w:r>
         <w:t>Rendszerkövetelmények</w:t>
       </w:r>
+      <w:bookmarkEnd w:id="10"/>
       <w:bookmarkEnd w:id="11"/>
+    </w:p>
+    <w:p>
+      <w:pPr>
+        <w:pStyle w:val="Cmsor3"/>
+      </w:pPr>
+      <w:bookmarkStart w:id="12" w:name="_Toc194570532"/>
+      <w:r>
+        <w:t>Hardver követelmények</w:t>
+      </w:r>
       <w:bookmarkEnd w:id="12"/>
-    </w:p>
-    <w:p>
-      <w:pPr>
-        <w:pStyle w:val="Cmsor3"/>
-      </w:pPr>
-      <w:bookmarkStart w:id="13" w:name="_Toc194570532"/>
-      <w:r>
-        <w:t>Hardver követelmények</w:t>
-      </w:r>
-      <w:bookmarkEnd w:id="13"/>
       <w:r>
         <w:t xml:space="preserve"> </w:t>
       </w:r>
@@ -4396,11 +4393,11 @@
       <w:pPr>
         <w:pStyle w:val="Cmsor3"/>
       </w:pPr>
-      <w:bookmarkStart w:id="14" w:name="_Toc194570533"/>
+      <w:bookmarkStart w:id="13" w:name="_Toc194570533"/>
       <w:r>
         <w:t>Szoftver követelmények</w:t>
       </w:r>
-      <w:bookmarkEnd w:id="14"/>
+      <w:bookmarkEnd w:id="13"/>
       <w:r>
         <w:t xml:space="preserve"> </w:t>
       </w:r>
@@ -4615,11 +4612,11 @@
         </w:rPr>
         <w:t xml:space="preserve"> </w:t>
       </w:r>
-      <w:bookmarkStart w:id="15" w:name="_Toc194570534"/>
+      <w:bookmarkStart w:id="14" w:name="_Toc194570534"/>
       <w:r>
         <w:t>3. A program telepítése</w:t>
       </w:r>
-      <w:bookmarkEnd w:id="15"/>
+      <w:bookmarkEnd w:id="14"/>
       <w:r>
         <w:t xml:space="preserve"> </w:t>
       </w:r>
@@ -4781,12 +4778,12 @@
       <w:pPr>
         <w:pStyle w:val="Cmsor2"/>
       </w:pPr>
-      <w:bookmarkStart w:id="16" w:name="_Toc194570535"/>
+      <w:bookmarkStart w:id="15" w:name="_Toc194570535"/>
       <w:r>
         <w:lastRenderedPageBreak/>
         <w:t>A program használatának a részletes leírása</w:t>
       </w:r>
-      <w:bookmarkEnd w:id="16"/>
+      <w:bookmarkEnd w:id="15"/>
     </w:p>
     <w:p>
       <w:pPr>
@@ -9833,29 +9830,29 @@
       <w:pPr>
         <w:pStyle w:val="Cmsor1"/>
       </w:pPr>
-      <w:bookmarkStart w:id="17" w:name="_Toc473730749"/>
-      <w:bookmarkStart w:id="18" w:name="_Toc194570536"/>
+      <w:bookmarkStart w:id="16" w:name="_Toc473730749"/>
+      <w:bookmarkStart w:id="17" w:name="_Toc194570536"/>
       <w:r>
         <w:lastRenderedPageBreak/>
         <w:t>Fejlesztői dokumentáció</w:t>
       </w:r>
+      <w:bookmarkEnd w:id="16"/>
       <w:bookmarkEnd w:id="17"/>
+    </w:p>
+    <w:p>
+      <w:r>
+        <w:t>A fejlesztői dokumentáció célja, hogy a segítse program logikájának, illetve a program kódjának a megértését, illetve a program továbbfejlesztését.  Szakemberek számára készül, elvárás tehát a pontosság és a szakmai jellegű stílus.</w:t>
+      </w:r>
+    </w:p>
+    <w:p>
+      <w:pPr>
+        <w:pStyle w:val="Cmsor2"/>
+      </w:pPr>
+      <w:bookmarkStart w:id="18" w:name="_Toc194570537"/>
+      <w:r>
+        <w:t>Az alkalmazott fejlesztői eszközök</w:t>
+      </w:r>
       <w:bookmarkEnd w:id="18"/>
-    </w:p>
-    <w:p>
-      <w:r>
-        <w:t>A fejlesztői dokumentáció célja, hogy a segítse program logikájának, illetve a program kódjának a megértését, illetve a program továbbfejlesztését.  Szakemberek számára készül, elvárás tehát a pontosság és a szakmai jellegű stílus.</w:t>
-      </w:r>
-    </w:p>
-    <w:p>
-      <w:pPr>
-        <w:pStyle w:val="Cmsor2"/>
-      </w:pPr>
-      <w:bookmarkStart w:id="19" w:name="_Toc194570537"/>
-      <w:r>
-        <w:t>Az alkalmazott fejlesztői eszközök</w:t>
-      </w:r>
-      <w:bookmarkEnd w:id="19"/>
     </w:p>
     <w:p>
       <w:pPr>
@@ -9870,7 +9867,7 @@
           <w:color w:val="1A1C1E"/>
         </w:rPr>
       </w:pPr>
-      <w:bookmarkStart w:id="20" w:name="_Toc194570538"/>
+      <w:bookmarkStart w:id="19" w:name="_Toc194570538"/>
       <w:proofErr w:type="spellStart"/>
       <w:r>
         <w:rPr>
@@ -11928,7 +11925,7 @@
         <w:lastRenderedPageBreak/>
         <w:t>Adatmodell leírása</w:t>
       </w:r>
-      <w:bookmarkEnd w:id="20"/>
+      <w:bookmarkEnd w:id="19"/>
     </w:p>
     <w:p>
       <w:pPr>
@@ -15162,11 +15159,11 @@
       <w:pPr>
         <w:pStyle w:val="Cmsor2"/>
       </w:pPr>
-      <w:bookmarkStart w:id="21" w:name="_Toc194570539"/>
+      <w:bookmarkStart w:id="20" w:name="_Toc194570539"/>
       <w:r>
         <w:t>Részletes feladatspecifikáció, algoritmusok</w:t>
       </w:r>
-      <w:bookmarkEnd w:id="21"/>
+      <w:bookmarkEnd w:id="20"/>
     </w:p>
     <w:p>
       <w:pPr>
@@ -15177,7 +15174,7 @@
           <w:color w:val="1A1C1E"/>
         </w:rPr>
       </w:pPr>
-      <w:bookmarkStart w:id="22" w:name="_Toc194570540"/>
+      <w:bookmarkStart w:id="21" w:name="_Toc194570540"/>
       <w:r>
         <w:rPr>
           <w:rStyle w:val="ng-star-inserted1"/>
@@ -23677,110 +23674,2380 @@
     <w:p>
       <w:pPr>
         <w:pStyle w:val="Cmsor2"/>
+        <w:keepNext w:val="0"/>
+        <w:widowControl w:val="0"/>
       </w:pPr>
       <w:r>
         <w:t>Tesztelési dokumentáció</w:t>
       </w:r>
+      <w:bookmarkEnd w:id="21"/>
+    </w:p>
+    <w:p>
+      <w:pPr>
+        <w:keepLines/>
+        <w:widowControl w:val="0"/>
+      </w:pPr>
+    </w:p>
+    <w:tbl>
+      <w:tblPr>
+        <w:tblStyle w:val="Rcsostblzat"/>
+        <w:tblpPr w:leftFromText="141" w:rightFromText="141" w:vertAnchor="text" w:horzAnchor="margin" w:tblpXSpec="center" w:tblpY="-1416"/>
+        <w:tblW w:w="10311" w:type="dxa"/>
+        <w:tblInd w:w="0" w:type="dxa"/>
+        <w:tblLook w:val="04A0" w:firstRow="1" w:lastRow="0" w:firstColumn="1" w:lastColumn="0" w:noHBand="0" w:noVBand="1"/>
+      </w:tblPr>
+      <w:tblGrid>
+        <w:gridCol w:w="1413"/>
+        <w:gridCol w:w="1912"/>
+        <w:gridCol w:w="2207"/>
+        <w:gridCol w:w="1695"/>
+        <w:gridCol w:w="1459"/>
+        <w:gridCol w:w="1625"/>
+      </w:tblGrid>
+      <w:tr>
+        <w:tc>
+          <w:tcPr>
+            <w:tcW w:w="1413" w:type="dxa"/>
+            <w:tcBorders>
+              <w:top w:val="single" w:sz="4" w:space="0" w:color="auto"/>
+              <w:left w:val="single" w:sz="4" w:space="0" w:color="auto"/>
+              <w:bottom w:val="single" w:sz="4" w:space="0" w:color="auto"/>
+              <w:right w:val="single" w:sz="4" w:space="0" w:color="auto"/>
+            </w:tcBorders>
+          </w:tcPr>
+          <w:p>
+            <w:pPr>
+              <w:keepLines/>
+              <w:widowControl w:val="0"/>
+              <w:spacing w:after="0" w:line="240" w:lineRule="auto"/>
+            </w:pPr>
+            <w:r>
+              <w:rPr>
+                <w:rStyle w:val="Kiemels2"/>
+              </w:rPr>
+              <w:lastRenderedPageBreak/>
+              <w:t>Teszteset ID</w:t>
+            </w:r>
+          </w:p>
+          <w:p>
+            <w:pPr>
+              <w:keepLines/>
+              <w:widowControl w:val="0"/>
+              <w:spacing w:after="0" w:line="240" w:lineRule="auto"/>
+            </w:pPr>
+          </w:p>
+        </w:tc>
+        <w:tc>
+          <w:tcPr>
+            <w:tcW w:w="1912" w:type="dxa"/>
+            <w:tcBorders>
+              <w:top w:val="single" w:sz="4" w:space="0" w:color="auto"/>
+              <w:left w:val="single" w:sz="4" w:space="0" w:color="auto"/>
+              <w:bottom w:val="single" w:sz="4" w:space="0" w:color="auto"/>
+              <w:right w:val="single" w:sz="4" w:space="0" w:color="auto"/>
+            </w:tcBorders>
+            <w:hideMark/>
+          </w:tcPr>
+          <w:p>
+            <w:pPr>
+              <w:keepLines/>
+              <w:widowControl w:val="0"/>
+              <w:spacing w:after="0" w:line="240" w:lineRule="auto"/>
+            </w:pPr>
+            <w:r>
+              <w:rPr>
+                <w:rStyle w:val="Kiemels2"/>
+              </w:rPr>
+              <w:t>Funkció</w:t>
+            </w:r>
+          </w:p>
+        </w:tc>
+        <w:tc>
+          <w:tcPr>
+            <w:tcW w:w="2207" w:type="dxa"/>
+            <w:tcBorders>
+              <w:top w:val="single" w:sz="4" w:space="0" w:color="auto"/>
+              <w:left w:val="single" w:sz="4" w:space="0" w:color="auto"/>
+              <w:bottom w:val="single" w:sz="4" w:space="0" w:color="auto"/>
+              <w:right w:val="single" w:sz="4" w:space="0" w:color="auto"/>
+            </w:tcBorders>
+            <w:hideMark/>
+          </w:tcPr>
+          <w:p>
+            <w:pPr>
+              <w:keepLines/>
+              <w:widowControl w:val="0"/>
+              <w:spacing w:after="0" w:line="240" w:lineRule="auto"/>
+            </w:pPr>
+            <w:r>
+              <w:rPr>
+                <w:rStyle w:val="Kiemels2"/>
+              </w:rPr>
+              <w:t>Teszt Lépések</w:t>
+            </w:r>
+          </w:p>
+        </w:tc>
+        <w:tc>
+          <w:tcPr>
+            <w:tcW w:w="1695" w:type="dxa"/>
+            <w:tcBorders>
+              <w:top w:val="single" w:sz="4" w:space="0" w:color="auto"/>
+              <w:left w:val="single" w:sz="4" w:space="0" w:color="auto"/>
+              <w:bottom w:val="single" w:sz="4" w:space="0" w:color="auto"/>
+              <w:right w:val="single" w:sz="4" w:space="0" w:color="auto"/>
+            </w:tcBorders>
+            <w:hideMark/>
+          </w:tcPr>
+          <w:p>
+            <w:pPr>
+              <w:keepLines/>
+              <w:widowControl w:val="0"/>
+              <w:spacing w:after="0" w:line="240" w:lineRule="auto"/>
+            </w:pPr>
+            <w:r>
+              <w:rPr>
+                <w:rStyle w:val="Kiemels2"/>
+              </w:rPr>
+              <w:t>Várt Eredmény</w:t>
+            </w:r>
+          </w:p>
+        </w:tc>
+        <w:tc>
+          <w:tcPr>
+            <w:tcW w:w="1459" w:type="dxa"/>
+            <w:tcBorders>
+              <w:top w:val="single" w:sz="4" w:space="0" w:color="auto"/>
+              <w:left w:val="single" w:sz="4" w:space="0" w:color="auto"/>
+              <w:bottom w:val="single" w:sz="4" w:space="0" w:color="auto"/>
+              <w:right w:val="single" w:sz="4" w:space="0" w:color="auto"/>
+            </w:tcBorders>
+            <w:hideMark/>
+          </w:tcPr>
+          <w:tbl>
+            <w:tblPr>
+              <w:tblW w:w="0" w:type="auto"/>
+              <w:tblCellSpacing w:w="15" w:type="dxa"/>
+              <w:tblLook w:val="04A0" w:firstRow="1" w:lastRow="0" w:firstColumn="1" w:lastColumn="0" w:noHBand="0" w:noVBand="1"/>
+            </w:tblPr>
+            <w:tblGrid>
+              <w:gridCol w:w="81"/>
+              <w:gridCol w:w="1162"/>
+            </w:tblGrid>
+            <w:tr>
+              <w:trPr>
+                <w:tblCellSpacing w:w="15" w:type="dxa"/>
+              </w:trPr>
+              <w:tc>
+                <w:tcPr>
+                  <w:tcW w:w="0" w:type="auto"/>
+                  <w:tcMar>
+                    <w:top w:w="15" w:type="dxa"/>
+                    <w:left w:w="15" w:type="dxa"/>
+                    <w:bottom w:w="15" w:type="dxa"/>
+                    <w:right w:w="15" w:type="dxa"/>
+                  </w:tcMar>
+                  <w:vAlign w:val="center"/>
+                  <w:hideMark/>
+                </w:tcPr>
+                <w:p>
+                  <w:pPr>
+                    <w:keepLines/>
+                    <w:framePr w:hSpace="141" w:wrap="around" w:vAnchor="text" w:hAnchor="margin" w:xAlign="center" w:y="-1416"/>
+                    <w:widowControl w:val="0"/>
+                  </w:pPr>
+                </w:p>
+              </w:tc>
+              <w:tc>
+                <w:tcPr>
+                  <w:tcW w:w="0" w:type="auto"/>
+                  <w:tcMar>
+                    <w:top w:w="15" w:type="dxa"/>
+                    <w:left w:w="15" w:type="dxa"/>
+                    <w:bottom w:w="15" w:type="dxa"/>
+                    <w:right w:w="15" w:type="dxa"/>
+                  </w:tcMar>
+                  <w:vAlign w:val="center"/>
+                  <w:hideMark/>
+                </w:tcPr>
+                <w:p>
+                  <w:pPr>
+                    <w:keepLines/>
+                    <w:framePr w:hSpace="141" w:wrap="around" w:vAnchor="text" w:hAnchor="margin" w:xAlign="center" w:y="-1416"/>
+                    <w:widowControl w:val="0"/>
+                    <w:spacing w:after="0" w:line="240" w:lineRule="auto"/>
+                    <w:rPr>
+                      <w:rFonts w:eastAsia="Times New Roman" w:cs="Times New Roman"/>
+                      <w:szCs w:val="24"/>
+                      <w:lang w:eastAsia="hu-HU"/>
+                    </w:rPr>
+                  </w:pPr>
+                  <w:r>
+                    <w:rPr>
+                      <w:rFonts w:eastAsia="Times New Roman" w:cs="Times New Roman"/>
+                      <w:b/>
+                      <w:bCs/>
+                      <w:szCs w:val="24"/>
+                      <w:lang w:eastAsia="hu-HU"/>
+                    </w:rPr>
+                    <w:t>Státusz (</w:t>
+                  </w:r>
+                  <w:proofErr w:type="spellStart"/>
+                  <w:r>
+                    <w:rPr>
+                      <w:rFonts w:eastAsia="Times New Roman" w:cs="Times New Roman"/>
+                      <w:b/>
+                      <w:bCs/>
+                      <w:szCs w:val="24"/>
+                      <w:lang w:eastAsia="hu-HU"/>
+                    </w:rPr>
+                    <w:t>Pass</w:t>
+                  </w:r>
+                  <w:proofErr w:type="spellEnd"/>
+                  <w:r>
+                    <w:rPr>
+                      <w:rFonts w:eastAsia="Times New Roman" w:cs="Times New Roman"/>
+                      <w:b/>
+                      <w:bCs/>
+                      <w:szCs w:val="24"/>
+                      <w:lang w:eastAsia="hu-HU"/>
+                    </w:rPr>
+                    <w:t>/</w:t>
+                  </w:r>
+                  <w:proofErr w:type="spellStart"/>
+                  <w:r>
+                    <w:rPr>
+                      <w:rFonts w:eastAsia="Times New Roman" w:cs="Times New Roman"/>
+                      <w:b/>
+                      <w:bCs/>
+                      <w:szCs w:val="24"/>
+                      <w:lang w:eastAsia="hu-HU"/>
+                    </w:rPr>
+                    <w:t>Fail</w:t>
+                  </w:r>
+                  <w:proofErr w:type="spellEnd"/>
+                  <w:r>
+                    <w:rPr>
+                      <w:rFonts w:eastAsia="Times New Roman" w:cs="Times New Roman"/>
+                      <w:b/>
+                      <w:bCs/>
+                      <w:szCs w:val="24"/>
+                      <w:lang w:eastAsia="hu-HU"/>
+                    </w:rPr>
+                    <w:t>)</w:t>
+                  </w:r>
+                </w:p>
+              </w:tc>
+            </w:tr>
+          </w:tbl>
+          <w:p>
+            <w:pPr>
+              <w:keepLines/>
+              <w:widowControl w:val="0"/>
+              <w:spacing w:after="0" w:line="240" w:lineRule="auto"/>
+            </w:pPr>
+          </w:p>
+        </w:tc>
+        <w:tc>
+          <w:tcPr>
+            <w:tcW w:w="1625" w:type="dxa"/>
+            <w:tcBorders>
+              <w:top w:val="single" w:sz="4" w:space="0" w:color="auto"/>
+              <w:left w:val="single" w:sz="4" w:space="0" w:color="auto"/>
+              <w:bottom w:val="single" w:sz="4" w:space="0" w:color="auto"/>
+              <w:right w:val="single" w:sz="4" w:space="0" w:color="auto"/>
+            </w:tcBorders>
+            <w:hideMark/>
+          </w:tcPr>
+          <w:p>
+            <w:pPr>
+              <w:keepLines/>
+              <w:widowControl w:val="0"/>
+              <w:spacing w:after="0" w:line="240" w:lineRule="auto"/>
+            </w:pPr>
+            <w:r>
+              <w:rPr>
+                <w:rStyle w:val="Kiemels2"/>
+              </w:rPr>
+              <w:t>Megjegyzés</w:t>
+            </w:r>
+          </w:p>
+        </w:tc>
+      </w:tr>
+      <w:tr>
+        <w:tc>
+          <w:tcPr>
+            <w:tcW w:w="1413" w:type="dxa"/>
+            <w:tcBorders>
+              <w:top w:val="single" w:sz="4" w:space="0" w:color="auto"/>
+              <w:left w:val="single" w:sz="4" w:space="0" w:color="auto"/>
+              <w:bottom w:val="single" w:sz="4" w:space="0" w:color="auto"/>
+              <w:right w:val="single" w:sz="4" w:space="0" w:color="auto"/>
+            </w:tcBorders>
+            <w:hideMark/>
+          </w:tcPr>
+          <w:p>
+            <w:pPr>
+              <w:keepLines/>
+              <w:widowControl w:val="0"/>
+              <w:spacing w:after="0" w:line="240" w:lineRule="auto"/>
+            </w:pPr>
+            <w:bookmarkStart w:id="22" w:name="_GoBack"/>
+            <w:r>
+              <w:t>TC-AUTH-01</w:t>
+            </w:r>
+          </w:p>
+        </w:tc>
+        <w:tc>
+          <w:tcPr>
+            <w:tcW w:w="1912" w:type="dxa"/>
+            <w:tcBorders>
+              <w:top w:val="single" w:sz="4" w:space="0" w:color="auto"/>
+              <w:left w:val="single" w:sz="4" w:space="0" w:color="auto"/>
+              <w:bottom w:val="single" w:sz="4" w:space="0" w:color="auto"/>
+              <w:right w:val="single" w:sz="4" w:space="0" w:color="auto"/>
+            </w:tcBorders>
+            <w:hideMark/>
+          </w:tcPr>
+          <w:p>
+            <w:pPr>
+              <w:keepLines/>
+              <w:widowControl w:val="0"/>
+              <w:spacing w:after="0" w:line="240" w:lineRule="auto"/>
+            </w:pPr>
+            <w:r>
+              <w:t>Regisztráció</w:t>
+            </w:r>
+          </w:p>
+        </w:tc>
+        <w:tc>
+          <w:tcPr>
+            <w:tcW w:w="2207" w:type="dxa"/>
+            <w:tcBorders>
+              <w:top w:val="single" w:sz="4" w:space="0" w:color="auto"/>
+              <w:left w:val="single" w:sz="4" w:space="0" w:color="auto"/>
+              <w:bottom w:val="single" w:sz="4" w:space="0" w:color="auto"/>
+              <w:right w:val="single" w:sz="4" w:space="0" w:color="auto"/>
+            </w:tcBorders>
+            <w:hideMark/>
+          </w:tcPr>
+          <w:p>
+            <w:pPr>
+              <w:keepLines/>
+              <w:widowControl w:val="0"/>
+              <w:spacing w:after="0" w:line="240" w:lineRule="auto"/>
+            </w:pPr>
+            <w:r>
+              <w:t>1. Navigálás /</w:t>
+            </w:r>
+            <w:proofErr w:type="spellStart"/>
+            <w:r>
+              <w:t>regisztracio</w:t>
+            </w:r>
+            <w:proofErr w:type="spellEnd"/>
+            <w:r>
+              <w:t xml:space="preserve"> oldalra. 2. Érvényes, új adatok megadása. 3. "Regisztráció" gomb.</w:t>
+            </w:r>
+          </w:p>
+        </w:tc>
+        <w:tc>
+          <w:tcPr>
+            <w:tcW w:w="1695" w:type="dxa"/>
+            <w:tcBorders>
+              <w:top w:val="single" w:sz="4" w:space="0" w:color="auto"/>
+              <w:left w:val="single" w:sz="4" w:space="0" w:color="auto"/>
+              <w:bottom w:val="single" w:sz="4" w:space="0" w:color="auto"/>
+              <w:right w:val="single" w:sz="4" w:space="0" w:color="auto"/>
+            </w:tcBorders>
+            <w:hideMark/>
+          </w:tcPr>
+          <w:p>
+            <w:pPr>
+              <w:keepLines/>
+              <w:widowControl w:val="0"/>
+              <w:spacing w:after="0" w:line="240" w:lineRule="auto"/>
+            </w:pPr>
+            <w:r>
+              <w:t xml:space="preserve">Sikeres regisztráció, átirányítás /profil oldalra, </w:t>
+            </w:r>
+            <w:proofErr w:type="spellStart"/>
+            <w:r>
+              <w:t>user</w:t>
+            </w:r>
+            <w:proofErr w:type="spellEnd"/>
+            <w:r>
+              <w:t xml:space="preserve"> bejelentkezve.</w:t>
+            </w:r>
+          </w:p>
+        </w:tc>
+        <w:tc>
+          <w:tcPr>
+            <w:tcW w:w="1459" w:type="dxa"/>
+            <w:tcBorders>
+              <w:top w:val="single" w:sz="4" w:space="0" w:color="auto"/>
+              <w:left w:val="single" w:sz="4" w:space="0" w:color="auto"/>
+              <w:bottom w:val="single" w:sz="4" w:space="0" w:color="auto"/>
+              <w:right w:val="single" w:sz="4" w:space="0" w:color="auto"/>
+            </w:tcBorders>
+            <w:hideMark/>
+          </w:tcPr>
+          <w:p>
+            <w:pPr>
+              <w:keepLines/>
+              <w:widowControl w:val="0"/>
+              <w:spacing w:after="0" w:line="240" w:lineRule="auto"/>
+            </w:pPr>
+            <w:proofErr w:type="spellStart"/>
+            <w:r>
+              <w:t>Pass</w:t>
+            </w:r>
+            <w:proofErr w:type="spellEnd"/>
+          </w:p>
+        </w:tc>
+        <w:tc>
+          <w:tcPr>
+            <w:tcW w:w="1625" w:type="dxa"/>
+            <w:tcBorders>
+              <w:top w:val="single" w:sz="4" w:space="0" w:color="auto"/>
+              <w:left w:val="single" w:sz="4" w:space="0" w:color="auto"/>
+              <w:bottom w:val="single" w:sz="4" w:space="0" w:color="auto"/>
+              <w:right w:val="single" w:sz="4" w:space="0" w:color="auto"/>
+            </w:tcBorders>
+          </w:tcPr>
+          <w:p>
+            <w:pPr>
+              <w:keepLines/>
+              <w:widowControl w:val="0"/>
+              <w:spacing w:after="0" w:line="240" w:lineRule="auto"/>
+            </w:pPr>
+          </w:p>
+        </w:tc>
+      </w:tr>
       <w:bookmarkEnd w:id="22"/>
-    </w:p>
-    <w:p>
-      <w:pPr>
-        <w:pStyle w:val="Listaszerbekezds"/>
-        <w:numPr>
-          <w:ilvl w:val="0"/>
-          <w:numId w:val="5"/>
-        </w:numPr>
-        <w:ind w:left="1560"/>
-      </w:pPr>
-      <w:r>
-        <w:t xml:space="preserve">Legalább 3 különböző </w:t>
-      </w:r>
-      <w:r>
-        <w:t>teszteset részletes bemutatása.</w:t>
-      </w:r>
-    </w:p>
-    <w:p>
-      <w:pPr>
-        <w:pStyle w:val="Listaszerbekezds"/>
-        <w:numPr>
-          <w:ilvl w:val="0"/>
-          <w:numId w:val="4"/>
-        </w:numPr>
-        <w:ind w:left="1843"/>
-      </w:pPr>
-      <w:r>
-        <w:t xml:space="preserve">különböző felhasználó tevékenységek </w:t>
-      </w:r>
-      <w:r>
-        <w:t>esetén hogyan reagált a program</w:t>
-      </w:r>
-    </w:p>
-    <w:p>
-      <w:pPr>
-        <w:pStyle w:val="Listaszerbekezds"/>
-        <w:numPr>
-          <w:ilvl w:val="0"/>
-          <w:numId w:val="4"/>
-        </w:numPr>
-        <w:ind w:left="1843"/>
-      </w:pPr>
-      <w:r>
-        <w:t>milyen üzeneteket kaptunk</w:t>
-      </w:r>
-    </w:p>
-    <w:p>
-      <w:pPr>
-        <w:pStyle w:val="Listaszerbekezds"/>
-        <w:numPr>
-          <w:ilvl w:val="0"/>
-          <w:numId w:val="4"/>
-        </w:numPr>
-        <w:ind w:left="1843"/>
-      </w:pPr>
-      <w:r>
-        <w:t xml:space="preserve">mi a teendő az egyes üzenetek esetében </w:t>
-      </w:r>
-    </w:p>
-    <w:p>
-      <w:pPr>
-        <w:pStyle w:val="Listaszerbekezds"/>
-        <w:numPr>
-          <w:ilvl w:val="0"/>
-          <w:numId w:val="5"/>
-        </w:numPr>
-        <w:ind w:left="1560"/>
-      </w:pPr>
-      <w:r>
-        <w:t>Normál teszteset, extrém tesztes</w:t>
-      </w:r>
-      <w:r>
-        <w:t>et (bolondbiztosság tesztelése)</w:t>
-      </w:r>
-    </w:p>
-    <w:p>
-      <w:pPr>
-        <w:pStyle w:val="Listaszerbekezds"/>
-        <w:numPr>
-          <w:ilvl w:val="0"/>
-          <w:numId w:val="5"/>
-        </w:numPr>
-        <w:ind w:left="1560"/>
-      </w:pPr>
-      <w:r>
-        <w:t>A tesztelés során kiderült hibák felsorolása A tesztelési dokumentációból derüljön ki, hogy ismered a különböző tesztelési módszereket (pl. fek</w:t>
-      </w:r>
-      <w:r>
-        <w:t>ete doboz, fehér doboz módszer)</w:t>
-      </w:r>
-    </w:p>
-    <w:p>
-      <w:pPr>
-        <w:ind w:left="-76" w:firstLine="0"/>
-      </w:pPr>
-      <w:r>
-        <w:t xml:space="preserve">Ajánlott terjedelem: a feladat jellegétől függően 2-5 oldal. </w:t>
-      </w:r>
-    </w:p>
+      <w:tr>
+        <w:tc>
+          <w:tcPr>
+            <w:tcW w:w="1413" w:type="dxa"/>
+            <w:tcBorders>
+              <w:top w:val="single" w:sz="4" w:space="0" w:color="auto"/>
+              <w:left w:val="single" w:sz="4" w:space="0" w:color="auto"/>
+              <w:bottom w:val="single" w:sz="4" w:space="0" w:color="auto"/>
+              <w:right w:val="single" w:sz="4" w:space="0" w:color="auto"/>
+            </w:tcBorders>
+            <w:hideMark/>
+          </w:tcPr>
+          <w:p>
+            <w:pPr>
+              <w:keepLines/>
+              <w:widowControl w:val="0"/>
+              <w:spacing w:after="0" w:line="240" w:lineRule="auto"/>
+            </w:pPr>
+            <w:r>
+              <w:t>TC-AUTH-02</w:t>
+            </w:r>
+          </w:p>
+        </w:tc>
+        <w:tc>
+          <w:tcPr>
+            <w:tcW w:w="1912" w:type="dxa"/>
+            <w:tcBorders>
+              <w:top w:val="single" w:sz="4" w:space="0" w:color="auto"/>
+              <w:left w:val="single" w:sz="4" w:space="0" w:color="auto"/>
+              <w:bottom w:val="single" w:sz="4" w:space="0" w:color="auto"/>
+              <w:right w:val="single" w:sz="4" w:space="0" w:color="auto"/>
+            </w:tcBorders>
+            <w:hideMark/>
+          </w:tcPr>
+          <w:tbl>
+            <w:tblPr>
+              <w:tblW w:w="0" w:type="auto"/>
+              <w:tblCellSpacing w:w="15" w:type="dxa"/>
+              <w:tblLook w:val="04A0" w:firstRow="1" w:lastRow="0" w:firstColumn="1" w:lastColumn="0" w:noHBand="0" w:noVBand="1"/>
+            </w:tblPr>
+            <w:tblGrid>
+              <w:gridCol w:w="81"/>
+              <w:gridCol w:w="1615"/>
+            </w:tblGrid>
+            <w:tr>
+              <w:trPr>
+                <w:tblCellSpacing w:w="15" w:type="dxa"/>
+              </w:trPr>
+              <w:tc>
+                <w:tcPr>
+                  <w:tcW w:w="0" w:type="auto"/>
+                  <w:tcMar>
+                    <w:top w:w="15" w:type="dxa"/>
+                    <w:left w:w="15" w:type="dxa"/>
+                    <w:bottom w:w="15" w:type="dxa"/>
+                    <w:right w:w="15" w:type="dxa"/>
+                  </w:tcMar>
+                  <w:vAlign w:val="center"/>
+                  <w:hideMark/>
+                </w:tcPr>
+                <w:p>
+                  <w:pPr>
+                    <w:keepLines/>
+                    <w:framePr w:hSpace="141" w:wrap="around" w:vAnchor="text" w:hAnchor="margin" w:xAlign="center" w:y="-1416"/>
+                    <w:widowControl w:val="0"/>
+                  </w:pPr>
+                </w:p>
+              </w:tc>
+              <w:tc>
+                <w:tcPr>
+                  <w:tcW w:w="0" w:type="auto"/>
+                  <w:tcMar>
+                    <w:top w:w="15" w:type="dxa"/>
+                    <w:left w:w="15" w:type="dxa"/>
+                    <w:bottom w:w="15" w:type="dxa"/>
+                    <w:right w:w="15" w:type="dxa"/>
+                  </w:tcMar>
+                  <w:vAlign w:val="center"/>
+                  <w:hideMark/>
+                </w:tcPr>
+                <w:p>
+                  <w:pPr>
+                    <w:keepLines/>
+                    <w:framePr w:hSpace="141" w:wrap="around" w:vAnchor="text" w:hAnchor="margin" w:xAlign="center" w:y="-1416"/>
+                    <w:widowControl w:val="0"/>
+                    <w:rPr>
+                      <w:sz w:val="22"/>
+                    </w:rPr>
+                  </w:pPr>
+                  <w:r>
+                    <w:t>Regisztráció (Hiba)</w:t>
+                  </w:r>
+                </w:p>
+              </w:tc>
+            </w:tr>
+          </w:tbl>
+          <w:p>
+            <w:pPr>
+              <w:keepLines/>
+              <w:widowControl w:val="0"/>
+              <w:spacing w:after="0" w:line="240" w:lineRule="auto"/>
+            </w:pPr>
+          </w:p>
+        </w:tc>
+        <w:tc>
+          <w:tcPr>
+            <w:tcW w:w="2207" w:type="dxa"/>
+            <w:tcBorders>
+              <w:top w:val="single" w:sz="4" w:space="0" w:color="auto"/>
+              <w:left w:val="single" w:sz="4" w:space="0" w:color="auto"/>
+              <w:bottom w:val="single" w:sz="4" w:space="0" w:color="auto"/>
+              <w:right w:val="single" w:sz="4" w:space="0" w:color="auto"/>
+            </w:tcBorders>
+            <w:hideMark/>
+          </w:tcPr>
+          <w:p>
+            <w:pPr>
+              <w:keepLines/>
+              <w:widowControl w:val="0"/>
+              <w:spacing w:after="0" w:line="240" w:lineRule="auto"/>
+            </w:pPr>
+            <w:r>
+              <w:t>1. Navigálás /</w:t>
+            </w:r>
+            <w:proofErr w:type="spellStart"/>
+            <w:r>
+              <w:t>regisztracio</w:t>
+            </w:r>
+            <w:proofErr w:type="spellEnd"/>
+            <w:r>
+              <w:t xml:space="preserve"> oldalra. 2. Jelszó és megerősítés nem egyezik. 3. "Regisztráció" gomb.</w:t>
+            </w:r>
+          </w:p>
+        </w:tc>
+        <w:tc>
+          <w:tcPr>
+            <w:tcW w:w="1695" w:type="dxa"/>
+            <w:tcBorders>
+              <w:top w:val="single" w:sz="4" w:space="0" w:color="auto"/>
+              <w:left w:val="single" w:sz="4" w:space="0" w:color="auto"/>
+              <w:bottom w:val="single" w:sz="4" w:space="0" w:color="auto"/>
+              <w:right w:val="single" w:sz="4" w:space="0" w:color="auto"/>
+            </w:tcBorders>
+            <w:hideMark/>
+          </w:tcPr>
+          <w:p>
+            <w:pPr>
+              <w:keepLines/>
+              <w:widowControl w:val="0"/>
+              <w:spacing w:after="0" w:line="240" w:lineRule="auto"/>
+            </w:pPr>
+            <w:r>
+              <w:t>Hibaüzenet ("A jelszavak nem egyeznek!") jelenik meg.</w:t>
+            </w:r>
+          </w:p>
+        </w:tc>
+        <w:tc>
+          <w:tcPr>
+            <w:tcW w:w="1459" w:type="dxa"/>
+            <w:tcBorders>
+              <w:top w:val="single" w:sz="4" w:space="0" w:color="auto"/>
+              <w:left w:val="single" w:sz="4" w:space="0" w:color="auto"/>
+              <w:bottom w:val="single" w:sz="4" w:space="0" w:color="auto"/>
+              <w:right w:val="single" w:sz="4" w:space="0" w:color="auto"/>
+            </w:tcBorders>
+            <w:hideMark/>
+          </w:tcPr>
+          <w:p>
+            <w:pPr>
+              <w:keepLines/>
+              <w:widowControl w:val="0"/>
+              <w:spacing w:after="0" w:line="240" w:lineRule="auto"/>
+            </w:pPr>
+            <w:proofErr w:type="spellStart"/>
+            <w:r>
+              <w:t>Pass</w:t>
+            </w:r>
+            <w:proofErr w:type="spellEnd"/>
+          </w:p>
+        </w:tc>
+        <w:tc>
+          <w:tcPr>
+            <w:tcW w:w="1625" w:type="dxa"/>
+            <w:tcBorders>
+              <w:top w:val="single" w:sz="4" w:space="0" w:color="auto"/>
+              <w:left w:val="single" w:sz="4" w:space="0" w:color="auto"/>
+              <w:bottom w:val="single" w:sz="4" w:space="0" w:color="auto"/>
+              <w:right w:val="single" w:sz="4" w:space="0" w:color="auto"/>
+            </w:tcBorders>
+          </w:tcPr>
+          <w:p>
+            <w:pPr>
+              <w:keepLines/>
+              <w:widowControl w:val="0"/>
+              <w:spacing w:after="0" w:line="240" w:lineRule="auto"/>
+            </w:pPr>
+          </w:p>
+        </w:tc>
+      </w:tr>
+      <w:tr>
+        <w:tc>
+          <w:tcPr>
+            <w:tcW w:w="1413" w:type="dxa"/>
+            <w:tcBorders>
+              <w:top w:val="single" w:sz="4" w:space="0" w:color="auto"/>
+              <w:left w:val="single" w:sz="4" w:space="0" w:color="auto"/>
+              <w:bottom w:val="single" w:sz="4" w:space="0" w:color="auto"/>
+              <w:right w:val="single" w:sz="4" w:space="0" w:color="auto"/>
+            </w:tcBorders>
+            <w:hideMark/>
+          </w:tcPr>
+          <w:p>
+            <w:pPr>
+              <w:keepLines/>
+              <w:widowControl w:val="0"/>
+              <w:spacing w:after="0" w:line="240" w:lineRule="auto"/>
+            </w:pPr>
+            <w:r>
+              <w:t>TC-AUTH-03</w:t>
+            </w:r>
+          </w:p>
+        </w:tc>
+        <w:tc>
+          <w:tcPr>
+            <w:tcW w:w="1912" w:type="dxa"/>
+            <w:tcBorders>
+              <w:top w:val="single" w:sz="4" w:space="0" w:color="auto"/>
+              <w:left w:val="single" w:sz="4" w:space="0" w:color="auto"/>
+              <w:bottom w:val="single" w:sz="4" w:space="0" w:color="auto"/>
+              <w:right w:val="single" w:sz="4" w:space="0" w:color="auto"/>
+            </w:tcBorders>
+            <w:hideMark/>
+          </w:tcPr>
+          <w:p>
+            <w:pPr>
+              <w:keepLines/>
+              <w:widowControl w:val="0"/>
+              <w:spacing w:after="0" w:line="240" w:lineRule="auto"/>
+            </w:pPr>
+            <w:r>
+              <w:t>Bejelentkezés</w:t>
+            </w:r>
+          </w:p>
+        </w:tc>
+        <w:tc>
+          <w:tcPr>
+            <w:tcW w:w="2207" w:type="dxa"/>
+            <w:tcBorders>
+              <w:top w:val="single" w:sz="4" w:space="0" w:color="auto"/>
+              <w:left w:val="single" w:sz="4" w:space="0" w:color="auto"/>
+              <w:bottom w:val="single" w:sz="4" w:space="0" w:color="auto"/>
+              <w:right w:val="single" w:sz="4" w:space="0" w:color="auto"/>
+            </w:tcBorders>
+            <w:hideMark/>
+          </w:tcPr>
+          <w:p>
+            <w:pPr>
+              <w:keepLines/>
+              <w:widowControl w:val="0"/>
+              <w:spacing w:after="0" w:line="240" w:lineRule="auto"/>
+            </w:pPr>
+            <w:r>
+              <w:t>1. Navigálás /</w:t>
+            </w:r>
+            <w:proofErr w:type="spellStart"/>
+            <w:r>
+              <w:t>bejelentkezes</w:t>
+            </w:r>
+            <w:proofErr w:type="spellEnd"/>
+            <w:r>
+              <w:t xml:space="preserve"> oldalra. 2. Érvényes regisztrált email/jelszó megadása. 3. "Bejelentkezés" gomb.</w:t>
+            </w:r>
+          </w:p>
+        </w:tc>
+        <w:tc>
+          <w:tcPr>
+            <w:tcW w:w="1695" w:type="dxa"/>
+            <w:tcBorders>
+              <w:top w:val="single" w:sz="4" w:space="0" w:color="auto"/>
+              <w:left w:val="single" w:sz="4" w:space="0" w:color="auto"/>
+              <w:bottom w:val="single" w:sz="4" w:space="0" w:color="auto"/>
+              <w:right w:val="single" w:sz="4" w:space="0" w:color="auto"/>
+            </w:tcBorders>
+            <w:hideMark/>
+          </w:tcPr>
+          <w:p>
+            <w:pPr>
+              <w:keepLines/>
+              <w:widowControl w:val="0"/>
+              <w:spacing w:after="0" w:line="240" w:lineRule="auto"/>
+            </w:pPr>
+            <w:r>
+              <w:t>Sikeres bejelentkezés, átirányítás /profil oldalra.</w:t>
+            </w:r>
+          </w:p>
+        </w:tc>
+        <w:tc>
+          <w:tcPr>
+            <w:tcW w:w="1459" w:type="dxa"/>
+            <w:tcBorders>
+              <w:top w:val="single" w:sz="4" w:space="0" w:color="auto"/>
+              <w:left w:val="single" w:sz="4" w:space="0" w:color="auto"/>
+              <w:bottom w:val="single" w:sz="4" w:space="0" w:color="auto"/>
+              <w:right w:val="single" w:sz="4" w:space="0" w:color="auto"/>
+            </w:tcBorders>
+            <w:hideMark/>
+          </w:tcPr>
+          <w:p>
+            <w:pPr>
+              <w:keepLines/>
+              <w:widowControl w:val="0"/>
+              <w:spacing w:after="0" w:line="240" w:lineRule="auto"/>
+            </w:pPr>
+            <w:proofErr w:type="spellStart"/>
+            <w:r>
+              <w:t>Pass</w:t>
+            </w:r>
+            <w:proofErr w:type="spellEnd"/>
+          </w:p>
+        </w:tc>
+        <w:tc>
+          <w:tcPr>
+            <w:tcW w:w="1625" w:type="dxa"/>
+            <w:tcBorders>
+              <w:top w:val="single" w:sz="4" w:space="0" w:color="auto"/>
+              <w:left w:val="single" w:sz="4" w:space="0" w:color="auto"/>
+              <w:bottom w:val="single" w:sz="4" w:space="0" w:color="auto"/>
+              <w:right w:val="single" w:sz="4" w:space="0" w:color="auto"/>
+            </w:tcBorders>
+          </w:tcPr>
+          <w:p>
+            <w:pPr>
+              <w:keepLines/>
+              <w:widowControl w:val="0"/>
+              <w:spacing w:after="0" w:line="240" w:lineRule="auto"/>
+            </w:pPr>
+          </w:p>
+        </w:tc>
+      </w:tr>
+      <w:tr>
+        <w:tc>
+          <w:tcPr>
+            <w:tcW w:w="1413" w:type="dxa"/>
+            <w:tcBorders>
+              <w:top w:val="single" w:sz="4" w:space="0" w:color="auto"/>
+              <w:left w:val="single" w:sz="4" w:space="0" w:color="auto"/>
+              <w:bottom w:val="single" w:sz="4" w:space="0" w:color="auto"/>
+              <w:right w:val="single" w:sz="4" w:space="0" w:color="auto"/>
+            </w:tcBorders>
+            <w:hideMark/>
+          </w:tcPr>
+          <w:p>
+            <w:pPr>
+              <w:keepLines/>
+              <w:widowControl w:val="0"/>
+              <w:spacing w:after="0" w:line="240" w:lineRule="auto"/>
+            </w:pPr>
+            <w:r>
+              <w:t>TC-AUTH-04</w:t>
+            </w:r>
+          </w:p>
+        </w:tc>
+        <w:tc>
+          <w:tcPr>
+            <w:tcW w:w="1912" w:type="dxa"/>
+            <w:tcBorders>
+              <w:top w:val="single" w:sz="4" w:space="0" w:color="auto"/>
+              <w:left w:val="single" w:sz="4" w:space="0" w:color="auto"/>
+              <w:bottom w:val="single" w:sz="4" w:space="0" w:color="auto"/>
+              <w:right w:val="single" w:sz="4" w:space="0" w:color="auto"/>
+            </w:tcBorders>
+            <w:hideMark/>
+          </w:tcPr>
+          <w:p>
+            <w:pPr>
+              <w:keepLines/>
+              <w:widowControl w:val="0"/>
+              <w:spacing w:after="0" w:line="240" w:lineRule="auto"/>
+            </w:pPr>
+            <w:r>
+              <w:t>Kijelentkezés</w:t>
+            </w:r>
+          </w:p>
+        </w:tc>
+        <w:tc>
+          <w:tcPr>
+            <w:tcW w:w="2207" w:type="dxa"/>
+            <w:tcBorders>
+              <w:top w:val="single" w:sz="4" w:space="0" w:color="auto"/>
+              <w:left w:val="single" w:sz="4" w:space="0" w:color="auto"/>
+              <w:bottom w:val="single" w:sz="4" w:space="0" w:color="auto"/>
+              <w:right w:val="single" w:sz="4" w:space="0" w:color="auto"/>
+            </w:tcBorders>
+            <w:hideMark/>
+          </w:tcPr>
+          <w:p>
+            <w:pPr>
+              <w:keepLines/>
+              <w:widowControl w:val="0"/>
+              <w:spacing w:after="0" w:line="240" w:lineRule="auto"/>
+            </w:pPr>
+            <w:r>
+              <w:t>1. Bejelentkezett állapot. 2. "Kilépés" gombra kattintás. 3. Megerősítés.</w:t>
+            </w:r>
+          </w:p>
+        </w:tc>
+        <w:tc>
+          <w:tcPr>
+            <w:tcW w:w="1695" w:type="dxa"/>
+            <w:tcBorders>
+              <w:top w:val="single" w:sz="4" w:space="0" w:color="auto"/>
+              <w:left w:val="single" w:sz="4" w:space="0" w:color="auto"/>
+              <w:bottom w:val="single" w:sz="4" w:space="0" w:color="auto"/>
+              <w:right w:val="single" w:sz="4" w:space="0" w:color="auto"/>
+            </w:tcBorders>
+            <w:hideMark/>
+          </w:tcPr>
+          <w:p>
+            <w:pPr>
+              <w:keepLines/>
+              <w:widowControl w:val="0"/>
+              <w:spacing w:after="0" w:line="240" w:lineRule="auto"/>
+            </w:pPr>
+            <w:r>
+              <w:t xml:space="preserve">Felhasználó kijelentkeztetve, átirányítás főoldalra/login oldalra, </w:t>
+            </w:r>
+            <w:proofErr w:type="spellStart"/>
+            <w:r>
+              <w:t>navbar</w:t>
+            </w:r>
+            <w:proofErr w:type="spellEnd"/>
+            <w:r>
+              <w:t xml:space="preserve"> frissül.</w:t>
+            </w:r>
+          </w:p>
+        </w:tc>
+        <w:tc>
+          <w:tcPr>
+            <w:tcW w:w="1459" w:type="dxa"/>
+            <w:tcBorders>
+              <w:top w:val="single" w:sz="4" w:space="0" w:color="auto"/>
+              <w:left w:val="single" w:sz="4" w:space="0" w:color="auto"/>
+              <w:bottom w:val="single" w:sz="4" w:space="0" w:color="auto"/>
+              <w:right w:val="single" w:sz="4" w:space="0" w:color="auto"/>
+            </w:tcBorders>
+            <w:hideMark/>
+          </w:tcPr>
+          <w:p>
+            <w:pPr>
+              <w:keepLines/>
+              <w:widowControl w:val="0"/>
+              <w:spacing w:after="0" w:line="240" w:lineRule="auto"/>
+            </w:pPr>
+            <w:proofErr w:type="spellStart"/>
+            <w:r>
+              <w:t>Pass</w:t>
+            </w:r>
+            <w:proofErr w:type="spellEnd"/>
+          </w:p>
+        </w:tc>
+        <w:tc>
+          <w:tcPr>
+            <w:tcW w:w="1625" w:type="dxa"/>
+            <w:tcBorders>
+              <w:top w:val="single" w:sz="4" w:space="0" w:color="auto"/>
+              <w:left w:val="single" w:sz="4" w:space="0" w:color="auto"/>
+              <w:bottom w:val="single" w:sz="4" w:space="0" w:color="auto"/>
+              <w:right w:val="single" w:sz="4" w:space="0" w:color="auto"/>
+            </w:tcBorders>
+          </w:tcPr>
+          <w:p>
+            <w:pPr>
+              <w:keepLines/>
+              <w:widowControl w:val="0"/>
+              <w:spacing w:after="0" w:line="240" w:lineRule="auto"/>
+            </w:pPr>
+          </w:p>
+        </w:tc>
+      </w:tr>
+      <w:tr>
+        <w:tc>
+          <w:tcPr>
+            <w:tcW w:w="1413" w:type="dxa"/>
+            <w:tcBorders>
+              <w:top w:val="single" w:sz="4" w:space="0" w:color="auto"/>
+              <w:left w:val="single" w:sz="4" w:space="0" w:color="auto"/>
+              <w:bottom w:val="single" w:sz="4" w:space="0" w:color="auto"/>
+              <w:right w:val="single" w:sz="4" w:space="0" w:color="auto"/>
+            </w:tcBorders>
+            <w:hideMark/>
+          </w:tcPr>
+          <w:p>
+            <w:pPr>
+              <w:keepLines/>
+              <w:widowControl w:val="0"/>
+              <w:spacing w:after="0" w:line="240" w:lineRule="auto"/>
+            </w:pPr>
+            <w:r>
+              <w:t>TC-SEARCH-01</w:t>
+            </w:r>
+          </w:p>
+        </w:tc>
+        <w:tc>
+          <w:tcPr>
+            <w:tcW w:w="1912" w:type="dxa"/>
+            <w:tcBorders>
+              <w:top w:val="single" w:sz="4" w:space="0" w:color="auto"/>
+              <w:left w:val="single" w:sz="4" w:space="0" w:color="auto"/>
+              <w:bottom w:val="single" w:sz="4" w:space="0" w:color="auto"/>
+              <w:right w:val="single" w:sz="4" w:space="0" w:color="auto"/>
+            </w:tcBorders>
+            <w:hideMark/>
+          </w:tcPr>
+          <w:p>
+            <w:pPr>
+              <w:keepLines/>
+              <w:widowControl w:val="0"/>
+              <w:spacing w:after="0" w:line="240" w:lineRule="auto"/>
+            </w:pPr>
+            <w:r>
+              <w:t>Keresés név szerint</w:t>
+            </w:r>
+          </w:p>
+        </w:tc>
+        <w:tc>
+          <w:tcPr>
+            <w:tcW w:w="2207" w:type="dxa"/>
+            <w:tcBorders>
+              <w:top w:val="single" w:sz="4" w:space="0" w:color="auto"/>
+              <w:left w:val="single" w:sz="4" w:space="0" w:color="auto"/>
+              <w:bottom w:val="single" w:sz="4" w:space="0" w:color="auto"/>
+              <w:right w:val="single" w:sz="4" w:space="0" w:color="auto"/>
+            </w:tcBorders>
+            <w:hideMark/>
+          </w:tcPr>
+          <w:p>
+            <w:pPr>
+              <w:keepLines/>
+              <w:widowControl w:val="0"/>
+              <w:spacing w:after="0" w:line="240" w:lineRule="auto"/>
+            </w:pPr>
+            <w:r>
+              <w:t>1. Navigálás /</w:t>
+            </w:r>
+            <w:proofErr w:type="spellStart"/>
+            <w:r>
+              <w:t>kereses</w:t>
+            </w:r>
+            <w:proofErr w:type="spellEnd"/>
+            <w:r>
+              <w:t xml:space="preserve"> oldalra. 2. Ismert parfüm nevének beírása a keresőbe. 3. Keresés gomb.</w:t>
+            </w:r>
+          </w:p>
+        </w:tc>
+        <w:tc>
+          <w:tcPr>
+            <w:tcW w:w="1695" w:type="dxa"/>
+            <w:tcBorders>
+              <w:top w:val="single" w:sz="4" w:space="0" w:color="auto"/>
+              <w:left w:val="single" w:sz="4" w:space="0" w:color="auto"/>
+              <w:bottom w:val="single" w:sz="4" w:space="0" w:color="auto"/>
+              <w:right w:val="single" w:sz="4" w:space="0" w:color="auto"/>
+            </w:tcBorders>
+            <w:hideMark/>
+          </w:tcPr>
+          <w:p>
+            <w:pPr>
+              <w:keepLines/>
+              <w:widowControl w:val="0"/>
+              <w:spacing w:after="0" w:line="240" w:lineRule="auto"/>
+            </w:pPr>
+            <w:r>
+              <w:t>A találati lista csak a keresett nevű (vagy hasonló nevű) parfümöket tartalmazza.</w:t>
+            </w:r>
+          </w:p>
+        </w:tc>
+        <w:tc>
+          <w:tcPr>
+            <w:tcW w:w="1459" w:type="dxa"/>
+            <w:tcBorders>
+              <w:top w:val="single" w:sz="4" w:space="0" w:color="auto"/>
+              <w:left w:val="single" w:sz="4" w:space="0" w:color="auto"/>
+              <w:bottom w:val="single" w:sz="4" w:space="0" w:color="auto"/>
+              <w:right w:val="single" w:sz="4" w:space="0" w:color="auto"/>
+            </w:tcBorders>
+            <w:hideMark/>
+          </w:tcPr>
+          <w:p>
+            <w:pPr>
+              <w:keepLines/>
+              <w:widowControl w:val="0"/>
+              <w:spacing w:after="0" w:line="240" w:lineRule="auto"/>
+            </w:pPr>
+            <w:proofErr w:type="spellStart"/>
+            <w:r>
+              <w:t>Pass</w:t>
+            </w:r>
+            <w:proofErr w:type="spellEnd"/>
+          </w:p>
+        </w:tc>
+        <w:tc>
+          <w:tcPr>
+            <w:tcW w:w="1625" w:type="dxa"/>
+            <w:tcBorders>
+              <w:top w:val="single" w:sz="4" w:space="0" w:color="auto"/>
+              <w:left w:val="single" w:sz="4" w:space="0" w:color="auto"/>
+              <w:bottom w:val="single" w:sz="4" w:space="0" w:color="auto"/>
+              <w:right w:val="single" w:sz="4" w:space="0" w:color="auto"/>
+            </w:tcBorders>
+          </w:tcPr>
+          <w:p>
+            <w:pPr>
+              <w:keepLines/>
+              <w:widowControl w:val="0"/>
+              <w:spacing w:after="0" w:line="240" w:lineRule="auto"/>
+            </w:pPr>
+          </w:p>
+        </w:tc>
+      </w:tr>
+      <w:tr>
+        <w:tc>
+          <w:tcPr>
+            <w:tcW w:w="1413" w:type="dxa"/>
+            <w:tcBorders>
+              <w:top w:val="single" w:sz="4" w:space="0" w:color="auto"/>
+              <w:left w:val="single" w:sz="4" w:space="0" w:color="auto"/>
+              <w:bottom w:val="single" w:sz="4" w:space="0" w:color="auto"/>
+              <w:right w:val="single" w:sz="4" w:space="0" w:color="auto"/>
+            </w:tcBorders>
+            <w:hideMark/>
+          </w:tcPr>
+          <w:p>
+            <w:pPr>
+              <w:keepLines/>
+              <w:widowControl w:val="0"/>
+              <w:spacing w:after="0" w:line="240" w:lineRule="auto"/>
+            </w:pPr>
+            <w:r>
+              <w:t>TC-SEARCH-02</w:t>
+            </w:r>
+          </w:p>
+        </w:tc>
+        <w:tc>
+          <w:tcPr>
+            <w:tcW w:w="1912" w:type="dxa"/>
+            <w:tcBorders>
+              <w:top w:val="single" w:sz="4" w:space="0" w:color="auto"/>
+              <w:left w:val="single" w:sz="4" w:space="0" w:color="auto"/>
+              <w:bottom w:val="single" w:sz="4" w:space="0" w:color="auto"/>
+              <w:right w:val="single" w:sz="4" w:space="0" w:color="auto"/>
+            </w:tcBorders>
+            <w:hideMark/>
+          </w:tcPr>
+          <w:p>
+            <w:pPr>
+              <w:keepLines/>
+              <w:widowControl w:val="0"/>
+              <w:spacing w:after="0" w:line="240" w:lineRule="auto"/>
+            </w:pPr>
+            <w:r>
+              <w:t>Szűrés márkára</w:t>
+            </w:r>
+          </w:p>
+        </w:tc>
+        <w:tc>
+          <w:tcPr>
+            <w:tcW w:w="2207" w:type="dxa"/>
+            <w:tcBorders>
+              <w:top w:val="single" w:sz="4" w:space="0" w:color="auto"/>
+              <w:left w:val="single" w:sz="4" w:space="0" w:color="auto"/>
+              <w:bottom w:val="single" w:sz="4" w:space="0" w:color="auto"/>
+              <w:right w:val="single" w:sz="4" w:space="0" w:color="auto"/>
+            </w:tcBorders>
+            <w:hideMark/>
+          </w:tcPr>
+          <w:p>
+            <w:pPr>
+              <w:keepLines/>
+              <w:widowControl w:val="0"/>
+              <w:spacing w:after="0" w:line="240" w:lineRule="auto"/>
+            </w:pPr>
+            <w:r>
+              <w:t>1. Navigálás /</w:t>
+            </w:r>
+            <w:proofErr w:type="spellStart"/>
+            <w:r>
+              <w:t>kereses</w:t>
+            </w:r>
+            <w:proofErr w:type="spellEnd"/>
+            <w:r>
+              <w:t xml:space="preserve"> oldalra. 2. Márka kiválasztása a </w:t>
+            </w:r>
+            <w:proofErr w:type="spellStart"/>
+            <w:r>
+              <w:t>sidebar-on</w:t>
+            </w:r>
+            <w:proofErr w:type="spellEnd"/>
+            <w:r>
+              <w:t>. 3. "Szűrés" gomb</w:t>
+            </w:r>
+          </w:p>
+        </w:tc>
+        <w:tc>
+          <w:tcPr>
+            <w:tcW w:w="1695" w:type="dxa"/>
+            <w:tcBorders>
+              <w:top w:val="single" w:sz="4" w:space="0" w:color="auto"/>
+              <w:left w:val="single" w:sz="4" w:space="0" w:color="auto"/>
+              <w:bottom w:val="single" w:sz="4" w:space="0" w:color="auto"/>
+              <w:right w:val="single" w:sz="4" w:space="0" w:color="auto"/>
+            </w:tcBorders>
+            <w:hideMark/>
+          </w:tcPr>
+          <w:p>
+            <w:pPr>
+              <w:keepLines/>
+              <w:widowControl w:val="0"/>
+              <w:spacing w:after="0" w:line="240" w:lineRule="auto"/>
+            </w:pPr>
+            <w:r>
+              <w:t>A találati lista csak a kiválasztott márkájú parfümöket tartalmazza.</w:t>
+            </w:r>
+          </w:p>
+        </w:tc>
+        <w:tc>
+          <w:tcPr>
+            <w:tcW w:w="1459" w:type="dxa"/>
+            <w:tcBorders>
+              <w:top w:val="single" w:sz="4" w:space="0" w:color="auto"/>
+              <w:left w:val="single" w:sz="4" w:space="0" w:color="auto"/>
+              <w:bottom w:val="single" w:sz="4" w:space="0" w:color="auto"/>
+              <w:right w:val="single" w:sz="4" w:space="0" w:color="auto"/>
+            </w:tcBorders>
+            <w:hideMark/>
+          </w:tcPr>
+          <w:p>
+            <w:pPr>
+              <w:keepLines/>
+              <w:widowControl w:val="0"/>
+              <w:spacing w:after="0" w:line="240" w:lineRule="auto"/>
+            </w:pPr>
+            <w:proofErr w:type="spellStart"/>
+            <w:r>
+              <w:t>Pass</w:t>
+            </w:r>
+            <w:proofErr w:type="spellEnd"/>
+          </w:p>
+        </w:tc>
+        <w:tc>
+          <w:tcPr>
+            <w:tcW w:w="1625" w:type="dxa"/>
+            <w:tcBorders>
+              <w:top w:val="single" w:sz="4" w:space="0" w:color="auto"/>
+              <w:left w:val="single" w:sz="4" w:space="0" w:color="auto"/>
+              <w:bottom w:val="single" w:sz="4" w:space="0" w:color="auto"/>
+              <w:right w:val="single" w:sz="4" w:space="0" w:color="auto"/>
+            </w:tcBorders>
+          </w:tcPr>
+          <w:p>
+            <w:pPr>
+              <w:keepLines/>
+              <w:widowControl w:val="0"/>
+              <w:spacing w:after="0" w:line="240" w:lineRule="auto"/>
+            </w:pPr>
+          </w:p>
+        </w:tc>
+      </w:tr>
+      <w:tr>
+        <w:tc>
+          <w:tcPr>
+            <w:tcW w:w="1413" w:type="dxa"/>
+            <w:tcBorders>
+              <w:top w:val="single" w:sz="4" w:space="0" w:color="auto"/>
+              <w:left w:val="single" w:sz="4" w:space="0" w:color="auto"/>
+              <w:bottom w:val="single" w:sz="4" w:space="0" w:color="auto"/>
+              <w:right w:val="single" w:sz="4" w:space="0" w:color="auto"/>
+            </w:tcBorders>
+            <w:hideMark/>
+          </w:tcPr>
+          <w:p>
+            <w:pPr>
+              <w:keepLines/>
+              <w:widowControl w:val="0"/>
+              <w:spacing w:after="0" w:line="240" w:lineRule="auto"/>
+            </w:pPr>
+            <w:r>
+              <w:t>TC-SEARCH-03</w:t>
+            </w:r>
+          </w:p>
+        </w:tc>
+        <w:tc>
+          <w:tcPr>
+            <w:tcW w:w="1912" w:type="dxa"/>
+            <w:tcBorders>
+              <w:top w:val="single" w:sz="4" w:space="0" w:color="auto"/>
+              <w:left w:val="single" w:sz="4" w:space="0" w:color="auto"/>
+              <w:bottom w:val="single" w:sz="4" w:space="0" w:color="auto"/>
+              <w:right w:val="single" w:sz="4" w:space="0" w:color="auto"/>
+            </w:tcBorders>
+            <w:hideMark/>
+          </w:tcPr>
+          <w:p>
+            <w:pPr>
+              <w:keepLines/>
+              <w:widowControl w:val="0"/>
+              <w:spacing w:after="0" w:line="240" w:lineRule="auto"/>
+            </w:pPr>
+            <w:r>
+              <w:t>Szűrés jegyre</w:t>
+            </w:r>
+          </w:p>
+        </w:tc>
+        <w:tc>
+          <w:tcPr>
+            <w:tcW w:w="2207" w:type="dxa"/>
+            <w:tcBorders>
+              <w:top w:val="single" w:sz="4" w:space="0" w:color="auto"/>
+              <w:left w:val="single" w:sz="4" w:space="0" w:color="auto"/>
+              <w:bottom w:val="single" w:sz="4" w:space="0" w:color="auto"/>
+              <w:right w:val="single" w:sz="4" w:space="0" w:color="auto"/>
+            </w:tcBorders>
+            <w:hideMark/>
+          </w:tcPr>
+          <w:p>
+            <w:pPr>
+              <w:keepLines/>
+              <w:widowControl w:val="0"/>
+              <w:spacing w:after="0" w:line="240" w:lineRule="auto"/>
+            </w:pPr>
+            <w:r>
+              <w:t>1. Navigálás /</w:t>
+            </w:r>
+            <w:proofErr w:type="spellStart"/>
+            <w:r>
+              <w:t>kereses</w:t>
+            </w:r>
+            <w:proofErr w:type="spellEnd"/>
+            <w:r>
+              <w:t xml:space="preserve"> oldalra. 2. Illatjegy kiválasztása a </w:t>
+            </w:r>
+            <w:proofErr w:type="spellStart"/>
+            <w:r>
+              <w:t>sidebar-on</w:t>
+            </w:r>
+            <w:proofErr w:type="spellEnd"/>
+            <w:r>
+              <w:t>. 3. "Szűrés" gomb.</w:t>
+            </w:r>
+          </w:p>
+        </w:tc>
+        <w:tc>
+          <w:tcPr>
+            <w:tcW w:w="1695" w:type="dxa"/>
+            <w:tcBorders>
+              <w:top w:val="single" w:sz="4" w:space="0" w:color="auto"/>
+              <w:left w:val="single" w:sz="4" w:space="0" w:color="auto"/>
+              <w:bottom w:val="single" w:sz="4" w:space="0" w:color="auto"/>
+              <w:right w:val="single" w:sz="4" w:space="0" w:color="auto"/>
+            </w:tcBorders>
+            <w:hideMark/>
+          </w:tcPr>
+          <w:p>
+            <w:pPr>
+              <w:keepLines/>
+              <w:widowControl w:val="0"/>
+              <w:spacing w:after="0" w:line="240" w:lineRule="auto"/>
+            </w:pPr>
+            <w:r>
+              <w:t>A találati lista csak azokat a parfümöket tartalmazza, amelyek rendelkeznek a kiválasztott illatjeggyel.</w:t>
+            </w:r>
+          </w:p>
+        </w:tc>
+        <w:tc>
+          <w:tcPr>
+            <w:tcW w:w="1459" w:type="dxa"/>
+            <w:tcBorders>
+              <w:top w:val="single" w:sz="4" w:space="0" w:color="auto"/>
+              <w:left w:val="single" w:sz="4" w:space="0" w:color="auto"/>
+              <w:bottom w:val="single" w:sz="4" w:space="0" w:color="auto"/>
+              <w:right w:val="single" w:sz="4" w:space="0" w:color="auto"/>
+            </w:tcBorders>
+            <w:hideMark/>
+          </w:tcPr>
+          <w:p>
+            <w:pPr>
+              <w:keepLines/>
+              <w:widowControl w:val="0"/>
+              <w:spacing w:after="0" w:line="240" w:lineRule="auto"/>
+            </w:pPr>
+            <w:proofErr w:type="spellStart"/>
+            <w:r>
+              <w:t>Pass</w:t>
+            </w:r>
+            <w:proofErr w:type="spellEnd"/>
+          </w:p>
+        </w:tc>
+        <w:tc>
+          <w:tcPr>
+            <w:tcW w:w="1625" w:type="dxa"/>
+            <w:tcBorders>
+              <w:top w:val="single" w:sz="4" w:space="0" w:color="auto"/>
+              <w:left w:val="single" w:sz="4" w:space="0" w:color="auto"/>
+              <w:bottom w:val="single" w:sz="4" w:space="0" w:color="auto"/>
+              <w:right w:val="single" w:sz="4" w:space="0" w:color="auto"/>
+            </w:tcBorders>
+          </w:tcPr>
+          <w:p>
+            <w:pPr>
+              <w:keepLines/>
+              <w:widowControl w:val="0"/>
+              <w:spacing w:after="0" w:line="240" w:lineRule="auto"/>
+            </w:pPr>
+          </w:p>
+        </w:tc>
+      </w:tr>
+      <w:tr>
+        <w:tc>
+          <w:tcPr>
+            <w:tcW w:w="1413" w:type="dxa"/>
+            <w:tcBorders>
+              <w:top w:val="single" w:sz="4" w:space="0" w:color="auto"/>
+              <w:left w:val="single" w:sz="4" w:space="0" w:color="auto"/>
+              <w:bottom w:val="single" w:sz="4" w:space="0" w:color="auto"/>
+              <w:right w:val="single" w:sz="4" w:space="0" w:color="auto"/>
+            </w:tcBorders>
+            <w:hideMark/>
+          </w:tcPr>
+          <w:p>
+            <w:pPr>
+              <w:keepLines/>
+              <w:widowControl w:val="0"/>
+              <w:spacing w:after="0" w:line="240" w:lineRule="auto"/>
+            </w:pPr>
+            <w:r>
+              <w:t>TC-SEARCH-04</w:t>
+            </w:r>
+          </w:p>
+        </w:tc>
+        <w:tc>
+          <w:tcPr>
+            <w:tcW w:w="1912" w:type="dxa"/>
+            <w:tcBorders>
+              <w:top w:val="single" w:sz="4" w:space="0" w:color="auto"/>
+              <w:left w:val="single" w:sz="4" w:space="0" w:color="auto"/>
+              <w:bottom w:val="single" w:sz="4" w:space="0" w:color="auto"/>
+              <w:right w:val="single" w:sz="4" w:space="0" w:color="auto"/>
+            </w:tcBorders>
+            <w:hideMark/>
+          </w:tcPr>
+          <w:p>
+            <w:pPr>
+              <w:keepLines/>
+              <w:widowControl w:val="0"/>
+              <w:spacing w:after="0" w:line="240" w:lineRule="auto"/>
+            </w:pPr>
+            <w:r>
+              <w:t>Kombinált szűrés</w:t>
+            </w:r>
+          </w:p>
+        </w:tc>
+        <w:tc>
+          <w:tcPr>
+            <w:tcW w:w="2207" w:type="dxa"/>
+            <w:tcBorders>
+              <w:top w:val="single" w:sz="4" w:space="0" w:color="auto"/>
+              <w:left w:val="single" w:sz="4" w:space="0" w:color="auto"/>
+              <w:bottom w:val="single" w:sz="4" w:space="0" w:color="auto"/>
+              <w:right w:val="single" w:sz="4" w:space="0" w:color="auto"/>
+            </w:tcBorders>
+            <w:hideMark/>
+          </w:tcPr>
+          <w:p>
+            <w:pPr>
+              <w:keepLines/>
+              <w:widowControl w:val="0"/>
+              <w:spacing w:after="0" w:line="240" w:lineRule="auto"/>
+            </w:pPr>
+            <w:r>
+              <w:t>1. Navigálás /</w:t>
+            </w:r>
+            <w:proofErr w:type="spellStart"/>
+            <w:r>
+              <w:t>kereses</w:t>
+            </w:r>
+            <w:proofErr w:type="spellEnd"/>
+            <w:r>
+              <w:t xml:space="preserve"> oldalra. 2. Márka, jegy, nem kiválasztása. 3. Rendezés ár szerint. 4. "Szűrés" gomb.</w:t>
+            </w:r>
+          </w:p>
+        </w:tc>
+        <w:tc>
+          <w:tcPr>
+            <w:tcW w:w="1695" w:type="dxa"/>
+            <w:tcBorders>
+              <w:top w:val="single" w:sz="4" w:space="0" w:color="auto"/>
+              <w:left w:val="single" w:sz="4" w:space="0" w:color="auto"/>
+              <w:bottom w:val="single" w:sz="4" w:space="0" w:color="auto"/>
+              <w:right w:val="single" w:sz="4" w:space="0" w:color="auto"/>
+            </w:tcBorders>
+            <w:hideMark/>
+          </w:tcPr>
+          <w:p>
+            <w:pPr>
+              <w:keepLines/>
+              <w:widowControl w:val="0"/>
+              <w:spacing w:after="0" w:line="240" w:lineRule="auto"/>
+            </w:pPr>
+            <w:r>
+              <w:t>A lista a feltételeknek megfelelő parfümöket tartalmazza, ár szerint rendezve.</w:t>
+            </w:r>
+          </w:p>
+        </w:tc>
+        <w:tc>
+          <w:tcPr>
+            <w:tcW w:w="1459" w:type="dxa"/>
+            <w:tcBorders>
+              <w:top w:val="single" w:sz="4" w:space="0" w:color="auto"/>
+              <w:left w:val="single" w:sz="4" w:space="0" w:color="auto"/>
+              <w:bottom w:val="single" w:sz="4" w:space="0" w:color="auto"/>
+              <w:right w:val="single" w:sz="4" w:space="0" w:color="auto"/>
+            </w:tcBorders>
+            <w:hideMark/>
+          </w:tcPr>
+          <w:p>
+            <w:pPr>
+              <w:keepLines/>
+              <w:widowControl w:val="0"/>
+              <w:spacing w:after="0" w:line="240" w:lineRule="auto"/>
+            </w:pPr>
+            <w:proofErr w:type="spellStart"/>
+            <w:r>
+              <w:t>Pass</w:t>
+            </w:r>
+            <w:proofErr w:type="spellEnd"/>
+          </w:p>
+        </w:tc>
+        <w:tc>
+          <w:tcPr>
+            <w:tcW w:w="1625" w:type="dxa"/>
+            <w:tcBorders>
+              <w:top w:val="single" w:sz="4" w:space="0" w:color="auto"/>
+              <w:left w:val="single" w:sz="4" w:space="0" w:color="auto"/>
+              <w:bottom w:val="single" w:sz="4" w:space="0" w:color="auto"/>
+              <w:right w:val="single" w:sz="4" w:space="0" w:color="auto"/>
+            </w:tcBorders>
+          </w:tcPr>
+          <w:p>
+            <w:pPr>
+              <w:keepLines/>
+              <w:widowControl w:val="0"/>
+              <w:spacing w:after="0" w:line="240" w:lineRule="auto"/>
+            </w:pPr>
+          </w:p>
+        </w:tc>
+      </w:tr>
+      <w:tr>
+        <w:tc>
+          <w:tcPr>
+            <w:tcW w:w="1413" w:type="dxa"/>
+            <w:tcBorders>
+              <w:top w:val="single" w:sz="4" w:space="0" w:color="auto"/>
+              <w:left w:val="single" w:sz="4" w:space="0" w:color="auto"/>
+              <w:bottom w:val="single" w:sz="4" w:space="0" w:color="auto"/>
+              <w:right w:val="single" w:sz="4" w:space="0" w:color="auto"/>
+            </w:tcBorders>
+            <w:hideMark/>
+          </w:tcPr>
+          <w:p>
+            <w:pPr>
+              <w:keepLines/>
+              <w:widowControl w:val="0"/>
+              <w:spacing w:after="0" w:line="240" w:lineRule="auto"/>
+            </w:pPr>
+            <w:r>
+              <w:lastRenderedPageBreak/>
+              <w:t>TC-SEARCH-05</w:t>
+            </w:r>
+          </w:p>
+        </w:tc>
+        <w:tc>
+          <w:tcPr>
+            <w:tcW w:w="1912" w:type="dxa"/>
+            <w:tcBorders>
+              <w:top w:val="single" w:sz="4" w:space="0" w:color="auto"/>
+              <w:left w:val="single" w:sz="4" w:space="0" w:color="auto"/>
+              <w:bottom w:val="single" w:sz="4" w:space="0" w:color="auto"/>
+              <w:right w:val="single" w:sz="4" w:space="0" w:color="auto"/>
+            </w:tcBorders>
+            <w:hideMark/>
+          </w:tcPr>
+          <w:tbl>
+            <w:tblPr>
+              <w:tblW w:w="0" w:type="auto"/>
+              <w:tblCellSpacing w:w="15" w:type="dxa"/>
+              <w:tblLook w:val="04A0" w:firstRow="1" w:lastRow="0" w:firstColumn="1" w:lastColumn="0" w:noHBand="0" w:noVBand="1"/>
+            </w:tblPr>
+            <w:tblGrid>
+              <w:gridCol w:w="81"/>
+              <w:gridCol w:w="1215"/>
+            </w:tblGrid>
+            <w:tr>
+              <w:trPr>
+                <w:tblCellSpacing w:w="15" w:type="dxa"/>
+              </w:trPr>
+              <w:tc>
+                <w:tcPr>
+                  <w:tcW w:w="0" w:type="auto"/>
+                  <w:tcMar>
+                    <w:top w:w="15" w:type="dxa"/>
+                    <w:left w:w="15" w:type="dxa"/>
+                    <w:bottom w:w="15" w:type="dxa"/>
+                    <w:right w:w="15" w:type="dxa"/>
+                  </w:tcMar>
+                  <w:vAlign w:val="center"/>
+                  <w:hideMark/>
+                </w:tcPr>
+                <w:p>
+                  <w:pPr>
+                    <w:keepLines/>
+                    <w:framePr w:hSpace="141" w:wrap="around" w:vAnchor="text" w:hAnchor="margin" w:xAlign="center" w:y="-1416"/>
+                    <w:widowControl w:val="0"/>
+                  </w:pPr>
+                </w:p>
+              </w:tc>
+              <w:tc>
+                <w:tcPr>
+                  <w:tcW w:w="0" w:type="auto"/>
+                  <w:tcMar>
+                    <w:top w:w="15" w:type="dxa"/>
+                    <w:left w:w="15" w:type="dxa"/>
+                    <w:bottom w:w="15" w:type="dxa"/>
+                    <w:right w:w="15" w:type="dxa"/>
+                  </w:tcMar>
+                  <w:vAlign w:val="center"/>
+                  <w:hideMark/>
+                </w:tcPr>
+                <w:p>
+                  <w:pPr>
+                    <w:keepLines/>
+                    <w:framePr w:hSpace="141" w:wrap="around" w:vAnchor="text" w:hAnchor="margin" w:xAlign="center" w:y="-1416"/>
+                    <w:widowControl w:val="0"/>
+                    <w:rPr>
+                      <w:sz w:val="22"/>
+                    </w:rPr>
+                  </w:pPr>
+                  <w:r>
+                    <w:t>Lapozás</w:t>
+                  </w:r>
+                </w:p>
+              </w:tc>
+            </w:tr>
+          </w:tbl>
+          <w:p>
+            <w:pPr>
+              <w:keepLines/>
+              <w:widowControl w:val="0"/>
+              <w:spacing w:after="0" w:line="240" w:lineRule="auto"/>
+            </w:pPr>
+          </w:p>
+        </w:tc>
+        <w:tc>
+          <w:tcPr>
+            <w:tcW w:w="2207" w:type="dxa"/>
+            <w:tcBorders>
+              <w:top w:val="single" w:sz="4" w:space="0" w:color="auto"/>
+              <w:left w:val="single" w:sz="4" w:space="0" w:color="auto"/>
+              <w:bottom w:val="single" w:sz="4" w:space="0" w:color="auto"/>
+              <w:right w:val="single" w:sz="4" w:space="0" w:color="auto"/>
+            </w:tcBorders>
+            <w:hideMark/>
+          </w:tcPr>
+          <w:p>
+            <w:pPr>
+              <w:keepLines/>
+              <w:widowControl w:val="0"/>
+              <w:spacing w:after="0" w:line="240" w:lineRule="auto"/>
+            </w:pPr>
+            <w:r>
+              <w:t>1. /</w:t>
+            </w:r>
+            <w:proofErr w:type="spellStart"/>
+            <w:r>
+              <w:t>kereses</w:t>
+            </w:r>
+            <w:proofErr w:type="spellEnd"/>
+            <w:r>
+              <w:t xml:space="preserve"> oldalon, ha több oldalnyi találat van. 2. Kattintás a "2" oldalszámra. 3. Kattintás a "Következő" gombra.</w:t>
+            </w:r>
+          </w:p>
+        </w:tc>
+        <w:tc>
+          <w:tcPr>
+            <w:tcW w:w="1695" w:type="dxa"/>
+            <w:tcBorders>
+              <w:top w:val="single" w:sz="4" w:space="0" w:color="auto"/>
+              <w:left w:val="single" w:sz="4" w:space="0" w:color="auto"/>
+              <w:bottom w:val="single" w:sz="4" w:space="0" w:color="auto"/>
+              <w:right w:val="single" w:sz="4" w:space="0" w:color="auto"/>
+            </w:tcBorders>
+            <w:hideMark/>
+          </w:tcPr>
+          <w:p>
+            <w:pPr>
+              <w:keepLines/>
+              <w:widowControl w:val="0"/>
+              <w:spacing w:after="0" w:line="240" w:lineRule="auto"/>
+            </w:pPr>
+            <w:r>
+              <w:t>A lista tartalma frissül a megfelelő oldal tartalmával.</w:t>
+            </w:r>
+          </w:p>
+        </w:tc>
+        <w:tc>
+          <w:tcPr>
+            <w:tcW w:w="1459" w:type="dxa"/>
+            <w:tcBorders>
+              <w:top w:val="single" w:sz="4" w:space="0" w:color="auto"/>
+              <w:left w:val="single" w:sz="4" w:space="0" w:color="auto"/>
+              <w:bottom w:val="single" w:sz="4" w:space="0" w:color="auto"/>
+              <w:right w:val="single" w:sz="4" w:space="0" w:color="auto"/>
+            </w:tcBorders>
+            <w:hideMark/>
+          </w:tcPr>
+          <w:p>
+            <w:pPr>
+              <w:keepLines/>
+              <w:widowControl w:val="0"/>
+              <w:spacing w:after="0" w:line="240" w:lineRule="auto"/>
+            </w:pPr>
+            <w:proofErr w:type="spellStart"/>
+            <w:r>
+              <w:t>Pass</w:t>
+            </w:r>
+            <w:proofErr w:type="spellEnd"/>
+          </w:p>
+        </w:tc>
+        <w:tc>
+          <w:tcPr>
+            <w:tcW w:w="1625" w:type="dxa"/>
+            <w:tcBorders>
+              <w:top w:val="single" w:sz="4" w:space="0" w:color="auto"/>
+              <w:left w:val="single" w:sz="4" w:space="0" w:color="auto"/>
+              <w:bottom w:val="single" w:sz="4" w:space="0" w:color="auto"/>
+              <w:right w:val="single" w:sz="4" w:space="0" w:color="auto"/>
+            </w:tcBorders>
+          </w:tcPr>
+          <w:p>
+            <w:pPr>
+              <w:keepLines/>
+              <w:widowControl w:val="0"/>
+              <w:spacing w:after="0" w:line="240" w:lineRule="auto"/>
+            </w:pPr>
+          </w:p>
+        </w:tc>
+      </w:tr>
+      <w:tr>
+        <w:tc>
+          <w:tcPr>
+            <w:tcW w:w="1413" w:type="dxa"/>
+            <w:tcBorders>
+              <w:top w:val="single" w:sz="4" w:space="0" w:color="auto"/>
+              <w:left w:val="single" w:sz="4" w:space="0" w:color="auto"/>
+              <w:bottom w:val="single" w:sz="4" w:space="0" w:color="auto"/>
+              <w:right w:val="single" w:sz="4" w:space="0" w:color="auto"/>
+            </w:tcBorders>
+            <w:hideMark/>
+          </w:tcPr>
+          <w:p>
+            <w:pPr>
+              <w:keepLines/>
+              <w:widowControl w:val="0"/>
+              <w:spacing w:after="0" w:line="240" w:lineRule="auto"/>
+            </w:pPr>
+            <w:r>
+              <w:t>TC-DETAIL-01</w:t>
+            </w:r>
+          </w:p>
+        </w:tc>
+        <w:tc>
+          <w:tcPr>
+            <w:tcW w:w="1912" w:type="dxa"/>
+            <w:tcBorders>
+              <w:top w:val="single" w:sz="4" w:space="0" w:color="auto"/>
+              <w:left w:val="single" w:sz="4" w:space="0" w:color="auto"/>
+              <w:bottom w:val="single" w:sz="4" w:space="0" w:color="auto"/>
+              <w:right w:val="single" w:sz="4" w:space="0" w:color="auto"/>
+            </w:tcBorders>
+            <w:hideMark/>
+          </w:tcPr>
+          <w:p>
+            <w:pPr>
+              <w:keepLines/>
+              <w:widowControl w:val="0"/>
+              <w:spacing w:after="0" w:line="240" w:lineRule="auto"/>
+            </w:pPr>
+            <w:r>
+              <w:t>Adatlap megtekint.</w:t>
+            </w:r>
+          </w:p>
+        </w:tc>
+        <w:tc>
+          <w:tcPr>
+            <w:tcW w:w="2207" w:type="dxa"/>
+            <w:tcBorders>
+              <w:top w:val="single" w:sz="4" w:space="0" w:color="auto"/>
+              <w:left w:val="single" w:sz="4" w:space="0" w:color="auto"/>
+              <w:bottom w:val="single" w:sz="4" w:space="0" w:color="auto"/>
+              <w:right w:val="single" w:sz="4" w:space="0" w:color="auto"/>
+            </w:tcBorders>
+            <w:hideMark/>
+          </w:tcPr>
+          <w:p>
+            <w:pPr>
+              <w:keepLines/>
+              <w:widowControl w:val="0"/>
+              <w:spacing w:after="0" w:line="240" w:lineRule="auto"/>
+            </w:pPr>
+            <w:r>
+              <w:t>1. Kattintás egy parfüm kártyára a listában.</w:t>
+            </w:r>
+          </w:p>
+        </w:tc>
+        <w:tc>
+          <w:tcPr>
+            <w:tcW w:w="1695" w:type="dxa"/>
+            <w:tcBorders>
+              <w:top w:val="single" w:sz="4" w:space="0" w:color="auto"/>
+              <w:left w:val="single" w:sz="4" w:space="0" w:color="auto"/>
+              <w:bottom w:val="single" w:sz="4" w:space="0" w:color="auto"/>
+              <w:right w:val="single" w:sz="4" w:space="0" w:color="auto"/>
+            </w:tcBorders>
+            <w:hideMark/>
+          </w:tcPr>
+          <w:p>
+            <w:pPr>
+              <w:keepLines/>
+              <w:widowControl w:val="0"/>
+              <w:spacing w:after="0" w:line="240" w:lineRule="auto"/>
+            </w:pPr>
+            <w:r>
+              <w:t xml:space="preserve">Megjelenik a parfüm részletes adatlapja </w:t>
+            </w:r>
+          </w:p>
+        </w:tc>
+        <w:tc>
+          <w:tcPr>
+            <w:tcW w:w="1459" w:type="dxa"/>
+            <w:tcBorders>
+              <w:top w:val="single" w:sz="4" w:space="0" w:color="auto"/>
+              <w:left w:val="single" w:sz="4" w:space="0" w:color="auto"/>
+              <w:bottom w:val="single" w:sz="4" w:space="0" w:color="auto"/>
+              <w:right w:val="single" w:sz="4" w:space="0" w:color="auto"/>
+            </w:tcBorders>
+            <w:hideMark/>
+          </w:tcPr>
+          <w:p>
+            <w:pPr>
+              <w:keepLines/>
+              <w:widowControl w:val="0"/>
+              <w:spacing w:after="0" w:line="240" w:lineRule="auto"/>
+            </w:pPr>
+            <w:proofErr w:type="spellStart"/>
+            <w:r>
+              <w:t>Pass</w:t>
+            </w:r>
+            <w:proofErr w:type="spellEnd"/>
+          </w:p>
+        </w:tc>
+        <w:tc>
+          <w:tcPr>
+            <w:tcW w:w="1625" w:type="dxa"/>
+            <w:tcBorders>
+              <w:top w:val="single" w:sz="4" w:space="0" w:color="auto"/>
+              <w:left w:val="single" w:sz="4" w:space="0" w:color="auto"/>
+              <w:bottom w:val="single" w:sz="4" w:space="0" w:color="auto"/>
+              <w:right w:val="single" w:sz="4" w:space="0" w:color="auto"/>
+            </w:tcBorders>
+          </w:tcPr>
+          <w:p>
+            <w:pPr>
+              <w:keepLines/>
+              <w:widowControl w:val="0"/>
+              <w:spacing w:after="0" w:line="240" w:lineRule="auto"/>
+            </w:pPr>
+          </w:p>
+        </w:tc>
+      </w:tr>
+      <w:tr>
+        <w:tc>
+          <w:tcPr>
+            <w:tcW w:w="1413" w:type="dxa"/>
+            <w:tcBorders>
+              <w:top w:val="single" w:sz="4" w:space="0" w:color="auto"/>
+              <w:left w:val="single" w:sz="4" w:space="0" w:color="auto"/>
+              <w:bottom w:val="single" w:sz="4" w:space="0" w:color="auto"/>
+              <w:right w:val="single" w:sz="4" w:space="0" w:color="auto"/>
+            </w:tcBorders>
+            <w:hideMark/>
+          </w:tcPr>
+          <w:p>
+            <w:pPr>
+              <w:keepLines/>
+              <w:widowControl w:val="0"/>
+              <w:spacing w:after="0" w:line="240" w:lineRule="auto"/>
+            </w:pPr>
+            <w:r>
+              <w:t>TC-FAV-01</w:t>
+            </w:r>
+          </w:p>
+        </w:tc>
+        <w:tc>
+          <w:tcPr>
+            <w:tcW w:w="1912" w:type="dxa"/>
+            <w:tcBorders>
+              <w:top w:val="single" w:sz="4" w:space="0" w:color="auto"/>
+              <w:left w:val="single" w:sz="4" w:space="0" w:color="auto"/>
+              <w:bottom w:val="single" w:sz="4" w:space="0" w:color="auto"/>
+              <w:right w:val="single" w:sz="4" w:space="0" w:color="auto"/>
+            </w:tcBorders>
+            <w:hideMark/>
+          </w:tcPr>
+          <w:p>
+            <w:pPr>
+              <w:keepLines/>
+              <w:widowControl w:val="0"/>
+              <w:spacing w:after="0" w:line="240" w:lineRule="auto"/>
+            </w:pPr>
+            <w:r>
+              <w:t>Kedvenc hozzáadása</w:t>
+            </w:r>
+          </w:p>
+        </w:tc>
+        <w:tc>
+          <w:tcPr>
+            <w:tcW w:w="2207" w:type="dxa"/>
+            <w:tcBorders>
+              <w:top w:val="single" w:sz="4" w:space="0" w:color="auto"/>
+              <w:left w:val="single" w:sz="4" w:space="0" w:color="auto"/>
+              <w:bottom w:val="single" w:sz="4" w:space="0" w:color="auto"/>
+              <w:right w:val="single" w:sz="4" w:space="0" w:color="auto"/>
+            </w:tcBorders>
+            <w:hideMark/>
+          </w:tcPr>
+          <w:p>
+            <w:pPr>
+              <w:keepLines/>
+              <w:widowControl w:val="0"/>
+              <w:spacing w:after="0" w:line="240" w:lineRule="auto"/>
+            </w:pPr>
+            <w:r>
+              <w:t>1. Bejelentkezett állapot. 2. Parfüm adatlapon/kártyán szív ikonra kattintás (ha nem kedvenc).</w:t>
+            </w:r>
+          </w:p>
+        </w:tc>
+        <w:tc>
+          <w:tcPr>
+            <w:tcW w:w="1695" w:type="dxa"/>
+            <w:tcBorders>
+              <w:top w:val="single" w:sz="4" w:space="0" w:color="auto"/>
+              <w:left w:val="single" w:sz="4" w:space="0" w:color="auto"/>
+              <w:bottom w:val="single" w:sz="4" w:space="0" w:color="auto"/>
+              <w:right w:val="single" w:sz="4" w:space="0" w:color="auto"/>
+            </w:tcBorders>
+            <w:hideMark/>
+          </w:tcPr>
+          <w:p>
+            <w:pPr>
+              <w:keepLines/>
+              <w:widowControl w:val="0"/>
+              <w:spacing w:after="0" w:line="240" w:lineRule="auto"/>
+            </w:pPr>
+            <w:r>
+              <w:t>Az ikon aktívvá válik. A /kedvencek oldalon megjelenik a parfüm.</w:t>
+            </w:r>
+          </w:p>
+        </w:tc>
+        <w:tc>
+          <w:tcPr>
+            <w:tcW w:w="1459" w:type="dxa"/>
+            <w:tcBorders>
+              <w:top w:val="single" w:sz="4" w:space="0" w:color="auto"/>
+              <w:left w:val="single" w:sz="4" w:space="0" w:color="auto"/>
+              <w:bottom w:val="single" w:sz="4" w:space="0" w:color="auto"/>
+              <w:right w:val="single" w:sz="4" w:space="0" w:color="auto"/>
+            </w:tcBorders>
+            <w:hideMark/>
+          </w:tcPr>
+          <w:p>
+            <w:pPr>
+              <w:keepLines/>
+              <w:widowControl w:val="0"/>
+              <w:spacing w:after="0" w:line="240" w:lineRule="auto"/>
+            </w:pPr>
+            <w:proofErr w:type="spellStart"/>
+            <w:r>
+              <w:t>Pass</w:t>
+            </w:r>
+            <w:proofErr w:type="spellEnd"/>
+          </w:p>
+        </w:tc>
+        <w:tc>
+          <w:tcPr>
+            <w:tcW w:w="1625" w:type="dxa"/>
+            <w:tcBorders>
+              <w:top w:val="single" w:sz="4" w:space="0" w:color="auto"/>
+              <w:left w:val="single" w:sz="4" w:space="0" w:color="auto"/>
+              <w:bottom w:val="single" w:sz="4" w:space="0" w:color="auto"/>
+              <w:right w:val="single" w:sz="4" w:space="0" w:color="auto"/>
+            </w:tcBorders>
+          </w:tcPr>
+          <w:p>
+            <w:pPr>
+              <w:keepLines/>
+              <w:widowControl w:val="0"/>
+              <w:spacing w:after="0" w:line="240" w:lineRule="auto"/>
+            </w:pPr>
+          </w:p>
+        </w:tc>
+      </w:tr>
+      <w:tr>
+        <w:tc>
+          <w:tcPr>
+            <w:tcW w:w="1413" w:type="dxa"/>
+            <w:tcBorders>
+              <w:top w:val="single" w:sz="4" w:space="0" w:color="auto"/>
+              <w:left w:val="single" w:sz="4" w:space="0" w:color="auto"/>
+              <w:bottom w:val="single" w:sz="4" w:space="0" w:color="auto"/>
+              <w:right w:val="single" w:sz="4" w:space="0" w:color="auto"/>
+            </w:tcBorders>
+            <w:hideMark/>
+          </w:tcPr>
+          <w:p>
+            <w:pPr>
+              <w:keepLines/>
+              <w:widowControl w:val="0"/>
+              <w:spacing w:after="0" w:line="240" w:lineRule="auto"/>
+            </w:pPr>
+            <w:r>
+              <w:t>TC-FAV-02</w:t>
+            </w:r>
+          </w:p>
+        </w:tc>
+        <w:tc>
+          <w:tcPr>
+            <w:tcW w:w="1912" w:type="dxa"/>
+            <w:tcBorders>
+              <w:top w:val="single" w:sz="4" w:space="0" w:color="auto"/>
+              <w:left w:val="single" w:sz="4" w:space="0" w:color="auto"/>
+              <w:bottom w:val="single" w:sz="4" w:space="0" w:color="auto"/>
+              <w:right w:val="single" w:sz="4" w:space="0" w:color="auto"/>
+            </w:tcBorders>
+            <w:hideMark/>
+          </w:tcPr>
+          <w:p>
+            <w:pPr>
+              <w:keepLines/>
+              <w:widowControl w:val="0"/>
+              <w:spacing w:after="0" w:line="240" w:lineRule="auto"/>
+            </w:pPr>
+            <w:r>
+              <w:t>Kedvenc törlése</w:t>
+            </w:r>
+          </w:p>
+        </w:tc>
+        <w:tc>
+          <w:tcPr>
+            <w:tcW w:w="2207" w:type="dxa"/>
+            <w:tcBorders>
+              <w:top w:val="single" w:sz="4" w:space="0" w:color="auto"/>
+              <w:left w:val="single" w:sz="4" w:space="0" w:color="auto"/>
+              <w:bottom w:val="single" w:sz="4" w:space="0" w:color="auto"/>
+              <w:right w:val="single" w:sz="4" w:space="0" w:color="auto"/>
+            </w:tcBorders>
+            <w:hideMark/>
+          </w:tcPr>
+          <w:p>
+            <w:pPr>
+              <w:keepLines/>
+              <w:widowControl w:val="0"/>
+              <w:spacing w:after="0" w:line="240" w:lineRule="auto"/>
+            </w:pPr>
+            <w:r>
+              <w:t>1. Bejelentkezett állapot. 2. Parfüm adatlapon/kártyán szív ikonra kattintás (ha kedvenc).</w:t>
+            </w:r>
+          </w:p>
+        </w:tc>
+        <w:tc>
+          <w:tcPr>
+            <w:tcW w:w="1695" w:type="dxa"/>
+            <w:tcBorders>
+              <w:top w:val="single" w:sz="4" w:space="0" w:color="auto"/>
+              <w:left w:val="single" w:sz="4" w:space="0" w:color="auto"/>
+              <w:bottom w:val="single" w:sz="4" w:space="0" w:color="auto"/>
+              <w:right w:val="single" w:sz="4" w:space="0" w:color="auto"/>
+            </w:tcBorders>
+            <w:hideMark/>
+          </w:tcPr>
+          <w:p>
+            <w:pPr>
+              <w:keepLines/>
+              <w:widowControl w:val="0"/>
+              <w:spacing w:after="0" w:line="240" w:lineRule="auto"/>
+            </w:pPr>
+            <w:r>
+              <w:t>Az ikon inaktívvá válik. A /kedvencek oldalon eltűnik a parfüm.</w:t>
+            </w:r>
+          </w:p>
+        </w:tc>
+        <w:tc>
+          <w:tcPr>
+            <w:tcW w:w="1459" w:type="dxa"/>
+            <w:tcBorders>
+              <w:top w:val="single" w:sz="4" w:space="0" w:color="auto"/>
+              <w:left w:val="single" w:sz="4" w:space="0" w:color="auto"/>
+              <w:bottom w:val="single" w:sz="4" w:space="0" w:color="auto"/>
+              <w:right w:val="single" w:sz="4" w:space="0" w:color="auto"/>
+            </w:tcBorders>
+            <w:hideMark/>
+          </w:tcPr>
+          <w:p>
+            <w:pPr>
+              <w:keepLines/>
+              <w:widowControl w:val="0"/>
+              <w:spacing w:after="0" w:line="240" w:lineRule="auto"/>
+            </w:pPr>
+            <w:proofErr w:type="spellStart"/>
+            <w:r>
+              <w:t>Pass</w:t>
+            </w:r>
+            <w:proofErr w:type="spellEnd"/>
+          </w:p>
+        </w:tc>
+        <w:tc>
+          <w:tcPr>
+            <w:tcW w:w="1625" w:type="dxa"/>
+            <w:tcBorders>
+              <w:top w:val="single" w:sz="4" w:space="0" w:color="auto"/>
+              <w:left w:val="single" w:sz="4" w:space="0" w:color="auto"/>
+              <w:bottom w:val="single" w:sz="4" w:space="0" w:color="auto"/>
+              <w:right w:val="single" w:sz="4" w:space="0" w:color="auto"/>
+            </w:tcBorders>
+          </w:tcPr>
+          <w:p>
+            <w:pPr>
+              <w:keepLines/>
+              <w:widowControl w:val="0"/>
+              <w:spacing w:after="0" w:line="240" w:lineRule="auto"/>
+            </w:pPr>
+          </w:p>
+        </w:tc>
+      </w:tr>
+      <w:tr>
+        <w:tc>
+          <w:tcPr>
+            <w:tcW w:w="1413" w:type="dxa"/>
+            <w:tcBorders>
+              <w:top w:val="single" w:sz="4" w:space="0" w:color="auto"/>
+              <w:left w:val="single" w:sz="4" w:space="0" w:color="auto"/>
+              <w:bottom w:val="single" w:sz="4" w:space="0" w:color="auto"/>
+              <w:right w:val="single" w:sz="4" w:space="0" w:color="auto"/>
+            </w:tcBorders>
+            <w:hideMark/>
+          </w:tcPr>
+          <w:p>
+            <w:pPr>
+              <w:keepLines/>
+              <w:widowControl w:val="0"/>
+              <w:spacing w:after="0" w:line="240" w:lineRule="auto"/>
+            </w:pPr>
+            <w:r>
+              <w:t>TC-FAV-03</w:t>
+            </w:r>
+          </w:p>
+        </w:tc>
+        <w:tc>
+          <w:tcPr>
+            <w:tcW w:w="1912" w:type="dxa"/>
+            <w:tcBorders>
+              <w:top w:val="single" w:sz="4" w:space="0" w:color="auto"/>
+              <w:left w:val="single" w:sz="4" w:space="0" w:color="auto"/>
+              <w:bottom w:val="single" w:sz="4" w:space="0" w:color="auto"/>
+              <w:right w:val="single" w:sz="4" w:space="0" w:color="auto"/>
+            </w:tcBorders>
+            <w:hideMark/>
+          </w:tcPr>
+          <w:p>
+            <w:pPr>
+              <w:keepLines/>
+              <w:widowControl w:val="0"/>
+              <w:spacing w:after="0" w:line="240" w:lineRule="auto"/>
+            </w:pPr>
+            <w:r>
+              <w:t>Kedvenc (nem belépve)</w:t>
+            </w:r>
+          </w:p>
+        </w:tc>
+        <w:tc>
+          <w:tcPr>
+            <w:tcW w:w="2207" w:type="dxa"/>
+            <w:tcBorders>
+              <w:top w:val="single" w:sz="4" w:space="0" w:color="auto"/>
+              <w:left w:val="single" w:sz="4" w:space="0" w:color="auto"/>
+              <w:bottom w:val="single" w:sz="4" w:space="0" w:color="auto"/>
+              <w:right w:val="single" w:sz="4" w:space="0" w:color="auto"/>
+            </w:tcBorders>
+            <w:hideMark/>
+          </w:tcPr>
+          <w:p>
+            <w:pPr>
+              <w:keepLines/>
+              <w:widowControl w:val="0"/>
+              <w:spacing w:after="0" w:line="240" w:lineRule="auto"/>
+            </w:pPr>
+            <w:r>
+              <w:t>1. Kijelentkezett állapot. 2. Szív ikonra kattintás.</w:t>
+            </w:r>
+          </w:p>
+        </w:tc>
+        <w:tc>
+          <w:tcPr>
+            <w:tcW w:w="1695" w:type="dxa"/>
+            <w:tcBorders>
+              <w:top w:val="single" w:sz="4" w:space="0" w:color="auto"/>
+              <w:left w:val="single" w:sz="4" w:space="0" w:color="auto"/>
+              <w:bottom w:val="single" w:sz="4" w:space="0" w:color="auto"/>
+              <w:right w:val="single" w:sz="4" w:space="0" w:color="auto"/>
+            </w:tcBorders>
+            <w:hideMark/>
+          </w:tcPr>
+          <w:p>
+            <w:pPr>
+              <w:keepLines/>
+              <w:widowControl w:val="0"/>
+              <w:spacing w:after="0" w:line="240" w:lineRule="auto"/>
+            </w:pPr>
+            <w:r>
+              <w:t>Megjelenik a bejelentkezési figyelmeztető ablak.</w:t>
+            </w:r>
+          </w:p>
+        </w:tc>
+        <w:tc>
+          <w:tcPr>
+            <w:tcW w:w="1459" w:type="dxa"/>
+            <w:tcBorders>
+              <w:top w:val="single" w:sz="4" w:space="0" w:color="auto"/>
+              <w:left w:val="single" w:sz="4" w:space="0" w:color="auto"/>
+              <w:bottom w:val="single" w:sz="4" w:space="0" w:color="auto"/>
+              <w:right w:val="single" w:sz="4" w:space="0" w:color="auto"/>
+            </w:tcBorders>
+            <w:hideMark/>
+          </w:tcPr>
+          <w:p>
+            <w:pPr>
+              <w:keepLines/>
+              <w:widowControl w:val="0"/>
+              <w:spacing w:after="0" w:line="240" w:lineRule="auto"/>
+            </w:pPr>
+            <w:proofErr w:type="spellStart"/>
+            <w:r>
+              <w:t>Pass</w:t>
+            </w:r>
+            <w:proofErr w:type="spellEnd"/>
+          </w:p>
+        </w:tc>
+        <w:tc>
+          <w:tcPr>
+            <w:tcW w:w="1625" w:type="dxa"/>
+            <w:tcBorders>
+              <w:top w:val="single" w:sz="4" w:space="0" w:color="auto"/>
+              <w:left w:val="single" w:sz="4" w:space="0" w:color="auto"/>
+              <w:bottom w:val="single" w:sz="4" w:space="0" w:color="auto"/>
+              <w:right w:val="single" w:sz="4" w:space="0" w:color="auto"/>
+            </w:tcBorders>
+          </w:tcPr>
+          <w:p>
+            <w:pPr>
+              <w:keepLines/>
+              <w:widowControl w:val="0"/>
+              <w:spacing w:after="0" w:line="240" w:lineRule="auto"/>
+            </w:pPr>
+          </w:p>
+        </w:tc>
+      </w:tr>
+      <w:tr>
+        <w:tc>
+          <w:tcPr>
+            <w:tcW w:w="1413" w:type="dxa"/>
+            <w:tcBorders>
+              <w:top w:val="single" w:sz="4" w:space="0" w:color="auto"/>
+              <w:left w:val="single" w:sz="4" w:space="0" w:color="auto"/>
+              <w:bottom w:val="single" w:sz="4" w:space="0" w:color="auto"/>
+              <w:right w:val="single" w:sz="4" w:space="0" w:color="auto"/>
+            </w:tcBorders>
+            <w:hideMark/>
+          </w:tcPr>
+          <w:p>
+            <w:pPr>
+              <w:keepLines/>
+              <w:widowControl w:val="0"/>
+              <w:spacing w:after="0" w:line="240" w:lineRule="auto"/>
+            </w:pPr>
+            <w:r>
+              <w:t>TC-REVIEW-01</w:t>
+            </w:r>
+          </w:p>
+        </w:tc>
+        <w:tc>
+          <w:tcPr>
+            <w:tcW w:w="1912" w:type="dxa"/>
+            <w:tcBorders>
+              <w:top w:val="single" w:sz="4" w:space="0" w:color="auto"/>
+              <w:left w:val="single" w:sz="4" w:space="0" w:color="auto"/>
+              <w:bottom w:val="single" w:sz="4" w:space="0" w:color="auto"/>
+              <w:right w:val="single" w:sz="4" w:space="0" w:color="auto"/>
+            </w:tcBorders>
+            <w:hideMark/>
+          </w:tcPr>
+          <w:p>
+            <w:pPr>
+              <w:keepLines/>
+              <w:widowControl w:val="0"/>
+              <w:spacing w:after="0" w:line="240" w:lineRule="auto"/>
+            </w:pPr>
+            <w:r>
+              <w:t>Értékelés írása</w:t>
+            </w:r>
+          </w:p>
+        </w:tc>
+        <w:tc>
+          <w:tcPr>
+            <w:tcW w:w="2207" w:type="dxa"/>
+            <w:tcBorders>
+              <w:top w:val="single" w:sz="4" w:space="0" w:color="auto"/>
+              <w:left w:val="single" w:sz="4" w:space="0" w:color="auto"/>
+              <w:bottom w:val="single" w:sz="4" w:space="0" w:color="auto"/>
+              <w:right w:val="single" w:sz="4" w:space="0" w:color="auto"/>
+            </w:tcBorders>
+            <w:hideMark/>
+          </w:tcPr>
+          <w:p>
+            <w:pPr>
+              <w:keepLines/>
+              <w:widowControl w:val="0"/>
+              <w:spacing w:after="0" w:line="240" w:lineRule="auto"/>
+            </w:pPr>
+            <w:r>
+              <w:t>1. Bejelentkezett állapot. 2. Parfüm adatlapon űrlap kitöltése (</w:t>
+            </w:r>
+            <w:proofErr w:type="spellStart"/>
+            <w:r>
+              <w:t>pontszámok+szöveg</w:t>
+            </w:r>
+            <w:proofErr w:type="spellEnd"/>
+            <w:r>
+              <w:t>). 3. "Küldés" gomb.</w:t>
+            </w:r>
+          </w:p>
+        </w:tc>
+        <w:tc>
+          <w:tcPr>
+            <w:tcW w:w="1695" w:type="dxa"/>
+            <w:tcBorders>
+              <w:top w:val="single" w:sz="4" w:space="0" w:color="auto"/>
+              <w:left w:val="single" w:sz="4" w:space="0" w:color="auto"/>
+              <w:bottom w:val="single" w:sz="4" w:space="0" w:color="auto"/>
+              <w:right w:val="single" w:sz="4" w:space="0" w:color="auto"/>
+            </w:tcBorders>
+            <w:hideMark/>
+          </w:tcPr>
+          <w:p>
+            <w:pPr>
+              <w:keepLines/>
+              <w:widowControl w:val="0"/>
+              <w:spacing w:after="0" w:line="240" w:lineRule="auto"/>
+            </w:pPr>
+            <w:r>
+              <w:t>Az értékelés megjelenik a listában. Sikerüzenet (opcionális).</w:t>
+            </w:r>
+          </w:p>
+        </w:tc>
+        <w:tc>
+          <w:tcPr>
+            <w:tcW w:w="1459" w:type="dxa"/>
+            <w:tcBorders>
+              <w:top w:val="single" w:sz="4" w:space="0" w:color="auto"/>
+              <w:left w:val="single" w:sz="4" w:space="0" w:color="auto"/>
+              <w:bottom w:val="single" w:sz="4" w:space="0" w:color="auto"/>
+              <w:right w:val="single" w:sz="4" w:space="0" w:color="auto"/>
+            </w:tcBorders>
+            <w:hideMark/>
+          </w:tcPr>
+          <w:p>
+            <w:pPr>
+              <w:keepLines/>
+              <w:widowControl w:val="0"/>
+              <w:spacing w:after="0" w:line="240" w:lineRule="auto"/>
+            </w:pPr>
+            <w:proofErr w:type="spellStart"/>
+            <w:r>
+              <w:t>Pass</w:t>
+            </w:r>
+            <w:proofErr w:type="spellEnd"/>
+          </w:p>
+        </w:tc>
+        <w:tc>
+          <w:tcPr>
+            <w:tcW w:w="1625" w:type="dxa"/>
+            <w:tcBorders>
+              <w:top w:val="single" w:sz="4" w:space="0" w:color="auto"/>
+              <w:left w:val="single" w:sz="4" w:space="0" w:color="auto"/>
+              <w:bottom w:val="single" w:sz="4" w:space="0" w:color="auto"/>
+              <w:right w:val="single" w:sz="4" w:space="0" w:color="auto"/>
+            </w:tcBorders>
+          </w:tcPr>
+          <w:p>
+            <w:pPr>
+              <w:keepLines/>
+              <w:widowControl w:val="0"/>
+              <w:spacing w:after="0" w:line="240" w:lineRule="auto"/>
+            </w:pPr>
+          </w:p>
+        </w:tc>
+      </w:tr>
+    </w:tbl>
+    <w:p/>
     <w:p>
       <w:pPr>
         <w:pStyle w:val="Cmsor1"/>
@@ -23812,6 +26079,18 @@
           <w:shd w:val="clear" w:color="auto" w:fill="FFFFFF"/>
         </w:rPr>
       </w:pPr>
+      <w:r>
+        <w:rPr>
+          <w:rFonts w:cs="Times New Roman"/>
+          <w:b/>
+          <w:bCs/>
+          <w:color w:val="1A1C1E"/>
+          <w:sz w:val="28"/>
+          <w:szCs w:val="28"/>
+          <w:shd w:val="clear" w:color="auto" w:fill="FFFFFF"/>
+        </w:rPr>
+        <w:t>Név</w:t>
+      </w:r>
       <w:r>
         <w:rPr>
           <w:rFonts w:ascii="Arial" w:hAnsi="Arial" w:cs="Arial"/>
@@ -23822,7 +26101,7 @@
           <w:szCs w:val="21"/>
           <w:shd w:val="clear" w:color="auto" w:fill="FFFFFF"/>
         </w:rPr>
-        <w:t>Név:</w:t>
+        <w:t>:</w:t>
       </w:r>
       <w:r>
         <w:rPr>
@@ -23836,10 +26115,11 @@
       </w:r>
       <w:r>
         <w:rPr>
-          <w:rFonts w:ascii="Arial" w:hAnsi="Arial" w:cs="Arial"/>
-          <w:color w:val="1A1C1E"/>
-          <w:sz w:val="21"/>
-          <w:szCs w:val="21"/>
+          <w:rFonts w:cs="Times New Roman"/>
+          <w:b/>
+          <w:color w:val="1A1C1E"/>
+          <w:sz w:val="28"/>
+          <w:szCs w:val="28"/>
           <w:shd w:val="clear" w:color="auto" w:fill="FFFFFF"/>
         </w:rPr>
         <w:t>Laczy Miklós</w:t>
@@ -24065,27 +26345,92 @@
           <w:rFonts w:eastAsiaTheme="majorEastAsia"/>
           <w:color w:val="1A1C1E"/>
         </w:rPr>
-        <w:t xml:space="preserve">Összességében jónak értékelem a munkám és a munkánkat, ez alatt az idő alatt fejlődtem a legtöbbet és tapasztaltam a legtöbbet. </w:t>
-      </w:r>
-    </w:p>
-    <w:p>
-      <w:pPr>
-        <w:pStyle w:val="ng-star-inserted"/>
+        <w:t>Összességében jónak értékelem a munkám és a munkánkat, ez alatt az idő alatt fejlődtem a legtöbbet és tapasztaltam a legtöbbet.</w:t>
+      </w:r>
+    </w:p>
+    <w:p>
+      <w:pPr>
+        <w:pStyle w:val="ng-star-inserted"/>
+        <w:keepNext/>
         <w:shd w:val="clear" w:color="auto" w:fill="FFFFFF"/>
         <w:spacing w:before="120" w:beforeAutospacing="0" w:after="120" w:afterAutospacing="0" w:line="360" w:lineRule="auto"/>
         <w:rPr>
-          <w:rFonts w:eastAsiaTheme="majorEastAsia"/>
-          <w:color w:val="1A1C1E"/>
-        </w:rPr>
-      </w:pPr>
-    </w:p>
-    <w:p>
-      <w:pPr>
-        <w:pageBreakBefore/>
+          <w:rStyle w:val="ng-star-inserted1"/>
+          <w:color w:val="1A1C1E"/>
+        </w:rPr>
+      </w:pPr>
+      <w:r>
+        <w:rPr>
+          <w:rStyle w:val="ng-star-inserted1"/>
+          <w:rFonts w:eastAsiaTheme="majorEastAsia"/>
+          <w:b/>
+          <w:bCs/>
+          <w:color w:val="1A1C1E"/>
+        </w:rPr>
+        <w:lastRenderedPageBreak/>
+        <w:t>4</w:t>
+      </w:r>
+      <w:r>
+        <w:rPr>
+          <w:rStyle w:val="ng-star-inserted1"/>
+          <w:rFonts w:eastAsiaTheme="majorEastAsia"/>
+          <w:b/>
+          <w:bCs/>
+          <w:color w:val="1A1C1E"/>
+        </w:rPr>
+        <w:t xml:space="preserve">. </w:t>
+      </w:r>
+      <w:r>
+        <w:rPr>
+          <w:rStyle w:val="ng-star-inserted1"/>
+          <w:rFonts w:eastAsiaTheme="majorEastAsia"/>
+          <w:b/>
+          <w:bCs/>
+          <w:color w:val="1A1C1E"/>
+        </w:rPr>
+        <w:t>Miben fejlődhetek</w:t>
+      </w:r>
+    </w:p>
+    <w:p>
+      <w:pPr>
+        <w:pStyle w:val="ng-star-inserted"/>
+        <w:shd w:val="clear" w:color="auto" w:fill="FFFFFF"/>
+        <w:spacing w:before="120" w:beforeAutospacing="0" w:after="120" w:afterAutospacing="0" w:line="360" w:lineRule="auto"/>
+        <w:rPr>
+          <w:rFonts w:eastAsiaTheme="majorEastAsia"/>
+          <w:color w:val="1A1C1E"/>
+        </w:rPr>
+      </w:pPr>
+      <w:r>
+        <w:rPr>
+          <w:rFonts w:eastAsiaTheme="majorEastAsia"/>
+          <w:color w:val="1A1C1E"/>
+        </w:rPr>
+        <w:t>Amiben a legtöbbet kell fejlődjek, az a CSS jobb szervezése, utólag belegondolva jobb lett volna minden elemnek külön CSS, nem egybe írni mindent. A tesztelésekben fejlődhetek, nem annyira vittem túlzásba, többször tesztelhettem volna</w:t>
+      </w:r>
+    </w:p>
+    <w:p>
+      <w:pPr>
+        <w:pStyle w:val="ng-star-inserted"/>
+        <w:keepNext/>
+        <w:widowControl w:val="0"/>
+        <w:shd w:val="clear" w:color="auto" w:fill="FFFFFF"/>
+        <w:spacing w:before="120" w:beforeAutospacing="0" w:after="120" w:afterAutospacing="0" w:line="360" w:lineRule="auto"/>
+        <w:rPr>
+          <w:rFonts w:eastAsiaTheme="majorEastAsia"/>
+          <w:color w:val="1A1C1E"/>
+        </w:rPr>
+      </w:pPr>
+    </w:p>
+    <w:p>
+      <w:pPr>
+        <w:widowControl w:val="0"/>
         <w:rPr>
           <w:rFonts w:cs="Times New Roman"/>
-          <w:color w:val="1A1C1E"/>
-          <w:szCs w:val="24"/>
+          <w:b/>
+          <w:color w:val="1A1C1E"/>
+          <w:sz w:val="28"/>
+          <w:szCs w:val="28"/>
           <w:shd w:val="clear" w:color="auto" w:fill="FFFFFF"/>
         </w:rPr>
       </w:pPr>
@@ -24095,17 +26440,19 @@
           <w:b/>
           <w:bCs/>
           <w:color w:val="1A1C1E"/>
-          <w:szCs w:val="24"/>
+          <w:sz w:val="28"/>
+          <w:szCs w:val="28"/>
           <w:shd w:val="clear" w:color="auto" w:fill="FFFFFF"/>
         </w:rPr>
-        <w:lastRenderedPageBreak/>
         <w:t>Név:</w:t>
       </w:r>
       <w:r>
         <w:rPr>
           <w:rFonts w:cs="Times New Roman"/>
-          <w:color w:val="1A1C1E"/>
-          <w:szCs w:val="24"/>
+          <w:b/>
+          <w:color w:val="1A1C1E"/>
+          <w:sz w:val="28"/>
+          <w:szCs w:val="28"/>
           <w:shd w:val="clear" w:color="auto" w:fill="FFFFFF"/>
         </w:rPr>
         <w:t> </w:t>
@@ -24113,7 +26460,9 @@
       <w:r>
         <w:rPr>
           <w:rFonts w:cs="Times New Roman"/>
-          <w:szCs w:val="24"/>
+          <w:b/>
+          <w:sz w:val="28"/>
+          <w:szCs w:val="28"/>
         </w:rPr>
         <w:t>Kertész Márton</w:t>
       </w:r>
@@ -24121,6 +26470,8 @@
     <w:p>
       <w:pPr>
         <w:pStyle w:val="NormlWeb"/>
+        <w:keepNext/>
+        <w:widowControl w:val="0"/>
         <w:spacing w:before="120" w:beforeAutospacing="0" w:after="120" w:afterAutospacing="0" w:line="360" w:lineRule="auto"/>
       </w:pPr>
       <w:r>
@@ -24130,6 +26481,7 @@
     <w:p>
       <w:pPr>
         <w:pStyle w:val="ng-star-inserted"/>
+        <w:widowControl w:val="0"/>
         <w:shd w:val="clear" w:color="auto" w:fill="FFFFFF"/>
         <w:spacing w:before="120" w:beforeAutospacing="0" w:after="120" w:afterAutospacing="0" w:line="360" w:lineRule="auto"/>
         <w:rPr>
@@ -24150,6 +26502,7 @@
     <w:p>
       <w:pPr>
         <w:pStyle w:val="NormlWeb"/>
+        <w:widowControl w:val="0"/>
         <w:spacing w:before="120" w:beforeAutospacing="0" w:after="120" w:afterAutospacing="0" w:line="360" w:lineRule="auto"/>
       </w:pPr>
       <w:r>
@@ -24167,6 +26520,7 @@
     <w:p>
       <w:pPr>
         <w:pStyle w:val="ng-star-inserted"/>
+        <w:widowControl w:val="0"/>
         <w:shd w:val="clear" w:color="auto" w:fill="FFFFFF"/>
         <w:spacing w:before="120" w:beforeAutospacing="0" w:after="120" w:afterAutospacing="0" w:line="360" w:lineRule="auto"/>
       </w:pPr>
@@ -24188,6 +26542,7 @@
     <w:p>
       <w:pPr>
         <w:pStyle w:val="ng-star-inserted"/>
+        <w:widowControl w:val="0"/>
         <w:shd w:val="clear" w:color="auto" w:fill="FFFFFF"/>
         <w:spacing w:before="120" w:beforeAutospacing="0" w:after="120" w:afterAutospacing="0" w:line="360" w:lineRule="auto"/>
       </w:pPr>
@@ -24206,6 +26561,7 @@
     <w:p>
       <w:pPr>
         <w:pStyle w:val="ng-star-inserted"/>
+        <w:widowControl w:val="0"/>
         <w:shd w:val="clear" w:color="auto" w:fill="FFFFFF"/>
         <w:spacing w:before="120" w:beforeAutospacing="0" w:after="120" w:afterAutospacing="0" w:line="360" w:lineRule="auto"/>
       </w:pPr>
@@ -24225,6 +26581,7 @@
     <w:p>
       <w:pPr>
         <w:pStyle w:val="ng-star-inserted"/>
+        <w:widowControl w:val="0"/>
         <w:shd w:val="clear" w:color="auto" w:fill="FFFFFF"/>
         <w:spacing w:before="120" w:beforeAutospacing="0" w:after="120" w:afterAutospacing="0" w:line="360" w:lineRule="auto"/>
         <w:rPr>
@@ -24249,6 +26606,7 @@
     <w:p>
       <w:pPr>
         <w:pStyle w:val="NormlWeb"/>
+        <w:widowControl w:val="0"/>
         <w:spacing w:before="120" w:beforeAutospacing="0" w:after="120" w:afterAutospacing="0" w:line="360" w:lineRule="auto"/>
       </w:pPr>
       <w:r>
@@ -24282,16 +26640,75 @@
     <w:p>
       <w:pPr>
         <w:pStyle w:val="NormlWeb"/>
+        <w:widowControl w:val="0"/>
         <w:spacing w:before="120" w:beforeAutospacing="0" w:after="120" w:afterAutospacing="0" w:line="360" w:lineRule="auto"/>
       </w:pPr>
       <w:r>
-        <w:t> Csapatmunka és kommunikáció : A projekt során fontos szerepet játszott a frontend és backend fejlesztők közötti együttműködés. A rendszeres egyeztetések és a GitHub használata segített abban, hogy a munka zökkenőmentesen haladjon.</w:t>
-      </w:r>
-    </w:p>
-    <w:p>
-      <w:pPr>
+        <w:t xml:space="preserve"> Csapatmunka és kommunikáció : A projekt során fontos szerepet játszott a frontend és </w:t>
+      </w:r>
+      <w:r>
+        <w:lastRenderedPageBreak/>
+        <w:t>backend fejlesztők közötti együttműködés. A rendszeres egyeztetések és a GitHub használata segített abban, hogy a munka zökkenőmentesen haladjon.</w:t>
+      </w:r>
+    </w:p>
+    <w:p>
+      <w:pPr>
+        <w:pStyle w:val="ng-star-inserted"/>
+        <w:keepNext/>
+        <w:shd w:val="clear" w:color="auto" w:fill="FFFFFF"/>
+        <w:spacing w:before="120" w:beforeAutospacing="0" w:after="120" w:afterAutospacing="0" w:line="360" w:lineRule="auto"/>
+        <w:rPr>
+          <w:rStyle w:val="ng-star-inserted1"/>
+          <w:color w:val="1A1C1E"/>
+        </w:rPr>
+      </w:pPr>
+      <w:r>
+        <w:rPr>
+          <w:rStyle w:val="ng-star-inserted1"/>
+          <w:rFonts w:eastAsiaTheme="majorEastAsia"/>
+          <w:b/>
+          <w:bCs/>
+          <w:color w:val="1A1C1E"/>
+        </w:rPr>
+        <w:t>4</w:t>
+      </w:r>
+      <w:r>
+        <w:rPr>
+          <w:rStyle w:val="ng-star-inserted1"/>
+          <w:rFonts w:eastAsiaTheme="majorEastAsia"/>
+          <w:b/>
+          <w:bCs/>
+          <w:color w:val="1A1C1E"/>
+        </w:rPr>
+        <w:t xml:space="preserve">. </w:t>
+      </w:r>
+      <w:r>
+        <w:rPr>
+          <w:rStyle w:val="ng-star-inserted1"/>
+          <w:rFonts w:eastAsiaTheme="majorEastAsia"/>
+          <w:b/>
+          <w:bCs/>
+          <w:color w:val="1A1C1E"/>
+        </w:rPr>
+        <w:t>Miben fejlődhetek</w:t>
+      </w:r>
+    </w:p>
+    <w:p>
+      <w:pPr>
+        <w:widowControl w:val="0"/>
         <w:ind w:firstLine="0"/>
       </w:pPr>
+      <w:r>
+        <w:t xml:space="preserve">Nagyobb adathalmazok esetén az adatbázis lekérdezések teljesítménye még mindig problémát okozhat. Az SQL optimalizálása és indexek használata segített, de mélyebb ismeretekre van szükségem, például tárolt eljárások vagy </w:t>
+      </w:r>
+      <w:proofErr w:type="spellStart"/>
+      <w:r>
+        <w:t>partícionált</w:t>
+      </w:r>
+      <w:proofErr w:type="spellEnd"/>
+      <w:r>
+        <w:t xml:space="preserve"> táblák létrehozásában.</w:t>
+      </w:r>
     </w:p>
     <w:p>
       <w:pPr>
@@ -24299,49 +26716,602 @@
       </w:pPr>
       <w:bookmarkStart w:id="25" w:name="_Toc194570543"/>
       <w:r>
-        <w:lastRenderedPageBreak/>
         <w:t>Továbbfejlesztési lehetőségek</w:t>
       </w:r>
       <w:bookmarkEnd w:id="25"/>
     </w:p>
     <w:p>
       <w:pPr>
-        <w:pStyle w:val="Listaszerbekezds"/>
+        <w:pStyle w:val="ng-star-inserted"/>
+        <w:shd w:val="clear" w:color="auto" w:fill="FFFFFF"/>
+        <w:spacing w:after="270" w:afterAutospacing="0" w:line="360" w:lineRule="auto"/>
+        <w:rPr>
+          <w:color w:val="1A1C1E"/>
+        </w:rPr>
+      </w:pPr>
+      <w:r>
+        <w:rPr>
+          <w:rStyle w:val="ng-star-inserted1"/>
+          <w:rFonts w:eastAsiaTheme="majorEastAsia"/>
+          <w:b/>
+          <w:bCs/>
+          <w:color w:val="1A1C1E"/>
+        </w:rPr>
+        <w:t>Funkcionális fejlesztések:</w:t>
+      </w:r>
+    </w:p>
+    <w:p>
+      <w:pPr>
+        <w:pStyle w:val="ng-star-inserted"/>
         <w:numPr>
           <w:ilvl w:val="0"/>
-          <w:numId w:val="6"/>
+          <w:numId w:val="40"/>
         </w:numPr>
-      </w:pPr>
-      <w:r>
-        <w:t>Olyan ötletek, amelyeket meg akartál valósítani, de nem sikerült</w:t>
-      </w:r>
-      <w:r>
-        <w:t>, vagy nem fért bele az időbe</w:t>
-      </w:r>
-    </w:p>
-    <w:p>
-      <w:pPr>
-        <w:pStyle w:val="Listaszerbekezds"/>
+        <w:shd w:val="clear" w:color="auto" w:fill="FFFFFF"/>
+        <w:spacing w:before="0" w:beforeAutospacing="0" w:after="45" w:afterAutospacing="0" w:line="360" w:lineRule="auto"/>
+        <w:rPr>
+          <w:color w:val="1A1C1E"/>
+        </w:rPr>
+      </w:pPr>
+      <w:r>
+        <w:rPr>
+          <w:rStyle w:val="ng-star-inserted1"/>
+          <w:rFonts w:eastAsiaTheme="majorEastAsia"/>
+          <w:b/>
+          <w:bCs/>
+          <w:color w:val="1A1C1E"/>
+        </w:rPr>
+        <w:t xml:space="preserve">Valódi </w:t>
+      </w:r>
+      <w:proofErr w:type="spellStart"/>
+      <w:r>
+        <w:rPr>
+          <w:rStyle w:val="ng-star-inserted1"/>
+          <w:rFonts w:eastAsiaTheme="majorEastAsia"/>
+          <w:b/>
+          <w:bCs/>
+          <w:color w:val="1A1C1E"/>
+        </w:rPr>
+        <w:t>árösszehasonlítás</w:t>
+      </w:r>
+      <w:proofErr w:type="spellEnd"/>
+      <w:r>
+        <w:rPr>
+          <w:rStyle w:val="ng-star-inserted1"/>
+          <w:rFonts w:eastAsiaTheme="majorEastAsia"/>
+          <w:b/>
+          <w:bCs/>
+          <w:color w:val="1A1C1E"/>
+        </w:rPr>
+        <w:t>:</w:t>
+      </w:r>
+      <w:r>
+        <w:rPr>
+          <w:rStyle w:val="ng-star-inserted1"/>
+          <w:rFonts w:eastAsiaTheme="majorEastAsia"/>
+          <w:color w:val="1A1C1E"/>
+        </w:rPr>
+        <w:t xml:space="preserve"> Több webáruház (pl. Douglas, </w:t>
+      </w:r>
+      <w:proofErr w:type="spellStart"/>
+      <w:r>
+        <w:rPr>
+          <w:rStyle w:val="ng-star-inserted1"/>
+          <w:rFonts w:eastAsiaTheme="majorEastAsia"/>
+          <w:color w:val="1A1C1E"/>
+        </w:rPr>
+        <w:t>Marionnaud</w:t>
+      </w:r>
+      <w:proofErr w:type="spellEnd"/>
+      <w:r>
+        <w:rPr>
+          <w:rStyle w:val="ng-star-inserted1"/>
+          <w:rFonts w:eastAsiaTheme="majorEastAsia"/>
+          <w:color w:val="1A1C1E"/>
+        </w:rPr>
+        <w:t>, kisebb webshopok) árainak bekötése és megjelenítése, hogy a felhasználók tényleg össze tudják hasonlítani az árakat.</w:t>
+      </w:r>
+    </w:p>
+    <w:p>
+      <w:pPr>
+        <w:pStyle w:val="ng-star-inserted"/>
         <w:numPr>
           <w:ilvl w:val="0"/>
-          <w:numId w:val="6"/>
+          <w:numId w:val="40"/>
         </w:numPr>
-      </w:pPr>
-      <w:r>
-        <w:t xml:space="preserve">Olyan ötletek, amelyeket még érdemes a jövőben megvalósítani </w:t>
-      </w:r>
-    </w:p>
-    <w:p>
-      <w:r>
-        <w:t xml:space="preserve">Ajánlott terjedelem: </w:t>
-      </w:r>
-      <w:r>
-        <w:t>0,5-1</w:t>
-      </w:r>
-      <w:r>
-        <w:t xml:space="preserve"> oldal</w:t>
-      </w:r>
-    </w:p>
+        <w:shd w:val="clear" w:color="auto" w:fill="FFFFFF"/>
+        <w:spacing w:before="0" w:beforeAutospacing="0" w:after="45" w:afterAutospacing="0" w:line="360" w:lineRule="auto"/>
+        <w:rPr>
+          <w:color w:val="1A1C1E"/>
+        </w:rPr>
+      </w:pPr>
+      <w:r>
+        <w:rPr>
+          <w:rStyle w:val="ng-star-inserted1"/>
+          <w:rFonts w:eastAsiaTheme="majorEastAsia"/>
+          <w:b/>
+          <w:bCs/>
+          <w:color w:val="1A1C1E"/>
+        </w:rPr>
+        <w:t>Részletesebb szűrés/keresés:</w:t>
+      </w:r>
+      <w:r>
+        <w:rPr>
+          <w:rStyle w:val="ng-star-inserted1"/>
+          <w:rFonts w:eastAsiaTheme="majorEastAsia"/>
+          <w:color w:val="1A1C1E"/>
+        </w:rPr>
+        <w:t> További szűrési lehetőségek hozzáadása (pl. illat intenzitása, évszak szerinti ajánlás, konkrét összetevők, megjelenés éve). Esetleg "hasonló illatok" keresése.</w:t>
+      </w:r>
+    </w:p>
+    <w:p>
+      <w:pPr>
+        <w:pStyle w:val="ng-star-inserted"/>
+        <w:numPr>
+          <w:ilvl w:val="0"/>
+          <w:numId w:val="40"/>
+        </w:numPr>
+        <w:shd w:val="clear" w:color="auto" w:fill="FFFFFF"/>
+        <w:spacing w:before="0" w:beforeAutospacing="0" w:after="45" w:afterAutospacing="0" w:line="360" w:lineRule="auto"/>
+        <w:rPr>
+          <w:color w:val="1A1C1E"/>
+        </w:rPr>
+      </w:pPr>
+      <w:r>
+        <w:rPr>
+          <w:rStyle w:val="ng-star-inserted1"/>
+          <w:rFonts w:eastAsiaTheme="majorEastAsia"/>
+          <w:b/>
+          <w:bCs/>
+          <w:color w:val="1A1C1E"/>
+        </w:rPr>
+        <w:t>Készletfigyelés/</w:t>
+      </w:r>
+      <w:proofErr w:type="spellStart"/>
+      <w:r>
+        <w:rPr>
+          <w:rStyle w:val="ng-star-inserted1"/>
+          <w:rFonts w:eastAsiaTheme="majorEastAsia"/>
+          <w:b/>
+          <w:bCs/>
+          <w:color w:val="1A1C1E"/>
+        </w:rPr>
+        <w:t>Árértesítő</w:t>
+      </w:r>
+      <w:proofErr w:type="spellEnd"/>
+      <w:r>
+        <w:rPr>
+          <w:rStyle w:val="ng-star-inserted1"/>
+          <w:rFonts w:eastAsiaTheme="majorEastAsia"/>
+          <w:b/>
+          <w:bCs/>
+          <w:color w:val="1A1C1E"/>
+        </w:rPr>
+        <w:t>:</w:t>
+      </w:r>
+      <w:r>
+        <w:rPr>
+          <w:rStyle w:val="ng-star-inserted1"/>
+          <w:rFonts w:eastAsiaTheme="majorEastAsia"/>
+          <w:color w:val="1A1C1E"/>
+        </w:rPr>
+        <w:t> Lehetőség arra, hogy a felhasználók értesítést kapjanak, ha egy kedvenc parfüm ára csökken vagy újra elérhetővé válik egy boltban.</w:t>
+      </w:r>
+    </w:p>
+    <w:p>
+      <w:pPr>
+        <w:pStyle w:val="ng-star-inserted"/>
+        <w:numPr>
+          <w:ilvl w:val="0"/>
+          <w:numId w:val="40"/>
+        </w:numPr>
+        <w:shd w:val="clear" w:color="auto" w:fill="FFFFFF"/>
+        <w:spacing w:before="0" w:beforeAutospacing="0" w:after="45" w:afterAutospacing="0" w:line="360" w:lineRule="auto"/>
+        <w:rPr>
+          <w:color w:val="1A1C1E"/>
+        </w:rPr>
+      </w:pPr>
+      <w:r>
+        <w:rPr>
+          <w:rStyle w:val="ng-star-inserted1"/>
+          <w:rFonts w:eastAsiaTheme="majorEastAsia"/>
+          <w:b/>
+          <w:bCs/>
+          <w:color w:val="1A1C1E"/>
+        </w:rPr>
+        <w:t>Blog/Cikkek:</w:t>
+      </w:r>
+      <w:r>
+        <w:rPr>
+          <w:rStyle w:val="ng-star-inserted1"/>
+          <w:rFonts w:eastAsiaTheme="majorEastAsia"/>
+          <w:color w:val="1A1C1E"/>
+        </w:rPr>
+        <w:t> Saját tartalmak (nem csak külső hírek) létrehozása parfümökről, tippekről, trendekről.</w:t>
+      </w:r>
+    </w:p>
+    <w:p>
+      <w:pPr>
+        <w:pStyle w:val="ng-star-inserted"/>
+        <w:shd w:val="clear" w:color="auto" w:fill="FFFFFF"/>
+        <w:spacing w:after="270" w:afterAutospacing="0" w:line="360" w:lineRule="auto"/>
+        <w:rPr>
+          <w:color w:val="1A1C1E"/>
+        </w:rPr>
+      </w:pPr>
+      <w:r>
+        <w:rPr>
+          <w:rStyle w:val="ng-star-inserted1"/>
+          <w:rFonts w:eastAsiaTheme="majorEastAsia"/>
+          <w:b/>
+          <w:bCs/>
+          <w:color w:val="1A1C1E"/>
+        </w:rPr>
+        <w:t>Közösségi és felhasználói élmény fejlesztések:</w:t>
+      </w:r>
+    </w:p>
+    <w:p>
+      <w:pPr>
+        <w:pStyle w:val="ng-star-inserted"/>
+        <w:numPr>
+          <w:ilvl w:val="0"/>
+          <w:numId w:val="42"/>
+        </w:numPr>
+        <w:shd w:val="clear" w:color="auto" w:fill="FFFFFF"/>
+        <w:spacing w:before="0" w:beforeAutospacing="0" w:after="45" w:afterAutospacing="0" w:line="360" w:lineRule="auto"/>
+        <w:rPr>
+          <w:color w:val="1A1C1E"/>
+        </w:rPr>
+      </w:pPr>
+      <w:r>
+        <w:rPr>
+          <w:rStyle w:val="ng-star-inserted1"/>
+          <w:rFonts w:eastAsiaTheme="majorEastAsia"/>
+          <w:b/>
+          <w:bCs/>
+          <w:color w:val="1A1C1E"/>
+        </w:rPr>
+        <w:t>Fejlettebb értékelési rendszer:</w:t>
+      </w:r>
+      <w:r>
+        <w:rPr>
+          <w:rStyle w:val="ng-star-inserted1"/>
+          <w:rFonts w:eastAsiaTheme="majorEastAsia"/>
+          <w:color w:val="1A1C1E"/>
+        </w:rPr>
+        <w:t xml:space="preserve"> Értékelések </w:t>
+      </w:r>
+      <w:proofErr w:type="spellStart"/>
+      <w:r>
+        <w:rPr>
+          <w:rStyle w:val="ng-star-inserted1"/>
+          <w:rFonts w:eastAsiaTheme="majorEastAsia"/>
+          <w:color w:val="1A1C1E"/>
+        </w:rPr>
+        <w:t>kommentelése</w:t>
+      </w:r>
+      <w:proofErr w:type="spellEnd"/>
+      <w:r>
+        <w:rPr>
+          <w:rStyle w:val="ng-star-inserted1"/>
+          <w:rFonts w:eastAsiaTheme="majorEastAsia"/>
+          <w:color w:val="1A1C1E"/>
+        </w:rPr>
+        <w:t>, hasznosnak jelölése, képek feltöltése az értékeléshez.</w:t>
+      </w:r>
+    </w:p>
+    <w:p>
+      <w:pPr>
+        <w:pStyle w:val="ng-star-inserted"/>
+        <w:numPr>
+          <w:ilvl w:val="0"/>
+          <w:numId w:val="42"/>
+        </w:numPr>
+        <w:shd w:val="clear" w:color="auto" w:fill="FFFFFF"/>
+        <w:spacing w:before="0" w:beforeAutospacing="0" w:after="45" w:afterAutospacing="0" w:line="360" w:lineRule="auto"/>
+        <w:rPr>
+          <w:color w:val="1A1C1E"/>
+        </w:rPr>
+      </w:pPr>
+      <w:r>
+        <w:rPr>
+          <w:rStyle w:val="ng-star-inserted1"/>
+          <w:rFonts w:eastAsiaTheme="majorEastAsia"/>
+          <w:b/>
+          <w:bCs/>
+          <w:color w:val="1A1C1E"/>
+        </w:rPr>
+        <w:t>Felhasználói listák:</w:t>
+      </w:r>
+      <w:r>
+        <w:rPr>
+          <w:rStyle w:val="ng-star-inserted1"/>
+          <w:rFonts w:eastAsiaTheme="majorEastAsia"/>
+          <w:color w:val="1A1C1E"/>
+        </w:rPr>
+        <w:t> Lehetőség saját parfüm listák (pl. "Kívánságlista", "Kipróbáltak") létrehozására és megosztására.</w:t>
+      </w:r>
+    </w:p>
+    <w:p>
+      <w:pPr>
+        <w:pStyle w:val="ng-star-inserted"/>
+        <w:numPr>
+          <w:ilvl w:val="0"/>
+          <w:numId w:val="42"/>
+        </w:numPr>
+        <w:shd w:val="clear" w:color="auto" w:fill="FFFFFF"/>
+        <w:spacing w:before="0" w:beforeAutospacing="0" w:after="45" w:afterAutospacing="0" w:line="360" w:lineRule="auto"/>
+        <w:rPr>
+          <w:color w:val="1A1C1E"/>
+        </w:rPr>
+      </w:pPr>
+      <w:r>
+        <w:rPr>
+          <w:rStyle w:val="ng-star-inserted1"/>
+          <w:rFonts w:eastAsiaTheme="majorEastAsia"/>
+          <w:b/>
+          <w:bCs/>
+          <w:color w:val="1A1C1E"/>
+        </w:rPr>
+        <w:t>Fórum/Kérdések és válaszok:</w:t>
+      </w:r>
+      <w:r>
+        <w:rPr>
+          <w:rStyle w:val="ng-star-inserted1"/>
+          <w:rFonts w:eastAsiaTheme="majorEastAsia"/>
+          <w:color w:val="1A1C1E"/>
+        </w:rPr>
+        <w:t> Egy közösségi rész, ahol a felhasználók megvitathatják az illatokat, tanácsot kérhetnek.</w:t>
+      </w:r>
+    </w:p>
+    <w:p>
+      <w:pPr>
+        <w:pStyle w:val="ng-star-inserted"/>
+        <w:numPr>
+          <w:ilvl w:val="0"/>
+          <w:numId w:val="42"/>
+        </w:numPr>
+        <w:shd w:val="clear" w:color="auto" w:fill="FFFFFF"/>
+        <w:spacing w:before="0" w:beforeAutospacing="0" w:after="45" w:afterAutospacing="0" w:line="360" w:lineRule="auto"/>
+        <w:rPr>
+          <w:color w:val="1A1C1E"/>
+        </w:rPr>
+      </w:pPr>
+      <w:r>
+        <w:rPr>
+          <w:rStyle w:val="ng-star-inserted1"/>
+          <w:rFonts w:eastAsiaTheme="majorEastAsia"/>
+          <w:b/>
+          <w:bCs/>
+          <w:color w:val="1A1C1E"/>
+        </w:rPr>
+        <w:t>Profil bővítése:</w:t>
+      </w:r>
+      <w:r>
+        <w:rPr>
+          <w:rStyle w:val="ng-star-inserted1"/>
+          <w:rFonts w:eastAsiaTheme="majorEastAsia"/>
+          <w:color w:val="1A1C1E"/>
+        </w:rPr>
+        <w:t> Több információ megadásának lehetősége (pl. kedvenc márkák, stílus), feltölthető profilkép (nem csak URL).</w:t>
+      </w:r>
+    </w:p>
+    <w:p>
+      <w:pPr>
+        <w:pStyle w:val="ng-star-inserted"/>
+        <w:shd w:val="clear" w:color="auto" w:fill="FFFFFF"/>
+        <w:spacing w:after="270" w:afterAutospacing="0" w:line="360" w:lineRule="auto"/>
+        <w:rPr>
+          <w:color w:val="1A1C1E"/>
+        </w:rPr>
+      </w:pPr>
+      <w:r>
+        <w:rPr>
+          <w:rStyle w:val="ng-star-inserted1"/>
+          <w:rFonts w:eastAsiaTheme="majorEastAsia"/>
+          <w:b/>
+          <w:bCs/>
+          <w:color w:val="1A1C1E"/>
+        </w:rPr>
+        <w:lastRenderedPageBreak/>
+        <w:t>Technikai és UI fejlesztések:</w:t>
+      </w:r>
+    </w:p>
+    <w:p>
+      <w:pPr>
+        <w:pStyle w:val="ng-star-inserted"/>
+        <w:numPr>
+          <w:ilvl w:val="0"/>
+          <w:numId w:val="43"/>
+        </w:numPr>
+        <w:shd w:val="clear" w:color="auto" w:fill="FFFFFF"/>
+        <w:spacing w:before="0" w:beforeAutospacing="0" w:after="45" w:afterAutospacing="0" w:line="360" w:lineRule="auto"/>
+        <w:rPr>
+          <w:color w:val="1A1C1E"/>
+        </w:rPr>
+      </w:pPr>
+      <w:proofErr w:type="spellStart"/>
+      <w:r>
+        <w:rPr>
+          <w:rStyle w:val="ng-star-inserted1"/>
+          <w:rFonts w:eastAsiaTheme="majorEastAsia"/>
+          <w:b/>
+          <w:bCs/>
+          <w:color w:val="1A1C1E"/>
+        </w:rPr>
+        <w:t>Admin</w:t>
+      </w:r>
+      <w:proofErr w:type="spellEnd"/>
+      <w:r>
+        <w:rPr>
+          <w:rStyle w:val="ng-star-inserted1"/>
+          <w:rFonts w:eastAsiaTheme="majorEastAsia"/>
+          <w:b/>
+          <w:bCs/>
+          <w:color w:val="1A1C1E"/>
+        </w:rPr>
+        <w:t xml:space="preserve"> felület:</w:t>
+      </w:r>
+      <w:r>
+        <w:rPr>
+          <w:rStyle w:val="ng-star-inserted1"/>
+          <w:rFonts w:eastAsiaTheme="majorEastAsia"/>
+          <w:color w:val="1A1C1E"/>
+        </w:rPr>
+        <w:t> Egy külön felület az oldal adminisztrátorainak a tartalmak (parfümök, márkák, felhasználók, értékelések) kezelésére.</w:t>
+      </w:r>
+    </w:p>
+    <w:p>
+      <w:pPr>
+        <w:pStyle w:val="ng-star-inserted"/>
+        <w:numPr>
+          <w:ilvl w:val="0"/>
+          <w:numId w:val="43"/>
+        </w:numPr>
+        <w:shd w:val="clear" w:color="auto" w:fill="FFFFFF"/>
+        <w:spacing w:before="0" w:beforeAutospacing="0" w:after="45" w:afterAutospacing="0" w:line="360" w:lineRule="auto"/>
+        <w:rPr>
+          <w:color w:val="1A1C1E"/>
+        </w:rPr>
+      </w:pPr>
+      <w:r>
+        <w:rPr>
+          <w:rStyle w:val="ng-star-inserted1"/>
+          <w:rFonts w:eastAsiaTheme="majorEastAsia"/>
+          <w:b/>
+          <w:bCs/>
+          <w:color w:val="1A1C1E"/>
+        </w:rPr>
+        <w:t>UI/UX finomítások:</w:t>
+      </w:r>
+      <w:r>
+        <w:rPr>
+          <w:rStyle w:val="ng-star-inserted1"/>
+          <w:rFonts w:eastAsiaTheme="majorEastAsia"/>
+          <w:color w:val="1A1C1E"/>
+        </w:rPr>
+        <w:t> A felhasználói visszajelzések alapján a felület további csiszolása, animációk finomítása, betöltési idők optimalizálása.</w:t>
+      </w:r>
+    </w:p>
+    <w:p>
+      <w:pPr>
+        <w:pStyle w:val="ng-star-inserted"/>
+        <w:numPr>
+          <w:ilvl w:val="0"/>
+          <w:numId w:val="43"/>
+        </w:numPr>
+        <w:shd w:val="clear" w:color="auto" w:fill="FFFFFF"/>
+        <w:spacing w:before="0" w:beforeAutospacing="0" w:after="45" w:afterAutospacing="0" w:line="360" w:lineRule="auto"/>
+        <w:rPr>
+          <w:color w:val="1A1C1E"/>
+        </w:rPr>
+      </w:pPr>
+      <w:r>
+        <w:rPr>
+          <w:rStyle w:val="ng-star-inserted1"/>
+          <w:rFonts w:eastAsiaTheme="majorEastAsia"/>
+          <w:b/>
+          <w:bCs/>
+          <w:color w:val="1A1C1E"/>
+        </w:rPr>
+        <w:t>Mobilalkalmazás:</w:t>
+      </w:r>
+      <w:r>
+        <w:rPr>
+          <w:rStyle w:val="ng-star-inserted1"/>
+          <w:rFonts w:eastAsiaTheme="majorEastAsia"/>
+          <w:color w:val="1A1C1E"/>
+        </w:rPr>
+        <w:t> Natív mobilalkalmazás készítése (iOS/Android).</w:t>
+      </w:r>
+    </w:p>
+    <w:p>
+      <w:pPr>
+        <w:pStyle w:val="ng-star-inserted"/>
+        <w:numPr>
+          <w:ilvl w:val="0"/>
+          <w:numId w:val="43"/>
+        </w:numPr>
+        <w:shd w:val="clear" w:color="auto" w:fill="FFFFFF"/>
+        <w:spacing w:before="0" w:beforeAutospacing="0" w:after="45" w:afterAutospacing="0" w:line="360" w:lineRule="auto"/>
+        <w:rPr>
+          <w:color w:val="1A1C1E"/>
+        </w:rPr>
+      </w:pPr>
+      <w:r>
+        <w:rPr>
+          <w:rStyle w:val="ng-star-inserted1"/>
+          <w:rFonts w:eastAsiaTheme="majorEastAsia"/>
+          <w:b/>
+          <w:bCs/>
+          <w:color w:val="1A1C1E"/>
+        </w:rPr>
+        <w:t>Biztonság:</w:t>
+      </w:r>
+      <w:r>
+        <w:rPr>
+          <w:rStyle w:val="ng-star-inserted1"/>
+          <w:rFonts w:eastAsiaTheme="majorEastAsia"/>
+          <w:color w:val="1A1C1E"/>
+        </w:rPr>
+        <w:t xml:space="preserve"> A </w:t>
+      </w:r>
+      <w:proofErr w:type="spellStart"/>
+      <w:r>
+        <w:rPr>
+          <w:rStyle w:val="ng-star-inserted1"/>
+          <w:rFonts w:eastAsiaTheme="majorEastAsia"/>
+          <w:color w:val="1A1C1E"/>
+        </w:rPr>
+        <w:t>NewsAPI</w:t>
+      </w:r>
+      <w:proofErr w:type="spellEnd"/>
+      <w:r>
+        <w:rPr>
+          <w:rStyle w:val="ng-star-inserted1"/>
+          <w:rFonts w:eastAsiaTheme="majorEastAsia"/>
+          <w:color w:val="1A1C1E"/>
+        </w:rPr>
+        <w:t xml:space="preserve"> kulcs elrejtése (backend proxy), általános biztonsági fejlesztések (pl. fejlettebb input validáció, </w:t>
+      </w:r>
+      <w:proofErr w:type="spellStart"/>
+      <w:r>
+        <w:rPr>
+          <w:rStyle w:val="ng-star-inserted1"/>
+          <w:rFonts w:eastAsiaTheme="majorEastAsia"/>
+          <w:color w:val="1A1C1E"/>
+        </w:rPr>
+        <w:t>security</w:t>
+      </w:r>
+      <w:proofErr w:type="spellEnd"/>
+      <w:r>
+        <w:rPr>
+          <w:rStyle w:val="ng-star-inserted1"/>
+          <w:rFonts w:eastAsiaTheme="majorEastAsia"/>
+          <w:color w:val="1A1C1E"/>
+        </w:rPr>
+        <w:t xml:space="preserve"> </w:t>
+      </w:r>
+      <w:proofErr w:type="spellStart"/>
+      <w:r>
+        <w:rPr>
+          <w:rStyle w:val="ng-star-inserted1"/>
+          <w:rFonts w:eastAsiaTheme="majorEastAsia"/>
+          <w:color w:val="1A1C1E"/>
+        </w:rPr>
+        <w:t>headerek</w:t>
+      </w:r>
+      <w:proofErr w:type="spellEnd"/>
+      <w:r>
+        <w:rPr>
+          <w:rStyle w:val="ng-star-inserted1"/>
+          <w:rFonts w:eastAsiaTheme="majorEastAsia"/>
+          <w:color w:val="1A1C1E"/>
+        </w:rPr>
+        <w:t>).</w:t>
+      </w:r>
+    </w:p>
+    <w:p/>
     <w:p>
       <w:pPr>
         <w:pStyle w:val="Cmsor1"/>
@@ -24556,7 +27526,7 @@
         <w:rPr>
           <w:noProof/>
         </w:rPr>
-        <w:t>2025. 04. 10.</w:t>
+        <w:t>2025. 04. 11.</w:t>
       </w:r>
     </w:fldSimple>
     <w:r>
@@ -26065,6 +29035,119 @@
     </w:lvl>
   </w:abstractNum>
   <w:abstractNum w:abstractNumId="11" w15:restartNumberingAfterBreak="0">
+    <w:nsid w:val="1C051AE4"/>
+    <w:multiLevelType w:val="multilevel"/>
+    <w:tmpl w:val="B878751A"/>
+    <w:lvl w:ilvl="0">
+      <w:start w:val="1"/>
+      <w:numFmt w:val="decimal"/>
+      <w:lvlText w:val="%1."/>
+      <w:lvlJc w:val="left"/>
+      <w:pPr>
+        <w:tabs>
+          <w:tab w:val="num" w:pos="720"/>
+        </w:tabs>
+        <w:ind w:left="720" w:hanging="360"/>
+      </w:pPr>
+    </w:lvl>
+    <w:lvl w:ilvl="1" w:tentative="1">
+      <w:start w:val="1"/>
+      <w:numFmt w:val="decimal"/>
+      <w:lvlText w:val="%2."/>
+      <w:lvlJc w:val="left"/>
+      <w:pPr>
+        <w:tabs>
+          <w:tab w:val="num" w:pos="1440"/>
+        </w:tabs>
+        <w:ind w:left="1440" w:hanging="360"/>
+      </w:pPr>
+    </w:lvl>
+    <w:lvl w:ilvl="2" w:tentative="1">
+      <w:start w:val="1"/>
+      <w:numFmt w:val="decimal"/>
+      <w:lvlText w:val="%3."/>
+      <w:lvlJc w:val="left"/>
+      <w:pPr>
+        <w:tabs>
+          <w:tab w:val="num" w:pos="2160"/>
+        </w:tabs>
+        <w:ind w:left="2160" w:hanging="360"/>
+      </w:pPr>
+    </w:lvl>
+    <w:lvl w:ilvl="3" w:tentative="1">
+      <w:start w:val="1"/>
+      <w:numFmt w:val="decimal"/>
+      <w:lvlText w:val="%4."/>
+      <w:lvlJc w:val="left"/>
+      <w:pPr>
+        <w:tabs>
+          <w:tab w:val="num" w:pos="2880"/>
+        </w:tabs>
+        <w:ind w:left="2880" w:hanging="360"/>
+      </w:pPr>
+    </w:lvl>
+    <w:lvl w:ilvl="4" w:tentative="1">
+      <w:start w:val="1"/>
+      <w:numFmt w:val="decimal"/>
+      <w:lvlText w:val="%5."/>
+      <w:lvlJc w:val="left"/>
+      <w:pPr>
+        <w:tabs>
+          <w:tab w:val="num" w:pos="3600"/>
+        </w:tabs>
+        <w:ind w:left="3600" w:hanging="360"/>
+      </w:pPr>
+    </w:lvl>
+    <w:lvl w:ilvl="5" w:tentative="1">
+      <w:start w:val="1"/>
+      <w:numFmt w:val="decimal"/>
+      <w:lvlText w:val="%6."/>
+      <w:lvlJc w:val="left"/>
+      <w:pPr>
+        <w:tabs>
+          <w:tab w:val="num" w:pos="4320"/>
+        </w:tabs>
+        <w:ind w:left="4320" w:hanging="360"/>
+      </w:pPr>
+    </w:lvl>
+    <w:lvl w:ilvl="6" w:tentative="1">
+      <w:start w:val="1"/>
+      <w:numFmt w:val="decimal"/>
+      <w:lvlText w:val="%7."/>
+      <w:lvlJc w:val="left"/>
+      <w:pPr>
+        <w:tabs>
+          <w:tab w:val="num" w:pos="5040"/>
+        </w:tabs>
+        <w:ind w:left="5040" w:hanging="360"/>
+      </w:pPr>
+    </w:lvl>
+    <w:lvl w:ilvl="7" w:tentative="1">
+      <w:start w:val="1"/>
+      <w:numFmt w:val="decimal"/>
+      <w:lvlText w:val="%8."/>
+      <w:lvlJc w:val="left"/>
+      <w:pPr>
+        <w:tabs>
+          <w:tab w:val="num" w:pos="5760"/>
+        </w:tabs>
+        <w:ind w:left="5760" w:hanging="360"/>
+      </w:pPr>
+    </w:lvl>
+    <w:lvl w:ilvl="8" w:tentative="1">
+      <w:start w:val="1"/>
+      <w:numFmt w:val="decimal"/>
+      <w:lvlText w:val="%9."/>
+      <w:lvlJc w:val="left"/>
+      <w:pPr>
+        <w:tabs>
+          <w:tab w:val="num" w:pos="6480"/>
+        </w:tabs>
+        <w:ind w:left="6480" w:hanging="360"/>
+      </w:pPr>
+    </w:lvl>
+  </w:abstractNum>
+  <w:abstractNum w:abstractNumId="12" w15:restartNumberingAfterBreak="0">
     <w:nsid w:val="1F8E3315"/>
     <w:multiLevelType w:val="multilevel"/>
     <w:tmpl w:val="CD30648C"/>
@@ -26178,7 +29261,93 @@
       </w:rPr>
     </w:lvl>
   </w:abstractNum>
-  <w:abstractNum w:abstractNumId="12" w15:restartNumberingAfterBreak="0">
+  <w:abstractNum w:abstractNumId="13" w15:restartNumberingAfterBreak="0">
+    <w:nsid w:val="263C77AB"/>
+    <w:multiLevelType w:val="hybridMultilevel"/>
+    <w:tmpl w:val="82A475FE"/>
+    <w:lvl w:ilvl="0" w:tplc="040E000F">
+      <w:start w:val="1"/>
+      <w:numFmt w:val="decimal"/>
+      <w:lvlText w:val="%1."/>
+      <w:lvlJc w:val="left"/>
+      <w:pPr>
+        <w:ind w:left="1060" w:hanging="360"/>
+      </w:pPr>
+    </w:lvl>
+    <w:lvl w:ilvl="1" w:tplc="040E0019" w:tentative="1">
+      <w:start w:val="1"/>
+      <w:numFmt w:val="lowerLetter"/>
+      <w:lvlText w:val="%2."/>
+      <w:lvlJc w:val="left"/>
+      <w:pPr>
+        <w:ind w:left="1780" w:hanging="360"/>
+      </w:pPr>
+    </w:lvl>
+    <w:lvl w:ilvl="2" w:tplc="040E001B" w:tentative="1">
+      <w:start w:val="1"/>
+      <w:numFmt w:val="lowerRoman"/>
+      <w:lvlText w:val="%3."/>
+      <w:lvlJc w:val="right"/>
+      <w:pPr>
+        <w:ind w:left="2500" w:hanging="180"/>
+      </w:pPr>
+    </w:lvl>
+    <w:lvl w:ilvl="3" w:tplc="040E000F" w:tentative="1">
+      <w:start w:val="1"/>
+      <w:numFmt w:val="decimal"/>
+      <w:lvlText w:val="%4."/>
+      <w:lvlJc w:val="left"/>
+      <w:pPr>
+        <w:ind w:left="3220" w:hanging="360"/>
+      </w:pPr>
+    </w:lvl>
+    <w:lvl w:ilvl="4" w:tplc="040E0019" w:tentative="1">
+      <w:start w:val="1"/>
+      <w:numFmt w:val="lowerLetter"/>
+      <w:lvlText w:val="%5."/>
+      <w:lvlJc w:val="left"/>
+      <w:pPr>
+        <w:ind w:left="3940" w:hanging="360"/>
+      </w:pPr>
+    </w:lvl>
+    <w:lvl w:ilvl="5" w:tplc="040E001B" w:tentative="1">
+      <w:start w:val="1"/>
+      <w:numFmt w:val="lowerRoman"/>
+      <w:lvlText w:val="%6."/>
+      <w:lvlJc w:val="right"/>
+      <w:pPr>
+        <w:ind w:left="4660" w:hanging="180"/>
+      </w:pPr>
+    </w:lvl>
+    <w:lvl w:ilvl="6" w:tplc="040E000F" w:tentative="1">
+      <w:start w:val="1"/>
+      <w:numFmt w:val="decimal"/>
+      <w:lvlText w:val="%7."/>
+      <w:lvlJc w:val="left"/>
+      <w:pPr>
+        <w:ind w:left="5380" w:hanging="360"/>
+      </w:pPr>
+    </w:lvl>
+    <w:lvl w:ilvl="7" w:tplc="040E0019" w:tentative="1">
+      <w:start w:val="1"/>
+      <w:numFmt w:val="lowerLetter"/>
+      <w:lvlText w:val="%8."/>
+      <w:lvlJc w:val="left"/>
+      <w:pPr>
+        <w:ind w:left="6100" w:hanging="360"/>
+      </w:pPr>
+    </w:lvl>
+    <w:lvl w:ilvl="8" w:tplc="040E001B" w:tentative="1">
+      <w:start w:val="1"/>
+      <w:numFmt w:val="lowerRoman"/>
+      <w:lvlText w:val="%9."/>
+      <w:lvlJc w:val="right"/>
+      <w:pPr>
+        <w:ind w:left="6820" w:hanging="180"/>
+      </w:pPr>
+    </w:lvl>
+  </w:abstractNum>
+  <w:abstractNum w:abstractNumId="14" w15:restartNumberingAfterBreak="0">
     <w:nsid w:val="2A3E42BE"/>
     <w:multiLevelType w:val="multilevel"/>
     <w:tmpl w:val="8D1006CE"/>
@@ -26295,7 +29464,7 @@
       </w:pPr>
     </w:lvl>
   </w:abstractNum>
-  <w:abstractNum w:abstractNumId="13" w15:restartNumberingAfterBreak="0">
+  <w:abstractNum w:abstractNumId="15" w15:restartNumberingAfterBreak="0">
     <w:nsid w:val="30D63D0E"/>
     <w:multiLevelType w:val="multilevel"/>
     <w:tmpl w:val="E6167084"/>
@@ -26444,7 +29613,7 @@
       </w:rPr>
     </w:lvl>
   </w:abstractNum>
-  <w:abstractNum w:abstractNumId="14" w15:restartNumberingAfterBreak="0">
+  <w:abstractNum w:abstractNumId="16" w15:restartNumberingAfterBreak="0">
     <w:nsid w:val="32DF61B7"/>
     <w:multiLevelType w:val="multilevel"/>
     <w:tmpl w:val="E4DAFBFC"/>
@@ -26565,7 +29734,7 @@
       </w:pPr>
     </w:lvl>
   </w:abstractNum>
-  <w:abstractNum w:abstractNumId="15" w15:restartNumberingAfterBreak="0">
+  <w:abstractNum w:abstractNumId="17" w15:restartNumberingAfterBreak="0">
     <w:nsid w:val="4605728C"/>
     <w:multiLevelType w:val="multilevel"/>
     <w:tmpl w:val="5A968EC6"/>
@@ -26686,7 +29855,7 @@
       </w:pPr>
     </w:lvl>
   </w:abstractNum>
-  <w:abstractNum w:abstractNumId="16" w15:restartNumberingAfterBreak="0">
+  <w:abstractNum w:abstractNumId="18" w15:restartNumberingAfterBreak="0">
     <w:nsid w:val="47100707"/>
     <w:multiLevelType w:val="multilevel"/>
     <w:tmpl w:val="A4B42DA8"/>
@@ -26799,7 +29968,7 @@
       </w:pPr>
     </w:lvl>
   </w:abstractNum>
-  <w:abstractNum w:abstractNumId="17" w15:restartNumberingAfterBreak="0">
+  <w:abstractNum w:abstractNumId="19" w15:restartNumberingAfterBreak="0">
     <w:nsid w:val="4A73702B"/>
     <w:multiLevelType w:val="multilevel"/>
     <w:tmpl w:val="CE869576"/>
@@ -26948,7 +30117,7 @@
       </w:rPr>
     </w:lvl>
   </w:abstractNum>
-  <w:abstractNum w:abstractNumId="18" w15:restartNumberingAfterBreak="0">
+  <w:abstractNum w:abstractNumId="20" w15:restartNumberingAfterBreak="0">
     <w:nsid w:val="4AD042E8"/>
     <w:multiLevelType w:val="multilevel"/>
     <w:tmpl w:val="1BC00A18"/>
@@ -27069,7 +30238,7 @@
       </w:pPr>
     </w:lvl>
   </w:abstractNum>
-  <w:abstractNum w:abstractNumId="19" w15:restartNumberingAfterBreak="0">
+  <w:abstractNum w:abstractNumId="21" w15:restartNumberingAfterBreak="0">
     <w:nsid w:val="4B5700C4"/>
     <w:multiLevelType w:val="multilevel"/>
     <w:tmpl w:val="29AE4EE2"/>
@@ -27218,7 +30387,7 @@
       </w:rPr>
     </w:lvl>
   </w:abstractNum>
-  <w:abstractNum w:abstractNumId="20" w15:restartNumberingAfterBreak="0">
+  <w:abstractNum w:abstractNumId="22" w15:restartNumberingAfterBreak="0">
     <w:nsid w:val="4E53084B"/>
     <w:multiLevelType w:val="multilevel"/>
     <w:tmpl w:val="B97E93A8"/>
@@ -27367,7 +30536,7 @@
       </w:rPr>
     </w:lvl>
   </w:abstractNum>
-  <w:abstractNum w:abstractNumId="21" w15:restartNumberingAfterBreak="0">
+  <w:abstractNum w:abstractNumId="23" w15:restartNumberingAfterBreak="0">
     <w:nsid w:val="4FE53F1B"/>
     <w:multiLevelType w:val="multilevel"/>
     <w:tmpl w:val="7FAC91EE"/>
@@ -27516,7 +30685,7 @@
       </w:rPr>
     </w:lvl>
   </w:abstractNum>
-  <w:abstractNum w:abstractNumId="22" w15:restartNumberingAfterBreak="0">
+  <w:abstractNum w:abstractNumId="24" w15:restartNumberingAfterBreak="0">
     <w:nsid w:val="532A36A3"/>
     <w:multiLevelType w:val="hybridMultilevel"/>
     <w:tmpl w:val="82A475FE"/>
@@ -27602,7 +30771,7 @@
       </w:pPr>
     </w:lvl>
   </w:abstractNum>
-  <w:abstractNum w:abstractNumId="23" w15:restartNumberingAfterBreak="0">
+  <w:abstractNum w:abstractNumId="25" w15:restartNumberingAfterBreak="0">
     <w:nsid w:val="57F22669"/>
     <w:multiLevelType w:val="multilevel"/>
     <w:tmpl w:val="45E85A80"/>
@@ -27697,7 +30866,7 @@
       </w:pPr>
     </w:lvl>
   </w:abstractNum>
-  <w:abstractNum w:abstractNumId="24" w15:restartNumberingAfterBreak="0">
+  <w:abstractNum w:abstractNumId="26" w15:restartNumberingAfterBreak="0">
     <w:nsid w:val="59A027CF"/>
     <w:multiLevelType w:val="multilevel"/>
     <w:tmpl w:val="F8A213A0"/>
@@ -27846,7 +31015,7 @@
       </w:rPr>
     </w:lvl>
   </w:abstractNum>
-  <w:abstractNum w:abstractNumId="25" w15:restartNumberingAfterBreak="0">
+  <w:abstractNum w:abstractNumId="27" w15:restartNumberingAfterBreak="0">
     <w:nsid w:val="5CFF75AC"/>
     <w:multiLevelType w:val="multilevel"/>
     <w:tmpl w:val="1DC8E9CC"/>
@@ -27963,7 +31132,7 @@
       </w:pPr>
     </w:lvl>
   </w:abstractNum>
-  <w:abstractNum w:abstractNumId="26" w15:restartNumberingAfterBreak="0">
+  <w:abstractNum w:abstractNumId="28" w15:restartNumberingAfterBreak="0">
     <w:nsid w:val="5E286B45"/>
     <w:multiLevelType w:val="multilevel"/>
     <w:tmpl w:val="0AEECD6E"/>
@@ -28080,7 +31249,7 @@
       </w:pPr>
     </w:lvl>
   </w:abstractNum>
-  <w:abstractNum w:abstractNumId="27" w15:restartNumberingAfterBreak="0">
+  <w:abstractNum w:abstractNumId="29" w15:restartNumberingAfterBreak="0">
     <w:nsid w:val="5EDC75B6"/>
     <w:multiLevelType w:val="multilevel"/>
     <w:tmpl w:val="759A2752"/>
@@ -28229,7 +31398,7 @@
       </w:rPr>
     </w:lvl>
   </w:abstractNum>
-  <w:abstractNum w:abstractNumId="28" w15:restartNumberingAfterBreak="0">
+  <w:abstractNum w:abstractNumId="30" w15:restartNumberingAfterBreak="0">
     <w:nsid w:val="624B13BB"/>
     <w:multiLevelType w:val="multilevel"/>
     <w:tmpl w:val="6480D89C"/>
@@ -28378,7 +31547,7 @@
       </w:rPr>
     </w:lvl>
   </w:abstractNum>
-  <w:abstractNum w:abstractNumId="29" w15:restartNumberingAfterBreak="0">
+  <w:abstractNum w:abstractNumId="31" w15:restartNumberingAfterBreak="0">
     <w:nsid w:val="645B3EE9"/>
     <w:multiLevelType w:val="multilevel"/>
     <w:tmpl w:val="5CFCA764"/>
@@ -28495,7 +31664,7 @@
       </w:pPr>
     </w:lvl>
   </w:abstractNum>
-  <w:abstractNum w:abstractNumId="30" w15:restartNumberingAfterBreak="0">
+  <w:abstractNum w:abstractNumId="32" w15:restartNumberingAfterBreak="0">
     <w:nsid w:val="6C0671EF"/>
     <w:multiLevelType w:val="multilevel"/>
     <w:tmpl w:val="7CA2E4FA"/>
@@ -28644,7 +31813,7 @@
       </w:rPr>
     </w:lvl>
   </w:abstractNum>
-  <w:abstractNum w:abstractNumId="31" w15:restartNumberingAfterBreak="0">
+  <w:abstractNum w:abstractNumId="33" w15:restartNumberingAfterBreak="0">
     <w:nsid w:val="6CE25922"/>
     <w:multiLevelType w:val="multilevel"/>
     <w:tmpl w:val="759A2752"/>
@@ -28793,7 +31962,7 @@
       </w:rPr>
     </w:lvl>
   </w:abstractNum>
-  <w:abstractNum w:abstractNumId="32" w15:restartNumberingAfterBreak="0">
+  <w:abstractNum w:abstractNumId="34" w15:restartNumberingAfterBreak="0">
     <w:nsid w:val="6D9070F4"/>
     <w:multiLevelType w:val="multilevel"/>
     <w:tmpl w:val="33CC9BB2"/>
@@ -28942,7 +32111,7 @@
       </w:rPr>
     </w:lvl>
   </w:abstractNum>
-  <w:abstractNum w:abstractNumId="33" w15:restartNumberingAfterBreak="0">
+  <w:abstractNum w:abstractNumId="35" w15:restartNumberingAfterBreak="0">
     <w:nsid w:val="706A52E3"/>
     <w:multiLevelType w:val="multilevel"/>
     <w:tmpl w:val="1B04E240"/>
@@ -29091,7 +32260,7 @@
       </w:rPr>
     </w:lvl>
   </w:abstractNum>
-  <w:abstractNum w:abstractNumId="34" w15:restartNumberingAfterBreak="0">
+  <w:abstractNum w:abstractNumId="36" w15:restartNumberingAfterBreak="0">
     <w:nsid w:val="711D355A"/>
     <w:multiLevelType w:val="multilevel"/>
     <w:tmpl w:val="1D1AF6DA"/>
@@ -29204,7 +32373,233 @@
       </w:pPr>
     </w:lvl>
   </w:abstractNum>
-  <w:abstractNum w:abstractNumId="35" w15:restartNumberingAfterBreak="0">
+  <w:abstractNum w:abstractNumId="37" w15:restartNumberingAfterBreak="0">
+    <w:nsid w:val="763637BB"/>
+    <w:multiLevelType w:val="multilevel"/>
+    <w:tmpl w:val="5F28E02A"/>
+    <w:lvl w:ilvl="0">
+      <w:start w:val="1"/>
+      <w:numFmt w:val="decimal"/>
+      <w:lvlText w:val="%1."/>
+      <w:lvlJc w:val="left"/>
+      <w:pPr>
+        <w:tabs>
+          <w:tab w:val="num" w:pos="720"/>
+        </w:tabs>
+        <w:ind w:left="720" w:hanging="360"/>
+      </w:pPr>
+    </w:lvl>
+    <w:lvl w:ilvl="1" w:tentative="1">
+      <w:start w:val="1"/>
+      <w:numFmt w:val="decimal"/>
+      <w:lvlText w:val="%2."/>
+      <w:lvlJc w:val="left"/>
+      <w:pPr>
+        <w:tabs>
+          <w:tab w:val="num" w:pos="1440"/>
+        </w:tabs>
+        <w:ind w:left="1440" w:hanging="360"/>
+      </w:pPr>
+    </w:lvl>
+    <w:lvl w:ilvl="2" w:tentative="1">
+      <w:start w:val="1"/>
+      <w:numFmt w:val="decimal"/>
+      <w:lvlText w:val="%3."/>
+      <w:lvlJc w:val="left"/>
+      <w:pPr>
+        <w:tabs>
+          <w:tab w:val="num" w:pos="2160"/>
+        </w:tabs>
+        <w:ind w:left="2160" w:hanging="360"/>
+      </w:pPr>
+    </w:lvl>
+    <w:lvl w:ilvl="3" w:tentative="1">
+      <w:start w:val="1"/>
+      <w:numFmt w:val="decimal"/>
+      <w:lvlText w:val="%4."/>
+      <w:lvlJc w:val="left"/>
+      <w:pPr>
+        <w:tabs>
+          <w:tab w:val="num" w:pos="2880"/>
+        </w:tabs>
+        <w:ind w:left="2880" w:hanging="360"/>
+      </w:pPr>
+    </w:lvl>
+    <w:lvl w:ilvl="4" w:tentative="1">
+      <w:start w:val="1"/>
+      <w:numFmt w:val="decimal"/>
+      <w:lvlText w:val="%5."/>
+      <w:lvlJc w:val="left"/>
+      <w:pPr>
+        <w:tabs>
+          <w:tab w:val="num" w:pos="3600"/>
+        </w:tabs>
+        <w:ind w:left="3600" w:hanging="360"/>
+      </w:pPr>
+    </w:lvl>
+    <w:lvl w:ilvl="5" w:tentative="1">
+      <w:start w:val="1"/>
+      <w:numFmt w:val="decimal"/>
+      <w:lvlText w:val="%6."/>
+      <w:lvlJc w:val="left"/>
+      <w:pPr>
+        <w:tabs>
+          <w:tab w:val="num" w:pos="4320"/>
+        </w:tabs>
+        <w:ind w:left="4320" w:hanging="360"/>
+      </w:pPr>
+    </w:lvl>
+    <w:lvl w:ilvl="6" w:tentative="1">
+      <w:start w:val="1"/>
+      <w:numFmt w:val="decimal"/>
+      <w:lvlText w:val="%7."/>
+      <w:lvlJc w:val="left"/>
+      <w:pPr>
+        <w:tabs>
+          <w:tab w:val="num" w:pos="5040"/>
+        </w:tabs>
+        <w:ind w:left="5040" w:hanging="360"/>
+      </w:pPr>
+    </w:lvl>
+    <w:lvl w:ilvl="7" w:tentative="1">
+      <w:start w:val="1"/>
+      <w:numFmt w:val="decimal"/>
+      <w:lvlText w:val="%8."/>
+      <w:lvlJc w:val="left"/>
+      <w:pPr>
+        <w:tabs>
+          <w:tab w:val="num" w:pos="5760"/>
+        </w:tabs>
+        <w:ind w:left="5760" w:hanging="360"/>
+      </w:pPr>
+    </w:lvl>
+    <w:lvl w:ilvl="8" w:tentative="1">
+      <w:start w:val="1"/>
+      <w:numFmt w:val="decimal"/>
+      <w:lvlText w:val="%9."/>
+      <w:lvlJc w:val="left"/>
+      <w:pPr>
+        <w:tabs>
+          <w:tab w:val="num" w:pos="6480"/>
+        </w:tabs>
+        <w:ind w:left="6480" w:hanging="360"/>
+      </w:pPr>
+    </w:lvl>
+  </w:abstractNum>
+  <w:abstractNum w:abstractNumId="38" w15:restartNumberingAfterBreak="0">
+    <w:nsid w:val="76F430FE"/>
+    <w:multiLevelType w:val="multilevel"/>
+    <w:tmpl w:val="99F6D992"/>
+    <w:lvl w:ilvl="0">
+      <w:start w:val="1"/>
+      <w:numFmt w:val="decimal"/>
+      <w:lvlText w:val="%1."/>
+      <w:lvlJc w:val="left"/>
+      <w:pPr>
+        <w:tabs>
+          <w:tab w:val="num" w:pos="720"/>
+        </w:tabs>
+        <w:ind w:left="720" w:hanging="360"/>
+      </w:pPr>
+    </w:lvl>
+    <w:lvl w:ilvl="1" w:tentative="1">
+      <w:start w:val="1"/>
+      <w:numFmt w:val="decimal"/>
+      <w:lvlText w:val="%2."/>
+      <w:lvlJc w:val="left"/>
+      <w:pPr>
+        <w:tabs>
+          <w:tab w:val="num" w:pos="1440"/>
+        </w:tabs>
+        <w:ind w:left="1440" w:hanging="360"/>
+      </w:pPr>
+    </w:lvl>
+    <w:lvl w:ilvl="2" w:tentative="1">
+      <w:start w:val="1"/>
+      <w:numFmt w:val="decimal"/>
+      <w:lvlText w:val="%3."/>
+      <w:lvlJc w:val="left"/>
+      <w:pPr>
+        <w:tabs>
+          <w:tab w:val="num" w:pos="2160"/>
+        </w:tabs>
+        <w:ind w:left="2160" w:hanging="360"/>
+      </w:pPr>
+    </w:lvl>
+    <w:lvl w:ilvl="3" w:tentative="1">
+      <w:start w:val="1"/>
+      <w:numFmt w:val="decimal"/>
+      <w:lvlText w:val="%4."/>
+      <w:lvlJc w:val="left"/>
+      <w:pPr>
+        <w:tabs>
+          <w:tab w:val="num" w:pos="2880"/>
+        </w:tabs>
+        <w:ind w:left="2880" w:hanging="360"/>
+      </w:pPr>
+    </w:lvl>
+    <w:lvl w:ilvl="4" w:tentative="1">
+      <w:start w:val="1"/>
+      <w:numFmt w:val="decimal"/>
+      <w:lvlText w:val="%5."/>
+      <w:lvlJc w:val="left"/>
+      <w:pPr>
+        <w:tabs>
+          <w:tab w:val="num" w:pos="3600"/>
+        </w:tabs>
+        <w:ind w:left="3600" w:hanging="360"/>
+      </w:pPr>
+    </w:lvl>
+    <w:lvl w:ilvl="5" w:tentative="1">
+      <w:start w:val="1"/>
+      <w:numFmt w:val="decimal"/>
+      <w:lvlText w:val="%6."/>
+      <w:lvlJc w:val="left"/>
+      <w:pPr>
+        <w:tabs>
+          <w:tab w:val="num" w:pos="4320"/>
+        </w:tabs>
+        <w:ind w:left="4320" w:hanging="360"/>
+      </w:pPr>
+    </w:lvl>
+    <w:lvl w:ilvl="6" w:tentative="1">
+      <w:start w:val="1"/>
+      <w:numFmt w:val="decimal"/>
+      <w:lvlText w:val="%7."/>
+      <w:lvlJc w:val="left"/>
+      <w:pPr>
+        <w:tabs>
+          <w:tab w:val="num" w:pos="5040"/>
+        </w:tabs>
+        <w:ind w:left="5040" w:hanging="360"/>
+      </w:pPr>
+    </w:lvl>
+    <w:lvl w:ilvl="7" w:tentative="1">
+      <w:start w:val="1"/>
+      <w:numFmt w:val="decimal"/>
+      <w:lvlText w:val="%8."/>
+      <w:lvlJc w:val="left"/>
+      <w:pPr>
+        <w:tabs>
+          <w:tab w:val="num" w:pos="5760"/>
+        </w:tabs>
+        <w:ind w:left="5760" w:hanging="360"/>
+      </w:pPr>
+    </w:lvl>
+    <w:lvl w:ilvl="8" w:tentative="1">
+      <w:start w:val="1"/>
+      <w:numFmt w:val="decimal"/>
+      <w:lvlText w:val="%9."/>
+      <w:lvlJc w:val="left"/>
+      <w:pPr>
+        <w:tabs>
+          <w:tab w:val="num" w:pos="6480"/>
+        </w:tabs>
+        <w:ind w:left="6480" w:hanging="360"/>
+      </w:pPr>
+    </w:lvl>
+  </w:abstractNum>
+  <w:abstractNum w:abstractNumId="39" w15:restartNumberingAfterBreak="0">
     <w:nsid w:val="7A7C44D6"/>
     <w:multiLevelType w:val="multilevel"/>
     <w:tmpl w:val="ECA4F9DE"/>
@@ -29353,7 +32748,120 @@
       </w:rPr>
     </w:lvl>
   </w:abstractNum>
-  <w:abstractNum w:abstractNumId="36" w15:restartNumberingAfterBreak="0">
+  <w:abstractNum w:abstractNumId="40" w15:restartNumberingAfterBreak="0">
+    <w:nsid w:val="7A8475BD"/>
+    <w:multiLevelType w:val="multilevel"/>
+    <w:tmpl w:val="35B01504"/>
+    <w:lvl w:ilvl="0">
+      <w:start w:val="1"/>
+      <w:numFmt w:val="decimal"/>
+      <w:lvlText w:val="%1."/>
+      <w:lvlJc w:val="left"/>
+      <w:pPr>
+        <w:tabs>
+          <w:tab w:val="num" w:pos="720"/>
+        </w:tabs>
+        <w:ind w:left="720" w:hanging="360"/>
+      </w:pPr>
+    </w:lvl>
+    <w:lvl w:ilvl="1" w:tentative="1">
+      <w:start w:val="1"/>
+      <w:numFmt w:val="decimal"/>
+      <w:lvlText w:val="%2."/>
+      <w:lvlJc w:val="left"/>
+      <w:pPr>
+        <w:tabs>
+          <w:tab w:val="num" w:pos="1440"/>
+        </w:tabs>
+        <w:ind w:left="1440" w:hanging="360"/>
+      </w:pPr>
+    </w:lvl>
+    <w:lvl w:ilvl="2" w:tentative="1">
+      <w:start w:val="1"/>
+      <w:numFmt w:val="decimal"/>
+      <w:lvlText w:val="%3."/>
+      <w:lvlJc w:val="left"/>
+      <w:pPr>
+        <w:tabs>
+          <w:tab w:val="num" w:pos="2160"/>
+        </w:tabs>
+        <w:ind w:left="2160" w:hanging="360"/>
+      </w:pPr>
+    </w:lvl>
+    <w:lvl w:ilvl="3" w:tentative="1">
+      <w:start w:val="1"/>
+      <w:numFmt w:val="decimal"/>
+      <w:lvlText w:val="%4."/>
+      <w:lvlJc w:val="left"/>
+      <w:pPr>
+        <w:tabs>
+          <w:tab w:val="num" w:pos="2880"/>
+        </w:tabs>
+        <w:ind w:left="2880" w:hanging="360"/>
+      </w:pPr>
+    </w:lvl>
+    <w:lvl w:ilvl="4" w:tentative="1">
+      <w:start w:val="1"/>
+      <w:numFmt w:val="decimal"/>
+      <w:lvlText w:val="%5."/>
+      <w:lvlJc w:val="left"/>
+      <w:pPr>
+        <w:tabs>
+          <w:tab w:val="num" w:pos="3600"/>
+        </w:tabs>
+        <w:ind w:left="3600" w:hanging="360"/>
+      </w:pPr>
+    </w:lvl>
+    <w:lvl w:ilvl="5" w:tentative="1">
+      <w:start w:val="1"/>
+      <w:numFmt w:val="decimal"/>
+      <w:lvlText w:val="%6."/>
+      <w:lvlJc w:val="left"/>
+      <w:pPr>
+        <w:tabs>
+          <w:tab w:val="num" w:pos="4320"/>
+        </w:tabs>
+        <w:ind w:left="4320" w:hanging="360"/>
+      </w:pPr>
+    </w:lvl>
+    <w:lvl w:ilvl="6" w:tentative="1">
+      <w:start w:val="1"/>
+      <w:numFmt w:val="decimal"/>
+      <w:lvlText w:val="%7."/>
+      <w:lvlJc w:val="left"/>
+      <w:pPr>
+        <w:tabs>
+          <w:tab w:val="num" w:pos="5040"/>
+        </w:tabs>
+        <w:ind w:left="5040" w:hanging="360"/>
+      </w:pPr>
+    </w:lvl>
+    <w:lvl w:ilvl="7" w:tentative="1">
+      <w:start w:val="1"/>
+      <w:numFmt w:val="decimal"/>
+      <w:lvlText w:val="%8."/>
+      <w:lvlJc w:val="left"/>
+      <w:pPr>
+        <w:tabs>
+          <w:tab w:val="num" w:pos="5760"/>
+        </w:tabs>
+        <w:ind w:left="5760" w:hanging="360"/>
+      </w:pPr>
+    </w:lvl>
+    <w:lvl w:ilvl="8" w:tentative="1">
+      <w:start w:val="1"/>
+      <w:numFmt w:val="decimal"/>
+      <w:lvlText w:val="%9."/>
+      <w:lvlJc w:val="left"/>
+      <w:pPr>
+        <w:tabs>
+          <w:tab w:val="num" w:pos="6480"/>
+        </w:tabs>
+        <w:ind w:left="6480" w:hanging="360"/>
+      </w:pPr>
+    </w:lvl>
+  </w:abstractNum>
+  <w:abstractNum w:abstractNumId="41" w15:restartNumberingAfterBreak="0">
     <w:nsid w:val="7B1E7808"/>
     <w:multiLevelType w:val="multilevel"/>
     <w:tmpl w:val="44503C32"/>
@@ -29502,7 +33010,7 @@
       </w:rPr>
     </w:lvl>
   </w:abstractNum>
-  <w:abstractNum w:abstractNumId="37" w15:restartNumberingAfterBreak="0">
+  <w:abstractNum w:abstractNumId="42" w15:restartNumberingAfterBreak="0">
     <w:nsid w:val="7FF07548"/>
     <w:multiLevelType w:val="multilevel"/>
     <w:tmpl w:val="350EE1F4"/>
@@ -29652,10 +33160,10 @@
     </w:lvl>
   </w:abstractNum>
   <w:num w:numId="1">
-    <w:abstractNumId w:val="11"/>
+    <w:abstractNumId w:val="12"/>
   </w:num>
   <w:num w:numId="2">
-    <w:abstractNumId w:val="23"/>
+    <w:abstractNumId w:val="25"/>
   </w:num>
   <w:num w:numId="3">
     <w:abstractNumId w:val="6"/>
@@ -29664,7 +33172,7 @@
     <w:abstractNumId w:val="4"/>
   </w:num>
   <w:num w:numId="5">
-    <w:abstractNumId w:val="22"/>
+    <w:abstractNumId w:val="24"/>
   </w:num>
   <w:num w:numId="6">
     <w:abstractNumId w:val="7"/>
@@ -29673,22 +33181,22 @@
     <w:abstractNumId w:val="2"/>
   </w:num>
   <w:num w:numId="8">
-    <w:abstractNumId w:val="19"/>
+    <w:abstractNumId w:val="21"/>
   </w:num>
   <w:num w:numId="9">
-    <w:abstractNumId w:val="32"/>
+    <w:abstractNumId w:val="34"/>
   </w:num>
   <w:num w:numId="10">
     <w:abstractNumId w:val="9"/>
   </w:num>
   <w:num w:numId="11">
-    <w:abstractNumId w:val="36"/>
+    <w:abstractNumId w:val="41"/>
   </w:num>
   <w:num w:numId="12">
-    <w:abstractNumId w:val="16"/>
+    <w:abstractNumId w:val="18"/>
   </w:num>
   <w:num w:numId="13">
-    <w:abstractNumId w:val="34"/>
+    <w:abstractNumId w:val="36"/>
   </w:num>
   <w:num w:numId="14">
     <w:abstractNumId w:val="5"/>
@@ -29697,25 +33205,25 @@
     <w:abstractNumId w:val="1"/>
   </w:num>
   <w:num w:numId="16">
-    <w:abstractNumId w:val="12"/>
+    <w:abstractNumId w:val="14"/>
   </w:num>
   <w:num w:numId="17">
-    <w:abstractNumId w:val="26"/>
+    <w:abstractNumId w:val="28"/>
   </w:num>
   <w:num w:numId="18">
-    <w:abstractNumId w:val="15"/>
+    <w:abstractNumId w:val="17"/>
   </w:num>
   <w:num w:numId="19">
-    <w:abstractNumId w:val="25"/>
+    <w:abstractNumId w:val="27"/>
   </w:num>
   <w:num w:numId="20">
-    <w:abstractNumId w:val="21"/>
+    <w:abstractNumId w:val="23"/>
   </w:num>
   <w:num w:numId="21">
-    <w:abstractNumId w:val="31"/>
+    <w:abstractNumId w:val="33"/>
   </w:num>
   <w:num w:numId="22">
-    <w:abstractNumId w:val="27"/>
+    <w:abstractNumId w:val="29"/>
   </w:num>
   <w:num w:numId="23">
     <w:abstractNumId w:val="10"/>
@@ -29724,46 +33232,61 @@
     <w:abstractNumId w:val="0"/>
   </w:num>
   <w:num w:numId="25">
-    <w:abstractNumId w:val="37"/>
+    <w:abstractNumId w:val="42"/>
   </w:num>
   <w:num w:numId="26">
-    <w:abstractNumId w:val="33"/>
+    <w:abstractNumId w:val="35"/>
   </w:num>
   <w:num w:numId="27">
-    <w:abstractNumId w:val="30"/>
+    <w:abstractNumId w:val="32"/>
   </w:num>
   <w:num w:numId="28">
-    <w:abstractNumId w:val="35"/>
+    <w:abstractNumId w:val="39"/>
   </w:num>
   <w:num w:numId="29">
-    <w:abstractNumId w:val="13"/>
+    <w:abstractNumId w:val="15"/>
   </w:num>
   <w:num w:numId="30">
-    <w:abstractNumId w:val="24"/>
+    <w:abstractNumId w:val="26"/>
   </w:num>
   <w:num w:numId="31">
-    <w:abstractNumId w:val="14"/>
+    <w:abstractNumId w:val="16"/>
   </w:num>
   <w:num w:numId="32">
-    <w:abstractNumId w:val="18"/>
+    <w:abstractNumId w:val="20"/>
   </w:num>
   <w:num w:numId="33">
-    <w:abstractNumId w:val="29"/>
+    <w:abstractNumId w:val="31"/>
   </w:num>
   <w:num w:numId="34">
     <w:abstractNumId w:val="3"/>
   </w:num>
   <w:num w:numId="35">
-    <w:abstractNumId w:val="20"/>
+    <w:abstractNumId w:val="22"/>
   </w:num>
   <w:num w:numId="36">
     <w:abstractNumId w:val="8"/>
   </w:num>
   <w:num w:numId="37">
-    <w:abstractNumId w:val="28"/>
+    <w:abstractNumId w:val="30"/>
   </w:num>
   <w:num w:numId="38">
-    <w:abstractNumId w:val="17"/>
+    <w:abstractNumId w:val="19"/>
+  </w:num>
+  <w:num w:numId="39">
+    <w:abstractNumId w:val="13"/>
+  </w:num>
+  <w:num w:numId="40">
+    <w:abstractNumId w:val="40"/>
+  </w:num>
+  <w:num w:numId="41">
+    <w:abstractNumId w:val="11"/>
+  </w:num>
+  <w:num w:numId="42">
+    <w:abstractNumId w:val="38"/>
+  </w:num>
+  <w:num w:numId="43">
+    <w:abstractNumId w:val="37"/>
   </w:num>
   <w:numIdMacAtCleanup w:val="26"/>
 </w:numbering>
@@ -29937,7 +33460,7 @@
     <w:lsdException w:name="Table Web 2" w:semiHidden="1" w:unhideWhenUsed="1"/>
     <w:lsdException w:name="Table Web 3" w:semiHidden="1" w:unhideWhenUsed="1"/>
     <w:lsdException w:name="Balloon Text" w:semiHidden="1" w:unhideWhenUsed="1"/>
-    <w:lsdException w:name="Table Grid" w:uiPriority="59"/>
+    <w:lsdException w:name="Table Grid" w:uiPriority="39"/>
     <w:lsdException w:name="Table Theme" w:semiHidden="1" w:unhideWhenUsed="1"/>
     <w:lsdException w:name="Placeholder Text" w:semiHidden="1"/>
     <w:lsdException w:name="No Spacing" w:uiPriority="1" w:qFormat="1"/>
@@ -30971,6 +34494,27 @@
     <w:basedOn w:val="Bekezdsalapbettpusa"/>
     <w:rsid w:val="00B144F1"/>
   </w:style>
+  <w:style w:type="table" w:styleId="Rcsostblzat">
+    <w:name w:val="Table Grid"/>
+    <w:basedOn w:val="Normltblzat"/>
+    <w:uiPriority w:val="39"/>
+    <w:rsid w:val="00881879"/>
+    <w:rPr>
+      <w:rFonts w:asciiTheme="minorHAnsi" w:hAnsiTheme="minorHAnsi" w:cstheme="minorBidi"/>
+      <w:sz w:val="22"/>
+    </w:rPr>
+    <w:tblPr>
+      <w:tblInd w:w="0" w:type="nil"/>
+      <w:tblBorders>
+        <w:top w:val="single" w:sz="4" w:space="0" w:color="auto"/>
+        <w:left w:val="single" w:sz="4" w:space="0" w:color="auto"/>
+        <w:bottom w:val="single" w:sz="4" w:space="0" w:color="auto"/>
+        <w:right w:val="single" w:sz="4" w:space="0" w:color="auto"/>
+        <w:insideH w:val="single" w:sz="4" w:space="0" w:color="auto"/>
+        <w:insideV w:val="single" w:sz="4" w:space="0" w:color="auto"/>
+      </w:tblBorders>
+    </w:tblPr>
+  </w:style>
 </w:styles>
 </file>
 
@@ -31260,12 +34804,6 @@
 </file>
 
 <file path=customXml/item1.xml><?xml version="1.0" encoding="utf-8"?>
-<p:properties xmlns:p="http://schemas.microsoft.com/office/2006/metadata/properties" xmlns:xsi="http://www.w3.org/2001/XMLSchema-instance" xmlns:pc="http://schemas.microsoft.com/office/infopath/2007/PartnerControls">
-  <documentManagement/>
-</p:properties>
-</file>
-
-<file path=customXml/item2.xml><?xml version="1.0" encoding="utf-8"?>
 <ct:contentTypeSchema xmlns:ct="http://schemas.microsoft.com/office/2006/metadata/contentType" xmlns:ma="http://schemas.microsoft.com/office/2006/metadata/properties/metaAttributes" ct:_="" ma:_="" ma:contentTypeName="Dokumentum" ma:contentTypeID="0x010100AC5DCE2C8CB8364E81FF4C4B62CF51BD" ma:contentTypeVersion="0" ma:contentTypeDescription="Új dokumentum létrehozása." ma:contentTypeScope="" ma:versionID="188c1ad739ce0c3bbe5272b6005e1f18">
   <xsd:schema xmlns:xsd="http://www.w3.org/2001/XMLSchema" xmlns:xs="http://www.w3.org/2001/XMLSchema" xmlns:p="http://schemas.microsoft.com/office/2006/metadata/properties" targetNamespace="http://schemas.microsoft.com/office/2006/metadata/properties" ma:root="true" ma:fieldsID="842132b1d35b662612c3cf288125e263">
     <xsd:element name="properties">
@@ -31379,6 +34917,12 @@
 </ct:contentTypeSchema>
 </file>
 
+<file path=customXml/item2.xml><?xml version="1.0" encoding="utf-8"?>
+<p:properties xmlns:p="http://schemas.microsoft.com/office/2006/metadata/properties" xmlns:xsi="http://www.w3.org/2001/XMLSchema-instance" xmlns:pc="http://schemas.microsoft.com/office/infopath/2007/PartnerControls">
+  <documentManagement/>
+</p:properties>
+</file>
+
 <file path=customXml/item3.xml><?xml version="1.0" encoding="utf-8"?>
 <?mso-contentType ?>
 <FormTemplates xmlns="http://schemas.microsoft.com/sharepoint/v3/contenttype/forms">
@@ -31393,15 +34937,6 @@
 </file>
 
 <file path=customXml/itemProps1.xml><?xml version="1.0" encoding="utf-8"?>
-<ds:datastoreItem xmlns:ds="http://schemas.openxmlformats.org/officeDocument/2006/customXml" ds:itemID="{4683CF39-CBC1-469A-88EA-F31417A0D119}">
-  <ds:schemaRefs>
-    <ds:schemaRef ds:uri="http://schemas.microsoft.com/office/2006/metadata/properties"/>
-    <ds:schemaRef ds:uri="http://schemas.microsoft.com/office/infopath/2007/PartnerControls"/>
-  </ds:schemaRefs>
-</ds:datastoreItem>
-</file>
-
-<file path=customXml/itemProps2.xml><?xml version="1.0" encoding="utf-8"?>
 <ds:datastoreItem xmlns:ds="http://schemas.openxmlformats.org/officeDocument/2006/customXml" ds:itemID="{D6A40F4F-5D4F-4EFD-8CAD-BF92F3319FED}">
   <ds:schemaRefs>
     <ds:schemaRef ds:uri="http://schemas.microsoft.com/office/2006/metadata/contentType"/>
@@ -31417,6 +34952,15 @@
 </ds:datastoreItem>
 </file>
 
+<file path=customXml/itemProps2.xml><?xml version="1.0" encoding="utf-8"?>
+<ds:datastoreItem xmlns:ds="http://schemas.openxmlformats.org/officeDocument/2006/customXml" ds:itemID="{4683CF39-CBC1-469A-88EA-F31417A0D119}">
+  <ds:schemaRefs>
+    <ds:schemaRef ds:uri="http://schemas.microsoft.com/office/2006/metadata/properties"/>
+    <ds:schemaRef ds:uri="http://schemas.microsoft.com/office/infopath/2007/PartnerControls"/>
+  </ds:schemaRefs>
+</ds:datastoreItem>
+</file>
+
 <file path=customXml/itemProps3.xml><?xml version="1.0" encoding="utf-8"?>
 <ds:datastoreItem xmlns:ds="http://schemas.openxmlformats.org/officeDocument/2006/customXml" ds:itemID="{49E9CE2F-4863-430F-A73B-CD3063AB172E}">
   <ds:schemaRefs>
@@ -31426,7 +34970,7 @@
 </file>
 
 <file path=customXml/itemProps4.xml><?xml version="1.0" encoding="utf-8"?>
-<ds:datastoreItem xmlns:ds="http://schemas.openxmlformats.org/officeDocument/2006/customXml" ds:itemID="{5B16125F-B59B-46B3-84FA-78561B17480A}">
+<ds:datastoreItem xmlns:ds="http://schemas.openxmlformats.org/officeDocument/2006/customXml" ds:itemID="{6F564855-FE13-46E7-A7D5-C3A0B7836714}">
   <ds:schemaRefs>
     <ds:schemaRef ds:uri="http://schemas.openxmlformats.org/officeDocument/2006/bibliography"/>
   </ds:schemaRefs>
